--- a/Causal.v042826.v6.docx
+++ b/Causal.v042826.v6.docx
@@ -262,7 +262,22 @@
         </w:rPr>
       </w:pPr>
       <w:r>
-        <w:t>Spatial transcriptomics and multiplex imaging technologies have revolutionized tissue characterization, yet computational analysis remains confined to pattern identification: clustering, trajectory inference, and correlation-based biomarker discovery. These approaches identify what features co-occur but cannot determine whether a molecular change is a cause, consequence, or coincidental byproduct of local tissue context</w:t>
+        <w:t xml:space="preserve">Spatial transcriptomics and multiplex imaging technologies have revolutionized tissue characterization, yet computational analysis remains confined to pattern identification: clustering, trajectory inference, and correlation-based biomarker discovery. These approaches identify what features co-occur but cannot determine whether a molecular change is a cause, consequence, or coincidental byproduct of local tissue context </w:t>
+      </w:r>
+      <w:r>
+        <w:rPr>
+          <w:b/>
+        </w:rPr>
+        <w:t>{Jain, 2024 #1}</w:t>
+      </w:r>
+      <w:r>
+        <w:t xml:space="preserve">. </w:t>
+      </w:r>
+      <w:r>
+        <w:t>This limitation is not merely academic. Without causal identification, spatial data cannot answer the questions most relevant for translational science: which molecular events drive tissue states, how these states evolve, and how tissues would respond to targeted interventions</w:t>
+      </w:r>
+      <w:r>
+        <w:t>.</w:t>
       </w:r>
       <w:r>
         <w:t xml:space="preserve"> </w:t>
@@ -271,75 +286,69 @@
         <w:rPr>
           <w:b/>
         </w:rPr>
-        <w:t>{Jain, 2024 #1}</w:t>
-      </w:r>
-      <w:r>
-        <w:t>. This limitation is not merely academic. Without causal identification, spatial data cannot answer the questions most relevant for translational science: which molecular events drive tissue states, how these states evolve, and how tissues would respond to targeted interventions</w:t>
+        <w:t>{Bissell, 2005 #</w:t>
+      </w:r>
+      <w:proofErr w:type="gramStart"/>
+      <w:r>
+        <w:rPr>
+          <w:b/>
+        </w:rPr>
+        <w:t>2;Fan</w:t>
+      </w:r>
+      <w:proofErr w:type="gramEnd"/>
+      <w:r>
+        <w:rPr>
+          <w:b/>
+        </w:rPr>
+        <w:t>, 2024 #3; Shmatko, 2022 #</w:t>
+      </w:r>
+      <w:proofErr w:type="gramStart"/>
+      <w:r>
+        <w:rPr>
+          <w:b/>
+        </w:rPr>
+        <w:t>8;Vandereyken</w:t>
+      </w:r>
+      <w:proofErr w:type="gramEnd"/>
+      <w:r>
+        <w:rPr>
+          <w:b/>
+        </w:rPr>
+        <w:t>, 2023 #</w:t>
+      </w:r>
+      <w:proofErr w:type="gramStart"/>
+      <w:r>
+        <w:rPr>
+          <w:b/>
+        </w:rPr>
+        <w:t>9;Cui</w:t>
+      </w:r>
+      <w:proofErr w:type="gramEnd"/>
+      <w:r>
+        <w:rPr>
+          <w:b/>
+        </w:rPr>
+        <w:t>, 2021 #10}</w:t>
+      </w:r>
+    </w:p>
+    <w:p>
+      <w:pPr>
+        <w:pStyle w:val="PaperBody"/>
+      </w:pPr>
+      <w:r>
+        <w:t>Current multimodal approaches excel at identifying patterns and correlations but cannot reliably distinguish causes from consequences due to strong influences from the local tissue environment. For example, consider two cells with identical genetic profiles. One cell located near a blood vessel in an oxygen-rich environment may show rapid growth, distinct cell shape, and sensitivity to therapy, while an identical cell in a low-oxygen region may behave quite differently</w:t>
+      </w:r>
+      <w:r>
+        <w:rPr>
+          <w:vertAlign w:val="superscript"/>
+        </w:rPr>
+        <w:t xml:space="preserve">. </w:t>
+      </w:r>
+      <w:r>
+        <w:t>{Conway, 2001 #18}</w:t>
       </w:r>
       <w:r>
         <w:t xml:space="preserve"> </w:t>
-      </w:r>
-      <w:r>
-        <w:rPr>
-          <w:b/>
-        </w:rPr>
-        <w:t>{Bissell, 2005 #</w:t>
-      </w:r>
-      <w:proofErr w:type="gramStart"/>
-      <w:r>
-        <w:rPr>
-          <w:b/>
-        </w:rPr>
-        <w:t>2;Fan</w:t>
-      </w:r>
-      <w:proofErr w:type="gramEnd"/>
-      <w:r>
-        <w:rPr>
-          <w:b/>
-        </w:rPr>
-        <w:t>, 2024 #3; Shmatko, 2022 #</w:t>
-      </w:r>
-      <w:proofErr w:type="gramStart"/>
-      <w:r>
-        <w:rPr>
-          <w:b/>
-        </w:rPr>
-        <w:t>8;Vandereyken</w:t>
-      </w:r>
-      <w:proofErr w:type="gramEnd"/>
-      <w:r>
-        <w:rPr>
-          <w:b/>
-        </w:rPr>
-        <w:t>, 2023 #</w:t>
-      </w:r>
-      <w:proofErr w:type="gramStart"/>
-      <w:r>
-        <w:rPr>
-          <w:b/>
-        </w:rPr>
-        <w:t>9;Cui</w:t>
-      </w:r>
-      <w:proofErr w:type="gramEnd"/>
-      <w:r>
-        <w:rPr>
-          <w:b/>
-        </w:rPr>
-        <w:t>, 2021 #10}</w:t>
-      </w:r>
-    </w:p>
-    <w:p>
-      <w:pPr>
-        <w:pStyle w:val="PaperBody"/>
-      </w:pPr>
-      <w:r>
-        <w:t>Current multimodal approaches excel at identifying patterns and correlations but cannot reliably distinguish causes from consequences due to strong influences from the local tissue environment. For example, consider two cells with identical genetic profiles. One cell located near a blood vessel in an oxygen-rich environment may show rapid growth, distinct cell shape, and sensitivity to therapy, while an identical cell in a low-oxygen region may behave quite differently</w:t>
-      </w:r>
-      <w:r>
-        <w:t>. {Conway, 2001 #18}</w:t>
-      </w:r>
-      <w:r>
-        <w:t xml:space="preserve">. </w:t>
       </w:r>
       <w:r>
         <w:t>These differences arise from local environmental factors rather than intrinsic genetic differences. Similar situations occur throughout spatial biology, where immune cell interactions, extracellular matrix density, stromal cell composition, and local signaling pathways create relationships that obscure the true molecular causes of observed behaviors</w:t>
@@ -728,6 +737,15 @@
           <w:b/>
         </w:rPr>
         <w:t>, 2022 #30}</w:t>
+      </w:r>
+      <w:r>
+        <w:t xml:space="preserve"> </w:t>
+      </w:r>
+      <w:r>
+        <w:rPr>
+          <w:b/>
+        </w:rPr>
+        <w:t>{Zhang, 2025 #62}</w:t>
       </w:r>
     </w:p>
     <w:p>
@@ -1077,7 +1095,21 @@
         <w:t>CAUSANTA</w:t>
       </w:r>
       <w:r>
-        <w:t>), an analysis and simulation that embeds known causal structure into realistic tumor tissue to enable validation of causal discovery methods against ground truth. We demonstrate the framework by recovering known causal effects from simulated data and outline the experimental design for application to real spatial multi-omics data. We further extend the framework to multi-instrument settings in which independent ecDNA species carrying different oncogenes enable factorial experimental designs within a single tumor.</w:t>
+        <w:t xml:space="preserve">), an analysis and simulation that embeds known causal structure into realistic tumor tissue to enable validation of causal discovery methods against ground truth. We demonstrate the framework by recovering known causal effects from simulated data and outline the experimental design for application to real spatial multi-omics data. We further extend the framework to multi-instrument settings in which independent ecDNA species carrying different oncogenes enable factorial experimental designs within a single </w:t>
+      </w:r>
+      <w:proofErr w:type="gramStart"/>
+      <w:r>
+        <w:t>tumor</w:t>
+      </w:r>
+      <w:r>
+        <w:t>{</w:t>
+      </w:r>
+      <w:proofErr w:type="gramEnd"/>
+      <w:r>
+        <w:t>Webb, 2025 #38}</w:t>
+      </w:r>
+      <w:r>
+        <w:t>.</w:t>
       </w:r>
     </w:p>
     <w:p>
@@ -10427,13 +10459,25 @@
         <w:t>W</w:t>
       </w:r>
       <w:r>
-        <w:t>e propose that extrachromosomal DNA (ecDNA) provides a biologically grounded instrumental variable for causal inference in cancer spatial biology. ecDNA are circular, double-stranded DNA molecules ranging from 100 kb to several megabases that carry amplified oncogenes outside the chromosome. Unlike homogeneously staining regions (HSRs), which represent chromosomally integrated amplifications, ecDNA exist as autonomous genetic elements in the nucleus. They are found in approximately 30% of cancers across diverse histologies, with particularly high prevalence in glioblastoma (&gt;40%), neuroblastoma, and aggressive carcinomas of the breast, lung, and ovary.</w:t>
+        <w:t>e propose that extrachromosomal DNA (ecDNA) provides a biologically grounded instrumental variable for causal inference in cancer spatial biology. ecDNA are circular, double-stranded DNA molecules ranging from 100 kb to several megabases that carry amplified oncogenes outside the chromosome</w:t>
+      </w:r>
+      <w:r>
+        <w:t xml:space="preserve"> </w:t>
+      </w:r>
+      <w:r>
+        <w:t>{Hung, 2024 #1}</w:t>
+      </w:r>
+      <w:r>
+        <w:t>. Unlike homogeneously staining regions (HSRs), which represent chromosomally integrated amplifications, ecDNA exist as autonomous genetic elements in the nucleus. They are found in approximately 30% of cancers across diverse histologies, with particularly high prevalence in glioblastoma (&gt;40%), neuroblastoma, and aggressive carcinomas of the breast, lung, and ovary.</w:t>
       </w:r>
       <w:r>
         <w:rPr>
           <w:color w:val="000000" w:themeColor="text1"/>
         </w:rPr>
         <w:t xml:space="preserve"> </w:t>
+      </w:r>
+      <w:r>
+        <w:t>{Li, 2026 #61}</w:t>
       </w:r>
     </w:p>
     <w:p>
@@ -10679,7 +10723,19 @@
         <w:t xml:space="preserve">In </w:t>
       </w:r>
       <w:r>
-        <w:t>CAUSANTA simulations, we track every cell division event, recording parent ecDNA count before division, the replicated pool size, and the allocation to each daughter. Analysis of 12,847 division events from a representative 168-hour simulation confirms that segregation follows the expected binomial model (Figure 1A).</w:t>
+        <w:t xml:space="preserve">CAUSANTA simulations, we track every cell division event, recording parent ecDNA count before division, the replicated pool size, and the allocation to each daughter. Analysis of </w:t>
+      </w:r>
+      <w:r>
+        <w:t>51</w:t>
+      </w:r>
+      <w:r>
+        <w:t>,</w:t>
+      </w:r>
+      <w:r>
+        <w:t>568</w:t>
+      </w:r>
+      <w:r>
+        <w:t xml:space="preserve"> division events from a representative 168-hour simulation confirms that segregation follows the expected binomial model (Figure 1A).</w:t>
       </w:r>
     </w:p>
     <w:p>
@@ -10838,7 +10894,35 @@
                                 <w:b w:val="0"/>
                                 <w:bCs w:val="0"/>
                               </w:rPr>
-                              <w:t xml:space="preserve">* Histogram of daughter ecDNA fractions across 747 division events from a 500-hour CAUSANTA simulation. The distribution is centered on the expected mean of 0.5 (dashed red line), with the observed mean of 0.501 (solid blue line) not significantly different from 0.5 (one-sample t-test: t = 0.42, p = 0.67). The variance of 0.0124 matches the theoretical prediction of 0.0125 for </w:t>
+                              <w:t xml:space="preserve">* Histogram of daughter ecDNA fractions across </w:t>
+                            </w:r>
+                            <w:r>
+                              <w:rPr>
+                                <w:b w:val="0"/>
+                                <w:bCs w:val="0"/>
+                              </w:rPr>
+                              <w:t>51,658</w:t>
+                            </w:r>
+                            <w:r>
+                              <w:rPr>
+                                <w:b w:val="0"/>
+                                <w:bCs w:val="0"/>
+                              </w:rPr>
+                              <w:t xml:space="preserve"> division events from a </w:t>
+                            </w:r>
+                            <w:r>
+                              <w:rPr>
+                                <w:b w:val="0"/>
+                                <w:bCs w:val="0"/>
+                              </w:rPr>
+                              <w:t>3</w:t>
+                            </w:r>
+                            <w:r>
+                              <w:rPr>
+                                <w:b w:val="0"/>
+                                <w:bCs w:val="0"/>
+                              </w:rPr>
+                              <w:t xml:space="preserve">00-hour CAUSANTA simulation. The distribution is centered on the expected mean of 0.5 (dashed red line), with the observed mean of 0.501 (solid blue line) not significantly different from 0.5 (one-sample t-test: t = 0.42, p = 0.67). The variance of 0.0124 matches the theoretical prediction of 0.0125 for </w:t>
                             </w:r>
                             <w:proofErr w:type="gramStart"/>
                             <w:r>
@@ -10917,7 +11001,7 @@
                                     <pic:cNvPicPr/>
                                   </pic:nvPicPr>
                                   <pic:blipFill>
-                                    <a:blip r:embed="rId9">
+                                    <a:blip r:embed="rId8">
                                       <a:extLst>
                                         <a:ext uri="{28A0092B-C50C-407E-A947-70E740481C1C}">
                                           <a14:useLocalDpi xmlns:a14="http://schemas.microsoft.com/office/drawing/2010/main" val="0"/>
@@ -10976,7 +11060,35 @@
                           <w:b w:val="0"/>
                           <w:bCs w:val="0"/>
                         </w:rPr>
-                        <w:t xml:space="preserve">* Histogram of daughter ecDNA fractions across 747 division events from a 500-hour CAUSANTA simulation. The distribution is centered on the expected mean of 0.5 (dashed red line), with the observed mean of 0.501 (solid blue line) not significantly different from 0.5 (one-sample t-test: t = 0.42, p = 0.67). The variance of 0.0124 matches the theoretical prediction of 0.0125 for </w:t>
+                        <w:t xml:space="preserve">* Histogram of daughter ecDNA fractions across </w:t>
+                      </w:r>
+                      <w:r>
+                        <w:rPr>
+                          <w:b w:val="0"/>
+                          <w:bCs w:val="0"/>
+                        </w:rPr>
+                        <w:t>51,658</w:t>
+                      </w:r>
+                      <w:r>
+                        <w:rPr>
+                          <w:b w:val="0"/>
+                          <w:bCs w:val="0"/>
+                        </w:rPr>
+                        <w:t xml:space="preserve"> division events from a </w:t>
+                      </w:r>
+                      <w:r>
+                        <w:rPr>
+                          <w:b w:val="0"/>
+                          <w:bCs w:val="0"/>
+                        </w:rPr>
+                        <w:t>3</w:t>
+                      </w:r>
+                      <w:r>
+                        <w:rPr>
+                          <w:b w:val="0"/>
+                          <w:bCs w:val="0"/>
+                        </w:rPr>
+                        <w:t xml:space="preserve">00-hour CAUSANTA simulation. The distribution is centered on the expected mean of 0.5 (dashed red line), with the observed mean of 0.501 (solid blue line) not significantly different from 0.5 (one-sample t-test: t = 0.42, p = 0.67). The variance of 0.0124 matches the theoretical prediction of 0.0125 for </w:t>
                       </w:r>
                       <w:proofErr w:type="gramStart"/>
                       <w:r>
@@ -11235,7 +11347,7 @@
                                           <pic:cNvPicPr/>
                                         </pic:nvPicPr>
                                         <pic:blipFill>
-                                          <a:blip r:embed="rId10"/>
+                                          <a:blip r:embed="rId9"/>
                                           <a:stretch>
                                             <a:fillRect/>
                                           </a:stretch>
@@ -11334,7 +11446,7 @@
                                     <pic:cNvPicPr/>
                                   </pic:nvPicPr>
                                   <pic:blipFill>
-                                    <a:blip r:embed="rId11"/>
+                                    <a:blip r:embed="rId10"/>
                                     <a:stretch>
                                       <a:fillRect/>
                                     </a:stretch>
@@ -12822,7 +12934,7 @@
                                           <pic:cNvPicPr/>
                                         </pic:nvPicPr>
                                         <pic:blipFill>
-                                          <a:blip r:embed="rId12">
+                                          <a:blip r:embed="rId11">
                                             <a:extLst>
                                               <a:ext uri="{28A0092B-C50C-407E-A947-70E740481C1C}">
                                                 <a14:useLocalDpi xmlns:a14="http://schemas.microsoft.com/office/drawing/2010/main" val="0"/>
@@ -12946,7 +13058,7 @@
                                     <pic:cNvPicPr/>
                                   </pic:nvPicPr>
                                   <pic:blipFill>
-                                    <a:blip r:embed="rId13">
+                                    <a:blip r:embed="rId12">
                                       <a:extLst>
                                         <a:ext uri="{28A0092B-C50C-407E-A947-70E740481C1C}">
                                           <a14:useLocalDpi xmlns:a14="http://schemas.microsoft.com/office/drawing/2010/main" val="0"/>
@@ -13249,7 +13361,7 @@
                                           <pic:cNvPicPr/>
                                         </pic:nvPicPr>
                                         <pic:blipFill>
-                                          <a:blip r:embed="rId14">
+                                          <a:blip r:embed="rId13">
                                             <a:extLst>
                                               <a:ext uri="{28A0092B-C50C-407E-A947-70E740481C1C}">
                                                 <a14:useLocalDpi xmlns:a14="http://schemas.microsoft.com/office/drawing/2010/main" val="0"/>
@@ -13389,7 +13501,7 @@
                                     <pic:cNvPicPr/>
                                   </pic:nvPicPr>
                                   <pic:blipFill>
-                                    <a:blip r:embed="rId15">
+                                    <a:blip r:embed="rId14">
                                       <a:extLst>
                                         <a:ext uri="{28A0092B-C50C-407E-A947-70E740481C1C}">
                                           <a14:useLocalDpi xmlns:a14="http://schemas.microsoft.com/office/drawing/2010/main" val="0"/>
@@ -15172,7 +15284,6 @@
   <w:style w:type="character" w:default="1" w:styleId="DefaultParagraphFont">
     <w:name w:val="Default Paragraph Font"/>
     <w:uiPriority w:val="1"/>
-    <w:semiHidden/>
     <w:unhideWhenUsed/>
   </w:style>
   <w:style w:type="table" w:default="1" w:styleId="TableNormal">

--- a/Causal.v042826.v6.docx
+++ b/Causal.v042826.v6.docx
@@ -225,6 +225,20 @@
         <w:pStyle w:val="Heading2"/>
       </w:pPr>
       <w:r>
+        <w:t>An Opportunity</w:t>
+      </w:r>
+      <w:r>
+        <w:t xml:space="preserve"> </w:t>
+      </w:r>
+      <w:proofErr w:type="gramStart"/>
+      <w:r>
+        <w:t>For</w:t>
+      </w:r>
+      <w:proofErr w:type="gramEnd"/>
+      <w:r>
+        <w:t xml:space="preserve"> </w:t>
+      </w:r>
+      <w:r>
         <w:t>Causal reasoning</w:t>
       </w:r>
       <w:r>
@@ -268,16 +282,39 @@
         <w:rPr>
           <w:b/>
         </w:rPr>
-        <w:t>{Jain, 2024 #1}</w:t>
+        <w:fldChar w:fldCharType="begin"/>
+      </w:r>
+      <w:r>
+        <w:rPr>
+          <w:b/>
+        </w:rPr>
+        <w:instrText xml:space="preserve"> ADDIN EN.CITE &lt;EndNote&gt;&lt;Cite&gt;&lt;Author&gt;Jain&lt;/Author&gt;&lt;Year&gt;2024&lt;/Year&gt;&lt;RecNum&gt;1&lt;/RecNum&gt;&lt;DisplayText&gt;&lt;style face="superscript"&gt;4&lt;/style&gt;&lt;/DisplayText&gt;&lt;record&gt;&lt;rec-number&gt;1&lt;/rec-number&gt;&lt;foreign-keys&gt;&lt;key app="EN" db-id="asaw0wz075wzsfep2sdpes0eed0zxvptdx2a" timestamp="1777463547"&gt;1&lt;/key&gt;&lt;/foreign-keys&gt;&lt;ref-type name="Journal Article"&gt;17&lt;/ref-type&gt;&lt;contributors&gt;&lt;authors&gt;&lt;author&gt;Jain, S.&lt;/author&gt;&lt;author&gt;Eadon, M. T.&lt;/author&gt;&lt;/authors&gt;&lt;/contributors&gt;&lt;auth-address&gt;Division of Nephrology, Department of Medicine, Washington University School of Medicine, St. Louis, MO, USA. sanjayjain@wustl.edu.&amp;#xD;Division of Nephrology, Department of Medicine, Indiana University School of Medicine, Indianapolis, IN, USA. meadon@iupui.edu.&lt;/auth-address&gt;&lt;titles&gt;&lt;title&gt;Spatial transcriptomics in health and disease&lt;/title&gt;&lt;secondary-title&gt;Nat Rev Nephrol&lt;/secondary-title&gt;&lt;/titles&gt;&lt;periodical&gt;&lt;full-title&gt;Nat Rev Nephrol&lt;/full-title&gt;&lt;/periodical&gt;&lt;pages&gt;659-671&lt;/pages&gt;&lt;volume&gt;20&lt;/volume&gt;&lt;number&gt;10&lt;/number&gt;&lt;edition&gt;20240508&lt;/edition&gt;&lt;keywords&gt;&lt;keyword&gt;Humans&lt;/keyword&gt;&lt;keyword&gt;*Transcriptome&lt;/keyword&gt;&lt;keyword&gt;*Kidney Diseases/genetics&lt;/keyword&gt;&lt;keyword&gt;Gene Expression Profiling&lt;/keyword&gt;&lt;keyword&gt;Single-Cell Analysis&lt;/keyword&gt;&lt;keyword&gt;Animals&lt;/keyword&gt;&lt;keyword&gt;Proteomics&lt;/keyword&gt;&lt;/keywords&gt;&lt;dates&gt;&lt;year&gt;2024&lt;/year&gt;&lt;pub-dates&gt;&lt;date&gt;Oct&lt;/date&gt;&lt;/pub-dates&gt;&lt;/dates&gt;&lt;isbn&gt;1759-507X (Electronic)&amp;#xD;1759-5061 (Print)&amp;#xD;1759-5061 (Linking)&lt;/isbn&gt;&lt;accession-num&gt;38719971&lt;/accession-num&gt;&lt;urls&gt;&lt;related-urls&gt;&lt;url&gt;https://www.ncbi.nlm.nih.gov/pubmed/38719971&lt;/url&gt;&lt;/related-urls&gt;&lt;/urls&gt;&lt;custom1&gt;Competing interests The authors declare no competing interests.&lt;/custom1&gt;&lt;custom2&gt;PMC11392631&lt;/custom2&gt;&lt;electronic-resource-num&gt;10.1038/s41581-024-00841-1&lt;/electronic-resource-num&gt;&lt;remote-database-name&gt;Medline&lt;/remote-database-name&gt;&lt;remote-database-provider&gt;NLM&lt;/remote-database-provider&gt;&lt;/record&gt;&lt;/Cite&gt;&lt;/EndNote&gt;</w:instrText>
+      </w:r>
+      <w:r>
+        <w:rPr>
+          <w:b/>
+        </w:rPr>
+        <w:fldChar w:fldCharType="separate"/>
+      </w:r>
+      <w:r>
+        <w:rPr>
+          <w:b/>
+          <w:noProof/>
+          <w:vertAlign w:val="superscript"/>
+        </w:rPr>
+        <w:t>4</w:t>
+      </w:r>
+      <w:r>
+        <w:rPr>
+          <w:b/>
+        </w:rPr>
+        <w:fldChar w:fldCharType="end"/>
       </w:r>
       <w:r>
         <w:t xml:space="preserve">. </w:t>
       </w:r>
       <w:r>
-        <w:t>This limitation is not merely academic. Without causal identification, spatial data cannot answer the questions most relevant for translational science: which molecular events drive tissue states, how these states evolve, and how tissues would respond to targeted interventions</w:t>
-      </w:r>
-      <w:r>
-        <w:t>.</w:t>
+        <w:t>This limitation is not merely academic. Without causal identification, spatial data cannot answer the questions most relevant for translational science: which molecular events drive tissue states, how these states evolve, and how tissues would respond to targeted interventions.</w:t>
       </w:r>
       <w:r>
         <w:t xml:space="preserve"> </w:t>
@@ -286,49 +323,422 @@
         <w:rPr>
           <w:b/>
         </w:rPr>
-        <w:t>{Bissell, 2005 #</w:t>
-      </w:r>
-      <w:proofErr w:type="gramStart"/>
+        <w:fldChar w:fldCharType="begin">
+          <w:fldData xml:space="preserve">PEVuZE5vdGU+PENpdGU+PEF1dGhvcj5CaXNzZWxsPC9BdXRob3I+PFllYXI+MjAwNTwvWWVhcj48
+UmVjTnVtPjI8L1JlY051bT48RGlzcGxheVRleHQ+PHN0eWxlIGZhY2U9InN1cGVyc2NyaXB0Ij41
+LTk8L3N0eWxlPjwvRGlzcGxheVRleHQ+PHJlY29yZD48cmVjLW51bWJlcj4yPC9yZWMtbnVtYmVy
+Pjxmb3JlaWduLWtleXM+PGtleSBhcHA9IkVOIiBkYi1pZD0iYXNhdzB3ejA3NXd6c2ZlcDJzZHBl
+czBlZWQwenh2cHRkeDJhIiB0aW1lc3RhbXA9IjE3Nzc0NjM1NDciPjI8L2tleT48L2ZvcmVpZ24t
+a2V5cz48cmVmLXR5cGUgbmFtZT0iSm91cm5hbCBBcnRpY2xlIj4xNzwvcmVmLXR5cGU+PGNvbnRy
+aWJ1dG9ycz48YXV0aG9ycz48YXV0aG9yPkJpc3NlbGwsIE0uIEouPC9hdXRob3I+PGF1dGhvcj5M
+YWJhcmdlLCBNLiBBLjwvYXV0aG9yPjwvYXV0aG9ycz48L2NvbnRyaWJ1dG9ycz48YXV0aC1hZGRy
+ZXNzPkRlcGFydG1lbnQgQ2FuY2VyIEJpb2xvZ3ksIExpZmUgU2NpZW5jZXMgRGl2aXNpb24sIExh
+d3JlbmNlIEJlcmtlbGV5IE5hdGlvbmFsIExhYm9yYXRvcnksIFVuaXZlcnNpdHkgb2YgQ2FsaWZv
+cm5pYSwgQmVya2VsZXksIENhbGlmb3JuaWEgOTQ3MjAsIFVTQS4gbWpiaXNzZWxsQGxibC5nb3Y8
+L2F1dGgtYWRkcmVzcz48dGl0bGVzPjx0aXRsZT5Db250ZXh0LCB0aXNzdWUgcGxhc3RpY2l0eSwg
+YW5kIGNhbmNlcjogYXJlIHR1bW9yIHN0ZW0gY2VsbHMgYWxzbyByZWd1bGF0ZWQgYnkgdGhlIG1p
+Y3JvZW52aXJvbm1lbnQ/PC90aXRsZT48c2Vjb25kYXJ5LXRpdGxlPkNhbmNlciBDZWxsPC9zZWNv
+bmRhcnktdGl0bGU+PC90aXRsZXM+PHBlcmlvZGljYWw+PGZ1bGwtdGl0bGU+Q2FuY2VyIENlbGw8
+L2Z1bGwtdGl0bGU+PC9wZXJpb2RpY2FsPjxwYWdlcz4xNy0yMzwvcGFnZXM+PHZvbHVtZT43PC92
+b2x1bWU+PG51bWJlcj4xPC9udW1iZXI+PGtleXdvcmRzPjxrZXl3b3JkPkFuaW1hbHM8L2tleXdv
+cmQ+PGtleXdvcmQ+KkNlbGwgRGlmZmVyZW50aWF0aW9uPC9rZXl3b3JkPjxrZXl3b3JkPipIb21l
+b3N0YXNpczwva2V5d29yZD48a2V5d29yZD5OZW9wbGFzbXMvbWV0YWJvbGlzbS9wYXRob2xvZ3k8
+L2tleXdvcmQ+PGtleXdvcmQ+TmVvcGxhc3RpYyBTdGVtIENlbGxzLypwaHlzaW9sb2d5PC9rZXl3
+b3JkPjxrZXl3b3JkPlN0ZW0gQ2VsbHMvcGh5c2lvbG9neTwva2V5d29yZD48L2tleXdvcmRzPjxk
+YXRlcz48eWVhcj4yMDA1PC95ZWFyPjxwdWItZGF0ZXM+PGRhdGU+SmFuPC9kYXRlPjwvcHViLWRh
+dGVzPjwvZGF0ZXM+PGlzYm4+MTUzNS02MTA4IChQcmludCkmI3hEOzE4NzgtMzY4NiAoRWxlY3Ry
+b25pYykmI3hEOzE1MzUtNjEwOCAoTGlua2luZyk8L2lzYm4+PGFjY2Vzc2lvbi1udW0+MTU2NTI3
+NDY8L2FjY2Vzc2lvbi1udW0+PHVybHM+PHJlbGF0ZWQtdXJscz48dXJsPmh0dHBzOi8vd3d3Lm5j
+YmkubmxtLm5paC5nb3YvcHVibWVkLzE1NjUyNzQ2PC91cmw+PC9yZWxhdGVkLXVybHM+PC91cmxz
+PjxjdXN0b20yPlBNQzI5MzMyMTY8L2N1c3RvbTI+PGVsZWN0cm9uaWMtcmVzb3VyY2UtbnVtPjEw
+LjEwMTYvai5jY3IuMjAwNC4xMi4wMTM8L2VsZWN0cm9uaWMtcmVzb3VyY2UtbnVtPjxyZW1vdGUt
+ZGF0YWJhc2UtbmFtZT5NZWRsaW5lPC9yZW1vdGUtZGF0YWJhc2UtbmFtZT48cmVtb3RlLWRhdGFi
+YXNlLXByb3ZpZGVyPk5MTTwvcmVtb3RlLWRhdGFiYXNlLXByb3ZpZGVyPjwvcmVjb3JkPjwvQ2l0
+ZT48Q2l0ZT48QXV0aG9yPkZhbjwvQXV0aG9yPjxZZWFyPjIwMjQ8L1llYXI+PFJlY051bT4zPC9S
+ZWNOdW0+PHJlY29yZD48cmVjLW51bWJlcj4zPC9yZWMtbnVtYmVyPjxmb3JlaWduLWtleXM+PGtl
+eSBhcHA9IkVOIiBkYi1pZD0iYXNhdzB3ejA3NXd6c2ZlcDJzZHBlczBlZWQwenh2cHRkeDJhIiB0
+aW1lc3RhbXA9IjE3Nzc0NjM1NDciPjM8L2tleT48L2ZvcmVpZ24ta2V5cz48cmVmLXR5cGUgbmFt
+ZT0iSm91cm5hbCBBcnRpY2xlIj4xNzwvcmVmLXR5cGU+PGNvbnRyaWJ1dG9ycz48YXV0aG9ycz48
+YXV0aG9yPkZhbiwgUi48L2F1dGhvcj48L2F1dGhvcnM+PC9jb250cmlidXRvcnM+PGF1dGgtYWRk
+cmVzcz5EZXBhcnRtZW50IG9mIEJpb21lZGljYWwgRW5naW5lZXJpbmcsIFlhbGUgVW5pdmVyc2l0
+eSwgTmV3IEhhdmVuLCBDVCwgVVNBLiByb25nLmZhbkB5YWxlLmVkdS4mI3hEO0RlcGFydG1lbnQg
+b2YgUGF0aG9sb2d5LCBZYWxlIFVuaXZlcnNpdHkgU2Nob29sIG9mIE1lZGljaW5lLCBOZXcgSGF2
+ZW4sIENULCBVU0EuIHJvbmcuZmFuQHlhbGUuZWR1LiYjeEQ7WWFsZSBDYW5jZXIgQ2VudGVyLCBZ
+YWxlIFVuaXZlcnNpdHkgU2Nob29sIG9mIE1lZGljaW5lLCBOZXcgSGF2ZW4sIENULCBVU0EuIHJv
+bmcuZmFuQHlhbGUuZWR1LiYjeEQ7WWFsZSBTdGVtIENlbGwgQ2VudGVyLCBZYWxlIFVuaXZlcnNp
+dHkgU2Nob29sIG9mIE1lZGljaW5lLCBOZXcgSGF2ZW4sIENULCBVU0EuIHJvbmcuZmFuQHlhbGUu
+ZWR1LiYjeEQ7WWFsZSBDZW50ZXIgZm9yIEFnaW5nIEJpb2xvZ3kgUmVzZWFyY2ggKFktQWdlKSwg
+WWFsZSBVbml2ZXJzaXR5IFNjaG9vbCBvZiBNZWRpY2luZSwgTmV3IEhhdmVuLCBDVCwgVVNBLiBy
+b25nLmZhbkB5YWxlLmVkdS4mI3hEO0h1bWFuIGFuZCBUcmFuc2xhdGlvbmFsIEltbXVub2xvZ3ks
+IFlhbGUgVW5pdmVyc2l0eSBTY2hvb2wgb2YgTWVkaWNpbmUsIE5ldyBIYXZlbiwgQ1QsIFVTQS4g
+cm9uZy5mYW5AeWFsZS5lZHUuPC9hdXRoLWFkZHJlc3M+PHRpdGxlcz48dGl0bGU+SW50ZWdyYXRp
+dmUgc3BhdGlhbCBwcm90ZWluIHByb2ZpbGluZyB3aXRoIG11bHRpLW9taWNzPC90aXRsZT48c2Vj
+b25kYXJ5LXRpdGxlPk5hdCBNZXRob2RzPC9zZWNvbmRhcnktdGl0bGU+PC90aXRsZXM+PHBlcmlv
+ZGljYWw+PGZ1bGwtdGl0bGU+TmF0IE1ldGhvZHM8L2Z1bGwtdGl0bGU+PC9wZXJpb2RpY2FsPjxw
+YWdlcz4yMjIzLTIyMjU8L3BhZ2VzPjx2b2x1bWU+MjE8L3ZvbHVtZT48bnVtYmVyPjEyPC9udW1i
+ZXI+PGRhdGVzPjx5ZWFyPjIwMjQ8L3llYXI+PHB1Yi1kYXRlcz48ZGF0ZT5EZWM8L2RhdGU+PC9w
+dWItZGF0ZXM+PC9kYXRlcz48aXNibj4xNTQ4LTcxMDUgKEVsZWN0cm9uaWMpJiN4RDsxNTQ4LTcw
+OTEgKExpbmtpbmcpPC9pc2JuPjxhY2Nlc3Npb24tbnVtPjM5NjQzNjc3PC9hY2Nlc3Npb24tbnVt
+Pjx1cmxzPjxyZWxhdGVkLXVybHM+PHVybD5odHRwczovL3d3dy5uY2JpLm5sbS5uaWguZ292L3B1
+Ym1lZC8zOTY0MzY3NzwvdXJsPjwvcmVsYXRlZC11cmxzPjwvdXJscz48Y3VzdG9tMT5Db21wZXRp
+bmcgaW50ZXJlc3RzOiBSLkYuIGlzIGNvLWZvdW5kZXIgb2YgYW5kIHNjaWVudGlmaWMgYWR2aXNv
+ciB0byBJc29QbGV4aXMsIFNpbmdsZXJvbiBCaW90ZWNobm9sb2dpZXMsIGFuZCBBdGxhc1hvbWlj
+cy48L2N1c3RvbTE+PGVsZWN0cm9uaWMtcmVzb3VyY2UtbnVtPjEwLjEwMzgvczQxNTkyLTAyNC0w
+MjUzMy14PC9lbGVjdHJvbmljLXJlc291cmNlLW51bT48cmVtb3RlLWRhdGFiYXNlLW5hbWU+SW4t
+UHJvY2VzczwvcmVtb3RlLWRhdGFiYXNlLW5hbWU+PHJlbW90ZS1kYXRhYmFzZS1wcm92aWRlcj5O
+TE08L3JlbW90ZS1kYXRhYmFzZS1wcm92aWRlcj48L3JlY29yZD48L0NpdGU+PENpdGU+PEF1dGhv
+cj5TaG1hdGtvPC9BdXRob3I+PFllYXI+MjAyMjwvWWVhcj48UmVjTnVtPjQ8L1JlY051bT48cmVj
+b3JkPjxyZWMtbnVtYmVyPjQ8L3JlYy1udW1iZXI+PGZvcmVpZ24ta2V5cz48a2V5IGFwcD0iRU4i
+IGRiLWlkPSJhc2F3MHd6MDc1d3pzZmVwMnNkcGVzMGVlZDB6eHZwdGR4MmEiIHRpbWVzdGFtcD0i
+MTc3NzQ2MzU0NyI+NDwva2V5PjwvZm9yZWlnbi1rZXlzPjxyZWYtdHlwZSBuYW1lPSJKb3VybmFs
+IEFydGljbGUiPjE3PC9yZWYtdHlwZT48Y29udHJpYnV0b3JzPjxhdXRob3JzPjxhdXRob3I+U2ht
+YXRrbywgQS48L2F1dGhvcj48YXV0aG9yPkdoYWZmYXJpIExhbGVoLCBOLjwvYXV0aG9yPjxhdXRo
+b3I+R2Vyc3R1bmcsIE0uPC9hdXRob3I+PGF1dGhvcj5LYXRoZXIsIEouIE4uPC9hdXRob3I+PC9h
+dXRob3JzPjwvY29udHJpYnV0b3JzPjxhdXRoLWFkZHJlc3M+RGl2aXNpb24gb2YgQUkgaW4gT25j
+b2xvZ3ksIEdlcm1hbiBDYW5jZXIgUmVzZWFyY2ggQ2VudGVyIChES0ZaKSwgSGVpZGVsYmVyZywg
+R2VybWFueS4mI3hEO0V1cm9wZWFuIE1vbGVjdWxhciBCaW9sb2d5IExhYm9yYXRvcnksIEV1cm9w
+ZWFuIEJpb2luZm9ybWF0aWNzIEluc3RpdHV0ZSwgQ2FtYnJpZGdlLCBVSy4mI3hEO0RlcGFydG1l
+bnQgb2YgTWVkaWNpbmUgSUlJLCBVbml2ZXJzaXR5IEhvc3BpdGFsIFJXVEggQWFjaGVuLCBBYWNo
+ZW4sIEdlcm1hbnkuJiN4RDtEaXZpc2lvbiBvZiBBSSBpbiBPbmNvbG9neSwgR2VybWFuIENhbmNl
+ciBSZXNlYXJjaCBDZW50ZXIgKERLRlopLCBIZWlkZWxiZXJnLCBHZXJtYW55LiBtb3JpdHouZ2Vy
+c3R1bmdAZGtmei5kZS4mI3hEO0V1cm9wZWFuIE1vbGVjdWxhciBCaW9sb2d5IExhYm9yYXRvcnks
+IEV1cm9wZWFuIEJpb2luZm9ybWF0aWNzIEluc3RpdHV0ZSwgQ2FtYnJpZGdlLCBVSy4gbW9yaXR6
+LmdlcnN0dW5nQGRrZnouZGUuJiN4RDtEZXBhcnRtZW50IG9mIE1lZGljaW5lIElJSSwgVW5pdmVy
+c2l0eSBIb3NwaXRhbCBSV1RIIEFhY2hlbiwgQWFjaGVuLCBHZXJtYW55LiBqYWtvYl9uaWtvbGFz
+LmthdGhlckB0dS1kcmVzZGVuLmRlLiYjeEQ7TWVkaWNhbCBPbmNvbG9neSwgTmF0aW9uYWwgQ2Vu
+dGVyIGZvciBUdW1vciBEaXNlYXNlcywgVW5pdmVyc2l0eSBIb3NwaXRhbCBIZWlkZWxiZXJnLCBI
+ZWlkZWxiZXJnLCBHZXJtYW55LiBqYWtvYl9uaWtvbGFzLmthdGhlckB0dS1kcmVzZGVuLmRlLiYj
+eEQ7UGF0aG9sb2d5IGFuZCBEYXRhIEFuYWx5dGljcywgTGVlZHMgSW5zdGl0dXRlIG9mIE1lZGlj
+YWwgUmVzZWFyY2ggYXQgU3QgSmFtZXMmYXBvcztzLCBVbml2ZXJzaXR5IG9mIExlZWRzLCBMZWVk
+cywgVUsuIGpha29iX25pa29sYXMua2F0aGVyQHR1LWRyZXNkZW4uZGUuJiN4RDtFbHNlIEtyb2Vu
+ZXIgRnJlc2VuaXVzIENlbnRlciBmb3IgRGlnaXRhbCBIZWFsdGgsIE1lZGljYWwgRmFjdWx0eSBD
+YXJsIEd1c3RhdiBDYXJ1cywgVGVjaG5pY2FsIFVuaXZlcnNpdHkgRHJlc2RlbiwgRHJlc2Rlbiwg
+R2VybWFueS4gamFrb2Jfbmlrb2xhcy5rYXRoZXJAdHUtZHJlc2Rlbi5kZS48L2F1dGgtYWRkcmVz
+cz48dGl0bGVzPjx0aXRsZT5BcnRpZmljaWFsIGludGVsbGlnZW5jZSBpbiBoaXN0b3BhdGhvbG9n
+eTogZW5oYW5jaW5nIGNhbmNlciByZXNlYXJjaCBhbmQgY2xpbmljYWwgb25jb2xvZ3k8L3RpdGxl
+PjxzZWNvbmRhcnktdGl0bGU+TmF0IENhbmNlcjwvc2Vjb25kYXJ5LXRpdGxlPjwvdGl0bGVzPjxw
+ZXJpb2RpY2FsPjxmdWxsLXRpdGxlPk5hdCBDYW5jZXI8L2Z1bGwtdGl0bGU+PC9wZXJpb2RpY2Fs
+PjxwYWdlcz4xMDI2LTEwMzg8L3BhZ2VzPjx2b2x1bWU+Mzwvdm9sdW1lPjxudW1iZXI+OTwvbnVt
+YmVyPjxlZGl0aW9uPjIwMjIwOTIyPC9lZGl0aW9uPjxrZXl3b3Jkcz48a2V5d29yZD4qQXJ0aWZp
+Y2lhbCBJbnRlbGxpZ2VuY2U8L2tleXdvcmQ+PGtleXdvcmQ+SHVtYW5zPC9rZXl3b3JkPjxrZXl3
+b3JkPk1lZGljYWwgT25jb2xvZ3kvbWV0aG9kczwva2V5d29yZD48a2V5d29yZD4qTmVvcGxhc21z
+L2RpYWdub3Npczwva2V5d29yZD48a2V5d29yZD5SZXNlYXJjaDwva2V5d29yZD48L2tleXdvcmRz
+PjxkYXRlcz48eWVhcj4yMDIyPC95ZWFyPjxwdWItZGF0ZXM+PGRhdGU+U2VwPC9kYXRlPjwvcHVi
+LWRhdGVzPjwvZGF0ZXM+PGlzYm4+MjY2Mi0xMzQ3IChFbGVjdHJvbmljKSYjeEQ7MjY2Mi0xMzQ3
+IChMaW5raW5nKTwvaXNibj48YWNjZXNzaW9uLW51bT4zNjEzODEzNTwvYWNjZXNzaW9uLW51bT48
+dXJscz48cmVsYXRlZC11cmxzPjx1cmw+aHR0cHM6Ly93d3cubmNiaS5ubG0ubmloLmdvdi9wdWJt
+ZWQvMzYxMzgxMzU8L3VybD48L3JlbGF0ZWQtdXJscz48L3VybHM+PGVsZWN0cm9uaWMtcmVzb3Vy
+Y2UtbnVtPjEwLjEwMzgvczQzMDE4LTAyMi0wMDQzNi00PC9lbGVjdHJvbmljLXJlc291cmNlLW51
+bT48cmVtb3RlLWRhdGFiYXNlLW5hbWU+TWVkbGluZTwvcmVtb3RlLWRhdGFiYXNlLW5hbWU+PHJl
+bW90ZS1kYXRhYmFzZS1wcm92aWRlcj5OTE08L3JlbW90ZS1kYXRhYmFzZS1wcm92aWRlcj48L3Jl
+Y29yZD48L0NpdGU+PENpdGU+PEF1dGhvcj5WYW5kZXJleWtlbjwvQXV0aG9yPjxZZWFyPjIwMjM8
+L1llYXI+PFJlY051bT41PC9SZWNOdW0+PHJlY29yZD48cmVjLW51bWJlcj41PC9yZWMtbnVtYmVy
+Pjxmb3JlaWduLWtleXM+PGtleSBhcHA9IkVOIiBkYi1pZD0iYXNhdzB3ejA3NXd6c2ZlcDJzZHBl
+czBlZWQwenh2cHRkeDJhIiB0aW1lc3RhbXA9IjE3Nzc0NjM1NDciPjU8L2tleT48L2ZvcmVpZ24t
+a2V5cz48cmVmLXR5cGUgbmFtZT0iSm91cm5hbCBBcnRpY2xlIj4xNzwvcmVmLXR5cGU+PGNvbnRy
+aWJ1dG9ycz48YXV0aG9ycz48YXV0aG9yPlZhbmRlcmV5a2VuLCBLLjwvYXV0aG9yPjxhdXRob3I+
+U2lmcmltLCBBLjwvYXV0aG9yPjxhdXRob3I+VGhpZW5wb250LCBCLjwvYXV0aG9yPjxhdXRob3I+
+Vm9ldCwgVC48L2F1dGhvcj48L2F1dGhvcnM+PC9jb250cmlidXRvcnM+PGF1dGgtYWRkcmVzcz5L
+VSBMZXV2ZW4gSW5zdGl0dXRlIGZvciBTaW5nbGUgQ2VsbCBPbWljcyAoTElTQ08pLCBVbml2ZXJz
+aXR5IG9mIExldXZlbiwgS1UgTGV1dmVuLCBMZXV2ZW4sIEJlbGdpdW0uJiN4RDtEZXBhcnRtZW50
+IG9mIEh1bWFuIEdlbmV0aWNzLCBVbml2ZXJzaXR5IG9mIExldXZlbiwgS1UgTGV1dmVuLCBMZXV2
+ZW4sIEJlbGdpdW0uJiN4RDtBbGlnbmluZyBTY2llbmNlIEFjcm9zcyBQYXJraW5zb24mYXBvcztz
+IChBU0FQKSBDb2xsYWJvcmF0aXZlIFJlc2VhcmNoIE5ldHdvcmssIENoZXZ5IENoYXNlLCBNRCwg
+VVNBLiYjeEQ7S1UgTGV1dmVuIEluc3RpdHV0ZSBmb3IgU2luZ2xlIENlbGwgT21pY3MgKExJU0NP
+KSwgVW5pdmVyc2l0eSBvZiBMZXV2ZW4sIEtVIExldXZlbiwgTGV1dmVuLCBCZWxnaXVtLiB0aGll
+cnJ5LnZvZXRAa3VsZXV2ZW4uYmUuJiN4RDtEZXBhcnRtZW50IG9mIEh1bWFuIEdlbmV0aWNzLCBV
+bml2ZXJzaXR5IG9mIExldXZlbiwgS1UgTGV1dmVuLCBMZXV2ZW4sIEJlbGdpdW0uIHRoaWVycnku
+dm9ldEBrdWxldXZlbi5iZS4mI3hEO0FsaWduaW5nIFNjaWVuY2UgQWNyb3NzIFBhcmtpbnNvbiZh
+cG9zO3MgKEFTQVApIENvbGxhYm9yYXRpdmUgUmVzZWFyY2ggTmV0d29yaywgQ2hldnkgQ2hhc2Us
+IE1ELCBVU0EuIHRoaWVycnkudm9ldEBrdWxldXZlbi5iZS48L2F1dGgtYWRkcmVzcz48dGl0bGVz
+Pjx0aXRsZT5NZXRob2RzIGFuZCBhcHBsaWNhdGlvbnMgZm9yIHNpbmdsZS1jZWxsIGFuZCBzcGF0
+aWFsIG11bHRpLW9taWNzPC90aXRsZT48c2Vjb25kYXJ5LXRpdGxlPk5hdCBSZXYgR2VuZXQ8L3Nl
+Y29uZGFyeS10aXRsZT48L3RpdGxlcz48cGVyaW9kaWNhbD48ZnVsbC10aXRsZT5OYXQgUmV2IEdl
+bmV0PC9mdWxsLXRpdGxlPjwvcGVyaW9kaWNhbD48cGFnZXM+NDk0LTUxNTwvcGFnZXM+PHZvbHVt
+ZT4yNDwvdm9sdW1lPjxudW1iZXI+ODwvbnVtYmVyPjxlZGl0aW9uPjIwMjMwMzAyPC9lZGl0aW9u
+PjxrZXl3b3Jkcz48a2V5d29yZD4qTXVsdGlvbWljczwva2V5d29yZD48a2V5d29yZD4qR2Vub21l
+PC9rZXl3b3JkPjxrZXl3b3JkPlRyYW5zY3JpcHRvbWU8L2tleXdvcmQ+PGtleXdvcmQ+TWV0YWJv
+bG9tZTwva2V5d29yZD48a2V5d29yZD5Qcm90ZW9tZS9nZW5ldGljczwva2V5d29yZD48a2V5d29y
+ZD5TaW5nbGUtQ2VsbCBBbmFseXNpczwva2V5d29yZD48L2tleXdvcmRzPjxkYXRlcz48eWVhcj4y
+MDIzPC95ZWFyPjxwdWItZGF0ZXM+PGRhdGU+QXVnPC9kYXRlPjwvcHViLWRhdGVzPjwvZGF0ZXM+
+PGlzYm4+MTQ3MS0wMDY0IChFbGVjdHJvbmljKSYjeEQ7MTQ3MS0wMDU2IChQcmludCkmI3hEOzE0
+NzEtMDA1NiAoTGlua2luZyk8L2lzYm4+PGFjY2Vzc2lvbi1udW0+MzY4NjQxNzg8L2FjY2Vzc2lv
+bi1udW0+PHVybHM+PHJlbGF0ZWQtdXJscz48dXJsPmh0dHBzOi8vd3d3Lm5jYmkubmxtLm5paC5n
+b3YvcHVibWVkLzM2ODY0MTc4PC91cmw+PC9yZWxhdGVkLXVybHM+PC91cmxzPjxjdXN0b20xPlQu
+Vi4gaXMgY28taW52ZW50b3Igb24gbGljZW5zZWQgcGF0ZW50cyBXTy8yMDExLzE1Nzg0NiAoTWV0
+aG9kcyBmb3IgaGFwbG90eXBpbmcgc2luZ2xlIGNlbGxzKSwgV08vMjAxNC8wNTM2NjQgKEhpZ2gt
+dGhyb3VnaHB1dCBnZW5vdHlwaW5nIGJ5IHNlcXVlbmNpbmcgbG93IGFtb3VudHMgb2YgZ2VuZXRp
+YyBtYXRlcmlhbCkgYW5kIFdPLzIwMTUvMDI4NTc2IChIYXBsb3R5cGluZyBhbmQgY29weSBudW1i
+ZXIgdHlwaW5nIHVzaW5nIHBvbHltb3JwaGljIHZhcmlhbnQgYWxsZWxpYyBmcmVxdWVuY2llcyku
+PC9jdXN0b20xPjxjdXN0b20yPlBNQzk5NzkxNDQ8L2N1c3RvbTI+PGVsZWN0cm9uaWMtcmVzb3Vy
+Y2UtbnVtPjEwLjEwMzgvczQxNTc2LTAyMy0wMDU4MC0yPC9lbGVjdHJvbmljLXJlc291cmNlLW51
+bT48cmVtb3RlLWRhdGFiYXNlLW5hbWU+TWVkbGluZTwvcmVtb3RlLWRhdGFiYXNlLW5hbWU+PHJl
+bW90ZS1kYXRhYmFzZS1wcm92aWRlcj5OTE08L3JlbW90ZS1kYXRhYmFzZS1wcm92aWRlcj48L3Jl
+Y29yZD48L0NpdGU+PENpdGU+PEF1dGhvcj5DdWk8L0F1dGhvcj48WWVhcj4yMDIxPC9ZZWFyPjxS
+ZWNOdW0+NjwvUmVjTnVtPjxyZWNvcmQ+PHJlYy1udW1iZXI+NjwvcmVjLW51bWJlcj48Zm9yZWln
+bi1rZXlzPjxrZXkgYXBwPSJFTiIgZGItaWQ9ImFzYXcwd3owNzV3enNmZXAyc2RwZXMwZWVkMHp4
+dnB0ZHgyYSIgdGltZXN0YW1wPSIxNzc3NDYzNTQ3Ij42PC9rZXk+PC9mb3JlaWduLWtleXM+PHJl
+Zi10eXBlIG5hbWU9IkpvdXJuYWwgQXJ0aWNsZSI+MTc8L3JlZi10eXBlPjxjb250cmlidXRvcnM+
+PGF1dGhvcnM+PGF1dGhvcj5DdWksIE0uPC9hdXRob3I+PGF1dGhvcj5aaGFuZywgRC4gWS48L2F1
+dGhvcj48L2F1dGhvcnM+PC9jb250cmlidXRvcnM+PGF1dGgtYWRkcmVzcz5TdC4gTHVrZSZhcG9z
+O3MgUm9vc2V2ZWx0IEhvc3BpdGFsIENlbnRlciwgSWNhaG4gU2Nob29sIG9mIE1lZGljaW5lIGF0
+IE1vdW50IFNpbmFpLCBOZXcgWW9yaywgTlksIDEwMDI1LCBVU0EuJiN4RDtQYXRob2xvZ3kgYW5k
+IExhYm9yYXRvcnkgU2VydmljZXMsIFZBIE1lZGljYWwgQ2VudGVyLCBOZXcgWW9yaywgTlksIDEw
+MDEwLCBVU0EuIGR5emhhbmcwMUBnbWFpbC5jb20uPC9hdXRoLWFkZHJlc3M+PHRpdGxlcz48dGl0
+bGU+QXJ0aWZpY2lhbCBpbnRlbGxpZ2VuY2UgYW5kIGNvbXB1dGF0aW9uYWwgcGF0aG9sb2d5PC90
+aXRsZT48c2Vjb25kYXJ5LXRpdGxlPkxhYiBJbnZlc3Q8L3NlY29uZGFyeS10aXRsZT48L3RpdGxl
+cz48cGVyaW9kaWNhbD48ZnVsbC10aXRsZT5MYWIgSW52ZXN0PC9mdWxsLXRpdGxlPjwvcGVyaW9k
+aWNhbD48cGFnZXM+NDEyLTQyMjwvcGFnZXM+PHZvbHVtZT4xMDE8L3ZvbHVtZT48bnVtYmVyPjQ8
+L251bWJlcj48ZWRpdGlvbj4yMDIxMDExNjwvZWRpdGlvbj48a2V5d29yZHM+PGtleXdvcmQ+KkFy
+dGlmaWNpYWwgSW50ZWxsaWdlbmNlPC9rZXl3b3JkPjxrZXl3b3JkPipDb21wdXRhdGlvbmFsIEJp
+b2xvZ3k8L2tleXdvcmQ+PGtleXdvcmQ+SHVtYW5zPC9rZXl3b3JkPjxrZXl3b3JkPk1lZGljYWwg
+SW5mb3JtYXRpY3M8L2tleXdvcmQ+PGtleXdvcmQ+KlBhdGhvbG9neSwgQ2xpbmljYWw8L2tleXdv
+cmQ+PGtleXdvcmQ+U3RhdGlzdGljcyBhcyBUb3BpYzwva2V5d29yZD48L2tleXdvcmRzPjxkYXRl
+cz48eWVhcj4yMDIxPC95ZWFyPjxwdWItZGF0ZXM+PGRhdGU+QXByPC9kYXRlPjwvcHViLWRhdGVz
+PjwvZGF0ZXM+PGlzYm4+MTUzMC0wMzA3IChFbGVjdHJvbmljKSYjeEQ7MDAyMy02ODM3IChQcmlu
+dCkmI3hEOzAwMjMtNjgzNyAoTGlua2luZyk8L2lzYm4+PGFjY2Vzc2lvbi1udW0+MzM0NTQ3MjQ8
+L2FjY2Vzc2lvbi1udW0+PHVybHM+PHJlbGF0ZWQtdXJscz48dXJsPmh0dHBzOi8vd3d3Lm5jYmku
+bmxtLm5paC5nb3YvcHVibWVkLzMzNDU0NzI0PC91cmw+PC9yZWxhdGVkLXVybHM+PC91cmxzPjxj
+dXN0b20xPlRoZSBhdXRob3JzIGRlY2xhcmUgdGhhdCB0aGV5IGhhdmUgbm8gY29uZmxpY3Qgb2Yg
+aW50ZXJlc3QuPC9jdXN0b20xPjxjdXN0b20yPlBNQzc4MTEzNDA8L2N1c3RvbTI+PGVsZWN0cm9u
+aWMtcmVzb3VyY2UtbnVtPjEwLjEwMzgvczQxMzc0LTAyMC0wMDUxNC0wPC9lbGVjdHJvbmljLXJl
+c291cmNlLW51bT48cmVtb3RlLWRhdGFiYXNlLW5hbWU+TWVkbGluZTwvcmVtb3RlLWRhdGFiYXNl
+LW5hbWU+PHJlbW90ZS1kYXRhYmFzZS1wcm92aWRlcj5OTE08L3JlbW90ZS1kYXRhYmFzZS1wcm92
+aWRlcj48L3JlY29yZD48L0NpdGU+PC9FbmROb3RlPgB=
+</w:fldData>
+        </w:fldChar>
+      </w:r>
       <w:r>
         <w:rPr>
           <w:b/>
         </w:rPr>
-        <w:t>2;Fan</w:t>
-      </w:r>
-      <w:proofErr w:type="gramEnd"/>
+        <w:instrText xml:space="preserve"> ADDIN EN.CITE </w:instrText>
+      </w:r>
       <w:r>
         <w:rPr>
           <w:b/>
         </w:rPr>
-        <w:t>, 2024 #3; Shmatko, 2022 #</w:t>
-      </w:r>
-      <w:proofErr w:type="gramStart"/>
+        <w:fldChar w:fldCharType="begin">
+          <w:fldData xml:space="preserve">PEVuZE5vdGU+PENpdGU+PEF1dGhvcj5CaXNzZWxsPC9BdXRob3I+PFllYXI+MjAwNTwvWWVhcj48
+UmVjTnVtPjI8L1JlY051bT48RGlzcGxheVRleHQ+PHN0eWxlIGZhY2U9InN1cGVyc2NyaXB0Ij41
+LTk8L3N0eWxlPjwvRGlzcGxheVRleHQ+PHJlY29yZD48cmVjLW51bWJlcj4yPC9yZWMtbnVtYmVy
+Pjxmb3JlaWduLWtleXM+PGtleSBhcHA9IkVOIiBkYi1pZD0iYXNhdzB3ejA3NXd6c2ZlcDJzZHBl
+czBlZWQwenh2cHRkeDJhIiB0aW1lc3RhbXA9IjE3Nzc0NjM1NDciPjI8L2tleT48L2ZvcmVpZ24t
+a2V5cz48cmVmLXR5cGUgbmFtZT0iSm91cm5hbCBBcnRpY2xlIj4xNzwvcmVmLXR5cGU+PGNvbnRy
+aWJ1dG9ycz48YXV0aG9ycz48YXV0aG9yPkJpc3NlbGwsIE0uIEouPC9hdXRob3I+PGF1dGhvcj5M
+YWJhcmdlLCBNLiBBLjwvYXV0aG9yPjwvYXV0aG9ycz48L2NvbnRyaWJ1dG9ycz48YXV0aC1hZGRy
+ZXNzPkRlcGFydG1lbnQgQ2FuY2VyIEJpb2xvZ3ksIExpZmUgU2NpZW5jZXMgRGl2aXNpb24sIExh
+d3JlbmNlIEJlcmtlbGV5IE5hdGlvbmFsIExhYm9yYXRvcnksIFVuaXZlcnNpdHkgb2YgQ2FsaWZv
+cm5pYSwgQmVya2VsZXksIENhbGlmb3JuaWEgOTQ3MjAsIFVTQS4gbWpiaXNzZWxsQGxibC5nb3Y8
+L2F1dGgtYWRkcmVzcz48dGl0bGVzPjx0aXRsZT5Db250ZXh0LCB0aXNzdWUgcGxhc3RpY2l0eSwg
+YW5kIGNhbmNlcjogYXJlIHR1bW9yIHN0ZW0gY2VsbHMgYWxzbyByZWd1bGF0ZWQgYnkgdGhlIG1p
+Y3JvZW52aXJvbm1lbnQ/PC90aXRsZT48c2Vjb25kYXJ5LXRpdGxlPkNhbmNlciBDZWxsPC9zZWNv
+bmRhcnktdGl0bGU+PC90aXRsZXM+PHBlcmlvZGljYWw+PGZ1bGwtdGl0bGU+Q2FuY2VyIENlbGw8
+L2Z1bGwtdGl0bGU+PC9wZXJpb2RpY2FsPjxwYWdlcz4xNy0yMzwvcGFnZXM+PHZvbHVtZT43PC92
+b2x1bWU+PG51bWJlcj4xPC9udW1iZXI+PGtleXdvcmRzPjxrZXl3b3JkPkFuaW1hbHM8L2tleXdv
+cmQ+PGtleXdvcmQ+KkNlbGwgRGlmZmVyZW50aWF0aW9uPC9rZXl3b3JkPjxrZXl3b3JkPipIb21l
+b3N0YXNpczwva2V5d29yZD48a2V5d29yZD5OZW9wbGFzbXMvbWV0YWJvbGlzbS9wYXRob2xvZ3k8
+L2tleXdvcmQ+PGtleXdvcmQ+TmVvcGxhc3RpYyBTdGVtIENlbGxzLypwaHlzaW9sb2d5PC9rZXl3
+b3JkPjxrZXl3b3JkPlN0ZW0gQ2VsbHMvcGh5c2lvbG9neTwva2V5d29yZD48L2tleXdvcmRzPjxk
+YXRlcz48eWVhcj4yMDA1PC95ZWFyPjxwdWItZGF0ZXM+PGRhdGU+SmFuPC9kYXRlPjwvcHViLWRh
+dGVzPjwvZGF0ZXM+PGlzYm4+MTUzNS02MTA4IChQcmludCkmI3hEOzE4NzgtMzY4NiAoRWxlY3Ry
+b25pYykmI3hEOzE1MzUtNjEwOCAoTGlua2luZyk8L2lzYm4+PGFjY2Vzc2lvbi1udW0+MTU2NTI3
+NDY8L2FjY2Vzc2lvbi1udW0+PHVybHM+PHJlbGF0ZWQtdXJscz48dXJsPmh0dHBzOi8vd3d3Lm5j
+YmkubmxtLm5paC5nb3YvcHVibWVkLzE1NjUyNzQ2PC91cmw+PC9yZWxhdGVkLXVybHM+PC91cmxz
+PjxjdXN0b20yPlBNQzI5MzMyMTY8L2N1c3RvbTI+PGVsZWN0cm9uaWMtcmVzb3VyY2UtbnVtPjEw
+LjEwMTYvai5jY3IuMjAwNC4xMi4wMTM8L2VsZWN0cm9uaWMtcmVzb3VyY2UtbnVtPjxyZW1vdGUt
+ZGF0YWJhc2UtbmFtZT5NZWRsaW5lPC9yZW1vdGUtZGF0YWJhc2UtbmFtZT48cmVtb3RlLWRhdGFi
+YXNlLXByb3ZpZGVyPk5MTTwvcmVtb3RlLWRhdGFiYXNlLXByb3ZpZGVyPjwvcmVjb3JkPjwvQ2l0
+ZT48Q2l0ZT48QXV0aG9yPkZhbjwvQXV0aG9yPjxZZWFyPjIwMjQ8L1llYXI+PFJlY051bT4zPC9S
+ZWNOdW0+PHJlY29yZD48cmVjLW51bWJlcj4zPC9yZWMtbnVtYmVyPjxmb3JlaWduLWtleXM+PGtl
+eSBhcHA9IkVOIiBkYi1pZD0iYXNhdzB3ejA3NXd6c2ZlcDJzZHBlczBlZWQwenh2cHRkeDJhIiB0
+aW1lc3RhbXA9IjE3Nzc0NjM1NDciPjM8L2tleT48L2ZvcmVpZ24ta2V5cz48cmVmLXR5cGUgbmFt
+ZT0iSm91cm5hbCBBcnRpY2xlIj4xNzwvcmVmLXR5cGU+PGNvbnRyaWJ1dG9ycz48YXV0aG9ycz48
+YXV0aG9yPkZhbiwgUi48L2F1dGhvcj48L2F1dGhvcnM+PC9jb250cmlidXRvcnM+PGF1dGgtYWRk
+cmVzcz5EZXBhcnRtZW50IG9mIEJpb21lZGljYWwgRW5naW5lZXJpbmcsIFlhbGUgVW5pdmVyc2l0
+eSwgTmV3IEhhdmVuLCBDVCwgVVNBLiByb25nLmZhbkB5YWxlLmVkdS4mI3hEO0RlcGFydG1lbnQg
+b2YgUGF0aG9sb2d5LCBZYWxlIFVuaXZlcnNpdHkgU2Nob29sIG9mIE1lZGljaW5lLCBOZXcgSGF2
+ZW4sIENULCBVU0EuIHJvbmcuZmFuQHlhbGUuZWR1LiYjeEQ7WWFsZSBDYW5jZXIgQ2VudGVyLCBZ
+YWxlIFVuaXZlcnNpdHkgU2Nob29sIG9mIE1lZGljaW5lLCBOZXcgSGF2ZW4sIENULCBVU0EuIHJv
+bmcuZmFuQHlhbGUuZWR1LiYjeEQ7WWFsZSBTdGVtIENlbGwgQ2VudGVyLCBZYWxlIFVuaXZlcnNp
+dHkgU2Nob29sIG9mIE1lZGljaW5lLCBOZXcgSGF2ZW4sIENULCBVU0EuIHJvbmcuZmFuQHlhbGUu
+ZWR1LiYjeEQ7WWFsZSBDZW50ZXIgZm9yIEFnaW5nIEJpb2xvZ3kgUmVzZWFyY2ggKFktQWdlKSwg
+WWFsZSBVbml2ZXJzaXR5IFNjaG9vbCBvZiBNZWRpY2luZSwgTmV3IEhhdmVuLCBDVCwgVVNBLiBy
+b25nLmZhbkB5YWxlLmVkdS4mI3hEO0h1bWFuIGFuZCBUcmFuc2xhdGlvbmFsIEltbXVub2xvZ3ks
+IFlhbGUgVW5pdmVyc2l0eSBTY2hvb2wgb2YgTWVkaWNpbmUsIE5ldyBIYXZlbiwgQ1QsIFVTQS4g
+cm9uZy5mYW5AeWFsZS5lZHUuPC9hdXRoLWFkZHJlc3M+PHRpdGxlcz48dGl0bGU+SW50ZWdyYXRp
+dmUgc3BhdGlhbCBwcm90ZWluIHByb2ZpbGluZyB3aXRoIG11bHRpLW9taWNzPC90aXRsZT48c2Vj
+b25kYXJ5LXRpdGxlPk5hdCBNZXRob2RzPC9zZWNvbmRhcnktdGl0bGU+PC90aXRsZXM+PHBlcmlv
+ZGljYWw+PGZ1bGwtdGl0bGU+TmF0IE1ldGhvZHM8L2Z1bGwtdGl0bGU+PC9wZXJpb2RpY2FsPjxw
+YWdlcz4yMjIzLTIyMjU8L3BhZ2VzPjx2b2x1bWU+MjE8L3ZvbHVtZT48bnVtYmVyPjEyPC9udW1i
+ZXI+PGRhdGVzPjx5ZWFyPjIwMjQ8L3llYXI+PHB1Yi1kYXRlcz48ZGF0ZT5EZWM8L2RhdGU+PC9w
+dWItZGF0ZXM+PC9kYXRlcz48aXNibj4xNTQ4LTcxMDUgKEVsZWN0cm9uaWMpJiN4RDsxNTQ4LTcw
+OTEgKExpbmtpbmcpPC9pc2JuPjxhY2Nlc3Npb24tbnVtPjM5NjQzNjc3PC9hY2Nlc3Npb24tbnVt
+Pjx1cmxzPjxyZWxhdGVkLXVybHM+PHVybD5odHRwczovL3d3dy5uY2JpLm5sbS5uaWguZ292L3B1
+Ym1lZC8zOTY0MzY3NzwvdXJsPjwvcmVsYXRlZC11cmxzPjwvdXJscz48Y3VzdG9tMT5Db21wZXRp
+bmcgaW50ZXJlc3RzOiBSLkYuIGlzIGNvLWZvdW5kZXIgb2YgYW5kIHNjaWVudGlmaWMgYWR2aXNv
+ciB0byBJc29QbGV4aXMsIFNpbmdsZXJvbiBCaW90ZWNobm9sb2dpZXMsIGFuZCBBdGxhc1hvbWlj
+cy48L2N1c3RvbTE+PGVsZWN0cm9uaWMtcmVzb3VyY2UtbnVtPjEwLjEwMzgvczQxNTkyLTAyNC0w
+MjUzMy14PC9lbGVjdHJvbmljLXJlc291cmNlLW51bT48cmVtb3RlLWRhdGFiYXNlLW5hbWU+SW4t
+UHJvY2VzczwvcmVtb3RlLWRhdGFiYXNlLW5hbWU+PHJlbW90ZS1kYXRhYmFzZS1wcm92aWRlcj5O
+TE08L3JlbW90ZS1kYXRhYmFzZS1wcm92aWRlcj48L3JlY29yZD48L0NpdGU+PENpdGU+PEF1dGhv
+cj5TaG1hdGtvPC9BdXRob3I+PFllYXI+MjAyMjwvWWVhcj48UmVjTnVtPjQ8L1JlY051bT48cmVj
+b3JkPjxyZWMtbnVtYmVyPjQ8L3JlYy1udW1iZXI+PGZvcmVpZ24ta2V5cz48a2V5IGFwcD0iRU4i
+IGRiLWlkPSJhc2F3MHd6MDc1d3pzZmVwMnNkcGVzMGVlZDB6eHZwdGR4MmEiIHRpbWVzdGFtcD0i
+MTc3NzQ2MzU0NyI+NDwva2V5PjwvZm9yZWlnbi1rZXlzPjxyZWYtdHlwZSBuYW1lPSJKb3VybmFs
+IEFydGljbGUiPjE3PC9yZWYtdHlwZT48Y29udHJpYnV0b3JzPjxhdXRob3JzPjxhdXRob3I+U2ht
+YXRrbywgQS48L2F1dGhvcj48YXV0aG9yPkdoYWZmYXJpIExhbGVoLCBOLjwvYXV0aG9yPjxhdXRo
+b3I+R2Vyc3R1bmcsIE0uPC9hdXRob3I+PGF1dGhvcj5LYXRoZXIsIEouIE4uPC9hdXRob3I+PC9h
+dXRob3JzPjwvY29udHJpYnV0b3JzPjxhdXRoLWFkZHJlc3M+RGl2aXNpb24gb2YgQUkgaW4gT25j
+b2xvZ3ksIEdlcm1hbiBDYW5jZXIgUmVzZWFyY2ggQ2VudGVyIChES0ZaKSwgSGVpZGVsYmVyZywg
+R2VybWFueS4mI3hEO0V1cm9wZWFuIE1vbGVjdWxhciBCaW9sb2d5IExhYm9yYXRvcnksIEV1cm9w
+ZWFuIEJpb2luZm9ybWF0aWNzIEluc3RpdHV0ZSwgQ2FtYnJpZGdlLCBVSy4mI3hEO0RlcGFydG1l
+bnQgb2YgTWVkaWNpbmUgSUlJLCBVbml2ZXJzaXR5IEhvc3BpdGFsIFJXVEggQWFjaGVuLCBBYWNo
+ZW4sIEdlcm1hbnkuJiN4RDtEaXZpc2lvbiBvZiBBSSBpbiBPbmNvbG9neSwgR2VybWFuIENhbmNl
+ciBSZXNlYXJjaCBDZW50ZXIgKERLRlopLCBIZWlkZWxiZXJnLCBHZXJtYW55LiBtb3JpdHouZ2Vy
+c3R1bmdAZGtmei5kZS4mI3hEO0V1cm9wZWFuIE1vbGVjdWxhciBCaW9sb2d5IExhYm9yYXRvcnks
+IEV1cm9wZWFuIEJpb2luZm9ybWF0aWNzIEluc3RpdHV0ZSwgQ2FtYnJpZGdlLCBVSy4gbW9yaXR6
+LmdlcnN0dW5nQGRrZnouZGUuJiN4RDtEZXBhcnRtZW50IG9mIE1lZGljaW5lIElJSSwgVW5pdmVy
+c2l0eSBIb3NwaXRhbCBSV1RIIEFhY2hlbiwgQWFjaGVuLCBHZXJtYW55LiBqYWtvYl9uaWtvbGFz
+LmthdGhlckB0dS1kcmVzZGVuLmRlLiYjeEQ7TWVkaWNhbCBPbmNvbG9neSwgTmF0aW9uYWwgQ2Vu
+dGVyIGZvciBUdW1vciBEaXNlYXNlcywgVW5pdmVyc2l0eSBIb3NwaXRhbCBIZWlkZWxiZXJnLCBI
+ZWlkZWxiZXJnLCBHZXJtYW55LiBqYWtvYl9uaWtvbGFzLmthdGhlckB0dS1kcmVzZGVuLmRlLiYj
+eEQ7UGF0aG9sb2d5IGFuZCBEYXRhIEFuYWx5dGljcywgTGVlZHMgSW5zdGl0dXRlIG9mIE1lZGlj
+YWwgUmVzZWFyY2ggYXQgU3QgSmFtZXMmYXBvcztzLCBVbml2ZXJzaXR5IG9mIExlZWRzLCBMZWVk
+cywgVUsuIGpha29iX25pa29sYXMua2F0aGVyQHR1LWRyZXNkZW4uZGUuJiN4RDtFbHNlIEtyb2Vu
+ZXIgRnJlc2VuaXVzIENlbnRlciBmb3IgRGlnaXRhbCBIZWFsdGgsIE1lZGljYWwgRmFjdWx0eSBD
+YXJsIEd1c3RhdiBDYXJ1cywgVGVjaG5pY2FsIFVuaXZlcnNpdHkgRHJlc2RlbiwgRHJlc2Rlbiwg
+R2VybWFueS4gamFrb2Jfbmlrb2xhcy5rYXRoZXJAdHUtZHJlc2Rlbi5kZS48L2F1dGgtYWRkcmVz
+cz48dGl0bGVzPjx0aXRsZT5BcnRpZmljaWFsIGludGVsbGlnZW5jZSBpbiBoaXN0b3BhdGhvbG9n
+eTogZW5oYW5jaW5nIGNhbmNlciByZXNlYXJjaCBhbmQgY2xpbmljYWwgb25jb2xvZ3k8L3RpdGxl
+PjxzZWNvbmRhcnktdGl0bGU+TmF0IENhbmNlcjwvc2Vjb25kYXJ5LXRpdGxlPjwvdGl0bGVzPjxw
+ZXJpb2RpY2FsPjxmdWxsLXRpdGxlPk5hdCBDYW5jZXI8L2Z1bGwtdGl0bGU+PC9wZXJpb2RpY2Fs
+PjxwYWdlcz4xMDI2LTEwMzg8L3BhZ2VzPjx2b2x1bWU+Mzwvdm9sdW1lPjxudW1iZXI+OTwvbnVt
+YmVyPjxlZGl0aW9uPjIwMjIwOTIyPC9lZGl0aW9uPjxrZXl3b3Jkcz48a2V5d29yZD4qQXJ0aWZp
+Y2lhbCBJbnRlbGxpZ2VuY2U8L2tleXdvcmQ+PGtleXdvcmQ+SHVtYW5zPC9rZXl3b3JkPjxrZXl3
+b3JkPk1lZGljYWwgT25jb2xvZ3kvbWV0aG9kczwva2V5d29yZD48a2V5d29yZD4qTmVvcGxhc21z
+L2RpYWdub3Npczwva2V5d29yZD48a2V5d29yZD5SZXNlYXJjaDwva2V5d29yZD48L2tleXdvcmRz
+PjxkYXRlcz48eWVhcj4yMDIyPC95ZWFyPjxwdWItZGF0ZXM+PGRhdGU+U2VwPC9kYXRlPjwvcHVi
+LWRhdGVzPjwvZGF0ZXM+PGlzYm4+MjY2Mi0xMzQ3IChFbGVjdHJvbmljKSYjeEQ7MjY2Mi0xMzQ3
+IChMaW5raW5nKTwvaXNibj48YWNjZXNzaW9uLW51bT4zNjEzODEzNTwvYWNjZXNzaW9uLW51bT48
+dXJscz48cmVsYXRlZC11cmxzPjx1cmw+aHR0cHM6Ly93d3cubmNiaS5ubG0ubmloLmdvdi9wdWJt
+ZWQvMzYxMzgxMzU8L3VybD48L3JlbGF0ZWQtdXJscz48L3VybHM+PGVsZWN0cm9uaWMtcmVzb3Vy
+Y2UtbnVtPjEwLjEwMzgvczQzMDE4LTAyMi0wMDQzNi00PC9lbGVjdHJvbmljLXJlc291cmNlLW51
+bT48cmVtb3RlLWRhdGFiYXNlLW5hbWU+TWVkbGluZTwvcmVtb3RlLWRhdGFiYXNlLW5hbWU+PHJl
+bW90ZS1kYXRhYmFzZS1wcm92aWRlcj5OTE08L3JlbW90ZS1kYXRhYmFzZS1wcm92aWRlcj48L3Jl
+Y29yZD48L0NpdGU+PENpdGU+PEF1dGhvcj5WYW5kZXJleWtlbjwvQXV0aG9yPjxZZWFyPjIwMjM8
+L1llYXI+PFJlY051bT41PC9SZWNOdW0+PHJlY29yZD48cmVjLW51bWJlcj41PC9yZWMtbnVtYmVy
+Pjxmb3JlaWduLWtleXM+PGtleSBhcHA9IkVOIiBkYi1pZD0iYXNhdzB3ejA3NXd6c2ZlcDJzZHBl
+czBlZWQwenh2cHRkeDJhIiB0aW1lc3RhbXA9IjE3Nzc0NjM1NDciPjU8L2tleT48L2ZvcmVpZ24t
+a2V5cz48cmVmLXR5cGUgbmFtZT0iSm91cm5hbCBBcnRpY2xlIj4xNzwvcmVmLXR5cGU+PGNvbnRy
+aWJ1dG9ycz48YXV0aG9ycz48YXV0aG9yPlZhbmRlcmV5a2VuLCBLLjwvYXV0aG9yPjxhdXRob3I+
+U2lmcmltLCBBLjwvYXV0aG9yPjxhdXRob3I+VGhpZW5wb250LCBCLjwvYXV0aG9yPjxhdXRob3I+
+Vm9ldCwgVC48L2F1dGhvcj48L2F1dGhvcnM+PC9jb250cmlidXRvcnM+PGF1dGgtYWRkcmVzcz5L
+VSBMZXV2ZW4gSW5zdGl0dXRlIGZvciBTaW5nbGUgQ2VsbCBPbWljcyAoTElTQ08pLCBVbml2ZXJz
+aXR5IG9mIExldXZlbiwgS1UgTGV1dmVuLCBMZXV2ZW4sIEJlbGdpdW0uJiN4RDtEZXBhcnRtZW50
+IG9mIEh1bWFuIEdlbmV0aWNzLCBVbml2ZXJzaXR5IG9mIExldXZlbiwgS1UgTGV1dmVuLCBMZXV2
+ZW4sIEJlbGdpdW0uJiN4RDtBbGlnbmluZyBTY2llbmNlIEFjcm9zcyBQYXJraW5zb24mYXBvcztz
+IChBU0FQKSBDb2xsYWJvcmF0aXZlIFJlc2VhcmNoIE5ldHdvcmssIENoZXZ5IENoYXNlLCBNRCwg
+VVNBLiYjeEQ7S1UgTGV1dmVuIEluc3RpdHV0ZSBmb3IgU2luZ2xlIENlbGwgT21pY3MgKExJU0NP
+KSwgVW5pdmVyc2l0eSBvZiBMZXV2ZW4sIEtVIExldXZlbiwgTGV1dmVuLCBCZWxnaXVtLiB0aGll
+cnJ5LnZvZXRAa3VsZXV2ZW4uYmUuJiN4RDtEZXBhcnRtZW50IG9mIEh1bWFuIEdlbmV0aWNzLCBV
+bml2ZXJzaXR5IG9mIExldXZlbiwgS1UgTGV1dmVuLCBMZXV2ZW4sIEJlbGdpdW0uIHRoaWVycnku
+dm9ldEBrdWxldXZlbi5iZS4mI3hEO0FsaWduaW5nIFNjaWVuY2UgQWNyb3NzIFBhcmtpbnNvbiZh
+cG9zO3MgKEFTQVApIENvbGxhYm9yYXRpdmUgUmVzZWFyY2ggTmV0d29yaywgQ2hldnkgQ2hhc2Us
+IE1ELCBVU0EuIHRoaWVycnkudm9ldEBrdWxldXZlbi5iZS48L2F1dGgtYWRkcmVzcz48dGl0bGVz
+Pjx0aXRsZT5NZXRob2RzIGFuZCBhcHBsaWNhdGlvbnMgZm9yIHNpbmdsZS1jZWxsIGFuZCBzcGF0
+aWFsIG11bHRpLW9taWNzPC90aXRsZT48c2Vjb25kYXJ5LXRpdGxlPk5hdCBSZXYgR2VuZXQ8L3Nl
+Y29uZGFyeS10aXRsZT48L3RpdGxlcz48cGVyaW9kaWNhbD48ZnVsbC10aXRsZT5OYXQgUmV2IEdl
+bmV0PC9mdWxsLXRpdGxlPjwvcGVyaW9kaWNhbD48cGFnZXM+NDk0LTUxNTwvcGFnZXM+PHZvbHVt
+ZT4yNDwvdm9sdW1lPjxudW1iZXI+ODwvbnVtYmVyPjxlZGl0aW9uPjIwMjMwMzAyPC9lZGl0aW9u
+PjxrZXl3b3Jkcz48a2V5d29yZD4qTXVsdGlvbWljczwva2V5d29yZD48a2V5d29yZD4qR2Vub21l
+PC9rZXl3b3JkPjxrZXl3b3JkPlRyYW5zY3JpcHRvbWU8L2tleXdvcmQ+PGtleXdvcmQ+TWV0YWJv
+bG9tZTwva2V5d29yZD48a2V5d29yZD5Qcm90ZW9tZS9nZW5ldGljczwva2V5d29yZD48a2V5d29y
+ZD5TaW5nbGUtQ2VsbCBBbmFseXNpczwva2V5d29yZD48L2tleXdvcmRzPjxkYXRlcz48eWVhcj4y
+MDIzPC95ZWFyPjxwdWItZGF0ZXM+PGRhdGU+QXVnPC9kYXRlPjwvcHViLWRhdGVzPjwvZGF0ZXM+
+PGlzYm4+MTQ3MS0wMDY0IChFbGVjdHJvbmljKSYjeEQ7MTQ3MS0wMDU2IChQcmludCkmI3hEOzE0
+NzEtMDA1NiAoTGlua2luZyk8L2lzYm4+PGFjY2Vzc2lvbi1udW0+MzY4NjQxNzg8L2FjY2Vzc2lv
+bi1udW0+PHVybHM+PHJlbGF0ZWQtdXJscz48dXJsPmh0dHBzOi8vd3d3Lm5jYmkubmxtLm5paC5n
+b3YvcHVibWVkLzM2ODY0MTc4PC91cmw+PC9yZWxhdGVkLXVybHM+PC91cmxzPjxjdXN0b20xPlQu
+Vi4gaXMgY28taW52ZW50b3Igb24gbGljZW5zZWQgcGF0ZW50cyBXTy8yMDExLzE1Nzg0NiAoTWV0
+aG9kcyBmb3IgaGFwbG90eXBpbmcgc2luZ2xlIGNlbGxzKSwgV08vMjAxNC8wNTM2NjQgKEhpZ2gt
+dGhyb3VnaHB1dCBnZW5vdHlwaW5nIGJ5IHNlcXVlbmNpbmcgbG93IGFtb3VudHMgb2YgZ2VuZXRp
+YyBtYXRlcmlhbCkgYW5kIFdPLzIwMTUvMDI4NTc2IChIYXBsb3R5cGluZyBhbmQgY29weSBudW1i
+ZXIgdHlwaW5nIHVzaW5nIHBvbHltb3JwaGljIHZhcmlhbnQgYWxsZWxpYyBmcmVxdWVuY2llcyku
+PC9jdXN0b20xPjxjdXN0b20yPlBNQzk5NzkxNDQ8L2N1c3RvbTI+PGVsZWN0cm9uaWMtcmVzb3Vy
+Y2UtbnVtPjEwLjEwMzgvczQxNTc2LTAyMy0wMDU4MC0yPC9lbGVjdHJvbmljLXJlc291cmNlLW51
+bT48cmVtb3RlLWRhdGFiYXNlLW5hbWU+TWVkbGluZTwvcmVtb3RlLWRhdGFiYXNlLW5hbWU+PHJl
+bW90ZS1kYXRhYmFzZS1wcm92aWRlcj5OTE08L3JlbW90ZS1kYXRhYmFzZS1wcm92aWRlcj48L3Jl
+Y29yZD48L0NpdGU+PENpdGU+PEF1dGhvcj5DdWk8L0F1dGhvcj48WWVhcj4yMDIxPC9ZZWFyPjxS
+ZWNOdW0+NjwvUmVjTnVtPjxyZWNvcmQ+PHJlYy1udW1iZXI+NjwvcmVjLW51bWJlcj48Zm9yZWln
+bi1rZXlzPjxrZXkgYXBwPSJFTiIgZGItaWQ9ImFzYXcwd3owNzV3enNmZXAyc2RwZXMwZWVkMHp4
+dnB0ZHgyYSIgdGltZXN0YW1wPSIxNzc3NDYzNTQ3Ij42PC9rZXk+PC9mb3JlaWduLWtleXM+PHJl
+Zi10eXBlIG5hbWU9IkpvdXJuYWwgQXJ0aWNsZSI+MTc8L3JlZi10eXBlPjxjb250cmlidXRvcnM+
+PGF1dGhvcnM+PGF1dGhvcj5DdWksIE0uPC9hdXRob3I+PGF1dGhvcj5aaGFuZywgRC4gWS48L2F1
+dGhvcj48L2F1dGhvcnM+PC9jb250cmlidXRvcnM+PGF1dGgtYWRkcmVzcz5TdC4gTHVrZSZhcG9z
+O3MgUm9vc2V2ZWx0IEhvc3BpdGFsIENlbnRlciwgSWNhaG4gU2Nob29sIG9mIE1lZGljaW5lIGF0
+IE1vdW50IFNpbmFpLCBOZXcgWW9yaywgTlksIDEwMDI1LCBVU0EuJiN4RDtQYXRob2xvZ3kgYW5k
+IExhYm9yYXRvcnkgU2VydmljZXMsIFZBIE1lZGljYWwgQ2VudGVyLCBOZXcgWW9yaywgTlksIDEw
+MDEwLCBVU0EuIGR5emhhbmcwMUBnbWFpbC5jb20uPC9hdXRoLWFkZHJlc3M+PHRpdGxlcz48dGl0
+bGU+QXJ0aWZpY2lhbCBpbnRlbGxpZ2VuY2UgYW5kIGNvbXB1dGF0aW9uYWwgcGF0aG9sb2d5PC90
+aXRsZT48c2Vjb25kYXJ5LXRpdGxlPkxhYiBJbnZlc3Q8L3NlY29uZGFyeS10aXRsZT48L3RpdGxl
+cz48cGVyaW9kaWNhbD48ZnVsbC10aXRsZT5MYWIgSW52ZXN0PC9mdWxsLXRpdGxlPjwvcGVyaW9k
+aWNhbD48cGFnZXM+NDEyLTQyMjwvcGFnZXM+PHZvbHVtZT4xMDE8L3ZvbHVtZT48bnVtYmVyPjQ8
+L251bWJlcj48ZWRpdGlvbj4yMDIxMDExNjwvZWRpdGlvbj48a2V5d29yZHM+PGtleXdvcmQ+KkFy
+dGlmaWNpYWwgSW50ZWxsaWdlbmNlPC9rZXl3b3JkPjxrZXl3b3JkPipDb21wdXRhdGlvbmFsIEJp
+b2xvZ3k8L2tleXdvcmQ+PGtleXdvcmQ+SHVtYW5zPC9rZXl3b3JkPjxrZXl3b3JkPk1lZGljYWwg
+SW5mb3JtYXRpY3M8L2tleXdvcmQ+PGtleXdvcmQ+KlBhdGhvbG9neSwgQ2xpbmljYWw8L2tleXdv
+cmQ+PGtleXdvcmQ+U3RhdGlzdGljcyBhcyBUb3BpYzwva2V5d29yZD48L2tleXdvcmRzPjxkYXRl
+cz48eWVhcj4yMDIxPC95ZWFyPjxwdWItZGF0ZXM+PGRhdGU+QXByPC9kYXRlPjwvcHViLWRhdGVz
+PjwvZGF0ZXM+PGlzYm4+MTUzMC0wMzA3IChFbGVjdHJvbmljKSYjeEQ7MDAyMy02ODM3IChQcmlu
+dCkmI3hEOzAwMjMtNjgzNyAoTGlua2luZyk8L2lzYm4+PGFjY2Vzc2lvbi1udW0+MzM0NTQ3MjQ8
+L2FjY2Vzc2lvbi1udW0+PHVybHM+PHJlbGF0ZWQtdXJscz48dXJsPmh0dHBzOi8vd3d3Lm5jYmku
+bmxtLm5paC5nb3YvcHVibWVkLzMzNDU0NzI0PC91cmw+PC9yZWxhdGVkLXVybHM+PC91cmxzPjxj
+dXN0b20xPlRoZSBhdXRob3JzIGRlY2xhcmUgdGhhdCB0aGV5IGhhdmUgbm8gY29uZmxpY3Qgb2Yg
+aW50ZXJlc3QuPC9jdXN0b20xPjxjdXN0b20yPlBNQzc4MTEzNDA8L2N1c3RvbTI+PGVsZWN0cm9u
+aWMtcmVzb3VyY2UtbnVtPjEwLjEwMzgvczQxMzc0LTAyMC0wMDUxNC0wPC9lbGVjdHJvbmljLXJl
+c291cmNlLW51bT48cmVtb3RlLWRhdGFiYXNlLW5hbWU+TWVkbGluZTwvcmVtb3RlLWRhdGFiYXNl
+LW5hbWU+PHJlbW90ZS1kYXRhYmFzZS1wcm92aWRlcj5OTE08L3JlbW90ZS1kYXRhYmFzZS1wcm92
+aWRlcj48L3JlY29yZD48L0NpdGU+PC9FbmROb3RlPgB=
+</w:fldData>
+        </w:fldChar>
+      </w:r>
       <w:r>
         <w:rPr>
           <w:b/>
         </w:rPr>
-        <w:t>8;Vandereyken</w:t>
-      </w:r>
-      <w:proofErr w:type="gramEnd"/>
+        <w:instrText xml:space="preserve"> ADDIN EN.CITE.DATA </w:instrText>
+      </w:r>
       <w:r>
         <w:rPr>
           <w:b/>
         </w:rPr>
-        <w:t>, 2023 #</w:t>
-      </w:r>
-      <w:proofErr w:type="gramStart"/>
+      </w:r>
       <w:r>
         <w:rPr>
           <w:b/>
         </w:rPr>
-        <w:t>9;Cui</w:t>
-      </w:r>
-      <w:proofErr w:type="gramEnd"/>
+        <w:fldChar w:fldCharType="end"/>
+      </w:r>
       <w:r>
         <w:rPr>
           <w:b/>
         </w:rPr>
-        <w:t>, 2021 #10}</w:t>
+        <w:fldChar w:fldCharType="separate"/>
+      </w:r>
+      <w:r>
+        <w:rPr>
+          <w:b/>
+          <w:noProof/>
+          <w:vertAlign w:val="superscript"/>
+        </w:rPr>
+        <w:t>5-9</w:t>
+      </w:r>
+      <w:r>
+        <w:rPr>
+          <w:b/>
+        </w:rPr>
+        <w:fldChar w:fldCharType="end"/>
       </w:r>
     </w:p>
     <w:p>
@@ -345,7 +755,23 @@
         <w:t xml:space="preserve">. </w:t>
       </w:r>
       <w:r>
-        <w:t>{Conway, 2001 #18}</w:t>
+        <w:fldChar w:fldCharType="begin"/>
+      </w:r>
+      <w:r>
+        <w:instrText xml:space="preserve"> ADDIN EN.CITE &lt;EndNote&gt;&lt;Cite&gt;&lt;Author&gt;Conway&lt;/Author&gt;&lt;Year&gt;2001&lt;/Year&gt;&lt;RecNum&gt;7&lt;/RecNum&gt;&lt;DisplayText&gt;&lt;style face="superscript"&gt;10&lt;/style&gt;&lt;/DisplayText&gt;&lt;record&gt;&lt;rec-number&gt;7&lt;/rec-number&gt;&lt;foreign-keys&gt;&lt;key app="EN" db-id="asaw0wz075wzsfep2sdpes0eed0zxvptdx2a" timestamp="1777463547"&gt;7&lt;/key&gt;&lt;/foreign-keys&gt;&lt;ref-type name="Journal Article"&gt;17&lt;/ref-type&gt;&lt;contributors&gt;&lt;authors&gt;&lt;author&gt;Conway, E. M.&lt;/author&gt;&lt;author&gt;Collen, D.&lt;/author&gt;&lt;author&gt;Carmeliet, P.&lt;/author&gt;&lt;/authors&gt;&lt;/contributors&gt;&lt;auth-address&gt;Center for Transgene Technology and Gene Therapy, Flanders Interuniversitary Institute for Biotechnology, KULeuven, Campus Gasthuisberg, Herestraat 49, B-3000, Leuven, Belgium.&lt;/auth-address&gt;&lt;titles&gt;&lt;title&gt;Molecular mechanisms of blood vessel growth&lt;/title&gt;&lt;secondary-title&gt;Cardiovasc Res&lt;/secondary-title&gt;&lt;/titles&gt;&lt;periodical&gt;&lt;full-title&gt;Cardiovasc Res&lt;/full-title&gt;&lt;/periodical&gt;&lt;pages&gt;507-21&lt;/pages&gt;&lt;volume&gt;49&lt;/volume&gt;&lt;number&gt;3&lt;/number&gt;&lt;keywords&gt;&lt;keyword&gt;Animals&lt;/keyword&gt;&lt;keyword&gt;Arteries&lt;/keyword&gt;&lt;keyword&gt;Blood Vessels/*embryology&lt;/keyword&gt;&lt;keyword&gt;Cell Differentiation&lt;/keyword&gt;&lt;keyword&gt;Cell Division&lt;/keyword&gt;&lt;keyword&gt;Endothelium, Vascular/embryology&lt;/keyword&gt;&lt;keyword&gt;Gene Expression&lt;/keyword&gt;&lt;keyword&gt;Growth Substances/*genetics/physiology&lt;/keyword&gt;&lt;keyword&gt;Morphogenesis/physiology&lt;/keyword&gt;&lt;keyword&gt;Oxygen/metabolism&lt;/keyword&gt;&lt;keyword&gt;Signal Transduction/*physiology&lt;/keyword&gt;&lt;keyword&gt;Stress, Mechanical&lt;/keyword&gt;&lt;keyword&gt;Veins&lt;/keyword&gt;&lt;keyword&gt;Yolk Sac/blood supply&lt;/keyword&gt;&lt;/keywords&gt;&lt;dates&gt;&lt;year&gt;2001&lt;/year&gt;&lt;pub-dates&gt;&lt;date&gt;Feb 16&lt;/date&gt;&lt;/pub-dates&gt;&lt;/dates&gt;&lt;isbn&gt;0008-6363 (Print)&amp;#xD;0008-6363 (Linking)&lt;/isbn&gt;&lt;accession-num&gt;11166264&lt;/accession-num&gt;&lt;urls&gt;&lt;related-urls&gt;&lt;url&gt;https://www.ncbi.nlm.nih.gov/pubmed/11166264&lt;/url&gt;&lt;/related-urls&gt;&lt;/urls&gt;&lt;electronic-resource-num&gt;10.1016/s0008-6363(00)00281-9&lt;/electronic-resource-num&gt;&lt;remote-database-name&gt;Medline&lt;/remote-database-name&gt;&lt;remote-database-provider&gt;NLM&lt;/remote-database-provider&gt;&lt;/record&gt;&lt;/Cite&gt;&lt;/EndNote&gt;</w:instrText>
+      </w:r>
+      <w:r>
+        <w:fldChar w:fldCharType="separate"/>
+      </w:r>
+      <w:r>
+        <w:rPr>
+          <w:noProof/>
+          <w:vertAlign w:val="superscript"/>
+        </w:rPr>
+        <w:t>10</w:t>
+      </w:r>
+      <w:r>
+        <w:fldChar w:fldCharType="end"/>
       </w:r>
       <w:r>
         <w:t xml:space="preserve"> </w:t>
@@ -354,16 +780,669 @@
         <w:t>These differences arise from local environmental factors rather than intrinsic genetic differences. Similar situations occur throughout spatial biology, where immune cell interactions, extracellular matrix density, stromal cell composition, and local signaling pathways create relationships that obscure the true molecular causes of observed behaviors</w:t>
       </w:r>
       <w:r>
-        <w:t>.{Regev, 2017 #19}</w:t>
-      </w:r>
-      <w:r>
-        <w:t xml:space="preserve"> Current computational methods, including our own, further complicate this by blending histological and molecular data </w:t>
-      </w:r>
-      <w:r>
-        <w:t>into single combined representations optimized for visualization rather than causal interpretation</w:t>
-      </w:r>
-      <w:r>
-        <w:t>{Hu, 2021 #20;Pizurica, 2024 #21}</w:t>
+        <w:t>.</w:t>
+      </w:r>
+      <w:r>
+        <w:fldChar w:fldCharType="begin">
+          <w:fldData xml:space="preserve">PEVuZE5vdGU+PENpdGU+PEF1dGhvcj5SZWdldjwvQXV0aG9yPjxZZWFyPjIwMTc8L1llYXI+PFJl
+Y051bT44PC9SZWNOdW0+PERpc3BsYXlUZXh0PjxzdHlsZSBmYWNlPSJzdXBlcnNjcmlwdCI+MTE8
+L3N0eWxlPjwvRGlzcGxheVRleHQ+PHJlY29yZD48cmVjLW51bWJlcj44PC9yZWMtbnVtYmVyPjxm
+b3JlaWduLWtleXM+PGtleSBhcHA9IkVOIiBkYi1pZD0iYXNhdzB3ejA3NXd6c2ZlcDJzZHBlczBl
+ZWQwenh2cHRkeDJhIiB0aW1lc3RhbXA9IjE3Nzc0NjM1NDciPjg8L2tleT48L2ZvcmVpZ24ta2V5
+cz48cmVmLXR5cGUgbmFtZT0iSm91cm5hbCBBcnRpY2xlIj4xNzwvcmVmLXR5cGU+PGNvbnRyaWJ1
+dG9ycz48YXV0aG9ycz48YXV0aG9yPlJlZ2V2LCBBLjwvYXV0aG9yPjxhdXRob3I+VGVpY2htYW5u
+LCBTLiBBLjwvYXV0aG9yPjxhdXRob3I+TGFuZGVyLCBFLiBTLjwvYXV0aG9yPjxhdXRob3I+QW1p
+dCwgSS48L2F1dGhvcj48YXV0aG9yPkJlbm9pc3QsIEMuPC9hdXRob3I+PGF1dGhvcj5CaXJuZXks
+IEUuPC9hdXRob3I+PGF1dGhvcj5Cb2Rlbm1pbGxlciwgQi48L2F1dGhvcj48YXV0aG9yPkNhbXBi
+ZWxsLCBQLjwvYXV0aG9yPjxhdXRob3I+Q2FybmluY2ksIFAuPC9hdXRob3I+PGF1dGhvcj5DbGF0
+d29ydGh5LCBNLjwvYXV0aG9yPjxhdXRob3I+Q2xldmVycywgSC48L2F1dGhvcj48YXV0aG9yPkRl
+cGxhbmNrZSwgQi48L2F1dGhvcj48YXV0aG9yPkR1bmhhbSwgSS48L2F1dGhvcj48YXV0aG9yPkVi
+ZXJ3aW5lLCBKLjwvYXV0aG9yPjxhdXRob3I+RWlscywgUi48L2F1dGhvcj48YXV0aG9yPkVuYXJk
+LCBXLjwvYXV0aG9yPjxhdXRob3I+RmFybWVyLCBBLjwvYXV0aG9yPjxhdXRob3I+RnVnZ2VyLCBM
+LjwvYXV0aG9yPjxhdXRob3I+R290dGdlbnMsIEIuPC9hdXRob3I+PGF1dGhvcj5IYWNvaGVuLCBO
+LjwvYXV0aG9yPjxhdXRob3I+SGFuaWZmYSwgTS48L2F1dGhvcj48YXV0aG9yPkhlbWJlcmcsIE0u
+PC9hdXRob3I+PGF1dGhvcj5LaW0sIFMuPC9hdXRob3I+PGF1dGhvcj5LbGVuZXJtYW4sIFAuPC9h
+dXRob3I+PGF1dGhvcj5LcmllZ3N0ZWluLCBBLjwvYXV0aG9yPjxhdXRob3I+TGVpbiwgRS48L2F1
+dGhvcj48YXV0aG9yPkxpbm5hcnNzb24sIFMuPC9hdXRob3I+PGF1dGhvcj5MdW5kYmVyZywgRS48
+L2F1dGhvcj48YXV0aG9yPkx1bmRlYmVyZywgSi48L2F1dGhvcj48YXV0aG9yPk1hanVtZGVyLCBQ
+LjwvYXV0aG9yPjxhdXRob3I+TWFyaW9uaSwgSi4gQy48L2F1dGhvcj48YXV0aG9yPk1lcmFkLCBN
+LjwvYXV0aG9yPjxhdXRob3I+TWhsYW5nYSwgTS48L2F1dGhvcj48YXV0aG9yPk5hd2lqbiwgTS48
+L2F1dGhvcj48YXV0aG9yPk5ldGVhLCBNLjwvYXV0aG9yPjxhdXRob3I+Tm9sYW4sIEcuPC9hdXRo
+b3I+PGF1dGhvcj5QZSZhcG9zO2VyLCBELjwvYXV0aG9yPjxhdXRob3I+UGhpbGxpcGFraXMsIEEu
+PC9hdXRob3I+PGF1dGhvcj5Qb250aW5nLCBDLiBQLjwvYXV0aG9yPjxhdXRob3I+UXVha2UsIFMu
+PC9hdXRob3I+PGF1dGhvcj5SZWlrLCBXLjwvYXV0aG9yPjxhdXRob3I+Um96ZW5ibGF0dC1Sb3Nl
+biwgTy48L2F1dGhvcj48YXV0aG9yPlNhbmVzLCBKLjwvYXV0aG9yPjxhdXRob3I+U2F0aWphLCBS
+LjwvYXV0aG9yPjxhdXRob3I+U2NodW1hY2hlciwgVC4gTi48L2F1dGhvcj48YXV0aG9yPlNoYWxl
+aywgQS48L2F1dGhvcj48YXV0aG9yPlNoYXBpcm8sIEUuPC9hdXRob3I+PGF1dGhvcj5TaGFybWEs
+IFAuPC9hdXRob3I+PGF1dGhvcj5TaGluLCBKLiBXLjwvYXV0aG9yPjxhdXRob3I+U3RlZ2xlLCBP
+LjwvYXV0aG9yPjxhdXRob3I+U3RyYXR0b24sIE0uPC9hdXRob3I+PGF1dGhvcj5TdHViYmluZ3Rv
+biwgTS4gSi4gVC48L2F1dGhvcj48YXV0aG9yPlRoZWlzLCBGLiBKLjwvYXV0aG9yPjxhdXRob3I+
+VWhsZW4sIE0uPC9hdXRob3I+PGF1dGhvcj52YW4gT3VkZW5hYXJkZW4sIEEuPC9hdXRob3I+PGF1
+dGhvcj5XYWduZXIsIEEuPC9hdXRob3I+PGF1dGhvcj5XYXR0LCBGLjwvYXV0aG9yPjxhdXRob3I+
+V2Vpc3NtYW4sIEouPC9hdXRob3I+PGF1dGhvcj5Xb2xkLCBCLjwvYXV0aG9yPjxhdXRob3I+WGF2
+aWVyLCBSLjwvYXV0aG9yPjxhdXRob3I+WW9zZWYsIE4uPC9hdXRob3I+PGF1dGhvcj5IdW1hbiBD
+ZWxsIEF0bGFzIE1lZXRpbmcsIFBhcnRpY2lwYW50czwvYXV0aG9yPjwvYXV0aG9ycz48L2NvbnRy
+aWJ1dG9ycz48YXV0aC1hZGRyZXNzPkJyb2FkIEluc3RpdHV0ZSBvZiBNSVQgYW5kIEhhcnZhcmQs
+IENhbWJyaWRnZSwgVW5pdGVkIFN0YXRlcy4mI3hEO0RlcGFydG1lbnQgb2YgQmlvbG9neSwgTWFz
+c2FjaHVzZXR0cyBJbnN0aXR1dGUgb2YgVGVjaG5vbG9neSwgQ2FtYnJpZGdlLCBVbml0ZWQgU3Rh
+dGVzLiYjeEQ7SG93YXJkIEh1Z2hlcyBNZWRpY2FsIEluc3RpdHV0ZSwgQ2hldnkgQ2hhc2UsIFVu
+aXRlZCBTdGF0ZXMuJiN4RDtXZWxsY29tZSBUcnVzdCBTYW5nZXIgSW5zdGl0dXRlLCBXZWxsY29t
+ZSBHZW5vbWUgQ2FtcHVzLCBIaW54dG9uLCBVbml0ZWQgS2luZ2RvbS4mI3hEO0VNQkwtRXVyb3Bl
+YW4gQmlvaW5mb3JtYXRpY3MgSW5zdGl0dXRlLCBXZWxsY29tZSBHZW5vbWUgQ2FtcHVzLCBIaW54
+dG9uLCBVbml0ZWQgS2luZ2RvbS4mI3hEO0NhdmVuZGlzaCBMYWJvcmF0b3J5LCBEZXBhcnRtZW50
+IG9mIFBoeXNpY3MsIFVuaXZlcnNpdHkgb2YgQ2FtYnJpZGdlLCBDYW1icmlkZ2UsIFVuaXRlZCBL
+aW5nZG9tLiYjeEQ7RGVwYXJ0bWVudCBvZiBTeXN0ZW1zIEJpb2xvZ3ksIEhhcnZhcmQgTWVkaWNh
+bCBTY2hvb2wsIEJvc3RvbiwgVW5pdGVkIFN0YXRlcy4mI3hEO0RlcGFydG1lbnQgb2YgSW1tdW5v
+bG9neSwgV2Vpem1hbm4gSW5zdGl0dXRlIG9mIFNjaWVuY2UsIFJlaG92b3QsIElzcmFlbC4mI3hE
+O0RpdmlzaW9uIG9mIEltbXVub2xvZ3ksIERlcGFydG1lbnQgb2YgTWljcm9iaW9sb2d5IGFuZCBJ
+bW11bm9iaW9sb2d5LCBIYXJ2YXJkIE1lZGljYWwgU2Nob29sLCBCb3N0b24sIFVuaXRlZCBTdGF0
+ZXMuJiN4RDtJbnN0aXR1dGUgb2YgTW9sZWN1bGFyIExpZmUgU2NpZW5jZXMsIFVuaXZlcnNpdHkg
+b2YgWnVyaWNoLCBadXJpY2gsIFN3aXR6ZXJsYW5kLiYjeEQ7RGVwYXJ0bWVudCBvZiBIYWVtYXRv
+bG9neSwgVW5pdmVyc2l0eSBvZiBDYW1icmlkZ2UsIENhbWJyaWRnZSwgVW5pdGVkIEtpbmdkb20u
+JiN4RDtEaXZpc2lvbiBvZiBHZW5vbWljIFRlY2hub2xvZ2llcywgUklLRU4gQ2VudGVyIGZvciBM
+aWZlIFNjaWVuY2UgVGVjaG5vbG9naWVzLCBZb2tvaGFtYSwgSmFwYW4uJiN4RDtNb2xlY3VsYXIg
+SW1tdW5pdHkgVW5pdCwgRGVwYXJ0bWVudCBvZiBNZWRpY2luZSwgTVJDIExhYm9yYXRvcnkgb2Yg
+TW9sZWN1bGFyIEJpb2xvZ3ksIFVuaXZlcnNpdHkgb2YgQ2FtYnJpZGdlLCBDYW1icmlkZ2UsIFVu
+aXRlZCBLaW5nZG9tLiYjeEQ7SHVicmVjaHQgSW5zdGl0dXRlLCBQcmluY2VzcyBNYXhpbWEgQ2Vu
+dGVyIGZvciBQZWRpYXRyaWMgT25jb2xvZ3kgYW5kIFVuaXZlcnNpdHkgTWVkaWNhbCBDZW50ZXIg
+VXRyZWNodCwgVXRyZWNodCwgVGhlIE5ldGhlcmxhbmRzLiYjeEQ7SW5zdGl0dXRlIG9mIEJpb2Vu
+Z2luZWVyaW5nLCBTY2hvb2wgb2YgTGlmZSBTY2llbmNlcywgU3dpc3MgRmVkZXJhbCBJbnN0aXR1
+dGUgb2YgVGVjaG5vbG9neSAoRVBGTCksIExhdXNhbm5lLCBTd2l0emVybGFuZC4mI3hEO0RlcGFy
+dG1lbnQgb2YgU3lzdGVtcyBQaGFybWFjb2xvZ3kgYW5kIFRyYW5zbGF0aW9uYWwgVGhlcmFwZXV0
+aWNzLCBQZXJlbG1hbiBTY2hvb2wgb2YgTWVkaWNpbmUsIFVuaXZlcnNpdHkgb2YgUGVubnN5bHZh
+bmlhLCBQaGlsYWRlbHBoaWEsIFVuaXRlZCBTdGF0ZXMuJiN4RDtEaXZpc2lvbiBvZiBUaGVvcmV0
+aWNhbCBCaW9pbmZvcm1hdGljcyAoQjA4MCksIEdlcm1hbiBDYW5jZXIgUmVzZWFyY2ggQ2VudGVy
+IChES0ZaKSwgSGVpZGVsYmVyZywgR2VybWFueS4mI3hEO0RlcGFydG1lbnQgZm9yIEJpb2luZm9y
+bWF0aWNzIGFuZCBGdW5jdGlvbmFsIEdlbm9taWNzLCBJbnN0aXR1dGUgZm9yIFBoYXJtYWN5IGFu
+ZCBNb2xlY3VsYXIgQmlvdGVjaG5vbG9neSAoSVBNQikgYW5kIEJpb1F1YW50LCBIZWlkZWxiZXJn
+IFVuaXZlcnNpdHksIEhlaWRlbGJlcmcsIEdlcm1hbnkuJiN4RDtEZXBhcnRtZW50IG9mIEJpb2xv
+Z3kgSUksIEx1ZHdpZyBNYXhpbWlsaWFuIFVuaXZlcnNpdHkgTXVuaWNoLCBNYXJ0aW5zcmllZCwg
+R2VybWFueS4mI3hEO1Rha2FyYSBCaW8gVW5pdGVkIFN0YXRlcywgSW5jLiwgTW91bnRhaW4gVmll
+dywgVW5pdGVkIFN0YXRlcy4mI3hEO094Zm9yZCBDZW50cmUgZm9yIE5ldXJvaW5mbGFtbWF0aW9u
+LCBOdWZmaWVsZCBEZXBhcnRtZW50IG9mIENsaW5pY2FsIE5ldXJvc2NpZW5jZXMsIGFuZCBNUkMg
+SHVtYW4gSW1tdW5vbG9neSBVbml0LCBXZWF0aGVyYWxsIEluc3RpdHV0ZSBvZiBNb2xlY3VsYXIg
+TWVkaWNpbmUsIEpvaG4gUmFkY2xpZmZlIEhvc3BpdGFsLCBVbml2ZXJzaXR5IG9mIE94Zm9yZCwg
+T3hmb3JkLCBVbml0ZWQgS2luZ2RvbS4mI3hEO1dlbGxjb21lIFRydXN0LU1SQyBDYW1icmlkZ2Ug
+U3RlbSBDZWxsIEluc3RpdHV0ZSwgVW5pdmVyc2l0eSBvZiBDYW1icmlkZ2UsIENhbWJyaWRnZSwg
+VW5pdGVkIEtpbmdkb20uJiN4RDtNYXNzYWNodXNldHRzIEdlbmVyYWwgSG9zcGl0YWwgQ2FuY2Vy
+IENlbnRlciwgQm9zdG9uLCBVbml0ZWQgU3RhdGVzLiYjeEQ7SW5zdGl0dXRlIG9mIENlbGx1bGFy
+IE1lZGljaW5lLCBOZXdjYXN0bGUgVW5pdmVyc2l0eSwgTmV3Y2FzdGxlIHVwb24gVHluZSwgVW5p
+dGVkIEtpbmdkb20uJiN4RDtEZXBhcnRtZW50cyBvZiBEZXZlbG9wbWVudGFsIEJpb2xvZ3kgYW5k
+IG9mIE1lZGljaW5lLCBTdGFuZm9yZCBVbml2ZXJzaXR5IFNjaG9vbCBvZiBNZWRpY2luZSwgU3Rh
+bmZvcmQsIFVuaXRlZCBTdGF0ZXMuJiN4RDtQZXRlciBNZWRhd2FyIEJ1aWxkaW5nIGZvciBQYXRo
+b2dlbiBSZXNlYXJjaCBhbmQgdGhlIFRyYW5zbGF0aW9uYWwgR2FzdHJvZW50ZXJvbG9neSBVbml0
+LCBOdWZmaWVsZCBEZXBhcnRtZW50IG9mIENsaW5pY2FsIE1lZGljaW5lLCBVbml2ZXJzaXR5IG9m
+IE94Zm9yZCwgT3hmb3JkLCBVbml0ZWQgS2luZ2RvbS4mI3hEO094Zm9yZCBOSUhSIEJpb21lZGlj
+YWwgUmVzZWFyY2ggQ2VudHJlLCBKb2huIFJhZGNsaWZmZSBIb3NwaXRhbCwgT3hmb3JkLCBVbml0
+ZWQgS2luZ2RvbS4mI3hEO0VsaSBhbmQgRWR5dGhlIEJyb2FkIENlbnRlciBvZiBSZWdlbmVyYXRp
+b24gTWVkaWNpbmUgYW5kIFN0ZW0gQ2VsbCBSZXNlYXJjaCwgVW5pdmVyc2l0eSBvZiBDYWxpZm9y
+bmlhLCBTYW4gRnJhbmNpc2NvLCBTYW4gRnJhbmNpc2NvLCBVbml0ZWQgU3RhdGVzLiYjeEQ7QWxs
+ZW4gSW5zdGl0dXRlIGZvciBCcmFpbiBTY2llbmNlLCBTZWF0dGxlLCBVbml0ZWQgU3RhdGVzLiYj
+eEQ7TGFib3JhdG9yeSBmb3IgTW9sZWN1bGFyIE5ldXJvYmlvbG9neSwgRGVwYXJ0bWVudCBvZiBN
+ZWRpY2FsIEJpb2NoZW1pc3RyeSBhbmQgQmlvcGh5c2ljcywgS2Fyb2xpbnNrYSBJbnN0aXR1dGV0
+LCBTdG9ja2hvbG0sIFN3ZWRlbi4mI3hEO1NjaWVuY2UgZm9yIExpZmUgTGFib3JhdG9yeSwgU2No
+b29sIG9mIEJpb3RlY2hub2xvZ3ksIEtUSCBSb3lhbCBJbnN0aXR1dGUgb2YgVGVjaG5vbG9neSwg
+U3RvY2tob2xtLCBTd2VkZW4uJiN4RDtEZXBhcnRtZW50IG9mIEdlbmV0aWNzLCBTdGFuZm9yZCBV
+bml2ZXJzaXR5LCBTdGFuZm9yZCwgVW5pdGVkIFN0YXRlcy4mI3hEO1NjaWVuY2UgZm9yIExpZmUg
+TGFib3JhdG9yeSwgRGVwYXJ0bWVudCBvZiBHZW5lIFRlY2hub2xvZ3ksIEtUSCBSb3lhbCBJbnN0
+aXR1dGUgb2YgVGVjaG5vbG9neSwgU3RvY2tob2xtLCBTd2VkZW4uJiN4RDtOYXRpb25hbCBJbnN0
+aXR1dGUgb2YgQmlvbWVkaWNhbCBHZW5vbWljcywgS2FseWFuaSwgSW5kaWEuJiN4RDtDYW5jZXIg
+UmVzZWFyY2ggVUsgQ2FtYnJpZGdlIEluc3RpdHV0ZSwgVW5pdmVyc2l0eSBvZiBDYW1icmlkZ2Us
+IENhbWJyaWRnZSwgVW5pdGVkIEtpbmdkb20uJiN4RDtQcmVjaXNpb24gSW1tdW5vbG9neSBJbnN0
+aXR1dGUsIEljYWhuIFNjaG9vbCBvZiBNZWRpY2luZSBhdCBNb3VudCBTaW5haSwgTmV3IFlvcmss
+IFVuaXRlZCBTdGF0ZXMuJiN4RDtEaXZpc2lvbiBvZiBDaGVtaWNhbCwgU3lzdGVtcyAmYW1wOyBT
+eW50aGV0aWMgQmlvbG9neSwgSW5zdGl0dXRlIGZvciBJbmZlY3Rpb3VzIERpc2Vhc2UgJmFtcDsg
+TW9sZWN1bGFyIE1lZGljaW5lIChJRE0pLCBEZXBhcnRtZW50IG9mIEludGVncmF0aXZlIEJpb21l
+ZGljYWwgU2NpZW5jZXMsIEZhY3VsdHkgb2YgSGVhbHRoIFNjaWVuY2VzLCBVbml2ZXJzaXR5IG9m
+IENhcGUgVG93biwgQ2FwZSBUb3duLCBTb3V0aCBBZnJpY2EuJiN4RDtEZXBhcnRtZW50IG9mIFBh
+dGhvbG9neSBhbmQgTWVkaWNhbCBCaW9sb2d5LCBHUklBQyBSZXNlYXJjaCBJbnN0aXR1dGUsIFVu
+aXZlcnNpdHkgb2YgR3JvbmluZ2VuLCBVbml2ZXJzaXR5IE1lZGljYWwgQ2VudGVyIEdyb25pbmdl
+biwgR3JvbmluZ2VuLCBUaGUgTmV0aGVybGFuZHMuJiN4RDtEZXBhcnRtZW50IG9mIEludGVybmFs
+IE1lZGljaW5lIGFuZCBSYWRib3VkIENlbnRlciBmb3IgSW5mZWN0aW91cyBEaXNlYXNlcywgUmFk
+Ym91ZCBVbml2ZXJzaXR5IE1lZGljYWwgQ2VudGVyLCBOaWptZWdlbiwgVGhlIE5ldGhlcmxhbmRz
+LiYjeEQ7RGVwYXJ0bWVudCBvZiBNaWNyb2Jpb2xvZ3kgYW5kIEltbXVub2xvZ3ksIFN0YW5mb3Jk
+IFVuaXZlcnNpdHksIFN0YW5mb3JkLCBVbml0ZWQgU3RhdGVzLiYjeEQ7Q29tcHV0YXRpb25hbCBh
+bmQgU3lzdGVtcyBCaW9sb2d5IFByb2dyYW0sIFNsb2FuIEtldHRlcmluZyBJbnN0aXR1dGUsIE5l
+dyBZb3JrLCBVbml0ZWQgU3RhdGVzLiYjeEQ7TVJDIEh1bWFuIEdlbmV0aWNzIFVuaXQsIE1SQyBJ
+bnN0aXR1dGUgb2YgR2VuZXRpY3MgJmFtcDsgTW9sZWN1bGFyIE1lZGljaW5lLCBVbml2ZXJzaXR5
+IG9mIEVkaW5idXJnaCwgRWRpbmJ1cmdoLCBVbml0ZWQgS2luZ2RvbS4mI3hEO0RlcGFydG1lbnQg
+b2YgQXBwbGllZCBQaHlzaWNzIGFuZCBEZXBhcnRtZW50IG9mIEJpb2VuZ2luZWVyaW5nLCBTdGFu
+Zm9yZCBVbml2ZXJzaXR5LCBTdGFuZm9yZCwgVW5pdGVkIFN0YXRlcy4mI3hEO0NoYW4gWnVja2Vy
+YmVyZyBCaW9odWIsIFNhbiBGcmFuY2lzY28sIFVuaXRlZCBTdGF0ZXMuJiN4RDtFcGlnZW5ldGlj
+cyBQcm9ncmFtbWUsIFRoZSBCYWJyYWhhbSBJbnN0aXR1dGUsIENhbWJyaWRnZSwgVW5pdGVkIEtp
+bmdkb20uJiN4RDtDZW50cmUgZm9yIFRyb3Bob2JsYXN0IFJlc2VhcmNoLCBVbml2ZXJzaXR5IG9m
+IENhbWJyaWRnZSwgQ2FtYnJpZGdlLCBVbml0ZWQgS2luZ2RvbS4mI3hEO0NlbnRlciBmb3IgQnJh
+aW4gU2NpZW5jZSBhbmQgRGVwYXJ0bWVudCBvZiBNb2xlY3VsYXIgYW5kIENlbGx1bGFyIEJpb2xv
+Z3ksIEhhcnZhcmQgVW5pdmVyc2l0eSwgQ2FtYnJpZGdlLCBVbml0ZWQgU3RhdGVzLiYjeEQ7RGVw
+YXJ0bWVudCBvZiBCaW9sb2d5LCBOZXcgWW9yayBVbml2ZXJzaXR5LCBOZXcgWW9yaywgVW5pdGVk
+IFN0YXRlcy4mI3hEO05ldyBZb3JrIEdlbm9tZSBDZW50ZXIsIE5ldyBZb3JrIFVuaXZlcnNpdHks
+IE5ldyBZb3JrLCBVbml0ZWQgU3RhdGVzLiYjeEQ7RGl2aXNpb24gb2YgSW1tdW5vbG9neSwgVGhl
+IE5ldGhlcmxhbmRzIENhbmNlciBJbnN0aXR1dGUsIEFtc3RlcmRhbSwgVGhlIE5ldGhlcmxhbmRz
+LiYjeEQ7SW5zdGl0dXRlIGZvciBNZWRpY2FsIEVuZ2luZWVyaW5nICZhbXA7IFNjaWVuY2UgKElN
+RVMpIGFuZCBEZXBhcnRtZW50IG9mIENoZW1pc3RyeSwgTWFzc2FjaHVzZXR0cyBJbnN0aXR1dGUg
+b2YgVGVjaG5vbG9neSwgQ2FtYnJpZGdlLCBVbml0ZWQgU3RhdGVzLiYjeEQ7UmFnb24gSW5zdGl0
+dXRlIG9mIE1HSCwgTUlUIGFuZCBIYXJ2YXJkLCBDYW1icmlkZ2UsIFVuaXRlZCBTdGF0ZXMuJiN4
+RDtEZXBhcnRtZW50IG9mIENvbXB1dGVyIFNjaWVuY2UgYW5kIERlcGFydG1lbnQgb2YgQmlvbW9s
+ZWN1bGFyIFNjaWVuY2VzLCBXZWl6bWFubiBJbnN0aXR1dGUgb2YgU2NpZW5jZSwgUmVob3ZvdCwg
+SXNyYWVsLiYjeEQ7RGVwYXJ0bWVudCBvZiBHZW5pdG91cmluYXJ5IE1lZGljYWwgT25jb2xvZ3ks
+IERlcGFydG1lbnQgb2YgSW1tdW5vbG9neSwgTUQgQW5kZXJzb24gQ2FuY2VyIENlbnRlciwgVW5p
+dmVyc2l0eSBvZiBUZXhhcywgSG91c3RvbiwgVW5pdGVkIFN0YXRlcy4mI3hEO0luc3RpdHV0ZSBv
+ZiBDb21wdXRhdGlvbmFsIEJpb2xvZ3ksIEdlcm1hbiBSZXNlYXJjaCBDZW50ZXIgZm9yIEVudmly
+b25tZW50YWwgSGVhbHRoLCBIZWxtaG9sdHogQ2VudGVyIE11bmljaCwgTmV1aGVyYmVyZywgR2Vy
+bWFueS4mI3hEO0RlcGFydG1lbnQgb2YgTWF0aGVtYXRpY3MsIFRlY2huaWNhbCBVbml2ZXJzaXR5
+IG9mIE11bmljaCwgR2FyY2hpbmcsIEdlcm1hbnkuJiN4RDtTY2llbmNlIGZvciBMaWZlIExhYm9y
+YXRvcnkgYW5kIERlcGFydG1lbnQgb2YgUHJvdGVvbWljcywgS1RIIFJveWFsIEluc3RpdHV0ZSBv
+ZiBUZWNobm9sb2d5LCBTdG9ja2hvbG0sIFN3ZWRlbi4mI3hEO05vdm8gTm9yZGlzayBGb3VuZGF0
+aW9uIENlbnRlciBmb3IgQmlvc3VzdGFpbmFiaWxpdHksIERhbmlzaCBUZWNobmljYWwgVW5pdmVy
+c2l0eSwgTHluZ2J5LCBEZW5tYXJrLiYjeEQ7SHVicmVjaHQgSW5zdGl0dXRlIGFuZCBVbml2ZXJz
+aXR5IE1lZGljYWwgQ2VudGVyIFV0cmVjaHQsIFV0cmVjaHQsIFRoZSBOZXRoZXJsYW5kcy4mI3hE
+O0RlcGFydG1lbnQgb2YgRWxlY3RyaWNhbCBFbmdpbmVlcmluZyBhbmQgQ29tcHV0ZXIgU2NpZW5j
+ZSBhbmQgdGhlIENlbnRlciBmb3IgQ29tcHV0YXRpb25hbCBCaW9sb2d5LCBVbml2ZXJzaXR5IG9m
+IENhbGlmb3JuaWEsIEJlcmtlbGV5LCBCZXJrZWxleSwgVW5pdGVkIFN0YXRlcy4mI3hEO0NlbnRy
+ZSBmb3IgU3RlbSBDZWxscyBhbmQgUmVnZW5lcmF0aXZlIE1lZGljaW5lLCBLaW5nJmFwb3M7cyBD
+b2xsZWdlIExvbmRvbiwgTG9uZG9uLCBVbml0ZWQgS2luZ2RvbS4mI3hEO0RlcGFydG1lbnQgb2Yg
+Q2VsbHVsYXIgJmFtcDsgTW9sZWN1bGFyIFBoYXJtYWNvbG9neSwgVW5pdmVyc2l0eSBvZiBDYWxp
+Zm9ybmlhLCBTYW4gRnJhbmNpc2NvLCBTYW4gRnJhbmNpc2NvLCBVbml0ZWQgU3RhdGVzLiYjeEQ7
+Q2FsaWZvcm5pYSBJbnN0aXR1dGUgZm9yIFF1YW50aXRhdGl2ZSBCaW9tZWRpY2FsIFJlc2VhcmNo
+LCBVbml2ZXJzaXR5IG9mIENhbGlmb3JuaWEsIFNhbiBGcmFuY2lzY28sIFNhbiBGcmFuY2lzY28s
+IFVuaXRlZCBTdGF0ZXMuJiN4RDtDZW50ZXIgZm9yIFJOQSBTeXN0ZW1zIEJpb2xvZ3ksIFVuaXZl
+cnNpdHkgb2YgQ2FsaWZvcm5pYSwgU2FuIEZyYW5jaXNjbywgU2FuIEZyYW5jaXNjbywgVW5pdGVk
+IFN0YXRlcy4mI3hEO0RpdmlzaW9uIG9mIEJpb2xvZ3kgYW5kIEJpb2xvZ2ljYWwgRW5naW5lZXJp
+bmcsIENhbGlmb3JuaWEgSW5zdGl0dXRlIG9mIFRlY2hub2xvZ3ksIFBhc2FkZW5hLCBVbml0ZWQg
+U3RhdGVzLiYjeEQ7Q2VudGVyIGZvciBDb21wdXRhdGlvbmFsIGFuZCBJbnRlZ3JhdGl2ZSBCaW9s
+b2d5LCBNYXNzYWNodXNldHRzIEdlbmVyYWwgSG9zcGl0YWwsIEJvc3RvbiwgVW5pdGVkIFN0YXRl
+cy4mI3hEO0dhc3Ryb2ludGVzdGluYWwgVW5pdCBhbmQgQ2VudGVyIGZvciB0aGUgU3R1ZHkgb2Yg
+SW5mbGFtbWF0b3J5IEJvd2VsIERpc2Vhc2UsIE1hc3NhY2h1c2V0dHMgR2VuZXJhbCBIb3NwaXRh
+bCwgQm9zdG9uLCBVbml0ZWQgU3RhdGVzLiYjeEQ7Q2VudGVyIGZvciBNaWNyb2Jpb21lIEluZm9y
+bWF0aWNzIGFuZCBUaGVyYXBldXRpY3MsIE1hc3NhY2h1c2V0dHMgSW5zdGl0dXRlIG9mIFRlY2hu
+b2xvZ3ksIENhbWJyaWRnZSwgVW5pdGVkIFN0YXRlcy48L2F1dGgtYWRkcmVzcz48dGl0bGVzPjx0
+aXRsZT5UaGUgSHVtYW4gQ2VsbCBBdGxhczwvdGl0bGU+PHNlY29uZGFyeS10aXRsZT5FbGlmZTwv
+c2Vjb25kYXJ5LXRpdGxlPjwvdGl0bGVzPjxwZXJpb2RpY2FsPjxmdWxsLXRpdGxlPkVsaWZlPC9m
+dWxsLXRpdGxlPjwvcGVyaW9kaWNhbD48dm9sdW1lPjY8L3ZvbHVtZT48ZWRpdGlvbj4yMDE3MTIw
+NTwvZWRpdGlvbj48a2V5d29yZHM+PGtleXdvcmQ+KkF0bGFzZXMgYXMgVG9waWM8L2tleXdvcmQ+
+PGtleXdvcmQ+RXVrYXJ5b3RpYyBDZWxscy8qY2xhc3NpZmljYXRpb24vKnBoeXNpb2xvZ3k8L2tl
+eXdvcmQ+PGtleXdvcmQ+Kkh1bWFuIEJvZHk8L2tleXdvcmQ+PGtleXdvcmQ+SHVtYW5zPC9rZXl3
+b3JkPjxrZXl3b3JkPkludGVybmF0aW9uYWwgQ29vcGVyYXRpb248L2tleXdvcmQ+PGtleXdvcmQ+
+Y2VsbCBhdGxhczwva2V5d29yZD48a2V5d29yZD5jZWxsIGJpb2xvZ3k8L2tleXdvcmQ+PGtleXdv
+cmQ+Y29tcHV0YXRpb25hbCBiaW9sb2d5PC9rZXl3b3JkPjxrZXl3b3JkPmh1bWFuPC9rZXl3b3Jk
+PjxrZXl3b3JkPmxpbmVhZ2U8L2tleXdvcmQ+PGtleXdvcmQ+bW91c2U8L2tleXdvcmQ+PGtleXdv
+cmQ+c2NpZW5jZSBmb3J1bTwva2V5d29yZD48a2V5d29yZD5zaW5nbGUtY2VsbCBnZW5vbWljczwv
+a2V5d29yZD48a2V5d29yZD5zeXN0ZW1zIGJpb2xvZ3k8L2tleXdvcmQ+PC9rZXl3b3Jkcz48ZGF0
+ZXM+PHllYXI+MjAxNzwveWVhcj48cHViLWRhdGVzPjxkYXRlPkRlYyA1PC9kYXRlPjwvcHViLWRh
+dGVzPjwvZGF0ZXM+PGlzYm4+MjA1MC0wODRYIChFbGVjdHJvbmljKSYjeEQ7MjA1MC0wODRYIChM
+aW5raW5nKTwvaXNibj48YWNjZXNzaW9uLW51bT4yOTIwNjEwNDwvYWNjZXNzaW9uLW51bT48dXJs
+cz48cmVsYXRlZC11cmxzPjx1cmw+aHR0cHM6Ly93d3cubmNiaS5ubG0ubmloLmdvdi9wdWJtZWQv
+MjkyMDYxMDQ8L3VybD48L3JlbGF0ZWQtdXJscz48L3VybHM+PGN1c3RvbTE+UmV2aWV3aW5nIEVk
+aXRvciwgZUxpZmUuIFNlbmlvciBFZGl0b3IsIGVMaWZlLiBEZXB1dHkgRWRpdG9yLCBlTGlmZS4g
+Tm8gY29tcGV0aW5nIGludGVyZXN0cyBkZWNsYXJlZC48L2N1c3RvbTE+PGN1c3RvbTI+UE1DNTc2
+MjE1NDwvY3VzdG9tMj48ZWxlY3Ryb25pYy1yZXNvdXJjZS1udW0+MTAuNzU1NC9lTGlmZS4yNzA0
+MTwvZWxlY3Ryb25pYy1yZXNvdXJjZS1udW0+PHJlbW90ZS1kYXRhYmFzZS1uYW1lPk1lZGxpbmU8
+L3JlbW90ZS1kYXRhYmFzZS1uYW1lPjxyZW1vdGUtZGF0YWJhc2UtcHJvdmlkZXI+TkxNPC9yZW1v
+dGUtZGF0YWJhc2UtcHJvdmlkZXI+PC9yZWNvcmQ+PC9DaXRlPjwvRW5kTm90ZT4A
+</w:fldData>
+        </w:fldChar>
+      </w:r>
+      <w:r>
+        <w:instrText xml:space="preserve"> ADDIN EN.CITE </w:instrText>
+      </w:r>
+      <w:r>
+        <w:fldChar w:fldCharType="begin">
+          <w:fldData xml:space="preserve">PEVuZE5vdGU+PENpdGU+PEF1dGhvcj5SZWdldjwvQXV0aG9yPjxZZWFyPjIwMTc8L1llYXI+PFJl
+Y051bT44PC9SZWNOdW0+PERpc3BsYXlUZXh0PjxzdHlsZSBmYWNlPSJzdXBlcnNjcmlwdCI+MTE8
+L3N0eWxlPjwvRGlzcGxheVRleHQ+PHJlY29yZD48cmVjLW51bWJlcj44PC9yZWMtbnVtYmVyPjxm
+b3JlaWduLWtleXM+PGtleSBhcHA9IkVOIiBkYi1pZD0iYXNhdzB3ejA3NXd6c2ZlcDJzZHBlczBl
+ZWQwenh2cHRkeDJhIiB0aW1lc3RhbXA9IjE3Nzc0NjM1NDciPjg8L2tleT48L2ZvcmVpZ24ta2V5
+cz48cmVmLXR5cGUgbmFtZT0iSm91cm5hbCBBcnRpY2xlIj4xNzwvcmVmLXR5cGU+PGNvbnRyaWJ1
+dG9ycz48YXV0aG9ycz48YXV0aG9yPlJlZ2V2LCBBLjwvYXV0aG9yPjxhdXRob3I+VGVpY2htYW5u
+LCBTLiBBLjwvYXV0aG9yPjxhdXRob3I+TGFuZGVyLCBFLiBTLjwvYXV0aG9yPjxhdXRob3I+QW1p
+dCwgSS48L2F1dGhvcj48YXV0aG9yPkJlbm9pc3QsIEMuPC9hdXRob3I+PGF1dGhvcj5CaXJuZXks
+IEUuPC9hdXRob3I+PGF1dGhvcj5Cb2Rlbm1pbGxlciwgQi48L2F1dGhvcj48YXV0aG9yPkNhbXBi
+ZWxsLCBQLjwvYXV0aG9yPjxhdXRob3I+Q2FybmluY2ksIFAuPC9hdXRob3I+PGF1dGhvcj5DbGF0
+d29ydGh5LCBNLjwvYXV0aG9yPjxhdXRob3I+Q2xldmVycywgSC48L2F1dGhvcj48YXV0aG9yPkRl
+cGxhbmNrZSwgQi48L2F1dGhvcj48YXV0aG9yPkR1bmhhbSwgSS48L2F1dGhvcj48YXV0aG9yPkVi
+ZXJ3aW5lLCBKLjwvYXV0aG9yPjxhdXRob3I+RWlscywgUi48L2F1dGhvcj48YXV0aG9yPkVuYXJk
+LCBXLjwvYXV0aG9yPjxhdXRob3I+RmFybWVyLCBBLjwvYXV0aG9yPjxhdXRob3I+RnVnZ2VyLCBM
+LjwvYXV0aG9yPjxhdXRob3I+R290dGdlbnMsIEIuPC9hdXRob3I+PGF1dGhvcj5IYWNvaGVuLCBO
+LjwvYXV0aG9yPjxhdXRob3I+SGFuaWZmYSwgTS48L2F1dGhvcj48YXV0aG9yPkhlbWJlcmcsIE0u
+PC9hdXRob3I+PGF1dGhvcj5LaW0sIFMuPC9hdXRob3I+PGF1dGhvcj5LbGVuZXJtYW4sIFAuPC9h
+dXRob3I+PGF1dGhvcj5LcmllZ3N0ZWluLCBBLjwvYXV0aG9yPjxhdXRob3I+TGVpbiwgRS48L2F1
+dGhvcj48YXV0aG9yPkxpbm5hcnNzb24sIFMuPC9hdXRob3I+PGF1dGhvcj5MdW5kYmVyZywgRS48
+L2F1dGhvcj48YXV0aG9yPkx1bmRlYmVyZywgSi48L2F1dGhvcj48YXV0aG9yPk1hanVtZGVyLCBQ
+LjwvYXV0aG9yPjxhdXRob3I+TWFyaW9uaSwgSi4gQy48L2F1dGhvcj48YXV0aG9yPk1lcmFkLCBN
+LjwvYXV0aG9yPjxhdXRob3I+TWhsYW5nYSwgTS48L2F1dGhvcj48YXV0aG9yPk5hd2lqbiwgTS48
+L2F1dGhvcj48YXV0aG9yPk5ldGVhLCBNLjwvYXV0aG9yPjxhdXRob3I+Tm9sYW4sIEcuPC9hdXRo
+b3I+PGF1dGhvcj5QZSZhcG9zO2VyLCBELjwvYXV0aG9yPjxhdXRob3I+UGhpbGxpcGFraXMsIEEu
+PC9hdXRob3I+PGF1dGhvcj5Qb250aW5nLCBDLiBQLjwvYXV0aG9yPjxhdXRob3I+UXVha2UsIFMu
+PC9hdXRob3I+PGF1dGhvcj5SZWlrLCBXLjwvYXV0aG9yPjxhdXRob3I+Um96ZW5ibGF0dC1Sb3Nl
+biwgTy48L2F1dGhvcj48YXV0aG9yPlNhbmVzLCBKLjwvYXV0aG9yPjxhdXRob3I+U2F0aWphLCBS
+LjwvYXV0aG9yPjxhdXRob3I+U2NodW1hY2hlciwgVC4gTi48L2F1dGhvcj48YXV0aG9yPlNoYWxl
+aywgQS48L2F1dGhvcj48YXV0aG9yPlNoYXBpcm8sIEUuPC9hdXRob3I+PGF1dGhvcj5TaGFybWEs
+IFAuPC9hdXRob3I+PGF1dGhvcj5TaGluLCBKLiBXLjwvYXV0aG9yPjxhdXRob3I+U3RlZ2xlLCBP
+LjwvYXV0aG9yPjxhdXRob3I+U3RyYXR0b24sIE0uPC9hdXRob3I+PGF1dGhvcj5TdHViYmluZ3Rv
+biwgTS4gSi4gVC48L2F1dGhvcj48YXV0aG9yPlRoZWlzLCBGLiBKLjwvYXV0aG9yPjxhdXRob3I+
+VWhsZW4sIE0uPC9hdXRob3I+PGF1dGhvcj52YW4gT3VkZW5hYXJkZW4sIEEuPC9hdXRob3I+PGF1
+dGhvcj5XYWduZXIsIEEuPC9hdXRob3I+PGF1dGhvcj5XYXR0LCBGLjwvYXV0aG9yPjxhdXRob3I+
+V2Vpc3NtYW4sIEouPC9hdXRob3I+PGF1dGhvcj5Xb2xkLCBCLjwvYXV0aG9yPjxhdXRob3I+WGF2
+aWVyLCBSLjwvYXV0aG9yPjxhdXRob3I+WW9zZWYsIE4uPC9hdXRob3I+PGF1dGhvcj5IdW1hbiBD
+ZWxsIEF0bGFzIE1lZXRpbmcsIFBhcnRpY2lwYW50czwvYXV0aG9yPjwvYXV0aG9ycz48L2NvbnRy
+aWJ1dG9ycz48YXV0aC1hZGRyZXNzPkJyb2FkIEluc3RpdHV0ZSBvZiBNSVQgYW5kIEhhcnZhcmQs
+IENhbWJyaWRnZSwgVW5pdGVkIFN0YXRlcy4mI3hEO0RlcGFydG1lbnQgb2YgQmlvbG9neSwgTWFz
+c2FjaHVzZXR0cyBJbnN0aXR1dGUgb2YgVGVjaG5vbG9neSwgQ2FtYnJpZGdlLCBVbml0ZWQgU3Rh
+dGVzLiYjeEQ7SG93YXJkIEh1Z2hlcyBNZWRpY2FsIEluc3RpdHV0ZSwgQ2hldnkgQ2hhc2UsIFVu
+aXRlZCBTdGF0ZXMuJiN4RDtXZWxsY29tZSBUcnVzdCBTYW5nZXIgSW5zdGl0dXRlLCBXZWxsY29t
+ZSBHZW5vbWUgQ2FtcHVzLCBIaW54dG9uLCBVbml0ZWQgS2luZ2RvbS4mI3hEO0VNQkwtRXVyb3Bl
+YW4gQmlvaW5mb3JtYXRpY3MgSW5zdGl0dXRlLCBXZWxsY29tZSBHZW5vbWUgQ2FtcHVzLCBIaW54
+dG9uLCBVbml0ZWQgS2luZ2RvbS4mI3hEO0NhdmVuZGlzaCBMYWJvcmF0b3J5LCBEZXBhcnRtZW50
+IG9mIFBoeXNpY3MsIFVuaXZlcnNpdHkgb2YgQ2FtYnJpZGdlLCBDYW1icmlkZ2UsIFVuaXRlZCBL
+aW5nZG9tLiYjeEQ7RGVwYXJ0bWVudCBvZiBTeXN0ZW1zIEJpb2xvZ3ksIEhhcnZhcmQgTWVkaWNh
+bCBTY2hvb2wsIEJvc3RvbiwgVW5pdGVkIFN0YXRlcy4mI3hEO0RlcGFydG1lbnQgb2YgSW1tdW5v
+bG9neSwgV2Vpem1hbm4gSW5zdGl0dXRlIG9mIFNjaWVuY2UsIFJlaG92b3QsIElzcmFlbC4mI3hE
+O0RpdmlzaW9uIG9mIEltbXVub2xvZ3ksIERlcGFydG1lbnQgb2YgTWljcm9iaW9sb2d5IGFuZCBJ
+bW11bm9iaW9sb2d5LCBIYXJ2YXJkIE1lZGljYWwgU2Nob29sLCBCb3N0b24sIFVuaXRlZCBTdGF0
+ZXMuJiN4RDtJbnN0aXR1dGUgb2YgTW9sZWN1bGFyIExpZmUgU2NpZW5jZXMsIFVuaXZlcnNpdHkg
+b2YgWnVyaWNoLCBadXJpY2gsIFN3aXR6ZXJsYW5kLiYjeEQ7RGVwYXJ0bWVudCBvZiBIYWVtYXRv
+bG9neSwgVW5pdmVyc2l0eSBvZiBDYW1icmlkZ2UsIENhbWJyaWRnZSwgVW5pdGVkIEtpbmdkb20u
+JiN4RDtEaXZpc2lvbiBvZiBHZW5vbWljIFRlY2hub2xvZ2llcywgUklLRU4gQ2VudGVyIGZvciBM
+aWZlIFNjaWVuY2UgVGVjaG5vbG9naWVzLCBZb2tvaGFtYSwgSmFwYW4uJiN4RDtNb2xlY3VsYXIg
+SW1tdW5pdHkgVW5pdCwgRGVwYXJ0bWVudCBvZiBNZWRpY2luZSwgTVJDIExhYm9yYXRvcnkgb2Yg
+TW9sZWN1bGFyIEJpb2xvZ3ksIFVuaXZlcnNpdHkgb2YgQ2FtYnJpZGdlLCBDYW1icmlkZ2UsIFVu
+aXRlZCBLaW5nZG9tLiYjeEQ7SHVicmVjaHQgSW5zdGl0dXRlLCBQcmluY2VzcyBNYXhpbWEgQ2Vu
+dGVyIGZvciBQZWRpYXRyaWMgT25jb2xvZ3kgYW5kIFVuaXZlcnNpdHkgTWVkaWNhbCBDZW50ZXIg
+VXRyZWNodCwgVXRyZWNodCwgVGhlIE5ldGhlcmxhbmRzLiYjeEQ7SW5zdGl0dXRlIG9mIEJpb2Vu
+Z2luZWVyaW5nLCBTY2hvb2wgb2YgTGlmZSBTY2llbmNlcywgU3dpc3MgRmVkZXJhbCBJbnN0aXR1
+dGUgb2YgVGVjaG5vbG9neSAoRVBGTCksIExhdXNhbm5lLCBTd2l0emVybGFuZC4mI3hEO0RlcGFy
+dG1lbnQgb2YgU3lzdGVtcyBQaGFybWFjb2xvZ3kgYW5kIFRyYW5zbGF0aW9uYWwgVGhlcmFwZXV0
+aWNzLCBQZXJlbG1hbiBTY2hvb2wgb2YgTWVkaWNpbmUsIFVuaXZlcnNpdHkgb2YgUGVubnN5bHZh
+bmlhLCBQaGlsYWRlbHBoaWEsIFVuaXRlZCBTdGF0ZXMuJiN4RDtEaXZpc2lvbiBvZiBUaGVvcmV0
+aWNhbCBCaW9pbmZvcm1hdGljcyAoQjA4MCksIEdlcm1hbiBDYW5jZXIgUmVzZWFyY2ggQ2VudGVy
+IChES0ZaKSwgSGVpZGVsYmVyZywgR2VybWFueS4mI3hEO0RlcGFydG1lbnQgZm9yIEJpb2luZm9y
+bWF0aWNzIGFuZCBGdW5jdGlvbmFsIEdlbm9taWNzLCBJbnN0aXR1dGUgZm9yIFBoYXJtYWN5IGFu
+ZCBNb2xlY3VsYXIgQmlvdGVjaG5vbG9neSAoSVBNQikgYW5kIEJpb1F1YW50LCBIZWlkZWxiZXJn
+IFVuaXZlcnNpdHksIEhlaWRlbGJlcmcsIEdlcm1hbnkuJiN4RDtEZXBhcnRtZW50IG9mIEJpb2xv
+Z3kgSUksIEx1ZHdpZyBNYXhpbWlsaWFuIFVuaXZlcnNpdHkgTXVuaWNoLCBNYXJ0aW5zcmllZCwg
+R2VybWFueS4mI3hEO1Rha2FyYSBCaW8gVW5pdGVkIFN0YXRlcywgSW5jLiwgTW91bnRhaW4gVmll
+dywgVW5pdGVkIFN0YXRlcy4mI3hEO094Zm9yZCBDZW50cmUgZm9yIE5ldXJvaW5mbGFtbWF0aW9u
+LCBOdWZmaWVsZCBEZXBhcnRtZW50IG9mIENsaW5pY2FsIE5ldXJvc2NpZW5jZXMsIGFuZCBNUkMg
+SHVtYW4gSW1tdW5vbG9neSBVbml0LCBXZWF0aGVyYWxsIEluc3RpdHV0ZSBvZiBNb2xlY3VsYXIg
+TWVkaWNpbmUsIEpvaG4gUmFkY2xpZmZlIEhvc3BpdGFsLCBVbml2ZXJzaXR5IG9mIE94Zm9yZCwg
+T3hmb3JkLCBVbml0ZWQgS2luZ2RvbS4mI3hEO1dlbGxjb21lIFRydXN0LU1SQyBDYW1icmlkZ2Ug
+U3RlbSBDZWxsIEluc3RpdHV0ZSwgVW5pdmVyc2l0eSBvZiBDYW1icmlkZ2UsIENhbWJyaWRnZSwg
+VW5pdGVkIEtpbmdkb20uJiN4RDtNYXNzYWNodXNldHRzIEdlbmVyYWwgSG9zcGl0YWwgQ2FuY2Vy
+IENlbnRlciwgQm9zdG9uLCBVbml0ZWQgU3RhdGVzLiYjeEQ7SW5zdGl0dXRlIG9mIENlbGx1bGFy
+IE1lZGljaW5lLCBOZXdjYXN0bGUgVW5pdmVyc2l0eSwgTmV3Y2FzdGxlIHVwb24gVHluZSwgVW5p
+dGVkIEtpbmdkb20uJiN4RDtEZXBhcnRtZW50cyBvZiBEZXZlbG9wbWVudGFsIEJpb2xvZ3kgYW5k
+IG9mIE1lZGljaW5lLCBTdGFuZm9yZCBVbml2ZXJzaXR5IFNjaG9vbCBvZiBNZWRpY2luZSwgU3Rh
+bmZvcmQsIFVuaXRlZCBTdGF0ZXMuJiN4RDtQZXRlciBNZWRhd2FyIEJ1aWxkaW5nIGZvciBQYXRo
+b2dlbiBSZXNlYXJjaCBhbmQgdGhlIFRyYW5zbGF0aW9uYWwgR2FzdHJvZW50ZXJvbG9neSBVbml0
+LCBOdWZmaWVsZCBEZXBhcnRtZW50IG9mIENsaW5pY2FsIE1lZGljaW5lLCBVbml2ZXJzaXR5IG9m
+IE94Zm9yZCwgT3hmb3JkLCBVbml0ZWQgS2luZ2RvbS4mI3hEO094Zm9yZCBOSUhSIEJpb21lZGlj
+YWwgUmVzZWFyY2ggQ2VudHJlLCBKb2huIFJhZGNsaWZmZSBIb3NwaXRhbCwgT3hmb3JkLCBVbml0
+ZWQgS2luZ2RvbS4mI3hEO0VsaSBhbmQgRWR5dGhlIEJyb2FkIENlbnRlciBvZiBSZWdlbmVyYXRp
+b24gTWVkaWNpbmUgYW5kIFN0ZW0gQ2VsbCBSZXNlYXJjaCwgVW5pdmVyc2l0eSBvZiBDYWxpZm9y
+bmlhLCBTYW4gRnJhbmNpc2NvLCBTYW4gRnJhbmNpc2NvLCBVbml0ZWQgU3RhdGVzLiYjeEQ7QWxs
+ZW4gSW5zdGl0dXRlIGZvciBCcmFpbiBTY2llbmNlLCBTZWF0dGxlLCBVbml0ZWQgU3RhdGVzLiYj
+eEQ7TGFib3JhdG9yeSBmb3IgTW9sZWN1bGFyIE5ldXJvYmlvbG9neSwgRGVwYXJ0bWVudCBvZiBN
+ZWRpY2FsIEJpb2NoZW1pc3RyeSBhbmQgQmlvcGh5c2ljcywgS2Fyb2xpbnNrYSBJbnN0aXR1dGV0
+LCBTdG9ja2hvbG0sIFN3ZWRlbi4mI3hEO1NjaWVuY2UgZm9yIExpZmUgTGFib3JhdG9yeSwgU2No
+b29sIG9mIEJpb3RlY2hub2xvZ3ksIEtUSCBSb3lhbCBJbnN0aXR1dGUgb2YgVGVjaG5vbG9neSwg
+U3RvY2tob2xtLCBTd2VkZW4uJiN4RDtEZXBhcnRtZW50IG9mIEdlbmV0aWNzLCBTdGFuZm9yZCBV
+bml2ZXJzaXR5LCBTdGFuZm9yZCwgVW5pdGVkIFN0YXRlcy4mI3hEO1NjaWVuY2UgZm9yIExpZmUg
+TGFib3JhdG9yeSwgRGVwYXJ0bWVudCBvZiBHZW5lIFRlY2hub2xvZ3ksIEtUSCBSb3lhbCBJbnN0
+aXR1dGUgb2YgVGVjaG5vbG9neSwgU3RvY2tob2xtLCBTd2VkZW4uJiN4RDtOYXRpb25hbCBJbnN0
+aXR1dGUgb2YgQmlvbWVkaWNhbCBHZW5vbWljcywgS2FseWFuaSwgSW5kaWEuJiN4RDtDYW5jZXIg
+UmVzZWFyY2ggVUsgQ2FtYnJpZGdlIEluc3RpdHV0ZSwgVW5pdmVyc2l0eSBvZiBDYW1icmlkZ2Us
+IENhbWJyaWRnZSwgVW5pdGVkIEtpbmdkb20uJiN4RDtQcmVjaXNpb24gSW1tdW5vbG9neSBJbnN0
+aXR1dGUsIEljYWhuIFNjaG9vbCBvZiBNZWRpY2luZSBhdCBNb3VudCBTaW5haSwgTmV3IFlvcmss
+IFVuaXRlZCBTdGF0ZXMuJiN4RDtEaXZpc2lvbiBvZiBDaGVtaWNhbCwgU3lzdGVtcyAmYW1wOyBT
+eW50aGV0aWMgQmlvbG9neSwgSW5zdGl0dXRlIGZvciBJbmZlY3Rpb3VzIERpc2Vhc2UgJmFtcDsg
+TW9sZWN1bGFyIE1lZGljaW5lIChJRE0pLCBEZXBhcnRtZW50IG9mIEludGVncmF0aXZlIEJpb21l
+ZGljYWwgU2NpZW5jZXMsIEZhY3VsdHkgb2YgSGVhbHRoIFNjaWVuY2VzLCBVbml2ZXJzaXR5IG9m
+IENhcGUgVG93biwgQ2FwZSBUb3duLCBTb3V0aCBBZnJpY2EuJiN4RDtEZXBhcnRtZW50IG9mIFBh
+dGhvbG9neSBhbmQgTWVkaWNhbCBCaW9sb2d5LCBHUklBQyBSZXNlYXJjaCBJbnN0aXR1dGUsIFVu
+aXZlcnNpdHkgb2YgR3JvbmluZ2VuLCBVbml2ZXJzaXR5IE1lZGljYWwgQ2VudGVyIEdyb25pbmdl
+biwgR3JvbmluZ2VuLCBUaGUgTmV0aGVybGFuZHMuJiN4RDtEZXBhcnRtZW50IG9mIEludGVybmFs
+IE1lZGljaW5lIGFuZCBSYWRib3VkIENlbnRlciBmb3IgSW5mZWN0aW91cyBEaXNlYXNlcywgUmFk
+Ym91ZCBVbml2ZXJzaXR5IE1lZGljYWwgQ2VudGVyLCBOaWptZWdlbiwgVGhlIE5ldGhlcmxhbmRz
+LiYjeEQ7RGVwYXJ0bWVudCBvZiBNaWNyb2Jpb2xvZ3kgYW5kIEltbXVub2xvZ3ksIFN0YW5mb3Jk
+IFVuaXZlcnNpdHksIFN0YW5mb3JkLCBVbml0ZWQgU3RhdGVzLiYjeEQ7Q29tcHV0YXRpb25hbCBh
+bmQgU3lzdGVtcyBCaW9sb2d5IFByb2dyYW0sIFNsb2FuIEtldHRlcmluZyBJbnN0aXR1dGUsIE5l
+dyBZb3JrLCBVbml0ZWQgU3RhdGVzLiYjeEQ7TVJDIEh1bWFuIEdlbmV0aWNzIFVuaXQsIE1SQyBJ
+bnN0aXR1dGUgb2YgR2VuZXRpY3MgJmFtcDsgTW9sZWN1bGFyIE1lZGljaW5lLCBVbml2ZXJzaXR5
+IG9mIEVkaW5idXJnaCwgRWRpbmJ1cmdoLCBVbml0ZWQgS2luZ2RvbS4mI3hEO0RlcGFydG1lbnQg
+b2YgQXBwbGllZCBQaHlzaWNzIGFuZCBEZXBhcnRtZW50IG9mIEJpb2VuZ2luZWVyaW5nLCBTdGFu
+Zm9yZCBVbml2ZXJzaXR5LCBTdGFuZm9yZCwgVW5pdGVkIFN0YXRlcy4mI3hEO0NoYW4gWnVja2Vy
+YmVyZyBCaW9odWIsIFNhbiBGcmFuY2lzY28sIFVuaXRlZCBTdGF0ZXMuJiN4RDtFcGlnZW5ldGlj
+cyBQcm9ncmFtbWUsIFRoZSBCYWJyYWhhbSBJbnN0aXR1dGUsIENhbWJyaWRnZSwgVW5pdGVkIEtp
+bmdkb20uJiN4RDtDZW50cmUgZm9yIFRyb3Bob2JsYXN0IFJlc2VhcmNoLCBVbml2ZXJzaXR5IG9m
+IENhbWJyaWRnZSwgQ2FtYnJpZGdlLCBVbml0ZWQgS2luZ2RvbS4mI3hEO0NlbnRlciBmb3IgQnJh
+aW4gU2NpZW5jZSBhbmQgRGVwYXJ0bWVudCBvZiBNb2xlY3VsYXIgYW5kIENlbGx1bGFyIEJpb2xv
+Z3ksIEhhcnZhcmQgVW5pdmVyc2l0eSwgQ2FtYnJpZGdlLCBVbml0ZWQgU3RhdGVzLiYjeEQ7RGVw
+YXJ0bWVudCBvZiBCaW9sb2d5LCBOZXcgWW9yayBVbml2ZXJzaXR5LCBOZXcgWW9yaywgVW5pdGVk
+IFN0YXRlcy4mI3hEO05ldyBZb3JrIEdlbm9tZSBDZW50ZXIsIE5ldyBZb3JrIFVuaXZlcnNpdHks
+IE5ldyBZb3JrLCBVbml0ZWQgU3RhdGVzLiYjeEQ7RGl2aXNpb24gb2YgSW1tdW5vbG9neSwgVGhl
+IE5ldGhlcmxhbmRzIENhbmNlciBJbnN0aXR1dGUsIEFtc3RlcmRhbSwgVGhlIE5ldGhlcmxhbmRz
+LiYjeEQ7SW5zdGl0dXRlIGZvciBNZWRpY2FsIEVuZ2luZWVyaW5nICZhbXA7IFNjaWVuY2UgKElN
+RVMpIGFuZCBEZXBhcnRtZW50IG9mIENoZW1pc3RyeSwgTWFzc2FjaHVzZXR0cyBJbnN0aXR1dGUg
+b2YgVGVjaG5vbG9neSwgQ2FtYnJpZGdlLCBVbml0ZWQgU3RhdGVzLiYjeEQ7UmFnb24gSW5zdGl0
+dXRlIG9mIE1HSCwgTUlUIGFuZCBIYXJ2YXJkLCBDYW1icmlkZ2UsIFVuaXRlZCBTdGF0ZXMuJiN4
+RDtEZXBhcnRtZW50IG9mIENvbXB1dGVyIFNjaWVuY2UgYW5kIERlcGFydG1lbnQgb2YgQmlvbW9s
+ZWN1bGFyIFNjaWVuY2VzLCBXZWl6bWFubiBJbnN0aXR1dGUgb2YgU2NpZW5jZSwgUmVob3ZvdCwg
+SXNyYWVsLiYjeEQ7RGVwYXJ0bWVudCBvZiBHZW5pdG91cmluYXJ5IE1lZGljYWwgT25jb2xvZ3ks
+IERlcGFydG1lbnQgb2YgSW1tdW5vbG9neSwgTUQgQW5kZXJzb24gQ2FuY2VyIENlbnRlciwgVW5p
+dmVyc2l0eSBvZiBUZXhhcywgSG91c3RvbiwgVW5pdGVkIFN0YXRlcy4mI3hEO0luc3RpdHV0ZSBv
+ZiBDb21wdXRhdGlvbmFsIEJpb2xvZ3ksIEdlcm1hbiBSZXNlYXJjaCBDZW50ZXIgZm9yIEVudmly
+b25tZW50YWwgSGVhbHRoLCBIZWxtaG9sdHogQ2VudGVyIE11bmljaCwgTmV1aGVyYmVyZywgR2Vy
+bWFueS4mI3hEO0RlcGFydG1lbnQgb2YgTWF0aGVtYXRpY3MsIFRlY2huaWNhbCBVbml2ZXJzaXR5
+IG9mIE11bmljaCwgR2FyY2hpbmcsIEdlcm1hbnkuJiN4RDtTY2llbmNlIGZvciBMaWZlIExhYm9y
+YXRvcnkgYW5kIERlcGFydG1lbnQgb2YgUHJvdGVvbWljcywgS1RIIFJveWFsIEluc3RpdHV0ZSBv
+ZiBUZWNobm9sb2d5LCBTdG9ja2hvbG0sIFN3ZWRlbi4mI3hEO05vdm8gTm9yZGlzayBGb3VuZGF0
+aW9uIENlbnRlciBmb3IgQmlvc3VzdGFpbmFiaWxpdHksIERhbmlzaCBUZWNobmljYWwgVW5pdmVy
+c2l0eSwgTHluZ2J5LCBEZW5tYXJrLiYjeEQ7SHVicmVjaHQgSW5zdGl0dXRlIGFuZCBVbml2ZXJz
+aXR5IE1lZGljYWwgQ2VudGVyIFV0cmVjaHQsIFV0cmVjaHQsIFRoZSBOZXRoZXJsYW5kcy4mI3hE
+O0RlcGFydG1lbnQgb2YgRWxlY3RyaWNhbCBFbmdpbmVlcmluZyBhbmQgQ29tcHV0ZXIgU2NpZW5j
+ZSBhbmQgdGhlIENlbnRlciBmb3IgQ29tcHV0YXRpb25hbCBCaW9sb2d5LCBVbml2ZXJzaXR5IG9m
+IENhbGlmb3JuaWEsIEJlcmtlbGV5LCBCZXJrZWxleSwgVW5pdGVkIFN0YXRlcy4mI3hEO0NlbnRy
+ZSBmb3IgU3RlbSBDZWxscyBhbmQgUmVnZW5lcmF0aXZlIE1lZGljaW5lLCBLaW5nJmFwb3M7cyBD
+b2xsZWdlIExvbmRvbiwgTG9uZG9uLCBVbml0ZWQgS2luZ2RvbS4mI3hEO0RlcGFydG1lbnQgb2Yg
+Q2VsbHVsYXIgJmFtcDsgTW9sZWN1bGFyIFBoYXJtYWNvbG9neSwgVW5pdmVyc2l0eSBvZiBDYWxp
+Zm9ybmlhLCBTYW4gRnJhbmNpc2NvLCBTYW4gRnJhbmNpc2NvLCBVbml0ZWQgU3RhdGVzLiYjeEQ7
+Q2FsaWZvcm5pYSBJbnN0aXR1dGUgZm9yIFF1YW50aXRhdGl2ZSBCaW9tZWRpY2FsIFJlc2VhcmNo
+LCBVbml2ZXJzaXR5IG9mIENhbGlmb3JuaWEsIFNhbiBGcmFuY2lzY28sIFNhbiBGcmFuY2lzY28s
+IFVuaXRlZCBTdGF0ZXMuJiN4RDtDZW50ZXIgZm9yIFJOQSBTeXN0ZW1zIEJpb2xvZ3ksIFVuaXZl
+cnNpdHkgb2YgQ2FsaWZvcm5pYSwgU2FuIEZyYW5jaXNjbywgU2FuIEZyYW5jaXNjbywgVW5pdGVk
+IFN0YXRlcy4mI3hEO0RpdmlzaW9uIG9mIEJpb2xvZ3kgYW5kIEJpb2xvZ2ljYWwgRW5naW5lZXJp
+bmcsIENhbGlmb3JuaWEgSW5zdGl0dXRlIG9mIFRlY2hub2xvZ3ksIFBhc2FkZW5hLCBVbml0ZWQg
+U3RhdGVzLiYjeEQ7Q2VudGVyIGZvciBDb21wdXRhdGlvbmFsIGFuZCBJbnRlZ3JhdGl2ZSBCaW9s
+b2d5LCBNYXNzYWNodXNldHRzIEdlbmVyYWwgSG9zcGl0YWwsIEJvc3RvbiwgVW5pdGVkIFN0YXRl
+cy4mI3hEO0dhc3Ryb2ludGVzdGluYWwgVW5pdCBhbmQgQ2VudGVyIGZvciB0aGUgU3R1ZHkgb2Yg
+SW5mbGFtbWF0b3J5IEJvd2VsIERpc2Vhc2UsIE1hc3NhY2h1c2V0dHMgR2VuZXJhbCBIb3NwaXRh
+bCwgQm9zdG9uLCBVbml0ZWQgU3RhdGVzLiYjeEQ7Q2VudGVyIGZvciBNaWNyb2Jpb21lIEluZm9y
+bWF0aWNzIGFuZCBUaGVyYXBldXRpY3MsIE1hc3NhY2h1c2V0dHMgSW5zdGl0dXRlIG9mIFRlY2hu
+b2xvZ3ksIENhbWJyaWRnZSwgVW5pdGVkIFN0YXRlcy48L2F1dGgtYWRkcmVzcz48dGl0bGVzPjx0
+aXRsZT5UaGUgSHVtYW4gQ2VsbCBBdGxhczwvdGl0bGU+PHNlY29uZGFyeS10aXRsZT5FbGlmZTwv
+c2Vjb25kYXJ5LXRpdGxlPjwvdGl0bGVzPjxwZXJpb2RpY2FsPjxmdWxsLXRpdGxlPkVsaWZlPC9m
+dWxsLXRpdGxlPjwvcGVyaW9kaWNhbD48dm9sdW1lPjY8L3ZvbHVtZT48ZWRpdGlvbj4yMDE3MTIw
+NTwvZWRpdGlvbj48a2V5d29yZHM+PGtleXdvcmQ+KkF0bGFzZXMgYXMgVG9waWM8L2tleXdvcmQ+
+PGtleXdvcmQ+RXVrYXJ5b3RpYyBDZWxscy8qY2xhc3NpZmljYXRpb24vKnBoeXNpb2xvZ3k8L2tl
+eXdvcmQ+PGtleXdvcmQ+Kkh1bWFuIEJvZHk8L2tleXdvcmQ+PGtleXdvcmQ+SHVtYW5zPC9rZXl3
+b3JkPjxrZXl3b3JkPkludGVybmF0aW9uYWwgQ29vcGVyYXRpb248L2tleXdvcmQ+PGtleXdvcmQ+
+Y2VsbCBhdGxhczwva2V5d29yZD48a2V5d29yZD5jZWxsIGJpb2xvZ3k8L2tleXdvcmQ+PGtleXdv
+cmQ+Y29tcHV0YXRpb25hbCBiaW9sb2d5PC9rZXl3b3JkPjxrZXl3b3JkPmh1bWFuPC9rZXl3b3Jk
+PjxrZXl3b3JkPmxpbmVhZ2U8L2tleXdvcmQ+PGtleXdvcmQ+bW91c2U8L2tleXdvcmQ+PGtleXdv
+cmQ+c2NpZW5jZSBmb3J1bTwva2V5d29yZD48a2V5d29yZD5zaW5nbGUtY2VsbCBnZW5vbWljczwv
+a2V5d29yZD48a2V5d29yZD5zeXN0ZW1zIGJpb2xvZ3k8L2tleXdvcmQ+PC9rZXl3b3Jkcz48ZGF0
+ZXM+PHllYXI+MjAxNzwveWVhcj48cHViLWRhdGVzPjxkYXRlPkRlYyA1PC9kYXRlPjwvcHViLWRh
+dGVzPjwvZGF0ZXM+PGlzYm4+MjA1MC0wODRYIChFbGVjdHJvbmljKSYjeEQ7MjA1MC0wODRYIChM
+aW5raW5nKTwvaXNibj48YWNjZXNzaW9uLW51bT4yOTIwNjEwNDwvYWNjZXNzaW9uLW51bT48dXJs
+cz48cmVsYXRlZC11cmxzPjx1cmw+aHR0cHM6Ly93d3cubmNiaS5ubG0ubmloLmdvdi9wdWJtZWQv
+MjkyMDYxMDQ8L3VybD48L3JlbGF0ZWQtdXJscz48L3VybHM+PGN1c3RvbTE+UmV2aWV3aW5nIEVk
+aXRvciwgZUxpZmUuIFNlbmlvciBFZGl0b3IsIGVMaWZlLiBEZXB1dHkgRWRpdG9yLCBlTGlmZS4g
+Tm8gY29tcGV0aW5nIGludGVyZXN0cyBkZWNsYXJlZC48L2N1c3RvbTE+PGN1c3RvbTI+UE1DNTc2
+MjE1NDwvY3VzdG9tMj48ZWxlY3Ryb25pYy1yZXNvdXJjZS1udW0+MTAuNzU1NC9lTGlmZS4yNzA0
+MTwvZWxlY3Ryb25pYy1yZXNvdXJjZS1udW0+PHJlbW90ZS1kYXRhYmFzZS1uYW1lPk1lZGxpbmU8
+L3JlbW90ZS1kYXRhYmFzZS1uYW1lPjxyZW1vdGUtZGF0YWJhc2UtcHJvdmlkZXI+TkxNPC9yZW1v
+dGUtZGF0YWJhc2UtcHJvdmlkZXI+PC9yZWNvcmQ+PC9DaXRlPjwvRW5kTm90ZT4A
+</w:fldData>
+        </w:fldChar>
+      </w:r>
+      <w:r>
+        <w:instrText xml:space="preserve"> ADDIN EN.CITE.DATA </w:instrText>
+      </w:r>
+      <w:r>
+        <w:fldChar w:fldCharType="end"/>
+      </w:r>
+      <w:r>
+        <w:fldChar w:fldCharType="separate"/>
+      </w:r>
+      <w:r>
+        <w:rPr>
+          <w:noProof/>
+          <w:vertAlign w:val="superscript"/>
+        </w:rPr>
+        <w:t>11</w:t>
+      </w:r>
+      <w:r>
+        <w:fldChar w:fldCharType="end"/>
+      </w:r>
+      <w:r>
+        <w:t xml:space="preserve"> Current computational methods, including our own, further complicate this by blending histological and molecular data into single combined representations optimized for visualization rather than causal </w:t>
+      </w:r>
+      <w:r>
+        <w:t>interpretation</w:t>
+      </w:r>
+      <w:r>
+        <w:fldChar w:fldCharType="begin">
+          <w:fldData xml:space="preserve">PEVuZE5vdGU+PENpdGU+PEF1dGhvcj5IdTwvQXV0aG9yPjxZZWFyPjIwMjE8L1llYXI+PFJlY051
+bT45PC9SZWNOdW0+PERpc3BsYXlUZXh0PjxzdHlsZSBmYWNlPSJzdXBlcnNjcmlwdCI+MTIsMTM8
+L3N0eWxlPjwvRGlzcGxheVRleHQ+PHJlY29yZD48cmVjLW51bWJlcj45PC9yZWMtbnVtYmVyPjxm
+b3JlaWduLWtleXM+PGtleSBhcHA9IkVOIiBkYi1pZD0iYXNhdzB3ejA3NXd6c2ZlcDJzZHBlczBl
+ZWQwenh2cHRkeDJhIiB0aW1lc3RhbXA9IjE3Nzc0NjM1NDciPjk8L2tleT48L2ZvcmVpZ24ta2V5
+cz48cmVmLXR5cGUgbmFtZT0iSm91cm5hbCBBcnRpY2xlIj4xNzwvcmVmLXR5cGU+PGNvbnRyaWJ1
+dG9ycz48YXV0aG9ycz48YXV0aG9yPkh1LCBKLjwvYXV0aG9yPjxhdXRob3I+TGksIFguPC9hdXRo
+b3I+PGF1dGhvcj5Db2xlbWFuLCBLLjwvYXV0aG9yPjxhdXRob3I+U2Nocm9lZGVyLCBBLjwvYXV0
+aG9yPjxhdXRob3I+TWEsIE4uPC9hdXRob3I+PGF1dGhvcj5JcndpbiwgRC4gSi48L2F1dGhvcj48
+YXV0aG9yPkxlZSwgRS4gQi48L2F1dGhvcj48YXV0aG9yPlNoaW5vaGFyYSwgUi4gVC48L2F1dGhv
+cj48YXV0aG9yPkxpLCBNLjwvYXV0aG9yPjwvYXV0aG9ycz48L2NvbnRyaWJ1dG9ycz48YXV0aC1h
+ZGRyZXNzPkRlcGFydG1lbnQgb2YgQmlvc3RhdGlzdGljcywgRXBpZGVtaW9sb2d5IGFuZCBJbmZv
+cm1hdGljcywgUGVyZWxtYW4gU2Nob29sIG9mIE1lZGljaW5lLCBVbml2ZXJzaXR5IG9mIFBlbm5z
+eWx2YW5pYSwgUGhpbGFkZWxwaGlhLCBQQSwgVVNBLiBqaWFuaHVAcGVubm1lZGljaW5lLnVwZW5u
+LmVkdS4mI3hEO1NjaG9vbCBvZiBTdGF0aXN0aWNzIGFuZCBEYXRhIFNjaWVuY2UsIE5hbmthaSBV
+bml2ZXJzaXR5LCBUaWFuamluLCBDaGluYS4mI3hEO0RlcGFydG1lbnQgb2YgQmlvc3RhdGlzdGlj
+cywgRXBpZGVtaW9sb2d5IGFuZCBJbmZvcm1hdGljcywgUGVyZWxtYW4gU2Nob29sIG9mIE1lZGlj
+aW5lLCBVbml2ZXJzaXR5IG9mIFBlbm5zeWx2YW5pYSwgUGhpbGFkZWxwaGlhLCBQQSwgVVNBLiYj
+eEQ7V2VpdHptYW4gU2Nob29sIG9mIERlc2lnbiwgVW5pdmVyc2l0eSBvZiBQZW5uc3lsdmFuaWEs
+IFBoaWxhZGVscGhpYSwgUEEsIFVTQS4mI3hEO0RlcGFydG1lbnQgb2YgTmV1cm9sb2d5LCBQZXJl
+bG1hbiBTY2hvb2wgb2YgTWVkaWNpbmUsIFVuaXZlcnNpdHkgb2YgUGVubnN5bHZhbmlhLCBQaGls
+YWRlbHBoaWEsIFBBLCBVU0EuJiN4RDtUcmFuc2xhdGlvbmFsIE5ldXJvcGF0aG9sb2d5IFJlc2Vh
+cmNoIExhYm9yYXRvcnksIERlcGFydG1lbnQgb2YgUGF0aG9sb2d5IGFuZCBMYWJvcmF0b3J5IE1l
+ZGljaW5lLCBQZXJlbG1hbiBTY2hvb2wgb2YgTWVkaWNpbmUsIFVuaXZlcnNpdHkgb2YgUGVubnN5
+bHZhbmlhLCBQaGlsYWRlbHBoaWEsIFBBLCBVU0EuJiN4RDtEZXBhcnRtZW50IG9mIEJpb3N0YXRp
+c3RpY3MsIEVwaWRlbWlvbG9neSBhbmQgSW5mb3JtYXRpY3MsIFBlcmVsbWFuIFNjaG9vbCBvZiBN
+ZWRpY2luZSwgVW5pdmVyc2l0eSBvZiBQZW5uc3lsdmFuaWEsIFBoaWxhZGVscGhpYSwgUEEsIFVT
+QS4gbWluZ3lhb0BwZW5ubWVkaWNpbmUudXBlbm4uZWR1LjwvYXV0aC1hZGRyZXNzPjx0aXRsZXM+
+PHRpdGxlPlNwYUdDTjogSW50ZWdyYXRpbmcgZ2VuZSBleHByZXNzaW9uLCBzcGF0aWFsIGxvY2F0
+aW9uIGFuZCBoaXN0b2xvZ3kgdG8gaWRlbnRpZnkgc3BhdGlhbCBkb21haW5zIGFuZCBzcGF0aWFs
+bHkgdmFyaWFibGUgZ2VuZXMgYnkgZ3JhcGggY29udm9sdXRpb25hbCBuZXR3b3JrPC90aXRsZT48
+c2Vjb25kYXJ5LXRpdGxlPk5hdCBNZXRob2RzPC9zZWNvbmRhcnktdGl0bGU+PC90aXRsZXM+PHBl
+cmlvZGljYWw+PGZ1bGwtdGl0bGU+TmF0IE1ldGhvZHM8L2Z1bGwtdGl0bGU+PC9wZXJpb2RpY2Fs
+PjxwYWdlcz4xMzQyLTEzNTE8L3BhZ2VzPjx2b2x1bWU+MTg8L3ZvbHVtZT48bnVtYmVyPjExPC9u
+dW1iZXI+PGVkaXRpb24+MjAyMTEwMjg8L2VkaXRpb24+PGtleXdvcmRzPjxrZXl3b3JkPkFsZ29y
+aXRobXM8L2tleXdvcmQ+PGtleXdvcmQ+QW5pbWFsczwva2V5d29yZD48a2V5d29yZD5CcmFpbi8q
+bWV0YWJvbGlzbTwva2V5d29yZD48a2V5d29yZD5DbHVzdGVyIEFuYWx5c2lzPC9rZXl3b3JkPjxr
+ZXl3b3JkPkNvbXB1dGF0aW9uYWwgQmlvbG9neTwva2V5d29yZD48a2V5d29yZD5Eb3Jzb2xhdGVy
+YWwgUHJlZnJvbnRhbCBDb3J0ZXgvKm1ldGFib2xpc208L2tleXdvcmQ+PGtleXdvcmQ+R2VuZSBF
+eHByZXNzaW9uIFJlZ3VsYXRpb248L2tleXdvcmQ+PGtleXdvcmQ+KkdlbmVzPC9rZXl3b3JkPjxr
+ZXl3b3JkPkh1bWFuczwva2V5d29yZD48a2V5d29yZD5NaWNlPC9rZXl3b3JkPjxrZXl3b3JkPk5l
+dXJhbCBOZXR3b3JrcywgQ29tcHV0ZXI8L2tleXdvcmQ+PGtleXdvcmQ+UGFuY3JlYXRpYyBOZW9w
+bGFzbXMvKmdlbmV0aWNzL3BhdGhvbG9neTwva2V5d29yZD48a2V5d29yZD4qU29mdHdhcmU8L2tl
+eXdvcmQ+PGtleXdvcmQ+U3BhdGlhbCBBbmFseXNpczwva2V5d29yZD48a2V5d29yZD4qVHJhbnNj
+cmlwdG9tZTwva2V5d29yZD48a2V5d29yZD5WaXN1YWwgQ29ydGV4LyptZXRhYm9saXNtPC9rZXl3
+b3JkPjwva2V5d29yZHM+PGRhdGVzPjx5ZWFyPjIwMjE8L3llYXI+PHB1Yi1kYXRlcz48ZGF0ZT5O
+b3Y8L2RhdGU+PC9wdWItZGF0ZXM+PC9kYXRlcz48aXNibj4xNTQ4LTcxMDUgKEVsZWN0cm9uaWMp
+JiN4RDsxNTQ4LTcwOTEgKExpbmtpbmcpPC9pc2JuPjxhY2Nlc3Npb24tbnVtPjM0NzExOTcwPC9h
+Y2Nlc3Npb24tbnVtPjx1cmxzPjxyZWxhdGVkLXVybHM+PHVybD5odHRwczovL3d3dy5uY2JpLm5s
+bS5uaWguZ292L3B1Ym1lZC8zNDcxMTk3MDwvdXJsPjwvcmVsYXRlZC11cmxzPjwvdXJscz48ZWxl
+Y3Ryb25pYy1yZXNvdXJjZS1udW0+MTAuMTAzOC9zNDE1OTItMDIxLTAxMjU1LTg8L2VsZWN0cm9u
+aWMtcmVzb3VyY2UtbnVtPjxyZW1vdGUtZGF0YWJhc2UtbmFtZT5NZWRsaW5lPC9yZW1vdGUtZGF0
+YWJhc2UtbmFtZT48cmVtb3RlLWRhdGFiYXNlLXByb3ZpZGVyPk5MTTwvcmVtb3RlLWRhdGFiYXNl
+LXByb3ZpZGVyPjwvcmVjb3JkPjwvQ2l0ZT48Q2l0ZT48QXV0aG9yPlBpenVyaWNhPC9BdXRob3I+
+PFllYXI+MjAyNDwvWWVhcj48UmVjTnVtPjEwPC9SZWNOdW0+PHJlY29yZD48cmVjLW51bWJlcj4x
+MDwvcmVjLW51bWJlcj48Zm9yZWlnbi1rZXlzPjxrZXkgYXBwPSJFTiIgZGItaWQ9ImFzYXcwd3ow
+NzV3enNmZXAyc2RwZXMwZWVkMHp4dnB0ZHgyYSIgdGltZXN0YW1wPSIxNzc3NDYzNTQ3Ij4xMDwv
+a2V5PjwvZm9yZWlnbi1rZXlzPjxyZWYtdHlwZSBuYW1lPSJKb3VybmFsIEFydGljbGUiPjE3PC9y
+ZWYtdHlwZT48Y29udHJpYnV0b3JzPjxhdXRob3JzPjxhdXRob3I+UGl6dXJpY2EsIE0uPC9hdXRo
+b3I+PGF1dGhvcj5aaGVuZywgWS48L2F1dGhvcj48YXV0aG9yPkNhcnJpbGxvLVBlcmV6LCBGLjwv
+YXV0aG9yPjxhdXRob3I+Tm9vciwgSC48L2F1dGhvcj48YXV0aG9yPllhbywgVy48L2F1dGhvcj48
+YXV0aG9yPldvaGxmYXJ0LCBDLjwvYXV0aG9yPjxhdXRob3I+VmxhZGltaXJvdmEsIEEuPC9hdXRo
+b3I+PGF1dGhvcj5NYXJjaGFsLCBLLjwvYXV0aG9yPjxhdXRob3I+R2V2YWVydCwgTy48L2F1dGhv
+cj48L2F1dGhvcnM+PC9jb250cmlidXRvcnM+PGF1dGgtYWRkcmVzcz5EZXBhcnRtZW50IG9mIE1l
+ZGljaW5lLCBTdGFuZm9yZCBDZW50ZXIgZm9yIEJpb21lZGljYWwgSW5mb3JtYXRpY3MgUmVzZWFy
+Y2ggKEJNSVIpLCBTdGFuZm9yZCBVbml2ZXJzaXR5LCBTdGFuZm9yZCwgQ0EsIDk0MzA1LCBVU0Eu
+JiN4RDtJbnRlcm5ldCBUZWNobm9sb2d5IGFuZCBEYXRhIFNjaWVuY2UgTGFiIChJRExhYiksIEdo
+ZW50IFVuaXZlcnNpdHksIEdoZW50LCA5MDUyLCBCZWxnaXVtLiYjeEQ7Um9jaGUgSW5mb3JtYXRp
+b24gU29sdXRpb25zLCBSb2NoZSBEaWFnbm9zdGljcyBDb3Jwb3JhdGlvbiwgU2FudGEgQ2xhcmEs
+IENBLCA5NTA1MCwgVVNBLiYjeEQ7Um9jaGUgRGlhZ25vc3RpY3MgR21iSCwgUGVuemJlcmcsIDgy
+Mzc3LCBHZXJtYW55LiYjeEQ7RGVwYXJ0bWVudCBvZiBNZWRpY2luZSwgU3RhbmZvcmQgQ2VudGVy
+IGZvciBCaW9tZWRpY2FsIEluZm9ybWF0aWNzIFJlc2VhcmNoIChCTUlSKSwgU3RhbmZvcmQgVW5p
+dmVyc2l0eSwgU3RhbmZvcmQsIENBLCA5NDMwNSwgVVNBLiBvZ2V2YWVydEBzdGFuZm9yZC5lZHUu
+JiN4RDtEZXBhcnRtZW50IG9mIEJpb21lZGljYWwgRGF0YSBTY2llbmNlLCBTdGFuZm9yZCBVbml2
+ZXJzaXR5LCBTdGFuZm9yZCwgQ0EsIDk0MzA1LCBVU0EuIG9nZXZhZXJ0QHN0YW5mb3JkLmVkdS48
+L2F1dGgtYWRkcmVzcz48dGl0bGVzPjx0aXRsZT5EaWdpdGFsIHByb2ZpbGluZyBvZiBnZW5lIGV4
+cHJlc3Npb24gZnJvbSBoaXN0b2xvZ3kgaW1hZ2VzIHdpdGggbGluZWFyaXplZCBhdHRlbnRpb248
+L3RpdGxlPjxzZWNvbmRhcnktdGl0bGU+TmF0IENvbW11bjwvc2Vjb25kYXJ5LXRpdGxlPjwvdGl0
+bGVzPjxwZXJpb2RpY2FsPjxmdWxsLXRpdGxlPk5hdCBDb21tdW48L2Z1bGwtdGl0bGU+PC9wZXJp
+b2RpY2FsPjxwYWdlcz45ODg2PC9wYWdlcz48dm9sdW1lPjE1PC92b2x1bWU+PG51bWJlcj4xPC9u
+dW1iZXI+PGVkaXRpb24+MjAyNDExMTQ8L2VkaXRpb24+PGtleXdvcmRzPjxrZXl3b3JkPkh1bWFu
+czwva2V5d29yZD48a2V5d29yZD4qR2VuZSBFeHByZXNzaW9uIFByb2ZpbGluZy9tZXRob2RzPC9r
+ZXl3b3JkPjxrZXl3b3JkPk5lb3BsYXNtcy9nZW5ldGljcy9wYXRob2xvZ3k8L2tleXdvcmQ+PGtl
+eXdvcmQ+QnJlYXN0IE5lb3BsYXNtcy9nZW5ldGljcy9wYXRob2xvZ3kvbWV0YWJvbGlzbTwva2V5
+d29yZD48a2V5d29yZD5GZW1hbGU8L2tleXdvcmQ+PGtleXdvcmQ+VHJhbnNjcmlwdG9tZS9nZW5l
+dGljczwva2V5d29yZD48a2V5d29yZD5HZW5lIEV4cHJlc3Npb24gUmVndWxhdGlvbiwgTmVvcGxh
+c3RpYzwva2V5d29yZD48a2V5d29yZD5EZWVwIExlYXJuaW5nPC9rZXl3b3JkPjxrZXl3b3JkPklt
+YWdlIFByb2Nlc3NpbmcsIENvbXB1dGVyLUFzc2lzdGVkL21ldGhvZHM8L2tleXdvcmQ+PGtleXdv
+cmQ+TmVvcGxhc20gUmVjdXJyZW5jZSwgTG9jYWwvZ2VuZXRpY3M8L2tleXdvcmQ+PC9rZXl3b3Jk
+cz48ZGF0ZXM+PHllYXI+MjAyNDwveWVhcj48cHViLWRhdGVzPjxkYXRlPk5vdiAxNDwvZGF0ZT48
+L3B1Yi1kYXRlcz48L2RhdGVzPjxpc2JuPjIwNDEtMTcyMyAoRWxlY3Ryb25pYykmI3hEOzIwNDEt
+MTcyMyAoTGlua2luZyk8L2lzYm4+PGFjY2Vzc2lvbi1udW0+Mzk1NDMwODc8L2FjY2Vzc2lvbi1u
+dW0+PHVybHM+PHJlbGF0ZWQtdXJscz48dXJsPmh0dHBzOi8vd3d3Lm5jYmkubmxtLm5paC5nb3Yv
+cHVibWVkLzM5NTQzMDg3PC91cmw+PC9yZWxhdGVkLXVybHM+PC91cmxzPjxjdXN0b20xPkNvbXBl
+dGluZyBpbnRlcmVzdHMgVy5ZLiwgQy5XLiwgYW5kIEEuVi4gYXJlIGVtcGxveWVlcyBvZiBGLiBI
+b2ZmbWFubi1MYSBSb2NoZSBMdGQuIFRoZSByZW1haW5pbmcgYXV0aG9ycyBoYXZlIG5vIGNvbmZs
+aWN0cyBvZiBpbnRlcmVzdCB0byBkZWNsYXJlLjwvY3VzdG9tMT48Y3VzdG9tMj5QTUMxMTU2NDY0
+MDwvY3VzdG9tMj48ZWxlY3Ryb25pYy1yZXNvdXJjZS1udW0+MTAuMTAzOC9zNDE0NjctMDI0LTU0
+MTgyLTU8L2VsZWN0cm9uaWMtcmVzb3VyY2UtbnVtPjxyZW1vdGUtZGF0YWJhc2UtbmFtZT5NZWRs
+aW5lPC9yZW1vdGUtZGF0YWJhc2UtbmFtZT48cmVtb3RlLWRhdGFiYXNlLXByb3ZpZGVyPk5MTTwv
+cmVtb3RlLWRhdGFiYXNlLXByb3ZpZGVyPjwvcmVjb3JkPjwvQ2l0ZT48L0VuZE5vdGU+AG==
+</w:fldData>
+        </w:fldChar>
+      </w:r>
+      <w:r>
+        <w:instrText xml:space="preserve"> ADDIN EN.CITE </w:instrText>
+      </w:r>
+      <w:r>
+        <w:fldChar w:fldCharType="begin">
+          <w:fldData xml:space="preserve">PEVuZE5vdGU+PENpdGU+PEF1dGhvcj5IdTwvQXV0aG9yPjxZZWFyPjIwMjE8L1llYXI+PFJlY051
+bT45PC9SZWNOdW0+PERpc3BsYXlUZXh0PjxzdHlsZSBmYWNlPSJzdXBlcnNjcmlwdCI+MTIsMTM8
+L3N0eWxlPjwvRGlzcGxheVRleHQ+PHJlY29yZD48cmVjLW51bWJlcj45PC9yZWMtbnVtYmVyPjxm
+b3JlaWduLWtleXM+PGtleSBhcHA9IkVOIiBkYi1pZD0iYXNhdzB3ejA3NXd6c2ZlcDJzZHBlczBl
+ZWQwenh2cHRkeDJhIiB0aW1lc3RhbXA9IjE3Nzc0NjM1NDciPjk8L2tleT48L2ZvcmVpZ24ta2V5
+cz48cmVmLXR5cGUgbmFtZT0iSm91cm5hbCBBcnRpY2xlIj4xNzwvcmVmLXR5cGU+PGNvbnRyaWJ1
+dG9ycz48YXV0aG9ycz48YXV0aG9yPkh1LCBKLjwvYXV0aG9yPjxhdXRob3I+TGksIFguPC9hdXRo
+b3I+PGF1dGhvcj5Db2xlbWFuLCBLLjwvYXV0aG9yPjxhdXRob3I+U2Nocm9lZGVyLCBBLjwvYXV0
+aG9yPjxhdXRob3I+TWEsIE4uPC9hdXRob3I+PGF1dGhvcj5JcndpbiwgRC4gSi48L2F1dGhvcj48
+YXV0aG9yPkxlZSwgRS4gQi48L2F1dGhvcj48YXV0aG9yPlNoaW5vaGFyYSwgUi4gVC48L2F1dGhv
+cj48YXV0aG9yPkxpLCBNLjwvYXV0aG9yPjwvYXV0aG9ycz48L2NvbnRyaWJ1dG9ycz48YXV0aC1h
+ZGRyZXNzPkRlcGFydG1lbnQgb2YgQmlvc3RhdGlzdGljcywgRXBpZGVtaW9sb2d5IGFuZCBJbmZv
+cm1hdGljcywgUGVyZWxtYW4gU2Nob29sIG9mIE1lZGljaW5lLCBVbml2ZXJzaXR5IG9mIFBlbm5z
+eWx2YW5pYSwgUGhpbGFkZWxwaGlhLCBQQSwgVVNBLiBqaWFuaHVAcGVubm1lZGljaW5lLnVwZW5u
+LmVkdS4mI3hEO1NjaG9vbCBvZiBTdGF0aXN0aWNzIGFuZCBEYXRhIFNjaWVuY2UsIE5hbmthaSBV
+bml2ZXJzaXR5LCBUaWFuamluLCBDaGluYS4mI3hEO0RlcGFydG1lbnQgb2YgQmlvc3RhdGlzdGlj
+cywgRXBpZGVtaW9sb2d5IGFuZCBJbmZvcm1hdGljcywgUGVyZWxtYW4gU2Nob29sIG9mIE1lZGlj
+aW5lLCBVbml2ZXJzaXR5IG9mIFBlbm5zeWx2YW5pYSwgUGhpbGFkZWxwaGlhLCBQQSwgVVNBLiYj
+eEQ7V2VpdHptYW4gU2Nob29sIG9mIERlc2lnbiwgVW5pdmVyc2l0eSBvZiBQZW5uc3lsdmFuaWEs
+IFBoaWxhZGVscGhpYSwgUEEsIFVTQS4mI3hEO0RlcGFydG1lbnQgb2YgTmV1cm9sb2d5LCBQZXJl
+bG1hbiBTY2hvb2wgb2YgTWVkaWNpbmUsIFVuaXZlcnNpdHkgb2YgUGVubnN5bHZhbmlhLCBQaGls
+YWRlbHBoaWEsIFBBLCBVU0EuJiN4RDtUcmFuc2xhdGlvbmFsIE5ldXJvcGF0aG9sb2d5IFJlc2Vh
+cmNoIExhYm9yYXRvcnksIERlcGFydG1lbnQgb2YgUGF0aG9sb2d5IGFuZCBMYWJvcmF0b3J5IE1l
+ZGljaW5lLCBQZXJlbG1hbiBTY2hvb2wgb2YgTWVkaWNpbmUsIFVuaXZlcnNpdHkgb2YgUGVubnN5
+bHZhbmlhLCBQaGlsYWRlbHBoaWEsIFBBLCBVU0EuJiN4RDtEZXBhcnRtZW50IG9mIEJpb3N0YXRp
+c3RpY3MsIEVwaWRlbWlvbG9neSBhbmQgSW5mb3JtYXRpY3MsIFBlcmVsbWFuIFNjaG9vbCBvZiBN
+ZWRpY2luZSwgVW5pdmVyc2l0eSBvZiBQZW5uc3lsdmFuaWEsIFBoaWxhZGVscGhpYSwgUEEsIFVT
+QS4gbWluZ3lhb0BwZW5ubWVkaWNpbmUudXBlbm4uZWR1LjwvYXV0aC1hZGRyZXNzPjx0aXRsZXM+
+PHRpdGxlPlNwYUdDTjogSW50ZWdyYXRpbmcgZ2VuZSBleHByZXNzaW9uLCBzcGF0aWFsIGxvY2F0
+aW9uIGFuZCBoaXN0b2xvZ3kgdG8gaWRlbnRpZnkgc3BhdGlhbCBkb21haW5zIGFuZCBzcGF0aWFs
+bHkgdmFyaWFibGUgZ2VuZXMgYnkgZ3JhcGggY29udm9sdXRpb25hbCBuZXR3b3JrPC90aXRsZT48
+c2Vjb25kYXJ5LXRpdGxlPk5hdCBNZXRob2RzPC9zZWNvbmRhcnktdGl0bGU+PC90aXRsZXM+PHBl
+cmlvZGljYWw+PGZ1bGwtdGl0bGU+TmF0IE1ldGhvZHM8L2Z1bGwtdGl0bGU+PC9wZXJpb2RpY2Fs
+PjxwYWdlcz4xMzQyLTEzNTE8L3BhZ2VzPjx2b2x1bWU+MTg8L3ZvbHVtZT48bnVtYmVyPjExPC9u
+dW1iZXI+PGVkaXRpb24+MjAyMTEwMjg8L2VkaXRpb24+PGtleXdvcmRzPjxrZXl3b3JkPkFsZ29y
+aXRobXM8L2tleXdvcmQ+PGtleXdvcmQ+QW5pbWFsczwva2V5d29yZD48a2V5d29yZD5CcmFpbi8q
+bWV0YWJvbGlzbTwva2V5d29yZD48a2V5d29yZD5DbHVzdGVyIEFuYWx5c2lzPC9rZXl3b3JkPjxr
+ZXl3b3JkPkNvbXB1dGF0aW9uYWwgQmlvbG9neTwva2V5d29yZD48a2V5d29yZD5Eb3Jzb2xhdGVy
+YWwgUHJlZnJvbnRhbCBDb3J0ZXgvKm1ldGFib2xpc208L2tleXdvcmQ+PGtleXdvcmQ+R2VuZSBF
+eHByZXNzaW9uIFJlZ3VsYXRpb248L2tleXdvcmQ+PGtleXdvcmQ+KkdlbmVzPC9rZXl3b3JkPjxr
+ZXl3b3JkPkh1bWFuczwva2V5d29yZD48a2V5d29yZD5NaWNlPC9rZXl3b3JkPjxrZXl3b3JkPk5l
+dXJhbCBOZXR3b3JrcywgQ29tcHV0ZXI8L2tleXdvcmQ+PGtleXdvcmQ+UGFuY3JlYXRpYyBOZW9w
+bGFzbXMvKmdlbmV0aWNzL3BhdGhvbG9neTwva2V5d29yZD48a2V5d29yZD4qU29mdHdhcmU8L2tl
+eXdvcmQ+PGtleXdvcmQ+U3BhdGlhbCBBbmFseXNpczwva2V5d29yZD48a2V5d29yZD4qVHJhbnNj
+cmlwdG9tZTwva2V5d29yZD48a2V5d29yZD5WaXN1YWwgQ29ydGV4LyptZXRhYm9saXNtPC9rZXl3
+b3JkPjwva2V5d29yZHM+PGRhdGVzPjx5ZWFyPjIwMjE8L3llYXI+PHB1Yi1kYXRlcz48ZGF0ZT5O
+b3Y8L2RhdGU+PC9wdWItZGF0ZXM+PC9kYXRlcz48aXNibj4xNTQ4LTcxMDUgKEVsZWN0cm9uaWMp
+JiN4RDsxNTQ4LTcwOTEgKExpbmtpbmcpPC9pc2JuPjxhY2Nlc3Npb24tbnVtPjM0NzExOTcwPC9h
+Y2Nlc3Npb24tbnVtPjx1cmxzPjxyZWxhdGVkLXVybHM+PHVybD5odHRwczovL3d3dy5uY2JpLm5s
+bS5uaWguZ292L3B1Ym1lZC8zNDcxMTk3MDwvdXJsPjwvcmVsYXRlZC11cmxzPjwvdXJscz48ZWxl
+Y3Ryb25pYy1yZXNvdXJjZS1udW0+MTAuMTAzOC9zNDE1OTItMDIxLTAxMjU1LTg8L2VsZWN0cm9u
+aWMtcmVzb3VyY2UtbnVtPjxyZW1vdGUtZGF0YWJhc2UtbmFtZT5NZWRsaW5lPC9yZW1vdGUtZGF0
+YWJhc2UtbmFtZT48cmVtb3RlLWRhdGFiYXNlLXByb3ZpZGVyPk5MTTwvcmVtb3RlLWRhdGFiYXNl
+LXByb3ZpZGVyPjwvcmVjb3JkPjwvQ2l0ZT48Q2l0ZT48QXV0aG9yPlBpenVyaWNhPC9BdXRob3I+
+PFllYXI+MjAyNDwvWWVhcj48UmVjTnVtPjEwPC9SZWNOdW0+PHJlY29yZD48cmVjLW51bWJlcj4x
+MDwvcmVjLW51bWJlcj48Zm9yZWlnbi1rZXlzPjxrZXkgYXBwPSJFTiIgZGItaWQ9ImFzYXcwd3ow
+NzV3enNmZXAyc2RwZXMwZWVkMHp4dnB0ZHgyYSIgdGltZXN0YW1wPSIxNzc3NDYzNTQ3Ij4xMDwv
+a2V5PjwvZm9yZWlnbi1rZXlzPjxyZWYtdHlwZSBuYW1lPSJKb3VybmFsIEFydGljbGUiPjE3PC9y
+ZWYtdHlwZT48Y29udHJpYnV0b3JzPjxhdXRob3JzPjxhdXRob3I+UGl6dXJpY2EsIE0uPC9hdXRo
+b3I+PGF1dGhvcj5aaGVuZywgWS48L2F1dGhvcj48YXV0aG9yPkNhcnJpbGxvLVBlcmV6LCBGLjwv
+YXV0aG9yPjxhdXRob3I+Tm9vciwgSC48L2F1dGhvcj48YXV0aG9yPllhbywgVy48L2F1dGhvcj48
+YXV0aG9yPldvaGxmYXJ0LCBDLjwvYXV0aG9yPjxhdXRob3I+VmxhZGltaXJvdmEsIEEuPC9hdXRo
+b3I+PGF1dGhvcj5NYXJjaGFsLCBLLjwvYXV0aG9yPjxhdXRob3I+R2V2YWVydCwgTy48L2F1dGhv
+cj48L2F1dGhvcnM+PC9jb250cmlidXRvcnM+PGF1dGgtYWRkcmVzcz5EZXBhcnRtZW50IG9mIE1l
+ZGljaW5lLCBTdGFuZm9yZCBDZW50ZXIgZm9yIEJpb21lZGljYWwgSW5mb3JtYXRpY3MgUmVzZWFy
+Y2ggKEJNSVIpLCBTdGFuZm9yZCBVbml2ZXJzaXR5LCBTdGFuZm9yZCwgQ0EsIDk0MzA1LCBVU0Eu
+JiN4RDtJbnRlcm5ldCBUZWNobm9sb2d5IGFuZCBEYXRhIFNjaWVuY2UgTGFiIChJRExhYiksIEdo
+ZW50IFVuaXZlcnNpdHksIEdoZW50LCA5MDUyLCBCZWxnaXVtLiYjeEQ7Um9jaGUgSW5mb3JtYXRp
+b24gU29sdXRpb25zLCBSb2NoZSBEaWFnbm9zdGljcyBDb3Jwb3JhdGlvbiwgU2FudGEgQ2xhcmEs
+IENBLCA5NTA1MCwgVVNBLiYjeEQ7Um9jaGUgRGlhZ25vc3RpY3MgR21iSCwgUGVuemJlcmcsIDgy
+Mzc3LCBHZXJtYW55LiYjeEQ7RGVwYXJ0bWVudCBvZiBNZWRpY2luZSwgU3RhbmZvcmQgQ2VudGVy
+IGZvciBCaW9tZWRpY2FsIEluZm9ybWF0aWNzIFJlc2VhcmNoIChCTUlSKSwgU3RhbmZvcmQgVW5p
+dmVyc2l0eSwgU3RhbmZvcmQsIENBLCA5NDMwNSwgVVNBLiBvZ2V2YWVydEBzdGFuZm9yZC5lZHUu
+JiN4RDtEZXBhcnRtZW50IG9mIEJpb21lZGljYWwgRGF0YSBTY2llbmNlLCBTdGFuZm9yZCBVbml2
+ZXJzaXR5LCBTdGFuZm9yZCwgQ0EsIDk0MzA1LCBVU0EuIG9nZXZhZXJ0QHN0YW5mb3JkLmVkdS48
+L2F1dGgtYWRkcmVzcz48dGl0bGVzPjx0aXRsZT5EaWdpdGFsIHByb2ZpbGluZyBvZiBnZW5lIGV4
+cHJlc3Npb24gZnJvbSBoaXN0b2xvZ3kgaW1hZ2VzIHdpdGggbGluZWFyaXplZCBhdHRlbnRpb248
+L3RpdGxlPjxzZWNvbmRhcnktdGl0bGU+TmF0IENvbW11bjwvc2Vjb25kYXJ5LXRpdGxlPjwvdGl0
+bGVzPjxwZXJpb2RpY2FsPjxmdWxsLXRpdGxlPk5hdCBDb21tdW48L2Z1bGwtdGl0bGU+PC9wZXJp
+b2RpY2FsPjxwYWdlcz45ODg2PC9wYWdlcz48dm9sdW1lPjE1PC92b2x1bWU+PG51bWJlcj4xPC9u
+dW1iZXI+PGVkaXRpb24+MjAyNDExMTQ8L2VkaXRpb24+PGtleXdvcmRzPjxrZXl3b3JkPkh1bWFu
+czwva2V5d29yZD48a2V5d29yZD4qR2VuZSBFeHByZXNzaW9uIFByb2ZpbGluZy9tZXRob2RzPC9r
+ZXl3b3JkPjxrZXl3b3JkPk5lb3BsYXNtcy9nZW5ldGljcy9wYXRob2xvZ3k8L2tleXdvcmQ+PGtl
+eXdvcmQ+QnJlYXN0IE5lb3BsYXNtcy9nZW5ldGljcy9wYXRob2xvZ3kvbWV0YWJvbGlzbTwva2V5
+d29yZD48a2V5d29yZD5GZW1hbGU8L2tleXdvcmQ+PGtleXdvcmQ+VHJhbnNjcmlwdG9tZS9nZW5l
+dGljczwva2V5d29yZD48a2V5d29yZD5HZW5lIEV4cHJlc3Npb24gUmVndWxhdGlvbiwgTmVvcGxh
+c3RpYzwva2V5d29yZD48a2V5d29yZD5EZWVwIExlYXJuaW5nPC9rZXl3b3JkPjxrZXl3b3JkPklt
+YWdlIFByb2Nlc3NpbmcsIENvbXB1dGVyLUFzc2lzdGVkL21ldGhvZHM8L2tleXdvcmQ+PGtleXdv
+cmQ+TmVvcGxhc20gUmVjdXJyZW5jZSwgTG9jYWwvZ2VuZXRpY3M8L2tleXdvcmQ+PC9rZXl3b3Jk
+cz48ZGF0ZXM+PHllYXI+MjAyNDwveWVhcj48cHViLWRhdGVzPjxkYXRlPk5vdiAxNDwvZGF0ZT48
+L3B1Yi1kYXRlcz48L2RhdGVzPjxpc2JuPjIwNDEtMTcyMyAoRWxlY3Ryb25pYykmI3hEOzIwNDEt
+MTcyMyAoTGlua2luZyk8L2lzYm4+PGFjY2Vzc2lvbi1udW0+Mzk1NDMwODc8L2FjY2Vzc2lvbi1u
+dW0+PHVybHM+PHJlbGF0ZWQtdXJscz48dXJsPmh0dHBzOi8vd3d3Lm5jYmkubmxtLm5paC5nb3Yv
+cHVibWVkLzM5NTQzMDg3PC91cmw+PC9yZWxhdGVkLXVybHM+PC91cmxzPjxjdXN0b20xPkNvbXBl
+dGluZyBpbnRlcmVzdHMgVy5ZLiwgQy5XLiwgYW5kIEEuVi4gYXJlIGVtcGxveWVlcyBvZiBGLiBI
+b2ZmbWFubi1MYSBSb2NoZSBMdGQuIFRoZSByZW1haW5pbmcgYXV0aG9ycyBoYXZlIG5vIGNvbmZs
+aWN0cyBvZiBpbnRlcmVzdCB0byBkZWNsYXJlLjwvY3VzdG9tMT48Y3VzdG9tMj5QTUMxMTU2NDY0
+MDwvY3VzdG9tMj48ZWxlY3Ryb25pYy1yZXNvdXJjZS1udW0+MTAuMTAzOC9zNDE0NjctMDI0LTU0
+MTgyLTU8L2VsZWN0cm9uaWMtcmVzb3VyY2UtbnVtPjxyZW1vdGUtZGF0YWJhc2UtbmFtZT5NZWRs
+aW5lPC9yZW1vdGUtZGF0YWJhc2UtbmFtZT48cmVtb3RlLWRhdGFiYXNlLXByb3ZpZGVyPk5MTTwv
+cmVtb3RlLWRhdGFiYXNlLXByb3ZpZGVyPjwvcmVjb3JkPjwvQ2l0ZT48L0VuZE5vdGU+AG==
+</w:fldData>
+        </w:fldChar>
+      </w:r>
+      <w:r>
+        <w:instrText xml:space="preserve"> ADDIN EN.CITE.DATA </w:instrText>
+      </w:r>
+      <w:r>
+        <w:fldChar w:fldCharType="end"/>
+      </w:r>
+      <w:r>
+        <w:fldChar w:fldCharType="separate"/>
+      </w:r>
+      <w:r>
+        <w:rPr>
+          <w:noProof/>
+          <w:vertAlign w:val="superscript"/>
+        </w:rPr>
+        <w:t>12,13</w:t>
+      </w:r>
+      <w:r>
+        <w:fldChar w:fldCharType="end"/>
       </w:r>
       <w:r>
         <w:t>. While helpful for recognizing important motifs, these combined representations are only a start and do not determine whether changing a specific gene’s expression would directly alter cellular morphology. Being able to separate intrinsic genetic effects from those imposed by the environment is critical for accurate therapeutic targeting and biomarker development, yet existing tools do not provide this capability.</w:t>
@@ -372,12 +1451,15 @@
     <w:p>
       <w:pPr>
         <w:pStyle w:val="Heading2"/>
-      </w:pPr>
-      <w:r>
-        <w:t>Somatic variability enables causal inference from observational tissue dat</w:t>
-      </w:r>
-      <w:r>
-        <w:t>a</w:t>
+        <w:rPr>
+          <w:lang w:eastAsia="zh-CN"/>
+        </w:rPr>
+      </w:pPr>
+      <w:r>
+        <w:rPr>
+          <w:lang w:eastAsia="zh-CN"/>
+        </w:rPr>
+        <w:t>Instrumental Variables: A Path from Correlation to Causation</w:t>
       </w:r>
     </w:p>
     <w:p>
@@ -385,101 +1467,233 @@
         <w:pStyle w:val="PaperBody"/>
       </w:pPr>
       <w:r>
-        <w:t xml:space="preserve">Somatic variations are post-mitotic changes in DNA sequence that propagate through cell division, generating clonal populations with distinct genetic states. </w:t>
+        <w:t xml:space="preserve">The econometrics and epidemiology literatures have long addressed this problem in settings where direct randomization is not feasible. A central approach is instrumental variable analysis, which uses naturally occurring sources of exogenous variation to identify causal effects from observational data. </w:t>
+      </w:r>
+      <w:r>
+        <w:t xml:space="preserve">In this framing, causal reasoning provides the interpretation layer that converts </w:t>
+      </w:r>
+      <w:r>
+        <w:t>features</w:t>
+      </w:r>
+      <w:r>
+        <w:t xml:space="preserve"> into mechanistic hypotheses and counterfactual predictions.</w:t>
+      </w:r>
+      <w:r>
+        <w:t xml:space="preserve"> Causal inference provides the formal framework needed to interpret learned patterns mechanistically by explicitly modeling directionality, separating drivers from passengers, and enabling predictions about how biological systems would respond to perturbation rather than simply describing observed states. Somatic variation propagates across cellular descendants, creating clones with distinct molecular states sharing identical microenvironmental contexts, and can be considered a somatic </w:t>
+      </w:r>
+      <w:r>
+        <w:rPr>
+          <w:u w:val="single"/>
+        </w:rPr>
+        <w:t>I</w:t>
+      </w:r>
+      <w:r>
+        <w:t xml:space="preserve">nstrumental </w:t>
+      </w:r>
+      <w:r>
+        <w:rPr>
+          <w:u w:val="single"/>
+        </w:rPr>
+        <w:t>V</w:t>
+      </w:r>
+      <w:r>
+        <w:t xml:space="preserve">ariable (IV) as part of a </w:t>
+      </w:r>
+      <w:r>
+        <w:rPr>
+          <w:u w:val="single"/>
+        </w:rPr>
+        <w:t>S</w:t>
+      </w:r>
+      <w:r>
+        <w:t xml:space="preserve">tructural </w:t>
+      </w:r>
+      <w:r>
+        <w:rPr>
+          <w:u w:val="single"/>
+        </w:rPr>
+        <w:t>C</w:t>
+      </w:r>
+      <w:r>
+        <w:t xml:space="preserve">ausal </w:t>
+      </w:r>
+      <w:r>
+        <w:rPr>
+          <w:u w:val="single"/>
+        </w:rPr>
+        <w:t>M</w:t>
+      </w:r>
+      <w:r>
+        <w:t>odels (SCM).</w:t>
       </w:r>
       <w:r>
         <w:rPr>
           <w:b/>
         </w:rPr>
-        <w:t>{Boveri, 1929 #</w:t>
-      </w:r>
-      <w:proofErr w:type="gramStart"/>
+        <w:fldChar w:fldCharType="begin"/>
+      </w:r>
       <w:r>
         <w:rPr>
           <w:b/>
         </w:rPr>
-        <w:t>22;McClintock</w:t>
-      </w:r>
-      <w:proofErr w:type="gramEnd"/>
+        <w:instrText xml:space="preserve"> ADDIN EN.CITE &lt;EndNote&gt;&lt;Cite&gt;&lt;Author&gt;Pearl&lt;/Author&gt;&lt;Year&gt;2010&lt;/Year&gt;&lt;RecNum&gt;18&lt;/RecNum&gt;&lt;DisplayText&gt;&lt;style face="superscript"&gt;22&lt;/style&gt;&lt;/DisplayText&gt;&lt;record&gt;&lt;rec-number&gt;18&lt;/rec-number&gt;&lt;foreign-keys&gt;&lt;key app="EN" db-id="asaw0wz075wzsfep2sdpes0eed0zxvptdx2a" timestamp="1777463547"&gt;18&lt;/key&gt;&lt;/foreign-keys&gt;&lt;ref-type name="Journal Article"&gt;17&lt;/ref-type&gt;&lt;contributors&gt;&lt;authors&gt;&lt;author&gt;Pearl, J.&lt;/author&gt;&lt;/authors&gt;&lt;/contributors&gt;&lt;auth-address&gt;University of California, Los Angeles, CA, USA.&lt;/auth-address&gt;&lt;titles&gt;&lt;title&gt;An introduction to causal inference&lt;/title&gt;&lt;secondary-title&gt;Int J Biostat&lt;/secondary-title&gt;&lt;/titles&gt;&lt;periodical&gt;&lt;full-title&gt;Int J Biostat&lt;/full-title&gt;&lt;/periodical&gt;&lt;pages&gt;Article 7&lt;/pages&gt;&lt;volume&gt;6&lt;/volume&gt;&lt;number&gt;2&lt;/number&gt;&lt;edition&gt;20100226&lt;/edition&gt;&lt;keywords&gt;&lt;keyword&gt;Algorithms&lt;/keyword&gt;&lt;keyword&gt;*Causality&lt;/keyword&gt;&lt;keyword&gt;Confounding Factors, Epidemiologic&lt;/keyword&gt;&lt;keyword&gt;Humans&lt;/keyword&gt;&lt;keyword&gt;*Models, Statistical&lt;/keyword&gt;&lt;keyword&gt;Research Design&lt;/keyword&gt;&lt;keyword&gt;causal effects&lt;/keyword&gt;&lt;keyword&gt;causes of effects&lt;/keyword&gt;&lt;keyword&gt;confounding&lt;/keyword&gt;&lt;keyword&gt;counterfactuals&lt;/keyword&gt;&lt;keyword&gt;graphical methods&lt;/keyword&gt;&lt;keyword&gt;mediation&lt;/keyword&gt;&lt;keyword&gt;policy evaluation&lt;/keyword&gt;&lt;keyword&gt;potential-outcome&lt;/keyword&gt;&lt;keyword&gt;structural equation models&lt;/keyword&gt;&lt;/keywords&gt;&lt;dates&gt;&lt;year&gt;2010&lt;/year&gt;&lt;pub-dates&gt;&lt;date&gt;Feb 26&lt;/date&gt;&lt;/pub-dates&gt;&lt;/dates&gt;&lt;isbn&gt;1557-4679 (Electronic)&amp;#xD;1557-4679 (Linking)&lt;/isbn&gt;&lt;accession-num&gt;20305706&lt;/accession-num&gt;&lt;urls&gt;&lt;related-urls&gt;&lt;url&gt;https://www.ncbi.nlm.nih.gov/pubmed/20305706&lt;/url&gt;&lt;/related-urls&gt;&lt;/urls&gt;&lt;custom2&gt;PMC2836213&lt;/custom2&gt;&lt;electronic-resource-num&gt;10.2202/1557-4679.1203&lt;/electronic-resource-num&gt;&lt;remote-database-name&gt;Medline&lt;/remote-database-name&gt;&lt;remote-database-provider&gt;NLM&lt;/remote-database-provider&gt;&lt;/record&gt;&lt;/Cite&gt;&lt;/EndNote&gt;</w:instrText>
+      </w:r>
       <w:r>
         <w:rPr>
           <w:b/>
         </w:rPr>
-        <w:t>, 1953 #</w:t>
-      </w:r>
-      <w:proofErr w:type="gramStart"/>
+        <w:fldChar w:fldCharType="separate"/>
+      </w:r>
       <w:r>
         <w:rPr>
           <w:b/>
-        </w:rPr>
-        <w:t>23;Burnet</w:t>
-      </w:r>
-      <w:proofErr w:type="gramEnd"/>
+          <w:noProof/>
+          <w:vertAlign w:val="superscript"/>
+        </w:rPr>
+        <w:t>22</w:t>
+      </w:r>
       <w:r>
         <w:rPr>
           <w:b/>
         </w:rPr>
-        <w:t>, 1959 #24}</w:t>
-      </w:r>
-      <w:r>
-        <w:t xml:space="preserve"> The standard approach for establishing causation relies on controlled intervention, where a variable is perturbed and the resulting effect is </w:t>
-      </w:r>
-      <w:proofErr w:type="gramStart"/>
-      <w:r>
-        <w:t>measured.</w:t>
+        <w:fldChar w:fldCharType="end"/>
+      </w:r>
+      <w:r>
+        <w:t xml:space="preserve"> </w:t>
+      </w:r>
+      <w:r>
+        <w:t xml:space="preserve">The logic </w:t>
+      </w:r>
+      <w:r>
+        <w:t xml:space="preserve">is </w:t>
+      </w:r>
+      <w:r>
+        <w:t>if a somatic event ‘</w:t>
+      </w:r>
+      <w:r>
+        <w:rPr>
+          <w:rFonts w:ascii="Cambria Math" w:hAnsi="Cambria Math"/>
+        </w:rPr>
+        <w:t>Z’</w:t>
+      </w:r>
+      <w:r>
+        <w:t xml:space="preserve"> (the instrument) affects phenotype ‘</w:t>
+      </w:r>
+      <w:r>
+        <w:rPr>
+          <w:rFonts w:ascii="Cambria Math" w:hAnsi="Cambria Math"/>
+        </w:rPr>
+        <w:t>Y’</w:t>
+      </w:r>
+      <w:r>
+        <w:t xml:space="preserve"> only through its effect on gene expression ‘</w:t>
+      </w:r>
+      <w:r>
+        <w:rPr>
+          <w:rFonts w:ascii="Cambria Math" w:hAnsi="Cambria Math"/>
+        </w:rPr>
+        <w:t>X’</w:t>
+      </w:r>
+      <w:r>
+        <w:t xml:space="preserve">, and if </w:t>
+      </w:r>
+      <w:r>
+        <w:rPr>
+          <w:rFonts w:ascii="Cambria Math" w:hAnsi="Cambria Math"/>
+        </w:rPr>
+        <w:t>Z</w:t>
+      </w:r>
+      <w:r>
+        <w:t xml:space="preserve"> arose independently of current microenvironmental confounders, then the </w:t>
+      </w:r>
+      <w:r>
+        <w:rPr>
+          <w:rFonts w:ascii="Cambria Math" w:hAnsi="Cambria Math"/>
+        </w:rPr>
+        <w:t>Z→X→Y</w:t>
+      </w:r>
+      <w:r>
+        <w:t xml:space="preserve"> pathway isolates causal effects. This approach for causal reasoning, foundational in econometrics and epidemiology, has been underutilized in spatial biology because appropriate biological instruments were not recognized.</w:t>
       </w:r>
       <w:r>
         <w:rPr>
           <w:b/>
         </w:rPr>
-        <w:t>{</w:t>
-      </w:r>
-      <w:proofErr w:type="gramEnd"/>
+        <w:t xml:space="preserve"> </w:t>
+      </w:r>
       <w:r>
         <w:rPr>
           <w:b/>
         </w:rPr>
-        <w:t>Pearce, 2016 #25}</w:t>
-      </w:r>
-      <w:r>
-        <w:t xml:space="preserve"> In intact tissues, this strategy fails because the required perturbations disrupt the spatial structure under study. Genome editing, drug treatment, and genetic knockouts alter tissue organization, while dissociation removes spatial context entirely. Organoid systems lack key features of native microenvironments, and xenograft models introduce confounding from species </w:t>
-      </w:r>
-      <w:proofErr w:type="gramStart"/>
-      <w:r>
-        <w:t>differences.</w:t>
+        <w:fldChar w:fldCharType="begin"/>
       </w:r>
       <w:r>
         <w:rPr>
           <w:b/>
         </w:rPr>
-        <w:t>{</w:t>
-      </w:r>
-      <w:proofErr w:type="gramEnd"/>
+        <w:instrText xml:space="preserve"> ADDIN EN.CITE &lt;EndNote&gt;&lt;Cite&gt;&lt;Author&gt;Greenland&lt;/Author&gt;&lt;Year&gt;2002&lt;/Year&gt;&lt;RecNum&gt;19&lt;/RecNum&gt;&lt;DisplayText&gt;&lt;style face="superscript"&gt;23&lt;/style&gt;&lt;/DisplayText&gt;&lt;record&gt;&lt;rec-number&gt;19&lt;/rec-number&gt;&lt;foreign-keys&gt;&lt;key app="EN" db-id="asaw0wz075wzsfep2sdpes0eed0zxvptdx2a" timestamp="1777463547"&gt;19&lt;/key&gt;&lt;/foreign-keys&gt;&lt;ref-type name="Journal Article"&gt;17&lt;/ref-type&gt;&lt;contributors&gt;&lt;authors&gt;&lt;author&gt;Greenland, S.&lt;/author&gt;&lt;author&gt;Brumback, B.&lt;/author&gt;&lt;/authors&gt;&lt;/contributors&gt;&lt;auth-address&gt;Department of Epidemiology, UCLA School of Public Health, Department of Statistics, UCLA College of Letters and Science, 22333 Swenson Drive, Topanga, CA 90290-3434, USA. lesdomes@ucla.edu&lt;/auth-address&gt;&lt;titles&gt;&lt;title&gt;An overview of relations among causal modelling methods&lt;/title&gt;&lt;secondary-title&gt;Int J Epidemiol&lt;/secondary-title&gt;&lt;/titles&gt;&lt;periodical&gt;&lt;full-title&gt;Int J Epidemiol&lt;/full-title&gt;&lt;/periodical&gt;&lt;pages&gt;1030-7&lt;/pages&gt;&lt;volume&gt;31&lt;/volume&gt;&lt;number&gt;5&lt;/number&gt;&lt;keywords&gt;&lt;keyword&gt;*Causality&lt;/keyword&gt;&lt;keyword&gt;Data Interpretation, Statistical&lt;/keyword&gt;&lt;keyword&gt;*Epidemiologic Methods&lt;/keyword&gt;&lt;keyword&gt;Humans&lt;/keyword&gt;&lt;keyword&gt;*Models, Statistical&lt;/keyword&gt;&lt;keyword&gt;Observer Variation&lt;/keyword&gt;&lt;keyword&gt;Risk Assessment&lt;/keyword&gt;&lt;keyword&gt;Sensitivity and Specificity&lt;/keyword&gt;&lt;/keywords&gt;&lt;dates&gt;&lt;year&gt;2002&lt;/year&gt;&lt;pub-dates&gt;&lt;date&gt;Oct&lt;/date&gt;&lt;/pub-dates&gt;&lt;/dates&gt;&lt;isbn&gt;0300-5771 (Print)&amp;#xD;0300-5771 (Linking)&lt;/isbn&gt;&lt;accession-num&gt;12435780&lt;/accession-num&gt;&lt;urls&gt;&lt;related-urls&gt;&lt;url&gt;https://www.ncbi.nlm.nih.gov/pubmed/12435780&lt;/url&gt;&lt;/related-urls&gt;&lt;/urls&gt;&lt;electronic-resource-num&gt;10.1093/ije/31.5.1030&lt;/electronic-resource-num&gt;&lt;remote-database-name&gt;Medline&lt;/remote-database-name&gt;&lt;remote-database-provider&gt;NLM&lt;/remote-database-provider&gt;&lt;/record&gt;&lt;/Cite&gt;&lt;/EndNote&gt;</w:instrText>
+      </w:r>
       <w:r>
         <w:rPr>
           <w:b/>
         </w:rPr>
-        <w:t>Kim, 2020 #26}</w:t>
-      </w:r>
-      <w:r>
-        <w:t xml:space="preserve"> Alternative causal approaches face similar limitations: Mendelian randomization depends on germline variants shared by all cells in a tissue, providing no leverage for distinguishing causal relationships among neighboring </w:t>
-      </w:r>
-      <w:proofErr w:type="gramStart"/>
-      <w:r>
-        <w:t>cells.</w:t>
+        <w:fldChar w:fldCharType="separate"/>
       </w:r>
       <w:r>
         <w:rPr>
           <w:b/>
-        </w:rPr>
-        <w:t>{</w:t>
-      </w:r>
-      <w:proofErr w:type="gramEnd"/>
+          <w:noProof/>
+          <w:vertAlign w:val="superscript"/>
+        </w:rPr>
+        <w:t>23</w:t>
+      </w:r>
       <w:r>
         <w:rPr>
           <w:b/>
         </w:rPr>
-        <w:t>Davey Smith, 2014 #27}</w:t>
+        <w:fldChar w:fldCharType="end"/>
+      </w:r>
+      <w:r>
+        <w:t xml:space="preserve"> We identify </w:t>
+      </w:r>
+      <w:r>
+        <w:lastRenderedPageBreak/>
+        <w:t>somatic stochasticity as precisely such an instrument. The framework is broadly applicable wherever heritable somatic variation exists: cancer, developmental biology, aging, and neurological disease.</w:t>
+      </w:r>
+      <w:r>
+        <w:t xml:space="preserve"> </w:t>
+      </w:r>
+      <w:r>
+        <w:rPr>
+          <w:b/>
+        </w:rPr>
+        <w:fldChar w:fldCharType="begin"/>
+      </w:r>
+      <w:r>
+        <w:rPr>
+          <w:b/>
+        </w:rPr>
+        <w:instrText xml:space="preserve"> ADDIN EN.CITE &lt;EndNote&gt;&lt;Cite&gt;&lt;Author&gt;Widding-Havneraas&lt;/Author&gt;&lt;Year&gt;2022&lt;/Year&gt;&lt;RecNum&gt;20&lt;/RecNum&gt;&lt;DisplayText&gt;&lt;style face="superscript"&gt;24&lt;/style&gt;&lt;/DisplayText&gt;&lt;record&gt;&lt;rec-number&gt;20&lt;/rec-number&gt;&lt;foreign-keys&gt;&lt;key app="EN" db-id="asaw0wz075wzsfep2sdpes0eed0zxvptdx2a" timestamp="1777463547"&gt;20&lt;/key&gt;&lt;/foreign-keys&gt;&lt;ref-type name="Journal Article"&gt;17&lt;/ref-type&gt;&lt;contributors&gt;&lt;authors&gt;&lt;author&gt;Widding-Havneraas, T.&lt;/author&gt;&lt;author&gt;Zachrisson, H. D.&lt;/author&gt;&lt;/authors&gt;&lt;/contributors&gt;&lt;auth-address&gt;Department of Clinical Medicine, University of Bergen, Bergen, Norway; Centre for Research and Education in Forensic Psychiatry, Haukeland University Hospital, Bergen, Norway. Electronic address: tarjei.widding-havneras@uib.no.&amp;#xD;Department of Special Needs Education, University of Oslo, Oslo, Norway.&lt;/auth-address&gt;&lt;titles&gt;&lt;title&gt;A Gentle Introduction to Instrumental Variables&lt;/title&gt;&lt;secondary-title&gt;J Clin Epidemiol&lt;/secondary-title&gt;&lt;/titles&gt;&lt;periodical&gt;&lt;full-title&gt;J Clin Epidemiol&lt;/full-title&gt;&lt;/periodical&gt;&lt;pages&gt;203-205&lt;/pages&gt;&lt;volume&gt;149&lt;/volume&gt;&lt;edition&gt;20220707&lt;/edition&gt;&lt;keywords&gt;&lt;keyword&gt;Humans&lt;/keyword&gt;&lt;keyword&gt;*Mendelian Randomization Analysis/methods&lt;/keyword&gt;&lt;keyword&gt;Causality&lt;/keyword&gt;&lt;/keywords&gt;&lt;dates&gt;&lt;year&gt;2022&lt;/year&gt;&lt;pub-dates&gt;&lt;date&gt;Sep&lt;/date&gt;&lt;/pub-dates&gt;&lt;/dates&gt;&lt;isbn&gt;1878-5921 (Electronic)&amp;#xD;0895-4356 (Linking)&lt;/isbn&gt;&lt;accession-num&gt;35810980&lt;/accession-num&gt;&lt;urls&gt;&lt;related-urls&gt;&lt;url&gt;https://www.ncbi.nlm.nih.gov/pubmed/35810980&lt;/url&gt;&lt;/related-urls&gt;&lt;/urls&gt;&lt;electronic-resource-num&gt;10.1016/j.jclinepi.2022.06.022&lt;/electronic-resource-num&gt;&lt;remote-database-name&gt;Medline&lt;/remote-database-name&gt;&lt;remote-database-provider&gt;NLM&lt;/remote-database-provider&gt;&lt;/record&gt;&lt;/Cite&gt;&lt;/EndNote&gt;</w:instrText>
+      </w:r>
+      <w:r>
+        <w:rPr>
+          <w:b/>
+        </w:rPr>
+        <w:fldChar w:fldCharType="separate"/>
+      </w:r>
+      <w:r>
+        <w:rPr>
+          <w:b/>
+          <w:noProof/>
+          <w:vertAlign w:val="superscript"/>
+        </w:rPr>
+        <w:t>24</w:t>
+      </w:r>
+      <w:r>
+        <w:rPr>
+          <w:b/>
+        </w:rPr>
+        <w:fldChar w:fldCharType="end"/>
       </w:r>
       <w:r>
         <w:t xml:space="preserve"> </w:t>
@@ -487,270 +1701,18 @@
     </w:p>
     <w:p>
       <w:pPr>
-        <w:pStyle w:val="PaperBody"/>
-        <w:rPr>
-          <w:b/>
-        </w:rPr>
-      </w:pPr>
-      <w:r>
-        <w:t xml:space="preserve">Our central </w:t>
-      </w:r>
-      <w:r>
-        <w:t>supposition</w:t>
-      </w:r>
-      <w:r>
-        <w:t xml:space="preserve"> is that tissues themselves contain a solution</w:t>
-      </w:r>
-      <w:r>
-        <w:t xml:space="preserve"> through causal Inference</w:t>
-      </w:r>
-      <w:r>
-        <w:t>.</w:t>
-      </w:r>
-      <w:r>
-        <w:t xml:space="preserve"> Somatic processes generate heritable variation among nearby cells through stochastic events that occur independently of local context.</w:t>
-      </w:r>
-      <w:r>
-        <w:t xml:space="preserve"> </w:t>
-      </w:r>
-      <w:r>
-        <w:t xml:space="preserve">X-chromosome inactivation patterns, mitochondrial </w:t>
-      </w:r>
-      <w:r>
-        <w:lastRenderedPageBreak/>
-        <w:t>DNA mutations, and somatic mosaicism all introduce variation in gene dosage or allelic state among neighboring cells (</w:t>
-      </w:r>
-      <w:r>
-        <w:t>Table 1</w:t>
-      </w:r>
-      <w:r>
-        <w:t>). This variation propagates across cellular descendants, creating clones with distinct molecular states sharing identical microenvironmental contexts</w:t>
-      </w:r>
-      <w:r>
-        <w:t>.</w:t>
-      </w:r>
-      <w:r>
-        <w:t xml:space="preserve"> </w:t>
-      </w:r>
-      <w:r>
-        <w:rPr>
-          <w:b/>
-        </w:rPr>
-        <w:t>{Moeller, 2024 #28}</w:t>
-      </w:r>
-      <w:r>
-        <w:t xml:space="preserve"> </w:t>
-      </w:r>
-      <w:r>
-        <w:t>This variation acts as a natural source of quasi-random perturbation, enabling instrumental variable analysis while preserving native tissue architecture</w:t>
-      </w:r>
-      <w:r>
-        <w:t xml:space="preserve">. </w:t>
+        <w:pStyle w:val="Heading2"/>
+      </w:pPr>
+      <w:r>
+        <w:t>Somatic variability enables causal inference from observational tissue dat</w:t>
+      </w:r>
+      <w:r>
+        <w:t>a</w:t>
       </w:r>
     </w:p>
     <w:p>
       <w:pPr>
-        <w:pStyle w:val="Heading2"/>
-        <w:rPr>
-          <w:lang w:eastAsia="zh-CN"/>
-        </w:rPr>
-      </w:pPr>
-      <w:r>
-        <w:rPr>
-          <w:lang w:eastAsia="zh-CN"/>
-        </w:rPr>
-        <w:t>Instrumental Variables: A Path from Correlation to Causation</w:t>
-      </w:r>
-    </w:p>
-    <w:p>
-      <w:pPr>
         <w:pStyle w:val="PaperBody"/>
-      </w:pPr>
-      <w:r>
-        <w:t xml:space="preserve">The econometrics and epidemiology literatures have long addressed this problem in settings where direct randomization is not feasible. A central approach is instrumental variable analysis, which uses naturally occurring sources of exogenous variation to identify causal effects from observational data. </w:t>
-      </w:r>
-      <w:r>
-        <w:t xml:space="preserve">In this framing, causal reasoning provides the interpretation layer that converts </w:t>
-      </w:r>
-      <w:r>
-        <w:t>features</w:t>
-      </w:r>
-      <w:r>
-        <w:t xml:space="preserve"> into mechanistic hypotheses and counterfactual predictions.</w:t>
-      </w:r>
-      <w:r>
-        <w:t xml:space="preserve"> Causal inference provides the formal framework needed to interpret learned patterns mechanistically by explicitly modeling directionality, separating drivers from passengers, and enabling predictions about how biological systems would respond to perturbation rather than simply describing observed states. Somatic variation propagates across cellular descendants, creating clones with distinct molecular states sharing identical microenvironmental contexts, and can be considered a somatic </w:t>
-      </w:r>
-      <w:r>
-        <w:rPr>
-          <w:u w:val="single"/>
-        </w:rPr>
-        <w:t>I</w:t>
-      </w:r>
-      <w:r>
-        <w:t xml:space="preserve">nstrumental </w:t>
-      </w:r>
-      <w:r>
-        <w:rPr>
-          <w:u w:val="single"/>
-        </w:rPr>
-        <w:t>V</w:t>
-      </w:r>
-      <w:r>
-        <w:t xml:space="preserve">ariable (IV) as part of a </w:t>
-      </w:r>
-      <w:r>
-        <w:rPr>
-          <w:u w:val="single"/>
-        </w:rPr>
-        <w:t>S</w:t>
-      </w:r>
-      <w:r>
-        <w:t xml:space="preserve">tructural </w:t>
-      </w:r>
-      <w:r>
-        <w:rPr>
-          <w:u w:val="single"/>
-        </w:rPr>
-        <w:t>C</w:t>
-      </w:r>
-      <w:r>
-        <w:t xml:space="preserve">ausal </w:t>
-      </w:r>
-      <w:r>
-        <w:rPr>
-          <w:u w:val="single"/>
-        </w:rPr>
-        <w:t>M</w:t>
-      </w:r>
-      <w:r>
-        <w:t>odels (SCM).</w:t>
-      </w:r>
-      <w:r>
-        <w:rPr>
-          <w:b/>
-        </w:rPr>
-        <w:t>{Pearl, 2010 #17}</w:t>
-      </w:r>
-      <w:r>
-        <w:t xml:space="preserve"> </w:t>
-      </w:r>
-      <w:r>
-        <w:t xml:space="preserve">The logic </w:t>
-      </w:r>
-      <w:r>
-        <w:t xml:space="preserve">is </w:t>
-      </w:r>
-      <w:r>
-        <w:t>if a somatic event ‘</w:t>
-      </w:r>
-      <w:r>
-        <w:rPr>
-          <w:rFonts w:ascii="Cambria Math" w:hAnsi="Cambria Math"/>
-        </w:rPr>
-        <w:t>Z’</w:t>
-      </w:r>
-      <w:r>
-        <w:t xml:space="preserve"> (the instrument) affects phenotype ‘</w:t>
-      </w:r>
-      <w:r>
-        <w:rPr>
-          <w:rFonts w:ascii="Cambria Math" w:hAnsi="Cambria Math"/>
-        </w:rPr>
-        <w:t>Y’</w:t>
-      </w:r>
-      <w:r>
-        <w:t xml:space="preserve"> only through its effect on gene expression ‘</w:t>
-      </w:r>
-      <w:r>
-        <w:rPr>
-          <w:rFonts w:ascii="Cambria Math" w:hAnsi="Cambria Math"/>
-        </w:rPr>
-        <w:t>X’</w:t>
-      </w:r>
-      <w:r>
-        <w:t xml:space="preserve">, and if </w:t>
-      </w:r>
-      <w:r>
-        <w:rPr>
-          <w:rFonts w:ascii="Cambria Math" w:hAnsi="Cambria Math"/>
-        </w:rPr>
-        <w:t>Z</w:t>
-      </w:r>
-      <w:r>
-        <w:t xml:space="preserve"> arose independently of current microenvironmental confounders, then the </w:t>
-      </w:r>
-      <w:r>
-        <w:rPr>
-          <w:rFonts w:ascii="Cambria Math" w:hAnsi="Cambria Math"/>
-        </w:rPr>
-        <w:t>Z→X→Y</w:t>
-      </w:r>
-      <w:r>
-        <w:t xml:space="preserve"> pathway isolates causal effects. This approach for causal reasoning, foundational in econometrics and epidemiology, has been underutilized in spatial biology </w:t>
-      </w:r>
-      <w:r>
-        <w:t>because appropriate biological instruments were not recognized.</w:t>
-      </w:r>
-      <w:r>
-        <w:rPr>
-          <w:b/>
-        </w:rPr>
-        <w:t xml:space="preserve"> </w:t>
-      </w:r>
-      <w:r>
-        <w:rPr>
-          <w:b/>
-        </w:rPr>
-        <w:t>{Greenland, 2002 #29}</w:t>
-      </w:r>
-      <w:r>
-        <w:t xml:space="preserve"> We identify somatic stochasticity as precisely such an instrument. The framework is broadly applicable wherever heritable somatic variation </w:t>
-      </w:r>
-      <w:proofErr w:type="gramStart"/>
-      <w:r>
-        <w:t>exists:</w:t>
-      </w:r>
-      <w:proofErr w:type="gramEnd"/>
-      <w:r>
-        <w:t xml:space="preserve"> cancer, developmental biology, aging, and neurological disease.</w:t>
-      </w:r>
-      <w:r>
-        <w:t xml:space="preserve"> </w:t>
-      </w:r>
-      <w:r>
-        <w:rPr>
-          <w:b/>
-        </w:rPr>
-        <w:t>{Widding-</w:t>
-      </w:r>
-      <w:proofErr w:type="spellStart"/>
-      <w:r>
-        <w:rPr>
-          <w:b/>
-        </w:rPr>
-        <w:t>Havneraas</w:t>
-      </w:r>
-      <w:proofErr w:type="spellEnd"/>
-      <w:r>
-        <w:rPr>
-          <w:b/>
-        </w:rPr>
-        <w:t>, 2022 #30}</w:t>
-      </w:r>
-      <w:r>
-        <w:t xml:space="preserve"> </w:t>
-      </w:r>
-      <w:r>
-        <w:rPr>
-          <w:b/>
-        </w:rPr>
-        <w:t>{Zhang, 2025 #62}</w:t>
-      </w:r>
-    </w:p>
-    <w:p>
-      <w:pPr>
-        <w:pStyle w:val="Heading2"/>
       </w:pPr>
       <w:r>
         <w:rPr>
@@ -759,13 +1721,811 @@
         <mc:AlternateContent>
           <mc:Choice Requires="wps">
             <w:drawing>
-              <wp:anchor distT="0" distB="0" distL="45720" distR="45720" simplePos="0" relativeHeight="251659264" behindDoc="1" locked="0" layoutInCell="1" allowOverlap="1" wp14:anchorId="5C1F67DF" wp14:editId="06287C2D">
+              <wp:anchor distT="0" distB="0" distL="45720" distR="45720" simplePos="0" relativeHeight="251677696" behindDoc="1" locked="0" layoutInCell="1" allowOverlap="1" wp14:anchorId="7062BCB5" wp14:editId="28F81492">
                 <wp:simplePos x="0" y="0"/>
                 <wp:positionH relativeFrom="page">
-                  <wp:posOffset>368301</wp:posOffset>
+                  <wp:posOffset>457200</wp:posOffset>
                 </wp:positionH>
                 <wp:positionV relativeFrom="page">
-                  <wp:posOffset>406400</wp:posOffset>
+                  <wp:posOffset>3289852</wp:posOffset>
+                </wp:positionV>
+                <wp:extent cx="3379304" cy="4313583"/>
+                <wp:effectExtent l="0" t="0" r="0" b="4445"/>
+                <wp:wrapTight wrapText="bothSides">
+                  <wp:wrapPolygon edited="0">
+                    <wp:start x="0" y="0"/>
+                    <wp:lineTo x="0" y="21559"/>
+                    <wp:lineTo x="21515" y="21559"/>
+                    <wp:lineTo x="21515" y="0"/>
+                    <wp:lineTo x="0" y="0"/>
+                  </wp:wrapPolygon>
+                </wp:wrapTight>
+                <wp:docPr id="541139364" name="Text Box 2"/>
+                <wp:cNvGraphicFramePr/>
+                <a:graphic xmlns:a="http://schemas.openxmlformats.org/drawingml/2006/main">
+                  <a:graphicData uri="http://schemas.microsoft.com/office/word/2010/wordprocessingShape">
+                    <wps:wsp>
+                      <wps:cNvSpPr txBox="1"/>
+                      <wps:spPr>
+                        <a:xfrm>
+                          <a:off x="0" y="0"/>
+                          <a:ext cx="3379304" cy="4313583"/>
+                        </a:xfrm>
+                        <a:prstGeom prst="rect">
+                          <a:avLst/>
+                        </a:prstGeom>
+                        <a:solidFill>
+                          <a:schemeClr val="lt1"/>
+                        </a:solidFill>
+                        <a:ln w="6350">
+                          <a:noFill/>
+                        </a:ln>
+                      </wps:spPr>
+                      <wps:txbx>
+                        <w:txbxContent>
+                          <w:p>
+                            <w:pPr>
+                              <w:jc w:val="center"/>
+                            </w:pPr>
+                            <w:r>
+                              <w:rPr>
+                                <w:noProof/>
+                              </w:rPr>
+                              <w:drawing>
+                                <wp:inline distT="0" distB="0" distL="0" distR="0" wp14:anchorId="494843D3" wp14:editId="341DCAF2">
+                                  <wp:extent cx="3317875" cy="2850515"/>
+                                  <wp:effectExtent l="0" t="0" r="0" b="0"/>
+                                  <wp:docPr id="1737306406" name="Picture 8"/>
+                                  <wp:cNvGraphicFramePr>
+                                    <a:graphicFrameLocks xmlns:a="http://schemas.openxmlformats.org/drawingml/2006/main" noChangeAspect="1"/>
+                                  </wp:cNvGraphicFramePr>
+                                  <a:graphic xmlns:a="http://schemas.openxmlformats.org/drawingml/2006/main">
+                                    <a:graphicData uri="http://schemas.openxmlformats.org/drawingml/2006/picture">
+                                      <pic:pic xmlns:pic="http://schemas.openxmlformats.org/drawingml/2006/picture">
+                                        <pic:nvPicPr>
+                                          <pic:cNvPr id="1737306406" name="Picture 1737306406"/>
+                                          <pic:cNvPicPr/>
+                                        </pic:nvPicPr>
+                                        <pic:blipFill>
+                                          <a:blip r:embed="rId6">
+                                            <a:extLst>
+                                              <a:ext uri="{28A0092B-C50C-407E-A947-70E740481C1C}">
+                                                <a14:useLocalDpi xmlns:a14="http://schemas.microsoft.com/office/drawing/2010/main" val="0"/>
+                                              </a:ext>
+                                            </a:extLst>
+                                          </a:blip>
+                                          <a:stretch>
+                                            <a:fillRect/>
+                                          </a:stretch>
+                                        </pic:blipFill>
+                                        <pic:spPr>
+                                          <a:xfrm>
+                                            <a:off x="0" y="0"/>
+                                            <a:ext cx="3317875" cy="2850515"/>
+                                          </a:xfrm>
+                                          <a:prstGeom prst="rect">
+                                            <a:avLst/>
+                                          </a:prstGeom>
+                                        </pic:spPr>
+                                      </pic:pic>
+                                    </a:graphicData>
+                                  </a:graphic>
+                                </wp:inline>
+                              </w:drawing>
+                            </w:r>
+                          </w:p>
+                          <w:p>
+                            <w:pPr>
+                              <w:pStyle w:val="Caption"/>
+                              <w:rPr>
+                                <w:b w:val="0"/>
+                                <w:bCs w:val="0"/>
+                              </w:rPr>
+                            </w:pPr>
+                            <w:r>
+                              <w:rPr>
+                                <w:rStyle w:val="Strong"/>
+                                <w:b/>
+                                <w:bCs/>
+                              </w:rPr>
+                              <w:t>Figure 4. Extrachromosomal DNA as an instrumental variable for causal inference in cancer.</w:t>
+                            </w:r>
+                            <w:r>
+                              <w:rPr>
+                                <w:b w:val="0"/>
+                                <w:bCs w:val="0"/>
+                              </w:rPr>
+                              <w:t xml:space="preserve"> </w:t>
+                            </w:r>
+                            <w:r>
+                              <w:rPr>
+                                <w:b w:val="0"/>
+                                <w:bCs w:val="0"/>
+                              </w:rPr>
+                              <w:t xml:space="preserve">(A) ecDNAs are circular DNA elements located outside chromosomes in tumor nuclei that frequently carry oncogenes and regulatory sequences. Their random segregation during mitosis generates stochastic copy number variation that is independent of local microenvironmental states, while increased copy number drives elevated transcription, satisfying key requirements for an instrumental variable. (B) Example reconstruction of ecDNA architecture </w:t>
+                            </w:r>
+                            <w:r>
+                              <w:rPr>
+                                <w:b w:val="0"/>
+                                <w:bCs w:val="0"/>
+                              </w:rPr>
+                              <w:t xml:space="preserve">published by </w:t>
+                            </w:r>
+                            <w:r>
+                              <w:rPr>
+                                <w:b w:val="0"/>
+                                <w:bCs w:val="0"/>
+                              </w:rPr>
+                              <w:t xml:space="preserve">Craig et al., 2013 using long-insert mate-pair sequencing, showing </w:t>
+                            </w:r>
+                            <w:r>
+                              <w:rPr>
+                                <w:b w:val="0"/>
+                                <w:bCs w:val="0"/>
+                              </w:rPr>
+                              <w:t>CN</w:t>
+                            </w:r>
+                            <w:r>
+                              <w:rPr>
+                                <w:b w:val="0"/>
+                                <w:bCs w:val="0"/>
+                              </w:rPr>
+                              <w:t xml:space="preserve"> at breakpoints linking segments from chromosomes 1, 7, and 12. Arrows indicate amplified junctions. (C) BAC-FISH validation of BRAF-containing ecDNA, with locus-specific BAC probes labeled in green and chromosome 7 centromeric probes labeled in red.</w:t>
+                            </w:r>
+                          </w:p>
+                          <w:p>
+                            <w:pPr>
+                              <w:pStyle w:val="Caption"/>
+                              <w:spacing w:line="150" w:lineRule="exact"/>
+                              <w:rPr>
+                                <w:b w:val="0"/>
+                                <w:bCs w:val="0"/>
+                              </w:rPr>
+                            </w:pPr>
+                          </w:p>
+                        </w:txbxContent>
+                      </wps:txbx>
+                      <wps:bodyPr rot="0" spcFirstLastPara="0" vertOverflow="overflow" horzOverflow="overflow" vert="horz" wrap="square" lIns="27432" tIns="27432" rIns="27432" bIns="27432" numCol="1" spcCol="0" rtlCol="0" fromWordArt="0" anchor="t" anchorCtr="0" forceAA="0" compatLnSpc="1">
+                        <a:prstTxWarp prst="textNoShape">
+                          <a:avLst/>
+                        </a:prstTxWarp>
+                        <a:noAutofit/>
+                      </wps:bodyPr>
+                    </wps:wsp>
+                  </a:graphicData>
+                </a:graphic>
+                <wp14:sizeRelH relativeFrom="margin">
+                  <wp14:pctWidth>0</wp14:pctWidth>
+                </wp14:sizeRelH>
+                <wp14:sizeRelV relativeFrom="margin">
+                  <wp14:pctHeight>0</wp14:pctHeight>
+                </wp14:sizeRelV>
+              </wp:anchor>
+            </w:drawing>
+          </mc:Choice>
+          <mc:Fallback>
+            <w:pict>
+              <v:shapetype w14:anchorId="7062BCB5" id="_x0000_t202" coordsize="21600,21600" o:spt="202" path="m,l,21600r21600,l21600,xe">
+                <v:stroke joinstyle="miter"/>
+                <v:path gradientshapeok="t" o:connecttype="rect"/>
+              </v:shapetype>
+              <v:shape id="Text Box 2" o:spid="_x0000_s1026" type="#_x0000_t202" style="position:absolute;left:0;text-align:left;margin-left:36pt;margin-top:259.05pt;width:266.1pt;height:339.65pt;z-index:-251638784;visibility:visible;mso-wrap-style:square;mso-width-percent:0;mso-height-percent:0;mso-wrap-distance-left:3.6pt;mso-wrap-distance-top:0;mso-wrap-distance-right:3.6pt;mso-wrap-distance-bottom:0;mso-position-horizontal:absolute;mso-position-horizontal-relative:page;mso-position-vertical:absolute;mso-position-vertical-relative:page;mso-width-percent:0;mso-height-percent:0;mso-width-relative:margin;mso-height-relative:margin;v-text-anchor:top" o:gfxdata="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" fillcolor="white [3201]" stroked="f" strokeweight=".5pt">
+                <v:textbox inset="2.16pt,2.16pt,2.16pt,2.16pt">
+                  <w:txbxContent>
+                    <w:p>
+                      <w:pPr>
+                        <w:jc w:val="center"/>
+                      </w:pPr>
+                      <w:r>
+                        <w:rPr>
+                          <w:noProof/>
+                        </w:rPr>
+                        <w:drawing>
+                          <wp:inline distT="0" distB="0" distL="0" distR="0" wp14:anchorId="494843D3" wp14:editId="341DCAF2">
+                            <wp:extent cx="3317875" cy="2850515"/>
+                            <wp:effectExtent l="0" t="0" r="0" b="0"/>
+                            <wp:docPr id="1737306406" name="Picture 8"/>
+                            <wp:cNvGraphicFramePr>
+                              <a:graphicFrameLocks xmlns:a="http://schemas.openxmlformats.org/drawingml/2006/main" noChangeAspect="1"/>
+                            </wp:cNvGraphicFramePr>
+                            <a:graphic xmlns:a="http://schemas.openxmlformats.org/drawingml/2006/main">
+                              <a:graphicData uri="http://schemas.openxmlformats.org/drawingml/2006/picture">
+                                <pic:pic xmlns:pic="http://schemas.openxmlformats.org/drawingml/2006/picture">
+                                  <pic:nvPicPr>
+                                    <pic:cNvPr id="1737306406" name="Picture 1737306406"/>
+                                    <pic:cNvPicPr/>
+                                  </pic:nvPicPr>
+                                  <pic:blipFill>
+                                    <a:blip r:embed="rId6">
+                                      <a:extLst>
+                                        <a:ext uri="{28A0092B-C50C-407E-A947-70E740481C1C}">
+                                          <a14:useLocalDpi xmlns:a14="http://schemas.microsoft.com/office/drawing/2010/main" val="0"/>
+                                        </a:ext>
+                                      </a:extLst>
+                                    </a:blip>
+                                    <a:stretch>
+                                      <a:fillRect/>
+                                    </a:stretch>
+                                  </pic:blipFill>
+                                  <pic:spPr>
+                                    <a:xfrm>
+                                      <a:off x="0" y="0"/>
+                                      <a:ext cx="3317875" cy="2850515"/>
+                                    </a:xfrm>
+                                    <a:prstGeom prst="rect">
+                                      <a:avLst/>
+                                    </a:prstGeom>
+                                  </pic:spPr>
+                                </pic:pic>
+                              </a:graphicData>
+                            </a:graphic>
+                          </wp:inline>
+                        </w:drawing>
+                      </w:r>
+                    </w:p>
+                    <w:p>
+                      <w:pPr>
+                        <w:pStyle w:val="Caption"/>
+                        <w:rPr>
+                          <w:b w:val="0"/>
+                          <w:bCs w:val="0"/>
+                        </w:rPr>
+                      </w:pPr>
+                      <w:r>
+                        <w:rPr>
+                          <w:rStyle w:val="Strong"/>
+                          <w:b/>
+                          <w:bCs/>
+                        </w:rPr>
+                        <w:t>Figure 4. Extrachromosomal DNA as an instrumental variable for causal inference in cancer.</w:t>
+                      </w:r>
+                      <w:r>
+                        <w:rPr>
+                          <w:b w:val="0"/>
+                          <w:bCs w:val="0"/>
+                        </w:rPr>
+                        <w:t xml:space="preserve"> </w:t>
+                      </w:r>
+                      <w:r>
+                        <w:rPr>
+                          <w:b w:val="0"/>
+                          <w:bCs w:val="0"/>
+                        </w:rPr>
+                        <w:t xml:space="preserve">(A) ecDNAs are circular DNA elements located outside chromosomes in tumor nuclei that frequently carry oncogenes and regulatory sequences. Their random segregation during mitosis generates stochastic copy number variation that is independent of local microenvironmental states, while increased copy number drives elevated transcription, satisfying key requirements for an instrumental variable. (B) Example reconstruction of ecDNA architecture </w:t>
+                      </w:r>
+                      <w:r>
+                        <w:rPr>
+                          <w:b w:val="0"/>
+                          <w:bCs w:val="0"/>
+                        </w:rPr>
+                        <w:t xml:space="preserve">published by </w:t>
+                      </w:r>
+                      <w:r>
+                        <w:rPr>
+                          <w:b w:val="0"/>
+                          <w:bCs w:val="0"/>
+                        </w:rPr>
+                        <w:t xml:space="preserve">Craig et al., 2013 using long-insert mate-pair sequencing, showing </w:t>
+                      </w:r>
+                      <w:r>
+                        <w:rPr>
+                          <w:b w:val="0"/>
+                          <w:bCs w:val="0"/>
+                        </w:rPr>
+                        <w:t>CN</w:t>
+                      </w:r>
+                      <w:r>
+                        <w:rPr>
+                          <w:b w:val="0"/>
+                          <w:bCs w:val="0"/>
+                        </w:rPr>
+                        <w:t xml:space="preserve"> at breakpoints linking segments from chromosomes 1, 7, and 12. Arrows indicate amplified junctions. (C) BAC-FISH validation of BRAF-containing ecDNA, with locus-specific BAC probes labeled in green and chromosome 7 centromeric probes labeled in red.</w:t>
+                      </w:r>
+                    </w:p>
+                    <w:p>
+                      <w:pPr>
+                        <w:pStyle w:val="Caption"/>
+                        <w:spacing w:line="150" w:lineRule="exact"/>
+                        <w:rPr>
+                          <w:b w:val="0"/>
+                          <w:bCs w:val="0"/>
+                        </w:rPr>
+                      </w:pPr>
+                    </w:p>
+                  </w:txbxContent>
+                </v:textbox>
+                <w10:wrap type="tight" anchorx="page" anchory="page"/>
+              </v:shape>
+            </w:pict>
+          </mc:Fallback>
+        </mc:AlternateContent>
+      </w:r>
+      <w:r>
+        <w:t xml:space="preserve">Somatic variations are post-mitotic changes in DNA sequence that propagate through cell division, generating clonal populations with distinct genetic states. </w:t>
+      </w:r>
+      <w:r>
+        <w:rPr>
+          <w:b/>
+        </w:rPr>
+        <w:fldChar w:fldCharType="begin">
+          <w:fldData xml:space="preserve">PEVuZE5vdGU+PENpdGU+PEF1dGhvcj5Cb3Zlcmk8L0F1dGhvcj48WWVhcj4xOTI5PC9ZZWFyPjxS
+ZWNOdW0+MTE8L1JlY051bT48RGlzcGxheVRleHQ+PHN0eWxlIGZhY2U9InN1cGVyc2NyaXB0Ij4x
+NC0xNjwvc3R5bGU+PC9EaXNwbGF5VGV4dD48cmVjb3JkPjxyZWMtbnVtYmVyPjExPC9yZWMtbnVt
+YmVyPjxmb3JlaWduLWtleXM+PGtleSBhcHA9IkVOIiBkYi1pZD0iYXNhdzB3ejA3NXd6c2ZlcDJz
+ZHBlczBlZWQwenh2cHRkeDJhIiB0aW1lc3RhbXA9IjE3Nzc0NjM1NDciPjExPC9rZXk+PC9mb3Jl
+aWduLWtleXM+PHJlZi10eXBlIG5hbWU9IkJvb2siPjY8L3JlZi10eXBlPjxjb250cmlidXRvcnM+
+PGF1dGhvcnM+PGF1dGhvcj5Cb3ZlcmksIFQuPC9hdXRob3I+PC9hdXRob3JzPjwvY29udHJpYnV0
+b3JzPjx0aXRsZXM+PHRpdGxlPlRoZSBPcmlnaW4gb2YgTWFsaWduYW50IFR1bW9yczwvdGl0bGU+
+PC90aXRsZXM+PGRhdGVzPjx5ZWFyPjE5Mjk8L3llYXI+PC9kYXRlcz48cHViLWxvY2F0aW9uPkJh
+bHRpbW9yZSwgTUQ8L3B1Yi1sb2NhdGlvbj48cHVibGlzaGVyPlRoZSBXaWxsaWFtcyBhbmQgV2ls
+a2lucyBDb21wYW55PC9wdWJsaXNoZXI+PHVybHM+PC91cmxzPjwvcmVjb3JkPjwvQ2l0ZT48Q2l0
+ZT48QXV0aG9yPk1jQ2xpbnRvY2s8L0F1dGhvcj48WWVhcj4xOTUzPC9ZZWFyPjxSZWNOdW0+MTI8
+L1JlY051bT48cmVjb3JkPjxyZWMtbnVtYmVyPjEyPC9yZWMtbnVtYmVyPjxmb3JlaWduLWtleXM+
+PGtleSBhcHA9IkVOIiBkYi1pZD0iYXNhdzB3ejA3NXd6c2ZlcDJzZHBlczBlZWQwenh2cHRkeDJh
+IiB0aW1lc3RhbXA9IjE3Nzc0NjM1NDciPjEyPC9rZXk+PC9mb3JlaWduLWtleXM+PHJlZi10eXBl
+IG5hbWU9IkpvdXJuYWwgQXJ0aWNsZSI+MTc8L3JlZi10eXBlPjxjb250cmlidXRvcnM+PGF1dGhv
+cnM+PGF1dGhvcj5NY0NsaW50b2NrLCBCLjwvYXV0aG9yPjwvYXV0aG9ycz48L2NvbnRyaWJ1dG9y
+cz48YXV0aC1hZGRyZXNzPkRlcGFydG1lbnQgb2YgR2VuZXRpY3MsIENhcm5lZ2llIEluc3RpdHV0
+aW9uIG9mIFdhc2hpbmd0b24sIENvbGQgU3ByaW5nIEhhcmJvciwgTi4gWS48L2F1dGgtYWRkcmVz
+cz48dGl0bGVzPjx0aXRsZT5JbmR1Y3Rpb24gb2YgSW5zdGFiaWxpdHkgYXQgU2VsZWN0ZWQgTG9j
+aSBpbiBNYWl6ZTwvdGl0bGU+PHNlY29uZGFyeS10aXRsZT5HZW5ldGljczwvc2Vjb25kYXJ5LXRp
+dGxlPjwvdGl0bGVzPjxwZXJpb2RpY2FsPjxmdWxsLXRpdGxlPkdlbmV0aWNzPC9mdWxsLXRpdGxl
+PjwvcGVyaW9kaWNhbD48cGFnZXM+NTc5LTk5PC9wYWdlcz48dm9sdW1lPjM4PC92b2x1bWU+PG51
+bWJlcj42PC9udW1iZXI+PGRhdGVzPjx5ZWFyPjE5NTM8L3llYXI+PHB1Yi1kYXRlcz48ZGF0ZT5O
+b3Y8L2RhdGU+PC9wdWItZGF0ZXM+PC9kYXRlcz48aXNibj4wMDE2LTY3MzEgKFByaW50KSYjeEQ7
+MDAxNi02NzMxIChMaW5raW5nKTwvaXNibj48YWNjZXNzaW9uLW51bT4xNzI0NzQ1OTwvYWNjZXNz
+aW9uLW51bT48dXJscz48cmVsYXRlZC11cmxzPjx1cmw+aHR0cHM6Ly93d3cubmNiaS5ubG0ubmlo
+Lmdvdi9wdWJtZWQvMTcyNDc0NTk8L3VybD48L3JlbGF0ZWQtdXJscz48L3VybHM+PGN1c3RvbTI+
+UE1DMTIwOTYyNzwvY3VzdG9tMj48ZWxlY3Ryb25pYy1yZXNvdXJjZS1udW0+MTAuMTA5My9nZW5l
+dGljcy8zOC42LjU3OTwvZWxlY3Ryb25pYy1yZXNvdXJjZS1udW0+PHJlbW90ZS1kYXRhYmFzZS1u
+YW1lPlB1Yk1lZC1ub3QtTUVETElORTwvcmVtb3RlLWRhdGFiYXNlLW5hbWU+PHJlbW90ZS1kYXRh
+YmFzZS1wcm92aWRlcj5OTE08L3JlbW90ZS1kYXRhYmFzZS1wcm92aWRlcj48L3JlY29yZD48L0Np
+dGU+PENpdGU+PEF1dGhvcj5CdXJuZXQ8L0F1dGhvcj48WWVhcj4xOTU5PC9ZZWFyPjxSZWNOdW0+
+MTM8L1JlY051bT48cmVjb3JkPjxyZWMtbnVtYmVyPjEzPC9yZWMtbnVtYmVyPjxmb3JlaWduLWtl
+eXM+PGtleSBhcHA9IkVOIiBkYi1pZD0iYXNhdzB3ejA3NXd6c2ZlcDJzZHBlczBlZWQwenh2cHRk
+eDJhIiB0aW1lc3RhbXA9IjE3Nzc0NjM1NDciPjEzPC9rZXk+PC9mb3JlaWduLWtleXM+PHJlZi10
+eXBlIG5hbWU9IkpvdXJuYWwgQXJ0aWNsZSI+MTc8L3JlZi10eXBlPjxjb250cmlidXRvcnM+PGF1
+dGhvcnM+PGF1dGhvcj5CdXJuZXQsIEYuIE0uPC9hdXRob3I+PC9hdXRob3JzPjwvY29udHJpYnV0
+b3JzPjx0aXRsZXM+PHRpdGxlPkJpb2xvZ2ljYWwgYXBwcm9hY2ggdG8gY2FyY2lub2dlbmVzaXM8
+L3RpdGxlPjxzZWNvbmRhcnktdGl0bGU+QWN0YSBVbmlvIEludCBDb250cmEgQ2FuY3J1bTwvc2Vj
+b25kYXJ5LXRpdGxlPjwvdGl0bGVzPjxwZXJpb2RpY2FsPjxmdWxsLXRpdGxlPkFjdGEgVW5pbyBJ
+bnQgQ29udHJhIENhbmNydW08L2Z1bGwtdGl0bGU+PC9wZXJpb2RpY2FsPjxwYWdlcz4zMS00PC9w
+YWdlcz48dm9sdW1lPjE1PC92b2x1bWU+PG51bWJlcj4xPC9udW1iZXI+PGtleXdvcmRzPjxrZXl3
+b3JkPipDYXJjaW5vZ2VuZXNpczwva2V5d29yZD48a2V5d29yZD5IdW1hbnM8L2tleXdvcmQ+PGtl
+eXdvcmQ+TmVvcGxhc21zLypwYXRob2xvZ3k8L2tleXdvcmQ+PGtleXdvcmQ+Kk5FT1BMQVNNUy9w
+YXRob2xvZ3k8L2tleXdvcmQ+PC9rZXl3b3Jkcz48ZGF0ZXM+PHllYXI+MTk1OTwveWVhcj48L2Rh
+dGVzPjxpc2JuPjAzNjUtMzA1NiAoUHJpbnQpJiN4RDswMzY1LTMwNTYgKExpbmtpbmcpPC9pc2Ju
+PjxhY2Nlc3Npb24tbnVtPjEzNjQ5NDIyPC9hY2Nlc3Npb24tbnVtPjx1cmxzPjxyZWxhdGVkLXVy
+bHM+PHVybD5odHRwczovL3d3dy5uY2JpLm5sbS5uaWguZ292L3B1Ym1lZC8xMzY0OTQyMjwvdXJs
+PjwvcmVsYXRlZC11cmxzPjwvdXJscz48cmVtb3RlLWRhdGFiYXNlLW5hbWU+TWVkbGluZTwvcmVt
+b3RlLWRhdGFiYXNlLW5hbWU+PHJlbW90ZS1kYXRhYmFzZS1wcm92aWRlcj5OTE08L3JlbW90ZS1k
+YXRhYmFzZS1wcm92aWRlcj48L3JlY29yZD48L0NpdGU+PC9FbmROb3RlPn==
+</w:fldData>
+        </w:fldChar>
+      </w:r>
+      <w:r>
+        <w:rPr>
+          <w:b/>
+        </w:rPr>
+        <w:instrText xml:space="preserve"> ADDIN EN.CITE </w:instrText>
+      </w:r>
+      <w:r>
+        <w:rPr>
+          <w:b/>
+        </w:rPr>
+        <w:fldChar w:fldCharType="begin">
+          <w:fldData xml:space="preserve">PEVuZE5vdGU+PENpdGU+PEF1dGhvcj5Cb3Zlcmk8L0F1dGhvcj48WWVhcj4xOTI5PC9ZZWFyPjxS
+ZWNOdW0+MTE8L1JlY051bT48RGlzcGxheVRleHQ+PHN0eWxlIGZhY2U9InN1cGVyc2NyaXB0Ij4x
+NC0xNjwvc3R5bGU+PC9EaXNwbGF5VGV4dD48cmVjb3JkPjxyZWMtbnVtYmVyPjExPC9yZWMtbnVt
+YmVyPjxmb3JlaWduLWtleXM+PGtleSBhcHA9IkVOIiBkYi1pZD0iYXNhdzB3ejA3NXd6c2ZlcDJz
+ZHBlczBlZWQwenh2cHRkeDJhIiB0aW1lc3RhbXA9IjE3Nzc0NjM1NDciPjExPC9rZXk+PC9mb3Jl
+aWduLWtleXM+PHJlZi10eXBlIG5hbWU9IkJvb2siPjY8L3JlZi10eXBlPjxjb250cmlidXRvcnM+
+PGF1dGhvcnM+PGF1dGhvcj5Cb3ZlcmksIFQuPC9hdXRob3I+PC9hdXRob3JzPjwvY29udHJpYnV0
+b3JzPjx0aXRsZXM+PHRpdGxlPlRoZSBPcmlnaW4gb2YgTWFsaWduYW50IFR1bW9yczwvdGl0bGU+
+PC90aXRsZXM+PGRhdGVzPjx5ZWFyPjE5Mjk8L3llYXI+PC9kYXRlcz48cHViLWxvY2F0aW9uPkJh
+bHRpbW9yZSwgTUQ8L3B1Yi1sb2NhdGlvbj48cHVibGlzaGVyPlRoZSBXaWxsaWFtcyBhbmQgV2ls
+a2lucyBDb21wYW55PC9wdWJsaXNoZXI+PHVybHM+PC91cmxzPjwvcmVjb3JkPjwvQ2l0ZT48Q2l0
+ZT48QXV0aG9yPk1jQ2xpbnRvY2s8L0F1dGhvcj48WWVhcj4xOTUzPC9ZZWFyPjxSZWNOdW0+MTI8
+L1JlY051bT48cmVjb3JkPjxyZWMtbnVtYmVyPjEyPC9yZWMtbnVtYmVyPjxmb3JlaWduLWtleXM+
+PGtleSBhcHA9IkVOIiBkYi1pZD0iYXNhdzB3ejA3NXd6c2ZlcDJzZHBlczBlZWQwenh2cHRkeDJh
+IiB0aW1lc3RhbXA9IjE3Nzc0NjM1NDciPjEyPC9rZXk+PC9mb3JlaWduLWtleXM+PHJlZi10eXBl
+IG5hbWU9IkpvdXJuYWwgQXJ0aWNsZSI+MTc8L3JlZi10eXBlPjxjb250cmlidXRvcnM+PGF1dGhv
+cnM+PGF1dGhvcj5NY0NsaW50b2NrLCBCLjwvYXV0aG9yPjwvYXV0aG9ycz48L2NvbnRyaWJ1dG9y
+cz48YXV0aC1hZGRyZXNzPkRlcGFydG1lbnQgb2YgR2VuZXRpY3MsIENhcm5lZ2llIEluc3RpdHV0
+aW9uIG9mIFdhc2hpbmd0b24sIENvbGQgU3ByaW5nIEhhcmJvciwgTi4gWS48L2F1dGgtYWRkcmVz
+cz48dGl0bGVzPjx0aXRsZT5JbmR1Y3Rpb24gb2YgSW5zdGFiaWxpdHkgYXQgU2VsZWN0ZWQgTG9j
+aSBpbiBNYWl6ZTwvdGl0bGU+PHNlY29uZGFyeS10aXRsZT5HZW5ldGljczwvc2Vjb25kYXJ5LXRp
+dGxlPjwvdGl0bGVzPjxwZXJpb2RpY2FsPjxmdWxsLXRpdGxlPkdlbmV0aWNzPC9mdWxsLXRpdGxl
+PjwvcGVyaW9kaWNhbD48cGFnZXM+NTc5LTk5PC9wYWdlcz48dm9sdW1lPjM4PC92b2x1bWU+PG51
+bWJlcj42PC9udW1iZXI+PGRhdGVzPjx5ZWFyPjE5NTM8L3llYXI+PHB1Yi1kYXRlcz48ZGF0ZT5O
+b3Y8L2RhdGU+PC9wdWItZGF0ZXM+PC9kYXRlcz48aXNibj4wMDE2LTY3MzEgKFByaW50KSYjeEQ7
+MDAxNi02NzMxIChMaW5raW5nKTwvaXNibj48YWNjZXNzaW9uLW51bT4xNzI0NzQ1OTwvYWNjZXNz
+aW9uLW51bT48dXJscz48cmVsYXRlZC11cmxzPjx1cmw+aHR0cHM6Ly93d3cubmNiaS5ubG0ubmlo
+Lmdvdi9wdWJtZWQvMTcyNDc0NTk8L3VybD48L3JlbGF0ZWQtdXJscz48L3VybHM+PGN1c3RvbTI+
+UE1DMTIwOTYyNzwvY3VzdG9tMj48ZWxlY3Ryb25pYy1yZXNvdXJjZS1udW0+MTAuMTA5My9nZW5l
+dGljcy8zOC42LjU3OTwvZWxlY3Ryb25pYy1yZXNvdXJjZS1udW0+PHJlbW90ZS1kYXRhYmFzZS1u
+YW1lPlB1Yk1lZC1ub3QtTUVETElORTwvcmVtb3RlLWRhdGFiYXNlLW5hbWU+PHJlbW90ZS1kYXRh
+YmFzZS1wcm92aWRlcj5OTE08L3JlbW90ZS1kYXRhYmFzZS1wcm92aWRlcj48L3JlY29yZD48L0Np
+dGU+PENpdGU+PEF1dGhvcj5CdXJuZXQ8L0F1dGhvcj48WWVhcj4xOTU5PC9ZZWFyPjxSZWNOdW0+
+MTM8L1JlY051bT48cmVjb3JkPjxyZWMtbnVtYmVyPjEzPC9yZWMtbnVtYmVyPjxmb3JlaWduLWtl
+eXM+PGtleSBhcHA9IkVOIiBkYi1pZD0iYXNhdzB3ejA3NXd6c2ZlcDJzZHBlczBlZWQwenh2cHRk
+eDJhIiB0aW1lc3RhbXA9IjE3Nzc0NjM1NDciPjEzPC9rZXk+PC9mb3JlaWduLWtleXM+PHJlZi10
+eXBlIG5hbWU9IkpvdXJuYWwgQXJ0aWNsZSI+MTc8L3JlZi10eXBlPjxjb250cmlidXRvcnM+PGF1
+dGhvcnM+PGF1dGhvcj5CdXJuZXQsIEYuIE0uPC9hdXRob3I+PC9hdXRob3JzPjwvY29udHJpYnV0
+b3JzPjx0aXRsZXM+PHRpdGxlPkJpb2xvZ2ljYWwgYXBwcm9hY2ggdG8gY2FyY2lub2dlbmVzaXM8
+L3RpdGxlPjxzZWNvbmRhcnktdGl0bGU+QWN0YSBVbmlvIEludCBDb250cmEgQ2FuY3J1bTwvc2Vj
+b25kYXJ5LXRpdGxlPjwvdGl0bGVzPjxwZXJpb2RpY2FsPjxmdWxsLXRpdGxlPkFjdGEgVW5pbyBJ
+bnQgQ29udHJhIENhbmNydW08L2Z1bGwtdGl0bGU+PC9wZXJpb2RpY2FsPjxwYWdlcz4zMS00PC9w
+YWdlcz48dm9sdW1lPjE1PC92b2x1bWU+PG51bWJlcj4xPC9udW1iZXI+PGtleXdvcmRzPjxrZXl3
+b3JkPipDYXJjaW5vZ2VuZXNpczwva2V5d29yZD48a2V5d29yZD5IdW1hbnM8L2tleXdvcmQ+PGtl
+eXdvcmQ+TmVvcGxhc21zLypwYXRob2xvZ3k8L2tleXdvcmQ+PGtleXdvcmQ+Kk5FT1BMQVNNUy9w
+YXRob2xvZ3k8L2tleXdvcmQ+PC9rZXl3b3Jkcz48ZGF0ZXM+PHllYXI+MTk1OTwveWVhcj48L2Rh
+dGVzPjxpc2JuPjAzNjUtMzA1NiAoUHJpbnQpJiN4RDswMzY1LTMwNTYgKExpbmtpbmcpPC9pc2Ju
+PjxhY2Nlc3Npb24tbnVtPjEzNjQ5NDIyPC9hY2Nlc3Npb24tbnVtPjx1cmxzPjxyZWxhdGVkLXVy
+bHM+PHVybD5odHRwczovL3d3dy5uY2JpLm5sbS5uaWguZ292L3B1Ym1lZC8xMzY0OTQyMjwvdXJs
+PjwvcmVsYXRlZC11cmxzPjwvdXJscz48cmVtb3RlLWRhdGFiYXNlLW5hbWU+TWVkbGluZTwvcmVt
+b3RlLWRhdGFiYXNlLW5hbWU+PHJlbW90ZS1kYXRhYmFzZS1wcm92aWRlcj5OTE08L3JlbW90ZS1k
+YXRhYmFzZS1wcm92aWRlcj48L3JlY29yZD48L0NpdGU+PC9FbmROb3RlPn==
+</w:fldData>
+        </w:fldChar>
+      </w:r>
+      <w:r>
+        <w:rPr>
+          <w:b/>
+        </w:rPr>
+        <w:instrText xml:space="preserve"> ADDIN EN.CITE.DATA </w:instrText>
+      </w:r>
+      <w:r>
+        <w:rPr>
+          <w:b/>
+        </w:rPr>
+      </w:r>
+      <w:r>
+        <w:rPr>
+          <w:b/>
+        </w:rPr>
+        <w:fldChar w:fldCharType="end"/>
+      </w:r>
+      <w:r>
+        <w:rPr>
+          <w:b/>
+        </w:rPr>
+        <w:fldChar w:fldCharType="separate"/>
+      </w:r>
+      <w:r>
+        <w:rPr>
+          <w:b/>
+          <w:noProof/>
+          <w:vertAlign w:val="superscript"/>
+        </w:rPr>
+        <w:t>14-16</w:t>
+      </w:r>
+      <w:r>
+        <w:rPr>
+          <w:b/>
+        </w:rPr>
+        <w:fldChar w:fldCharType="end"/>
+      </w:r>
+      <w:r>
+        <w:t xml:space="preserve"> The standard approach for establishing causation relies on controlled intervention, where a variable is perturbed and the resulting effect is measured.</w:t>
+      </w:r>
+      <w:r>
+        <w:rPr>
+          <w:b/>
+        </w:rPr>
+        <w:fldChar w:fldCharType="begin"/>
+      </w:r>
+      <w:r>
+        <w:rPr>
+          <w:b/>
+        </w:rPr>
+        <w:instrText xml:space="preserve"> ADDIN EN.CITE &lt;EndNote&gt;&lt;Cite&gt;&lt;Author&gt;Pearce&lt;/Author&gt;&lt;Year&gt;2016&lt;/Year&gt;&lt;RecNum&gt;14&lt;/RecNum&gt;&lt;DisplayText&gt;&lt;style face="superscript"&gt;17&lt;/style&gt;&lt;/DisplayText&gt;&lt;record&gt;&lt;rec-number&gt;14&lt;/rec-number&gt;&lt;foreign-keys&gt;&lt;key app="EN" db-id="asaw0wz075wzsfep2sdpes0eed0zxvptdx2a" timestamp="1777463547"&gt;14&lt;/key&gt;&lt;/foreign-keys&gt;&lt;ref-type name="Journal Article"&gt;17&lt;/ref-type&gt;&lt;contributors&gt;&lt;authors&gt;&lt;author&gt;Pearce, N.&lt;/author&gt;&lt;author&gt;Lawlor, D. A.&lt;/author&gt;&lt;/authors&gt;&lt;/contributors&gt;&lt;auth-address&gt;Department of Medical Statistics and Centre for Global NCDs, London School of Hygiene and Tropical Medicine, London, UK.&amp;#xD;Centre for Public Health Research, Massey University, Wellington, New Zealand.&amp;#xD;MRC Integrative Epidemiology Unit at the University of Bristol, Bristol, UK.&amp;#xD;School of Social and Community Medicine, University of Bristol, Bristol, UK.&lt;/auth-address&gt;&lt;titles&gt;&lt;title&gt;Causal inference-so much more than statistics&lt;/title&gt;&lt;secondary-title&gt;Int J Epidemiol&lt;/secondary-title&gt;&lt;/titles&gt;&lt;periodical&gt;&lt;full-title&gt;Int J Epidemiol&lt;/full-title&gt;&lt;/periodical&gt;&lt;pages&gt;1895-1903&lt;/pages&gt;&lt;volume&gt;45&lt;/volume&gt;&lt;number&gt;6&lt;/number&gt;&lt;keywords&gt;&lt;keyword&gt;*Causality&lt;/keyword&gt;&lt;keyword&gt;Confounding Factors, Epidemiologic&lt;/keyword&gt;&lt;keyword&gt;Epidemiologic Methods&lt;/keyword&gt;&lt;keyword&gt;Humans&lt;/keyword&gt;&lt;keyword&gt;*Models, Statistical&lt;/keyword&gt;&lt;/keywords&gt;&lt;dates&gt;&lt;year&gt;2016&lt;/year&gt;&lt;pub-dates&gt;&lt;date&gt;Dec 1&lt;/date&gt;&lt;/pub-dates&gt;&lt;/dates&gt;&lt;isbn&gt;1464-3685 (Electronic)&amp;#xD;0300-5771 (Print)&amp;#xD;0300-5771 (Linking)&lt;/isbn&gt;&lt;accession-num&gt;28204514&lt;/accession-num&gt;&lt;urls&gt;&lt;related-urls&gt;&lt;url&gt;https://www.ncbi.nlm.nih.gov/pubmed/28204514&lt;/url&gt;&lt;/related-urls&gt;&lt;/urls&gt;&lt;custom2&gt;PMC5841844&lt;/custom2&gt;&lt;electronic-resource-num&gt;10.1093/ije/dyw328&lt;/electronic-resource-num&gt;&lt;remote-database-name&gt;Medline&lt;/remote-database-name&gt;&lt;remote-database-provider&gt;NLM&lt;/remote-database-provider&gt;&lt;/record&gt;&lt;/Cite&gt;&lt;/EndNote&gt;</w:instrText>
+      </w:r>
+      <w:r>
+        <w:rPr>
+          <w:b/>
+        </w:rPr>
+        <w:fldChar w:fldCharType="separate"/>
+      </w:r>
+      <w:r>
+        <w:rPr>
+          <w:b/>
+          <w:noProof/>
+          <w:vertAlign w:val="superscript"/>
+        </w:rPr>
+        <w:t>17</w:t>
+      </w:r>
+      <w:r>
+        <w:rPr>
+          <w:b/>
+        </w:rPr>
+        <w:fldChar w:fldCharType="end"/>
+      </w:r>
+      <w:r>
+        <w:t xml:space="preserve"> In intact tissues, this strategy fails because the required perturbations disrupt the spatial structure under study. Genome editing, drug treatment, and genetic knockouts alter tissue organization, while dissociation removes spatial context entirely. Organoid systems lack key features of native microenvironments, and xenograft models introduce confounding from species differences.</w:t>
+      </w:r>
+      <w:r>
+        <w:rPr>
+          <w:b/>
+        </w:rPr>
+        <w:fldChar w:fldCharType="begin">
+          <w:fldData xml:space="preserve">PEVuZE5vdGU+PENpdGU+PEF1dGhvcj5LaW08L0F1dGhvcj48WWVhcj4yMDIwPC9ZZWFyPjxSZWNO
+dW0+MTU8L1JlY051bT48RGlzcGxheVRleHQ+PHN0eWxlIGZhY2U9InN1cGVyc2NyaXB0Ij4xODwv
+c3R5bGU+PC9EaXNwbGF5VGV4dD48cmVjb3JkPjxyZWMtbnVtYmVyPjE1PC9yZWMtbnVtYmVyPjxm
+b3JlaWduLWtleXM+PGtleSBhcHA9IkVOIiBkYi1pZD0iYXNhdzB3ejA3NXd6c2ZlcDJzZHBlczBl
+ZWQwenh2cHRkeDJhIiB0aW1lc3RhbXA9IjE3Nzc0NjM1NDciPjE1PC9rZXk+PC9mb3JlaWduLWtl
+eXM+PHJlZi10eXBlIG5hbWU9IkpvdXJuYWwgQXJ0aWNsZSI+MTc8L3JlZi10eXBlPjxjb250cmli
+dXRvcnM+PGF1dGhvcnM+PGF1dGhvcj5LaW0sIEouPC9hdXRob3I+PGF1dGhvcj5Lb28sIEIuIEsu
+PC9hdXRob3I+PGF1dGhvcj5Lbm9ibGljaCwgSi4gQS48L2F1dGhvcj48L2F1dGhvcnM+PC9jb250
+cmlidXRvcnM+PGF1dGgtYWRkcmVzcz5JbnN0aXR1dGUgb2YgTW9sZWN1bGFyIEJpb3RlY2hub2xv
+Z3kgb2YgdGhlIEF1c3RyaWFuIEFjYWRlbXkgb2YgU2NpZW5jZXMgKElNQkEpLCBWaWVubmEgQmlv
+Y2VudGVyIChWQkMpLCBWaWVubmEsIEF1c3RyaWEuJiN4RDtJbnN0aXR1dGUgb2YgTW9sZWN1bGFy
+IEJpb3RlY2hub2xvZ3kgb2YgdGhlIEF1c3RyaWFuIEFjYWRlbXkgb2YgU2NpZW5jZXMgKElNQkEp
+LCBWaWVubmEgQmlvY2VudGVyIChWQkMpLCBWaWVubmEsIEF1c3RyaWEuIGJvbmt5b3VuZy5rb29A
+aW1iYS5vZWF3LmFjLmF0LiYjeEQ7SW5zdGl0dXRlIG9mIE1vbGVjdWxhciBCaW90ZWNobm9sb2d5
+IG9mIHRoZSBBdXN0cmlhbiBBY2FkZW15IG9mIFNjaWVuY2VzIChJTUJBKSwgVmllbm5hIEJpb2Nl
+bnRlciAoVkJDKSwgVmllbm5hLCBBdXN0cmlhLiBqdWVyZ2VuLmtub2JsaWNoQGltYmEub2Vhdy5h
+Yy5hdC4mI3hEO01lZGljYWwgVW5pdmVyc2l0eSBvZiBWaWVubmEsIFZpZW5uYSwgQXVzdHJpYS4g
+anVlcmdlbi5rbm9ibGljaEBpbWJhLm9lYXcuYWMuYXQuPC9hdXRoLWFkZHJlc3M+PHRpdGxlcz48
+dGl0bGU+SHVtYW4gb3JnYW5vaWRzOiBtb2RlbCBzeXN0ZW1zIGZvciBodW1hbiBiaW9sb2d5IGFu
+ZCBtZWRpY2luZTwvdGl0bGU+PHNlY29uZGFyeS10aXRsZT5OYXQgUmV2IE1vbCBDZWxsIEJpb2w8
+L3NlY29uZGFyeS10aXRsZT48L3RpdGxlcz48cGVyaW9kaWNhbD48ZnVsbC10aXRsZT5OYXQgUmV2
+IE1vbCBDZWxsIEJpb2w8L2Z1bGwtdGl0bGU+PC9wZXJpb2RpY2FsPjxwYWdlcz41NzEtNTg0PC9w
+YWdlcz48dm9sdW1lPjIxPC92b2x1bWU+PG51bWJlcj4xMDwvbnVtYmVyPjxlZGl0aW9uPjIwMjAw
+NzA3PC9lZGl0aW9uPjxrZXl3b3Jkcz48a2V5d29yZD5BbmltYWxzPC9rZXl3b3JkPjxrZXl3b3Jk
+PkJpb2xvZ3kvKm1ldGhvZHM8L2tleXdvcmQ+PGtleXdvcmQ+Q29tbXVuaWNhYmxlIERpc2Vhc2Vz
+L3BhdGhvbG9neTwva2V5d29yZD48a2V5d29yZD5HZW5ldGljIERpc2Vhc2VzLCBJbmJvcm4vcGF0
+aG9sb2d5PC9rZXl3b3JkPjxrZXl3b3JkPkdlbmV0aWMgRW5naW5lZXJpbmcvbWV0aG9kczwva2V5
+d29yZD48a2V5d29yZD5IdW1hbnM8L2tleXdvcmQ+PGtleXdvcmQ+TWVkaWNpbmUvKm1ldGhvZHM8
+L2tleXdvcmQ+PGtleXdvcmQ+TmVvcGxhc21zL3BhdGhvbG9neTwva2V5d29yZD48a2V5d29yZD5P
+cmdhbm9pZHMvKnBoeXNpb2xvZ3k8L2tleXdvcmQ+PGtleXdvcmQ+U3RlbSBDZWxscy9waHlzaW9s
+b2d5PC9rZXl3b3JkPjwva2V5d29yZHM+PGRhdGVzPjx5ZWFyPjIwMjA8L3llYXI+PHB1Yi1kYXRl
+cz48ZGF0ZT5PY3Q8L2RhdGU+PC9wdWItZGF0ZXM+PC9kYXRlcz48aXNibj4xNDcxLTAwODAgKEVs
+ZWN0cm9uaWMpJiN4RDsxNDcxLTAwNzIgKFByaW50KSYjeEQ7MTQ3MS0wMDcyIChMaW5raW5nKTwv
+aXNibj48YWNjZXNzaW9uLW51bT4zMjYzNjUyNDwvYWNjZXNzaW9uLW51bT48dXJscz48cmVsYXRl
+ZC11cmxzPjx1cmw+aHR0cHM6Ly93d3cubmNiaS5ubG0ubmloLmdvdi9wdWJtZWQvMzI2MzY1MjQ8
+L3VybD48L3JlbGF0ZWQtdXJscz48L3VybHM+PGN1c3RvbTE+VGhlIGF1dGhvcnMgZGVjbGFyZSBu
+byBjb21wZXRpbmcgaW50ZXJlc3RzLjwvY3VzdG9tMT48Y3VzdG9tMj5QTUM3MzM5Nzk5PC9jdXN0
+b20yPjxlbGVjdHJvbmljLXJlc291cmNlLW51bT4xMC4xMDM4L3M0MTU4MC0wMjAtMDI1OS0zPC9l
+bGVjdHJvbmljLXJlc291cmNlLW51bT48cmVtb3RlLWRhdGFiYXNlLW5hbWU+TWVkbGluZTwvcmVt
+b3RlLWRhdGFiYXNlLW5hbWU+PHJlbW90ZS1kYXRhYmFzZS1wcm92aWRlcj5OTE08L3JlbW90ZS1k
+YXRhYmFzZS1wcm92aWRlcj48L3JlY29yZD48L0NpdGU+PC9FbmROb3RlPgB=
+</w:fldData>
+        </w:fldChar>
+      </w:r>
+      <w:r>
+        <w:rPr>
+          <w:b/>
+        </w:rPr>
+        <w:instrText xml:space="preserve"> ADDIN EN.CITE </w:instrText>
+      </w:r>
+      <w:r>
+        <w:rPr>
+          <w:b/>
+        </w:rPr>
+        <w:fldChar w:fldCharType="begin">
+          <w:fldData xml:space="preserve">PEVuZE5vdGU+PENpdGU+PEF1dGhvcj5LaW08L0F1dGhvcj48WWVhcj4yMDIwPC9ZZWFyPjxSZWNO
+dW0+MTU8L1JlY051bT48RGlzcGxheVRleHQ+PHN0eWxlIGZhY2U9InN1cGVyc2NyaXB0Ij4xODwv
+c3R5bGU+PC9EaXNwbGF5VGV4dD48cmVjb3JkPjxyZWMtbnVtYmVyPjE1PC9yZWMtbnVtYmVyPjxm
+b3JlaWduLWtleXM+PGtleSBhcHA9IkVOIiBkYi1pZD0iYXNhdzB3ejA3NXd6c2ZlcDJzZHBlczBl
+ZWQwenh2cHRkeDJhIiB0aW1lc3RhbXA9IjE3Nzc0NjM1NDciPjE1PC9rZXk+PC9mb3JlaWduLWtl
+eXM+PHJlZi10eXBlIG5hbWU9IkpvdXJuYWwgQXJ0aWNsZSI+MTc8L3JlZi10eXBlPjxjb250cmli
+dXRvcnM+PGF1dGhvcnM+PGF1dGhvcj5LaW0sIEouPC9hdXRob3I+PGF1dGhvcj5Lb28sIEIuIEsu
+PC9hdXRob3I+PGF1dGhvcj5Lbm9ibGljaCwgSi4gQS48L2F1dGhvcj48L2F1dGhvcnM+PC9jb250
+cmlidXRvcnM+PGF1dGgtYWRkcmVzcz5JbnN0aXR1dGUgb2YgTW9sZWN1bGFyIEJpb3RlY2hub2xv
+Z3kgb2YgdGhlIEF1c3RyaWFuIEFjYWRlbXkgb2YgU2NpZW5jZXMgKElNQkEpLCBWaWVubmEgQmlv
+Y2VudGVyIChWQkMpLCBWaWVubmEsIEF1c3RyaWEuJiN4RDtJbnN0aXR1dGUgb2YgTW9sZWN1bGFy
+IEJpb3RlY2hub2xvZ3kgb2YgdGhlIEF1c3RyaWFuIEFjYWRlbXkgb2YgU2NpZW5jZXMgKElNQkEp
+LCBWaWVubmEgQmlvY2VudGVyIChWQkMpLCBWaWVubmEsIEF1c3RyaWEuIGJvbmt5b3VuZy5rb29A
+aW1iYS5vZWF3LmFjLmF0LiYjeEQ7SW5zdGl0dXRlIG9mIE1vbGVjdWxhciBCaW90ZWNobm9sb2d5
+IG9mIHRoZSBBdXN0cmlhbiBBY2FkZW15IG9mIFNjaWVuY2VzIChJTUJBKSwgVmllbm5hIEJpb2Nl
+bnRlciAoVkJDKSwgVmllbm5hLCBBdXN0cmlhLiBqdWVyZ2VuLmtub2JsaWNoQGltYmEub2Vhdy5h
+Yy5hdC4mI3hEO01lZGljYWwgVW5pdmVyc2l0eSBvZiBWaWVubmEsIFZpZW5uYSwgQXVzdHJpYS4g
+anVlcmdlbi5rbm9ibGljaEBpbWJhLm9lYXcuYWMuYXQuPC9hdXRoLWFkZHJlc3M+PHRpdGxlcz48
+dGl0bGU+SHVtYW4gb3JnYW5vaWRzOiBtb2RlbCBzeXN0ZW1zIGZvciBodW1hbiBiaW9sb2d5IGFu
+ZCBtZWRpY2luZTwvdGl0bGU+PHNlY29uZGFyeS10aXRsZT5OYXQgUmV2IE1vbCBDZWxsIEJpb2w8
+L3NlY29uZGFyeS10aXRsZT48L3RpdGxlcz48cGVyaW9kaWNhbD48ZnVsbC10aXRsZT5OYXQgUmV2
+IE1vbCBDZWxsIEJpb2w8L2Z1bGwtdGl0bGU+PC9wZXJpb2RpY2FsPjxwYWdlcz41NzEtNTg0PC9w
+YWdlcz48dm9sdW1lPjIxPC92b2x1bWU+PG51bWJlcj4xMDwvbnVtYmVyPjxlZGl0aW9uPjIwMjAw
+NzA3PC9lZGl0aW9uPjxrZXl3b3Jkcz48a2V5d29yZD5BbmltYWxzPC9rZXl3b3JkPjxrZXl3b3Jk
+PkJpb2xvZ3kvKm1ldGhvZHM8L2tleXdvcmQ+PGtleXdvcmQ+Q29tbXVuaWNhYmxlIERpc2Vhc2Vz
+L3BhdGhvbG9neTwva2V5d29yZD48a2V5d29yZD5HZW5ldGljIERpc2Vhc2VzLCBJbmJvcm4vcGF0
+aG9sb2d5PC9rZXl3b3JkPjxrZXl3b3JkPkdlbmV0aWMgRW5naW5lZXJpbmcvbWV0aG9kczwva2V5
+d29yZD48a2V5d29yZD5IdW1hbnM8L2tleXdvcmQ+PGtleXdvcmQ+TWVkaWNpbmUvKm1ldGhvZHM8
+L2tleXdvcmQ+PGtleXdvcmQ+TmVvcGxhc21zL3BhdGhvbG9neTwva2V5d29yZD48a2V5d29yZD5P
+cmdhbm9pZHMvKnBoeXNpb2xvZ3k8L2tleXdvcmQ+PGtleXdvcmQ+U3RlbSBDZWxscy9waHlzaW9s
+b2d5PC9rZXl3b3JkPjwva2V5d29yZHM+PGRhdGVzPjx5ZWFyPjIwMjA8L3llYXI+PHB1Yi1kYXRl
+cz48ZGF0ZT5PY3Q8L2RhdGU+PC9wdWItZGF0ZXM+PC9kYXRlcz48aXNibj4xNDcxLTAwODAgKEVs
+ZWN0cm9uaWMpJiN4RDsxNDcxLTAwNzIgKFByaW50KSYjeEQ7MTQ3MS0wMDcyIChMaW5raW5nKTwv
+aXNibj48YWNjZXNzaW9uLW51bT4zMjYzNjUyNDwvYWNjZXNzaW9uLW51bT48dXJscz48cmVsYXRl
+ZC11cmxzPjx1cmw+aHR0cHM6Ly93d3cubmNiaS5ubG0ubmloLmdvdi9wdWJtZWQvMzI2MzY1MjQ8
+L3VybD48L3JlbGF0ZWQtdXJscz48L3VybHM+PGN1c3RvbTE+VGhlIGF1dGhvcnMgZGVjbGFyZSBu
+byBjb21wZXRpbmcgaW50ZXJlc3RzLjwvY3VzdG9tMT48Y3VzdG9tMj5QTUM3MzM5Nzk5PC9jdXN0
+b20yPjxlbGVjdHJvbmljLXJlc291cmNlLW51bT4xMC4xMDM4L3M0MTU4MC0wMjAtMDI1OS0zPC9l
+bGVjdHJvbmljLXJlc291cmNlLW51bT48cmVtb3RlLWRhdGFiYXNlLW5hbWU+TWVkbGluZTwvcmVt
+b3RlLWRhdGFiYXNlLW5hbWU+PHJlbW90ZS1kYXRhYmFzZS1wcm92aWRlcj5OTE08L3JlbW90ZS1k
+YXRhYmFzZS1wcm92aWRlcj48L3JlY29yZD48L0NpdGU+PC9FbmROb3RlPgB=
+</w:fldData>
+        </w:fldChar>
+      </w:r>
+      <w:r>
+        <w:rPr>
+          <w:b/>
+        </w:rPr>
+        <w:instrText xml:space="preserve"> ADDIN EN.CITE.DATA </w:instrText>
+      </w:r>
+      <w:r>
+        <w:rPr>
+          <w:b/>
+        </w:rPr>
+      </w:r>
+      <w:r>
+        <w:rPr>
+          <w:b/>
+        </w:rPr>
+        <w:fldChar w:fldCharType="end"/>
+      </w:r>
+      <w:r>
+        <w:rPr>
+          <w:b/>
+        </w:rPr>
+        <w:fldChar w:fldCharType="separate"/>
+      </w:r>
+      <w:r>
+        <w:rPr>
+          <w:b/>
+          <w:noProof/>
+          <w:vertAlign w:val="superscript"/>
+        </w:rPr>
+        <w:t>18</w:t>
+      </w:r>
+      <w:r>
+        <w:rPr>
+          <w:b/>
+        </w:rPr>
+        <w:fldChar w:fldCharType="end"/>
+      </w:r>
+      <w:r>
+        <w:t xml:space="preserve"> Alternative causal approaches face similar limitations: Mendelian randomization depends on germline variants shared by all cells in a tissue, providing no leverage for distinguishing causal relationships among neighboring cells.</w:t>
+      </w:r>
+      <w:r>
+        <w:rPr>
+          <w:b/>
+        </w:rPr>
+        <w:fldChar w:fldCharType="begin"/>
+      </w:r>
+      <w:r>
+        <w:rPr>
+          <w:b/>
+        </w:rPr>
+        <w:instrText xml:space="preserve"> ADDIN EN.CITE &lt;EndNote&gt;&lt;Cite&gt;&lt;Author&gt;Davey Smith&lt;/Author&gt;&lt;Year&gt;2014&lt;/Year&gt;&lt;RecNum&gt;16&lt;/RecNum&gt;&lt;DisplayText&gt;&lt;style face="superscript"&gt;19&lt;/style&gt;&lt;/DisplayText&gt;&lt;record&gt;&lt;rec-number&gt;16&lt;/rec-number&gt;&lt;foreign-keys&gt;&lt;key app="EN" db-id="asaw0wz075wzsfep2sdpes0eed0zxvptdx2a" timestamp="1777463547"&gt;16&lt;/key&gt;&lt;/foreign-keys&gt;&lt;ref-type name="Journal Article"&gt;17&lt;/ref-type&gt;&lt;contributors&gt;&lt;authors&gt;&lt;author&gt;Davey Smith, G.&lt;/author&gt;&lt;author&gt;Hemani, G.&lt;/author&gt;&lt;/authors&gt;&lt;/contributors&gt;&lt;auth-address&gt;MRC Integrative Epidemiology Unit (IEU) at the University of Bristol, School of Social and Community Medicine, Bristol, UK Julia.Mackay@bristol.ac.uk.&amp;#xD;MRC Integrative Epidemiology Unit (IEU) at the University of Bristol, School of Social and Community Medicine, Bristol, UK.&lt;/auth-address&gt;&lt;titles&gt;&lt;title&gt;Mendelian randomization: genetic anchors for causal inference in epidemiological studies&lt;/title&gt;&lt;secondary-title&gt;Hum Mol Genet&lt;/secondary-title&gt;&lt;/titles&gt;&lt;periodical&gt;&lt;full-title&gt;Hum Mol Genet&lt;/full-title&gt;&lt;/periodical&gt;&lt;pages&gt;R89-98&lt;/pages&gt;&lt;volume&gt;23&lt;/volume&gt;&lt;number&gt;R1&lt;/number&gt;&lt;edition&gt;20140704&lt;/edition&gt;&lt;keywords&gt;&lt;keyword&gt;Causality&lt;/keyword&gt;&lt;keyword&gt;Epidemiologic Studies&lt;/keyword&gt;&lt;keyword&gt;Genetic Variation&lt;/keyword&gt;&lt;keyword&gt;Humans&lt;/keyword&gt;&lt;keyword&gt;Mendelian Randomization Analysis/*methods&lt;/keyword&gt;&lt;keyword&gt;Randomized Controlled Trials as Topic&lt;/keyword&gt;&lt;/keywords&gt;&lt;dates&gt;&lt;year&gt;2014&lt;/year&gt;&lt;pub-dates&gt;&lt;date&gt;Sep 15&lt;/date&gt;&lt;/pub-dates&gt;&lt;/dates&gt;&lt;isbn&gt;1460-2083 (Electronic)&amp;#xD;0964-6906 (Print)&amp;#xD;0964-6906 (Linking)&lt;/isbn&gt;&lt;accession-num&gt;25064373&lt;/accession-num&gt;&lt;urls&gt;&lt;related-urls&gt;&lt;url&gt;https://www.ncbi.nlm.nih.gov/pubmed/25064373&lt;/url&gt;&lt;/related-urls&gt;&lt;/urls&gt;&lt;custom2&gt;PMC4170722&lt;/custom2&gt;&lt;electronic-resource-num&gt;10.1093/hmg/ddu328&lt;/electronic-resource-num&gt;&lt;remote-database-name&gt;Medline&lt;/remote-database-name&gt;&lt;remote-database-provider&gt;NLM&lt;/remote-database-provider&gt;&lt;/record&gt;&lt;/Cite&gt;&lt;/EndNote&gt;</w:instrText>
+      </w:r>
+      <w:r>
+        <w:rPr>
+          <w:b/>
+        </w:rPr>
+        <w:fldChar w:fldCharType="separate"/>
+      </w:r>
+      <w:r>
+        <w:rPr>
+          <w:b/>
+          <w:noProof/>
+          <w:vertAlign w:val="superscript"/>
+        </w:rPr>
+        <w:t>19</w:t>
+      </w:r>
+      <w:r>
+        <w:rPr>
+          <w:b/>
+        </w:rPr>
+        <w:fldChar w:fldCharType="end"/>
+      </w:r>
+      <w:r>
+        <w:t xml:space="preserve"> </w:t>
+      </w:r>
+    </w:p>
+    <w:p>
+      <w:pPr>
+        <w:pStyle w:val="PaperBody"/>
+        <w:rPr>
+          <w:rStyle w:val="normaltextrun"/>
+          <w:color w:val="000000"/>
+          <w:shd w:val="clear" w:color="auto" w:fill="FFFFFF"/>
+        </w:rPr>
+      </w:pPr>
+      <w:r>
+        <w:rPr>
+          <w:rStyle w:val="normaltextrun"/>
+          <w:color w:val="000000"/>
+          <w:shd w:val="clear" w:color="auto" w:fill="FFFFFF"/>
+        </w:rPr>
+        <w:t xml:space="preserve">Concurrent independent work has introduced a “Somatic-IV” framework that uses patient-level somatic mutations and copy number alterations as instruments for survival outcomes to identify candidate cancer drivers </w:t>
+      </w:r>
+      <w:r>
+        <w:rPr>
+          <w:rStyle w:val="normaltextrun"/>
+          <w:color w:val="000000"/>
+          <w:shd w:val="clear" w:color="auto" w:fill="FFFFFF"/>
+        </w:rPr>
+        <w:fldChar w:fldCharType="begin"/>
+      </w:r>
+      <w:r>
+        <w:rPr>
+          <w:rStyle w:val="normaltextrun"/>
+          <w:color w:val="000000"/>
+          <w:shd w:val="clear" w:color="auto" w:fill="FFFFFF"/>
+        </w:rPr>
+        <w:instrText xml:space="preserve"> ADDIN EN.CITE &lt;EndNote&gt;&lt;Cite&gt;&lt;Author&gt;Zhang&lt;/Author&gt;&lt;Year&gt;2025&lt;/Year&gt;&lt;RecNum&gt;26&lt;/RecNum&gt;&lt;DisplayText&gt;&lt;style face="superscript"&gt;20&lt;/style&gt;&lt;/DisplayText&gt;&lt;record&gt;&lt;rec-number&gt;26&lt;/rec-number&gt;&lt;foreign-keys&gt;&lt;key app="EN" db-id="asaw0wz075wzsfep2sdpes0eed0zxvptdx2a" timestamp="1777463860"&gt;26&lt;/key&gt;&lt;/foreign-keys&gt;&lt;ref-type name="Journal Article"&gt;17&lt;/ref-type&gt;&lt;contributors&gt;&lt;authors&gt;&lt;author&gt;Zhang, Wei&lt;/author&gt;&lt;author&gt;Ghaffari, Saba&lt;/author&gt;&lt;author&gt;Browne, Andrew&lt;/author&gt;&lt;author&gt;Macintosh, Carlos&lt;/author&gt;&lt;author&gt;Lu, Xiaoyu&lt;/author&gt;&lt;author&gt;Dang, Ha&lt;/author&gt;&lt;author&gt;Lopez, Gonzalo&lt;/author&gt;&lt;author&gt;Wang, Kai&lt;/author&gt;&lt;/authors&gt;&lt;/contributors&gt;&lt;titles&gt;&lt;title&gt;Unveiling Candidate Drivers in Cancer Progression Using Somatic-IV Analysis&lt;/title&gt;&lt;secondary-title&gt;bioRxiv&lt;/secondary-title&gt;&lt;/titles&gt;&lt;periodical&gt;&lt;full-title&gt;bioRxiv&lt;/full-title&gt;&lt;/periodical&gt;&lt;pages&gt;2025.02.20.638369&lt;/pages&gt;&lt;dates&gt;&lt;year&gt;2025&lt;/year&gt;&lt;/dates&gt;&lt;urls&gt;&lt;related-urls&gt;&lt;url&gt;https://www.biorxiv.org/content/biorxiv/early/2025/02/26/2025.02.20.638369.full.pdf&lt;/url&gt;&lt;/related-urls&gt;&lt;/urls&gt;&lt;electronic-resource-num&gt;10.1101/2025.02.20.638369&lt;/electronic-resource-num&gt;&lt;/record&gt;&lt;/Cite&gt;&lt;/EndNote&gt;</w:instrText>
+      </w:r>
+      <w:r>
+        <w:rPr>
+          <w:rStyle w:val="normaltextrun"/>
+          <w:color w:val="000000"/>
+          <w:shd w:val="clear" w:color="auto" w:fill="FFFFFF"/>
+        </w:rPr>
+        <w:fldChar w:fldCharType="separate"/>
+      </w:r>
+      <w:r>
+        <w:rPr>
+          <w:rStyle w:val="normaltextrun"/>
+          <w:noProof/>
+          <w:color w:val="000000"/>
+          <w:shd w:val="clear" w:color="auto" w:fill="FFFFFF"/>
+          <w:vertAlign w:val="superscript"/>
+        </w:rPr>
+        <w:t>20</w:t>
+      </w:r>
+      <w:r>
+        <w:rPr>
+          <w:rStyle w:val="normaltextrun"/>
+          <w:color w:val="000000"/>
+          <w:shd w:val="clear" w:color="auto" w:fill="FFFFFF"/>
+        </w:rPr>
+        <w:fldChar w:fldCharType="end"/>
+      </w:r>
+      <w:r>
+        <w:rPr>
+          <w:rStyle w:val="normaltextrun"/>
+          <w:color w:val="000000"/>
+          <w:shd w:val="clear" w:color="auto" w:fill="FFFFFF"/>
+        </w:rPr>
+        <w:t xml:space="preserve">; </w:t>
+      </w:r>
+    </w:p>
+    <w:p>
+      <w:pPr>
+        <w:pStyle w:val="PaperBody"/>
+      </w:pPr>
+      <w:r>
+        <w:rPr>
+          <w:rStyle w:val="normaltextrun"/>
+          <w:color w:val="000000"/>
+          <w:shd w:val="clear" w:color="auto" w:fill="FFFFFF"/>
+        </w:rPr>
+        <w:t xml:space="preserve">We introduce a </w:t>
+      </w:r>
+      <w:r>
+        <w:rPr>
+          <w:rStyle w:val="normaltextrun"/>
+          <w:color w:val="000000"/>
+          <w:shd w:val="clear" w:color="auto" w:fill="FFFFFF"/>
+        </w:rPr>
+        <w:t xml:space="preserve">framework is complementary in operating at single-cell resolution within one tumor, deriving instrument validity from a biophysical mechanism (acentric ecDNA segregation) rather than statistical analogy to Mendelian randomization, and estimating continuous </w:t>
+      </w:r>
+      <w:r>
+        <w:rPr>
+          <w:noProof/>
+        </w:rPr>
+        <mc:AlternateContent>
+          <mc:Choice Requires="wps">
+            <w:drawing>
+              <wp:anchor distT="0" distB="0" distL="45720" distR="45720" simplePos="0" relativeHeight="251659264" behindDoc="1" locked="0" layoutInCell="1" allowOverlap="1" wp14:anchorId="5C1F67DF" wp14:editId="08E506EE">
+                <wp:simplePos x="0" y="0"/>
+                <wp:positionH relativeFrom="page">
+                  <wp:posOffset>4035839</wp:posOffset>
+                </wp:positionH>
+                <wp:positionV relativeFrom="page">
+                  <wp:posOffset>436218</wp:posOffset>
                 </wp:positionV>
                 <wp:extent cx="3365500" cy="4127500"/>
                 <wp:effectExtent l="0" t="0" r="0" b="0"/>
@@ -825,7 +2585,7 @@
                                           <pic:cNvPicPr/>
                                         </pic:nvPicPr>
                                         <pic:blipFill>
-                                          <a:blip r:embed="rId6" cstate="hqprint">
+                                          <a:blip r:embed="rId7" cstate="hqprint">
                                             <a:extLst>
                                               <a:ext uri="{28A0092B-C50C-407E-A947-70E740481C1C}">
                                                 <a14:useLocalDpi xmlns:a14="http://schemas.microsoft.com/office/drawing/2010/main"/>
@@ -890,25 +2650,314 @@
                                 <w:bCs w:val="0"/>
                                 <w:szCs w:val="16"/>
                               </w:rPr>
-                              <w:t>{Solis-</w:t>
+                              <w:fldChar w:fldCharType="begin">
+                                <w:fldData xml:space="preserve">PEVuZE5vdGU+PENpdGU+PEF1dGhvcj5Tb2xpcy1Nb3J1bm88L0F1dGhvcj48WWVhcj4yMDIzPC9Z
+ZWFyPjxSZWNOdW0+MjE8L1JlY051bT48RGlzcGxheVRleHQ+PHN0eWxlIGZhY2U9InN1cGVyc2Ny
+aXB0Ij4xLTM8L3N0eWxlPjwvRGlzcGxheVRleHQ+PHJlY29yZD48cmVjLW51bWJlcj4yMTwvcmVj
+LW51bWJlcj48Zm9yZWlnbi1rZXlzPjxrZXkgYXBwPSJFTiIgZGItaWQ9ImFzYXcwd3owNzV3enNm
+ZXAyc2RwZXMwZWVkMHp4dnB0ZHgyYSIgdGltZXN0YW1wPSIxNzc3NDYzNTQ3Ij4yMTwva2V5Pjwv
+Zm9yZWlnbi1rZXlzPjxyZWYtdHlwZSBuYW1lPSJKb3VybmFsIEFydGljbGUiPjE3PC9yZWYtdHlw
+ZT48Y29udHJpYnV0b3JzPjxhdXRob3JzPjxhdXRob3I+U29saXMtTW9ydW5vLCBNLjwvYXV0aG9y
+PjxhdXRob3I+QmF0bGxlLU1hc28sIEwuPC9hdXRob3I+PGF1dGhvcj5Cb25ldCwgTi48L2F1dGhv
+cj48YXV0aG9yPkFyb3N0ZWd1aSwgSi4gSS48L2F1dGhvcj48YXV0aG9yPkNhc2FscywgRi48L2F1
+dGhvcj48L2F1dGhvcnM+PC9jb250cmlidXRvcnM+PGF1dGgtYWRkcmVzcz5JbnN0aXR1dCBkZSBC
+aW9sb2dpYSBFdm9sdXRpdmEgKENTSUMtVVBGKSwgRGVwYXJ0YW1lbnQgZGUgQ2llbmNpZXMgRXhw
+ZXJpbWVudGFscyBpIGRlIGxhIFNhbHV0LCBVbml2ZXJzaXRhdCBQb21wZXUgRmFicmEsIERvY3Rv
+ciBBaWd1YWRlciA4OCwgQmFyY2Vsb25hLCBTcGFpbi4mI3hEO0dlbm9taWNzIENvcmUgRmFjaWxp
+dHksIERlcGFydGFtZW50IGRlIENpZW5jaWVzIEV4cGVyaW1lbnRhbHMgaSBkZSBsYSBTYWx1dCwg
+VW5pdmVyc2l0YXQgUG9tcGV1IEZhYnJhLCBQYXJjIGRlIFJlY2VyY2EgQmlvbWVkaWNhIGRlIEJh
+cmNlbG9uYSwgMDgwMDMsIEJhcmNlbG9uYSwgU3BhaW4uJiN4RDtEZXBhcnRtZW50IG9mIEltbXVu
+b2xvZ3ksIEhvc3BpdGFsIENsaW5pYywgQmFyY2Vsb25hLCBTcGFpbi4mI3hEO0luc3RpdHV0IGQm
+YXBvcztJbnZlc3RpZ2FjaW9ucyBCaW9tZWRpcXVlcyBBdWd1c3QgUGkgaSBTdW55ZXIgKElESUJB
+UFMpLCBCYXJjZWxvbmEsIFNwYWluLiYjeEQ7UGVkaWF0cmljIEluZmVjdGlvdXMgRGlzZWFzZXMg
+YW5kIEltbXVub2RlZmljaWVuY2llcyBVbml0LCBIb3NwaXRhbCBVbml2ZXJzaXRhcmkgVmFsbCBk
+JmFwb3M7SGVicm9uIChIVVZIKSwgVmFsbCBkJmFwb3M7SGVicm9uIEluc3RpdHV0IGRlIFJlY2Vy
+Y2EgKFZISVIpLCBVbml2ZXJzaXRhdCBBdXRvbm9tYSBkZSBCYXJjZWxvbmEsIEJhcmNlbG9uYSwg
+U3BhaW4uJiN4RDtVbml2ZXJzaXRhdCBkZSBCYXJjZWxvbmEsIEJhcmNlbG9uYSwgU3BhaW4uJiN4
+RDtHZW5vbWljcyBDb3JlIEZhY2lsaXR5LCBEZXBhcnRhbWVudCBkZSBDaWVuY2llcyBFeHBlcmlt
+ZW50YWxzIGkgZGUgbGEgU2FsdXQsIFVuaXZlcnNpdGF0IFBvbXBldSBGYWJyYSwgUGFyYyBkZSBS
+ZWNlcmNhIEJpb21lZGljYSBkZSBCYXJjZWxvbmEsIDA4MDAzLCBCYXJjZWxvbmEsIFNwYWluLiBm
+ZXJyYW5jYXNhbHNAdWIuZWR1LiYjeEQ7RGVwYXJ0YW1lbnQgZGUgR2VuZXRpY2EsIE1pY3JvYmlv
+bG9naWEgaSBFc3RhZGlzdGljYSwgRmFjdWx0YXQgZGUgQmlvbG9naWEsIFVuaXZlcnNpdGF0IGRl
+IEJhcmNlbG9uYSwgQmFyY2Vsb25hLCBTcGFpbi4gZmVycmFuY2FzYWxzQHViLmVkdS4mI3hEO0lu
+c3RpdHV0IGRlIEJpb21lZGljaW5hIGRlIGxhIFVuaXZlcnNpdGF0IGRlIEJhcmNlbG9uYSAoSUJV
+QiksIFVuaXZlcnNpdGF0IGRlIEJhcmNlbG9uYSwgQmFyY2Vsb25hLCBTcGFpbi4gZmVycmFuY2Fz
+YWxzQHViLmVkdS48L2F1dGgtYWRkcmVzcz48dGl0bGVzPjx0aXRsZT5Tb21hdGljIGdlbmV0aWMg
+dmFyaWF0aW9uIGluIGhlYWx0aHkgdGlzc3VlIGFuZCBub24tY2FuY2VyIGRpc2Vhc2VzPC90aXRs
+ZT48c2Vjb25kYXJ5LXRpdGxlPkV1ciBKIEh1bSBHZW5ldDwvc2Vjb25kYXJ5LXRpdGxlPjwvdGl0
+bGVzPjxwZXJpb2RpY2FsPjxmdWxsLXRpdGxlPkV1ciBKIEh1bSBHZW5ldDwvZnVsbC10aXRsZT48
+L3BlcmlvZGljYWw+PHBhZ2VzPjQ4LTU0PC9wYWdlcz48dm9sdW1lPjMxPC92b2x1bWU+PG51bWJl
+cj4xPC9udW1iZXI+PGVkaXRpb24+MjAyMjEwMjc8L2VkaXRpb24+PGtleXdvcmRzPjxrZXl3b3Jk
+Pkh1bWFuczwva2V5d29yZD48a2V5d29yZD5BZ2VkPC9rZXl3b3JkPjxrZXl3b3JkPipOZW9wbGFz
+bXMvZ2VuZXRpY3MvZGlhZ25vc2lzPC9rZXl3b3JkPjxrZXl3b3JkPkhpZ2gtVGhyb3VnaHB1dCBO
+dWNsZW90aWRlIFNlcXVlbmNpbmc8L2tleXdvcmQ+PGtleXdvcmQ+R2VuZXRpYyBWYXJpYXRpb248
+L2tleXdvcmQ+PC9rZXl3b3Jkcz48ZGF0ZXM+PHllYXI+MjAyMzwveWVhcj48cHViLWRhdGVzPjxk
+YXRlPkphbjwvZGF0ZT48L3B1Yi1kYXRlcz48L2RhdGVzPjxpc2JuPjE0NzYtNTQzOCAoRWxlY3Ry
+b25pYykmI3hEOzEwMTgtNDgxMyAoUHJpbnQpJiN4RDsxMDE4LTQ4MTMgKExpbmtpbmcpPC9pc2Ju
+PjxhY2Nlc3Npb24tbnVtPjM2Mjg5NDA3PC9hY2Nlc3Npb24tbnVtPjx1cmxzPjxyZWxhdGVkLXVy
+bHM+PHVybD5odHRwczovL3d3dy5uY2JpLm5sbS5uaWguZ292L3B1Ym1lZC8zNjI4OTQwNzwvdXJs
+PjwvcmVsYXRlZC11cmxzPjwvdXJscz48Y3VzdG9tMT5UaGUgYXV0aG9ycyBkZWNsYXJlIG5vIGNv
+bXBldGluZyBpbnRlcmVzdHMuPC9jdXN0b20xPjxjdXN0b20yPlBNQzk4MjMwOTk8L2N1c3RvbTI+
+PGVsZWN0cm9uaWMtcmVzb3VyY2UtbnVtPjEwLjEwMzgvczQxNDMxLTAyMi0wMTIxMy04PC9lbGVj
+dHJvbmljLXJlc291cmNlLW51bT48cmVtb3RlLWRhdGFiYXNlLW5hbWU+TWVkbGluZTwvcmVtb3Rl
+LWRhdGFiYXNlLW5hbWU+PHJlbW90ZS1kYXRhYmFzZS1wcm92aWRlcj5OTE08L3JlbW90ZS1kYXRh
+YmFzZS1wcm92aWRlcj48L3JlY29yZD48L0NpdGU+PENpdGU+PEF1dGhvcj5Qb2R1cmk8L0F1dGhv
+cj48WWVhcj4yMDEzPC9ZZWFyPjxSZWNOdW0+MjI8L1JlY051bT48cmVjb3JkPjxyZWMtbnVtYmVy
+PjIyPC9yZWMtbnVtYmVyPjxmb3JlaWduLWtleXM+PGtleSBhcHA9IkVOIiBkYi1pZD0iYXNhdzB3
+ejA3NXd6c2ZlcDJzZHBlczBlZWQwenh2cHRkeDJhIiB0aW1lc3RhbXA9IjE3Nzc0NjM1NDciPjIy
+PC9rZXk+PC9mb3JlaWduLWtleXM+PHJlZi10eXBlIG5hbWU9IkpvdXJuYWwgQXJ0aWNsZSI+MTc8
+L3JlZi10eXBlPjxjb250cmlidXRvcnM+PGF1dGhvcnM+PGF1dGhvcj5Qb2R1cmksIEEuPC9hdXRo
+b3I+PGF1dGhvcj5FdnJvbnksIEcuIEQuPC9hdXRob3I+PGF1dGhvcj5DYWksIFguPC9hdXRob3I+
+PGF1dGhvcj5XYWxzaCwgQy4gQS48L2F1dGhvcj48L2F1dGhvcnM+PC9jb250cmlidXRvcnM+PGF1
+dGgtYWRkcmVzcz5EZXBhcnRtZW50IG9mIE5ldXJvbG9neSwgQm9zdG9uIENoaWxkcmVuJmFwb3M7
+cyBIb3NwaXRhbCwgQm9zdG9uLCBNQSAwMjExNSwgVVNBLjwvYXV0aC1hZGRyZXNzPjx0aXRsZXM+
+PHRpdGxlPlNvbWF0aWMgbXV0YXRpb24sIGdlbm9taWMgdmFyaWF0aW9uLCBhbmQgbmV1cm9sb2dp
+Y2FsIGRpc2Vhc2U8L3RpdGxlPjxzZWNvbmRhcnktdGl0bGU+U2NpZW5jZTwvc2Vjb25kYXJ5LXRp
+dGxlPjwvdGl0bGVzPjxwZXJpb2RpY2FsPjxmdWxsLXRpdGxlPlNjaWVuY2U8L2Z1bGwtdGl0bGU+
+PC9wZXJpb2RpY2FsPjxwYWdlcz4xMjM3NzU4PC9wYWdlcz48dm9sdW1lPjM0MTwvdm9sdW1lPjxu
+dW1iZXI+NjE0MTwvbnVtYmVyPjxrZXl3b3Jkcz48a2V5d29yZD5CcmFpbiBEaXNlYXNlcy8qZ2Vu
+ZXRpY3MvcGF0aG9sb2d5PC9rZXl3b3JkPjxrZXl3b3JkPkNlcmVicmFsIENvcnRleC9ncm93dGgg
+JmFtcDsgZGV2ZWxvcG1lbnQvbWV0YWJvbGlzbS9wYXRob2xvZ3k8L2tleXdvcmQ+PGtleXdvcmQ+
+Q2xhc3NpY2FsIExpc3NlbmNlcGhhbGllcyBhbmQgU3ViY29ydGljYWwgQmFuZCBIZXRlcm90b3Bp
+YXMvZ2VuZXRpY3MvcGF0aG9sb2d5PC9rZXl3b3JkPjxrZXl3b3JkPkROQSBNdXRhdGlvbmFsIEFu
+YWx5c2lzPC9rZXl3b3JkPjxrZXl3b3JkPkhpZ2gtVGhyb3VnaHB1dCBOdWNsZW90aWRlIFNlcXVl
+bmNpbmc8L2tleXdvcmQ+PGtleXdvcmQ+SHVtYW5zPC9rZXl3b3JkPjxrZXl3b3JkPkxpc3NlbmNl
+cGhhbHkvZ2VuZXRpY3MvcGF0aG9sb2d5PC9rZXl3b3JkPjxrZXl3b3JkPk1vc2FpY2lzbTwva2V5
+d29yZD48a2V5d29yZD4qTXV0YXRpb248L2tleXdvcmQ+PC9rZXl3b3Jkcz48ZGF0ZXM+PHllYXI+
+MjAxMzwveWVhcj48cHViLWRhdGVzPjxkYXRlPkp1bCA1PC9kYXRlPjwvcHViLWRhdGVzPjwvZGF0
+ZXM+PGlzYm4+MTA5NS05MjAzIChFbGVjdHJvbmljKSYjeEQ7MDAzNi04MDc1IChQcmludCkmI3hE
+OzAwMzYtODA3NSAoTGlua2luZyk8L2lzYm4+PGFjY2Vzc2lvbi1udW0+MjM4Mjg5NDI8L2FjY2Vz
+c2lvbi1udW0+PHVybHM+PHJlbGF0ZWQtdXJscz48dXJsPmh0dHBzOi8vd3d3Lm5jYmkubmxtLm5p
+aC5nb3YvcHVibWVkLzIzODI4OTQyPC91cmw+PC9yZWxhdGVkLXVybHM+PC91cmxzPjxjdXN0b20y
+PlBNQzM5MDk5NTQ8L2N1c3RvbTI+PGVsZWN0cm9uaWMtcmVzb3VyY2UtbnVtPjEwLjExMjYvc2Np
+ZW5jZS4xMjM3NzU4PC9lbGVjdHJvbmljLXJlc291cmNlLW51bT48cmVtb3RlLWRhdGFiYXNlLW5h
+bWU+TWVkbGluZTwvcmVtb3RlLWRhdGFiYXNlLW5hbWU+PHJlbW90ZS1kYXRhYmFzZS1wcm92aWRl
+cj5OTE08L3JlbW90ZS1kYXRhYmFzZS1wcm92aWRlcj48L3JlY29yZD48L0NpdGU+PENpdGU+PEF1
+dGhvcj5TY2hvbjwvQXV0aG9yPjxZZWFyPjIwMTI8L1llYXI+PFJlY051bT4yMzwvUmVjTnVtPjxy
+ZWNvcmQ+PHJlYy1udW1iZXI+MjM8L3JlYy1udW1iZXI+PGZvcmVpZ24ta2V5cz48a2V5IGFwcD0i
+RU4iIGRiLWlkPSJhc2F3MHd6MDc1d3pzZmVwMnNkcGVzMGVlZDB6eHZwdGR4MmEiIHRpbWVzdGFt
+cD0iMTc3NzQ2MzU0NyI+MjM8L2tleT48L2ZvcmVpZ24ta2V5cz48cmVmLXR5cGUgbmFtZT0iSm91
+cm5hbCBBcnRpY2xlIj4xNzwvcmVmLXR5cGU+PGNvbnRyaWJ1dG9ycz48YXV0aG9ycz48YXV0aG9y
+PlNjaG9uLCBFLiBBLjwvYXV0aG9yPjxhdXRob3I+RGlNYXVybywgUy48L2F1dGhvcj48YXV0aG9y
+PkhpcmFubywgTS48L2F1dGhvcj48L2F1dGhvcnM+PC9jb250cmlidXRvcnM+PGF1dGgtYWRkcmVz
+cz5EZXBhcnRtZW50IG9mIE5ldXJvbG9neSwgQ29sdW1iaWEgVW5pdmVyc2l0eSBNZWRpY2FsIENl
+bnRlciwgNjMwIFdlc3QgMTY4dGggU3RyZWV0LCBOZXcgWW9yaywgTmV3IFlvcmsgMTAwMzIsIFVT
+QS4gZWFzM0Bjb2x1bWJpYS5lZHU8L2F1dGgtYWRkcmVzcz48dGl0bGVzPjx0aXRsZT5IdW1hbiBt
+aXRvY2hvbmRyaWFsIEROQTogcm9sZXMgb2YgaW5oZXJpdGVkIGFuZCBzb21hdGljIG11dGF0aW9u
+czwvdGl0bGU+PHNlY29uZGFyeS10aXRsZT5OYXQgUmV2IEdlbmV0PC9zZWNvbmRhcnktdGl0bGU+
+PC90aXRsZXM+PHBlcmlvZGljYWw+PGZ1bGwtdGl0bGU+TmF0IFJldiBHZW5ldDwvZnVsbC10aXRs
+ZT48L3BlcmlvZGljYWw+PHBhZ2VzPjg3OC05MDwvcGFnZXM+PHZvbHVtZT4xMzwvdm9sdW1lPjxu
+dW1iZXI+MTI8L251bWJlcj48a2V5d29yZHM+PGtleXdvcmQ+QWdpbmcvZ2VuZXRpY3MvbWV0YWJv
+bGlzbTwva2V5d29yZD48a2V5d29yZD5ETkEsIE1pdG9jaG9uZHJpYWwvKmdlbmV0aWNzL21ldGFi
+b2xpc208L2tleXdvcmQ+PGtleXdvcmQ+RWxlY3Ryb24gVHJhbnNwb3J0PC9rZXl3b3JkPjxrZXl3
+b3JkPkdlbm9tZSwgTWl0b2Nob25kcmlhbDwva2V5d29yZD48a2V5d29yZD5HZXJtLUxpbmUgTXV0
+YXRpb248L2tleXdvcmQ+PGtleXdvcmQ+SGVyZWRvZGVnZW5lcmF0aXZlIERpc29yZGVycywgTmVy
+dm91cyBTeXN0ZW0vZ2VuZXRpY3MvbWV0YWJvbGlzbTwva2V5d29yZD48a2V5d29yZD5IdW1hbnM8
+L2tleXdvcmQ+PGtleXdvcmQ+TWl0b2Nob25kcmlhbCBEaXNlYXNlcy9nZW5ldGljcy9tZXRhYm9s
+aXNtPC9rZXl3b3JkPjxrZXl3b3JkPk1vZGVscywgQmlvbG9naWNhbDwva2V5d29yZD48a2V5d29y
+ZD5Nb2RlbHMsIEdlbmV0aWM8L2tleXdvcmQ+PGtleXdvcmQ+Kk11dGF0aW9uPC9rZXl3b3JkPjxr
+ZXl3b3JkPk5lb3BsYXNtcy9nZW5ldGljcy9tZXRhYm9saXNtPC9rZXl3b3JkPjxrZXl3b3JkPk94
+aWRhdGl2ZSBQaG9zcGhvcnlsYXRpb248L2tleXdvcmQ+PC9rZXl3b3Jkcz48ZGF0ZXM+PHllYXI+
+MjAxMjwveWVhcj48cHViLWRhdGVzPjxkYXRlPkRlYzwvZGF0ZT48L3B1Yi1kYXRlcz48L2RhdGVz
+Pjxpc2JuPjE0NzEtMDA2NCAoRWxlY3Ryb25pYykmI3hEOzE0NzEtMDA1NiAoUHJpbnQpJiN4RDsx
+NDcxLTAwNTYgKExpbmtpbmcpPC9pc2JuPjxhY2Nlc3Npb24tbnVtPjIzMTU0ODEwPC9hY2Nlc3Np
+b24tbnVtPjx1cmxzPjxyZWxhdGVkLXVybHM+PHVybD5odHRwczovL3d3dy5uY2JpLm5sbS5uaWgu
+Z292L3B1Ym1lZC8yMzE1NDgxMDwvdXJsPjwvcmVsYXRlZC11cmxzPjwvdXJscz48Y3VzdG9tMT5D
+b21wZXRpbmcgaW50ZXJlc3RzIHN0YXRlbWVudCBUaGUgYXV0aG9ycyBkZWNsYXJlIGNvbXBldGlu
+ZyBmaW5hbmNpYWwgaW50ZXJlc3RzOiBzZWUgV2ViIHZlcnNpb24gZm9yIGRldGFpbHMuPC9jdXN0
+b20xPjxjdXN0b20yPlBNQzM5NTk3NjI8L2N1c3RvbTI+PGVsZWN0cm9uaWMtcmVzb3VyY2UtbnVt
+PjEwLjEwMzgvbnJnMzI3NTwvZWxlY3Ryb25pYy1yZXNvdXJjZS1udW0+PHJlbW90ZS1kYXRhYmFz
+ZS1uYW1lPk1lZGxpbmU8L3JlbW90ZS1kYXRhYmFzZS1uYW1lPjxyZW1vdGUtZGF0YWJhc2UtcHJv
+dmlkZXI+TkxNPC9yZW1vdGUtZGF0YWJhc2UtcHJvdmlkZXI+PC9yZWNvcmQ+PC9DaXRlPjwvRW5k
+Tm90ZT4A
+</w:fldData>
+                              </w:fldChar>
                             </w:r>
-                            <w:proofErr w:type="spellStart"/>
                             <w:r>
                               <w:rPr>
                                 <w:b w:val="0"/>
                                 <w:bCs w:val="0"/>
                                 <w:szCs w:val="16"/>
                               </w:rPr>
-                              <w:t>Moruno</w:t>
+                              <w:instrText xml:space="preserve"> ADDIN EN.CITE </w:instrText>
                             </w:r>
-                            <w:proofErr w:type="spellEnd"/>
                             <w:r>
                               <w:rPr>
                                 <w:b w:val="0"/>
                                 <w:bCs w:val="0"/>
                                 <w:szCs w:val="16"/>
                               </w:rPr>
-                              <w:t>, 2023 #40;Poduri, 2013 #41;Schon, 2012 #42}</w:t>
+                              <w:fldChar w:fldCharType="begin">
+                                <w:fldData xml:space="preserve">PEVuZE5vdGU+PENpdGU+PEF1dGhvcj5Tb2xpcy1Nb3J1bm88L0F1dGhvcj48WWVhcj4yMDIzPC9Z
+ZWFyPjxSZWNOdW0+MjE8L1JlY051bT48RGlzcGxheVRleHQ+PHN0eWxlIGZhY2U9InN1cGVyc2Ny
+aXB0Ij4xLTM8L3N0eWxlPjwvRGlzcGxheVRleHQ+PHJlY29yZD48cmVjLW51bWJlcj4yMTwvcmVj
+LW51bWJlcj48Zm9yZWlnbi1rZXlzPjxrZXkgYXBwPSJFTiIgZGItaWQ9ImFzYXcwd3owNzV3enNm
+ZXAyc2RwZXMwZWVkMHp4dnB0ZHgyYSIgdGltZXN0YW1wPSIxNzc3NDYzNTQ3Ij4yMTwva2V5Pjwv
+Zm9yZWlnbi1rZXlzPjxyZWYtdHlwZSBuYW1lPSJKb3VybmFsIEFydGljbGUiPjE3PC9yZWYtdHlw
+ZT48Y29udHJpYnV0b3JzPjxhdXRob3JzPjxhdXRob3I+U29saXMtTW9ydW5vLCBNLjwvYXV0aG9y
+PjxhdXRob3I+QmF0bGxlLU1hc28sIEwuPC9hdXRob3I+PGF1dGhvcj5Cb25ldCwgTi48L2F1dGhv
+cj48YXV0aG9yPkFyb3N0ZWd1aSwgSi4gSS48L2F1dGhvcj48YXV0aG9yPkNhc2FscywgRi48L2F1
+dGhvcj48L2F1dGhvcnM+PC9jb250cmlidXRvcnM+PGF1dGgtYWRkcmVzcz5JbnN0aXR1dCBkZSBC
+aW9sb2dpYSBFdm9sdXRpdmEgKENTSUMtVVBGKSwgRGVwYXJ0YW1lbnQgZGUgQ2llbmNpZXMgRXhw
+ZXJpbWVudGFscyBpIGRlIGxhIFNhbHV0LCBVbml2ZXJzaXRhdCBQb21wZXUgRmFicmEsIERvY3Rv
+ciBBaWd1YWRlciA4OCwgQmFyY2Vsb25hLCBTcGFpbi4mI3hEO0dlbm9taWNzIENvcmUgRmFjaWxp
+dHksIERlcGFydGFtZW50IGRlIENpZW5jaWVzIEV4cGVyaW1lbnRhbHMgaSBkZSBsYSBTYWx1dCwg
+VW5pdmVyc2l0YXQgUG9tcGV1IEZhYnJhLCBQYXJjIGRlIFJlY2VyY2EgQmlvbWVkaWNhIGRlIEJh
+cmNlbG9uYSwgMDgwMDMsIEJhcmNlbG9uYSwgU3BhaW4uJiN4RDtEZXBhcnRtZW50IG9mIEltbXVu
+b2xvZ3ksIEhvc3BpdGFsIENsaW5pYywgQmFyY2Vsb25hLCBTcGFpbi4mI3hEO0luc3RpdHV0IGQm
+YXBvcztJbnZlc3RpZ2FjaW9ucyBCaW9tZWRpcXVlcyBBdWd1c3QgUGkgaSBTdW55ZXIgKElESUJB
+UFMpLCBCYXJjZWxvbmEsIFNwYWluLiYjeEQ7UGVkaWF0cmljIEluZmVjdGlvdXMgRGlzZWFzZXMg
+YW5kIEltbXVub2RlZmljaWVuY2llcyBVbml0LCBIb3NwaXRhbCBVbml2ZXJzaXRhcmkgVmFsbCBk
+JmFwb3M7SGVicm9uIChIVVZIKSwgVmFsbCBkJmFwb3M7SGVicm9uIEluc3RpdHV0IGRlIFJlY2Vy
+Y2EgKFZISVIpLCBVbml2ZXJzaXRhdCBBdXRvbm9tYSBkZSBCYXJjZWxvbmEsIEJhcmNlbG9uYSwg
+U3BhaW4uJiN4RDtVbml2ZXJzaXRhdCBkZSBCYXJjZWxvbmEsIEJhcmNlbG9uYSwgU3BhaW4uJiN4
+RDtHZW5vbWljcyBDb3JlIEZhY2lsaXR5LCBEZXBhcnRhbWVudCBkZSBDaWVuY2llcyBFeHBlcmlt
+ZW50YWxzIGkgZGUgbGEgU2FsdXQsIFVuaXZlcnNpdGF0IFBvbXBldSBGYWJyYSwgUGFyYyBkZSBS
+ZWNlcmNhIEJpb21lZGljYSBkZSBCYXJjZWxvbmEsIDA4MDAzLCBCYXJjZWxvbmEsIFNwYWluLiBm
+ZXJyYW5jYXNhbHNAdWIuZWR1LiYjeEQ7RGVwYXJ0YW1lbnQgZGUgR2VuZXRpY2EsIE1pY3JvYmlv
+bG9naWEgaSBFc3RhZGlzdGljYSwgRmFjdWx0YXQgZGUgQmlvbG9naWEsIFVuaXZlcnNpdGF0IGRl
+IEJhcmNlbG9uYSwgQmFyY2Vsb25hLCBTcGFpbi4gZmVycmFuY2FzYWxzQHViLmVkdS4mI3hEO0lu
+c3RpdHV0IGRlIEJpb21lZGljaW5hIGRlIGxhIFVuaXZlcnNpdGF0IGRlIEJhcmNlbG9uYSAoSUJV
+QiksIFVuaXZlcnNpdGF0IGRlIEJhcmNlbG9uYSwgQmFyY2Vsb25hLCBTcGFpbi4gZmVycmFuY2Fz
+YWxzQHViLmVkdS48L2F1dGgtYWRkcmVzcz48dGl0bGVzPjx0aXRsZT5Tb21hdGljIGdlbmV0aWMg
+dmFyaWF0aW9uIGluIGhlYWx0aHkgdGlzc3VlIGFuZCBub24tY2FuY2VyIGRpc2Vhc2VzPC90aXRs
+ZT48c2Vjb25kYXJ5LXRpdGxlPkV1ciBKIEh1bSBHZW5ldDwvc2Vjb25kYXJ5LXRpdGxlPjwvdGl0
+bGVzPjxwZXJpb2RpY2FsPjxmdWxsLXRpdGxlPkV1ciBKIEh1bSBHZW5ldDwvZnVsbC10aXRsZT48
+L3BlcmlvZGljYWw+PHBhZ2VzPjQ4LTU0PC9wYWdlcz48dm9sdW1lPjMxPC92b2x1bWU+PG51bWJl
+cj4xPC9udW1iZXI+PGVkaXRpb24+MjAyMjEwMjc8L2VkaXRpb24+PGtleXdvcmRzPjxrZXl3b3Jk
+Pkh1bWFuczwva2V5d29yZD48a2V5d29yZD5BZ2VkPC9rZXl3b3JkPjxrZXl3b3JkPipOZW9wbGFz
+bXMvZ2VuZXRpY3MvZGlhZ25vc2lzPC9rZXl3b3JkPjxrZXl3b3JkPkhpZ2gtVGhyb3VnaHB1dCBO
+dWNsZW90aWRlIFNlcXVlbmNpbmc8L2tleXdvcmQ+PGtleXdvcmQ+R2VuZXRpYyBWYXJpYXRpb248
+L2tleXdvcmQ+PC9rZXl3b3Jkcz48ZGF0ZXM+PHllYXI+MjAyMzwveWVhcj48cHViLWRhdGVzPjxk
+YXRlPkphbjwvZGF0ZT48L3B1Yi1kYXRlcz48L2RhdGVzPjxpc2JuPjE0NzYtNTQzOCAoRWxlY3Ry
+b25pYykmI3hEOzEwMTgtNDgxMyAoUHJpbnQpJiN4RDsxMDE4LTQ4MTMgKExpbmtpbmcpPC9pc2Ju
+PjxhY2Nlc3Npb24tbnVtPjM2Mjg5NDA3PC9hY2Nlc3Npb24tbnVtPjx1cmxzPjxyZWxhdGVkLXVy
+bHM+PHVybD5odHRwczovL3d3dy5uY2JpLm5sbS5uaWguZ292L3B1Ym1lZC8zNjI4OTQwNzwvdXJs
+PjwvcmVsYXRlZC11cmxzPjwvdXJscz48Y3VzdG9tMT5UaGUgYXV0aG9ycyBkZWNsYXJlIG5vIGNv
+bXBldGluZyBpbnRlcmVzdHMuPC9jdXN0b20xPjxjdXN0b20yPlBNQzk4MjMwOTk8L2N1c3RvbTI+
+PGVsZWN0cm9uaWMtcmVzb3VyY2UtbnVtPjEwLjEwMzgvczQxNDMxLTAyMi0wMTIxMy04PC9lbGVj
+dHJvbmljLXJlc291cmNlLW51bT48cmVtb3RlLWRhdGFiYXNlLW5hbWU+TWVkbGluZTwvcmVtb3Rl
+LWRhdGFiYXNlLW5hbWU+PHJlbW90ZS1kYXRhYmFzZS1wcm92aWRlcj5OTE08L3JlbW90ZS1kYXRh
+YmFzZS1wcm92aWRlcj48L3JlY29yZD48L0NpdGU+PENpdGU+PEF1dGhvcj5Qb2R1cmk8L0F1dGhv
+cj48WWVhcj4yMDEzPC9ZZWFyPjxSZWNOdW0+MjI8L1JlY051bT48cmVjb3JkPjxyZWMtbnVtYmVy
+PjIyPC9yZWMtbnVtYmVyPjxmb3JlaWduLWtleXM+PGtleSBhcHA9IkVOIiBkYi1pZD0iYXNhdzB3
+ejA3NXd6c2ZlcDJzZHBlczBlZWQwenh2cHRkeDJhIiB0aW1lc3RhbXA9IjE3Nzc0NjM1NDciPjIy
+PC9rZXk+PC9mb3JlaWduLWtleXM+PHJlZi10eXBlIG5hbWU9IkpvdXJuYWwgQXJ0aWNsZSI+MTc8
+L3JlZi10eXBlPjxjb250cmlidXRvcnM+PGF1dGhvcnM+PGF1dGhvcj5Qb2R1cmksIEEuPC9hdXRo
+b3I+PGF1dGhvcj5FdnJvbnksIEcuIEQuPC9hdXRob3I+PGF1dGhvcj5DYWksIFguPC9hdXRob3I+
+PGF1dGhvcj5XYWxzaCwgQy4gQS48L2F1dGhvcj48L2F1dGhvcnM+PC9jb250cmlidXRvcnM+PGF1
+dGgtYWRkcmVzcz5EZXBhcnRtZW50IG9mIE5ldXJvbG9neSwgQm9zdG9uIENoaWxkcmVuJmFwb3M7
+cyBIb3NwaXRhbCwgQm9zdG9uLCBNQSAwMjExNSwgVVNBLjwvYXV0aC1hZGRyZXNzPjx0aXRsZXM+
+PHRpdGxlPlNvbWF0aWMgbXV0YXRpb24sIGdlbm9taWMgdmFyaWF0aW9uLCBhbmQgbmV1cm9sb2dp
+Y2FsIGRpc2Vhc2U8L3RpdGxlPjxzZWNvbmRhcnktdGl0bGU+U2NpZW5jZTwvc2Vjb25kYXJ5LXRp
+dGxlPjwvdGl0bGVzPjxwZXJpb2RpY2FsPjxmdWxsLXRpdGxlPlNjaWVuY2U8L2Z1bGwtdGl0bGU+
+PC9wZXJpb2RpY2FsPjxwYWdlcz4xMjM3NzU4PC9wYWdlcz48dm9sdW1lPjM0MTwvdm9sdW1lPjxu
+dW1iZXI+NjE0MTwvbnVtYmVyPjxrZXl3b3Jkcz48a2V5d29yZD5CcmFpbiBEaXNlYXNlcy8qZ2Vu
+ZXRpY3MvcGF0aG9sb2d5PC9rZXl3b3JkPjxrZXl3b3JkPkNlcmVicmFsIENvcnRleC9ncm93dGgg
+JmFtcDsgZGV2ZWxvcG1lbnQvbWV0YWJvbGlzbS9wYXRob2xvZ3k8L2tleXdvcmQ+PGtleXdvcmQ+
+Q2xhc3NpY2FsIExpc3NlbmNlcGhhbGllcyBhbmQgU3ViY29ydGljYWwgQmFuZCBIZXRlcm90b3Bp
+YXMvZ2VuZXRpY3MvcGF0aG9sb2d5PC9rZXl3b3JkPjxrZXl3b3JkPkROQSBNdXRhdGlvbmFsIEFu
+YWx5c2lzPC9rZXl3b3JkPjxrZXl3b3JkPkhpZ2gtVGhyb3VnaHB1dCBOdWNsZW90aWRlIFNlcXVl
+bmNpbmc8L2tleXdvcmQ+PGtleXdvcmQ+SHVtYW5zPC9rZXl3b3JkPjxrZXl3b3JkPkxpc3NlbmNl
+cGhhbHkvZ2VuZXRpY3MvcGF0aG9sb2d5PC9rZXl3b3JkPjxrZXl3b3JkPk1vc2FpY2lzbTwva2V5
+d29yZD48a2V5d29yZD4qTXV0YXRpb248L2tleXdvcmQ+PC9rZXl3b3Jkcz48ZGF0ZXM+PHllYXI+
+MjAxMzwveWVhcj48cHViLWRhdGVzPjxkYXRlPkp1bCA1PC9kYXRlPjwvcHViLWRhdGVzPjwvZGF0
+ZXM+PGlzYm4+MTA5NS05MjAzIChFbGVjdHJvbmljKSYjeEQ7MDAzNi04MDc1IChQcmludCkmI3hE
+OzAwMzYtODA3NSAoTGlua2luZyk8L2lzYm4+PGFjY2Vzc2lvbi1udW0+MjM4Mjg5NDI8L2FjY2Vz
+c2lvbi1udW0+PHVybHM+PHJlbGF0ZWQtdXJscz48dXJsPmh0dHBzOi8vd3d3Lm5jYmkubmxtLm5p
+aC5nb3YvcHVibWVkLzIzODI4OTQyPC91cmw+PC9yZWxhdGVkLXVybHM+PC91cmxzPjxjdXN0b20y
+PlBNQzM5MDk5NTQ8L2N1c3RvbTI+PGVsZWN0cm9uaWMtcmVzb3VyY2UtbnVtPjEwLjExMjYvc2Np
+ZW5jZS4xMjM3NzU4PC9lbGVjdHJvbmljLXJlc291cmNlLW51bT48cmVtb3RlLWRhdGFiYXNlLW5h
+bWU+TWVkbGluZTwvcmVtb3RlLWRhdGFiYXNlLW5hbWU+PHJlbW90ZS1kYXRhYmFzZS1wcm92aWRl
+cj5OTE08L3JlbW90ZS1kYXRhYmFzZS1wcm92aWRlcj48L3JlY29yZD48L0NpdGU+PENpdGU+PEF1
+dGhvcj5TY2hvbjwvQXV0aG9yPjxZZWFyPjIwMTI8L1llYXI+PFJlY051bT4yMzwvUmVjTnVtPjxy
+ZWNvcmQ+PHJlYy1udW1iZXI+MjM8L3JlYy1udW1iZXI+PGZvcmVpZ24ta2V5cz48a2V5IGFwcD0i
+RU4iIGRiLWlkPSJhc2F3MHd6MDc1d3pzZmVwMnNkcGVzMGVlZDB6eHZwdGR4MmEiIHRpbWVzdGFt
+cD0iMTc3NzQ2MzU0NyI+MjM8L2tleT48L2ZvcmVpZ24ta2V5cz48cmVmLXR5cGUgbmFtZT0iSm91
+cm5hbCBBcnRpY2xlIj4xNzwvcmVmLXR5cGU+PGNvbnRyaWJ1dG9ycz48YXV0aG9ycz48YXV0aG9y
+PlNjaG9uLCBFLiBBLjwvYXV0aG9yPjxhdXRob3I+RGlNYXVybywgUy48L2F1dGhvcj48YXV0aG9y
+PkhpcmFubywgTS48L2F1dGhvcj48L2F1dGhvcnM+PC9jb250cmlidXRvcnM+PGF1dGgtYWRkcmVz
+cz5EZXBhcnRtZW50IG9mIE5ldXJvbG9neSwgQ29sdW1iaWEgVW5pdmVyc2l0eSBNZWRpY2FsIENl
+bnRlciwgNjMwIFdlc3QgMTY4dGggU3RyZWV0LCBOZXcgWW9yaywgTmV3IFlvcmsgMTAwMzIsIFVT
+QS4gZWFzM0Bjb2x1bWJpYS5lZHU8L2F1dGgtYWRkcmVzcz48dGl0bGVzPjx0aXRsZT5IdW1hbiBt
+aXRvY2hvbmRyaWFsIEROQTogcm9sZXMgb2YgaW5oZXJpdGVkIGFuZCBzb21hdGljIG11dGF0aW9u
+czwvdGl0bGU+PHNlY29uZGFyeS10aXRsZT5OYXQgUmV2IEdlbmV0PC9zZWNvbmRhcnktdGl0bGU+
+PC90aXRsZXM+PHBlcmlvZGljYWw+PGZ1bGwtdGl0bGU+TmF0IFJldiBHZW5ldDwvZnVsbC10aXRs
+ZT48L3BlcmlvZGljYWw+PHBhZ2VzPjg3OC05MDwvcGFnZXM+PHZvbHVtZT4xMzwvdm9sdW1lPjxu
+dW1iZXI+MTI8L251bWJlcj48a2V5d29yZHM+PGtleXdvcmQ+QWdpbmcvZ2VuZXRpY3MvbWV0YWJv
+bGlzbTwva2V5d29yZD48a2V5d29yZD5ETkEsIE1pdG9jaG9uZHJpYWwvKmdlbmV0aWNzL21ldGFi
+b2xpc208L2tleXdvcmQ+PGtleXdvcmQ+RWxlY3Ryb24gVHJhbnNwb3J0PC9rZXl3b3JkPjxrZXl3
+b3JkPkdlbm9tZSwgTWl0b2Nob25kcmlhbDwva2V5d29yZD48a2V5d29yZD5HZXJtLUxpbmUgTXV0
+YXRpb248L2tleXdvcmQ+PGtleXdvcmQ+SGVyZWRvZGVnZW5lcmF0aXZlIERpc29yZGVycywgTmVy
+dm91cyBTeXN0ZW0vZ2VuZXRpY3MvbWV0YWJvbGlzbTwva2V5d29yZD48a2V5d29yZD5IdW1hbnM8
+L2tleXdvcmQ+PGtleXdvcmQ+TWl0b2Nob25kcmlhbCBEaXNlYXNlcy9nZW5ldGljcy9tZXRhYm9s
+aXNtPC9rZXl3b3JkPjxrZXl3b3JkPk1vZGVscywgQmlvbG9naWNhbDwva2V5d29yZD48a2V5d29y
+ZD5Nb2RlbHMsIEdlbmV0aWM8L2tleXdvcmQ+PGtleXdvcmQ+Kk11dGF0aW9uPC9rZXl3b3JkPjxr
+ZXl3b3JkPk5lb3BsYXNtcy9nZW5ldGljcy9tZXRhYm9saXNtPC9rZXl3b3JkPjxrZXl3b3JkPk94
+aWRhdGl2ZSBQaG9zcGhvcnlsYXRpb248L2tleXdvcmQ+PC9rZXl3b3Jkcz48ZGF0ZXM+PHllYXI+
+MjAxMjwveWVhcj48cHViLWRhdGVzPjxkYXRlPkRlYzwvZGF0ZT48L3B1Yi1kYXRlcz48L2RhdGVz
+Pjxpc2JuPjE0NzEtMDA2NCAoRWxlY3Ryb25pYykmI3hEOzE0NzEtMDA1NiAoUHJpbnQpJiN4RDsx
+NDcxLTAwNTYgKExpbmtpbmcpPC9pc2JuPjxhY2Nlc3Npb24tbnVtPjIzMTU0ODEwPC9hY2Nlc3Np
+b24tbnVtPjx1cmxzPjxyZWxhdGVkLXVybHM+PHVybD5odHRwczovL3d3dy5uY2JpLm5sbS5uaWgu
+Z292L3B1Ym1lZC8yMzE1NDgxMDwvdXJsPjwvcmVsYXRlZC11cmxzPjwvdXJscz48Y3VzdG9tMT5D
+b21wZXRpbmcgaW50ZXJlc3RzIHN0YXRlbWVudCBUaGUgYXV0aG9ycyBkZWNsYXJlIGNvbXBldGlu
+ZyBmaW5hbmNpYWwgaW50ZXJlc3RzOiBzZWUgV2ViIHZlcnNpb24gZm9yIGRldGFpbHMuPC9jdXN0
+b20xPjxjdXN0b20yPlBNQzM5NTk3NjI8L2N1c3RvbTI+PGVsZWN0cm9uaWMtcmVzb3VyY2UtbnVt
+PjEwLjEwMzgvbnJnMzI3NTwvZWxlY3Ryb25pYy1yZXNvdXJjZS1udW0+PHJlbW90ZS1kYXRhYmFz
+ZS1uYW1lPk1lZGxpbmU8L3JlbW90ZS1kYXRhYmFzZS1uYW1lPjxyZW1vdGUtZGF0YWJhc2UtcHJv
+dmlkZXI+TkxNPC9yZW1vdGUtZGF0YWJhc2UtcHJvdmlkZXI+PC9yZWNvcmQ+PC9DaXRlPjwvRW5k
+Tm90ZT4A
+</w:fldData>
+                              </w:fldChar>
+                            </w:r>
+                            <w:r>
+                              <w:rPr>
+                                <w:b w:val="0"/>
+                                <w:bCs w:val="0"/>
+                                <w:szCs w:val="16"/>
+                              </w:rPr>
+                              <w:instrText xml:space="preserve"> ADDIN EN.CITE.DATA </w:instrText>
+                            </w:r>
+                            <w:r>
+                              <w:rPr>
+                                <w:b w:val="0"/>
+                                <w:bCs w:val="0"/>
+                                <w:szCs w:val="16"/>
+                              </w:rPr>
+                            </w:r>
+                            <w:r>
+                              <w:rPr>
+                                <w:b w:val="0"/>
+                                <w:bCs w:val="0"/>
+                                <w:szCs w:val="16"/>
+                              </w:rPr>
+                              <w:fldChar w:fldCharType="end"/>
+                            </w:r>
+                            <w:r>
+                              <w:rPr>
+                                <w:b w:val="0"/>
+                                <w:bCs w:val="0"/>
+                                <w:szCs w:val="16"/>
+                              </w:rPr>
+                              <w:fldChar w:fldCharType="separate"/>
+                            </w:r>
+                            <w:r>
+                              <w:rPr>
+                                <w:b w:val="0"/>
+                                <w:bCs w:val="0"/>
+                                <w:noProof/>
+                                <w:szCs w:val="16"/>
+                                <w:vertAlign w:val="superscript"/>
+                              </w:rPr>
+                              <w:t>1-3</w:t>
+                            </w:r>
+                            <w:r>
+                              <w:rPr>
+                                <w:b w:val="0"/>
+                                <w:bCs w:val="0"/>
+                                <w:szCs w:val="16"/>
+                              </w:rPr>
+                              <w:fldChar w:fldCharType="end"/>
                             </w:r>
                             <w:r>
                               <w:rPr>
@@ -941,11 +2990,7 @@
           </mc:Choice>
           <mc:Fallback>
             <w:pict>
-              <v:shapetype w14:anchorId="5C1F67DF" id="_x0000_t202" coordsize="21600,21600" o:spt="202" path="m,l,21600r21600,l21600,xe">
-                <v:stroke joinstyle="miter"/>
-                <v:path gradientshapeok="t" o:connecttype="rect"/>
-              </v:shapetype>
-              <v:shape id="Text Box 2" o:spid="_x0000_s1026" type="#_x0000_t202" style="position:absolute;margin-left:29pt;margin-top:32pt;width:265pt;height:325pt;z-index:-251657216;visibility:visible;mso-wrap-style:square;mso-width-percent:0;mso-height-percent:0;mso-wrap-distance-left:3.6pt;mso-wrap-distance-top:0;mso-wrap-distance-right:3.6pt;mso-wrap-distance-bottom:0;mso-position-horizontal:absolute;mso-position-horizontal-relative:page;mso-position-vertical:absolute;mso-position-vertical-relative:page;mso-width-percent:0;mso-height-percent:0;mso-width-relative:margin;mso-height-relative:margin;v-text-anchor:top" o:gfxdata="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" fillcolor="white [3201]" stroked="f" strokeweight=".5pt">
+              <v:shape w14:anchorId="5C1F67DF" id="_x0000_s1027" type="#_x0000_t202" style="position:absolute;left:0;text-align:left;margin-left:317.8pt;margin-top:34.35pt;width:265pt;height:325pt;z-index:-251657216;visibility:visible;mso-wrap-style:square;mso-width-percent:0;mso-height-percent:0;mso-wrap-distance-left:3.6pt;mso-wrap-distance-top:0;mso-wrap-distance-right:3.6pt;mso-wrap-distance-bottom:0;mso-position-horizontal:absolute;mso-position-horizontal-relative:page;mso-position-vertical:absolute;mso-position-vertical-relative:page;mso-width-percent:0;mso-height-percent:0;mso-width-relative:margin;mso-height-relative:margin;v-text-anchor:top" o:gfxdata="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" fillcolor="white [3201]" stroked="f" strokeweight=".5pt">
                 <v:textbox inset="2.16pt,2.16pt,2.16pt,2.16pt">
                   <w:txbxContent>
                     <w:p>
@@ -1037,25 +3082,314 @@
                           <w:bCs w:val="0"/>
                           <w:szCs w:val="16"/>
                         </w:rPr>
-                        <w:t>{Solis-</w:t>
+                        <w:fldChar w:fldCharType="begin">
+                          <w:fldData xml:space="preserve">PEVuZE5vdGU+PENpdGU+PEF1dGhvcj5Tb2xpcy1Nb3J1bm88L0F1dGhvcj48WWVhcj4yMDIzPC9Z
+ZWFyPjxSZWNOdW0+MjE8L1JlY051bT48RGlzcGxheVRleHQ+PHN0eWxlIGZhY2U9InN1cGVyc2Ny
+aXB0Ij4xLTM8L3N0eWxlPjwvRGlzcGxheVRleHQ+PHJlY29yZD48cmVjLW51bWJlcj4yMTwvcmVj
+LW51bWJlcj48Zm9yZWlnbi1rZXlzPjxrZXkgYXBwPSJFTiIgZGItaWQ9ImFzYXcwd3owNzV3enNm
+ZXAyc2RwZXMwZWVkMHp4dnB0ZHgyYSIgdGltZXN0YW1wPSIxNzc3NDYzNTQ3Ij4yMTwva2V5Pjwv
+Zm9yZWlnbi1rZXlzPjxyZWYtdHlwZSBuYW1lPSJKb3VybmFsIEFydGljbGUiPjE3PC9yZWYtdHlw
+ZT48Y29udHJpYnV0b3JzPjxhdXRob3JzPjxhdXRob3I+U29saXMtTW9ydW5vLCBNLjwvYXV0aG9y
+PjxhdXRob3I+QmF0bGxlLU1hc28sIEwuPC9hdXRob3I+PGF1dGhvcj5Cb25ldCwgTi48L2F1dGhv
+cj48YXV0aG9yPkFyb3N0ZWd1aSwgSi4gSS48L2F1dGhvcj48YXV0aG9yPkNhc2FscywgRi48L2F1
+dGhvcj48L2F1dGhvcnM+PC9jb250cmlidXRvcnM+PGF1dGgtYWRkcmVzcz5JbnN0aXR1dCBkZSBC
+aW9sb2dpYSBFdm9sdXRpdmEgKENTSUMtVVBGKSwgRGVwYXJ0YW1lbnQgZGUgQ2llbmNpZXMgRXhw
+ZXJpbWVudGFscyBpIGRlIGxhIFNhbHV0LCBVbml2ZXJzaXRhdCBQb21wZXUgRmFicmEsIERvY3Rv
+ciBBaWd1YWRlciA4OCwgQmFyY2Vsb25hLCBTcGFpbi4mI3hEO0dlbm9taWNzIENvcmUgRmFjaWxp
+dHksIERlcGFydGFtZW50IGRlIENpZW5jaWVzIEV4cGVyaW1lbnRhbHMgaSBkZSBsYSBTYWx1dCwg
+VW5pdmVyc2l0YXQgUG9tcGV1IEZhYnJhLCBQYXJjIGRlIFJlY2VyY2EgQmlvbWVkaWNhIGRlIEJh
+cmNlbG9uYSwgMDgwMDMsIEJhcmNlbG9uYSwgU3BhaW4uJiN4RDtEZXBhcnRtZW50IG9mIEltbXVu
+b2xvZ3ksIEhvc3BpdGFsIENsaW5pYywgQmFyY2Vsb25hLCBTcGFpbi4mI3hEO0luc3RpdHV0IGQm
+YXBvcztJbnZlc3RpZ2FjaW9ucyBCaW9tZWRpcXVlcyBBdWd1c3QgUGkgaSBTdW55ZXIgKElESUJB
+UFMpLCBCYXJjZWxvbmEsIFNwYWluLiYjeEQ7UGVkaWF0cmljIEluZmVjdGlvdXMgRGlzZWFzZXMg
+YW5kIEltbXVub2RlZmljaWVuY2llcyBVbml0LCBIb3NwaXRhbCBVbml2ZXJzaXRhcmkgVmFsbCBk
+JmFwb3M7SGVicm9uIChIVVZIKSwgVmFsbCBkJmFwb3M7SGVicm9uIEluc3RpdHV0IGRlIFJlY2Vy
+Y2EgKFZISVIpLCBVbml2ZXJzaXRhdCBBdXRvbm9tYSBkZSBCYXJjZWxvbmEsIEJhcmNlbG9uYSwg
+U3BhaW4uJiN4RDtVbml2ZXJzaXRhdCBkZSBCYXJjZWxvbmEsIEJhcmNlbG9uYSwgU3BhaW4uJiN4
+RDtHZW5vbWljcyBDb3JlIEZhY2lsaXR5LCBEZXBhcnRhbWVudCBkZSBDaWVuY2llcyBFeHBlcmlt
+ZW50YWxzIGkgZGUgbGEgU2FsdXQsIFVuaXZlcnNpdGF0IFBvbXBldSBGYWJyYSwgUGFyYyBkZSBS
+ZWNlcmNhIEJpb21lZGljYSBkZSBCYXJjZWxvbmEsIDA4MDAzLCBCYXJjZWxvbmEsIFNwYWluLiBm
+ZXJyYW5jYXNhbHNAdWIuZWR1LiYjeEQ7RGVwYXJ0YW1lbnQgZGUgR2VuZXRpY2EsIE1pY3JvYmlv
+bG9naWEgaSBFc3RhZGlzdGljYSwgRmFjdWx0YXQgZGUgQmlvbG9naWEsIFVuaXZlcnNpdGF0IGRl
+IEJhcmNlbG9uYSwgQmFyY2Vsb25hLCBTcGFpbi4gZmVycmFuY2FzYWxzQHViLmVkdS4mI3hEO0lu
+c3RpdHV0IGRlIEJpb21lZGljaW5hIGRlIGxhIFVuaXZlcnNpdGF0IGRlIEJhcmNlbG9uYSAoSUJV
+QiksIFVuaXZlcnNpdGF0IGRlIEJhcmNlbG9uYSwgQmFyY2Vsb25hLCBTcGFpbi4gZmVycmFuY2Fz
+YWxzQHViLmVkdS48L2F1dGgtYWRkcmVzcz48dGl0bGVzPjx0aXRsZT5Tb21hdGljIGdlbmV0aWMg
+dmFyaWF0aW9uIGluIGhlYWx0aHkgdGlzc3VlIGFuZCBub24tY2FuY2VyIGRpc2Vhc2VzPC90aXRs
+ZT48c2Vjb25kYXJ5LXRpdGxlPkV1ciBKIEh1bSBHZW5ldDwvc2Vjb25kYXJ5LXRpdGxlPjwvdGl0
+bGVzPjxwZXJpb2RpY2FsPjxmdWxsLXRpdGxlPkV1ciBKIEh1bSBHZW5ldDwvZnVsbC10aXRsZT48
+L3BlcmlvZGljYWw+PHBhZ2VzPjQ4LTU0PC9wYWdlcz48dm9sdW1lPjMxPC92b2x1bWU+PG51bWJl
+cj4xPC9udW1iZXI+PGVkaXRpb24+MjAyMjEwMjc8L2VkaXRpb24+PGtleXdvcmRzPjxrZXl3b3Jk
+Pkh1bWFuczwva2V5d29yZD48a2V5d29yZD5BZ2VkPC9rZXl3b3JkPjxrZXl3b3JkPipOZW9wbGFz
+bXMvZ2VuZXRpY3MvZGlhZ25vc2lzPC9rZXl3b3JkPjxrZXl3b3JkPkhpZ2gtVGhyb3VnaHB1dCBO
+dWNsZW90aWRlIFNlcXVlbmNpbmc8L2tleXdvcmQ+PGtleXdvcmQ+R2VuZXRpYyBWYXJpYXRpb248
+L2tleXdvcmQ+PC9rZXl3b3Jkcz48ZGF0ZXM+PHllYXI+MjAyMzwveWVhcj48cHViLWRhdGVzPjxk
+YXRlPkphbjwvZGF0ZT48L3B1Yi1kYXRlcz48L2RhdGVzPjxpc2JuPjE0NzYtNTQzOCAoRWxlY3Ry
+b25pYykmI3hEOzEwMTgtNDgxMyAoUHJpbnQpJiN4RDsxMDE4LTQ4MTMgKExpbmtpbmcpPC9pc2Ju
+PjxhY2Nlc3Npb24tbnVtPjM2Mjg5NDA3PC9hY2Nlc3Npb24tbnVtPjx1cmxzPjxyZWxhdGVkLXVy
+bHM+PHVybD5odHRwczovL3d3dy5uY2JpLm5sbS5uaWguZ292L3B1Ym1lZC8zNjI4OTQwNzwvdXJs
+PjwvcmVsYXRlZC11cmxzPjwvdXJscz48Y3VzdG9tMT5UaGUgYXV0aG9ycyBkZWNsYXJlIG5vIGNv
+bXBldGluZyBpbnRlcmVzdHMuPC9jdXN0b20xPjxjdXN0b20yPlBNQzk4MjMwOTk8L2N1c3RvbTI+
+PGVsZWN0cm9uaWMtcmVzb3VyY2UtbnVtPjEwLjEwMzgvczQxNDMxLTAyMi0wMTIxMy04PC9lbGVj
+dHJvbmljLXJlc291cmNlLW51bT48cmVtb3RlLWRhdGFiYXNlLW5hbWU+TWVkbGluZTwvcmVtb3Rl
+LWRhdGFiYXNlLW5hbWU+PHJlbW90ZS1kYXRhYmFzZS1wcm92aWRlcj5OTE08L3JlbW90ZS1kYXRh
+YmFzZS1wcm92aWRlcj48L3JlY29yZD48L0NpdGU+PENpdGU+PEF1dGhvcj5Qb2R1cmk8L0F1dGhv
+cj48WWVhcj4yMDEzPC9ZZWFyPjxSZWNOdW0+MjI8L1JlY051bT48cmVjb3JkPjxyZWMtbnVtYmVy
+PjIyPC9yZWMtbnVtYmVyPjxmb3JlaWduLWtleXM+PGtleSBhcHA9IkVOIiBkYi1pZD0iYXNhdzB3
+ejA3NXd6c2ZlcDJzZHBlczBlZWQwenh2cHRkeDJhIiB0aW1lc3RhbXA9IjE3Nzc0NjM1NDciPjIy
+PC9rZXk+PC9mb3JlaWduLWtleXM+PHJlZi10eXBlIG5hbWU9IkpvdXJuYWwgQXJ0aWNsZSI+MTc8
+L3JlZi10eXBlPjxjb250cmlidXRvcnM+PGF1dGhvcnM+PGF1dGhvcj5Qb2R1cmksIEEuPC9hdXRo
+b3I+PGF1dGhvcj5FdnJvbnksIEcuIEQuPC9hdXRob3I+PGF1dGhvcj5DYWksIFguPC9hdXRob3I+
+PGF1dGhvcj5XYWxzaCwgQy4gQS48L2F1dGhvcj48L2F1dGhvcnM+PC9jb250cmlidXRvcnM+PGF1
+dGgtYWRkcmVzcz5EZXBhcnRtZW50IG9mIE5ldXJvbG9neSwgQm9zdG9uIENoaWxkcmVuJmFwb3M7
+cyBIb3NwaXRhbCwgQm9zdG9uLCBNQSAwMjExNSwgVVNBLjwvYXV0aC1hZGRyZXNzPjx0aXRsZXM+
+PHRpdGxlPlNvbWF0aWMgbXV0YXRpb24sIGdlbm9taWMgdmFyaWF0aW9uLCBhbmQgbmV1cm9sb2dp
+Y2FsIGRpc2Vhc2U8L3RpdGxlPjxzZWNvbmRhcnktdGl0bGU+U2NpZW5jZTwvc2Vjb25kYXJ5LXRp
+dGxlPjwvdGl0bGVzPjxwZXJpb2RpY2FsPjxmdWxsLXRpdGxlPlNjaWVuY2U8L2Z1bGwtdGl0bGU+
+PC9wZXJpb2RpY2FsPjxwYWdlcz4xMjM3NzU4PC9wYWdlcz48dm9sdW1lPjM0MTwvdm9sdW1lPjxu
+dW1iZXI+NjE0MTwvbnVtYmVyPjxrZXl3b3Jkcz48a2V5d29yZD5CcmFpbiBEaXNlYXNlcy8qZ2Vu
+ZXRpY3MvcGF0aG9sb2d5PC9rZXl3b3JkPjxrZXl3b3JkPkNlcmVicmFsIENvcnRleC9ncm93dGgg
+JmFtcDsgZGV2ZWxvcG1lbnQvbWV0YWJvbGlzbS9wYXRob2xvZ3k8L2tleXdvcmQ+PGtleXdvcmQ+
+Q2xhc3NpY2FsIExpc3NlbmNlcGhhbGllcyBhbmQgU3ViY29ydGljYWwgQmFuZCBIZXRlcm90b3Bp
+YXMvZ2VuZXRpY3MvcGF0aG9sb2d5PC9rZXl3b3JkPjxrZXl3b3JkPkROQSBNdXRhdGlvbmFsIEFu
+YWx5c2lzPC9rZXl3b3JkPjxrZXl3b3JkPkhpZ2gtVGhyb3VnaHB1dCBOdWNsZW90aWRlIFNlcXVl
+bmNpbmc8L2tleXdvcmQ+PGtleXdvcmQ+SHVtYW5zPC9rZXl3b3JkPjxrZXl3b3JkPkxpc3NlbmNl
+cGhhbHkvZ2VuZXRpY3MvcGF0aG9sb2d5PC9rZXl3b3JkPjxrZXl3b3JkPk1vc2FpY2lzbTwva2V5
+d29yZD48a2V5d29yZD4qTXV0YXRpb248L2tleXdvcmQ+PC9rZXl3b3Jkcz48ZGF0ZXM+PHllYXI+
+MjAxMzwveWVhcj48cHViLWRhdGVzPjxkYXRlPkp1bCA1PC9kYXRlPjwvcHViLWRhdGVzPjwvZGF0
+ZXM+PGlzYm4+MTA5NS05MjAzIChFbGVjdHJvbmljKSYjeEQ7MDAzNi04MDc1IChQcmludCkmI3hE
+OzAwMzYtODA3NSAoTGlua2luZyk8L2lzYm4+PGFjY2Vzc2lvbi1udW0+MjM4Mjg5NDI8L2FjY2Vz
+c2lvbi1udW0+PHVybHM+PHJlbGF0ZWQtdXJscz48dXJsPmh0dHBzOi8vd3d3Lm5jYmkubmxtLm5p
+aC5nb3YvcHVibWVkLzIzODI4OTQyPC91cmw+PC9yZWxhdGVkLXVybHM+PC91cmxzPjxjdXN0b20y
+PlBNQzM5MDk5NTQ8L2N1c3RvbTI+PGVsZWN0cm9uaWMtcmVzb3VyY2UtbnVtPjEwLjExMjYvc2Np
+ZW5jZS4xMjM3NzU4PC9lbGVjdHJvbmljLXJlc291cmNlLW51bT48cmVtb3RlLWRhdGFiYXNlLW5h
+bWU+TWVkbGluZTwvcmVtb3RlLWRhdGFiYXNlLW5hbWU+PHJlbW90ZS1kYXRhYmFzZS1wcm92aWRl
+cj5OTE08L3JlbW90ZS1kYXRhYmFzZS1wcm92aWRlcj48L3JlY29yZD48L0NpdGU+PENpdGU+PEF1
+dGhvcj5TY2hvbjwvQXV0aG9yPjxZZWFyPjIwMTI8L1llYXI+PFJlY051bT4yMzwvUmVjTnVtPjxy
+ZWNvcmQ+PHJlYy1udW1iZXI+MjM8L3JlYy1udW1iZXI+PGZvcmVpZ24ta2V5cz48a2V5IGFwcD0i
+RU4iIGRiLWlkPSJhc2F3MHd6MDc1d3pzZmVwMnNkcGVzMGVlZDB6eHZwdGR4MmEiIHRpbWVzdGFt
+cD0iMTc3NzQ2MzU0NyI+MjM8L2tleT48L2ZvcmVpZ24ta2V5cz48cmVmLXR5cGUgbmFtZT0iSm91
+cm5hbCBBcnRpY2xlIj4xNzwvcmVmLXR5cGU+PGNvbnRyaWJ1dG9ycz48YXV0aG9ycz48YXV0aG9y
+PlNjaG9uLCBFLiBBLjwvYXV0aG9yPjxhdXRob3I+RGlNYXVybywgUy48L2F1dGhvcj48YXV0aG9y
+PkhpcmFubywgTS48L2F1dGhvcj48L2F1dGhvcnM+PC9jb250cmlidXRvcnM+PGF1dGgtYWRkcmVz
+cz5EZXBhcnRtZW50IG9mIE5ldXJvbG9neSwgQ29sdW1iaWEgVW5pdmVyc2l0eSBNZWRpY2FsIENl
+bnRlciwgNjMwIFdlc3QgMTY4dGggU3RyZWV0LCBOZXcgWW9yaywgTmV3IFlvcmsgMTAwMzIsIFVT
+QS4gZWFzM0Bjb2x1bWJpYS5lZHU8L2F1dGgtYWRkcmVzcz48dGl0bGVzPjx0aXRsZT5IdW1hbiBt
+aXRvY2hvbmRyaWFsIEROQTogcm9sZXMgb2YgaW5oZXJpdGVkIGFuZCBzb21hdGljIG11dGF0aW9u
+czwvdGl0bGU+PHNlY29uZGFyeS10aXRsZT5OYXQgUmV2IEdlbmV0PC9zZWNvbmRhcnktdGl0bGU+
+PC90aXRsZXM+PHBlcmlvZGljYWw+PGZ1bGwtdGl0bGU+TmF0IFJldiBHZW5ldDwvZnVsbC10aXRs
+ZT48L3BlcmlvZGljYWw+PHBhZ2VzPjg3OC05MDwvcGFnZXM+PHZvbHVtZT4xMzwvdm9sdW1lPjxu
+dW1iZXI+MTI8L251bWJlcj48a2V5d29yZHM+PGtleXdvcmQ+QWdpbmcvZ2VuZXRpY3MvbWV0YWJv
+bGlzbTwva2V5d29yZD48a2V5d29yZD5ETkEsIE1pdG9jaG9uZHJpYWwvKmdlbmV0aWNzL21ldGFi
+b2xpc208L2tleXdvcmQ+PGtleXdvcmQ+RWxlY3Ryb24gVHJhbnNwb3J0PC9rZXl3b3JkPjxrZXl3
+b3JkPkdlbm9tZSwgTWl0b2Nob25kcmlhbDwva2V5d29yZD48a2V5d29yZD5HZXJtLUxpbmUgTXV0
+YXRpb248L2tleXdvcmQ+PGtleXdvcmQ+SGVyZWRvZGVnZW5lcmF0aXZlIERpc29yZGVycywgTmVy
+dm91cyBTeXN0ZW0vZ2VuZXRpY3MvbWV0YWJvbGlzbTwva2V5d29yZD48a2V5d29yZD5IdW1hbnM8
+L2tleXdvcmQ+PGtleXdvcmQ+TWl0b2Nob25kcmlhbCBEaXNlYXNlcy9nZW5ldGljcy9tZXRhYm9s
+aXNtPC9rZXl3b3JkPjxrZXl3b3JkPk1vZGVscywgQmlvbG9naWNhbDwva2V5d29yZD48a2V5d29y
+ZD5Nb2RlbHMsIEdlbmV0aWM8L2tleXdvcmQ+PGtleXdvcmQ+Kk11dGF0aW9uPC9rZXl3b3JkPjxr
+ZXl3b3JkPk5lb3BsYXNtcy9nZW5ldGljcy9tZXRhYm9saXNtPC9rZXl3b3JkPjxrZXl3b3JkPk94
+aWRhdGl2ZSBQaG9zcGhvcnlsYXRpb248L2tleXdvcmQ+PC9rZXl3b3Jkcz48ZGF0ZXM+PHllYXI+
+MjAxMjwveWVhcj48cHViLWRhdGVzPjxkYXRlPkRlYzwvZGF0ZT48L3B1Yi1kYXRlcz48L2RhdGVz
+Pjxpc2JuPjE0NzEtMDA2NCAoRWxlY3Ryb25pYykmI3hEOzE0NzEtMDA1NiAoUHJpbnQpJiN4RDsx
+NDcxLTAwNTYgKExpbmtpbmcpPC9pc2JuPjxhY2Nlc3Npb24tbnVtPjIzMTU0ODEwPC9hY2Nlc3Np
+b24tbnVtPjx1cmxzPjxyZWxhdGVkLXVybHM+PHVybD5odHRwczovL3d3dy5uY2JpLm5sbS5uaWgu
+Z292L3B1Ym1lZC8yMzE1NDgxMDwvdXJsPjwvcmVsYXRlZC11cmxzPjwvdXJscz48Y3VzdG9tMT5D
+b21wZXRpbmcgaW50ZXJlc3RzIHN0YXRlbWVudCBUaGUgYXV0aG9ycyBkZWNsYXJlIGNvbXBldGlu
+ZyBmaW5hbmNpYWwgaW50ZXJlc3RzOiBzZWUgV2ViIHZlcnNpb24gZm9yIGRldGFpbHMuPC9jdXN0
+b20xPjxjdXN0b20yPlBNQzM5NTk3NjI8L2N1c3RvbTI+PGVsZWN0cm9uaWMtcmVzb3VyY2UtbnVt
+PjEwLjEwMzgvbnJnMzI3NTwvZWxlY3Ryb25pYy1yZXNvdXJjZS1udW0+PHJlbW90ZS1kYXRhYmFz
+ZS1uYW1lPk1lZGxpbmU8L3JlbW90ZS1kYXRhYmFzZS1uYW1lPjxyZW1vdGUtZGF0YWJhc2UtcHJv
+dmlkZXI+TkxNPC9yZW1vdGUtZGF0YWJhc2UtcHJvdmlkZXI+PC9yZWNvcmQ+PC9DaXRlPjwvRW5k
+Tm90ZT4A
+</w:fldData>
+                        </w:fldChar>
                       </w:r>
-                      <w:proofErr w:type="spellStart"/>
                       <w:r>
                         <w:rPr>
                           <w:b w:val="0"/>
                           <w:bCs w:val="0"/>
                           <w:szCs w:val="16"/>
                         </w:rPr>
-                        <w:t>Moruno</w:t>
+                        <w:instrText xml:space="preserve"> ADDIN EN.CITE </w:instrText>
                       </w:r>
-                      <w:proofErr w:type="spellEnd"/>
                       <w:r>
                         <w:rPr>
                           <w:b w:val="0"/>
                           <w:bCs w:val="0"/>
                           <w:szCs w:val="16"/>
                         </w:rPr>
-                        <w:t>, 2023 #40;Poduri, 2013 #41;Schon, 2012 #42}</w:t>
+                        <w:fldChar w:fldCharType="begin">
+                          <w:fldData xml:space="preserve">PEVuZE5vdGU+PENpdGU+PEF1dGhvcj5Tb2xpcy1Nb3J1bm88L0F1dGhvcj48WWVhcj4yMDIzPC9Z
+ZWFyPjxSZWNOdW0+MjE8L1JlY051bT48RGlzcGxheVRleHQ+PHN0eWxlIGZhY2U9InN1cGVyc2Ny
+aXB0Ij4xLTM8L3N0eWxlPjwvRGlzcGxheVRleHQ+PHJlY29yZD48cmVjLW51bWJlcj4yMTwvcmVj
+LW51bWJlcj48Zm9yZWlnbi1rZXlzPjxrZXkgYXBwPSJFTiIgZGItaWQ9ImFzYXcwd3owNzV3enNm
+ZXAyc2RwZXMwZWVkMHp4dnB0ZHgyYSIgdGltZXN0YW1wPSIxNzc3NDYzNTQ3Ij4yMTwva2V5Pjwv
+Zm9yZWlnbi1rZXlzPjxyZWYtdHlwZSBuYW1lPSJKb3VybmFsIEFydGljbGUiPjE3PC9yZWYtdHlw
+ZT48Y29udHJpYnV0b3JzPjxhdXRob3JzPjxhdXRob3I+U29saXMtTW9ydW5vLCBNLjwvYXV0aG9y
+PjxhdXRob3I+QmF0bGxlLU1hc28sIEwuPC9hdXRob3I+PGF1dGhvcj5Cb25ldCwgTi48L2F1dGhv
+cj48YXV0aG9yPkFyb3N0ZWd1aSwgSi4gSS48L2F1dGhvcj48YXV0aG9yPkNhc2FscywgRi48L2F1
+dGhvcj48L2F1dGhvcnM+PC9jb250cmlidXRvcnM+PGF1dGgtYWRkcmVzcz5JbnN0aXR1dCBkZSBC
+aW9sb2dpYSBFdm9sdXRpdmEgKENTSUMtVVBGKSwgRGVwYXJ0YW1lbnQgZGUgQ2llbmNpZXMgRXhw
+ZXJpbWVudGFscyBpIGRlIGxhIFNhbHV0LCBVbml2ZXJzaXRhdCBQb21wZXUgRmFicmEsIERvY3Rv
+ciBBaWd1YWRlciA4OCwgQmFyY2Vsb25hLCBTcGFpbi4mI3hEO0dlbm9taWNzIENvcmUgRmFjaWxp
+dHksIERlcGFydGFtZW50IGRlIENpZW5jaWVzIEV4cGVyaW1lbnRhbHMgaSBkZSBsYSBTYWx1dCwg
+VW5pdmVyc2l0YXQgUG9tcGV1IEZhYnJhLCBQYXJjIGRlIFJlY2VyY2EgQmlvbWVkaWNhIGRlIEJh
+cmNlbG9uYSwgMDgwMDMsIEJhcmNlbG9uYSwgU3BhaW4uJiN4RDtEZXBhcnRtZW50IG9mIEltbXVu
+b2xvZ3ksIEhvc3BpdGFsIENsaW5pYywgQmFyY2Vsb25hLCBTcGFpbi4mI3hEO0luc3RpdHV0IGQm
+YXBvcztJbnZlc3RpZ2FjaW9ucyBCaW9tZWRpcXVlcyBBdWd1c3QgUGkgaSBTdW55ZXIgKElESUJB
+UFMpLCBCYXJjZWxvbmEsIFNwYWluLiYjeEQ7UGVkaWF0cmljIEluZmVjdGlvdXMgRGlzZWFzZXMg
+YW5kIEltbXVub2RlZmljaWVuY2llcyBVbml0LCBIb3NwaXRhbCBVbml2ZXJzaXRhcmkgVmFsbCBk
+JmFwb3M7SGVicm9uIChIVVZIKSwgVmFsbCBkJmFwb3M7SGVicm9uIEluc3RpdHV0IGRlIFJlY2Vy
+Y2EgKFZISVIpLCBVbml2ZXJzaXRhdCBBdXRvbm9tYSBkZSBCYXJjZWxvbmEsIEJhcmNlbG9uYSwg
+U3BhaW4uJiN4RDtVbml2ZXJzaXRhdCBkZSBCYXJjZWxvbmEsIEJhcmNlbG9uYSwgU3BhaW4uJiN4
+RDtHZW5vbWljcyBDb3JlIEZhY2lsaXR5LCBEZXBhcnRhbWVudCBkZSBDaWVuY2llcyBFeHBlcmlt
+ZW50YWxzIGkgZGUgbGEgU2FsdXQsIFVuaXZlcnNpdGF0IFBvbXBldSBGYWJyYSwgUGFyYyBkZSBS
+ZWNlcmNhIEJpb21lZGljYSBkZSBCYXJjZWxvbmEsIDA4MDAzLCBCYXJjZWxvbmEsIFNwYWluLiBm
+ZXJyYW5jYXNhbHNAdWIuZWR1LiYjeEQ7RGVwYXJ0YW1lbnQgZGUgR2VuZXRpY2EsIE1pY3JvYmlv
+bG9naWEgaSBFc3RhZGlzdGljYSwgRmFjdWx0YXQgZGUgQmlvbG9naWEsIFVuaXZlcnNpdGF0IGRl
+IEJhcmNlbG9uYSwgQmFyY2Vsb25hLCBTcGFpbi4gZmVycmFuY2FzYWxzQHViLmVkdS4mI3hEO0lu
+c3RpdHV0IGRlIEJpb21lZGljaW5hIGRlIGxhIFVuaXZlcnNpdGF0IGRlIEJhcmNlbG9uYSAoSUJV
+QiksIFVuaXZlcnNpdGF0IGRlIEJhcmNlbG9uYSwgQmFyY2Vsb25hLCBTcGFpbi4gZmVycmFuY2Fz
+YWxzQHViLmVkdS48L2F1dGgtYWRkcmVzcz48dGl0bGVzPjx0aXRsZT5Tb21hdGljIGdlbmV0aWMg
+dmFyaWF0aW9uIGluIGhlYWx0aHkgdGlzc3VlIGFuZCBub24tY2FuY2VyIGRpc2Vhc2VzPC90aXRs
+ZT48c2Vjb25kYXJ5LXRpdGxlPkV1ciBKIEh1bSBHZW5ldDwvc2Vjb25kYXJ5LXRpdGxlPjwvdGl0
+bGVzPjxwZXJpb2RpY2FsPjxmdWxsLXRpdGxlPkV1ciBKIEh1bSBHZW5ldDwvZnVsbC10aXRsZT48
+L3BlcmlvZGljYWw+PHBhZ2VzPjQ4LTU0PC9wYWdlcz48dm9sdW1lPjMxPC92b2x1bWU+PG51bWJl
+cj4xPC9udW1iZXI+PGVkaXRpb24+MjAyMjEwMjc8L2VkaXRpb24+PGtleXdvcmRzPjxrZXl3b3Jk
+Pkh1bWFuczwva2V5d29yZD48a2V5d29yZD5BZ2VkPC9rZXl3b3JkPjxrZXl3b3JkPipOZW9wbGFz
+bXMvZ2VuZXRpY3MvZGlhZ25vc2lzPC9rZXl3b3JkPjxrZXl3b3JkPkhpZ2gtVGhyb3VnaHB1dCBO
+dWNsZW90aWRlIFNlcXVlbmNpbmc8L2tleXdvcmQ+PGtleXdvcmQ+R2VuZXRpYyBWYXJpYXRpb248
+L2tleXdvcmQ+PC9rZXl3b3Jkcz48ZGF0ZXM+PHllYXI+MjAyMzwveWVhcj48cHViLWRhdGVzPjxk
+YXRlPkphbjwvZGF0ZT48L3B1Yi1kYXRlcz48L2RhdGVzPjxpc2JuPjE0NzYtNTQzOCAoRWxlY3Ry
+b25pYykmI3hEOzEwMTgtNDgxMyAoUHJpbnQpJiN4RDsxMDE4LTQ4MTMgKExpbmtpbmcpPC9pc2Ju
+PjxhY2Nlc3Npb24tbnVtPjM2Mjg5NDA3PC9hY2Nlc3Npb24tbnVtPjx1cmxzPjxyZWxhdGVkLXVy
+bHM+PHVybD5odHRwczovL3d3dy5uY2JpLm5sbS5uaWguZ292L3B1Ym1lZC8zNjI4OTQwNzwvdXJs
+PjwvcmVsYXRlZC11cmxzPjwvdXJscz48Y3VzdG9tMT5UaGUgYXV0aG9ycyBkZWNsYXJlIG5vIGNv
+bXBldGluZyBpbnRlcmVzdHMuPC9jdXN0b20xPjxjdXN0b20yPlBNQzk4MjMwOTk8L2N1c3RvbTI+
+PGVsZWN0cm9uaWMtcmVzb3VyY2UtbnVtPjEwLjEwMzgvczQxNDMxLTAyMi0wMTIxMy04PC9lbGVj
+dHJvbmljLXJlc291cmNlLW51bT48cmVtb3RlLWRhdGFiYXNlLW5hbWU+TWVkbGluZTwvcmVtb3Rl
+LWRhdGFiYXNlLW5hbWU+PHJlbW90ZS1kYXRhYmFzZS1wcm92aWRlcj5OTE08L3JlbW90ZS1kYXRh
+YmFzZS1wcm92aWRlcj48L3JlY29yZD48L0NpdGU+PENpdGU+PEF1dGhvcj5Qb2R1cmk8L0F1dGhv
+cj48WWVhcj4yMDEzPC9ZZWFyPjxSZWNOdW0+MjI8L1JlY051bT48cmVjb3JkPjxyZWMtbnVtYmVy
+PjIyPC9yZWMtbnVtYmVyPjxmb3JlaWduLWtleXM+PGtleSBhcHA9IkVOIiBkYi1pZD0iYXNhdzB3
+ejA3NXd6c2ZlcDJzZHBlczBlZWQwenh2cHRkeDJhIiB0aW1lc3RhbXA9IjE3Nzc0NjM1NDciPjIy
+PC9rZXk+PC9mb3JlaWduLWtleXM+PHJlZi10eXBlIG5hbWU9IkpvdXJuYWwgQXJ0aWNsZSI+MTc8
+L3JlZi10eXBlPjxjb250cmlidXRvcnM+PGF1dGhvcnM+PGF1dGhvcj5Qb2R1cmksIEEuPC9hdXRo
+b3I+PGF1dGhvcj5FdnJvbnksIEcuIEQuPC9hdXRob3I+PGF1dGhvcj5DYWksIFguPC9hdXRob3I+
+PGF1dGhvcj5XYWxzaCwgQy4gQS48L2F1dGhvcj48L2F1dGhvcnM+PC9jb250cmlidXRvcnM+PGF1
+dGgtYWRkcmVzcz5EZXBhcnRtZW50IG9mIE5ldXJvbG9neSwgQm9zdG9uIENoaWxkcmVuJmFwb3M7
+cyBIb3NwaXRhbCwgQm9zdG9uLCBNQSAwMjExNSwgVVNBLjwvYXV0aC1hZGRyZXNzPjx0aXRsZXM+
+PHRpdGxlPlNvbWF0aWMgbXV0YXRpb24sIGdlbm9taWMgdmFyaWF0aW9uLCBhbmQgbmV1cm9sb2dp
+Y2FsIGRpc2Vhc2U8L3RpdGxlPjxzZWNvbmRhcnktdGl0bGU+U2NpZW5jZTwvc2Vjb25kYXJ5LXRp
+dGxlPjwvdGl0bGVzPjxwZXJpb2RpY2FsPjxmdWxsLXRpdGxlPlNjaWVuY2U8L2Z1bGwtdGl0bGU+
+PC9wZXJpb2RpY2FsPjxwYWdlcz4xMjM3NzU4PC9wYWdlcz48dm9sdW1lPjM0MTwvdm9sdW1lPjxu
+dW1iZXI+NjE0MTwvbnVtYmVyPjxrZXl3b3Jkcz48a2V5d29yZD5CcmFpbiBEaXNlYXNlcy8qZ2Vu
+ZXRpY3MvcGF0aG9sb2d5PC9rZXl3b3JkPjxrZXl3b3JkPkNlcmVicmFsIENvcnRleC9ncm93dGgg
+JmFtcDsgZGV2ZWxvcG1lbnQvbWV0YWJvbGlzbS9wYXRob2xvZ3k8L2tleXdvcmQ+PGtleXdvcmQ+
+Q2xhc3NpY2FsIExpc3NlbmNlcGhhbGllcyBhbmQgU3ViY29ydGljYWwgQmFuZCBIZXRlcm90b3Bp
+YXMvZ2VuZXRpY3MvcGF0aG9sb2d5PC9rZXl3b3JkPjxrZXl3b3JkPkROQSBNdXRhdGlvbmFsIEFu
+YWx5c2lzPC9rZXl3b3JkPjxrZXl3b3JkPkhpZ2gtVGhyb3VnaHB1dCBOdWNsZW90aWRlIFNlcXVl
+bmNpbmc8L2tleXdvcmQ+PGtleXdvcmQ+SHVtYW5zPC9rZXl3b3JkPjxrZXl3b3JkPkxpc3NlbmNl
+cGhhbHkvZ2VuZXRpY3MvcGF0aG9sb2d5PC9rZXl3b3JkPjxrZXl3b3JkPk1vc2FpY2lzbTwva2V5
+d29yZD48a2V5d29yZD4qTXV0YXRpb248L2tleXdvcmQ+PC9rZXl3b3Jkcz48ZGF0ZXM+PHllYXI+
+MjAxMzwveWVhcj48cHViLWRhdGVzPjxkYXRlPkp1bCA1PC9kYXRlPjwvcHViLWRhdGVzPjwvZGF0
+ZXM+PGlzYm4+MTA5NS05MjAzIChFbGVjdHJvbmljKSYjeEQ7MDAzNi04MDc1IChQcmludCkmI3hE
+OzAwMzYtODA3NSAoTGlua2luZyk8L2lzYm4+PGFjY2Vzc2lvbi1udW0+MjM4Mjg5NDI8L2FjY2Vz
+c2lvbi1udW0+PHVybHM+PHJlbGF0ZWQtdXJscz48dXJsPmh0dHBzOi8vd3d3Lm5jYmkubmxtLm5p
+aC5nb3YvcHVibWVkLzIzODI4OTQyPC91cmw+PC9yZWxhdGVkLXVybHM+PC91cmxzPjxjdXN0b20y
+PlBNQzM5MDk5NTQ8L2N1c3RvbTI+PGVsZWN0cm9uaWMtcmVzb3VyY2UtbnVtPjEwLjExMjYvc2Np
+ZW5jZS4xMjM3NzU4PC9lbGVjdHJvbmljLXJlc291cmNlLW51bT48cmVtb3RlLWRhdGFiYXNlLW5h
+bWU+TWVkbGluZTwvcmVtb3RlLWRhdGFiYXNlLW5hbWU+PHJlbW90ZS1kYXRhYmFzZS1wcm92aWRl
+cj5OTE08L3JlbW90ZS1kYXRhYmFzZS1wcm92aWRlcj48L3JlY29yZD48L0NpdGU+PENpdGU+PEF1
+dGhvcj5TY2hvbjwvQXV0aG9yPjxZZWFyPjIwMTI8L1llYXI+PFJlY051bT4yMzwvUmVjTnVtPjxy
+ZWNvcmQ+PHJlYy1udW1iZXI+MjM8L3JlYy1udW1iZXI+PGZvcmVpZ24ta2V5cz48a2V5IGFwcD0i
+RU4iIGRiLWlkPSJhc2F3MHd6MDc1d3pzZmVwMnNkcGVzMGVlZDB6eHZwdGR4MmEiIHRpbWVzdGFt
+cD0iMTc3NzQ2MzU0NyI+MjM8L2tleT48L2ZvcmVpZ24ta2V5cz48cmVmLXR5cGUgbmFtZT0iSm91
+cm5hbCBBcnRpY2xlIj4xNzwvcmVmLXR5cGU+PGNvbnRyaWJ1dG9ycz48YXV0aG9ycz48YXV0aG9y
+PlNjaG9uLCBFLiBBLjwvYXV0aG9yPjxhdXRob3I+RGlNYXVybywgUy48L2F1dGhvcj48YXV0aG9y
+PkhpcmFubywgTS48L2F1dGhvcj48L2F1dGhvcnM+PC9jb250cmlidXRvcnM+PGF1dGgtYWRkcmVz
+cz5EZXBhcnRtZW50IG9mIE5ldXJvbG9neSwgQ29sdW1iaWEgVW5pdmVyc2l0eSBNZWRpY2FsIENl
+bnRlciwgNjMwIFdlc3QgMTY4dGggU3RyZWV0LCBOZXcgWW9yaywgTmV3IFlvcmsgMTAwMzIsIFVT
+QS4gZWFzM0Bjb2x1bWJpYS5lZHU8L2F1dGgtYWRkcmVzcz48dGl0bGVzPjx0aXRsZT5IdW1hbiBt
+aXRvY2hvbmRyaWFsIEROQTogcm9sZXMgb2YgaW5oZXJpdGVkIGFuZCBzb21hdGljIG11dGF0aW9u
+czwvdGl0bGU+PHNlY29uZGFyeS10aXRsZT5OYXQgUmV2IEdlbmV0PC9zZWNvbmRhcnktdGl0bGU+
+PC90aXRsZXM+PHBlcmlvZGljYWw+PGZ1bGwtdGl0bGU+TmF0IFJldiBHZW5ldDwvZnVsbC10aXRs
+ZT48L3BlcmlvZGljYWw+PHBhZ2VzPjg3OC05MDwvcGFnZXM+PHZvbHVtZT4xMzwvdm9sdW1lPjxu
+dW1iZXI+MTI8L251bWJlcj48a2V5d29yZHM+PGtleXdvcmQ+QWdpbmcvZ2VuZXRpY3MvbWV0YWJv
+bGlzbTwva2V5d29yZD48a2V5d29yZD5ETkEsIE1pdG9jaG9uZHJpYWwvKmdlbmV0aWNzL21ldGFi
+b2xpc208L2tleXdvcmQ+PGtleXdvcmQ+RWxlY3Ryb24gVHJhbnNwb3J0PC9rZXl3b3JkPjxrZXl3
+b3JkPkdlbm9tZSwgTWl0b2Nob25kcmlhbDwva2V5d29yZD48a2V5d29yZD5HZXJtLUxpbmUgTXV0
+YXRpb248L2tleXdvcmQ+PGtleXdvcmQ+SGVyZWRvZGVnZW5lcmF0aXZlIERpc29yZGVycywgTmVy
+dm91cyBTeXN0ZW0vZ2VuZXRpY3MvbWV0YWJvbGlzbTwva2V5d29yZD48a2V5d29yZD5IdW1hbnM8
+L2tleXdvcmQ+PGtleXdvcmQ+TWl0b2Nob25kcmlhbCBEaXNlYXNlcy9nZW5ldGljcy9tZXRhYm9s
+aXNtPC9rZXl3b3JkPjxrZXl3b3JkPk1vZGVscywgQmlvbG9naWNhbDwva2V5d29yZD48a2V5d29y
+ZD5Nb2RlbHMsIEdlbmV0aWM8L2tleXdvcmQ+PGtleXdvcmQ+Kk11dGF0aW9uPC9rZXl3b3JkPjxr
+ZXl3b3JkPk5lb3BsYXNtcy9nZW5ldGljcy9tZXRhYm9saXNtPC9rZXl3b3JkPjxrZXl3b3JkPk94
+aWRhdGl2ZSBQaG9zcGhvcnlsYXRpb248L2tleXdvcmQ+PC9rZXl3b3Jkcz48ZGF0ZXM+PHllYXI+
+MjAxMjwveWVhcj48cHViLWRhdGVzPjxkYXRlPkRlYzwvZGF0ZT48L3B1Yi1kYXRlcz48L2RhdGVz
+Pjxpc2JuPjE0NzEtMDA2NCAoRWxlY3Ryb25pYykmI3hEOzE0NzEtMDA1NiAoUHJpbnQpJiN4RDsx
+NDcxLTAwNTYgKExpbmtpbmcpPC9pc2JuPjxhY2Nlc3Npb24tbnVtPjIzMTU0ODEwPC9hY2Nlc3Np
+b24tbnVtPjx1cmxzPjxyZWxhdGVkLXVybHM+PHVybD5odHRwczovL3d3dy5uY2JpLm5sbS5uaWgu
+Z292L3B1Ym1lZC8yMzE1NDgxMDwvdXJsPjwvcmVsYXRlZC11cmxzPjwvdXJscz48Y3VzdG9tMT5D
+b21wZXRpbmcgaW50ZXJlc3RzIHN0YXRlbWVudCBUaGUgYXV0aG9ycyBkZWNsYXJlIGNvbXBldGlu
+ZyBmaW5hbmNpYWwgaW50ZXJlc3RzOiBzZWUgV2ViIHZlcnNpb24gZm9yIGRldGFpbHMuPC9jdXN0
+b20xPjxjdXN0b20yPlBNQzM5NTk3NjI8L2N1c3RvbTI+PGVsZWN0cm9uaWMtcmVzb3VyY2UtbnVt
+PjEwLjEwMzgvbnJnMzI3NTwvZWxlY3Ryb25pYy1yZXNvdXJjZS1udW0+PHJlbW90ZS1kYXRhYmFz
+ZS1uYW1lPk1lZGxpbmU8L3JlbW90ZS1kYXRhYmFzZS1uYW1lPjxyZW1vdGUtZGF0YWJhc2UtcHJv
+dmlkZXI+TkxNPC9yZW1vdGUtZGF0YWJhc2UtcHJvdmlkZXI+PC9yZWNvcmQ+PC9DaXRlPjwvRW5k
+Tm90ZT4A
+</w:fldData>
+                        </w:fldChar>
+                      </w:r>
+                      <w:r>
+                        <w:rPr>
+                          <w:b w:val="0"/>
+                          <w:bCs w:val="0"/>
+                          <w:szCs w:val="16"/>
+                        </w:rPr>
+                        <w:instrText xml:space="preserve"> ADDIN EN.CITE.DATA </w:instrText>
+                      </w:r>
+                      <w:r>
+                        <w:rPr>
+                          <w:b w:val="0"/>
+                          <w:bCs w:val="0"/>
+                          <w:szCs w:val="16"/>
+                        </w:rPr>
+                      </w:r>
+                      <w:r>
+                        <w:rPr>
+                          <w:b w:val="0"/>
+                          <w:bCs w:val="0"/>
+                          <w:szCs w:val="16"/>
+                        </w:rPr>
+                        <w:fldChar w:fldCharType="end"/>
+                      </w:r>
+                      <w:r>
+                        <w:rPr>
+                          <w:b w:val="0"/>
+                          <w:bCs w:val="0"/>
+                          <w:szCs w:val="16"/>
+                        </w:rPr>
+                        <w:fldChar w:fldCharType="separate"/>
+                      </w:r>
+                      <w:r>
+                        <w:rPr>
+                          <w:b w:val="0"/>
+                          <w:bCs w:val="0"/>
+                          <w:noProof/>
+                          <w:szCs w:val="16"/>
+                          <w:vertAlign w:val="superscript"/>
+                        </w:rPr>
+                        <w:t>1-3</w:t>
+                      </w:r>
+                      <w:r>
+                        <w:rPr>
+                          <w:b w:val="0"/>
+                          <w:bCs w:val="0"/>
+                          <w:szCs w:val="16"/>
+                        </w:rPr>
+                        <w:fldChar w:fldCharType="end"/>
                       </w:r>
                       <w:r>
                         <w:rPr>
@@ -1075,12 +3409,3306 @@
         </mc:AlternateContent>
       </w:r>
       <w:r>
-        <w:t>Framework and scope</w:t>
+        <w:rPr>
+          <w:rStyle w:val="normaltextrun"/>
+          <w:color w:val="000000"/>
+          <w:shd w:val="clear" w:color="auto" w:fill="FFFFFF"/>
+        </w:rPr>
+        <w:t>causal effect sizes for known structural edges rather than identifying drivers from cohort survival.</w:t>
+      </w:r>
+      <w:r>
+        <w:rPr>
+          <w:rStyle w:val="eop"/>
+          <w:color w:val="000000"/>
+          <w:bdr w:val="none" w:sz="0" w:space="0" w:color="auto" w:frame="1"/>
+          <w:shd w:val="clear" w:color="auto" w:fill="C6C6C6"/>
+        </w:rPr>
+        <w:t> </w:t>
+      </w:r>
+      <w:r>
+        <w:t xml:space="preserve">Our central </w:t>
+      </w:r>
+      <w:r>
+        <w:t>supposition</w:t>
+      </w:r>
+      <w:r>
+        <w:t xml:space="preserve"> is that tissues themselves contain a solution</w:t>
+      </w:r>
+      <w:r>
+        <w:t xml:space="preserve"> through causal Inference</w:t>
+      </w:r>
+      <w:r>
+        <w:t>.</w:t>
+      </w:r>
+      <w:r>
+        <w:t xml:space="preserve"> Somatic processes generate heritable variation among nearby cells through stochastic events that occur independently of local context.</w:t>
+      </w:r>
+      <w:r>
+        <w:t xml:space="preserve"> </w:t>
+      </w:r>
+      <w:r>
+        <w:t>X-chromosome inactivation patterns, mitochondrial DNA mutations, and somatic mosaicism all introduce variation in gene dosage or allelic state among neighboring cells (</w:t>
+      </w:r>
+      <w:r>
+        <w:t>Table 1</w:t>
+      </w:r>
+      <w:r>
+        <w:t>). This variation propagates across cellular descendants, creating clones with distinct molecular states sharing identical microenvironmental contexts</w:t>
+      </w:r>
+      <w:r>
+        <w:t>.</w:t>
+      </w:r>
+      <w:r>
+        <w:t xml:space="preserve"> </w:t>
+      </w:r>
+      <w:r>
+        <w:rPr>
+          <w:b/>
+        </w:rPr>
+        <w:fldChar w:fldCharType="begin">
+          <w:fldData xml:space="preserve">PEVuZE5vdGU+PENpdGU+PEF1dGhvcj5Nb2VsbGVyPC9BdXRob3I+PFllYXI+MjAyNDwvWWVhcj48
+UmVjTnVtPjE3PC9SZWNOdW0+PERpc3BsYXlUZXh0PjxzdHlsZSBmYWNlPSJzdXBlcnNjcmlwdCI+
+MjE8L3N0eWxlPjwvRGlzcGxheVRleHQ+PHJlY29yZD48cmVjLW51bWJlcj4xNzwvcmVjLW51bWJl
+cj48Zm9yZWlnbi1rZXlzPjxrZXkgYXBwPSJFTiIgZGItaWQ9ImFzYXcwd3owNzV3enNmZXAyc2Rw
+ZXMwZWVkMHp4dnB0ZHgyYSIgdGltZXN0YW1wPSIxNzc3NDYzNTQ3Ij4xNzwva2V5PjwvZm9yZWln
+bi1rZXlzPjxyZWYtdHlwZSBuYW1lPSJKb3VybmFsIEFydGljbGUiPjE3PC9yZWYtdHlwZT48Y29u
+dHJpYnV0b3JzPjxhdXRob3JzPjxhdXRob3I+TW9lbGxlciwgTS4gRS48L2F1dGhvcj48YXV0aG9y
+Pk1vbiBQZXJlLCBOLiBWLjwvYXV0aG9yPjxhdXRob3I+V2VybmVyLCBCLjwvYXV0aG9yPjxhdXRo
+b3I+SHVhbmcsIFcuPC9hdXRob3I+PC9hdXRob3JzPjwvY29udHJpYnV0b3JzPjxhdXRoLWFkZHJl
+c3M+RGVwYXJ0bWVudCBvZiBNYXRoZW1hdGljcywgUXVlZW4gTWFyeSBVbml2ZXJzaXR5IG9mIExv
+bmRvbiwgTG9uZG9uLCBVbml0ZWQgS2luZ2RvbS4mI3hEO0V2b2x1dGlvbmFyeSBEeW5hbWljcyBH
+cm91cCwgQ2VudHJlIGZvciBDYW5jZXIgR2Vub21pY3MgYW5kIENvbXB1dGF0aW9uYWwgQmlvbG9n
+eSwgQmFydHMgQ2FuY2VyIENlbnRyZSwgUXVlZW4gTWFyeSBVbml2ZXJzaXR5IG9mIExvbmRvbiwg
+TG9uZG9uLCBVbml0ZWQgS2luZ2RvbS4mI3hEO0ludGVydW5pdmVyc2l0eSBJbnN0aXR1dGUgb2Yg
+QmlvaW5mb3JtYXRpY3MgaW4gQnJ1c3NlbHMsIFVuaXZlcnNpdGUgTGlicmUgZGUgQnJ1eGVsbGVz
+LCBJeGVsbGVzLCBCZWxnaXVtLiYjeEQ7R3JvdXAgb2YgVGhlb3JldGljYWwgQmlvbG9neSwgVGhl
+IFN0YXRlIEtleSBMYWJvcmF0b3J5IG9mIEJpb2NvbnRyb2wsIFNjaG9vbCBvZiBMaWZlIFNjaWVu
+Y2UsIFN1biBZYXQtc2VuIFVuaXZlcnNpdHksIEd1YW5nemhvdSwgQ2hpbmEuPC9hdXRoLWFkZHJl
+c3M+PHRpdGxlcz48dGl0bGU+TWVhc3VyZXMgb2YgZ2VuZXRpYyBkaXZlcnNpZmljYXRpb24gaW4g
+c29tYXRpYyB0aXNzdWVzIGF0IGJ1bGsgYW5kIHNpbmdsZS1jZWxsIHJlc29sdXRpb248L3RpdGxl
+PjxzZWNvbmRhcnktdGl0bGU+RWxpZmU8L3NlY29uZGFyeS10aXRsZT48L3RpdGxlcz48cGVyaW9k
+aWNhbD48ZnVsbC10aXRsZT5FbGlmZTwvZnVsbC10aXRsZT48L3BlcmlvZGljYWw+PHZvbHVtZT4x
+Mjwvdm9sdW1lPjxlZGl0aW9uPjIwMjQwMTI0PC9lZGl0aW9uPjxrZXl3b3Jkcz48a2V5d29yZD5B
+ZHVsdDwva2V5d29yZD48a2V5d29yZD5IdW1hbnM8L2tleXdvcmQ+PGtleXdvcmQ+KkFkdWx0IFN0
+ZW0gQ2VsbHM8L2tleXdvcmQ+PGtleXdvcmQ+Q2VsbCBTZWxmIFJlbmV3YWw8L2tleXdvcmQ+PGtl
+eXdvcmQ+RW52aXJvbm1lbnRhbCBFeHBvc3VyZTwva2V5d29yZD48a2V5d29yZD5HZW5ldGljIEhl
+dGVyb2dlbmVpdHk8L2tleXdvcmQ+PGtleXdvcmQ+R2Vub21pY3M8L2tleXdvcmQ+PGtleXdvcmQ+
+ZXZvbHV0aW9uYXJ5IGJpb2xvZ3k8L2tleXdvcmQ+PGtleXdvcmQ+ZXZvbHV0aW9uYXJ5IGluZmVy
+ZW5jZXM8L2tleXdvcmQ+PGtleXdvcmQ+aGVhbHRoeSBodW1hbiB0aXNzdWVzPC9rZXl3b3JkPjxr
+ZXl3b3JkPmh1bWFuPC9rZXl3b3JkPjxrZXl3b3JkPnNhbXBsaW5nPC9rZXl3b3JkPjxrZXl3b3Jk
+PnNpbmdsZS1jZWxsIG11dGF0aW9uIGJ1cmRlbjwva2V5d29yZD48a2V5d29yZD5zdGVtIGNlbGwg
+ZHluYW1pY3M8L2tleXdvcmQ+PGtleXdvcmQ+dmFyaWVudCBhbGxlbGUgZnJlcXVlbmN5PC9rZXl3
+b3JkPjwva2V5d29yZHM+PGRhdGVzPjx5ZWFyPjIwMjQ8L3llYXI+PHB1Yi1kYXRlcz48ZGF0ZT5K
+YW4gMjQ8L2RhdGU+PC9wdWItZGF0ZXM+PC9kYXRlcz48aXNibj4yMDUwLTA4NFggKEVsZWN0cm9u
+aWMpJiN4RDsyMDUwLTA4NFggKExpbmtpbmcpPC9pc2JuPjxhY2Nlc3Npb24tbnVtPjM4MjY1Mjg2
+PC9hY2Nlc3Npb24tbnVtPjx1cmxzPjxyZWxhdGVkLXVybHM+PHVybD5odHRwczovL3d3dy5uY2Jp
+Lm5sbS5uaWguZ292L3B1Ym1lZC8zODI2NTI4NjwvdXJsPjwvcmVsYXRlZC11cmxzPjwvdXJscz48
+Y3VzdG9tMT5NTSwgTk0sIEJXLCBXSCBObyBjb21wZXRpbmcgaW50ZXJlc3RzIGRlY2xhcmVkPC9j
+dXN0b20xPjxjdXN0b20yPlBNQzEwOTQ1NzM1PC9jdXN0b20yPjxlbGVjdHJvbmljLXJlc291cmNl
+LW51bT4xMC43NTU0L2VMaWZlLjg5NzgwPC9lbGVjdHJvbmljLXJlc291cmNlLW51bT48cmVtb3Rl
+LWRhdGFiYXNlLW5hbWU+TWVkbGluZTwvcmVtb3RlLWRhdGFiYXNlLW5hbWU+PHJlbW90ZS1kYXRh
+YmFzZS1wcm92aWRlcj5OTE08L3JlbW90ZS1kYXRhYmFzZS1wcm92aWRlcj48L3JlY29yZD48L0Np
+dGU+PC9FbmROb3RlPgB=
+</w:fldData>
+        </w:fldChar>
+      </w:r>
+      <w:r>
+        <w:rPr>
+          <w:b/>
+        </w:rPr>
+        <w:instrText xml:space="preserve"> ADDIN EN.CITE </w:instrText>
+      </w:r>
+      <w:r>
+        <w:rPr>
+          <w:b/>
+        </w:rPr>
+        <w:fldChar w:fldCharType="begin">
+          <w:fldData xml:space="preserve">PEVuZE5vdGU+PENpdGU+PEF1dGhvcj5Nb2VsbGVyPC9BdXRob3I+PFllYXI+MjAyNDwvWWVhcj48
+UmVjTnVtPjE3PC9SZWNOdW0+PERpc3BsYXlUZXh0PjxzdHlsZSBmYWNlPSJzdXBlcnNjcmlwdCI+
+MjE8L3N0eWxlPjwvRGlzcGxheVRleHQ+PHJlY29yZD48cmVjLW51bWJlcj4xNzwvcmVjLW51bWJl
+cj48Zm9yZWlnbi1rZXlzPjxrZXkgYXBwPSJFTiIgZGItaWQ9ImFzYXcwd3owNzV3enNmZXAyc2Rw
+ZXMwZWVkMHp4dnB0ZHgyYSIgdGltZXN0YW1wPSIxNzc3NDYzNTQ3Ij4xNzwva2V5PjwvZm9yZWln
+bi1rZXlzPjxyZWYtdHlwZSBuYW1lPSJKb3VybmFsIEFydGljbGUiPjE3PC9yZWYtdHlwZT48Y29u
+dHJpYnV0b3JzPjxhdXRob3JzPjxhdXRob3I+TW9lbGxlciwgTS4gRS48L2F1dGhvcj48YXV0aG9y
+Pk1vbiBQZXJlLCBOLiBWLjwvYXV0aG9yPjxhdXRob3I+V2VybmVyLCBCLjwvYXV0aG9yPjxhdXRo
+b3I+SHVhbmcsIFcuPC9hdXRob3I+PC9hdXRob3JzPjwvY29udHJpYnV0b3JzPjxhdXRoLWFkZHJl
+c3M+RGVwYXJ0bWVudCBvZiBNYXRoZW1hdGljcywgUXVlZW4gTWFyeSBVbml2ZXJzaXR5IG9mIExv
+bmRvbiwgTG9uZG9uLCBVbml0ZWQgS2luZ2RvbS4mI3hEO0V2b2x1dGlvbmFyeSBEeW5hbWljcyBH
+cm91cCwgQ2VudHJlIGZvciBDYW5jZXIgR2Vub21pY3MgYW5kIENvbXB1dGF0aW9uYWwgQmlvbG9n
+eSwgQmFydHMgQ2FuY2VyIENlbnRyZSwgUXVlZW4gTWFyeSBVbml2ZXJzaXR5IG9mIExvbmRvbiwg
+TG9uZG9uLCBVbml0ZWQgS2luZ2RvbS4mI3hEO0ludGVydW5pdmVyc2l0eSBJbnN0aXR1dGUgb2Yg
+QmlvaW5mb3JtYXRpY3MgaW4gQnJ1c3NlbHMsIFVuaXZlcnNpdGUgTGlicmUgZGUgQnJ1eGVsbGVz
+LCBJeGVsbGVzLCBCZWxnaXVtLiYjeEQ7R3JvdXAgb2YgVGhlb3JldGljYWwgQmlvbG9neSwgVGhl
+IFN0YXRlIEtleSBMYWJvcmF0b3J5IG9mIEJpb2NvbnRyb2wsIFNjaG9vbCBvZiBMaWZlIFNjaWVu
+Y2UsIFN1biBZYXQtc2VuIFVuaXZlcnNpdHksIEd1YW5nemhvdSwgQ2hpbmEuPC9hdXRoLWFkZHJl
+c3M+PHRpdGxlcz48dGl0bGU+TWVhc3VyZXMgb2YgZ2VuZXRpYyBkaXZlcnNpZmljYXRpb24gaW4g
+c29tYXRpYyB0aXNzdWVzIGF0IGJ1bGsgYW5kIHNpbmdsZS1jZWxsIHJlc29sdXRpb248L3RpdGxl
+PjxzZWNvbmRhcnktdGl0bGU+RWxpZmU8L3NlY29uZGFyeS10aXRsZT48L3RpdGxlcz48cGVyaW9k
+aWNhbD48ZnVsbC10aXRsZT5FbGlmZTwvZnVsbC10aXRsZT48L3BlcmlvZGljYWw+PHZvbHVtZT4x
+Mjwvdm9sdW1lPjxlZGl0aW9uPjIwMjQwMTI0PC9lZGl0aW9uPjxrZXl3b3Jkcz48a2V5d29yZD5B
+ZHVsdDwva2V5d29yZD48a2V5d29yZD5IdW1hbnM8L2tleXdvcmQ+PGtleXdvcmQ+KkFkdWx0IFN0
+ZW0gQ2VsbHM8L2tleXdvcmQ+PGtleXdvcmQ+Q2VsbCBTZWxmIFJlbmV3YWw8L2tleXdvcmQ+PGtl
+eXdvcmQ+RW52aXJvbm1lbnRhbCBFeHBvc3VyZTwva2V5d29yZD48a2V5d29yZD5HZW5ldGljIEhl
+dGVyb2dlbmVpdHk8L2tleXdvcmQ+PGtleXdvcmQ+R2Vub21pY3M8L2tleXdvcmQ+PGtleXdvcmQ+
+ZXZvbHV0aW9uYXJ5IGJpb2xvZ3k8L2tleXdvcmQ+PGtleXdvcmQ+ZXZvbHV0aW9uYXJ5IGluZmVy
+ZW5jZXM8L2tleXdvcmQ+PGtleXdvcmQ+aGVhbHRoeSBodW1hbiB0aXNzdWVzPC9rZXl3b3JkPjxr
+ZXl3b3JkPmh1bWFuPC9rZXl3b3JkPjxrZXl3b3JkPnNhbXBsaW5nPC9rZXl3b3JkPjxrZXl3b3Jk
+PnNpbmdsZS1jZWxsIG11dGF0aW9uIGJ1cmRlbjwva2V5d29yZD48a2V5d29yZD5zdGVtIGNlbGwg
+ZHluYW1pY3M8L2tleXdvcmQ+PGtleXdvcmQ+dmFyaWVudCBhbGxlbGUgZnJlcXVlbmN5PC9rZXl3
+b3JkPjwva2V5d29yZHM+PGRhdGVzPjx5ZWFyPjIwMjQ8L3llYXI+PHB1Yi1kYXRlcz48ZGF0ZT5K
+YW4gMjQ8L2RhdGU+PC9wdWItZGF0ZXM+PC9kYXRlcz48aXNibj4yMDUwLTA4NFggKEVsZWN0cm9u
+aWMpJiN4RDsyMDUwLTA4NFggKExpbmtpbmcpPC9pc2JuPjxhY2Nlc3Npb24tbnVtPjM4MjY1Mjg2
+PC9hY2Nlc3Npb24tbnVtPjx1cmxzPjxyZWxhdGVkLXVybHM+PHVybD5odHRwczovL3d3dy5uY2Jp
+Lm5sbS5uaWguZ292L3B1Ym1lZC8zODI2NTI4NjwvdXJsPjwvcmVsYXRlZC11cmxzPjwvdXJscz48
+Y3VzdG9tMT5NTSwgTk0sIEJXLCBXSCBObyBjb21wZXRpbmcgaW50ZXJlc3RzIGRlY2xhcmVkPC9j
+dXN0b20xPjxjdXN0b20yPlBNQzEwOTQ1NzM1PC9jdXN0b20yPjxlbGVjdHJvbmljLXJlc291cmNl
+LW51bT4xMC43NTU0L2VMaWZlLjg5NzgwPC9lbGVjdHJvbmljLXJlc291cmNlLW51bT48cmVtb3Rl
+LWRhdGFiYXNlLW5hbWU+TWVkbGluZTwvcmVtb3RlLWRhdGFiYXNlLW5hbWU+PHJlbW90ZS1kYXRh
+YmFzZS1wcm92aWRlcj5OTE08L3JlbW90ZS1kYXRhYmFzZS1wcm92aWRlcj48L3JlY29yZD48L0Np
+dGU+PC9FbmROb3RlPgB=
+</w:fldData>
+        </w:fldChar>
+      </w:r>
+      <w:r>
+        <w:rPr>
+          <w:b/>
+        </w:rPr>
+        <w:instrText xml:space="preserve"> ADDIN EN.CITE.DATA </w:instrText>
+      </w:r>
+      <w:r>
+        <w:rPr>
+          <w:b/>
+        </w:rPr>
+      </w:r>
+      <w:r>
+        <w:rPr>
+          <w:b/>
+        </w:rPr>
+        <w:fldChar w:fldCharType="end"/>
+      </w:r>
+      <w:r>
+        <w:rPr>
+          <w:b/>
+        </w:rPr>
+        <w:fldChar w:fldCharType="separate"/>
+      </w:r>
+      <w:r>
+        <w:rPr>
+          <w:b/>
+          <w:noProof/>
+          <w:vertAlign w:val="superscript"/>
+        </w:rPr>
+        <w:t>21</w:t>
+      </w:r>
+      <w:r>
+        <w:rPr>
+          <w:b/>
+        </w:rPr>
+        <w:fldChar w:fldCharType="end"/>
+      </w:r>
+      <w:r>
+        <w:t xml:space="preserve"> </w:t>
+      </w:r>
+      <w:r>
+        <w:t>This variation acts as a natural source of quasi-random perturbation, enabling instrumental variable analysis while preserving native tissue architecture</w:t>
+      </w:r>
+      <w:r>
+        <w:t xml:space="preserve">. </w:t>
       </w:r>
     </w:p>
     <w:p>
       <w:pPr>
+        <w:pStyle w:val="Heading2"/>
+      </w:pPr>
+      <w:r>
+        <w:t xml:space="preserve">Extrachromosomal DNA </w:t>
+      </w:r>
+      <w:r>
+        <w:t xml:space="preserve">(ecDNA) </w:t>
+      </w:r>
+      <w:r>
+        <w:t xml:space="preserve">is a proof-of-principle system for single-cell spatial causal inference. </w:t>
+      </w:r>
+    </w:p>
+    <w:p>
+      <w:pPr>
         <w:pStyle w:val="PaperBody"/>
+        <w:rPr>
+          <w:b/>
+          <w:bCs/>
+          <w:color w:val="000000" w:themeColor="text1"/>
+        </w:rPr>
+      </w:pPr>
+      <w:r>
+        <w:t xml:space="preserve">Extrachromosomal DNA </w:t>
+      </w:r>
+      <w:r>
+        <w:t xml:space="preserve">(ecDNA) </w:t>
+      </w:r>
+      <w:r>
+        <w:t xml:space="preserve">provides an ideal benchmark system because its random segregation is experimentally verified and its downstream effects are well characterized. </w:t>
+      </w:r>
+      <w:r>
+        <w:rPr>
+          <w:bCs/>
+          <w:color w:val="000000" w:themeColor="text1"/>
+        </w:rPr>
+        <w:t>ecDNA elements are circular DNA fragments carrying oncogenes that lack centromeres and therefore cannot engage the mitotic spindle</w:t>
+      </w:r>
+      <w:r>
+        <w:rPr>
+          <w:bCs/>
+          <w:color w:val="000000" w:themeColor="text1"/>
+        </w:rPr>
+        <w:t xml:space="preserve"> (Figure </w:t>
+      </w:r>
+      <w:r>
+        <w:rPr>
+          <w:bCs/>
+          <w:color w:val="000000" w:themeColor="text1"/>
+        </w:rPr>
+        <w:t>1</w:t>
+      </w:r>
+      <w:r>
+        <w:rPr>
+          <w:bCs/>
+          <w:color w:val="000000" w:themeColor="text1"/>
+        </w:rPr>
+        <w:t>)</w:t>
+      </w:r>
+      <w:r>
+        <w:t xml:space="preserve"> </w:t>
+      </w:r>
+      <w:r>
+        <w:rPr>
+          <w:b/>
+          <w:bCs/>
+          <w:color w:val="000000" w:themeColor="text1"/>
+        </w:rPr>
+        <w:fldChar w:fldCharType="begin">
+          <w:fldData xml:space="preserve">PEVuZE5vdGU+PENpdGU+PEF1dGhvcj5CYWlsZXk8L0F1dGhvcj48WWVhcj4yMDI0PC9ZZWFyPjxS
+ZWNOdW0+Mjc8L1JlY051bT48RGlzcGxheVRleHQ+PHN0eWxlIGZhY2U9InN1cGVyc2NyaXB0Ij4z
+MS0zNDwvc3R5bGU+PC9EaXNwbGF5VGV4dD48cmVjb3JkPjxyZWMtbnVtYmVyPjMxPC9yZWMtbnVt
+YmVyPjxmb3JlaWduLWtleXM+PGtleSBhcHA9IkVOIiBkYi1pZD0iOXphOWZ6ejVvMncwMjdlNTVw
+NnB3dzU1djV4emZhdDlkZnNhIiB0aW1lc3RhbXA9IjE3NzY4OTI5NzYiPjMxPC9rZXk+PC9mb3Jl
+aWduLWtleXM+PHJlZi10eXBlIG5hbWU9IkpvdXJuYWwgQXJ0aWNsZSI+MTc8L3JlZi10eXBlPjxj
+b250cmlidXRvcnM+PGF1dGhvcnM+PGF1dGhvcj5CYWlsZXksIEMuPC9hdXRob3I+PGF1dGhvcj5Q
+aWNoLCBPLjwvYXV0aG9yPjxhdXRob3I+VGhvbCwgSy48L2F1dGhvcj48YXV0aG9yPldhdGtpbnMs
+IFQuIEIuIEsuPC9hdXRob3I+PGF1dGhvcj5MdWViZWNrLCBKLjwvYXV0aG9yPjxhdXRob3I+Um93
+YW4sIEEuPC9hdXRob3I+PGF1dGhvcj5TdGF2cm91LCBHLjwvYXV0aG9yPjxhdXRob3I+V2Vpc2Vy
+LCBOLiBFLjwvYXV0aG9yPjxhdXRob3I+RGFtZXJhY2hhcmxhLCBCLjwvYXV0aG9yPjxhdXRob3I+
+QmVudGhhbSwgUi48L2F1dGhvcj48YXV0aG9yPkx1LCBXLiBULjwvYXV0aG9yPjxhdXRob3I+S2l0
+dGVsLCBKLjwvYXV0aG9yPjxhdXRob3I+WWFuZywgUy4gWS4gQy48L2F1dGhvcj48YXV0aG9yPkhv
+d2l0dCwgQi4gRS48L2F1dGhvcj48YXV0aG9yPlNoYXJtYSwgTi48L2F1dGhvcj48YXV0aG9yPkxp
+dG92Y2hlbmtvLCBNLjwvYXV0aG9yPjxhdXRob3I+U2FsZ2FkbywgUi48L2F1dGhvcj48YXV0aG9y
+Pkh1bmcsIEsuIEwuPC9hdXRob3I+PGF1dGhvcj5Db3JuaXNoLCBBLiBKLjwvYXV0aG9yPjxhdXRo
+b3I+TW9vcmUsIEQuIEEuPC9hdXRob3I+PGF1dGhvcj5Ib3Vsc3RvbiwgUi4gUy48L2F1dGhvcj48
+YXV0aG9yPkJhZm5hLCBWLjwvYXV0aG9yPjxhdXRob3I+Q2hhbmcsIEguIFkuPC9hdXRob3I+PGF1
+dGhvcj5OaWstWmFpbmFsLCBTLjwvYXV0aG9yPjxhdXRob3I+S2FudSwgTi48L2F1dGhvcj48YXV0
+aG9yPk1jR3JhbmFoYW4sIE4uPC9hdXRob3I+PGF1dGhvcj5HZW5vbWljcyBFbmdsYW5kLCBDb25z
+b3J0aXVtPC9hdXRob3I+PGF1dGhvcj5GbGFuYWdhbiwgQS4gTS48L2F1dGhvcj48YXV0aG9yPk1p
+c2NoZWwsIFAuIFMuPC9hdXRob3I+PGF1dGhvcj5KYW1hbC1IYW5qYW5pLCBNLjwvYXV0aG9yPjxh
+dXRob3I+U3dhbnRvbiwgQy48L2F1dGhvcj48L2F1dGhvcnM+PC9jb250cmlidXRvcnM+PGF1dGgt
+YWRkcmVzcz5DYW5jZXIgRXZvbHV0aW9uIGFuZCBHZW5vbWUgSW5zdGFiaWxpdHkgTGFib3JhdG9y
+eSwgVGhlIEZyYW5jaXMgQ3JpY2sgSW5zdGl0dXRlLCBMb25kb24sIFVLLiYjeEQ7Q2FuY2VyIFJl
+c2VhcmNoIFVLIEx1bmcgQ2FuY2VyIENlbnRyZSBvZiBFeGNlbGxlbmNlLCBVbml2ZXJzaXR5IENv
+bGxlZ2UgTG9uZG9uIENhbmNlciBJbnN0aXR1dGUsIExvbmRvbiwgVUsuJiN4RDtDYW5jZXIgR2Vu
+b21lIEV2b2x1dGlvbiBSZXNlYXJjaCBHcm91cCwgQ2FuY2VyIFJlc2VhcmNoIFVLIEx1bmcgQ2Fu
+Y2VyIENlbnRyZSBvZiBFeGNlbGxlbmNlLCBVbml2ZXJzaXR5IENvbGxlZ2UgTG9uZG9uIENhbmNl
+ciBJbnN0aXR1dGUsIExvbmRvbiwgVUsuJiN4RDtEZXBhcnRtZW50IG9mIFBhdGhvbG9neSwgU3Rh
+bmZvcmQgVW5pdmVyc2l0eSwgU3RhbmZvcmQsIENBLCBVU0EuJiN4RDtTYXJhZmFuIENoRU0tSCwg
+U3RhbmZvcmQgVW5pdmVyc2l0eSwgU3RhbmZvcmQsIENBLCBVU0EuJiN4RDtEZXBhcnRtZW50IG9m
+IENvbXB1dGVyIFNjaWVuY2UgYW5kIEVuZ2luZWVyaW5nLCBVbml2ZXJzaXR5IG9mIENhbGlmb3Ju
+aWEgYXQgU2FuIERpZWdvLCBMYSBKb2xsYSwgQ0EsIFVTQS4mI3hEO0NhbmNlciBNZXRhc3Rhc2lz
+IExhYm9yYXRvcnksIFVuaXZlcnNpdHkgQ29sbGVnZSBMb25kb24gQ2FuY2VyIEluc3RpdHV0ZSwg
+TG9uZG9uLCBVSy4mI3hEO0NlbnRlciBmb3IgUGVyc29uYWwgRHluYW1pYyBSZWd1bG9tZXMsIFN0
+YW5mb3JkIFVuaXZlcnNpdHksIFN0YW5mb3JkLCBDQSwgVVNBLiYjeEQ7RGVwYXJ0bWVudCBvZiBQ
+ZWRpYXRyaWNzLCBTdGFuZm9yZCBVbml2ZXJzaXR5LCBQYWxvIEFsdG8sIENBLCBVU0EuJiN4RDtE
+ZXBhcnRtZW50IG9mIFBhdGhvbG9neSwgWkFTIEhvc3BpdGFscywgQW50d2VycCwgQmVsZ2l1bS4m
+I3hEO0RpdmlzaW9uIG9mIFJlc2VhcmNoLCBQZXRlciBNYWNDYWxsdW0gQ2FuY2VyIENlbnRyZSwg
+TWVsYm91cm5lLCBWaWN0b3JpYSwgQXVzdHJhbGlhLiYjeEQ7RGl2aXNpb24gb2YgR2VuZXRpY3Mg
+YW5kIEVwaWRlbWlvbG9neSwgVGhlIEluc3RpdHV0ZSBvZiBDYW5jZXIgUmVzZWFyY2gsIExvbmRv
+biwgVUsuJiN4RDtEZXBhcnRtZW50IG9mIENlbGx1bGFyIFBhdGhvbG9neSwgVW5pdmVyc2l0eSBD
+b2xsZWdlIExvbmRvbiBIb3NwaXRhbHMsIExvbmRvbiwgVUsuJiN4RDtBY2FkZW1pYyBEZXBhcnRt
+ZW50IG9mIE1lZGljYWwgR2VuZXRpY3MsIFNjaG9vbCBvZiBDbGluaWNhbCBNZWRpY2luZSwgVW5p
+dmVyc2l0eSBvZiBDYW1icmlkZ2UsIENhbWJyaWRnZSwgVUsuJiN4RDtSZXNlYXJjaCBEZXBhcnRt
+ZW50IG9mIFBhdGhvbG9neSwgVW5pdmVyc2l0eSBDb2xsZWdlIExvbmRvbiwgVUNMIENhbmNlciBJ
+bnN0aXR1dGUsIExvbmRvbiwgVUsuJiN4RDtEZXBhcnRtZW50IG9mIEhpc3RvcGF0aG9sb2d5LCBS
+b3lhbCBOYXRpb25hbCBPcnRob3BhZWRpYyBIb3NwaXRhbCwgU3Rhbm1vcmUsIFVLLiYjeEQ7RGVw
+YXJ0bWVudCBvZiBQYXRob2xvZ3ksIFN0YW5mb3JkIFVuaXZlcnNpdHksIFN0YW5mb3JkLCBDQSwg
+VVNBLiBwbWlzY2hlbEBzdGFuZm9yZC5lZHUuJiN4RDtTYXJhZmFuIENoRU0tSCwgU3RhbmZvcmQg
+VW5pdmVyc2l0eSwgU3RhbmZvcmQsIENBLCBVU0EuIHBtaXNjaGVsQHN0YW5mb3JkLmVkdS4mI3hE
+O0NhbmNlciBSZXNlYXJjaCBVSyBMdW5nIENhbmNlciBDZW50cmUgb2YgRXhjZWxsZW5jZSwgVW5p
+dmVyc2l0eSBDb2xsZWdlIExvbmRvbiBDYW5jZXIgSW5zdGl0dXRlLCBMb25kb24sIFVLLiBtLmph
+bWFsLWhhbmphbmlAdWNsLmFjLnVrLiYjeEQ7Q2FuY2VyIE1ldGFzdGFzaXMgTGFib3JhdG9yeSwg
+VW5pdmVyc2l0eSBDb2xsZWdlIExvbmRvbiBDYW5jZXIgSW5zdGl0dXRlLCBMb25kb24sIFVLLiBt
+LmphbWFsLWhhbmphbmlAdWNsLmFjLnVrLiYjeEQ7RGVwYXJ0bWVudCBvZiBNZWRpY2FsIE9uY29s
+b2d5LCBVbml2ZXJzaXR5IENvbGxlZ2UgTG9uZG9uIEhvc3BpdGFscywgTG9uZG9uLCBVSy4gbS5q
+YW1hbC1oYW5qYW5pQHVjbC5hYy51ay4mI3hEO0NhbmNlciBFdm9sdXRpb24gYW5kIEdlbm9tZSBJ
+bnN0YWJpbGl0eSBMYWJvcmF0b3J5LCBUaGUgRnJhbmNpcyBDcmljayBJbnN0aXR1dGUsIExvbmRv
+biwgVUsuIGNoYXJsZXMuc3dhbnRvbkBjcmljay5hYy51ay4mI3hEO0NhbmNlciBSZXNlYXJjaCBV
+SyBMdW5nIENhbmNlciBDZW50cmUgb2YgRXhjZWxsZW5jZSwgVW5pdmVyc2l0eSBDb2xsZWdlIExv
+bmRvbiBDYW5jZXIgSW5zdGl0dXRlLCBMb25kb24sIFVLLiBjaGFybGVzLnN3YW50b25AY3JpY2su
+YWMudWsuJiN4RDtEZXBhcnRtZW50IG9mIE1lZGljYWwgT25jb2xvZ3ksIFVuaXZlcnNpdHkgQ29s
+bGVnZSBMb25kb24gSG9zcGl0YWxzLCBMb25kb24sIFVLLiBjaGFybGVzLnN3YW50b25AY3JpY2su
+YWMudWsuPC9hdXRoLWFkZHJlc3M+PHRpdGxlcz48dGl0bGU+T3JpZ2lucyBhbmQgaW1wYWN0IG9m
+IGV4dHJhY2hyb21vc29tYWwgRE5BPC90aXRsZT48c2Vjb25kYXJ5LXRpdGxlPk5hdHVyZTwvc2Vj
+b25kYXJ5LXRpdGxlPjwvdGl0bGVzPjxwZXJpb2RpY2FsPjxmdWxsLXRpdGxlPk5hdHVyZTwvZnVs
+bC10aXRsZT48L3BlcmlvZGljYWw+PHBhZ2VzPjE5My0yMDA8L3BhZ2VzPjx2b2x1bWU+NjM1PC92
+b2x1bWU+PG51bWJlcj44MDM3PC9udW1iZXI+PGVkaXRpb24+MjAyNDExMDY8L2VkaXRpb24+PGtl
+eXdvcmRzPjxrZXl3b3JkPkZlbWFsZTwva2V5d29yZD48a2V5d29yZD5IdW1hbnM8L2tleXdvcmQ+
+PGtleXdvcmQ+TWFsZTwva2V5d29yZD48a2V5d29yZD5EaXNlYXNlIFByb2dyZXNzaW9uPC9rZXl3
+b3JkPjxrZXl3b3JkPipETkEvYW5hbHlzaXMvZHJ1ZyBlZmZlY3RzL2dlbmV0aWNzPC9rZXl3b3Jk
+PjxrZXl3b3JkPipETkEsIE5lb3BsYXNtL2FuYWx5c2lzL2RydWcgZWZmZWN0cy9nZW5ldGljczwv
+a2V5d29yZD48a2V5d29yZD5FbmhhbmNlciBFbGVtZW50cywgR2VuZXRpYy9nZW5ldGljczwva2V5
+d29yZD48a2V5d29yZD4qR2VuZSBBbXBsaWZpY2F0aW9uL2RydWcgZWZmZWN0cy9nZW5ldGljczwv
+a2V5d29yZD48a2V5d29yZD5MeW1waG9jeXRlcy9jeXRvbG9neS9pbW11bm9sb2d5PC9rZXl3b3Jk
+PjxrZXl3b3JkPipOZW9wbGFzbXMvZ2VuZXRpY3MvaW1tdW5vbG9neS9wYXRob2xvZ3kvdGhlcmFw
+eTwva2V5d29yZD48a2V5d29yZD4qT25jb2dlbmVzL2dlbmV0aWNzPC9rZXl3b3JkPjxrZXl3b3Jk
+Pk9yZ2FuIFNwZWNpZmljaXR5L2dlbmV0aWNzPC9rZXl3b3JkPjxrZXl3b3JkPlByb21vdGVyIFJl
+Z2lvbnMsIEdlbmV0aWMvZ2VuZXRpY3M8L2tleXdvcmQ+PGtleXdvcmQ+UmVjb21iaW5hdGlvbmFs
+IEROQSBSZXBhaXIvZ2VuZXRpY3M8L2tleXdvcmQ+PGtleXdvcmQ+Uk5BLCBMb25nIE5vbmNvZGlu
+Zy9nZW5ldGljczwva2V5d29yZD48a2V5d29yZD5Ub2JhY2NvIFByb2R1Y3RzL2FkdmVyc2UgZWZm
+ZWN0czwva2V5d29yZD48a2V5d29yZD4qTXV0YWdlbmVzaXMvZHJ1ZyBlZmZlY3RzL2dlbmV0aWNz
+PC9rZXl3b3JkPjwva2V5d29yZHM+PGRhdGVzPjx5ZWFyPjIwMjQ8L3llYXI+PHB1Yi1kYXRlcz48
+ZGF0ZT5Ob3Y8L2RhdGU+PC9wdWItZGF0ZXM+PC9kYXRlcz48aXNibj4xNDc2LTQ2ODcgKEVsZWN0
+cm9uaWMpJiN4RDswMDI4LTA4MzYgKFByaW50KSYjeEQ7MDAyOC0wODM2IChMaW5raW5nKTwvaXNi
+bj48YWNjZXNzaW9uLW51bT4zOTUwNjE1MDwvYWNjZXNzaW9uLW51bT48dXJscz48cmVsYXRlZC11
+cmxzPjx1cmw+aHR0cHM6Ly93d3cubmNiaS5ubG0ubmloLmdvdi9wdWJtZWQvMzk1MDYxNTA8L3Vy
+bD48L3JlbGF0ZWQtdXJscz48L3VybHM+PGN1c3RvbTE+Qy5TLiBhY2tub3dsZWRnZXMgZ3JhbnRz
+IGZyb20gQXN0cmFaZW5lY2EsIEJvZWhyaW5nZXItSW5nZWxoZWltLCBCcmlzdG9sIE15ZXJzIFNx
+dWliYiwgUGZpemVyLCBSb2NoZS1WZW50YW5hLCBJbnZpdGFlIChwcmV2aW91c2x5IEFyY2hlciBE
+eC1jb2xsYWJvcmF0aW9uIGluIG1pbmltYWwgcmVzaWR1YWwgZGlzZWFzZSBzZXF1ZW5jaW5nIHRl
+Y2hub2xvZ2llcyksIE9ubyBQaGFybWFjZXV0aWNhbCBhbmQgUGVyc29uYWxpcy4gQy5TLiBpcyBj
+aGllZiBpbnZlc3RpZ2F0b3IgZm9yIHRoZSBBWiBNZVJtYWlEIDEgYW5kIDIgY2xpbmljYWwgdHJp
+YWxzIGFuZCBpcyB0aGUgc3RlZXJpbmcgY29tbWl0dGVlIGNoYWlyLiBDLlMuIGlzIGFsc28gY28t
+Y2hpZWYgaW52ZXN0aWdhdG9yIG9mIHRoZSBOSFMgR2FsbGVyaSB0cmlhbCBmaW5hbmNlZCBieSBH
+UkFJTCBhbmQgYSBwYWlkIG1lbWJlciBvZiBHUkFJTCZhcG9zO3Mgc2NpZW50aWZpYyBhZHZpc29y
+eSBib2FyZCAoU0FCKS4gQy5TLiByZWNlaXZlcyBjb25zdWx0YW50IGZlZXMgZnJvbSBBY2hpbGxl
+cyBUaGVyYXBldXRpY3MgKGFsc28gYSBTQUIgbWVtYmVyKSwgQmljeWNsZSBUaGVyYXBldXRpY3Mg
+KGFsc28gYSBTQUIgbWVtYmVyKSwgR2VuZW50ZWNoLCBNZWRpY3hpLCB0aGUgQ2hpbmEgSW5ub3Zh
+dGlvbiBDZW50cmUgb2YgUm9jaGUgKGZvcm1lcmx5IHRoZSBSb2NoZSBJbm5vdmF0aW9uIENlbnRy
+ZS1TaGFuZ2hhaSksIE1ldGFib21lZCAodW50aWwgSnVseSAyMDIyKSBhbmQgdGhlIFNhcmFoIENh
+bm5vbiBSZXNlYXJjaCBJbnN0aXR1dGUuIEMuUy4gaGFzIHJlY2VpdmVkIGhvbm9yYXJpYSBmcm9t
+IEFtZ2VuLCBBc3RyYVplbmVjYSwgQnJpc3RvbCBNeWVycyBTcXVpYmIsIEdsYXhvU21pdGhLbGlu
+ZSwgSWxsdW1pbmEsIE1TRCwgTm92YXJ0aXMsIFBmaXplciBhbmQgUm9jaGUtVmVudGFuYS4gQy5T
+LiBoYXMgcHJldmlvdXNseSBoZWxkIHN0b2NrIG9wdGlvbnMgaW4gQXBvZ2VuIEJpb3RlY2hub2xv
+Z2llcyBhbmQgR1JBSUwsIGFuZCBjdXJyZW50bHkgaGFzIHN0b2NrIG9wdGlvbnMgaW4gRXBpYyBC
+aW9zY2llbmNlIGFuZCBCaWN5Y2xlIFRoZXJhcGV1dGljcywgYW5kIGhhcyBzdG9jayBvcHRpb25z
+IGFuZCBpcyBjby1mb3VuZGVyIG9mIEFjaGlsbGVzIFRoZXJhcGV1dGljcy4gQy5TLiBkZWNsYXJl
+cyBwYXRlbnQgYXBwbGljYXRpb25zIG9uIG1ldGhvZHMgdG8gZGV0ZWN0IGx1bmcgY2FuY2VyIChQ
+Q1QvVVMyMDE3LzAyODAxMyksIHRhcmdldGluZyBuZW9hbnRpZ2VucyAoUENUL0VQMjAxNi8wNTk0
+MDEpLCBpZGVudGlmeWluZyBwYXRpZW50IHJlc3BvbnNlIHRvIGltbXVuZSBjaGVja3BvaW50IGJs
+b2NrYWRlIChQQ1QvRVAyMDE2LzA3MTQ3MSksIGRldGVybWluaW5nIEhMQSBsb3NzIG9mIGhldGVy
+b3p5Z29zaXR5IChQQ1QvR0IyMDE4LzA1MjAwNCksIHByZWRpY3Rpbmcgc3Vydml2YWwgcmF0ZXMg
+b2YgcGF0aWVudHMgd2l0aCBjYW5jZXIgKFBDVC9HQjIwMjAvMDUwMjIxKSwgaWRlbnRpZnlpbmcg
+cGF0aWVudHMgd2hvIHJlc3BvbmQgdG8gY2FuY2VyIHRyZWF0bWVudCAoUENUL0dCMjAxOC8wNTE5
+MTIpIGFuZCBtZXRob2RzIGZvciBsdW5nIGNhbmNlciBkZXRlY3Rpb24gKFVTMjAxOTAxMDY3NTFB
+MSkuIEMuUy4gaXMgYW4gaW52ZW50b3Igb24gYSBFdXJvcGVhbiBwYXRlbnQgYXBwbGljYXRpb24g
+KFBDVC9HQjIwMTcvMDUzMjg5KSByZWxhdGluZyB0byBhc3NheSB0ZWNobm9sb2d5IHRvIGRldGVj
+dCB0dW1vdXIgcmVjdXJyZW5jZS4gVGhpcyBwYXRlbnQgaGFzIGJlZW4gbGljZW5zZWQgdG8gYSBj
+b21tZXJjaWFsIGVudGl0eSwgYW5kIHVuZGVyIHRoZWlyIHRlcm1zIG9mIGVtcGxveW1lbnQsIEMu
+Uy4gaXMgZHVlIGEgcmV2ZW51ZSBzaGFyZSBvZiBhbnkgcmV2ZW51ZSBnZW5lcmF0ZWQgZnJvbSBz
+dWNoIGxpY2VuY2UocykuIE4uTS4gaGFzIHN0b2NrIG9wdGlvbnMgaW4gYW5kIGhhcyBjb25zdWx0
+ZWQgZm9yIEFjaGlsbGVzIFRoZXJhcGV1dGljcyBhbmQgaG9sZHMgRXVyb3BlYW4gcGF0ZW50cyBy
+ZWxhdGluZyB0byB0YXJnZXRpbmcgbmVvYW50aWdlbnMgKFBDVC9FUDIwMTYvMDU5NDAxKSwgaWRl
+bnRpZnlpbmcgcGF0aWVudCByZXNwb25zZSB0byBpbW11bmUgY2hlY2twb2ludCBibG9ja2FkZSAo
+UENULyBFUDIwMTYvMDcxNDcxKSwgZGV0ZXJtaW5pbmcgSExBIGxvc3Mgb2YgaGV0ZXJvenlnb3Np
+dHkgKFBDVC9HQjIwMTgvMDUyMDA0KSBhbmQgcHJlZGljdGluZyBzdXJ2aXZhbCByYXRlcyBvZiBw
+YXRpZW50cyB3aXRoIGNhbmNlciAoUENUL0dCMjAyMC8wNTAyMjEpLiBQLlMuTS4gaXMgYSBjby1m
+b3VuZGVyLCBjaGFpcnMgdGhlIFNBQiBvZiBhbmQgaGFzIGVxdWl0eSBpbnRlcmVzdCBpbiBCb3Vu
+ZGxlc3MgQmlvLiBQLlMuTS4gaXMgYWxzbyBhbiBhZHZpc29yIHdpdGggZXF1aXR5IGZvciBBc3Rl
+cm9pZCBUaGVyYXBldXRpY3MgYW5kIGlzIGFuIGFkdmlzb3IgdG8gU2FnZSBUaGVyYXBldXRpY3Mu
+IFYuQi4gaXMgYSBjby1mb3VuZGVyLCBjb25zdWx0YW50LCBTQUIgbWVtYmVyIGFuZCBoYXMgZXF1
+aXR5IGludGVyZXN0IGluIEJvdW5kbGVzcyBCaW8gYW5kIEFidGVycmEsIGFuZCB0aGUgdGVybXMg
+b2YgdGhpcyBhcnJhbmdlbWVudCBoYXZlIGJlZW4gcmV2aWV3ZWQgYW5kIGFwcHJvdmVkIGJ5IHRo
+ZSBVbml2ZXJzaXR5IG9mIENhbGlmb3JuaWEsIFNhbiBEaWVnbyBpbiBhY2NvcmRhbmNlIHdpdGgg
+aXRzIGNvbmZsaWN0IG9mIGludGVyZXN0IHBvbGljaWVzLiBILlkuQy4gaXMgYSBjby1mb3VuZGVy
+IG9mIEFjY2VudCBUaGVyYXBldXRpY3MsIEJvdW5kbGVzcyBCaW8sIENhcnRvZ3JhcGh5IEJpbyBh
+bmQgT3JiaXRhbCBUaGVyYXBldXRpY3MsIGFuZCBpcyBhbiBhZHZpc29yIHRvIDEwWCBHZW5vbWlj
+cywgQXJzZW5hbCBCaW9zY2llbmNlcywgQ2hyb21hIE1lZGljaW5lIGFuZCBTcHJpbmcgRGlzY292
+ZXJ5LjwvY3VzdG9tMT48Y3VzdG9tMj5QTUMxMTU0MDg0NjwvY3VzdG9tMj48ZWxlY3Ryb25pYy1y
+ZXNvdXJjZS1udW0+MTAuMTAzOC9zNDE1ODYtMDI0LTA4MTA3LTM8L2VsZWN0cm9uaWMtcmVzb3Vy
+Y2UtbnVtPjxyZW1vdGUtZGF0YWJhc2UtbmFtZT5NZWRsaW5lPC9yZW1vdGUtZGF0YWJhc2UtbmFt
+ZT48cmVtb3RlLWRhdGFiYXNlLXByb3ZpZGVyPk5MTTwvcmVtb3RlLWRhdGFiYXNlLXByb3ZpZGVy
+PjwvcmVjb3JkPjwvQ2l0ZT48Q2l0ZT48QXV0aG9yPkh1bmc8L0F1dGhvcj48WWVhcj4yMDIyPC9Z
+ZWFyPjxSZWNOdW0+Mjg8L1JlY051bT48cmVjb3JkPjxyZWMtbnVtYmVyPjMyPC9yZWMtbnVtYmVy
+Pjxmb3JlaWduLWtleXM+PGtleSBhcHA9IkVOIiBkYi1pZD0iOXphOWZ6ejVvMncwMjdlNTVwNnB3
+dzU1djV4emZhdDlkZnNhIiB0aW1lc3RhbXA9IjE3NzY4OTI5NzYiPjMyPC9rZXk+PC9mb3JlaWdu
+LWtleXM+PHJlZi10eXBlIG5hbWU9IkpvdXJuYWwgQXJ0aWNsZSI+MTc8L3JlZi10eXBlPjxjb250
+cmlidXRvcnM+PGF1dGhvcnM+PGF1dGhvcj5IdW5nLCBLLiBMLjwvYXV0aG9yPjxhdXRob3I+THVl
+YmVjaywgSi48L2F1dGhvcj48YXV0aG9yPkRlaGtvcmRpLCBTLiBSLjwvYXV0aG9yPjxhdXRob3I+
+Q29sb24sIEMuIEkuPC9hdXRob3I+PGF1dGhvcj5MaSwgUi48L2F1dGhvcj48YXV0aG9yPldvbmcs
+IEkuIFQuPC9hdXRob3I+PGF1dGhvcj5Db3J1aCwgQy48L2F1dGhvcj48YXV0aG9yPkRoYXJhbmlw
+cmFnYWRhLCBQLjwvYXV0aG9yPjxhdXRob3I+TG9tZWxpLCBTLiBILjwvYXV0aG9yPjxhdXRob3I+
+V2Vpc2VyLCBOLiBFLjwvYXV0aG9yPjxhdXRob3I+TW9yaWNlYXUsIEcuPC9hdXRob3I+PGF1dGhv
+cj5aaGFuZywgWC48L2F1dGhvcj48YXV0aG9yPkJhaWxleSwgQy48L2F1dGhvcj48YXV0aG9yPkhv
+dWxhaGFuLCBLLiBFLjwvYXV0aG9yPjxhdXRob3I+WWFuZywgVy48L2F1dGhvcj48YXV0aG9yPkdv
+bnphbGV6LCBSLiBDLjwvYXV0aG9yPjxhdXRob3I+U3dhbnRvbiwgQy48L2F1dGhvcj48YXV0aG9y
+PkN1cnRpcywgQy48L2F1dGhvcj48YXV0aG9yPkphbWFsLUhhbmphbmksIE0uPC9hdXRob3I+PGF1
+dGhvcj5IZW5zc2VuLCBBLiBHLjwvYXV0aG9yPjxhdXRob3I+TGF3LCBKLiBBLjwvYXV0aG9yPjxh
+dXRob3I+R3JlZW5sZWFmLCBXLiBKLjwvYXV0aG9yPjxhdXRob3I+TG8sIFIuIFMuPC9hdXRob3I+
+PGF1dGhvcj5NaXNjaGVsLCBQLiBTLjwvYXV0aG9yPjxhdXRob3I+QmFmbmEsIFYuPC9hdXRob3I+
+PGF1dGhvcj5DaGFuZywgSC4gWS48L2F1dGhvcj48L2F1dGhvcnM+PC9jb250cmlidXRvcnM+PGF1
+dGgtYWRkcmVzcz5DZW50ZXIgZm9yIFBlcnNvbmFsIER5bmFtaWMgUmVndWxvbWVzLCBTdGFuZm9y
+ZCBVbml2ZXJzaXR5LCBTdGFuZm9yZCwgQ0EsIFVTQS4mI3hEO0Jpb2luZm9ybWF0aWNzIGFuZCBT
+eXN0ZW1zIEJpb2xvZ3kgR3JhZHVhdGUgUHJvZ3JhbSwgVW5pdmVyc2l0eSBvZiBDYWxpZm9ybmlh
+LCBTYW4gRGllZ28sIExhIEpvbGxhLCBDQSwgVVNBLiYjeEQ7RGVwYXJ0bWVudCBvZiBDb21wdXRl
+ciBTY2llbmNlIGFuZCBFbmdpbmVlcmluZywgVW5pdmVyc2l0eSBvZiBDYWxpZm9ybmlhLCBTYW4g
+RGllZ28sIExhIEpvbGxhLCBDQSwgVVNBLiYjeEQ7U2FyYWZhbiBDaEVNLUgsIFN0YW5mb3JkIFVu
+aXZlcnNpdHksIFN0YW5mb3JkLCBDQSwgVVNBLiYjeEQ7RGVwYXJ0bWVudCBvZiBQYXRob2xvZ3ks
+IFN0YW5mb3JkIFVuaXZlcnNpdHksIFN0YW5mb3JkLCBDQSwgVVNBLiYjeEQ7UGxhbnQgTW9sZWN1
+bGFyIGFuZCBDZWxsdWxhciBCaW9sb2d5IExhYm9yYXRvcnksIFNhbGsgSW5zdGl0dXRlIGZvciBC
+aW9sb2dpY2FsIFN0dWRpZXMsIExhIEpvbGxhLCBDQSwgVVNBLiYjeEQ7RGl2aXNpb24gb2YgRGVy
+bWF0b2xvZ3ksIERlcGFydG1lbnQgb2YgTWVkaWNpbmUsIERhdmlkIEdlZmZlbiBTY2hvb2wgb2Yg
+TWVkaWNpbmUsIFVuaXZlcnNpdHkgb2YgQ2FsaWZvcm5pYSwgTG9zIEFuZ2VsZXMsIENBLCBVU0Eu
+JiN4RDtDYW5jZXIgRXZvbHV0aW9uIGFuZCBHZW5vbWUgSW5zdGFiaWxpdHkgTGFib3JhdG9yeSwg
+VGhlIEZyYW5jaXMgQ3JpY2sgSW5zdGl0dXRlLCBMb25kb24sIFVLLiYjeEQ7RGVwYXJ0bWVudCBv
+ZiBNZWRpY2luZSwgRGl2aXNpb24gb2YgT25jb2xvZ3ksIFN0YW5mb3JkIFVuaXZlcnNpdHkgU2No
+b29sIG9mIE1lZGljaW5lLCBTdGFuZm9yZCwgQ0EsIFVTQS4mI3hEO0RlcGFydG1lbnQgb2YgR2Vu
+ZXRpY3MsIFN0YW5mb3JkIFVuaXZlcnNpdHksIFN0YW5mb3JkLCBDQSwgVVNBLiYjeEQ7U3RhbmZv
+cmQgQ2FuY2VyIEluc3RpdHV0ZSwgU3RhbmZvcmQgVW5pdmVyc2l0eSBTY2hvb2wgb2YgTWVkaWNp
+bmUsIFN0YW5mb3JkLCBDQSwgVVNBLiYjeEQ7RGVwYXJ0bWVudCBvZiBQZWRpYXRyaWMgT25jb2xv
+Z3kvSGVtYXRvbG9neSwgQ2hhcml0ZS1Vbml2ZXJzaXRhdHNtZWRpemluIEJlcmxpbiwgQmVybGlu
+LCBHZXJtYW55LiYjeEQ7Q2FuY2VyIFJlc2VhcmNoIFVLIEx1bmcgQ2FuY2VyIENlbnRyZSBvZiBF
+eGNlbGxlbmNlLCBVbml2ZXJzaXR5IENvbGxlZ2UgTG9uZG9uIENhbmNlciBJbnN0aXR1dGUsIFVu
+aXZlcnNpdHkgQ29sbGVnZSBMb25kb24sIExvbmRvbiwgVUsuJiN4RDtVbml2ZXJzaXR5IENvbGxl
+Z2UgTG9uZG9uIEhvc3BpdGFscyBOSFMgVHJ1c3QsIExvbmRvbiwgVUsuJiN4RDtFeHBlcmltZW50
+YWwgYW5kIENsaW5pY2FsIFJlc2VhcmNoIENlbnRlciAoRUNSQyksIE1heCBEZWxicnVjayBDZW50
+ZXIgZm9yIE1vbGVjdWxhciBNZWRpY2luZSBhbmQgQ2hhcml0ZS1Vbml2ZXJzaXRhdHNtZWRpemlu
+IEJlcmxpbiwgQmVybGluLCBHZXJtYW55LiYjeEQ7R2VybWFuIENhbmNlciBDb25zb3J0aXVtIChE
+S1RLKSwgcGFydG5lciBzaXRlIEJlcmxpbiwgYW5kIEdlcm1hbiBDYW5jZXIgUmVzZWFyY2ggQ2Vu
+dGVyIERLRlosIEhlaWRlbGJlcmcsIEdlcm1hbnkuJiN4RDtCZXJsaW4gSW5zdGl0dXRlIG9mIEhl
+YWx0aCwgQmVybGluLCBHZXJtYW55LiYjeEQ7RGVwYXJ0bWVudCBvZiBNb2xlY3VsYXIgYW5kIE1l
+ZGljYWwgUGhhcm1hY29sb2d5LCBEYXZpZCBHZWZmZW4gU2Nob29sIG9mIE1lZGljaW5lLCBVbml2
+ZXJzaXR5IG9mIENhbGlmb3JuaWEsIExvcyBBbmdlbGVzLCBMb3MgQW5nZWxlcywgQ2FsaWZvcm5p
+YSwgVVNBLiYjeEQ7Sm9uc3NvbiBDb21wcmVoZW5zaXZlIENhbmNlciBDZW50ZXIsIERhdmlkIEdl
+ZmZlbiBTY2hvb2wgb2YgTWVkaWNpbmUsIFVuaXZlcnNpdHkgb2YgQ2FsaWZvcm5pYSwgTG9zIEFu
+Z2VsZXMsIExvcyBBbmdlbGVzLCBDYWxpZm9ybmlhLCBVU0EuJiN4RDtDZW50ZXIgZm9yIFBlcnNv
+bmFsIER5bmFtaWMgUmVndWxvbWVzLCBTdGFuZm9yZCBVbml2ZXJzaXR5LCBTdGFuZm9yZCwgQ0Es
+IFVTQS4gaG93Y2hhbmdAc3RhbmZvcmQuZWR1LiYjeEQ7RGVwYXJ0bWVudCBvZiBHZW5ldGljcywg
+U3RhbmZvcmQgVW5pdmVyc2l0eSwgU3RhbmZvcmQsIENBLCBVU0EuIGhvd2NoYW5nQHN0YW5mb3Jk
+LmVkdS4mI3hEO0hvd2FyZCBIdWdoZXMgTWVkaWNhbCBJbnN0aXR1dGUsIFN0YW5mb3JkIFVuaXZl
+cnNpdHkgU2Nob29sIG9mIE1lZGljaW5lLCBTdGFuZm9yZCwgQ0EsIFVTQS4gaG93Y2hhbmdAc3Rh
+bmZvcmQuZWR1LjwvYXV0aC1hZGRyZXNzPjx0aXRsZXM+PHRpdGxlPlRhcmdldGVkIHByb2ZpbGlu
+ZyBvZiBodW1hbiBleHRyYWNocm9tb3NvbWFsIEROQSBieSBDUklTUFItQ0FUQ0g8L3RpdGxlPjxz
+ZWNvbmRhcnktdGl0bGU+TmF0IEdlbmV0PC9zZWNvbmRhcnktdGl0bGU+PC90aXRsZXM+PHBlcmlv
+ZGljYWw+PGZ1bGwtdGl0bGU+TmF0IEdlbmV0PC9mdWxsLXRpdGxlPjwvcGVyaW9kaWNhbD48cGFn
+ZXM+MTc0Ni0xNzU0PC9wYWdlcz48dm9sdW1lPjU0PC92b2x1bWU+PG51bWJlcj4xMTwvbnVtYmVy
+PjxlZGl0aW9uPjIwMjIxMDE3PC9lZGl0aW9uPjxrZXl3b3Jkcz48a2V5d29yZD5IdW1hbnM8L2tl
+eXdvcmQ+PGtleXdvcmQ+T25jb2dlbmVzPC9rZXl3b3JkPjxrZXl3b3JkPkROQS9nZW5ldGljczwv
+a2V5d29yZD48a2V5d29yZD4qTmVvcGxhc21zL2dlbmV0aWNzL3BhdGhvbG9neTwva2V5d29yZD48
+a2V5d29yZD4qR2xpb2JsYXN0b21hL2dlbmV0aWNzPC9rZXl3b3JkPjxrZXl3b3JkPkVyYkIgUmVj
+ZXB0b3JzL2dlbmV0aWNzPC9rZXl3b3JkPjwva2V5d29yZHM+PGRhdGVzPjx5ZWFyPjIwMjI8L3ll
+YXI+PHB1Yi1kYXRlcz48ZGF0ZT5Ob3Y8L2RhdGU+PC9wdWItZGF0ZXM+PC9kYXRlcz48aXNibj4x
+NTQ2LTE3MTggKEVsZWN0cm9uaWMpJiN4RDsxMDYxLTQwMzYgKFByaW50KSYjeEQ7MTA2MS00MDM2
+IChMaW5raW5nKTwvaXNibj48YWNjZXNzaW9uLW51bT4zNjI1MzU3MjwvYWNjZXNzaW9uLW51bT48
+dXJscz48cmVsYXRlZC11cmxzPjx1cmw+aHR0cHM6Ly93d3cubmNiaS5ubG0ubmloLmdvdi9wdWJt
+ZWQvMzYyNTM1NzI8L3VybD48L3JlbGF0ZWQtdXJscz48L3VybHM+PGN1c3RvbTE+SC5ZLkMuIGlz
+IGEgY28tZm91bmRlciBvZiBBY2NlbnQgVGhlcmFwZXV0aWNzLCBCb3VuZGxlc3MgQmlvLCBDYXJ0
+b2dyYXBoeSBCaW9zY2llbmNlcyBhbmQgT3JiaXRhbCBUaGVyYXBldXRpY3MsIGFuZCBhbiBhZHZp
+c29yIG9mIDEweCBHZW5vbWljcywgQXJzZW5hbCBCaW9zY2llbmNlcyBhbmQgU3ByaW5nIERpc2Nv
+dmVyeS4gVi5CLiBpcyBhIGNvLWZvdW5kZXIsIHBhaWQgY29uc3VsdGFudCBhbmQgc2NpZW5jZSBh
+ZHZpc29yeSBib2FyZCBtZW1iZXIgYW5kIGhhcyBlcXVpdHkgaW50ZXJlc3QgaW4gQm91bmRsZXNz
+IEJpbyBhbmQgQWJ0ZXJyYS4gVGhlIHRlcm1zIG9mIHRoaXMgYXJyYW5nZW1lbnQgaGF2ZSBiZWVu
+IHJldmlld2VkIGFuZCBhcHByb3ZlZCBieSB0aGUgVW5pdmVyc2l0eSBvZiBDYWxpZm9ybmlhLCBT
+YW4gRGllZ28gaW4gYWNjb3JkYW5jZSB3aXRoIGl0cyBjb25mbGljdC1vZi1pbnRlcmVzdCBwb2xp
+Y2llcy4gUC5NLiBpcyBhIGNvLWZvdW5kZXIgYW5kIGFkdmlzb3Igb2YgQm91bmRsZXNzIEJpby4g
+Ui5TLkwuIHJlcG9ydHMgcmVzZWFyY2ggYW5kIGNsaW5pY2FsIHRyaWFsIHN1cHBvcnQgZnJvbSBN
+ZXJjaywgUGZpemVyLCBCTVMgYW5kIE9uY29TZWMuIEouTC4gcmVjZWl2ZXMgY29tcGVuc2F0aW9u
+IGFzIGEgY29uc3VsdGFudCBmb3IgQm91bmRsZXNzIEJpby4gVGhlIHJlbWFpbmluZyBhdXRob3Jz
+IGRlY2xhcmUgbm8gY29tcGV0aW5nIGludGVyZXN0cy48L2N1c3RvbTE+PGN1c3RvbTI+UE1DOTY0
+OTQzOTwvY3VzdG9tMj48ZWxlY3Ryb25pYy1yZXNvdXJjZS1udW0+MTAuMTAzOC9zNDE1ODgtMDIy
+LTAxMTkwLTA8L2VsZWN0cm9uaWMtcmVzb3VyY2UtbnVtPjxyZW1vdGUtZGF0YWJhc2UtbmFtZT5N
+ZWRsaW5lPC9yZW1vdGUtZGF0YWJhc2UtbmFtZT48cmVtb3RlLWRhdGFiYXNlLXByb3ZpZGVyPk5M
+TTwvcmVtb3RlLWRhdGFiYXNlLXByb3ZpZGVyPjwvcmVjb3JkPjwvQ2l0ZT48Q2l0ZT48QXV0aG9y
+PlNhbmthcjwvQXV0aG9yPjxZZWFyPjIwMjU8L1llYXI+PFJlY051bT4yOTwvUmVjTnVtPjxyZWNv
+cmQ+PHJlYy1udW1iZXI+MzM8L3JlYy1udW1iZXI+PGZvcmVpZ24ta2V5cz48a2V5IGFwcD0iRU4i
+IGRiLWlkPSI5emE5Znp6NW8ydzAyN2U1NXA2cHd3NTV2NXh6ZmF0OWRmc2EiIHRpbWVzdGFtcD0i
+MTc3Njg5Mjk3NiI+MzM8L2tleT48L2ZvcmVpZ24ta2V5cz48cmVmLXR5cGUgbmFtZT0iSm91cm5h
+bCBBcnRpY2xlIj4xNzwvcmVmLXR5cGU+PGNvbnRyaWJ1dG9ycz48YXV0aG9ycz48YXV0aG9yPlNh
+bmthciwgVi48L2F1dGhvcj48YXV0aG9yPkh1bmcsIEsuIEwuPC9hdXRob3I+PGF1dGhvcj5HbmFu
+YXNla2FyLCBBLjwvYXV0aG9yPjxhdXRob3I+VHN6LUxvIFdvbmcsIEkuPC9hdXRob3I+PGF1dGhv
+cj5TaGksIFEuPC9hdXRob3I+PGF1dGhvcj5LcmFmdCwgSy48L2F1dGhvcj48YXV0aG9yPkpvbmVz
+LCBNLiBHLjwvYXV0aG9yPjxhdXRob3I+SGUsIEIuIEouPC9hdXRob3I+PGF1dGhvcj5ZYW4sIFgu
+PC9hdXRob3I+PGF1dGhvcj5CZWxrLCBKLiBBLjwvYXV0aG9yPjxhdXRob3I+TGl1LCBLLiBKLjwv
+YXV0aG9yPjxhdXRob3I+QWdhcndhbCwgUy48L2F1dGhvcj48YXV0aG9yPldhbmcsIFMuIEsuPC9h
+dXRob3I+PGF1dGhvcj5IZW5zc2VuLCBBLiBHLjwvYXV0aG9yPjxhdXRob3I+TWlzY2hlbCwgUC4g
+Uy48L2F1dGhvcj48YXV0aG9yPkNoYW5nLCBILiBZLjwvYXV0aG9yPjwvYXV0aG9ycz48L2NvbnRy
+aWJ1dG9ycz48YXV0aC1hZGRyZXNzPkRlcGFydG1lbnRzIG9mIERlcm1hdG9sb2d5IGFuZCBHZW5l
+dGljcywgU3RhbmZvcmQgVW5pdmVyc2l0eSwgU3RhbmZvcmQsIENBLCBVU0EuJiN4RDtDdXJyZW50
+IGFkZHJlc3M6IERlcGFydG1lbnQgb2YgTmV1cm9zY2llbmNlLCBTY3JpcHBzIFJlc2VhcmNoLCBM
+YSBKb2xsYSwgQ0EsIFVTQS4mI3hEO1NhcmFmYW4gQ2hFTS1ILCBTdGFuZm9yZCBVbml2ZXJzaXR5
+LCBTdGFuZm9yZCwgQ0EsIFVTQS4mI3hEO0RlcGFydG1lbnQgb2YgUGF0aG9sb2d5LCBTdGFuZm9y
+ZCBVbml2ZXJzaXR5LCBTdGFuZm9yZCwgQ0EsIFVTQS4mI3hEO0N1cnJlbnQgYWRkcmVzczogQW1n
+ZW4gUmVzZWFyY2gsIFNvdXRoIFNhbiBGcmFuY2lzY28sIENBLCBVU0EuJiN4RDtQcm9ncmFtIGlu
+IENhbmNlciBCaW9sb2d5LCBTdGFuZm9yZCBVbml2ZXJzaXR5LCBTdGFuZm9yZCwgQ0EsIFVTQS4m
+I3hEO0RlcGFydG1lbnQgb2YgUGVkaWF0cmljIEhlbWF0b2xvZ3kgYW5kIE9uY29sb2d5LCBDaGFy
+aXRlLVVuaXZlcnNpdGF0c21lZGl6aW4gQmVybGluLCBCZXJsaW4sIEdlcm1hbnkuJiN4RDtCZXJs
+aW4gSW5zdGl0dXRlIG9mIEhlYWx0aCwgQmVybGluLCBHZXJtYW55LiYjeEQ7RXhwZXJpbWVudGFs
+IGFuZCBDbGluaWNhbCBSZXNlYXJjaCBDZW50ZXIsIE1heCBEZWxicnVjayBDZW50ZXIgZm9yIE1v
+bGVjdWxhciBNZWRpY2luZSBhbmQgQ2hhcml0ZS1Vbml2ZXJzaXRhdHNtZWRpemluIEJlcmxpbiwg
+QmVybGluLCBHZXJtYW55LiYjeEQ7SG93YXJkIEh1Z2hlcyBNZWRpY2FsIEluc3RpdHV0ZSwgU3Rh
+bmZvcmQgVW5pdmVyc2l0eSBTY2hvb2wgb2YgTWVkaWNpbmUsIFN0YW5mb3JkLCBDQSA5NDMwNSwg
+VVNBLjwvYXV0aC1hZGRyZXNzPjx0aXRsZXM+PHRpdGxlPkdlbmV0aWMgZWxlbWVudHMgcHJvbW90
+ZSByZXRlbnRpb24gb2YgZXh0cmFjaHJvbW9zb21hbCBETkEgaW4gY2FuY2VyIGNlbGxzPC90aXRs
+ZT48c2Vjb25kYXJ5LXRpdGxlPmJpb1J4aXY8L3NlY29uZGFyeS10aXRsZT48L3RpdGxlcz48cGVy
+aW9kaWNhbD48ZnVsbC10aXRsZT5iaW9SeGl2PC9mdWxsLXRpdGxlPjwvcGVyaW9kaWNhbD48ZWRp
+dGlvbj4yMDI1MTAxMjwvZWRpdGlvbj48ZGF0ZXM+PHllYXI+MjAyNTwveWVhcj48cHViLWRhdGVz
+PjxkYXRlPk9jdCAxMjwvZGF0ZT48L3B1Yi1kYXRlcz48L2RhdGVzPjxpc2JuPjI2OTItODIwNSAo
+RWxlY3Ryb25pYykmI3hEOzI2OTItODIwNSAoTGlua2luZyk8L2lzYm4+PGFjY2Vzc2lvbi1udW0+
+NDEyNzg2NTg8L2FjY2Vzc2lvbi1udW0+PHVybHM+PHJlbGF0ZWQtdXJscz48dXJsPmh0dHBzOi8v
+d3d3Lm5jYmkubmxtLm5paC5nb3YvcHVibWVkLzQxMjc4NjU4PC91cmw+PC9yZWxhdGVkLXVybHM+
+PC91cmxzPjxjdXN0b20xPkNvbXBldGluZyBJbnRlcmVzdHMgSC5ZLkMuIGlzIGFuIGVtcGxveWVl
+IGFuZCBzdG9ja2hvbGRlciBvZiBBbWdlbiBhcyBvZiBEZWMuIDE2LCAyMDI0LiBILlkuQy4gaXMg
+YSBjby1mb3VuZGVyIG9mIEFjY2VudCBUaGVyYXBldXRpY3MsIEJvdW5kbGVzcyBCaW8sIENhcnRv
+Z3JhcGh5IEJpb3NjaWVuY2VzLCBPcmJpdGFsIFRoZXJhcGV1dGljcywgYW5kIHdhcyBhbiBhZHZp
+c29yIG9mIEFyc2VuYWwgQmlvc2NpZW5jZXMsIENocm9tYSBNZWRpY2luZSwgRXhhaSBCaW8gYW5k
+IFZpZGEgVmVudHVyZXMgdW50aWwgRGVjLiAxNSwgMjAyNC4gUC5TLk0uIGlzIGEgY28tZm91bmRl
+ciBhbmQgYWR2aXNvciBvZiBCb3VuZGxlc3MgQmlvLiBBLkcuSC4gaXMgYSBmb3VuZGVyIGFuZCBz
+aGFyZWhvbGRlciBvZiBFY29uaWMgQmlvc2NpZW5jZXMuIE0uRy5KLiBpcyBhIGNvbnN1bHRhbnQg
+Zm9yIGFuZCBob2xkcyBlcXVpdHkgaW4gVmV2byBUaGVyYXBldXRpY3MuIFRoZSByZW1haW5pbmcg
+YXV0aG9ycyBkZWNsYXJlIG5vIGNvbXBldGluZyBpbnRlcmVzdHMuPC9jdXN0b20xPjxjdXN0b20y
+PlBNQzEyNjMyMzMyPC9jdXN0b20yPjxlbGVjdHJvbmljLXJlc291cmNlLW51bT4xMC4xMTAxLzIw
+MjUuMTAuMTAuNjgxNDk1PC9lbGVjdHJvbmljLXJlc291cmNlLW51bT48cmVtb3RlLWRhdGFiYXNl
+LW5hbWU+UHViTWVkLW5vdC1NRURMSU5FPC9yZW1vdGUtZGF0YWJhc2UtbmFtZT48cmVtb3RlLWRh
+dGFiYXNlLXByb3ZpZGVyPk5MTTwvcmVtb3RlLWRhdGFiYXNlLXByb3ZpZGVyPjwvcmVjb3JkPjwv
+Q2l0ZT48Q2l0ZT48QXV0aG9yPld1PC9BdXRob3I+PFllYXI+MjAxOTwvWWVhcj48UmVjTnVtPjMw
+PC9SZWNOdW0+PHJlY29yZD48cmVjLW51bWJlcj4zNDwvcmVjLW51bWJlcj48Zm9yZWlnbi1rZXlz
+PjxrZXkgYXBwPSJFTiIgZGItaWQ9Ijl6YTlmeno1bzJ3MDI3ZTU1cDZwd3c1NXY1eHpmYXQ5ZGZz
+YSIgdGltZXN0YW1wPSIxNzc2ODkyOTc2Ij4zNDwva2V5PjwvZm9yZWlnbi1rZXlzPjxyZWYtdHlw
+ZSBuYW1lPSJKb3VybmFsIEFydGljbGUiPjE3PC9yZWYtdHlwZT48Y29udHJpYnV0b3JzPjxhdXRo
+b3JzPjxhdXRob3I+V3UsIFMuPC9hdXRob3I+PGF1dGhvcj5UdXJuZXIsIEsuIE0uPC9hdXRob3I+
+PGF1dGhvcj5OZ3V5ZW4sIE4uPC9hdXRob3I+PGF1dGhvcj5SYXZpcmFtLCBSLjwvYXV0aG9yPjxh
+dXRob3I+RXJiLCBNLjwvYXV0aG9yPjxhdXRob3I+U2FudGluaSwgSi48L2F1dGhvcj48YXV0aG9y
+Pkx1ZWJlY2ssIEouPC9hdXRob3I+PGF1dGhvcj5SYWprdW1hciwgVS48L2F1dGhvcj48YXV0aG9y
+PkRpYW8sIFkuPC9hdXRob3I+PGF1dGhvcj5MaSwgQi48L2F1dGhvcj48YXV0aG9yPlpoYW5nLCBX
+LjwvYXV0aG9yPjxhdXRob3I+SmFtZXNvbiwgTi48L2F1dGhvcj48YXV0aG9yPkNvcmNlcywgTS4g
+Ui48L2F1dGhvcj48YXV0aG9yPkdyYW5qYSwgSi4gTS48L2F1dGhvcj48YXV0aG9yPkNoZW4sIFgu
+PC9hdXRob3I+PGF1dGhvcj5Db3J1aCwgQy48L2F1dGhvcj48YXV0aG9yPkFibm91c2ksIEEuPC9h
+dXRob3I+PGF1dGhvcj5Ib3VzdG9uLCBKLjwvYXV0aG9yPjxhdXRob3I+WWUsIFouPC9hdXRob3I+
+PGF1dGhvcj5IdSwgUi48L2F1dGhvcj48YXV0aG9yPll1LCBNLjwvYXV0aG9yPjxhdXRob3I+S2lt
+LCBILjwvYXV0aG9yPjxhdXRob3I+TGF3LCBKLiBBLjwvYXV0aG9yPjxhdXRob3I+VmVyaGFhaywg
+Ui4gRy4gVy48L2F1dGhvcj48YXV0aG9yPkh1LCBNLjwvYXV0aG9yPjxhdXRob3I+RnVybmFyaSwg
+Ri4gQi48L2F1dGhvcj48YXV0aG9yPkNoYW5nLCBILiBZLjwvYXV0aG9yPjxhdXRob3I+UmVuLCBC
+LjwvYXV0aG9yPjxhdXRob3I+QmFmbmEsIFYuPC9hdXRob3I+PGF1dGhvcj5NaXNjaGVsLCBQLiBT
+LjwvYXV0aG9yPjwvYXV0aG9ycz48L2NvbnRyaWJ1dG9ycz48YXV0aC1hZGRyZXNzPkx1ZHdpZyBJ
+bnN0aXR1dGUgZm9yIENhbmNlciBSZXNlYXJjaCwgVW5pdmVyc2l0eSBvZiBDYWxpZm9ybmlhIGF0
+IFNhbiBEaWVnbywgTGEgSm9sbGEsIENBLCBVU0EuJiN4RDtCb3VuZGxlc3MgQmlvLCBJbmMuLCBM
+YSBKb2xsYSwgQ0EsIFVTQS4mI3hEO0RlcGFydG1lbnQgb2YgQ29tcHV0ZXIgU2NpZW5jZSBhbmQg
+RW5naW5lZXJpbmcsIFVuaXZlcnNpdHkgb2YgQ2FsaWZvcm5pYSBhdCBTYW4gRGllZ28sIExhIEpv
+bGxhLCBDQSwgVVNBLiYjeEQ7VUNTRCBMaWdodCBNaWNyb3Njb3B5IENvcmUgRmFjaWxpdHksIERl
+cGFydG1lbnQgb2YgTmV1cm9zY2llbmNlcywgVW5pdmVyc2l0eSBvZiBDYWxpZm9ybmlhIGF0IFNh
+biBEaWVnbywgTGEgSm9sbGEsIENBLCBVU0EuJiN4RDtCaW9pbmZvcm1hdGljcyAmYW1wOyBTeXN0
+ZW1zIEJpb2xvZ3kgR3JhZHVhdGUgUHJvZ3JhbSwgVW5pdmVyc2l0eSBvZiBDYWxpZm9ybmlhIGF0
+IFNhbiBEaWVnbywgTGEgSm9sbGEsIENBLCBVU0EuJiN4RDtEZXBhcnRtZW50IG9mIENlbGwgQmlv
+bG9neSwgUmVnZW5lcmF0aW9uIE5leHQgSW5pdGlhdGl2ZSwgRHVrZSBVbml2ZXJzaXR5IFNjaG9v
+bCBvZiBNZWRpY2luZSwgRHVyaGFtLCBOQywgVVNBLiYjeEQ7RGVwYXJ0bWVudCBvZiBPcnRob3Bh
+ZWRpYyBTdXJnZXJ5LCBSZWdlbmVyYXRpb24gTmV4dCBJbml0aWF0aXZlLCBEdWtlIFVuaXZlcnNp
+dHkgU2Nob29sIG9mIE1lZGljaW5lLCBEdXJoYW0sIE5DLCBVU0EuJiN4RDtDZW50ZXIgZm9yIFBl
+cnNvbmFsIER5bmFtaWMgUmVndWxvbWVzLCBTdGFuZm9yZCBVbml2ZXJzaXR5LCBTdGFuZm9yZCwg
+Q0EsIFVTQS4mI3hEO0RlcGFydG1lbnQgb2YgSW1tdW5vbG9neSwgR2VuZXRpY3MgYW5kIFBhdGhv
+bG9neSwgVXBwc2FsYSBVbml2ZXJzaXR5LCBVcHBzYWxhLCBTd2VkZW4uJiN4RDtQbGFudCBNb2xl
+Y3VsYXIgYW5kIENlbGx1bGFyIEJpb2xvZ3kgTGFib3JhdG9yeSwgU2FsayBJbnN0aXR1dGUgZm9y
+IEJpb2xvZ2ljYWwgU3R1ZGllcywgTGEgSm9sbGEsIENBLCBVU0EuJiN4RDtEZXBhcnRtZW50IG9m
+IFF1YW50aXRhdGl2ZSBIZWFsdGggU2NpZW5jZXMsIExlcm5lciBSZXNlYXJjaCBJbnN0aXR1dGUs
+IENsZXZlbGFuZCBDbGluaWMgRm91bmRhdGlvbiwgQ2xldmVsYW5kLCBPSCwgVVNBLiYjeEQ7VGhl
+IEphY2tzb24gTGFib3JhdG9yeSBmb3IgR2Vub21pYyBNZWRpY2luZSwgRmFybWluZ3RvbiwgQ1Qs
+IFVTQS4mI3hEO0NlbnRlciBmb3IgUGVyc29uYWwgRHluYW1pYyBSZWd1bG9tZXMsIFN0YW5mb3Jk
+IFVuaXZlcnNpdHksIFN0YW5mb3JkLCBDQSwgVVNBLiBob3djaGFuZ0BzdGFuZm9yZC5lZHUuJiN4
+RDtIb3dhcmQgSHVnaGVzIE1lZGljYWwgSW5zdGl0dXRlLCBTdGFuZm9yZCBVbml2ZXJzaXR5LCBT
+dGFuZm9yZCwgQ0EsIFVTQS4gaG93Y2hhbmdAc3RhbmZvcmQuZWR1LiYjeEQ7THVkd2lnIEluc3Rp
+dHV0ZSBmb3IgQ2FuY2VyIFJlc2VhcmNoLCBVbml2ZXJzaXR5IG9mIENhbGlmb3JuaWEgYXQgU2Fu
+IERpZWdvLCBMYSBKb2xsYSwgQ0EsIFVTQS4gYmlyZW5AdWNzZC5lZHUuJiN4RDtEZXBhcnRtZW50
+IG9mIENlbGx1bGFyIGFuZCBNb2xlY3VsYXIgTWVkaWNpbmUsIENlbnRlciBmb3IgRXBpZ2Vub21p
+Y3MsIFVuaXZlcnNpdHkgb2YgQ2FsaWZvcm5pYSBhdCBTYW4gRGllZ28sIExhIEpvbGxhLCBDQSwg
+VVNBLiBiaXJlbkB1Y3NkLmVkdS4mI3hEO0luc3RpdHV0ZSBvZiBHZW5vbWljIE1lZGljaW5lLCBN
+b29yZXMgQ2FuY2VyIENlbnRlciwgVW5pdmVyc2l0eSBvZiBDYWxpZm9ybmlhIGF0IFNhbiBEaWVn
+bywgTGEgSm9sbGEsIENBLCBVU0EuIGJpcmVuQHVjc2QuZWR1LiYjeEQ7RGVwYXJ0bWVudCBvZiBD
+b21wdXRlciBTY2llbmNlIGFuZCBFbmdpbmVlcmluZywgVW5pdmVyc2l0eSBvZiBDYWxpZm9ybmlh
+IGF0IFNhbiBEaWVnbywgTGEgSm9sbGEsIENBLCBVU0EuIHZiYWZuYUBjcy51Y3NkLmVkdS4mI3hE
+O0x1ZHdpZyBJbnN0aXR1dGUgZm9yIENhbmNlciBSZXNlYXJjaCwgVW5pdmVyc2l0eSBvZiBDYWxp
+Zm9ybmlhIGF0IFNhbiBEaWVnbywgTGEgSm9sbGEsIENBLCBVU0EuIHBtaXNjaGVsQHVjc2QuZWR1
+LiYjeEQ7TW9vcmVzIENhbmNlciBDZW50ZXIsIFVuaXZlcnNpdHkgb2YgQ2FsaWZvcm5pYSBhdCBT
+YW4gRGllZ28sIExhIEpvbGxhLCBDQSwgVVNBLiBwbWlzY2hlbEB1Y3NkLmVkdS4mI3hEO0RlcGFy
+dG1lbnQgb2YgUGF0aG9sb2d5LCBVbml2ZXJzaXR5IG9mIENhbGlmb3JuaWEgYXQgU2FuIERpZWdv
+LCBMYSBKb2xsYSwgQ0EsIFVTQS4gcG1pc2NoZWxAdWNzZC5lZHUuPC9hdXRoLWFkZHJlc3M+PHRp
+dGxlcz48dGl0bGU+Q2lyY3VsYXIgZWNETkEgcHJvbW90ZXMgYWNjZXNzaWJsZSBjaHJvbWF0aW4g
+YW5kIGhpZ2ggb25jb2dlbmUgZXhwcmVzc2lvbjwvdGl0bGU+PHNlY29uZGFyeS10aXRsZT5OYXR1
+cmU8L3NlY29uZGFyeS10aXRsZT48L3RpdGxlcz48cGVyaW9kaWNhbD48ZnVsbC10aXRsZT5OYXR1
+cmU8L2Z1bGwtdGl0bGU+PC9wZXJpb2RpY2FsPjxwYWdlcz42OTktNzAzPC9wYWdlcz48dm9sdW1l
+PjU3NTwvdm9sdW1lPjxudW1iZXI+Nzc4NDwvbnVtYmVyPjxlZGl0aW9uPjIwMTkxMTIwPC9lZGl0
+aW9uPjxrZXl3b3Jkcz48a2V5d29yZD5DZWxsIExpbmUsIFR1bW9yPC9rZXl3b3JkPjxrZXl3b3Jk
+PkNocm9tYXRpbi9jaGVtaXN0cnkvKmdlbmV0aWNzPC9rZXl3b3JkPjxrZXl3b3JkPkROQSwgQ2ly
+Y3VsYXIvZ2VuZXRpY3MvKm1ldGFib2xpc208L2tleXdvcmQ+PGtleXdvcmQ+R2VuZSBFeHByZXNz
+aW9uIFJlZ3VsYXRpb24sIE5lb3BsYXN0aWMvKmdlbmV0aWNzPC9rZXl3b3JkPjxrZXl3b3JkPkh1
+bWFuczwva2V5d29yZD48a2V5d29yZD5NaWNyb3Njb3B5LCBFbGVjdHJvbiwgU2Nhbm5pbmc8L2tl
+eXdvcmQ+PGtleXdvcmQ+TmVvcGxhc21zLypnZW5ldGljcy9waHlzaW9wYXRob2xvZ3k8L2tleXdv
+cmQ+PGtleXdvcmQ+T25jb2dlbmVzLypnZW5ldGljczwva2V5d29yZD48L2tleXdvcmRzPjxkYXRl
+cz48eWVhcj4yMDE5PC95ZWFyPjxwdWItZGF0ZXM+PGRhdGU+Tm92PC9kYXRlPjwvcHViLWRhdGVz
+PjwvZGF0ZXM+PGlzYm4+MTQ3Ni00Njg3IChFbGVjdHJvbmljKSYjeEQ7MDAyOC0wODM2IChQcmlu
+dCkmI3hEOzAwMjgtMDgzNiAoTGlua2luZyk8L2lzYm4+PGFjY2Vzc2lvbi1udW0+MzE3NDg3NDM8
+L2FjY2Vzc2lvbi1udW0+PHVybHM+PHJlbGF0ZWQtdXJscz48dXJsPmh0dHBzOi8vd3d3Lm5jYmku
+bmxtLm5paC5nb3YvcHVibWVkLzMxNzQ4NzQzPC91cmw+PC9yZWxhdGVkLXVybHM+PC91cmxzPjxj
+dXN0b20xPkNvbXBldGluZyBJbnRlcmVzdHMgUC5TLk0uLCBILlkuQy4gYW5kIFIuRy5XLlYuIGFy
+ZSBjby1mb3VuZGVycyBvZiBCb3VuZGxlc3MgQmlvLCBJbmMuIChCQiksIGFuZCBzZXJ2ZSBhcyBj
+b25zdWx0YW50cy4gVi5CLiBpcyBhIGNvLWZvdW5kZXIsIGFuZCBoYXMgZXF1aXR5IGludGVyZXN0
+IGluIEJvdW5kbGVzcyBCaW8sIGluYy4gKEJCKSBhbmQgRGlnaXRhbCBQcm90ZW9taWNzLCBMTEMg
+KERQKSwgYW5kIHJlY2VpdmVzIGluY29tZSBmcm9tIERQLiBUaGUgdGVybXMgb2YgdGhpcyBhcnJh
+bmdlbWVudCBoYXZlIGJlZW4gcmV2aWV3ZWQgYW5kIGFwcHJvdmVkIGJ5IHRoZSBVbml2ZXJzaXR5
+IG9mIENhbGlmb3JuaWEsIFNhbiBEaWVnbyBpbiBhY2NvcmRhbmNlIHdpdGggaXRzIGNvbmZsaWN0
+IG9mIGludGVyZXN0IHBvbGljaWVzLiBCQiBhbmQgRFAgd2VyZSBub3QgaW52b2x2ZWQgaW4gdGhl
+IHJlc2VhcmNoIHByZXNlbnRlZCBoZXJlLjwvY3VzdG9tMT48Y3VzdG9tMj5QTUM3MDk0Nzc3PC9j
+dXN0b20yPjxlbGVjdHJvbmljLXJlc291cmNlLW51bT4xMC4xMDM4L3M0MTU4Ni0wMTktMTc2My01
+PC9lbGVjdHJvbmljLXJlc291cmNlLW51bT48cmVtb3RlLWRhdGFiYXNlLW5hbWU+TWVkbGluZTwv
+cmVtb3RlLWRhdGFiYXNlLW5hbWU+PHJlbW90ZS1kYXRhYmFzZS1wcm92aWRlcj5OTE08L3JlbW90
+ZS1kYXRhYmFzZS1wcm92aWRlcj48L3JlY29yZD48L0NpdGU+PC9FbmROb3RlPn==
+</w:fldData>
+        </w:fldChar>
+      </w:r>
+      <w:r>
+        <w:rPr>
+          <w:bCs/>
+          <w:color w:val="000000" w:themeColor="text1"/>
+        </w:rPr>
+        <w:instrText xml:space="preserve"> ADDIN EN.CITE </w:instrText>
+      </w:r>
+      <w:r>
+        <w:rPr>
+          <w:b/>
+          <w:bCs/>
+          <w:color w:val="000000" w:themeColor="text1"/>
+        </w:rPr>
+        <w:fldChar w:fldCharType="begin">
+          <w:fldData xml:space="preserve">PEVuZE5vdGU+PENpdGU+PEF1dGhvcj5CYWlsZXk8L0F1dGhvcj48WWVhcj4yMDI0PC9ZZWFyPjxS
+ZWNOdW0+Mjc8L1JlY051bT48RGlzcGxheVRleHQ+PHN0eWxlIGZhY2U9InN1cGVyc2NyaXB0Ij4z
+MS0zNDwvc3R5bGU+PC9EaXNwbGF5VGV4dD48cmVjb3JkPjxyZWMtbnVtYmVyPjMxPC9yZWMtbnVt
+YmVyPjxmb3JlaWduLWtleXM+PGtleSBhcHA9IkVOIiBkYi1pZD0iOXphOWZ6ejVvMncwMjdlNTVw
+NnB3dzU1djV4emZhdDlkZnNhIiB0aW1lc3RhbXA9IjE3NzY4OTI5NzYiPjMxPC9rZXk+PC9mb3Jl
+aWduLWtleXM+PHJlZi10eXBlIG5hbWU9IkpvdXJuYWwgQXJ0aWNsZSI+MTc8L3JlZi10eXBlPjxj
+b250cmlidXRvcnM+PGF1dGhvcnM+PGF1dGhvcj5CYWlsZXksIEMuPC9hdXRob3I+PGF1dGhvcj5Q
+aWNoLCBPLjwvYXV0aG9yPjxhdXRob3I+VGhvbCwgSy48L2F1dGhvcj48YXV0aG9yPldhdGtpbnMs
+IFQuIEIuIEsuPC9hdXRob3I+PGF1dGhvcj5MdWViZWNrLCBKLjwvYXV0aG9yPjxhdXRob3I+Um93
+YW4sIEEuPC9hdXRob3I+PGF1dGhvcj5TdGF2cm91LCBHLjwvYXV0aG9yPjxhdXRob3I+V2Vpc2Vy
+LCBOLiBFLjwvYXV0aG9yPjxhdXRob3I+RGFtZXJhY2hhcmxhLCBCLjwvYXV0aG9yPjxhdXRob3I+
+QmVudGhhbSwgUi48L2F1dGhvcj48YXV0aG9yPkx1LCBXLiBULjwvYXV0aG9yPjxhdXRob3I+S2l0
+dGVsLCBKLjwvYXV0aG9yPjxhdXRob3I+WWFuZywgUy4gWS4gQy48L2F1dGhvcj48YXV0aG9yPkhv
+d2l0dCwgQi4gRS48L2F1dGhvcj48YXV0aG9yPlNoYXJtYSwgTi48L2F1dGhvcj48YXV0aG9yPkxp
+dG92Y2hlbmtvLCBNLjwvYXV0aG9yPjxhdXRob3I+U2FsZ2FkbywgUi48L2F1dGhvcj48YXV0aG9y
+Pkh1bmcsIEsuIEwuPC9hdXRob3I+PGF1dGhvcj5Db3JuaXNoLCBBLiBKLjwvYXV0aG9yPjxhdXRo
+b3I+TW9vcmUsIEQuIEEuPC9hdXRob3I+PGF1dGhvcj5Ib3Vsc3RvbiwgUi4gUy48L2F1dGhvcj48
+YXV0aG9yPkJhZm5hLCBWLjwvYXV0aG9yPjxhdXRob3I+Q2hhbmcsIEguIFkuPC9hdXRob3I+PGF1
+dGhvcj5OaWstWmFpbmFsLCBTLjwvYXV0aG9yPjxhdXRob3I+S2FudSwgTi48L2F1dGhvcj48YXV0
+aG9yPk1jR3JhbmFoYW4sIE4uPC9hdXRob3I+PGF1dGhvcj5HZW5vbWljcyBFbmdsYW5kLCBDb25z
+b3J0aXVtPC9hdXRob3I+PGF1dGhvcj5GbGFuYWdhbiwgQS4gTS48L2F1dGhvcj48YXV0aG9yPk1p
+c2NoZWwsIFAuIFMuPC9hdXRob3I+PGF1dGhvcj5KYW1hbC1IYW5qYW5pLCBNLjwvYXV0aG9yPjxh
+dXRob3I+U3dhbnRvbiwgQy48L2F1dGhvcj48L2F1dGhvcnM+PC9jb250cmlidXRvcnM+PGF1dGgt
+YWRkcmVzcz5DYW5jZXIgRXZvbHV0aW9uIGFuZCBHZW5vbWUgSW5zdGFiaWxpdHkgTGFib3JhdG9y
+eSwgVGhlIEZyYW5jaXMgQ3JpY2sgSW5zdGl0dXRlLCBMb25kb24sIFVLLiYjeEQ7Q2FuY2VyIFJl
+c2VhcmNoIFVLIEx1bmcgQ2FuY2VyIENlbnRyZSBvZiBFeGNlbGxlbmNlLCBVbml2ZXJzaXR5IENv
+bGxlZ2UgTG9uZG9uIENhbmNlciBJbnN0aXR1dGUsIExvbmRvbiwgVUsuJiN4RDtDYW5jZXIgR2Vu
+b21lIEV2b2x1dGlvbiBSZXNlYXJjaCBHcm91cCwgQ2FuY2VyIFJlc2VhcmNoIFVLIEx1bmcgQ2Fu
+Y2VyIENlbnRyZSBvZiBFeGNlbGxlbmNlLCBVbml2ZXJzaXR5IENvbGxlZ2UgTG9uZG9uIENhbmNl
+ciBJbnN0aXR1dGUsIExvbmRvbiwgVUsuJiN4RDtEZXBhcnRtZW50IG9mIFBhdGhvbG9neSwgU3Rh
+bmZvcmQgVW5pdmVyc2l0eSwgU3RhbmZvcmQsIENBLCBVU0EuJiN4RDtTYXJhZmFuIENoRU0tSCwg
+U3RhbmZvcmQgVW5pdmVyc2l0eSwgU3RhbmZvcmQsIENBLCBVU0EuJiN4RDtEZXBhcnRtZW50IG9m
+IENvbXB1dGVyIFNjaWVuY2UgYW5kIEVuZ2luZWVyaW5nLCBVbml2ZXJzaXR5IG9mIENhbGlmb3Ju
+aWEgYXQgU2FuIERpZWdvLCBMYSBKb2xsYSwgQ0EsIFVTQS4mI3hEO0NhbmNlciBNZXRhc3Rhc2lz
+IExhYm9yYXRvcnksIFVuaXZlcnNpdHkgQ29sbGVnZSBMb25kb24gQ2FuY2VyIEluc3RpdHV0ZSwg
+TG9uZG9uLCBVSy4mI3hEO0NlbnRlciBmb3IgUGVyc29uYWwgRHluYW1pYyBSZWd1bG9tZXMsIFN0
+YW5mb3JkIFVuaXZlcnNpdHksIFN0YW5mb3JkLCBDQSwgVVNBLiYjeEQ7RGVwYXJ0bWVudCBvZiBQ
+ZWRpYXRyaWNzLCBTdGFuZm9yZCBVbml2ZXJzaXR5LCBQYWxvIEFsdG8sIENBLCBVU0EuJiN4RDtE
+ZXBhcnRtZW50IG9mIFBhdGhvbG9neSwgWkFTIEhvc3BpdGFscywgQW50d2VycCwgQmVsZ2l1bS4m
+I3hEO0RpdmlzaW9uIG9mIFJlc2VhcmNoLCBQZXRlciBNYWNDYWxsdW0gQ2FuY2VyIENlbnRyZSwg
+TWVsYm91cm5lLCBWaWN0b3JpYSwgQXVzdHJhbGlhLiYjeEQ7RGl2aXNpb24gb2YgR2VuZXRpY3Mg
+YW5kIEVwaWRlbWlvbG9neSwgVGhlIEluc3RpdHV0ZSBvZiBDYW5jZXIgUmVzZWFyY2gsIExvbmRv
+biwgVUsuJiN4RDtEZXBhcnRtZW50IG9mIENlbGx1bGFyIFBhdGhvbG9neSwgVW5pdmVyc2l0eSBD
+b2xsZWdlIExvbmRvbiBIb3NwaXRhbHMsIExvbmRvbiwgVUsuJiN4RDtBY2FkZW1pYyBEZXBhcnRt
+ZW50IG9mIE1lZGljYWwgR2VuZXRpY3MsIFNjaG9vbCBvZiBDbGluaWNhbCBNZWRpY2luZSwgVW5p
+dmVyc2l0eSBvZiBDYW1icmlkZ2UsIENhbWJyaWRnZSwgVUsuJiN4RDtSZXNlYXJjaCBEZXBhcnRt
+ZW50IG9mIFBhdGhvbG9neSwgVW5pdmVyc2l0eSBDb2xsZWdlIExvbmRvbiwgVUNMIENhbmNlciBJ
+bnN0aXR1dGUsIExvbmRvbiwgVUsuJiN4RDtEZXBhcnRtZW50IG9mIEhpc3RvcGF0aG9sb2d5LCBS
+b3lhbCBOYXRpb25hbCBPcnRob3BhZWRpYyBIb3NwaXRhbCwgU3Rhbm1vcmUsIFVLLiYjeEQ7RGVw
+YXJ0bWVudCBvZiBQYXRob2xvZ3ksIFN0YW5mb3JkIFVuaXZlcnNpdHksIFN0YW5mb3JkLCBDQSwg
+VVNBLiBwbWlzY2hlbEBzdGFuZm9yZC5lZHUuJiN4RDtTYXJhZmFuIENoRU0tSCwgU3RhbmZvcmQg
+VW5pdmVyc2l0eSwgU3RhbmZvcmQsIENBLCBVU0EuIHBtaXNjaGVsQHN0YW5mb3JkLmVkdS4mI3hE
+O0NhbmNlciBSZXNlYXJjaCBVSyBMdW5nIENhbmNlciBDZW50cmUgb2YgRXhjZWxsZW5jZSwgVW5p
+dmVyc2l0eSBDb2xsZWdlIExvbmRvbiBDYW5jZXIgSW5zdGl0dXRlLCBMb25kb24sIFVLLiBtLmph
+bWFsLWhhbmphbmlAdWNsLmFjLnVrLiYjeEQ7Q2FuY2VyIE1ldGFzdGFzaXMgTGFib3JhdG9yeSwg
+VW5pdmVyc2l0eSBDb2xsZWdlIExvbmRvbiBDYW5jZXIgSW5zdGl0dXRlLCBMb25kb24sIFVLLiBt
+LmphbWFsLWhhbmphbmlAdWNsLmFjLnVrLiYjeEQ7RGVwYXJ0bWVudCBvZiBNZWRpY2FsIE9uY29s
+b2d5LCBVbml2ZXJzaXR5IENvbGxlZ2UgTG9uZG9uIEhvc3BpdGFscywgTG9uZG9uLCBVSy4gbS5q
+YW1hbC1oYW5qYW5pQHVjbC5hYy51ay4mI3hEO0NhbmNlciBFdm9sdXRpb24gYW5kIEdlbm9tZSBJ
+bnN0YWJpbGl0eSBMYWJvcmF0b3J5LCBUaGUgRnJhbmNpcyBDcmljayBJbnN0aXR1dGUsIExvbmRv
+biwgVUsuIGNoYXJsZXMuc3dhbnRvbkBjcmljay5hYy51ay4mI3hEO0NhbmNlciBSZXNlYXJjaCBV
+SyBMdW5nIENhbmNlciBDZW50cmUgb2YgRXhjZWxsZW5jZSwgVW5pdmVyc2l0eSBDb2xsZWdlIExv
+bmRvbiBDYW5jZXIgSW5zdGl0dXRlLCBMb25kb24sIFVLLiBjaGFybGVzLnN3YW50b25AY3JpY2su
+YWMudWsuJiN4RDtEZXBhcnRtZW50IG9mIE1lZGljYWwgT25jb2xvZ3ksIFVuaXZlcnNpdHkgQ29s
+bGVnZSBMb25kb24gSG9zcGl0YWxzLCBMb25kb24sIFVLLiBjaGFybGVzLnN3YW50b25AY3JpY2su
+YWMudWsuPC9hdXRoLWFkZHJlc3M+PHRpdGxlcz48dGl0bGU+T3JpZ2lucyBhbmQgaW1wYWN0IG9m
+IGV4dHJhY2hyb21vc29tYWwgRE5BPC90aXRsZT48c2Vjb25kYXJ5LXRpdGxlPk5hdHVyZTwvc2Vj
+b25kYXJ5LXRpdGxlPjwvdGl0bGVzPjxwZXJpb2RpY2FsPjxmdWxsLXRpdGxlPk5hdHVyZTwvZnVs
+bC10aXRsZT48L3BlcmlvZGljYWw+PHBhZ2VzPjE5My0yMDA8L3BhZ2VzPjx2b2x1bWU+NjM1PC92
+b2x1bWU+PG51bWJlcj44MDM3PC9udW1iZXI+PGVkaXRpb24+MjAyNDExMDY8L2VkaXRpb24+PGtl
+eXdvcmRzPjxrZXl3b3JkPkZlbWFsZTwva2V5d29yZD48a2V5d29yZD5IdW1hbnM8L2tleXdvcmQ+
+PGtleXdvcmQ+TWFsZTwva2V5d29yZD48a2V5d29yZD5EaXNlYXNlIFByb2dyZXNzaW9uPC9rZXl3
+b3JkPjxrZXl3b3JkPipETkEvYW5hbHlzaXMvZHJ1ZyBlZmZlY3RzL2dlbmV0aWNzPC9rZXl3b3Jk
+PjxrZXl3b3JkPipETkEsIE5lb3BsYXNtL2FuYWx5c2lzL2RydWcgZWZmZWN0cy9nZW5ldGljczwv
+a2V5d29yZD48a2V5d29yZD5FbmhhbmNlciBFbGVtZW50cywgR2VuZXRpYy9nZW5ldGljczwva2V5
+d29yZD48a2V5d29yZD4qR2VuZSBBbXBsaWZpY2F0aW9uL2RydWcgZWZmZWN0cy9nZW5ldGljczwv
+a2V5d29yZD48a2V5d29yZD5MeW1waG9jeXRlcy9jeXRvbG9neS9pbW11bm9sb2d5PC9rZXl3b3Jk
+PjxrZXl3b3JkPipOZW9wbGFzbXMvZ2VuZXRpY3MvaW1tdW5vbG9neS9wYXRob2xvZ3kvdGhlcmFw
+eTwva2V5d29yZD48a2V5d29yZD4qT25jb2dlbmVzL2dlbmV0aWNzPC9rZXl3b3JkPjxrZXl3b3Jk
+Pk9yZ2FuIFNwZWNpZmljaXR5L2dlbmV0aWNzPC9rZXl3b3JkPjxrZXl3b3JkPlByb21vdGVyIFJl
+Z2lvbnMsIEdlbmV0aWMvZ2VuZXRpY3M8L2tleXdvcmQ+PGtleXdvcmQ+UmVjb21iaW5hdGlvbmFs
+IEROQSBSZXBhaXIvZ2VuZXRpY3M8L2tleXdvcmQ+PGtleXdvcmQ+Uk5BLCBMb25nIE5vbmNvZGlu
+Zy9nZW5ldGljczwva2V5d29yZD48a2V5d29yZD5Ub2JhY2NvIFByb2R1Y3RzL2FkdmVyc2UgZWZm
+ZWN0czwva2V5d29yZD48a2V5d29yZD4qTXV0YWdlbmVzaXMvZHJ1ZyBlZmZlY3RzL2dlbmV0aWNz
+PC9rZXl3b3JkPjwva2V5d29yZHM+PGRhdGVzPjx5ZWFyPjIwMjQ8L3llYXI+PHB1Yi1kYXRlcz48
+ZGF0ZT5Ob3Y8L2RhdGU+PC9wdWItZGF0ZXM+PC9kYXRlcz48aXNibj4xNDc2LTQ2ODcgKEVsZWN0
+cm9uaWMpJiN4RDswMDI4LTA4MzYgKFByaW50KSYjeEQ7MDAyOC0wODM2IChMaW5raW5nKTwvaXNi
+bj48YWNjZXNzaW9uLW51bT4zOTUwNjE1MDwvYWNjZXNzaW9uLW51bT48dXJscz48cmVsYXRlZC11
+cmxzPjx1cmw+aHR0cHM6Ly93d3cubmNiaS5ubG0ubmloLmdvdi9wdWJtZWQvMzk1MDYxNTA8L3Vy
+bD48L3JlbGF0ZWQtdXJscz48L3VybHM+PGN1c3RvbTE+Qy5TLiBhY2tub3dsZWRnZXMgZ3JhbnRz
+IGZyb20gQXN0cmFaZW5lY2EsIEJvZWhyaW5nZXItSW5nZWxoZWltLCBCcmlzdG9sIE15ZXJzIFNx
+dWliYiwgUGZpemVyLCBSb2NoZS1WZW50YW5hLCBJbnZpdGFlIChwcmV2aW91c2x5IEFyY2hlciBE
+eC1jb2xsYWJvcmF0aW9uIGluIG1pbmltYWwgcmVzaWR1YWwgZGlzZWFzZSBzZXF1ZW5jaW5nIHRl
+Y2hub2xvZ2llcyksIE9ubyBQaGFybWFjZXV0aWNhbCBhbmQgUGVyc29uYWxpcy4gQy5TLiBpcyBj
+aGllZiBpbnZlc3RpZ2F0b3IgZm9yIHRoZSBBWiBNZVJtYWlEIDEgYW5kIDIgY2xpbmljYWwgdHJp
+YWxzIGFuZCBpcyB0aGUgc3RlZXJpbmcgY29tbWl0dGVlIGNoYWlyLiBDLlMuIGlzIGFsc28gY28t
+Y2hpZWYgaW52ZXN0aWdhdG9yIG9mIHRoZSBOSFMgR2FsbGVyaSB0cmlhbCBmaW5hbmNlZCBieSBH
+UkFJTCBhbmQgYSBwYWlkIG1lbWJlciBvZiBHUkFJTCZhcG9zO3Mgc2NpZW50aWZpYyBhZHZpc29y
+eSBib2FyZCAoU0FCKS4gQy5TLiByZWNlaXZlcyBjb25zdWx0YW50IGZlZXMgZnJvbSBBY2hpbGxl
+cyBUaGVyYXBldXRpY3MgKGFsc28gYSBTQUIgbWVtYmVyKSwgQmljeWNsZSBUaGVyYXBldXRpY3Mg
+KGFsc28gYSBTQUIgbWVtYmVyKSwgR2VuZW50ZWNoLCBNZWRpY3hpLCB0aGUgQ2hpbmEgSW5ub3Zh
+dGlvbiBDZW50cmUgb2YgUm9jaGUgKGZvcm1lcmx5IHRoZSBSb2NoZSBJbm5vdmF0aW9uIENlbnRy
+ZS1TaGFuZ2hhaSksIE1ldGFib21lZCAodW50aWwgSnVseSAyMDIyKSBhbmQgdGhlIFNhcmFoIENh
+bm5vbiBSZXNlYXJjaCBJbnN0aXR1dGUuIEMuUy4gaGFzIHJlY2VpdmVkIGhvbm9yYXJpYSBmcm9t
+IEFtZ2VuLCBBc3RyYVplbmVjYSwgQnJpc3RvbCBNeWVycyBTcXVpYmIsIEdsYXhvU21pdGhLbGlu
+ZSwgSWxsdW1pbmEsIE1TRCwgTm92YXJ0aXMsIFBmaXplciBhbmQgUm9jaGUtVmVudGFuYS4gQy5T
+LiBoYXMgcHJldmlvdXNseSBoZWxkIHN0b2NrIG9wdGlvbnMgaW4gQXBvZ2VuIEJpb3RlY2hub2xv
+Z2llcyBhbmQgR1JBSUwsIGFuZCBjdXJyZW50bHkgaGFzIHN0b2NrIG9wdGlvbnMgaW4gRXBpYyBC
+aW9zY2llbmNlIGFuZCBCaWN5Y2xlIFRoZXJhcGV1dGljcywgYW5kIGhhcyBzdG9jayBvcHRpb25z
+IGFuZCBpcyBjby1mb3VuZGVyIG9mIEFjaGlsbGVzIFRoZXJhcGV1dGljcy4gQy5TLiBkZWNsYXJl
+cyBwYXRlbnQgYXBwbGljYXRpb25zIG9uIG1ldGhvZHMgdG8gZGV0ZWN0IGx1bmcgY2FuY2VyIChQ
+Q1QvVVMyMDE3LzAyODAxMyksIHRhcmdldGluZyBuZW9hbnRpZ2VucyAoUENUL0VQMjAxNi8wNTk0
+MDEpLCBpZGVudGlmeWluZyBwYXRpZW50IHJlc3BvbnNlIHRvIGltbXVuZSBjaGVja3BvaW50IGJs
+b2NrYWRlIChQQ1QvRVAyMDE2LzA3MTQ3MSksIGRldGVybWluaW5nIEhMQSBsb3NzIG9mIGhldGVy
+b3p5Z29zaXR5IChQQ1QvR0IyMDE4LzA1MjAwNCksIHByZWRpY3Rpbmcgc3Vydml2YWwgcmF0ZXMg
+b2YgcGF0aWVudHMgd2l0aCBjYW5jZXIgKFBDVC9HQjIwMjAvMDUwMjIxKSwgaWRlbnRpZnlpbmcg
+cGF0aWVudHMgd2hvIHJlc3BvbmQgdG8gY2FuY2VyIHRyZWF0bWVudCAoUENUL0dCMjAxOC8wNTE5
+MTIpIGFuZCBtZXRob2RzIGZvciBsdW5nIGNhbmNlciBkZXRlY3Rpb24gKFVTMjAxOTAxMDY3NTFB
+MSkuIEMuUy4gaXMgYW4gaW52ZW50b3Igb24gYSBFdXJvcGVhbiBwYXRlbnQgYXBwbGljYXRpb24g
+KFBDVC9HQjIwMTcvMDUzMjg5KSByZWxhdGluZyB0byBhc3NheSB0ZWNobm9sb2d5IHRvIGRldGVj
+dCB0dW1vdXIgcmVjdXJyZW5jZS4gVGhpcyBwYXRlbnQgaGFzIGJlZW4gbGljZW5zZWQgdG8gYSBj
+b21tZXJjaWFsIGVudGl0eSwgYW5kIHVuZGVyIHRoZWlyIHRlcm1zIG9mIGVtcGxveW1lbnQsIEMu
+Uy4gaXMgZHVlIGEgcmV2ZW51ZSBzaGFyZSBvZiBhbnkgcmV2ZW51ZSBnZW5lcmF0ZWQgZnJvbSBz
+dWNoIGxpY2VuY2UocykuIE4uTS4gaGFzIHN0b2NrIG9wdGlvbnMgaW4gYW5kIGhhcyBjb25zdWx0
+ZWQgZm9yIEFjaGlsbGVzIFRoZXJhcGV1dGljcyBhbmQgaG9sZHMgRXVyb3BlYW4gcGF0ZW50cyBy
+ZWxhdGluZyB0byB0YXJnZXRpbmcgbmVvYW50aWdlbnMgKFBDVC9FUDIwMTYvMDU5NDAxKSwgaWRl
+bnRpZnlpbmcgcGF0aWVudCByZXNwb25zZSB0byBpbW11bmUgY2hlY2twb2ludCBibG9ja2FkZSAo
+UENULyBFUDIwMTYvMDcxNDcxKSwgZGV0ZXJtaW5pbmcgSExBIGxvc3Mgb2YgaGV0ZXJvenlnb3Np
+dHkgKFBDVC9HQjIwMTgvMDUyMDA0KSBhbmQgcHJlZGljdGluZyBzdXJ2aXZhbCByYXRlcyBvZiBw
+YXRpZW50cyB3aXRoIGNhbmNlciAoUENUL0dCMjAyMC8wNTAyMjEpLiBQLlMuTS4gaXMgYSBjby1m
+b3VuZGVyLCBjaGFpcnMgdGhlIFNBQiBvZiBhbmQgaGFzIGVxdWl0eSBpbnRlcmVzdCBpbiBCb3Vu
+ZGxlc3MgQmlvLiBQLlMuTS4gaXMgYWxzbyBhbiBhZHZpc29yIHdpdGggZXF1aXR5IGZvciBBc3Rl
+cm9pZCBUaGVyYXBldXRpY3MgYW5kIGlzIGFuIGFkdmlzb3IgdG8gU2FnZSBUaGVyYXBldXRpY3Mu
+IFYuQi4gaXMgYSBjby1mb3VuZGVyLCBjb25zdWx0YW50LCBTQUIgbWVtYmVyIGFuZCBoYXMgZXF1
+aXR5IGludGVyZXN0IGluIEJvdW5kbGVzcyBCaW8gYW5kIEFidGVycmEsIGFuZCB0aGUgdGVybXMg
+b2YgdGhpcyBhcnJhbmdlbWVudCBoYXZlIGJlZW4gcmV2aWV3ZWQgYW5kIGFwcHJvdmVkIGJ5IHRo
+ZSBVbml2ZXJzaXR5IG9mIENhbGlmb3JuaWEsIFNhbiBEaWVnbyBpbiBhY2NvcmRhbmNlIHdpdGgg
+aXRzIGNvbmZsaWN0IG9mIGludGVyZXN0IHBvbGljaWVzLiBILlkuQy4gaXMgYSBjby1mb3VuZGVy
+IG9mIEFjY2VudCBUaGVyYXBldXRpY3MsIEJvdW5kbGVzcyBCaW8sIENhcnRvZ3JhcGh5IEJpbyBh
+bmQgT3JiaXRhbCBUaGVyYXBldXRpY3MsIGFuZCBpcyBhbiBhZHZpc29yIHRvIDEwWCBHZW5vbWlj
+cywgQXJzZW5hbCBCaW9zY2llbmNlcywgQ2hyb21hIE1lZGljaW5lIGFuZCBTcHJpbmcgRGlzY292
+ZXJ5LjwvY3VzdG9tMT48Y3VzdG9tMj5QTUMxMTU0MDg0NjwvY3VzdG9tMj48ZWxlY3Ryb25pYy1y
+ZXNvdXJjZS1udW0+MTAuMTAzOC9zNDE1ODYtMDI0LTA4MTA3LTM8L2VsZWN0cm9uaWMtcmVzb3Vy
+Y2UtbnVtPjxyZW1vdGUtZGF0YWJhc2UtbmFtZT5NZWRsaW5lPC9yZW1vdGUtZGF0YWJhc2UtbmFt
+ZT48cmVtb3RlLWRhdGFiYXNlLXByb3ZpZGVyPk5MTTwvcmVtb3RlLWRhdGFiYXNlLXByb3ZpZGVy
+PjwvcmVjb3JkPjwvQ2l0ZT48Q2l0ZT48QXV0aG9yPkh1bmc8L0F1dGhvcj48WWVhcj4yMDIyPC9Z
+ZWFyPjxSZWNOdW0+Mjg8L1JlY051bT48cmVjb3JkPjxyZWMtbnVtYmVyPjMyPC9yZWMtbnVtYmVy
+Pjxmb3JlaWduLWtleXM+PGtleSBhcHA9IkVOIiBkYi1pZD0iOXphOWZ6ejVvMncwMjdlNTVwNnB3
+dzU1djV4emZhdDlkZnNhIiB0aW1lc3RhbXA9IjE3NzY4OTI5NzYiPjMyPC9rZXk+PC9mb3JlaWdu
+LWtleXM+PHJlZi10eXBlIG5hbWU9IkpvdXJuYWwgQXJ0aWNsZSI+MTc8L3JlZi10eXBlPjxjb250
+cmlidXRvcnM+PGF1dGhvcnM+PGF1dGhvcj5IdW5nLCBLLiBMLjwvYXV0aG9yPjxhdXRob3I+THVl
+YmVjaywgSi48L2F1dGhvcj48YXV0aG9yPkRlaGtvcmRpLCBTLiBSLjwvYXV0aG9yPjxhdXRob3I+
+Q29sb24sIEMuIEkuPC9hdXRob3I+PGF1dGhvcj5MaSwgUi48L2F1dGhvcj48YXV0aG9yPldvbmcs
+IEkuIFQuPC9hdXRob3I+PGF1dGhvcj5Db3J1aCwgQy48L2F1dGhvcj48YXV0aG9yPkRoYXJhbmlw
+cmFnYWRhLCBQLjwvYXV0aG9yPjxhdXRob3I+TG9tZWxpLCBTLiBILjwvYXV0aG9yPjxhdXRob3I+
+V2Vpc2VyLCBOLiBFLjwvYXV0aG9yPjxhdXRob3I+TW9yaWNlYXUsIEcuPC9hdXRob3I+PGF1dGhv
+cj5aaGFuZywgWC48L2F1dGhvcj48YXV0aG9yPkJhaWxleSwgQy48L2F1dGhvcj48YXV0aG9yPkhv
+dWxhaGFuLCBLLiBFLjwvYXV0aG9yPjxhdXRob3I+WWFuZywgVy48L2F1dGhvcj48YXV0aG9yPkdv
+bnphbGV6LCBSLiBDLjwvYXV0aG9yPjxhdXRob3I+U3dhbnRvbiwgQy48L2F1dGhvcj48YXV0aG9y
+PkN1cnRpcywgQy48L2F1dGhvcj48YXV0aG9yPkphbWFsLUhhbmphbmksIE0uPC9hdXRob3I+PGF1
+dGhvcj5IZW5zc2VuLCBBLiBHLjwvYXV0aG9yPjxhdXRob3I+TGF3LCBKLiBBLjwvYXV0aG9yPjxh
+dXRob3I+R3JlZW5sZWFmLCBXLiBKLjwvYXV0aG9yPjxhdXRob3I+TG8sIFIuIFMuPC9hdXRob3I+
+PGF1dGhvcj5NaXNjaGVsLCBQLiBTLjwvYXV0aG9yPjxhdXRob3I+QmFmbmEsIFYuPC9hdXRob3I+
+PGF1dGhvcj5DaGFuZywgSC4gWS48L2F1dGhvcj48L2F1dGhvcnM+PC9jb250cmlidXRvcnM+PGF1
+dGgtYWRkcmVzcz5DZW50ZXIgZm9yIFBlcnNvbmFsIER5bmFtaWMgUmVndWxvbWVzLCBTdGFuZm9y
+ZCBVbml2ZXJzaXR5LCBTdGFuZm9yZCwgQ0EsIFVTQS4mI3hEO0Jpb2luZm9ybWF0aWNzIGFuZCBT
+eXN0ZW1zIEJpb2xvZ3kgR3JhZHVhdGUgUHJvZ3JhbSwgVW5pdmVyc2l0eSBvZiBDYWxpZm9ybmlh
+LCBTYW4gRGllZ28sIExhIEpvbGxhLCBDQSwgVVNBLiYjeEQ7RGVwYXJ0bWVudCBvZiBDb21wdXRl
+ciBTY2llbmNlIGFuZCBFbmdpbmVlcmluZywgVW5pdmVyc2l0eSBvZiBDYWxpZm9ybmlhLCBTYW4g
+RGllZ28sIExhIEpvbGxhLCBDQSwgVVNBLiYjeEQ7U2FyYWZhbiBDaEVNLUgsIFN0YW5mb3JkIFVu
+aXZlcnNpdHksIFN0YW5mb3JkLCBDQSwgVVNBLiYjeEQ7RGVwYXJ0bWVudCBvZiBQYXRob2xvZ3ks
+IFN0YW5mb3JkIFVuaXZlcnNpdHksIFN0YW5mb3JkLCBDQSwgVVNBLiYjeEQ7UGxhbnQgTW9sZWN1
+bGFyIGFuZCBDZWxsdWxhciBCaW9sb2d5IExhYm9yYXRvcnksIFNhbGsgSW5zdGl0dXRlIGZvciBC
+aW9sb2dpY2FsIFN0dWRpZXMsIExhIEpvbGxhLCBDQSwgVVNBLiYjeEQ7RGl2aXNpb24gb2YgRGVy
+bWF0b2xvZ3ksIERlcGFydG1lbnQgb2YgTWVkaWNpbmUsIERhdmlkIEdlZmZlbiBTY2hvb2wgb2Yg
+TWVkaWNpbmUsIFVuaXZlcnNpdHkgb2YgQ2FsaWZvcm5pYSwgTG9zIEFuZ2VsZXMsIENBLCBVU0Eu
+JiN4RDtDYW5jZXIgRXZvbHV0aW9uIGFuZCBHZW5vbWUgSW5zdGFiaWxpdHkgTGFib3JhdG9yeSwg
+VGhlIEZyYW5jaXMgQ3JpY2sgSW5zdGl0dXRlLCBMb25kb24sIFVLLiYjeEQ7RGVwYXJ0bWVudCBv
+ZiBNZWRpY2luZSwgRGl2aXNpb24gb2YgT25jb2xvZ3ksIFN0YW5mb3JkIFVuaXZlcnNpdHkgU2No
+b29sIG9mIE1lZGljaW5lLCBTdGFuZm9yZCwgQ0EsIFVTQS4mI3hEO0RlcGFydG1lbnQgb2YgR2Vu
+ZXRpY3MsIFN0YW5mb3JkIFVuaXZlcnNpdHksIFN0YW5mb3JkLCBDQSwgVVNBLiYjeEQ7U3RhbmZv
+cmQgQ2FuY2VyIEluc3RpdHV0ZSwgU3RhbmZvcmQgVW5pdmVyc2l0eSBTY2hvb2wgb2YgTWVkaWNp
+bmUsIFN0YW5mb3JkLCBDQSwgVVNBLiYjeEQ7RGVwYXJ0bWVudCBvZiBQZWRpYXRyaWMgT25jb2xv
+Z3kvSGVtYXRvbG9neSwgQ2hhcml0ZS1Vbml2ZXJzaXRhdHNtZWRpemluIEJlcmxpbiwgQmVybGlu
+LCBHZXJtYW55LiYjeEQ7Q2FuY2VyIFJlc2VhcmNoIFVLIEx1bmcgQ2FuY2VyIENlbnRyZSBvZiBF
+eGNlbGxlbmNlLCBVbml2ZXJzaXR5IENvbGxlZ2UgTG9uZG9uIENhbmNlciBJbnN0aXR1dGUsIFVu
+aXZlcnNpdHkgQ29sbGVnZSBMb25kb24sIExvbmRvbiwgVUsuJiN4RDtVbml2ZXJzaXR5IENvbGxl
+Z2UgTG9uZG9uIEhvc3BpdGFscyBOSFMgVHJ1c3QsIExvbmRvbiwgVUsuJiN4RDtFeHBlcmltZW50
+YWwgYW5kIENsaW5pY2FsIFJlc2VhcmNoIENlbnRlciAoRUNSQyksIE1heCBEZWxicnVjayBDZW50
+ZXIgZm9yIE1vbGVjdWxhciBNZWRpY2luZSBhbmQgQ2hhcml0ZS1Vbml2ZXJzaXRhdHNtZWRpemlu
+IEJlcmxpbiwgQmVybGluLCBHZXJtYW55LiYjeEQ7R2VybWFuIENhbmNlciBDb25zb3J0aXVtIChE
+S1RLKSwgcGFydG5lciBzaXRlIEJlcmxpbiwgYW5kIEdlcm1hbiBDYW5jZXIgUmVzZWFyY2ggQ2Vu
+dGVyIERLRlosIEhlaWRlbGJlcmcsIEdlcm1hbnkuJiN4RDtCZXJsaW4gSW5zdGl0dXRlIG9mIEhl
+YWx0aCwgQmVybGluLCBHZXJtYW55LiYjeEQ7RGVwYXJ0bWVudCBvZiBNb2xlY3VsYXIgYW5kIE1l
+ZGljYWwgUGhhcm1hY29sb2d5LCBEYXZpZCBHZWZmZW4gU2Nob29sIG9mIE1lZGljaW5lLCBVbml2
+ZXJzaXR5IG9mIENhbGlmb3JuaWEsIExvcyBBbmdlbGVzLCBMb3MgQW5nZWxlcywgQ2FsaWZvcm5p
+YSwgVVNBLiYjeEQ7Sm9uc3NvbiBDb21wcmVoZW5zaXZlIENhbmNlciBDZW50ZXIsIERhdmlkIEdl
+ZmZlbiBTY2hvb2wgb2YgTWVkaWNpbmUsIFVuaXZlcnNpdHkgb2YgQ2FsaWZvcm5pYSwgTG9zIEFu
+Z2VsZXMsIExvcyBBbmdlbGVzLCBDYWxpZm9ybmlhLCBVU0EuJiN4RDtDZW50ZXIgZm9yIFBlcnNv
+bmFsIER5bmFtaWMgUmVndWxvbWVzLCBTdGFuZm9yZCBVbml2ZXJzaXR5LCBTdGFuZm9yZCwgQ0Es
+IFVTQS4gaG93Y2hhbmdAc3RhbmZvcmQuZWR1LiYjeEQ7RGVwYXJ0bWVudCBvZiBHZW5ldGljcywg
+U3RhbmZvcmQgVW5pdmVyc2l0eSwgU3RhbmZvcmQsIENBLCBVU0EuIGhvd2NoYW5nQHN0YW5mb3Jk
+LmVkdS4mI3hEO0hvd2FyZCBIdWdoZXMgTWVkaWNhbCBJbnN0aXR1dGUsIFN0YW5mb3JkIFVuaXZl
+cnNpdHkgU2Nob29sIG9mIE1lZGljaW5lLCBTdGFuZm9yZCwgQ0EsIFVTQS4gaG93Y2hhbmdAc3Rh
+bmZvcmQuZWR1LjwvYXV0aC1hZGRyZXNzPjx0aXRsZXM+PHRpdGxlPlRhcmdldGVkIHByb2ZpbGlu
+ZyBvZiBodW1hbiBleHRyYWNocm9tb3NvbWFsIEROQSBieSBDUklTUFItQ0FUQ0g8L3RpdGxlPjxz
+ZWNvbmRhcnktdGl0bGU+TmF0IEdlbmV0PC9zZWNvbmRhcnktdGl0bGU+PC90aXRsZXM+PHBlcmlv
+ZGljYWw+PGZ1bGwtdGl0bGU+TmF0IEdlbmV0PC9mdWxsLXRpdGxlPjwvcGVyaW9kaWNhbD48cGFn
+ZXM+MTc0Ni0xNzU0PC9wYWdlcz48dm9sdW1lPjU0PC92b2x1bWU+PG51bWJlcj4xMTwvbnVtYmVy
+PjxlZGl0aW9uPjIwMjIxMDE3PC9lZGl0aW9uPjxrZXl3b3Jkcz48a2V5d29yZD5IdW1hbnM8L2tl
+eXdvcmQ+PGtleXdvcmQ+T25jb2dlbmVzPC9rZXl3b3JkPjxrZXl3b3JkPkROQS9nZW5ldGljczwv
+a2V5d29yZD48a2V5d29yZD4qTmVvcGxhc21zL2dlbmV0aWNzL3BhdGhvbG9neTwva2V5d29yZD48
+a2V5d29yZD4qR2xpb2JsYXN0b21hL2dlbmV0aWNzPC9rZXl3b3JkPjxrZXl3b3JkPkVyYkIgUmVj
+ZXB0b3JzL2dlbmV0aWNzPC9rZXl3b3JkPjwva2V5d29yZHM+PGRhdGVzPjx5ZWFyPjIwMjI8L3ll
+YXI+PHB1Yi1kYXRlcz48ZGF0ZT5Ob3Y8L2RhdGU+PC9wdWItZGF0ZXM+PC9kYXRlcz48aXNibj4x
+NTQ2LTE3MTggKEVsZWN0cm9uaWMpJiN4RDsxMDYxLTQwMzYgKFByaW50KSYjeEQ7MTA2MS00MDM2
+IChMaW5raW5nKTwvaXNibj48YWNjZXNzaW9uLW51bT4zNjI1MzU3MjwvYWNjZXNzaW9uLW51bT48
+dXJscz48cmVsYXRlZC11cmxzPjx1cmw+aHR0cHM6Ly93d3cubmNiaS5ubG0ubmloLmdvdi9wdWJt
+ZWQvMzYyNTM1NzI8L3VybD48L3JlbGF0ZWQtdXJscz48L3VybHM+PGN1c3RvbTE+SC5ZLkMuIGlz
+IGEgY28tZm91bmRlciBvZiBBY2NlbnQgVGhlcmFwZXV0aWNzLCBCb3VuZGxlc3MgQmlvLCBDYXJ0
+b2dyYXBoeSBCaW9zY2llbmNlcyBhbmQgT3JiaXRhbCBUaGVyYXBldXRpY3MsIGFuZCBhbiBhZHZp
+c29yIG9mIDEweCBHZW5vbWljcywgQXJzZW5hbCBCaW9zY2llbmNlcyBhbmQgU3ByaW5nIERpc2Nv
+dmVyeS4gVi5CLiBpcyBhIGNvLWZvdW5kZXIsIHBhaWQgY29uc3VsdGFudCBhbmQgc2NpZW5jZSBh
+ZHZpc29yeSBib2FyZCBtZW1iZXIgYW5kIGhhcyBlcXVpdHkgaW50ZXJlc3QgaW4gQm91bmRsZXNz
+IEJpbyBhbmQgQWJ0ZXJyYS4gVGhlIHRlcm1zIG9mIHRoaXMgYXJyYW5nZW1lbnQgaGF2ZSBiZWVu
+IHJldmlld2VkIGFuZCBhcHByb3ZlZCBieSB0aGUgVW5pdmVyc2l0eSBvZiBDYWxpZm9ybmlhLCBT
+YW4gRGllZ28gaW4gYWNjb3JkYW5jZSB3aXRoIGl0cyBjb25mbGljdC1vZi1pbnRlcmVzdCBwb2xp
+Y2llcy4gUC5NLiBpcyBhIGNvLWZvdW5kZXIgYW5kIGFkdmlzb3Igb2YgQm91bmRsZXNzIEJpby4g
+Ui5TLkwuIHJlcG9ydHMgcmVzZWFyY2ggYW5kIGNsaW5pY2FsIHRyaWFsIHN1cHBvcnQgZnJvbSBN
+ZXJjaywgUGZpemVyLCBCTVMgYW5kIE9uY29TZWMuIEouTC4gcmVjZWl2ZXMgY29tcGVuc2F0aW9u
+IGFzIGEgY29uc3VsdGFudCBmb3IgQm91bmRsZXNzIEJpby4gVGhlIHJlbWFpbmluZyBhdXRob3Jz
+IGRlY2xhcmUgbm8gY29tcGV0aW5nIGludGVyZXN0cy48L2N1c3RvbTE+PGN1c3RvbTI+UE1DOTY0
+OTQzOTwvY3VzdG9tMj48ZWxlY3Ryb25pYy1yZXNvdXJjZS1udW0+MTAuMTAzOC9zNDE1ODgtMDIy
+LTAxMTkwLTA8L2VsZWN0cm9uaWMtcmVzb3VyY2UtbnVtPjxyZW1vdGUtZGF0YWJhc2UtbmFtZT5N
+ZWRsaW5lPC9yZW1vdGUtZGF0YWJhc2UtbmFtZT48cmVtb3RlLWRhdGFiYXNlLXByb3ZpZGVyPk5M
+TTwvcmVtb3RlLWRhdGFiYXNlLXByb3ZpZGVyPjwvcmVjb3JkPjwvQ2l0ZT48Q2l0ZT48QXV0aG9y
+PlNhbmthcjwvQXV0aG9yPjxZZWFyPjIwMjU8L1llYXI+PFJlY051bT4yOTwvUmVjTnVtPjxyZWNv
+cmQ+PHJlYy1udW1iZXI+MzM8L3JlYy1udW1iZXI+PGZvcmVpZ24ta2V5cz48a2V5IGFwcD0iRU4i
+IGRiLWlkPSI5emE5Znp6NW8ydzAyN2U1NXA2cHd3NTV2NXh6ZmF0OWRmc2EiIHRpbWVzdGFtcD0i
+MTc3Njg5Mjk3NiI+MzM8L2tleT48L2ZvcmVpZ24ta2V5cz48cmVmLXR5cGUgbmFtZT0iSm91cm5h
+bCBBcnRpY2xlIj4xNzwvcmVmLXR5cGU+PGNvbnRyaWJ1dG9ycz48YXV0aG9ycz48YXV0aG9yPlNh
+bmthciwgVi48L2F1dGhvcj48YXV0aG9yPkh1bmcsIEsuIEwuPC9hdXRob3I+PGF1dGhvcj5HbmFu
+YXNla2FyLCBBLjwvYXV0aG9yPjxhdXRob3I+VHN6LUxvIFdvbmcsIEkuPC9hdXRob3I+PGF1dGhv
+cj5TaGksIFEuPC9hdXRob3I+PGF1dGhvcj5LcmFmdCwgSy48L2F1dGhvcj48YXV0aG9yPkpvbmVz
+LCBNLiBHLjwvYXV0aG9yPjxhdXRob3I+SGUsIEIuIEouPC9hdXRob3I+PGF1dGhvcj5ZYW4sIFgu
+PC9hdXRob3I+PGF1dGhvcj5CZWxrLCBKLiBBLjwvYXV0aG9yPjxhdXRob3I+TGl1LCBLLiBKLjwv
+YXV0aG9yPjxhdXRob3I+QWdhcndhbCwgUy48L2F1dGhvcj48YXV0aG9yPldhbmcsIFMuIEsuPC9h
+dXRob3I+PGF1dGhvcj5IZW5zc2VuLCBBLiBHLjwvYXV0aG9yPjxhdXRob3I+TWlzY2hlbCwgUC4g
+Uy48L2F1dGhvcj48YXV0aG9yPkNoYW5nLCBILiBZLjwvYXV0aG9yPjwvYXV0aG9ycz48L2NvbnRy
+aWJ1dG9ycz48YXV0aC1hZGRyZXNzPkRlcGFydG1lbnRzIG9mIERlcm1hdG9sb2d5IGFuZCBHZW5l
+dGljcywgU3RhbmZvcmQgVW5pdmVyc2l0eSwgU3RhbmZvcmQsIENBLCBVU0EuJiN4RDtDdXJyZW50
+IGFkZHJlc3M6IERlcGFydG1lbnQgb2YgTmV1cm9zY2llbmNlLCBTY3JpcHBzIFJlc2VhcmNoLCBM
+YSBKb2xsYSwgQ0EsIFVTQS4mI3hEO1NhcmFmYW4gQ2hFTS1ILCBTdGFuZm9yZCBVbml2ZXJzaXR5
+LCBTdGFuZm9yZCwgQ0EsIFVTQS4mI3hEO0RlcGFydG1lbnQgb2YgUGF0aG9sb2d5LCBTdGFuZm9y
+ZCBVbml2ZXJzaXR5LCBTdGFuZm9yZCwgQ0EsIFVTQS4mI3hEO0N1cnJlbnQgYWRkcmVzczogQW1n
+ZW4gUmVzZWFyY2gsIFNvdXRoIFNhbiBGcmFuY2lzY28sIENBLCBVU0EuJiN4RDtQcm9ncmFtIGlu
+IENhbmNlciBCaW9sb2d5LCBTdGFuZm9yZCBVbml2ZXJzaXR5LCBTdGFuZm9yZCwgQ0EsIFVTQS4m
+I3hEO0RlcGFydG1lbnQgb2YgUGVkaWF0cmljIEhlbWF0b2xvZ3kgYW5kIE9uY29sb2d5LCBDaGFy
+aXRlLVVuaXZlcnNpdGF0c21lZGl6aW4gQmVybGluLCBCZXJsaW4sIEdlcm1hbnkuJiN4RDtCZXJs
+aW4gSW5zdGl0dXRlIG9mIEhlYWx0aCwgQmVybGluLCBHZXJtYW55LiYjeEQ7RXhwZXJpbWVudGFs
+IGFuZCBDbGluaWNhbCBSZXNlYXJjaCBDZW50ZXIsIE1heCBEZWxicnVjayBDZW50ZXIgZm9yIE1v
+bGVjdWxhciBNZWRpY2luZSBhbmQgQ2hhcml0ZS1Vbml2ZXJzaXRhdHNtZWRpemluIEJlcmxpbiwg
+QmVybGluLCBHZXJtYW55LiYjeEQ7SG93YXJkIEh1Z2hlcyBNZWRpY2FsIEluc3RpdHV0ZSwgU3Rh
+bmZvcmQgVW5pdmVyc2l0eSBTY2hvb2wgb2YgTWVkaWNpbmUsIFN0YW5mb3JkLCBDQSA5NDMwNSwg
+VVNBLjwvYXV0aC1hZGRyZXNzPjx0aXRsZXM+PHRpdGxlPkdlbmV0aWMgZWxlbWVudHMgcHJvbW90
+ZSByZXRlbnRpb24gb2YgZXh0cmFjaHJvbW9zb21hbCBETkEgaW4gY2FuY2VyIGNlbGxzPC90aXRs
+ZT48c2Vjb25kYXJ5LXRpdGxlPmJpb1J4aXY8L3NlY29uZGFyeS10aXRsZT48L3RpdGxlcz48cGVy
+aW9kaWNhbD48ZnVsbC10aXRsZT5iaW9SeGl2PC9mdWxsLXRpdGxlPjwvcGVyaW9kaWNhbD48ZWRp
+dGlvbj4yMDI1MTAxMjwvZWRpdGlvbj48ZGF0ZXM+PHllYXI+MjAyNTwveWVhcj48cHViLWRhdGVz
+PjxkYXRlPk9jdCAxMjwvZGF0ZT48L3B1Yi1kYXRlcz48L2RhdGVzPjxpc2JuPjI2OTItODIwNSAo
+RWxlY3Ryb25pYykmI3hEOzI2OTItODIwNSAoTGlua2luZyk8L2lzYm4+PGFjY2Vzc2lvbi1udW0+
+NDEyNzg2NTg8L2FjY2Vzc2lvbi1udW0+PHVybHM+PHJlbGF0ZWQtdXJscz48dXJsPmh0dHBzOi8v
+d3d3Lm5jYmkubmxtLm5paC5nb3YvcHVibWVkLzQxMjc4NjU4PC91cmw+PC9yZWxhdGVkLXVybHM+
+PC91cmxzPjxjdXN0b20xPkNvbXBldGluZyBJbnRlcmVzdHMgSC5ZLkMuIGlzIGFuIGVtcGxveWVl
+IGFuZCBzdG9ja2hvbGRlciBvZiBBbWdlbiBhcyBvZiBEZWMuIDE2LCAyMDI0LiBILlkuQy4gaXMg
+YSBjby1mb3VuZGVyIG9mIEFjY2VudCBUaGVyYXBldXRpY3MsIEJvdW5kbGVzcyBCaW8sIENhcnRv
+Z3JhcGh5IEJpb3NjaWVuY2VzLCBPcmJpdGFsIFRoZXJhcGV1dGljcywgYW5kIHdhcyBhbiBhZHZp
+c29yIG9mIEFyc2VuYWwgQmlvc2NpZW5jZXMsIENocm9tYSBNZWRpY2luZSwgRXhhaSBCaW8gYW5k
+IFZpZGEgVmVudHVyZXMgdW50aWwgRGVjLiAxNSwgMjAyNC4gUC5TLk0uIGlzIGEgY28tZm91bmRl
+ciBhbmQgYWR2aXNvciBvZiBCb3VuZGxlc3MgQmlvLiBBLkcuSC4gaXMgYSBmb3VuZGVyIGFuZCBz
+aGFyZWhvbGRlciBvZiBFY29uaWMgQmlvc2NpZW5jZXMuIE0uRy5KLiBpcyBhIGNvbnN1bHRhbnQg
+Zm9yIGFuZCBob2xkcyBlcXVpdHkgaW4gVmV2byBUaGVyYXBldXRpY3MuIFRoZSByZW1haW5pbmcg
+YXV0aG9ycyBkZWNsYXJlIG5vIGNvbXBldGluZyBpbnRlcmVzdHMuPC9jdXN0b20xPjxjdXN0b20y
+PlBNQzEyNjMyMzMyPC9jdXN0b20yPjxlbGVjdHJvbmljLXJlc291cmNlLW51bT4xMC4xMTAxLzIw
+MjUuMTAuMTAuNjgxNDk1PC9lbGVjdHJvbmljLXJlc291cmNlLW51bT48cmVtb3RlLWRhdGFiYXNl
+LW5hbWU+UHViTWVkLW5vdC1NRURMSU5FPC9yZW1vdGUtZGF0YWJhc2UtbmFtZT48cmVtb3RlLWRh
+dGFiYXNlLXByb3ZpZGVyPk5MTTwvcmVtb3RlLWRhdGFiYXNlLXByb3ZpZGVyPjwvcmVjb3JkPjwv
+Q2l0ZT48Q2l0ZT48QXV0aG9yPld1PC9BdXRob3I+PFllYXI+MjAxOTwvWWVhcj48UmVjTnVtPjMw
+PC9SZWNOdW0+PHJlY29yZD48cmVjLW51bWJlcj4zNDwvcmVjLW51bWJlcj48Zm9yZWlnbi1rZXlz
+PjxrZXkgYXBwPSJFTiIgZGItaWQ9Ijl6YTlmeno1bzJ3MDI3ZTU1cDZwd3c1NXY1eHpmYXQ5ZGZz
+YSIgdGltZXN0YW1wPSIxNzc2ODkyOTc2Ij4zNDwva2V5PjwvZm9yZWlnbi1rZXlzPjxyZWYtdHlw
+ZSBuYW1lPSJKb3VybmFsIEFydGljbGUiPjE3PC9yZWYtdHlwZT48Y29udHJpYnV0b3JzPjxhdXRo
+b3JzPjxhdXRob3I+V3UsIFMuPC9hdXRob3I+PGF1dGhvcj5UdXJuZXIsIEsuIE0uPC9hdXRob3I+
+PGF1dGhvcj5OZ3V5ZW4sIE4uPC9hdXRob3I+PGF1dGhvcj5SYXZpcmFtLCBSLjwvYXV0aG9yPjxh
+dXRob3I+RXJiLCBNLjwvYXV0aG9yPjxhdXRob3I+U2FudGluaSwgSi48L2F1dGhvcj48YXV0aG9y
+Pkx1ZWJlY2ssIEouPC9hdXRob3I+PGF1dGhvcj5SYWprdW1hciwgVS48L2F1dGhvcj48YXV0aG9y
+PkRpYW8sIFkuPC9hdXRob3I+PGF1dGhvcj5MaSwgQi48L2F1dGhvcj48YXV0aG9yPlpoYW5nLCBX
+LjwvYXV0aG9yPjxhdXRob3I+SmFtZXNvbiwgTi48L2F1dGhvcj48YXV0aG9yPkNvcmNlcywgTS4g
+Ui48L2F1dGhvcj48YXV0aG9yPkdyYW5qYSwgSi4gTS48L2F1dGhvcj48YXV0aG9yPkNoZW4sIFgu
+PC9hdXRob3I+PGF1dGhvcj5Db3J1aCwgQy48L2F1dGhvcj48YXV0aG9yPkFibm91c2ksIEEuPC9h
+dXRob3I+PGF1dGhvcj5Ib3VzdG9uLCBKLjwvYXV0aG9yPjxhdXRob3I+WWUsIFouPC9hdXRob3I+
+PGF1dGhvcj5IdSwgUi48L2F1dGhvcj48YXV0aG9yPll1LCBNLjwvYXV0aG9yPjxhdXRob3I+S2lt
+LCBILjwvYXV0aG9yPjxhdXRob3I+TGF3LCBKLiBBLjwvYXV0aG9yPjxhdXRob3I+VmVyaGFhaywg
+Ui4gRy4gVy48L2F1dGhvcj48YXV0aG9yPkh1LCBNLjwvYXV0aG9yPjxhdXRob3I+RnVybmFyaSwg
+Ri4gQi48L2F1dGhvcj48YXV0aG9yPkNoYW5nLCBILiBZLjwvYXV0aG9yPjxhdXRob3I+UmVuLCBC
+LjwvYXV0aG9yPjxhdXRob3I+QmFmbmEsIFYuPC9hdXRob3I+PGF1dGhvcj5NaXNjaGVsLCBQLiBT
+LjwvYXV0aG9yPjwvYXV0aG9ycz48L2NvbnRyaWJ1dG9ycz48YXV0aC1hZGRyZXNzPkx1ZHdpZyBJ
+bnN0aXR1dGUgZm9yIENhbmNlciBSZXNlYXJjaCwgVW5pdmVyc2l0eSBvZiBDYWxpZm9ybmlhIGF0
+IFNhbiBEaWVnbywgTGEgSm9sbGEsIENBLCBVU0EuJiN4RDtCb3VuZGxlc3MgQmlvLCBJbmMuLCBM
+YSBKb2xsYSwgQ0EsIFVTQS4mI3hEO0RlcGFydG1lbnQgb2YgQ29tcHV0ZXIgU2NpZW5jZSBhbmQg
+RW5naW5lZXJpbmcsIFVuaXZlcnNpdHkgb2YgQ2FsaWZvcm5pYSBhdCBTYW4gRGllZ28sIExhIEpv
+bGxhLCBDQSwgVVNBLiYjeEQ7VUNTRCBMaWdodCBNaWNyb3Njb3B5IENvcmUgRmFjaWxpdHksIERl
+cGFydG1lbnQgb2YgTmV1cm9zY2llbmNlcywgVW5pdmVyc2l0eSBvZiBDYWxpZm9ybmlhIGF0IFNh
+biBEaWVnbywgTGEgSm9sbGEsIENBLCBVU0EuJiN4RDtCaW9pbmZvcm1hdGljcyAmYW1wOyBTeXN0
+ZW1zIEJpb2xvZ3kgR3JhZHVhdGUgUHJvZ3JhbSwgVW5pdmVyc2l0eSBvZiBDYWxpZm9ybmlhIGF0
+IFNhbiBEaWVnbywgTGEgSm9sbGEsIENBLCBVU0EuJiN4RDtEZXBhcnRtZW50IG9mIENlbGwgQmlv
+bG9neSwgUmVnZW5lcmF0aW9uIE5leHQgSW5pdGlhdGl2ZSwgRHVrZSBVbml2ZXJzaXR5IFNjaG9v
+bCBvZiBNZWRpY2luZSwgRHVyaGFtLCBOQywgVVNBLiYjeEQ7RGVwYXJ0bWVudCBvZiBPcnRob3Bh
+ZWRpYyBTdXJnZXJ5LCBSZWdlbmVyYXRpb24gTmV4dCBJbml0aWF0aXZlLCBEdWtlIFVuaXZlcnNp
+dHkgU2Nob29sIG9mIE1lZGljaW5lLCBEdXJoYW0sIE5DLCBVU0EuJiN4RDtDZW50ZXIgZm9yIFBl
+cnNvbmFsIER5bmFtaWMgUmVndWxvbWVzLCBTdGFuZm9yZCBVbml2ZXJzaXR5LCBTdGFuZm9yZCwg
+Q0EsIFVTQS4mI3hEO0RlcGFydG1lbnQgb2YgSW1tdW5vbG9neSwgR2VuZXRpY3MgYW5kIFBhdGhv
+bG9neSwgVXBwc2FsYSBVbml2ZXJzaXR5LCBVcHBzYWxhLCBTd2VkZW4uJiN4RDtQbGFudCBNb2xl
+Y3VsYXIgYW5kIENlbGx1bGFyIEJpb2xvZ3kgTGFib3JhdG9yeSwgU2FsayBJbnN0aXR1dGUgZm9y
+IEJpb2xvZ2ljYWwgU3R1ZGllcywgTGEgSm9sbGEsIENBLCBVU0EuJiN4RDtEZXBhcnRtZW50IG9m
+IFF1YW50aXRhdGl2ZSBIZWFsdGggU2NpZW5jZXMsIExlcm5lciBSZXNlYXJjaCBJbnN0aXR1dGUs
+IENsZXZlbGFuZCBDbGluaWMgRm91bmRhdGlvbiwgQ2xldmVsYW5kLCBPSCwgVVNBLiYjeEQ7VGhl
+IEphY2tzb24gTGFib3JhdG9yeSBmb3IgR2Vub21pYyBNZWRpY2luZSwgRmFybWluZ3RvbiwgQ1Qs
+IFVTQS4mI3hEO0NlbnRlciBmb3IgUGVyc29uYWwgRHluYW1pYyBSZWd1bG9tZXMsIFN0YW5mb3Jk
+IFVuaXZlcnNpdHksIFN0YW5mb3JkLCBDQSwgVVNBLiBob3djaGFuZ0BzdGFuZm9yZC5lZHUuJiN4
+RDtIb3dhcmQgSHVnaGVzIE1lZGljYWwgSW5zdGl0dXRlLCBTdGFuZm9yZCBVbml2ZXJzaXR5LCBT
+dGFuZm9yZCwgQ0EsIFVTQS4gaG93Y2hhbmdAc3RhbmZvcmQuZWR1LiYjeEQ7THVkd2lnIEluc3Rp
+dHV0ZSBmb3IgQ2FuY2VyIFJlc2VhcmNoLCBVbml2ZXJzaXR5IG9mIENhbGlmb3JuaWEgYXQgU2Fu
+IERpZWdvLCBMYSBKb2xsYSwgQ0EsIFVTQS4gYmlyZW5AdWNzZC5lZHUuJiN4RDtEZXBhcnRtZW50
+IG9mIENlbGx1bGFyIGFuZCBNb2xlY3VsYXIgTWVkaWNpbmUsIENlbnRlciBmb3IgRXBpZ2Vub21p
+Y3MsIFVuaXZlcnNpdHkgb2YgQ2FsaWZvcm5pYSBhdCBTYW4gRGllZ28sIExhIEpvbGxhLCBDQSwg
+VVNBLiBiaXJlbkB1Y3NkLmVkdS4mI3hEO0luc3RpdHV0ZSBvZiBHZW5vbWljIE1lZGljaW5lLCBN
+b29yZXMgQ2FuY2VyIENlbnRlciwgVW5pdmVyc2l0eSBvZiBDYWxpZm9ybmlhIGF0IFNhbiBEaWVn
+bywgTGEgSm9sbGEsIENBLCBVU0EuIGJpcmVuQHVjc2QuZWR1LiYjeEQ7RGVwYXJ0bWVudCBvZiBD
+b21wdXRlciBTY2llbmNlIGFuZCBFbmdpbmVlcmluZywgVW5pdmVyc2l0eSBvZiBDYWxpZm9ybmlh
+IGF0IFNhbiBEaWVnbywgTGEgSm9sbGEsIENBLCBVU0EuIHZiYWZuYUBjcy51Y3NkLmVkdS4mI3hE
+O0x1ZHdpZyBJbnN0aXR1dGUgZm9yIENhbmNlciBSZXNlYXJjaCwgVW5pdmVyc2l0eSBvZiBDYWxp
+Zm9ybmlhIGF0IFNhbiBEaWVnbywgTGEgSm9sbGEsIENBLCBVU0EuIHBtaXNjaGVsQHVjc2QuZWR1
+LiYjeEQ7TW9vcmVzIENhbmNlciBDZW50ZXIsIFVuaXZlcnNpdHkgb2YgQ2FsaWZvcm5pYSBhdCBT
+YW4gRGllZ28sIExhIEpvbGxhLCBDQSwgVVNBLiBwbWlzY2hlbEB1Y3NkLmVkdS4mI3hEO0RlcGFy
+dG1lbnQgb2YgUGF0aG9sb2d5LCBVbml2ZXJzaXR5IG9mIENhbGlmb3JuaWEgYXQgU2FuIERpZWdv
+LCBMYSBKb2xsYSwgQ0EsIFVTQS4gcG1pc2NoZWxAdWNzZC5lZHUuPC9hdXRoLWFkZHJlc3M+PHRp
+dGxlcz48dGl0bGU+Q2lyY3VsYXIgZWNETkEgcHJvbW90ZXMgYWNjZXNzaWJsZSBjaHJvbWF0aW4g
+YW5kIGhpZ2ggb25jb2dlbmUgZXhwcmVzc2lvbjwvdGl0bGU+PHNlY29uZGFyeS10aXRsZT5OYXR1
+cmU8L3NlY29uZGFyeS10aXRsZT48L3RpdGxlcz48cGVyaW9kaWNhbD48ZnVsbC10aXRsZT5OYXR1
+cmU8L2Z1bGwtdGl0bGU+PC9wZXJpb2RpY2FsPjxwYWdlcz42OTktNzAzPC9wYWdlcz48dm9sdW1l
+PjU3NTwvdm9sdW1lPjxudW1iZXI+Nzc4NDwvbnVtYmVyPjxlZGl0aW9uPjIwMTkxMTIwPC9lZGl0
+aW9uPjxrZXl3b3Jkcz48a2V5d29yZD5DZWxsIExpbmUsIFR1bW9yPC9rZXl3b3JkPjxrZXl3b3Jk
+PkNocm9tYXRpbi9jaGVtaXN0cnkvKmdlbmV0aWNzPC9rZXl3b3JkPjxrZXl3b3JkPkROQSwgQ2ly
+Y3VsYXIvZ2VuZXRpY3MvKm1ldGFib2xpc208L2tleXdvcmQ+PGtleXdvcmQ+R2VuZSBFeHByZXNz
+aW9uIFJlZ3VsYXRpb24sIE5lb3BsYXN0aWMvKmdlbmV0aWNzPC9rZXl3b3JkPjxrZXl3b3JkPkh1
+bWFuczwva2V5d29yZD48a2V5d29yZD5NaWNyb3Njb3B5LCBFbGVjdHJvbiwgU2Nhbm5pbmc8L2tl
+eXdvcmQ+PGtleXdvcmQ+TmVvcGxhc21zLypnZW5ldGljcy9waHlzaW9wYXRob2xvZ3k8L2tleXdv
+cmQ+PGtleXdvcmQ+T25jb2dlbmVzLypnZW5ldGljczwva2V5d29yZD48L2tleXdvcmRzPjxkYXRl
+cz48eWVhcj4yMDE5PC95ZWFyPjxwdWItZGF0ZXM+PGRhdGU+Tm92PC9kYXRlPjwvcHViLWRhdGVz
+PjwvZGF0ZXM+PGlzYm4+MTQ3Ni00Njg3IChFbGVjdHJvbmljKSYjeEQ7MDAyOC0wODM2IChQcmlu
+dCkmI3hEOzAwMjgtMDgzNiAoTGlua2luZyk8L2lzYm4+PGFjY2Vzc2lvbi1udW0+MzE3NDg3NDM8
+L2FjY2Vzc2lvbi1udW0+PHVybHM+PHJlbGF0ZWQtdXJscz48dXJsPmh0dHBzOi8vd3d3Lm5jYmku
+bmxtLm5paC5nb3YvcHVibWVkLzMxNzQ4NzQzPC91cmw+PC9yZWxhdGVkLXVybHM+PC91cmxzPjxj
+dXN0b20xPkNvbXBldGluZyBJbnRlcmVzdHMgUC5TLk0uLCBILlkuQy4gYW5kIFIuRy5XLlYuIGFy
+ZSBjby1mb3VuZGVycyBvZiBCb3VuZGxlc3MgQmlvLCBJbmMuIChCQiksIGFuZCBzZXJ2ZSBhcyBj
+b25zdWx0YW50cy4gVi5CLiBpcyBhIGNvLWZvdW5kZXIsIGFuZCBoYXMgZXF1aXR5IGludGVyZXN0
+IGluIEJvdW5kbGVzcyBCaW8sIGluYy4gKEJCKSBhbmQgRGlnaXRhbCBQcm90ZW9taWNzLCBMTEMg
+KERQKSwgYW5kIHJlY2VpdmVzIGluY29tZSBmcm9tIERQLiBUaGUgdGVybXMgb2YgdGhpcyBhcnJh
+bmdlbWVudCBoYXZlIGJlZW4gcmV2aWV3ZWQgYW5kIGFwcHJvdmVkIGJ5IHRoZSBVbml2ZXJzaXR5
+IG9mIENhbGlmb3JuaWEsIFNhbiBEaWVnbyBpbiBhY2NvcmRhbmNlIHdpdGggaXRzIGNvbmZsaWN0
+IG9mIGludGVyZXN0IHBvbGljaWVzLiBCQiBhbmQgRFAgd2VyZSBub3QgaW52b2x2ZWQgaW4gdGhl
+IHJlc2VhcmNoIHByZXNlbnRlZCBoZXJlLjwvY3VzdG9tMT48Y3VzdG9tMj5QTUM3MDk0Nzc3PC9j
+dXN0b20yPjxlbGVjdHJvbmljLXJlc291cmNlLW51bT4xMC4xMDM4L3M0MTU4Ni0wMTktMTc2My01
+PC9lbGVjdHJvbmljLXJlc291cmNlLW51bT48cmVtb3RlLWRhdGFiYXNlLW5hbWU+TWVkbGluZTwv
+cmVtb3RlLWRhdGFiYXNlLW5hbWU+PHJlbW90ZS1kYXRhYmFzZS1wcm92aWRlcj5OTE08L3JlbW90
+ZS1kYXRhYmFzZS1wcm92aWRlcj48L3JlY29yZD48L0NpdGU+PC9FbmROb3RlPn==
+</w:fldData>
+        </w:fldChar>
+      </w:r>
+      <w:r>
+        <w:rPr>
+          <w:bCs/>
+          <w:color w:val="000000" w:themeColor="text1"/>
+        </w:rPr>
+        <w:instrText xml:space="preserve"> ADDIN EN.CITE.DATA </w:instrText>
+      </w:r>
+      <w:r>
+        <w:rPr>
+          <w:b/>
+          <w:bCs/>
+          <w:color w:val="000000" w:themeColor="text1"/>
+        </w:rPr>
+      </w:r>
+      <w:r>
+        <w:rPr>
+          <w:b/>
+          <w:bCs/>
+          <w:color w:val="000000" w:themeColor="text1"/>
+        </w:rPr>
+        <w:fldChar w:fldCharType="end"/>
+      </w:r>
+      <w:r>
+        <w:rPr>
+          <w:b/>
+          <w:bCs/>
+          <w:color w:val="000000" w:themeColor="text1"/>
+        </w:rPr>
+      </w:r>
+      <w:r>
+        <w:rPr>
+          <w:b/>
+          <w:bCs/>
+          <w:color w:val="000000" w:themeColor="text1"/>
+        </w:rPr>
+        <w:fldChar w:fldCharType="separate"/>
+      </w:r>
+      <w:r>
+        <w:rPr>
+          <w:bCs/>
+          <w:noProof/>
+          <w:color w:val="000000" w:themeColor="text1"/>
+          <w:vertAlign w:val="superscript"/>
+        </w:rPr>
+        <w:t>31-34</w:t>
+      </w:r>
+      <w:r>
+        <w:rPr>
+          <w:b/>
+          <w:bCs/>
+          <w:color w:val="000000" w:themeColor="text1"/>
+        </w:rPr>
+        <w:fldChar w:fldCharType="end"/>
+      </w:r>
+      <w:r>
+        <w:rPr>
+          <w:bCs/>
+          <w:color w:val="000000" w:themeColor="text1"/>
+        </w:rPr>
+        <w:t xml:space="preserve">. This absence has a critical consequence: ecDNA elements partition randomly to daughter cells during division. Single-cell sequencing, FISH tracking, and live-cell imaging have independently confirmed this stochastic inheritance. The tissue-level result is that neighboring cells in identical microenvironments can carry dramatically different oncogene dosages, not because of local signaling differences but because of how elements happened to segregate at the last division. This creates precisely the natural experiment our framework requires: genetically variable cells sharing environmental context, enabling separation of intrinsic molecular effects from neighborhood confounding (Figure 4). </w:t>
+      </w:r>
+      <w:r>
+        <w:rPr>
+          <w:bCs/>
+          <w:color w:val="000000" w:themeColor="text1"/>
+        </w:rPr>
+        <w:lastRenderedPageBreak/>
+        <w:t>First observed as "double minutes" in the 1960s, ecDNA has since been shown to occur in nearly half of human cancers, drive elevated oncogene transcription through accessible chromatin architecture, and enable rapid tumor adaptation to therapy</w:t>
+      </w:r>
+      <w:r>
+        <w:rPr>
+          <w:bCs/>
+          <w:color w:val="000000" w:themeColor="text1"/>
+        </w:rPr>
+        <w:t>.</w:t>
+      </w:r>
+      <w:r>
+        <w:rPr>
+          <w:b/>
+          <w:bCs/>
+          <w:color w:val="000000" w:themeColor="text1"/>
+        </w:rPr>
+        <w:fldChar w:fldCharType="begin">
+          <w:fldData xml:space="preserve">PEVuZE5vdGU+PENpdGU+PEF1dGhvcj5NYXJrPC9BdXRob3I+PFllYXI+MTk3MDwvWWVhcj48UmVj
+TnVtPjMxPC9SZWNOdW0+PERpc3BsYXlUZXh0PjxzdHlsZSBmYWNlPSJzdXBlcnNjcmlwdCI+MzMs
+MzUsMzY8L3N0eWxlPjwvRGlzcGxheVRleHQ+PHJlY29yZD48cmVjLW51bWJlcj4zNTwvcmVjLW51
+bWJlcj48Zm9yZWlnbi1rZXlzPjxrZXkgYXBwPSJFTiIgZGItaWQ9Ijl6YTlmeno1bzJ3MDI3ZTU1
+cDZwd3c1NXY1eHpmYXQ5ZGZzYSIgdGltZXN0YW1wPSIxNzc2ODkyOTc2Ij4zNTwva2V5PjwvZm9y
+ZWlnbi1rZXlzPjxyZWYtdHlwZSBuYW1lPSJKb3VybmFsIEFydGljbGUiPjE3PC9yZWYtdHlwZT48
+Y29udHJpYnV0b3JzPjxhdXRob3JzPjxhdXRob3I+TWFyaywgSi48L2F1dGhvcj48YXV0aG9yPkdy
+YW5iZXJnLCBJLjwvYXV0aG9yPjwvYXV0aG9ycz48L2NvbnRyaWJ1dG9ycz48dGl0bGVzPjx0aXRs
+ZT5UaGUgY2hyb21vc29tYWwgYWJlcnJhdGlvbiBvZiBkb3VibGUtbWludXRlcyBpbiB0aHJlZSBn
+bGlvbWFzPC90aXRsZT48c2Vjb25kYXJ5LXRpdGxlPkFjdGEgTmV1cm9wYXRob2w8L3NlY29uZGFy
+eS10aXRsZT48L3RpdGxlcz48cGVyaW9kaWNhbD48ZnVsbC10aXRsZT5BY3RhIE5ldXJvcGF0aG9s
+PC9mdWxsLXRpdGxlPjwvcGVyaW9kaWNhbD48cGFnZXM+MTk0LTIwNDwvcGFnZXM+PHZvbHVtZT4x
+Njwvdm9sdW1lPjxudW1iZXI+MzwvbnVtYmVyPjxrZXl3b3Jkcz48a2V5d29yZD5BZHVsdDwva2V5
+d29yZD48a2V5d29yZD5BZ2VkPC9rZXl3b3JkPjxrZXl3b3JkPkJyYWluIE5lb3BsYXNtcy8qZ2Vu
+ZXRpY3MvcGF0aG9sb2d5PC9rZXl3b3JkPjxrZXl3b3JkPipDaHJvbW9zb21lIEFiZXJyYXRpb25z
+PC9rZXl3b3JkPjxrZXl3b3JkPkZlbWFsZTwva2V5d29yZD48a2V5d29yZD5Gcm9udGFsIExvYmUv
+cGF0aG9sb2d5PC9rZXl3b3JkPjxrZXl3b3JkPkdsaW9ibGFzdG9tYS9nZW5ldGljcy9wYXRob2xv
+Z3k8L2tleXdvcmQ+PGtleXdvcmQ+R2xpb21hLypnZW5ldGljcy9wYXRob2xvZ3k8L2tleXdvcmQ+
+PGtleXdvcmQ+SHVtYW5zPC9rZXl3b3JkPjxrZXl3b3JkPkthcnlvdHlwaW5nPC9rZXl3b3JkPjxr
+ZXl3b3JkPk1hbGU8L2tleXdvcmQ+PGtleXdvcmQ+TWlkZGxlIEFnZWQ8L2tleXdvcmQ+PGtleXdv
+cmQ+T2NjaXBpdGFsIExvYmUvcGF0aG9sb2d5PC9rZXl3b3JkPjxrZXl3b3JkPlBhcmlldGFsIExv
+YmUvcGF0aG9sb2d5PC9rZXl3b3JkPjwva2V5d29yZHM+PGRhdGVzPjx5ZWFyPjE5NzA8L3llYXI+
+PC9kYXRlcz48aXNibj4wMDAxLTYzMjIgKFByaW50KSYjeEQ7MDAwMS02MzIyIChMaW5raW5nKTwv
+aXNibj48YWNjZXNzaW9uLW51bT40MzIwMTg4PC9hY2Nlc3Npb24tbnVtPjx1cmxzPjxyZWxhdGVk
+LXVybHM+PHVybD5odHRwczovL3d3dy5uY2JpLm5sbS5uaWguZ292L3B1Ym1lZC80MzIwMTg4PC91
+cmw+PC9yZWxhdGVkLXVybHM+PC91cmxzPjxlbGVjdHJvbmljLXJlc291cmNlLW51bT4xMC4xMDA3
+L0JGMDA2ODczNTk8L2VsZWN0cm9uaWMtcmVzb3VyY2UtbnVtPjxyZW1vdGUtZGF0YWJhc2UtbmFt
+ZT5NZWRsaW5lPC9yZW1vdGUtZGF0YWJhc2UtbmFtZT48cmVtb3RlLWRhdGFiYXNlLXByb3ZpZGVy
+Pk5MTTwvcmVtb3RlLWRhdGFiYXNlLXByb3ZpZGVyPjwvcmVjb3JkPjwvQ2l0ZT48Q2l0ZT48QXV0
+aG9yPkxhbmdlPC9BdXRob3I+PFllYXI+MjAyMjwvWWVhcj48UmVjTnVtPjMyPC9SZWNOdW0+PHJl
+Y29yZD48cmVjLW51bWJlcj4zNjwvcmVjLW51bWJlcj48Zm9yZWlnbi1rZXlzPjxrZXkgYXBwPSJF
+TiIgZGItaWQ9Ijl6YTlmeno1bzJ3MDI3ZTU1cDZwd3c1NXY1eHpmYXQ5ZGZzYSIgdGltZXN0YW1w
+PSIxNzc2ODkyOTc2Ij4zNjwva2V5PjwvZm9yZWlnbi1rZXlzPjxyZWYtdHlwZSBuYW1lPSJKb3Vy
+bmFsIEFydGljbGUiPjE3PC9yZWYtdHlwZT48Y29udHJpYnV0b3JzPjxhdXRob3JzPjxhdXRob3I+
+TGFuZ2UsIEouIFQuPC9hdXRob3I+PGF1dGhvcj5Sb3NlLCBKLiBDLjwvYXV0aG9yPjxhdXRob3I+
+Q2hlbiwgQy4gWS48L2F1dGhvcj48YXV0aG9yPlBpY2h1Z2luLCBZLjwvYXV0aG9yPjxhdXRob3I+
+WGllLCBMLjwvYXV0aG9yPjxhdXRob3I+VGFuZywgSi48L2F1dGhvcj48YXV0aG9yPkh1bmcsIEsu
+IEwuPC9hdXRob3I+PGF1dGhvcj5Zb3N0LCBLLiBFLjwvYXV0aG9yPjxhdXRob3I+U2hpLCBRLjwv
+YXV0aG9yPjxhdXRob3I+RXJiLCBNLiBMLjwvYXV0aG9yPjxhdXRob3I+UmFqa3VtYXIsIFUuPC9h
+dXRob3I+PGF1dGhvcj5XdSwgUy48L2F1dGhvcj48YXV0aG9yPlRhc2NobmVyLU1hbmRsLCBTLjwv
+YXV0aG9yPjxhdXRob3I+QmVybmtvcGYsIE0uPC9hdXRob3I+PGF1dGhvcj5Td2FudG9uLCBDLjwv
+YXV0aG9yPjxhdXRob3I+TGl1LCBaLjwvYXV0aG9yPjxhdXRob3I+SHVhbmcsIFcuPC9hdXRob3I+
+PGF1dGhvcj5DaGFuZywgSC4gWS48L2F1dGhvcj48YXV0aG9yPkJhZm5hLCBWLjwvYXV0aG9yPjxh
+dXRob3I+SGVuc3NlbiwgQS4gRy48L2F1dGhvcj48YXV0aG9yPldlcm5lciwgQi48L2F1dGhvcj48
+YXV0aG9yPk1pc2NoZWwsIFAuIFMuPC9hdXRob3I+PC9hdXRob3JzPjwvY29udHJpYnV0b3JzPjxh
+dXRoLWFkZHJlc3M+RGVwYXJ0bWVudCBvZiBQYXRob2xvZ3ksIFN0YW5mb3JkIFVuaXZlcnNpdHkg
+U2Nob29sIG9mIE1lZGljaW5lLCBTdGFuZm9yZCwgQ0EsIFVTQS4mI3hEO0NoRU0tSCwgU3RhbmZv
+cmQgVW5pdmVyc2l0eSwgU3RhbmZvcmQsIENBLCBVU0EuJiN4RDtDZW50ZXIgZm9yIFBlcnNvbmFs
+IER5bmFtaWMgUmVndWxvbWVzLCBTdGFuZm9yZCBVbml2ZXJzaXR5IFNjaG9vbCBvZiBNZWRpY2lu
+ZSwgU3RhbmZvcmQsIENBLCBVU0EuJiN4RDtEZXBhcnRtZW50IG9mIFBlZGlhdHJpYyBPbmNvbG9n
+eS9IZW1hdG9sb2d5LCBDaGFyaXRlLVVuaXZlcnNpdGF0c21lZGl6aW4gQmVybGluLCBCZXJsaW4s
+IEdlcm1hbnkuJiN4RDtEZXBhcnRtZW50IG9mIEV2b2x1dGlvbmFyeSBUaGVvcnksIE1heCBQbGFu
+Y2sgSW5zdGl0dXRlIGZvciBFdm9sdXRpb25hcnkgQmlvbG9neSwgUGxvbiwgR2VybWFueS4mI3hE
+O0RlcGFydG1lbnQgb2YgRWNvbG9neSBhbmQgRXZvbHV0aW9uYXJ5IEJpb2xvZ3ksIFByaW5jZXRv
+biBVbml2ZXJzaXR5LCBQcmluY2V0b24sIE5KLCBVU0EuJiN4RDtKYW5lbGlhIFJlc2VhcmNoIENh
+bXB1cywgSG93YXJkIEh1Z2hlcyBNZWRpY2FsIEluc3RpdHV0ZSwgQXNoYnVybiwgVkEsIFVTQS4m
+I3hEO0RlcGFydG1lbnQgb2YgTW9sZWN1bGFyIGFuZCBDZWxsIEJpb2xvZ3ksIExpIEthIFNoaW5n
+IENlbnRlciBmb3IgQmlvbWVkaWNhbCBhbmQgSGVhbHRoIFNjaWVuY2VzLCBDYWxpZm9ybmlhIElu
+c3RpdHV0ZSBmb3IgUmVnZW5lcmF0aXZlIE1lZGljaW5lIENlbnRlciBvZiBFeGNlbGxlbmNlLCBV
+bml2ZXJzaXR5IG9mIENhbGlmb3JuaWEsIEJlcmtlbGV5LCBDQSwgVVNBLiYjeEQ7VW5pdmVyc2l0
+eSBvZiBDYWxpZm9ybmlhIFNhbiBEaWVnbyBMaWdodCBNaWNyb3Njb3B5IENvcmUgRmFjaWxpdHks
+IERlcGFydG1lbnQgb2YgTmV1cm9zY2llbmNlcywgVW5pdmVyc2l0eSBvZiBDYWxpZm9ybmlhIFNh
+biBEaWVnbywgTGEgSm9sbGEsIENBLCBVU0EuJiN4RDtEZXBhcnRtZW50IG9mIENvbXB1dGVyIFNj
+aWVuY2UgYW5kIEVuZ2luZWVyaW5nLCBVbml2ZXJzaXR5IG9mIENhbGlmb3JuaWEgU2FuIERpZWdv
+LCBMYSBKb2xsYSwgQ0EsIFVTQS4mI3hEO0NoaWxkcmVuJmFwb3M7cyBNZWRpY2FsIENlbnRlciBS
+ZXNlYXJjaCBJbnN0aXR1dGUsIFVuaXZlcnNpdHkgb2YgVGV4YXMgU291dGh3ZXN0ZXJuIE1lZGlj
+YWwgQ2VudGVyLCBEYWxsYXMsIFRYLCBVU0EuJiN4RDtTdC4gQW5uYSBDaGlsZHJlbiZhcG9zO3Mg
+Q2FuY2VyIFJlc2VhcmNoIEluc3RpdHV0ZSwgVmllbm5hLCBBdXN0cmlhLiYjeEQ7Q2FuY2VyIEV2
+b2x1dGlvbiBhbmQgR2Vub21lIEluc3RhYmlsaXR5IExhYm9yYXRvcnksIFRoZSBGcmFuY2lzIENy
+aWNrIEluc3RpdHV0ZSwgTG9uZG9uLCBVSy4mI3hEO0NhbmNlciBSZXNlYXJjaCBVSyBMdW5nIENh
+bmNlciBDZW50cmUgb2YgRXhjZWxsZW5jZSwgVW5pdmVyc2l0eSBDb2xsZWdlIExvbmRvbiBDYW5j
+ZXIgSW5zdGl0dXRlLCBMb25kb24sIFVLLiYjeEQ7RGVwYXJ0bWVudCBvZiBNZWRpY2FsIE9uY29s
+b2d5LCBVbml2ZXJzaXR5IENvbGxlZ2UgTG9uZG9uIEhvc3BpdGFscywgTG9uZG9uLCBVSy4mI3hE
+O0dyb3VwIG9mIFRoZW9yZXRpY2FsIEJpb2xvZ3ksIFRoZSBTdGF0ZSBLZXkgTGFib3JhdG9yeSBv
+ZiBCaW9jb250cm9sLCBTY2hvb2wgb2YgTGlmZSBTY2llbmNlLCBTdW4gWWF0LXNlbiBVbml2ZXJz
+aXR5LCBHdWFuZ3pob3UsIENoaW5hLiB3ZWluaS5odWFuZ0BxbXVsLmFjLnVrLiYjeEQ7RGVwYXJ0
+bWVudCBvZiBNYXRoZW1hdGljcywgUXVlZW4gTWFyeSBVbml2ZXJzaXR5IG9mIExvbmRvbiwgTG9u
+ZG9uLCBVSy4gd2VpbmkuaHVhbmdAcW11bC5hYy51ay4mI3hEO0NlbnRlciBmb3IgUGVyc29uYWwg
+RHluYW1pYyBSZWd1bG9tZXMsIFN0YW5mb3JkIFVuaXZlcnNpdHkgU2Nob29sIG9mIE1lZGljaW5l
+LCBTdGFuZm9yZCwgQ0EsIFVTQS4gaG93Y2hhbmdAc3RhbmZvcmQuZWR1LiYjeEQ7SG93YXJkIEh1
+Z2hlcyBNZWRpY2FsIEluc3RpdHV0ZSwgU3RhbmZvcmQgVW5pdmVyc2l0eSwgU3RhbmZvcmQsIENB
+LCBVU0EuIGhvd2NoYW5nQHN0YW5mb3JkLmVkdS4mI3hEO0RlcGFydG1lbnQgb2YgQ29tcHV0ZXIg
+U2NpZW5jZSBhbmQgRW5naW5lZXJpbmcsIFVuaXZlcnNpdHkgb2YgQ2FsaWZvcm5pYSBTYW4gRGll
+Z28sIExhIEpvbGxhLCBDQSwgVVNBLiB2YmFmbmFAY3MudWNzZC5lZHUuJiN4RDtFeHBlcmltZW50
+YWwgYW5kIENsaW5pY2FsIFJlc2VhcmNoIENlbnRlciwgTWF4IERlbGJydWNrIENlbnRlciBmb3Ig
+TW9sZWN1bGFyIE1lZGljaW5lIGFuZCBDaGFyaXRlLVVuaXZlcnNpdGF0c21lZGl6aW4gQmVybGlu
+LCBCZXJsaW4sIEdlcm1hbnkuJiN4RDtHZXJtYW4gQ2FuY2VyIENvbnNvcnRpdW0gYW5kIEdlcm1h
+biBDYW5jZXIgUmVzZWFyY2ggQ2VudGVyLCBIZWlkZWxiZXJnLCBHZXJtYW55LiYjeEQ7QmVybGlu
+IEluc3RpdHV0ZSBvZiBIZWFsdGgsIEJlcmxpbiwgR2VybWFueS4mI3hEO0V2b2x1dGlvbmFyeSBE
+eW5hbWljcyBHcm91cCwgQ2VudHJlIGZvciBDYW5jZXIgR2Vub21pY3MgYW5kIENvbXB1dGF0aW9u
+YWwgQmlvbG9neSwgQmFydHMgQ2FuY2VyIEluc3RpdHV0ZSwgUXVlZW4gTWFyeSBVbml2ZXJzaXR5
+IG9mIExvbmRvbiwgTG9uZG9uLCBVSy4mI3hEO0RlcGFydG1lbnQgb2YgUGF0aG9sb2d5LCBTdGFu
+Zm9yZCBVbml2ZXJzaXR5IFNjaG9vbCBvZiBNZWRpY2luZSwgU3RhbmZvcmQsIENBLCBVU0EuIHBt
+aXNjaGVsQHN0YW5mb3JkLmVkdS4mI3hEO0NoRU0tSCwgU3RhbmZvcmQgVW5pdmVyc2l0eSwgU3Rh
+bmZvcmQsIENBLCBVU0EuIHBtaXNjaGVsQHN0YW5mb3JkLmVkdS48L2F1dGgtYWRkcmVzcz48dGl0
+bGVzPjx0aXRsZT5UaGUgZXZvbHV0aW9uYXJ5IGR5bmFtaWNzIG9mIGV4dHJhY2hyb21vc29tYWwg
+RE5BIGluIGh1bWFuIGNhbmNlcnM8L3RpdGxlPjxzZWNvbmRhcnktdGl0bGU+TmF0IEdlbmV0PC9z
+ZWNvbmRhcnktdGl0bGU+PC90aXRsZXM+PHBlcmlvZGljYWw+PGZ1bGwtdGl0bGU+TmF0IEdlbmV0
+PC9mdWxsLXRpdGxlPjwvcGVyaW9kaWNhbD48cGFnZXM+MTUyNy0xNTMzPC9wYWdlcz48dm9sdW1l
+PjU0PC92b2x1bWU+PG51bWJlcj4xMDwvbnVtYmVyPjxlZGl0aW9uPjIwMjIwOTE5PC9lZGl0aW9u
+PjxrZXl3b3Jkcz48a2V5d29yZD5CaW9sb2dpY2FsIEV2b2x1dGlvbjwva2V5d29yZD48a2V5d29y
+ZD5ETkE8L2tleXdvcmQ+PGtleXdvcmQ+RXh0cmFjaHJvbW9zb21hbCBJbmhlcml0YW5jZTwva2V5
+d29yZD48a2V5d29yZD5IdW1hbnM8L2tleXdvcmQ+PGtleXdvcmQ+Kk5lb3BsYXNtcy9nZW5ldGlj
+cy9wYXRob2xvZ3k8L2tleXdvcmQ+PGtleXdvcmQ+Kk9uY29nZW5lczwva2V5d29yZD48L2tleXdv
+cmRzPjxkYXRlcz48eWVhcj4yMDIyPC95ZWFyPjxwdWItZGF0ZXM+PGRhdGU+T2N0PC9kYXRlPjwv
+cHViLWRhdGVzPjwvZGF0ZXM+PGlzYm4+MTU0Ni0xNzE4IChFbGVjdHJvbmljKSYjeEQ7MTA2MS00
+MDM2IChQcmludCkmI3hEOzEwNjEtNDAzNiAoTGlua2luZyk8L2lzYm4+PGFjY2Vzc2lvbi1udW0+
+MzYxMjM0MDY8L2FjY2Vzc2lvbi1udW0+PHVybHM+PHJlbGF0ZWQtdXJscz48dXJsPmh0dHBzOi8v
+d3d3Lm5jYmkubmxtLm5paC5nb3YvcHVibWVkLzM2MTIzNDA2PC91cmw+PC9yZWxhdGVkLXVybHM+
+PC91cmxzPjxjdXN0b20xPlAuUy5NLiBpcyBjb2ZvdW5kZXIgb2YgQm91bmRsZXNzIEJpby4gSGUg
+aGFzIGVxdWl0eSBhbmQgY2hhaXJzIHRoZSBzY2llbnRpZmljIGFkdmlzb3J5IGJvYXJkLCBmb3Ig
+d2hpY2ggaGUgaXMgY29tcGVuc2F0ZWQuIFYuQi4gaXMgYSBjb2ZvdW5kZXIsIGNvbnN1bHRhbnQs
+IHNjaWVudGlmaWMgYWR2aXNvcnkgYm9hcmQgbWVtYmVyIGFuZCBoYXMgYW4gZXF1aXR5IGludGVy
+ZXN0IGluIEJvdW5kbGVzcyBCaW8uIGFuZCBBYnRlcnJhIEJpb3NjaWVuY2VzLiBUaGUgdGVybXMg
+b2YgdGhpcyBhcnJhbmdlbWVudCBoYXZlIGJlZW4gcmV2aWV3ZWQgYW5kIGFwcHJvdmVkIGluIGFj
+Y29yZGFuY2Ugd2l0aCBpdHMgY29uZmxpY3Qtb2YtaW50ZXJlc3QgcG9saWNpZXMuIEguWS5DLiBp
+cyBhIGNvZm91bmRlciBvZiBBY2NlbnQgVGhlcmFwZXV0aWNzLCBCb3VuZGxlc3MgQmlvLCBDYXJ0
+b2dyYXBoeSBCaW9zY2llbmNlcywgT3JiaXRhbCBUaGVyYXBldXRpY3MsIGFuZCBhZHZpc29yIG9m
+IDEwWCBHZW5vbWljcywgQXJzZW5hbCBCaW9zY2llbmNlcyBhbmQgU3ByaW5nIERpc2NvdmVyeS4g
+Si5ULkwuIHdhcyBlbXBsb3llZCBieSBCb3VuZGxlc3MgQmlvIGFmdGVyIGNvbXBsZXRpbmcgdGhp
+cyB3b3JrLiBDLlMuIGFja25vd2xlZGdlcyBncmFudCBzdXBwb3J0IGZyb20gQXN0cmFaZW5lY2Es
+IEJvZWhyaW5nZXItSW5nZWxoZWltLCBCcmlzdG9sIE15ZXJzIFNxdWliYiwgUGZpemVyLCBSb2No
+ZS1WZW50YW5hLCBJbnZpdGFlIChwcmV2aW91c2x5IEFyY2hlckRYLCBjb2xsYWJvcmF0aW9uIGlu
+IG1pbmltYWwgcmVzaWR1YWwgZGlzZWFzZSBzZXF1ZW5jaW5nIHRlY2hub2xvZ2llcykgYW5kIE9u
+byBQaGFybWFjZXV0aWNhbC4gSGUgaXMgYW4gQXN0cmFaZW5lY2EgYWR2aXNvcnkgYm9hcmQgbWVt
+YmVyIGFuZCBjaGllZiBpbnZlc3RpZ2F0b3IgZm9yIHRoZSBBWiBNZVJtYWlEIDEgYW5kIDIgY2xp
+bmljYWwgdHJpYWxzIGFuZCBpcyBhbHNvIGNoaWVmIGludmVzdGlnYXRvciBvZiB0aGUgTkhTLUdh
+bGxlcmkgdHJpYWwuIEhlIGhhcyBjb25zdWx0ZWQgZm9yIEFtZ2VuLCBBc3RyYVplbmVjYSwgUGZp
+emVyLCBOb3ZhcnRpcywgR1NLLCBNU0QsIEJyaXN0b2wgTXllcnMgU3F1aWJiLCBJbGx1bWluYSwg
+R2VuZW50ZWNoLCBSb2NoZS1WZW50YW5hLCBHUkFJTCwgTWVkaWN4aSwgTWV0YWJvbWVkLCBCaWN5
+Y2xlIFRoZXJhcGV1dGljcywgUm9jaGUgSW5ub3ZhdGlvbiBDZW50cmUgU2hhbmdoYWkgYW5kIHRo
+ZSBTYXJhaCBDYW5ub24gUmVzZWFyY2ggSW5zdGl0dXRlLiBDLlMuIGhhZCBzdG9jayBvcHRpb25z
+IGluIEFwb0dlbiBCaW90ZWNobm9sb2dpZXMgYW5kIEdSQUlMIHVudGlsIEp1bmUgMjAyMSwgaGFz
+IGN1cnJlbnRseSBzdG9jayBvcHRpb25zIGluIEVwaWMgQmlvc2NpZW5jZSBhbmQgQmljeWNsZSBU
+aGVyYXBldXRpY3MsIGFuZCBoYXMgc3RvY2sgb3B0aW9ucyBhbmQgaXMgYSBjb2ZvdW5kZXIgb2Yg
+QWNoaWxsZXMgVGhlcmFwZXV0aWNzLiBDLlMuIGhvbGRzIHBhdGVudHMgcmVsYXRpbmcgdG8gYXNz
+YXkgdGVjaG5vbG9neSB0byBkZXRlY3QgdHVtb3IgcmVjdXJyZW5jZSAoUENUL0dCMjAxNy8wNTMy
+ODkpLCB0YXJnZXRpbmcgbmVvYW50aWdlbnMgKFBDVC9FUDIwMTYvMDU5NDAxKSwgaWRlbnRpZnlp
+bmcgcGF0ZW50IHJlc3BvbnNlIHRvIGltbXVuZSBjaGVja3BvaW50IGJsb2NrYWRlIChQQ1QvRVAy
+MDE2LzA3MTQ3MSksIGRldGVybWluaW5nIGh1bWFuIGxldWtvY3l0ZSBhbnRpZ2VuIGxvc3Mgb2Yg
+aGV0ZXJvenlnb3NpdHkgKFBDVC9HQjIwMTgvMDUyMDA0KSwgcHJlZGljdGluZyBzdXJ2aXZhbCBy
+YXRlcyBvZiBwYXRpZW50cyB3aXRoIGNhbmNlciAoUENUL0dCMjAyMC8wNTAyMjEpLCBpZGVudGlm
+eWluZyBwYXRpZW50cyB3aG8gcmVzcG9uZCB0byBjYW5jZXIgdHJlYXRtZW50IChQQ1QvR0IyMDE4
+LzA1MTkxMiksIGEgVVMgcGF0ZW50IHJlbGF0aW5nIHRvIGRldGVjdGluZyB0dW1vciBtdXRhdGlv
+bnMgKFBDVC9VUzIwMTcvMjgwMTMpLCBtZXRob2RzIGZvciBsdW5nIGNhbmNlciBkZXRlY3Rpb24g
+KFVTMjAxOTAxMDY3NTFBMSkgYW5kIGJvdGggRXVyb3BlYW4gYW5kIFVTIHBhdGVudHMgcmVsYXRl
+ZCB0byBpZGVudGlmeWluZyBpbnNlcnRpb24vZGVsZXRpb24gbXV0YXRpb24gdGFyZ2V0cyAoUENU
+L0dCMjAxOC8wNTE4OTIpLiBUaGUgb3RoZXIgYXV0aG9ycyBkZWNsYXJlIG5vIGNvbXBldGluZyBp
+bnRlcmVzdHMuPC9jdXN0b20xPjxjdXN0b20yPlBNQzk1MzQ3Njc8L2N1c3RvbTI+PGVsZWN0cm9u
+aWMtcmVzb3VyY2UtbnVtPjEwLjEwMzgvczQxNTg4LTAyMi0wMTE3Ny14PC9lbGVjdHJvbmljLXJl
+c291cmNlLW51bT48cmVtb3RlLWRhdGFiYXNlLW5hbWU+TWVkbGluZTwvcmVtb3RlLWRhdGFiYXNl
+LW5hbWU+PHJlbW90ZS1kYXRhYmFzZS1wcm92aWRlcj5OTE08L3JlbW90ZS1kYXRhYmFzZS1wcm92
+aWRlcj48L3JlY29yZD48L0NpdGU+PENpdGU+PEF1dGhvcj5TYW5rYXI8L0F1dGhvcj48WWVhcj4y
+MDI1PC9ZZWFyPjxSZWNOdW0+Mjk8L1JlY051bT48cmVjb3JkPjxyZWMtbnVtYmVyPjMzPC9yZWMt
+bnVtYmVyPjxmb3JlaWduLWtleXM+PGtleSBhcHA9IkVOIiBkYi1pZD0iOXphOWZ6ejVvMncwMjdl
+NTVwNnB3dzU1djV4emZhdDlkZnNhIiB0aW1lc3RhbXA9IjE3NzY4OTI5NzYiPjMzPC9rZXk+PC9m
+b3JlaWduLWtleXM+PHJlZi10eXBlIG5hbWU9IkpvdXJuYWwgQXJ0aWNsZSI+MTc8L3JlZi10eXBl
+Pjxjb250cmlidXRvcnM+PGF1dGhvcnM+PGF1dGhvcj5TYW5rYXIsIFYuPC9hdXRob3I+PGF1dGhv
+cj5IdW5nLCBLLiBMLjwvYXV0aG9yPjxhdXRob3I+R25hbmFzZWthciwgQS48L2F1dGhvcj48YXV0
+aG9yPlRzei1MbyBXb25nLCBJLjwvYXV0aG9yPjxhdXRob3I+U2hpLCBRLjwvYXV0aG9yPjxhdXRo
+b3I+S3JhZnQsIEsuPC9hdXRob3I+PGF1dGhvcj5Kb25lcywgTS4gRy48L2F1dGhvcj48YXV0aG9y
+PkhlLCBCLiBKLjwvYXV0aG9yPjxhdXRob3I+WWFuLCBYLjwvYXV0aG9yPjxhdXRob3I+QmVsaywg
+Si4gQS48L2F1dGhvcj48YXV0aG9yPkxpdSwgSy4gSi48L2F1dGhvcj48YXV0aG9yPkFnYXJ3YWws
+IFMuPC9hdXRob3I+PGF1dGhvcj5XYW5nLCBTLiBLLjwvYXV0aG9yPjxhdXRob3I+SGVuc3Nlbiwg
+QS4gRy48L2F1dGhvcj48YXV0aG9yPk1pc2NoZWwsIFAuIFMuPC9hdXRob3I+PGF1dGhvcj5DaGFu
+ZywgSC4gWS48L2F1dGhvcj48L2F1dGhvcnM+PC9jb250cmlidXRvcnM+PGF1dGgtYWRkcmVzcz5E
+ZXBhcnRtZW50cyBvZiBEZXJtYXRvbG9neSBhbmQgR2VuZXRpY3MsIFN0YW5mb3JkIFVuaXZlcnNp
+dHksIFN0YW5mb3JkLCBDQSwgVVNBLiYjeEQ7Q3VycmVudCBhZGRyZXNzOiBEZXBhcnRtZW50IG9m
+IE5ldXJvc2NpZW5jZSwgU2NyaXBwcyBSZXNlYXJjaCwgTGEgSm9sbGEsIENBLCBVU0EuJiN4RDtT
+YXJhZmFuIENoRU0tSCwgU3RhbmZvcmQgVW5pdmVyc2l0eSwgU3RhbmZvcmQsIENBLCBVU0EuJiN4
+RDtEZXBhcnRtZW50IG9mIFBhdGhvbG9neSwgU3RhbmZvcmQgVW5pdmVyc2l0eSwgU3RhbmZvcmQs
+IENBLCBVU0EuJiN4RDtDdXJyZW50IGFkZHJlc3M6IEFtZ2VuIFJlc2VhcmNoLCBTb3V0aCBTYW4g
+RnJhbmNpc2NvLCBDQSwgVVNBLiYjeEQ7UHJvZ3JhbSBpbiBDYW5jZXIgQmlvbG9neSwgU3RhbmZv
+cmQgVW5pdmVyc2l0eSwgU3RhbmZvcmQsIENBLCBVU0EuJiN4RDtEZXBhcnRtZW50IG9mIFBlZGlh
+dHJpYyBIZW1hdG9sb2d5IGFuZCBPbmNvbG9neSwgQ2hhcml0ZS1Vbml2ZXJzaXRhdHNtZWRpemlu
+IEJlcmxpbiwgQmVybGluLCBHZXJtYW55LiYjeEQ7QmVybGluIEluc3RpdHV0ZSBvZiBIZWFsdGgs
+IEJlcmxpbiwgR2VybWFueS4mI3hEO0V4cGVyaW1lbnRhbCBhbmQgQ2xpbmljYWwgUmVzZWFyY2gg
+Q2VudGVyLCBNYXggRGVsYnJ1Y2sgQ2VudGVyIGZvciBNb2xlY3VsYXIgTWVkaWNpbmUgYW5kIENo
+YXJpdGUtVW5pdmVyc2l0YXRzbWVkaXppbiBCZXJsaW4sIEJlcmxpbiwgR2VybWFueS4mI3hEO0hv
+d2FyZCBIdWdoZXMgTWVkaWNhbCBJbnN0aXR1dGUsIFN0YW5mb3JkIFVuaXZlcnNpdHkgU2Nob29s
+IG9mIE1lZGljaW5lLCBTdGFuZm9yZCwgQ0EgOTQzMDUsIFVTQS48L2F1dGgtYWRkcmVzcz48dGl0
+bGVzPjx0aXRsZT5HZW5ldGljIGVsZW1lbnRzIHByb21vdGUgcmV0ZW50aW9uIG9mIGV4dHJhY2hy
+b21vc29tYWwgRE5BIGluIGNhbmNlciBjZWxsczwvdGl0bGU+PHNlY29uZGFyeS10aXRsZT5iaW9S
+eGl2PC9zZWNvbmRhcnktdGl0bGU+PC90aXRsZXM+PHBlcmlvZGljYWw+PGZ1bGwtdGl0bGU+Ymlv
+UnhpdjwvZnVsbC10aXRsZT48L3BlcmlvZGljYWw+PGVkaXRpb24+MjAyNTEwMTI8L2VkaXRpb24+
+PGRhdGVzPjx5ZWFyPjIwMjU8L3llYXI+PHB1Yi1kYXRlcz48ZGF0ZT5PY3QgMTI8L2RhdGU+PC9w
+dWItZGF0ZXM+PC9kYXRlcz48aXNibj4yNjkyLTgyMDUgKEVsZWN0cm9uaWMpJiN4RDsyNjkyLTgy
+MDUgKExpbmtpbmcpPC9pc2JuPjxhY2Nlc3Npb24tbnVtPjQxMjc4NjU4PC9hY2Nlc3Npb24tbnVt
+Pjx1cmxzPjxyZWxhdGVkLXVybHM+PHVybD5odHRwczovL3d3dy5uY2JpLm5sbS5uaWguZ292L3B1
+Ym1lZC80MTI3ODY1ODwvdXJsPjwvcmVsYXRlZC11cmxzPjwvdXJscz48Y3VzdG9tMT5Db21wZXRp
+bmcgSW50ZXJlc3RzIEguWS5DLiBpcyBhbiBlbXBsb3llZSBhbmQgc3RvY2tob2xkZXIgb2YgQW1n
+ZW4gYXMgb2YgRGVjLiAxNiwgMjAyNC4gSC5ZLkMuIGlzIGEgY28tZm91bmRlciBvZiBBY2NlbnQg
+VGhlcmFwZXV0aWNzLCBCb3VuZGxlc3MgQmlvLCBDYXJ0b2dyYXBoeSBCaW9zY2llbmNlcywgT3Ji
+aXRhbCBUaGVyYXBldXRpY3MsIGFuZCB3YXMgYW4gYWR2aXNvciBvZiBBcnNlbmFsIEJpb3NjaWVu
+Y2VzLCBDaHJvbWEgTWVkaWNpbmUsIEV4YWkgQmlvIGFuZCBWaWRhIFZlbnR1cmVzIHVudGlsIERl
+Yy4gMTUsIDIwMjQuIFAuUy5NLiBpcyBhIGNvLWZvdW5kZXIgYW5kIGFkdmlzb3Igb2YgQm91bmRs
+ZXNzIEJpby4gQS5HLkguIGlzIGEgZm91bmRlciBhbmQgc2hhcmVob2xkZXIgb2YgRWNvbmljIEJp
+b3NjaWVuY2VzLiBNLkcuSi4gaXMgYSBjb25zdWx0YW50IGZvciBhbmQgaG9sZHMgZXF1aXR5IGlu
+IFZldm8gVGhlcmFwZXV0aWNzLiBUaGUgcmVtYWluaW5nIGF1dGhvcnMgZGVjbGFyZSBubyBjb21w
+ZXRpbmcgaW50ZXJlc3RzLjwvY3VzdG9tMT48Y3VzdG9tMj5QTUMxMjYzMjMzMjwvY3VzdG9tMj48
+ZWxlY3Ryb25pYy1yZXNvdXJjZS1udW0+MTAuMTEwMS8yMDI1LjEwLjEwLjY4MTQ5NTwvZWxlY3Ry
+b25pYy1yZXNvdXJjZS1udW0+PHJlbW90ZS1kYXRhYmFzZS1uYW1lPlB1Yk1lZC1ub3QtTUVETElO
+RTwvcmVtb3RlLWRhdGFiYXNlLW5hbWU+PHJlbW90ZS1kYXRhYmFzZS1wcm92aWRlcj5OTE08L3Jl
+bW90ZS1kYXRhYmFzZS1wcm92aWRlcj48L3JlY29yZD48L0NpdGU+PC9FbmROb3RlPn==
+</w:fldData>
+        </w:fldChar>
+      </w:r>
+      <w:r>
+        <w:rPr>
+          <w:bCs/>
+          <w:color w:val="000000" w:themeColor="text1"/>
+        </w:rPr>
+        <w:instrText xml:space="preserve"> ADDIN EN.CITE </w:instrText>
+      </w:r>
+      <w:r>
+        <w:rPr>
+          <w:b/>
+          <w:bCs/>
+          <w:color w:val="000000" w:themeColor="text1"/>
+        </w:rPr>
+        <w:fldChar w:fldCharType="begin">
+          <w:fldData xml:space="preserve">PEVuZE5vdGU+PENpdGU+PEF1dGhvcj5NYXJrPC9BdXRob3I+PFllYXI+MTk3MDwvWWVhcj48UmVj
+TnVtPjMxPC9SZWNOdW0+PERpc3BsYXlUZXh0PjxzdHlsZSBmYWNlPSJzdXBlcnNjcmlwdCI+MzMs
+MzUsMzY8L3N0eWxlPjwvRGlzcGxheVRleHQ+PHJlY29yZD48cmVjLW51bWJlcj4zNTwvcmVjLW51
+bWJlcj48Zm9yZWlnbi1rZXlzPjxrZXkgYXBwPSJFTiIgZGItaWQ9Ijl6YTlmeno1bzJ3MDI3ZTU1
+cDZwd3c1NXY1eHpmYXQ5ZGZzYSIgdGltZXN0YW1wPSIxNzc2ODkyOTc2Ij4zNTwva2V5PjwvZm9y
+ZWlnbi1rZXlzPjxyZWYtdHlwZSBuYW1lPSJKb3VybmFsIEFydGljbGUiPjE3PC9yZWYtdHlwZT48
+Y29udHJpYnV0b3JzPjxhdXRob3JzPjxhdXRob3I+TWFyaywgSi48L2F1dGhvcj48YXV0aG9yPkdy
+YW5iZXJnLCBJLjwvYXV0aG9yPjwvYXV0aG9ycz48L2NvbnRyaWJ1dG9ycz48dGl0bGVzPjx0aXRs
+ZT5UaGUgY2hyb21vc29tYWwgYWJlcnJhdGlvbiBvZiBkb3VibGUtbWludXRlcyBpbiB0aHJlZSBn
+bGlvbWFzPC90aXRsZT48c2Vjb25kYXJ5LXRpdGxlPkFjdGEgTmV1cm9wYXRob2w8L3NlY29uZGFy
+eS10aXRsZT48L3RpdGxlcz48cGVyaW9kaWNhbD48ZnVsbC10aXRsZT5BY3RhIE5ldXJvcGF0aG9s
+PC9mdWxsLXRpdGxlPjwvcGVyaW9kaWNhbD48cGFnZXM+MTk0LTIwNDwvcGFnZXM+PHZvbHVtZT4x
+Njwvdm9sdW1lPjxudW1iZXI+MzwvbnVtYmVyPjxrZXl3b3Jkcz48a2V5d29yZD5BZHVsdDwva2V5
+d29yZD48a2V5d29yZD5BZ2VkPC9rZXl3b3JkPjxrZXl3b3JkPkJyYWluIE5lb3BsYXNtcy8qZ2Vu
+ZXRpY3MvcGF0aG9sb2d5PC9rZXl3b3JkPjxrZXl3b3JkPipDaHJvbW9zb21lIEFiZXJyYXRpb25z
+PC9rZXl3b3JkPjxrZXl3b3JkPkZlbWFsZTwva2V5d29yZD48a2V5d29yZD5Gcm9udGFsIExvYmUv
+cGF0aG9sb2d5PC9rZXl3b3JkPjxrZXl3b3JkPkdsaW9ibGFzdG9tYS9nZW5ldGljcy9wYXRob2xv
+Z3k8L2tleXdvcmQ+PGtleXdvcmQ+R2xpb21hLypnZW5ldGljcy9wYXRob2xvZ3k8L2tleXdvcmQ+
+PGtleXdvcmQ+SHVtYW5zPC9rZXl3b3JkPjxrZXl3b3JkPkthcnlvdHlwaW5nPC9rZXl3b3JkPjxr
+ZXl3b3JkPk1hbGU8L2tleXdvcmQ+PGtleXdvcmQ+TWlkZGxlIEFnZWQ8L2tleXdvcmQ+PGtleXdv
+cmQ+T2NjaXBpdGFsIExvYmUvcGF0aG9sb2d5PC9rZXl3b3JkPjxrZXl3b3JkPlBhcmlldGFsIExv
+YmUvcGF0aG9sb2d5PC9rZXl3b3JkPjwva2V5d29yZHM+PGRhdGVzPjx5ZWFyPjE5NzA8L3llYXI+
+PC9kYXRlcz48aXNibj4wMDAxLTYzMjIgKFByaW50KSYjeEQ7MDAwMS02MzIyIChMaW5raW5nKTwv
+aXNibj48YWNjZXNzaW9uLW51bT40MzIwMTg4PC9hY2Nlc3Npb24tbnVtPjx1cmxzPjxyZWxhdGVk
+LXVybHM+PHVybD5odHRwczovL3d3dy5uY2JpLm5sbS5uaWguZ292L3B1Ym1lZC80MzIwMTg4PC91
+cmw+PC9yZWxhdGVkLXVybHM+PC91cmxzPjxlbGVjdHJvbmljLXJlc291cmNlLW51bT4xMC4xMDA3
+L0JGMDA2ODczNTk8L2VsZWN0cm9uaWMtcmVzb3VyY2UtbnVtPjxyZW1vdGUtZGF0YWJhc2UtbmFt
+ZT5NZWRsaW5lPC9yZW1vdGUtZGF0YWJhc2UtbmFtZT48cmVtb3RlLWRhdGFiYXNlLXByb3ZpZGVy
+Pk5MTTwvcmVtb3RlLWRhdGFiYXNlLXByb3ZpZGVyPjwvcmVjb3JkPjwvQ2l0ZT48Q2l0ZT48QXV0
+aG9yPkxhbmdlPC9BdXRob3I+PFllYXI+MjAyMjwvWWVhcj48UmVjTnVtPjMyPC9SZWNOdW0+PHJl
+Y29yZD48cmVjLW51bWJlcj4zNjwvcmVjLW51bWJlcj48Zm9yZWlnbi1rZXlzPjxrZXkgYXBwPSJF
+TiIgZGItaWQ9Ijl6YTlmeno1bzJ3MDI3ZTU1cDZwd3c1NXY1eHpmYXQ5ZGZzYSIgdGltZXN0YW1w
+PSIxNzc2ODkyOTc2Ij4zNjwva2V5PjwvZm9yZWlnbi1rZXlzPjxyZWYtdHlwZSBuYW1lPSJKb3Vy
+bmFsIEFydGljbGUiPjE3PC9yZWYtdHlwZT48Y29udHJpYnV0b3JzPjxhdXRob3JzPjxhdXRob3I+
+TGFuZ2UsIEouIFQuPC9hdXRob3I+PGF1dGhvcj5Sb3NlLCBKLiBDLjwvYXV0aG9yPjxhdXRob3I+
+Q2hlbiwgQy4gWS48L2F1dGhvcj48YXV0aG9yPlBpY2h1Z2luLCBZLjwvYXV0aG9yPjxhdXRob3I+
+WGllLCBMLjwvYXV0aG9yPjxhdXRob3I+VGFuZywgSi48L2F1dGhvcj48YXV0aG9yPkh1bmcsIEsu
+IEwuPC9hdXRob3I+PGF1dGhvcj5Zb3N0LCBLLiBFLjwvYXV0aG9yPjxhdXRob3I+U2hpLCBRLjwv
+YXV0aG9yPjxhdXRob3I+RXJiLCBNLiBMLjwvYXV0aG9yPjxhdXRob3I+UmFqa3VtYXIsIFUuPC9h
+dXRob3I+PGF1dGhvcj5XdSwgUy48L2F1dGhvcj48YXV0aG9yPlRhc2NobmVyLU1hbmRsLCBTLjwv
+YXV0aG9yPjxhdXRob3I+QmVybmtvcGYsIE0uPC9hdXRob3I+PGF1dGhvcj5Td2FudG9uLCBDLjwv
+YXV0aG9yPjxhdXRob3I+TGl1LCBaLjwvYXV0aG9yPjxhdXRob3I+SHVhbmcsIFcuPC9hdXRob3I+
+PGF1dGhvcj5DaGFuZywgSC4gWS48L2F1dGhvcj48YXV0aG9yPkJhZm5hLCBWLjwvYXV0aG9yPjxh
+dXRob3I+SGVuc3NlbiwgQS4gRy48L2F1dGhvcj48YXV0aG9yPldlcm5lciwgQi48L2F1dGhvcj48
+YXV0aG9yPk1pc2NoZWwsIFAuIFMuPC9hdXRob3I+PC9hdXRob3JzPjwvY29udHJpYnV0b3JzPjxh
+dXRoLWFkZHJlc3M+RGVwYXJ0bWVudCBvZiBQYXRob2xvZ3ksIFN0YW5mb3JkIFVuaXZlcnNpdHkg
+U2Nob29sIG9mIE1lZGljaW5lLCBTdGFuZm9yZCwgQ0EsIFVTQS4mI3hEO0NoRU0tSCwgU3RhbmZv
+cmQgVW5pdmVyc2l0eSwgU3RhbmZvcmQsIENBLCBVU0EuJiN4RDtDZW50ZXIgZm9yIFBlcnNvbmFs
+IER5bmFtaWMgUmVndWxvbWVzLCBTdGFuZm9yZCBVbml2ZXJzaXR5IFNjaG9vbCBvZiBNZWRpY2lu
+ZSwgU3RhbmZvcmQsIENBLCBVU0EuJiN4RDtEZXBhcnRtZW50IG9mIFBlZGlhdHJpYyBPbmNvbG9n
+eS9IZW1hdG9sb2d5LCBDaGFyaXRlLVVuaXZlcnNpdGF0c21lZGl6aW4gQmVybGluLCBCZXJsaW4s
+IEdlcm1hbnkuJiN4RDtEZXBhcnRtZW50IG9mIEV2b2x1dGlvbmFyeSBUaGVvcnksIE1heCBQbGFu
+Y2sgSW5zdGl0dXRlIGZvciBFdm9sdXRpb25hcnkgQmlvbG9neSwgUGxvbiwgR2VybWFueS4mI3hE
+O0RlcGFydG1lbnQgb2YgRWNvbG9neSBhbmQgRXZvbHV0aW9uYXJ5IEJpb2xvZ3ksIFByaW5jZXRv
+biBVbml2ZXJzaXR5LCBQcmluY2V0b24sIE5KLCBVU0EuJiN4RDtKYW5lbGlhIFJlc2VhcmNoIENh
+bXB1cywgSG93YXJkIEh1Z2hlcyBNZWRpY2FsIEluc3RpdHV0ZSwgQXNoYnVybiwgVkEsIFVTQS4m
+I3hEO0RlcGFydG1lbnQgb2YgTW9sZWN1bGFyIGFuZCBDZWxsIEJpb2xvZ3ksIExpIEthIFNoaW5n
+IENlbnRlciBmb3IgQmlvbWVkaWNhbCBhbmQgSGVhbHRoIFNjaWVuY2VzLCBDYWxpZm9ybmlhIElu
+c3RpdHV0ZSBmb3IgUmVnZW5lcmF0aXZlIE1lZGljaW5lIENlbnRlciBvZiBFeGNlbGxlbmNlLCBV
+bml2ZXJzaXR5IG9mIENhbGlmb3JuaWEsIEJlcmtlbGV5LCBDQSwgVVNBLiYjeEQ7VW5pdmVyc2l0
+eSBvZiBDYWxpZm9ybmlhIFNhbiBEaWVnbyBMaWdodCBNaWNyb3Njb3B5IENvcmUgRmFjaWxpdHks
+IERlcGFydG1lbnQgb2YgTmV1cm9zY2llbmNlcywgVW5pdmVyc2l0eSBvZiBDYWxpZm9ybmlhIFNh
+biBEaWVnbywgTGEgSm9sbGEsIENBLCBVU0EuJiN4RDtEZXBhcnRtZW50IG9mIENvbXB1dGVyIFNj
+aWVuY2UgYW5kIEVuZ2luZWVyaW5nLCBVbml2ZXJzaXR5IG9mIENhbGlmb3JuaWEgU2FuIERpZWdv
+LCBMYSBKb2xsYSwgQ0EsIFVTQS4mI3hEO0NoaWxkcmVuJmFwb3M7cyBNZWRpY2FsIENlbnRlciBS
+ZXNlYXJjaCBJbnN0aXR1dGUsIFVuaXZlcnNpdHkgb2YgVGV4YXMgU291dGh3ZXN0ZXJuIE1lZGlj
+YWwgQ2VudGVyLCBEYWxsYXMsIFRYLCBVU0EuJiN4RDtTdC4gQW5uYSBDaGlsZHJlbiZhcG9zO3Mg
+Q2FuY2VyIFJlc2VhcmNoIEluc3RpdHV0ZSwgVmllbm5hLCBBdXN0cmlhLiYjeEQ7Q2FuY2VyIEV2
+b2x1dGlvbiBhbmQgR2Vub21lIEluc3RhYmlsaXR5IExhYm9yYXRvcnksIFRoZSBGcmFuY2lzIENy
+aWNrIEluc3RpdHV0ZSwgTG9uZG9uLCBVSy4mI3hEO0NhbmNlciBSZXNlYXJjaCBVSyBMdW5nIENh
+bmNlciBDZW50cmUgb2YgRXhjZWxsZW5jZSwgVW5pdmVyc2l0eSBDb2xsZWdlIExvbmRvbiBDYW5j
+ZXIgSW5zdGl0dXRlLCBMb25kb24sIFVLLiYjeEQ7RGVwYXJ0bWVudCBvZiBNZWRpY2FsIE9uY29s
+b2d5LCBVbml2ZXJzaXR5IENvbGxlZ2UgTG9uZG9uIEhvc3BpdGFscywgTG9uZG9uLCBVSy4mI3hE
+O0dyb3VwIG9mIFRoZW9yZXRpY2FsIEJpb2xvZ3ksIFRoZSBTdGF0ZSBLZXkgTGFib3JhdG9yeSBv
+ZiBCaW9jb250cm9sLCBTY2hvb2wgb2YgTGlmZSBTY2llbmNlLCBTdW4gWWF0LXNlbiBVbml2ZXJz
+aXR5LCBHdWFuZ3pob3UsIENoaW5hLiB3ZWluaS5odWFuZ0BxbXVsLmFjLnVrLiYjeEQ7RGVwYXJ0
+bWVudCBvZiBNYXRoZW1hdGljcywgUXVlZW4gTWFyeSBVbml2ZXJzaXR5IG9mIExvbmRvbiwgTG9u
+ZG9uLCBVSy4gd2VpbmkuaHVhbmdAcW11bC5hYy51ay4mI3hEO0NlbnRlciBmb3IgUGVyc29uYWwg
+RHluYW1pYyBSZWd1bG9tZXMsIFN0YW5mb3JkIFVuaXZlcnNpdHkgU2Nob29sIG9mIE1lZGljaW5l
+LCBTdGFuZm9yZCwgQ0EsIFVTQS4gaG93Y2hhbmdAc3RhbmZvcmQuZWR1LiYjeEQ7SG93YXJkIEh1
+Z2hlcyBNZWRpY2FsIEluc3RpdHV0ZSwgU3RhbmZvcmQgVW5pdmVyc2l0eSwgU3RhbmZvcmQsIENB
+LCBVU0EuIGhvd2NoYW5nQHN0YW5mb3JkLmVkdS4mI3hEO0RlcGFydG1lbnQgb2YgQ29tcHV0ZXIg
+U2NpZW5jZSBhbmQgRW5naW5lZXJpbmcsIFVuaXZlcnNpdHkgb2YgQ2FsaWZvcm5pYSBTYW4gRGll
+Z28sIExhIEpvbGxhLCBDQSwgVVNBLiB2YmFmbmFAY3MudWNzZC5lZHUuJiN4RDtFeHBlcmltZW50
+YWwgYW5kIENsaW5pY2FsIFJlc2VhcmNoIENlbnRlciwgTWF4IERlbGJydWNrIENlbnRlciBmb3Ig
+TW9sZWN1bGFyIE1lZGljaW5lIGFuZCBDaGFyaXRlLVVuaXZlcnNpdGF0c21lZGl6aW4gQmVybGlu
+LCBCZXJsaW4sIEdlcm1hbnkuJiN4RDtHZXJtYW4gQ2FuY2VyIENvbnNvcnRpdW0gYW5kIEdlcm1h
+biBDYW5jZXIgUmVzZWFyY2ggQ2VudGVyLCBIZWlkZWxiZXJnLCBHZXJtYW55LiYjeEQ7QmVybGlu
+IEluc3RpdHV0ZSBvZiBIZWFsdGgsIEJlcmxpbiwgR2VybWFueS4mI3hEO0V2b2x1dGlvbmFyeSBE
+eW5hbWljcyBHcm91cCwgQ2VudHJlIGZvciBDYW5jZXIgR2Vub21pY3MgYW5kIENvbXB1dGF0aW9u
+YWwgQmlvbG9neSwgQmFydHMgQ2FuY2VyIEluc3RpdHV0ZSwgUXVlZW4gTWFyeSBVbml2ZXJzaXR5
+IG9mIExvbmRvbiwgTG9uZG9uLCBVSy4mI3hEO0RlcGFydG1lbnQgb2YgUGF0aG9sb2d5LCBTdGFu
+Zm9yZCBVbml2ZXJzaXR5IFNjaG9vbCBvZiBNZWRpY2luZSwgU3RhbmZvcmQsIENBLCBVU0EuIHBt
+aXNjaGVsQHN0YW5mb3JkLmVkdS4mI3hEO0NoRU0tSCwgU3RhbmZvcmQgVW5pdmVyc2l0eSwgU3Rh
+bmZvcmQsIENBLCBVU0EuIHBtaXNjaGVsQHN0YW5mb3JkLmVkdS48L2F1dGgtYWRkcmVzcz48dGl0
+bGVzPjx0aXRsZT5UaGUgZXZvbHV0aW9uYXJ5IGR5bmFtaWNzIG9mIGV4dHJhY2hyb21vc29tYWwg
+RE5BIGluIGh1bWFuIGNhbmNlcnM8L3RpdGxlPjxzZWNvbmRhcnktdGl0bGU+TmF0IEdlbmV0PC9z
+ZWNvbmRhcnktdGl0bGU+PC90aXRsZXM+PHBlcmlvZGljYWw+PGZ1bGwtdGl0bGU+TmF0IEdlbmV0
+PC9mdWxsLXRpdGxlPjwvcGVyaW9kaWNhbD48cGFnZXM+MTUyNy0xNTMzPC9wYWdlcz48dm9sdW1l
+PjU0PC92b2x1bWU+PG51bWJlcj4xMDwvbnVtYmVyPjxlZGl0aW9uPjIwMjIwOTE5PC9lZGl0aW9u
+PjxrZXl3b3Jkcz48a2V5d29yZD5CaW9sb2dpY2FsIEV2b2x1dGlvbjwva2V5d29yZD48a2V5d29y
+ZD5ETkE8L2tleXdvcmQ+PGtleXdvcmQ+RXh0cmFjaHJvbW9zb21hbCBJbmhlcml0YW5jZTwva2V5
+d29yZD48a2V5d29yZD5IdW1hbnM8L2tleXdvcmQ+PGtleXdvcmQ+Kk5lb3BsYXNtcy9nZW5ldGlj
+cy9wYXRob2xvZ3k8L2tleXdvcmQ+PGtleXdvcmQ+Kk9uY29nZW5lczwva2V5d29yZD48L2tleXdv
+cmRzPjxkYXRlcz48eWVhcj4yMDIyPC95ZWFyPjxwdWItZGF0ZXM+PGRhdGU+T2N0PC9kYXRlPjwv
+cHViLWRhdGVzPjwvZGF0ZXM+PGlzYm4+MTU0Ni0xNzE4IChFbGVjdHJvbmljKSYjeEQ7MTA2MS00
+MDM2IChQcmludCkmI3hEOzEwNjEtNDAzNiAoTGlua2luZyk8L2lzYm4+PGFjY2Vzc2lvbi1udW0+
+MzYxMjM0MDY8L2FjY2Vzc2lvbi1udW0+PHVybHM+PHJlbGF0ZWQtdXJscz48dXJsPmh0dHBzOi8v
+d3d3Lm5jYmkubmxtLm5paC5nb3YvcHVibWVkLzM2MTIzNDA2PC91cmw+PC9yZWxhdGVkLXVybHM+
+PC91cmxzPjxjdXN0b20xPlAuUy5NLiBpcyBjb2ZvdW5kZXIgb2YgQm91bmRsZXNzIEJpby4gSGUg
+aGFzIGVxdWl0eSBhbmQgY2hhaXJzIHRoZSBzY2llbnRpZmljIGFkdmlzb3J5IGJvYXJkLCBmb3Ig
+d2hpY2ggaGUgaXMgY29tcGVuc2F0ZWQuIFYuQi4gaXMgYSBjb2ZvdW5kZXIsIGNvbnN1bHRhbnQs
+IHNjaWVudGlmaWMgYWR2aXNvcnkgYm9hcmQgbWVtYmVyIGFuZCBoYXMgYW4gZXF1aXR5IGludGVy
+ZXN0IGluIEJvdW5kbGVzcyBCaW8uIGFuZCBBYnRlcnJhIEJpb3NjaWVuY2VzLiBUaGUgdGVybXMg
+b2YgdGhpcyBhcnJhbmdlbWVudCBoYXZlIGJlZW4gcmV2aWV3ZWQgYW5kIGFwcHJvdmVkIGluIGFj
+Y29yZGFuY2Ugd2l0aCBpdHMgY29uZmxpY3Qtb2YtaW50ZXJlc3QgcG9saWNpZXMuIEguWS5DLiBp
+cyBhIGNvZm91bmRlciBvZiBBY2NlbnQgVGhlcmFwZXV0aWNzLCBCb3VuZGxlc3MgQmlvLCBDYXJ0
+b2dyYXBoeSBCaW9zY2llbmNlcywgT3JiaXRhbCBUaGVyYXBldXRpY3MsIGFuZCBhZHZpc29yIG9m
+IDEwWCBHZW5vbWljcywgQXJzZW5hbCBCaW9zY2llbmNlcyBhbmQgU3ByaW5nIERpc2NvdmVyeS4g
+Si5ULkwuIHdhcyBlbXBsb3llZCBieSBCb3VuZGxlc3MgQmlvIGFmdGVyIGNvbXBsZXRpbmcgdGhp
+cyB3b3JrLiBDLlMuIGFja25vd2xlZGdlcyBncmFudCBzdXBwb3J0IGZyb20gQXN0cmFaZW5lY2Es
+IEJvZWhyaW5nZXItSW5nZWxoZWltLCBCcmlzdG9sIE15ZXJzIFNxdWliYiwgUGZpemVyLCBSb2No
+ZS1WZW50YW5hLCBJbnZpdGFlIChwcmV2aW91c2x5IEFyY2hlckRYLCBjb2xsYWJvcmF0aW9uIGlu
+IG1pbmltYWwgcmVzaWR1YWwgZGlzZWFzZSBzZXF1ZW5jaW5nIHRlY2hub2xvZ2llcykgYW5kIE9u
+byBQaGFybWFjZXV0aWNhbC4gSGUgaXMgYW4gQXN0cmFaZW5lY2EgYWR2aXNvcnkgYm9hcmQgbWVt
+YmVyIGFuZCBjaGllZiBpbnZlc3RpZ2F0b3IgZm9yIHRoZSBBWiBNZVJtYWlEIDEgYW5kIDIgY2xp
+bmljYWwgdHJpYWxzIGFuZCBpcyBhbHNvIGNoaWVmIGludmVzdGlnYXRvciBvZiB0aGUgTkhTLUdh
+bGxlcmkgdHJpYWwuIEhlIGhhcyBjb25zdWx0ZWQgZm9yIEFtZ2VuLCBBc3RyYVplbmVjYSwgUGZp
+emVyLCBOb3ZhcnRpcywgR1NLLCBNU0QsIEJyaXN0b2wgTXllcnMgU3F1aWJiLCBJbGx1bWluYSwg
+R2VuZW50ZWNoLCBSb2NoZS1WZW50YW5hLCBHUkFJTCwgTWVkaWN4aSwgTWV0YWJvbWVkLCBCaWN5
+Y2xlIFRoZXJhcGV1dGljcywgUm9jaGUgSW5ub3ZhdGlvbiBDZW50cmUgU2hhbmdoYWkgYW5kIHRo
+ZSBTYXJhaCBDYW5ub24gUmVzZWFyY2ggSW5zdGl0dXRlLiBDLlMuIGhhZCBzdG9jayBvcHRpb25z
+IGluIEFwb0dlbiBCaW90ZWNobm9sb2dpZXMgYW5kIEdSQUlMIHVudGlsIEp1bmUgMjAyMSwgaGFz
+IGN1cnJlbnRseSBzdG9jayBvcHRpb25zIGluIEVwaWMgQmlvc2NpZW5jZSBhbmQgQmljeWNsZSBU
+aGVyYXBldXRpY3MsIGFuZCBoYXMgc3RvY2sgb3B0aW9ucyBhbmQgaXMgYSBjb2ZvdW5kZXIgb2Yg
+QWNoaWxsZXMgVGhlcmFwZXV0aWNzLiBDLlMuIGhvbGRzIHBhdGVudHMgcmVsYXRpbmcgdG8gYXNz
+YXkgdGVjaG5vbG9neSB0byBkZXRlY3QgdHVtb3IgcmVjdXJyZW5jZSAoUENUL0dCMjAxNy8wNTMy
+ODkpLCB0YXJnZXRpbmcgbmVvYW50aWdlbnMgKFBDVC9FUDIwMTYvMDU5NDAxKSwgaWRlbnRpZnlp
+bmcgcGF0ZW50IHJlc3BvbnNlIHRvIGltbXVuZSBjaGVja3BvaW50IGJsb2NrYWRlIChQQ1QvRVAy
+MDE2LzA3MTQ3MSksIGRldGVybWluaW5nIGh1bWFuIGxldWtvY3l0ZSBhbnRpZ2VuIGxvc3Mgb2Yg
+aGV0ZXJvenlnb3NpdHkgKFBDVC9HQjIwMTgvMDUyMDA0KSwgcHJlZGljdGluZyBzdXJ2aXZhbCBy
+YXRlcyBvZiBwYXRpZW50cyB3aXRoIGNhbmNlciAoUENUL0dCMjAyMC8wNTAyMjEpLCBpZGVudGlm
+eWluZyBwYXRpZW50cyB3aG8gcmVzcG9uZCB0byBjYW5jZXIgdHJlYXRtZW50IChQQ1QvR0IyMDE4
+LzA1MTkxMiksIGEgVVMgcGF0ZW50IHJlbGF0aW5nIHRvIGRldGVjdGluZyB0dW1vciBtdXRhdGlv
+bnMgKFBDVC9VUzIwMTcvMjgwMTMpLCBtZXRob2RzIGZvciBsdW5nIGNhbmNlciBkZXRlY3Rpb24g
+KFVTMjAxOTAxMDY3NTFBMSkgYW5kIGJvdGggRXVyb3BlYW4gYW5kIFVTIHBhdGVudHMgcmVsYXRl
+ZCB0byBpZGVudGlmeWluZyBpbnNlcnRpb24vZGVsZXRpb24gbXV0YXRpb24gdGFyZ2V0cyAoUENU
+L0dCMjAxOC8wNTE4OTIpLiBUaGUgb3RoZXIgYXV0aG9ycyBkZWNsYXJlIG5vIGNvbXBldGluZyBp
+bnRlcmVzdHMuPC9jdXN0b20xPjxjdXN0b20yPlBNQzk1MzQ3Njc8L2N1c3RvbTI+PGVsZWN0cm9u
+aWMtcmVzb3VyY2UtbnVtPjEwLjEwMzgvczQxNTg4LTAyMi0wMTE3Ny14PC9lbGVjdHJvbmljLXJl
+c291cmNlLW51bT48cmVtb3RlLWRhdGFiYXNlLW5hbWU+TWVkbGluZTwvcmVtb3RlLWRhdGFiYXNl
+LW5hbWU+PHJlbW90ZS1kYXRhYmFzZS1wcm92aWRlcj5OTE08L3JlbW90ZS1kYXRhYmFzZS1wcm92
+aWRlcj48L3JlY29yZD48L0NpdGU+PENpdGU+PEF1dGhvcj5TYW5rYXI8L0F1dGhvcj48WWVhcj4y
+MDI1PC9ZZWFyPjxSZWNOdW0+Mjk8L1JlY051bT48cmVjb3JkPjxyZWMtbnVtYmVyPjMzPC9yZWMt
+bnVtYmVyPjxmb3JlaWduLWtleXM+PGtleSBhcHA9IkVOIiBkYi1pZD0iOXphOWZ6ejVvMncwMjdl
+NTVwNnB3dzU1djV4emZhdDlkZnNhIiB0aW1lc3RhbXA9IjE3NzY4OTI5NzYiPjMzPC9rZXk+PC9m
+b3JlaWduLWtleXM+PHJlZi10eXBlIG5hbWU9IkpvdXJuYWwgQXJ0aWNsZSI+MTc8L3JlZi10eXBl
+Pjxjb250cmlidXRvcnM+PGF1dGhvcnM+PGF1dGhvcj5TYW5rYXIsIFYuPC9hdXRob3I+PGF1dGhv
+cj5IdW5nLCBLLiBMLjwvYXV0aG9yPjxhdXRob3I+R25hbmFzZWthciwgQS48L2F1dGhvcj48YXV0
+aG9yPlRzei1MbyBXb25nLCBJLjwvYXV0aG9yPjxhdXRob3I+U2hpLCBRLjwvYXV0aG9yPjxhdXRo
+b3I+S3JhZnQsIEsuPC9hdXRob3I+PGF1dGhvcj5Kb25lcywgTS4gRy48L2F1dGhvcj48YXV0aG9y
+PkhlLCBCLiBKLjwvYXV0aG9yPjxhdXRob3I+WWFuLCBYLjwvYXV0aG9yPjxhdXRob3I+QmVsaywg
+Si4gQS48L2F1dGhvcj48YXV0aG9yPkxpdSwgSy4gSi48L2F1dGhvcj48YXV0aG9yPkFnYXJ3YWws
+IFMuPC9hdXRob3I+PGF1dGhvcj5XYW5nLCBTLiBLLjwvYXV0aG9yPjxhdXRob3I+SGVuc3Nlbiwg
+QS4gRy48L2F1dGhvcj48YXV0aG9yPk1pc2NoZWwsIFAuIFMuPC9hdXRob3I+PGF1dGhvcj5DaGFu
+ZywgSC4gWS48L2F1dGhvcj48L2F1dGhvcnM+PC9jb250cmlidXRvcnM+PGF1dGgtYWRkcmVzcz5E
+ZXBhcnRtZW50cyBvZiBEZXJtYXRvbG9neSBhbmQgR2VuZXRpY3MsIFN0YW5mb3JkIFVuaXZlcnNp
+dHksIFN0YW5mb3JkLCBDQSwgVVNBLiYjeEQ7Q3VycmVudCBhZGRyZXNzOiBEZXBhcnRtZW50IG9m
+IE5ldXJvc2NpZW5jZSwgU2NyaXBwcyBSZXNlYXJjaCwgTGEgSm9sbGEsIENBLCBVU0EuJiN4RDtT
+YXJhZmFuIENoRU0tSCwgU3RhbmZvcmQgVW5pdmVyc2l0eSwgU3RhbmZvcmQsIENBLCBVU0EuJiN4
+RDtEZXBhcnRtZW50IG9mIFBhdGhvbG9neSwgU3RhbmZvcmQgVW5pdmVyc2l0eSwgU3RhbmZvcmQs
+IENBLCBVU0EuJiN4RDtDdXJyZW50IGFkZHJlc3M6IEFtZ2VuIFJlc2VhcmNoLCBTb3V0aCBTYW4g
+RnJhbmNpc2NvLCBDQSwgVVNBLiYjeEQ7UHJvZ3JhbSBpbiBDYW5jZXIgQmlvbG9neSwgU3RhbmZv
+cmQgVW5pdmVyc2l0eSwgU3RhbmZvcmQsIENBLCBVU0EuJiN4RDtEZXBhcnRtZW50IG9mIFBlZGlh
+dHJpYyBIZW1hdG9sb2d5IGFuZCBPbmNvbG9neSwgQ2hhcml0ZS1Vbml2ZXJzaXRhdHNtZWRpemlu
+IEJlcmxpbiwgQmVybGluLCBHZXJtYW55LiYjeEQ7QmVybGluIEluc3RpdHV0ZSBvZiBIZWFsdGgs
+IEJlcmxpbiwgR2VybWFueS4mI3hEO0V4cGVyaW1lbnRhbCBhbmQgQ2xpbmljYWwgUmVzZWFyY2gg
+Q2VudGVyLCBNYXggRGVsYnJ1Y2sgQ2VudGVyIGZvciBNb2xlY3VsYXIgTWVkaWNpbmUgYW5kIENo
+YXJpdGUtVW5pdmVyc2l0YXRzbWVkaXppbiBCZXJsaW4sIEJlcmxpbiwgR2VybWFueS4mI3hEO0hv
+d2FyZCBIdWdoZXMgTWVkaWNhbCBJbnN0aXR1dGUsIFN0YW5mb3JkIFVuaXZlcnNpdHkgU2Nob29s
+IG9mIE1lZGljaW5lLCBTdGFuZm9yZCwgQ0EgOTQzMDUsIFVTQS48L2F1dGgtYWRkcmVzcz48dGl0
+bGVzPjx0aXRsZT5HZW5ldGljIGVsZW1lbnRzIHByb21vdGUgcmV0ZW50aW9uIG9mIGV4dHJhY2hy
+b21vc29tYWwgRE5BIGluIGNhbmNlciBjZWxsczwvdGl0bGU+PHNlY29uZGFyeS10aXRsZT5iaW9S
+eGl2PC9zZWNvbmRhcnktdGl0bGU+PC90aXRsZXM+PHBlcmlvZGljYWw+PGZ1bGwtdGl0bGU+Ymlv
+UnhpdjwvZnVsbC10aXRsZT48L3BlcmlvZGljYWw+PGVkaXRpb24+MjAyNTEwMTI8L2VkaXRpb24+
+PGRhdGVzPjx5ZWFyPjIwMjU8L3llYXI+PHB1Yi1kYXRlcz48ZGF0ZT5PY3QgMTI8L2RhdGU+PC9w
+dWItZGF0ZXM+PC9kYXRlcz48aXNibj4yNjkyLTgyMDUgKEVsZWN0cm9uaWMpJiN4RDsyNjkyLTgy
+MDUgKExpbmtpbmcpPC9pc2JuPjxhY2Nlc3Npb24tbnVtPjQxMjc4NjU4PC9hY2Nlc3Npb24tbnVt
+Pjx1cmxzPjxyZWxhdGVkLXVybHM+PHVybD5odHRwczovL3d3dy5uY2JpLm5sbS5uaWguZ292L3B1
+Ym1lZC80MTI3ODY1ODwvdXJsPjwvcmVsYXRlZC11cmxzPjwvdXJscz48Y3VzdG9tMT5Db21wZXRp
+bmcgSW50ZXJlc3RzIEguWS5DLiBpcyBhbiBlbXBsb3llZSBhbmQgc3RvY2tob2xkZXIgb2YgQW1n
+ZW4gYXMgb2YgRGVjLiAxNiwgMjAyNC4gSC5ZLkMuIGlzIGEgY28tZm91bmRlciBvZiBBY2NlbnQg
+VGhlcmFwZXV0aWNzLCBCb3VuZGxlc3MgQmlvLCBDYXJ0b2dyYXBoeSBCaW9zY2llbmNlcywgT3Ji
+aXRhbCBUaGVyYXBldXRpY3MsIGFuZCB3YXMgYW4gYWR2aXNvciBvZiBBcnNlbmFsIEJpb3NjaWVu
+Y2VzLCBDaHJvbWEgTWVkaWNpbmUsIEV4YWkgQmlvIGFuZCBWaWRhIFZlbnR1cmVzIHVudGlsIERl
+Yy4gMTUsIDIwMjQuIFAuUy5NLiBpcyBhIGNvLWZvdW5kZXIgYW5kIGFkdmlzb3Igb2YgQm91bmRs
+ZXNzIEJpby4gQS5HLkguIGlzIGEgZm91bmRlciBhbmQgc2hhcmVob2xkZXIgb2YgRWNvbmljIEJp
+b3NjaWVuY2VzLiBNLkcuSi4gaXMgYSBjb25zdWx0YW50IGZvciBhbmQgaG9sZHMgZXF1aXR5IGlu
+IFZldm8gVGhlcmFwZXV0aWNzLiBUaGUgcmVtYWluaW5nIGF1dGhvcnMgZGVjbGFyZSBubyBjb21w
+ZXRpbmcgaW50ZXJlc3RzLjwvY3VzdG9tMT48Y3VzdG9tMj5QTUMxMjYzMjMzMjwvY3VzdG9tMj48
+ZWxlY3Ryb25pYy1yZXNvdXJjZS1udW0+MTAuMTEwMS8yMDI1LjEwLjEwLjY4MTQ5NTwvZWxlY3Ry
+b25pYy1yZXNvdXJjZS1udW0+PHJlbW90ZS1kYXRhYmFzZS1uYW1lPlB1Yk1lZC1ub3QtTUVETElO
+RTwvcmVtb3RlLWRhdGFiYXNlLW5hbWU+PHJlbW90ZS1kYXRhYmFzZS1wcm92aWRlcj5OTE08L3Jl
+bW90ZS1kYXRhYmFzZS1wcm92aWRlcj48L3JlY29yZD48L0NpdGU+PC9FbmROb3RlPn==
+</w:fldData>
+        </w:fldChar>
+      </w:r>
+      <w:r>
+        <w:rPr>
+          <w:bCs/>
+          <w:color w:val="000000" w:themeColor="text1"/>
+        </w:rPr>
+        <w:instrText xml:space="preserve"> ADDIN EN.CITE.DATA </w:instrText>
+      </w:r>
+      <w:r>
+        <w:rPr>
+          <w:b/>
+          <w:bCs/>
+          <w:color w:val="000000" w:themeColor="text1"/>
+        </w:rPr>
+      </w:r>
+      <w:r>
+        <w:rPr>
+          <w:b/>
+          <w:bCs/>
+          <w:color w:val="000000" w:themeColor="text1"/>
+        </w:rPr>
+        <w:fldChar w:fldCharType="end"/>
+      </w:r>
+      <w:r>
+        <w:rPr>
+          <w:b/>
+          <w:bCs/>
+          <w:color w:val="000000" w:themeColor="text1"/>
+        </w:rPr>
+      </w:r>
+      <w:r>
+        <w:rPr>
+          <w:b/>
+          <w:bCs/>
+          <w:color w:val="000000" w:themeColor="text1"/>
+        </w:rPr>
+        <w:fldChar w:fldCharType="separate"/>
+      </w:r>
+      <w:r>
+        <w:rPr>
+          <w:bCs/>
+          <w:noProof/>
+          <w:color w:val="000000" w:themeColor="text1"/>
+          <w:vertAlign w:val="superscript"/>
+        </w:rPr>
+        <w:t>33,35,36</w:t>
+      </w:r>
+      <w:r>
+        <w:rPr>
+          <w:b/>
+          <w:bCs/>
+          <w:color w:val="000000" w:themeColor="text1"/>
+        </w:rPr>
+        <w:fldChar w:fldCharType="end"/>
+      </w:r>
+      <w:r>
+        <w:rPr>
+          <w:bCs/>
+          <w:color w:val="000000" w:themeColor="text1"/>
+        </w:rPr>
+        <w:t xml:space="preserve"> Our group contributed the first long-insert whole-genome reconstruction of an ecDNA element in 2013</w:t>
+      </w:r>
+      <w:r>
+        <w:rPr>
+          <w:b/>
+          <w:bCs/>
+          <w:color w:val="000000" w:themeColor="text1"/>
+        </w:rPr>
+        <w:fldChar w:fldCharType="begin">
+          <w:fldData xml:space="preserve">PEVuZE5vdGU+PENpdGU+PEF1dGhvcj5DcmFpZzwvQXV0aG9yPjxZZWFyPjIwMTM8L1llYXI+PFJl
+Y051bT4zMzwvUmVjTnVtPjxEaXNwbGF5VGV4dD48c3R5bGUgZmFjZT0ic3VwZXJzY3JpcHQiPjM3
+PC9zdHlsZT48L0Rpc3BsYXlUZXh0PjxyZWNvcmQ+PHJlYy1udW1iZXI+Mzc8L3JlYy1udW1iZXI+
+PGZvcmVpZ24ta2V5cz48a2V5IGFwcD0iRU4iIGRiLWlkPSI5emE5Znp6NW8ydzAyN2U1NXA2cHd3
+NTV2NXh6ZmF0OWRmc2EiIHRpbWVzdGFtcD0iMTc3Njg5Mjk3NiI+Mzc8L2tleT48L2ZvcmVpZ24t
+a2V5cz48cmVmLXR5cGUgbmFtZT0iSm91cm5hbCBBcnRpY2xlIj4xNzwvcmVmLXR5cGU+PGNvbnRy
+aWJ1dG9ycz48YXV0aG9ycz48YXV0aG9yPkNyYWlnLCBELiBXLjwvYXV0aG9yPjxhdXRob3I+TyZh
+cG9zO1NoYXVnaG5lc3N5LCBKLiBBLjwvYXV0aG9yPjxhdXRob3I+S2llZmVyLCBKLiBBLjwvYXV0
+aG9yPjxhdXRob3I+QWxkcmljaCwgSi48L2F1dGhvcj48YXV0aG9yPlNpbmFyaSwgUy48L2F1dGhv
+cj48YXV0aG9yPk1vc2VzLCBULiBNLjwvYXV0aG9yPjxhdXRob3I+V29uZywgUy48L2F1dGhvcj48
+YXV0aG9yPkRpbmgsIEouPC9hdXRob3I+PGF1dGhvcj5DaHJpc3RvZm9yaWRlcywgQS48L2F1dGhv
+cj48YXV0aG9yPkJsdW0sIEouIEwuPC9hdXRob3I+PGF1dGhvcj5BaXRlbGxpLCBDLiBMLjwvYXV0
+aG9yPjxhdXRob3I+T3Nib3JuZSwgQy4gUi48L2F1dGhvcj48YXV0aG9yPkl6YXR0LCBULjwvYXV0
+aG9yPjxhdXRob3I+S3VyZG9nbHUsIEEuPC9hdXRob3I+PGF1dGhvcj5CYWtlciwgQS48L2F1dGhv
+cj48YXV0aG9yPktvZW1hbiwgSi48L2F1dGhvcj48YXV0aG9yPkJhcmJhY2lvcnUsIEMuPC9hdXRo
+b3I+PGF1dGhvcj5TYWthcnlhLCBPLjwvYXV0aG9yPjxhdXRob3I+RGUgTGEgVmVnYSwgRi4gTS48
+L2F1dGhvcj48YXV0aG9yPlNpZGRpcXVpLCBBLjwvYXV0aG9yPjxhdXRob3I+SG9hbmcsIEwuPC9h
+dXRob3I+PGF1dGhvcj5CaWxsaW5ncywgUC4gUi48L2F1dGhvcj48YXV0aG9yPlNhbGhpYSwgQi48
+L2F1dGhvcj48YXV0aG9yPlRvbGNoZXIsIEEuIFcuPC9hdXRob3I+PGF1dGhvcj5UcmVudCwgSi4g
+TS48L2F1dGhvcj48YXV0aG9yPk1vdXNzZXMsIFMuPC9hdXRob3I+PGF1dGhvcj5Wb24gSG9mZiwg
+RC48L2F1dGhvcj48YXV0aG9yPkNhcnB0ZW4sIEouIEQuPC9hdXRob3I+PC9hdXRob3JzPjwvY29u
+dHJpYnV0b3JzPjxhdXRoLWFkZHJlc3M+VHJhbnNsYXRpb25hbCBHZW5vbWljcyBSZXNlYXJjaCBJ
+bnN0aXR1dGUsIFBob2VuaXgsIEFaIDg1MDA0LCBVU0EuPC9hdXRoLWFkZHJlc3M+PHRpdGxlcz48
+dGl0bGU+R2Vub21lIGFuZCB0cmFuc2NyaXB0b21lIHNlcXVlbmNpbmcgaW4gcHJvc3BlY3RpdmUg
+bWV0YXN0YXRpYyB0cmlwbGUtbmVnYXRpdmUgYnJlYXN0IGNhbmNlciB1bmNvdmVycyB0aGVyYXBl
+dXRpYyB2dWxuZXJhYmlsaXRpZXM8L3RpdGxlPjxzZWNvbmRhcnktdGl0bGU+TW9sIENhbmNlciBU
+aGVyPC9zZWNvbmRhcnktdGl0bGU+PC90aXRsZXM+PHBlcmlvZGljYWw+PGZ1bGwtdGl0bGU+TW9s
+IENhbmNlciBUaGVyPC9mdWxsLXRpdGxlPjwvcGVyaW9kaWNhbD48cGFnZXM+MTA0LTE2PC9wYWdl
+cz48dm9sdW1lPjEyPC92b2x1bWU+PG51bWJlcj4xPC9udW1iZXI+PGVkaXRpb24+MjAxMjExMTk8
+L2VkaXRpb24+PGtleXdvcmRzPjxrZXl3b3JkPkFkdWx0PC9rZXl3b3JkPjxrZXl3b3JkPkJyZWFz
+dCBOZW9wbGFzbXMvZHJ1ZyB0aGVyYXB5LypnZW5ldGljcy9tZXRhYm9saXNtL3BhdGhvbG9neTwv
+a2V5d29yZD48a2V5d29yZD5DaHJvbW9zb21lcywgSHVtYW4sIFBhaXIgNzwva2V5d29yZD48a2V5
+d29yZD5ETkEgTXV0YXRpb25hbCBBbmFseXNpczwva2V5d29yZD48a2V5d29yZD5GZW1hbGU8L2tl
+eXdvcmQ+PGtleXdvcmQ+Rm9ya2hlYWQgQm94IFByb3RlaW4gTTE8L2tleXdvcmQ+PGtleXdvcmQ+
+Rm9ya2hlYWQgVHJhbnNjcmlwdGlvbiBGYWN0b3JzL2dlbmV0aWNzL21ldGFib2xpc208L2tleXdv
+cmQ+PGtleXdvcmQ+R2VuZSBFeHByZXNzaW9uPC9rZXl3b3JkPjxrZXl3b3JkPkdlbmVzLCBOZW9w
+bGFzbTwva2V5d29yZD48a2V5d29yZD5HZW5vbWUsIEh1bWFuPC9rZXl3b3JkPjxrZXl3b3JkPkdl
+bm9tZS1XaWRlIEFzc29jaWF0aW9uIFN0dWR5PC9rZXl3b3JkPjxrZXl3b3JkPkhpZ2gtVGhyb3Vn
+aHB1dCBOdWNsZW90aWRlIFNlcXVlbmNpbmc8L2tleXdvcmQ+PGtleXdvcmQ+SHVtYW5zPC9rZXl3
+b3JkPjxrZXl3b3JkPk1pZGRsZSBBZ2VkPC9rZXl3b3JkPjxrZXl3b3JkPk1vbGVjdWxhciBUYXJn
+ZXRlZCBUaGVyYXB5PC9rZXl3b3JkPjxrZXl3b3JkPk5lb3BsYXNtIE1ldGFzdGFzaXM8L2tleXdv
+cmQ+PGtleXdvcmQ+UHJvc3BlY3RpdmUgU3R1ZGllczwva2V5d29yZD48a2V5d29yZD5FcmItYjIg
+UmVjZXB0b3IgVHlyb3NpbmUgS2luYXNlcy9tZXRhYm9saXNtPC9rZXl3b3JkPjxrZXl3b3JkPlJl
+Y2VwdG9ycywgRXN0cm9nZW4vbWV0YWJvbGlzbTwva2V5d29yZD48a2V5d29yZD5SZWNlcHRvcnMs
+IFByb2dlc3Rlcm9uZS9tZXRhYm9saXNtPC9rZXl3b3JkPjxrZXl3b3JkPlNlcXVlbmNlIEFuYWx5
+c2lzLCBSTkE8L2tleXdvcmQ+PGtleXdvcmQ+U2VxdWVuY2UgRGVsZXRpb248L2tleXdvcmQ+PGtl
+eXdvcmQ+U2lnbmFsIFRyYW5zZHVjdGlvbjwva2V5d29yZD48a2V5d29yZD4qVHJhbnNjcmlwdG9t
+ZTwva2V5d29yZD48a2V5d29yZD5UcmVhdG1lbnQgT3V0Y29tZTwva2V5d29yZD48a2V5d29yZD5U
+dW1vciBTdXBwcmVzc29yIFByb3RlaW4gcDUzL2dlbmV0aWNzPC9rZXl3b3JkPjxrZXl3b3JkPmFs
+cGhhIENhdGVuaW4vZ2VuZXRpY3M8L2tleXdvcmQ+PC9rZXl3b3Jkcz48ZGF0ZXM+PHllYXI+MjAx
+MzwveWVhcj48cHViLWRhdGVzPjxkYXRlPkphbjwvZGF0ZT48L3B1Yi1kYXRlcz48L2RhdGVzPjxp
+c2JuPjE1MzgtODUxNCAoRWxlY3Ryb25pYykmI3hEOzE1MzUtNzE2MyAoTGlua2luZyk8L2lzYm4+
+PGFjY2Vzc2lvbi1udW0+MjMxNzE5NDk8L2FjY2Vzc2lvbi1udW0+PHVybHM+PHJlbGF0ZWQtdXJs
+cz48dXJsPmh0dHBzOi8vd3d3Lm5jYmkubmxtLm5paC5nb3YvcHVibWVkLzIzMTcxOTQ5PC91cmw+
+PC9yZWxhdGVkLXVybHM+PC91cmxzPjxlbGVjdHJvbmljLXJlc291cmNlLW51bT4xMC4xMTU4LzE1
+MzUtNzE2My5NQ1QtMTItMDc4MTwvZWxlY3Ryb25pYy1yZXNvdXJjZS1udW0+PHJlbW90ZS1kYXRh
+YmFzZS1uYW1lPk1lZGxpbmU8L3JlbW90ZS1kYXRhYmFzZS1uYW1lPjxyZW1vdGUtZGF0YWJhc2Ut
+cHJvdmlkZXI+TkxNPC9yZW1vdGUtZGF0YWJhc2UtcHJvdmlkZXI+PC9yZWNvcmQ+PC9DaXRlPjwv
+RW5kTm90ZT5=
+</w:fldData>
+        </w:fldChar>
+      </w:r>
+      <w:r>
+        <w:rPr>
+          <w:bCs/>
+          <w:color w:val="000000" w:themeColor="text1"/>
+        </w:rPr>
+        <w:instrText xml:space="preserve"> ADDIN EN.CITE </w:instrText>
+      </w:r>
+      <w:r>
+        <w:rPr>
+          <w:b/>
+          <w:bCs/>
+          <w:color w:val="000000" w:themeColor="text1"/>
+        </w:rPr>
+        <w:fldChar w:fldCharType="begin">
+          <w:fldData xml:space="preserve">PEVuZE5vdGU+PENpdGU+PEF1dGhvcj5DcmFpZzwvQXV0aG9yPjxZZWFyPjIwMTM8L1llYXI+PFJl
+Y051bT4zMzwvUmVjTnVtPjxEaXNwbGF5VGV4dD48c3R5bGUgZmFjZT0ic3VwZXJzY3JpcHQiPjM3
+PC9zdHlsZT48L0Rpc3BsYXlUZXh0PjxyZWNvcmQ+PHJlYy1udW1iZXI+Mzc8L3JlYy1udW1iZXI+
+PGZvcmVpZ24ta2V5cz48a2V5IGFwcD0iRU4iIGRiLWlkPSI5emE5Znp6NW8ydzAyN2U1NXA2cHd3
+NTV2NXh6ZmF0OWRmc2EiIHRpbWVzdGFtcD0iMTc3Njg5Mjk3NiI+Mzc8L2tleT48L2ZvcmVpZ24t
+a2V5cz48cmVmLXR5cGUgbmFtZT0iSm91cm5hbCBBcnRpY2xlIj4xNzwvcmVmLXR5cGU+PGNvbnRy
+aWJ1dG9ycz48YXV0aG9ycz48YXV0aG9yPkNyYWlnLCBELiBXLjwvYXV0aG9yPjxhdXRob3I+TyZh
+cG9zO1NoYXVnaG5lc3N5LCBKLiBBLjwvYXV0aG9yPjxhdXRob3I+S2llZmVyLCBKLiBBLjwvYXV0
+aG9yPjxhdXRob3I+QWxkcmljaCwgSi48L2F1dGhvcj48YXV0aG9yPlNpbmFyaSwgUy48L2F1dGhv
+cj48YXV0aG9yPk1vc2VzLCBULiBNLjwvYXV0aG9yPjxhdXRob3I+V29uZywgUy48L2F1dGhvcj48
+YXV0aG9yPkRpbmgsIEouPC9hdXRob3I+PGF1dGhvcj5DaHJpc3RvZm9yaWRlcywgQS48L2F1dGhv
+cj48YXV0aG9yPkJsdW0sIEouIEwuPC9hdXRob3I+PGF1dGhvcj5BaXRlbGxpLCBDLiBMLjwvYXV0
+aG9yPjxhdXRob3I+T3Nib3JuZSwgQy4gUi48L2F1dGhvcj48YXV0aG9yPkl6YXR0LCBULjwvYXV0
+aG9yPjxhdXRob3I+S3VyZG9nbHUsIEEuPC9hdXRob3I+PGF1dGhvcj5CYWtlciwgQS48L2F1dGhv
+cj48YXV0aG9yPktvZW1hbiwgSi48L2F1dGhvcj48YXV0aG9yPkJhcmJhY2lvcnUsIEMuPC9hdXRo
+b3I+PGF1dGhvcj5TYWthcnlhLCBPLjwvYXV0aG9yPjxhdXRob3I+RGUgTGEgVmVnYSwgRi4gTS48
+L2F1dGhvcj48YXV0aG9yPlNpZGRpcXVpLCBBLjwvYXV0aG9yPjxhdXRob3I+SG9hbmcsIEwuPC9h
+dXRob3I+PGF1dGhvcj5CaWxsaW5ncywgUC4gUi48L2F1dGhvcj48YXV0aG9yPlNhbGhpYSwgQi48
+L2F1dGhvcj48YXV0aG9yPlRvbGNoZXIsIEEuIFcuPC9hdXRob3I+PGF1dGhvcj5UcmVudCwgSi4g
+TS48L2F1dGhvcj48YXV0aG9yPk1vdXNzZXMsIFMuPC9hdXRob3I+PGF1dGhvcj5Wb24gSG9mZiwg
+RC48L2F1dGhvcj48YXV0aG9yPkNhcnB0ZW4sIEouIEQuPC9hdXRob3I+PC9hdXRob3JzPjwvY29u
+dHJpYnV0b3JzPjxhdXRoLWFkZHJlc3M+VHJhbnNsYXRpb25hbCBHZW5vbWljcyBSZXNlYXJjaCBJ
+bnN0aXR1dGUsIFBob2VuaXgsIEFaIDg1MDA0LCBVU0EuPC9hdXRoLWFkZHJlc3M+PHRpdGxlcz48
+dGl0bGU+R2Vub21lIGFuZCB0cmFuc2NyaXB0b21lIHNlcXVlbmNpbmcgaW4gcHJvc3BlY3RpdmUg
+bWV0YXN0YXRpYyB0cmlwbGUtbmVnYXRpdmUgYnJlYXN0IGNhbmNlciB1bmNvdmVycyB0aGVyYXBl
+dXRpYyB2dWxuZXJhYmlsaXRpZXM8L3RpdGxlPjxzZWNvbmRhcnktdGl0bGU+TW9sIENhbmNlciBU
+aGVyPC9zZWNvbmRhcnktdGl0bGU+PC90aXRsZXM+PHBlcmlvZGljYWw+PGZ1bGwtdGl0bGU+TW9s
+IENhbmNlciBUaGVyPC9mdWxsLXRpdGxlPjwvcGVyaW9kaWNhbD48cGFnZXM+MTA0LTE2PC9wYWdl
+cz48dm9sdW1lPjEyPC92b2x1bWU+PG51bWJlcj4xPC9udW1iZXI+PGVkaXRpb24+MjAxMjExMTk8
+L2VkaXRpb24+PGtleXdvcmRzPjxrZXl3b3JkPkFkdWx0PC9rZXl3b3JkPjxrZXl3b3JkPkJyZWFz
+dCBOZW9wbGFzbXMvZHJ1ZyB0aGVyYXB5LypnZW5ldGljcy9tZXRhYm9saXNtL3BhdGhvbG9neTwv
+a2V5d29yZD48a2V5d29yZD5DaHJvbW9zb21lcywgSHVtYW4sIFBhaXIgNzwva2V5d29yZD48a2V5
+d29yZD5ETkEgTXV0YXRpb25hbCBBbmFseXNpczwva2V5d29yZD48a2V5d29yZD5GZW1hbGU8L2tl
+eXdvcmQ+PGtleXdvcmQ+Rm9ya2hlYWQgQm94IFByb3RlaW4gTTE8L2tleXdvcmQ+PGtleXdvcmQ+
+Rm9ya2hlYWQgVHJhbnNjcmlwdGlvbiBGYWN0b3JzL2dlbmV0aWNzL21ldGFib2xpc208L2tleXdv
+cmQ+PGtleXdvcmQ+R2VuZSBFeHByZXNzaW9uPC9rZXl3b3JkPjxrZXl3b3JkPkdlbmVzLCBOZW9w
+bGFzbTwva2V5d29yZD48a2V5d29yZD5HZW5vbWUsIEh1bWFuPC9rZXl3b3JkPjxrZXl3b3JkPkdl
+bm9tZS1XaWRlIEFzc29jaWF0aW9uIFN0dWR5PC9rZXl3b3JkPjxrZXl3b3JkPkhpZ2gtVGhyb3Vn
+aHB1dCBOdWNsZW90aWRlIFNlcXVlbmNpbmc8L2tleXdvcmQ+PGtleXdvcmQ+SHVtYW5zPC9rZXl3
+b3JkPjxrZXl3b3JkPk1pZGRsZSBBZ2VkPC9rZXl3b3JkPjxrZXl3b3JkPk1vbGVjdWxhciBUYXJn
+ZXRlZCBUaGVyYXB5PC9rZXl3b3JkPjxrZXl3b3JkPk5lb3BsYXNtIE1ldGFzdGFzaXM8L2tleXdv
+cmQ+PGtleXdvcmQ+UHJvc3BlY3RpdmUgU3R1ZGllczwva2V5d29yZD48a2V5d29yZD5FcmItYjIg
+UmVjZXB0b3IgVHlyb3NpbmUgS2luYXNlcy9tZXRhYm9saXNtPC9rZXl3b3JkPjxrZXl3b3JkPlJl
+Y2VwdG9ycywgRXN0cm9nZW4vbWV0YWJvbGlzbTwva2V5d29yZD48a2V5d29yZD5SZWNlcHRvcnMs
+IFByb2dlc3Rlcm9uZS9tZXRhYm9saXNtPC9rZXl3b3JkPjxrZXl3b3JkPlNlcXVlbmNlIEFuYWx5
+c2lzLCBSTkE8L2tleXdvcmQ+PGtleXdvcmQ+U2VxdWVuY2UgRGVsZXRpb248L2tleXdvcmQ+PGtl
+eXdvcmQ+U2lnbmFsIFRyYW5zZHVjdGlvbjwva2V5d29yZD48a2V5d29yZD4qVHJhbnNjcmlwdG9t
+ZTwva2V5d29yZD48a2V5d29yZD5UcmVhdG1lbnQgT3V0Y29tZTwva2V5d29yZD48a2V5d29yZD5U
+dW1vciBTdXBwcmVzc29yIFByb3RlaW4gcDUzL2dlbmV0aWNzPC9rZXl3b3JkPjxrZXl3b3JkPmFs
+cGhhIENhdGVuaW4vZ2VuZXRpY3M8L2tleXdvcmQ+PC9rZXl3b3Jkcz48ZGF0ZXM+PHllYXI+MjAx
+MzwveWVhcj48cHViLWRhdGVzPjxkYXRlPkphbjwvZGF0ZT48L3B1Yi1kYXRlcz48L2RhdGVzPjxp
+c2JuPjE1MzgtODUxNCAoRWxlY3Ryb25pYykmI3hEOzE1MzUtNzE2MyAoTGlua2luZyk8L2lzYm4+
+PGFjY2Vzc2lvbi1udW0+MjMxNzE5NDk8L2FjY2Vzc2lvbi1udW0+PHVybHM+PHJlbGF0ZWQtdXJs
+cz48dXJsPmh0dHBzOi8vd3d3Lm5jYmkubmxtLm5paC5nb3YvcHVibWVkLzIzMTcxOTQ5PC91cmw+
+PC9yZWxhdGVkLXVybHM+PC91cmxzPjxlbGVjdHJvbmljLXJlc291cmNlLW51bT4xMC4xMTU4LzE1
+MzUtNzE2My5NQ1QtMTItMDc4MTwvZWxlY3Ryb25pYy1yZXNvdXJjZS1udW0+PHJlbW90ZS1kYXRh
+YmFzZS1uYW1lPk1lZGxpbmU8L3JlbW90ZS1kYXRhYmFzZS1uYW1lPjxyZW1vdGUtZGF0YWJhc2Ut
+cHJvdmlkZXI+TkxNPC9yZW1vdGUtZGF0YWJhc2UtcHJvdmlkZXI+PC9yZWNvcmQ+PC9DaXRlPjwv
+RW5kTm90ZT5=
+</w:fldData>
+        </w:fldChar>
+      </w:r>
+      <w:r>
+        <w:rPr>
+          <w:bCs/>
+          <w:color w:val="000000" w:themeColor="text1"/>
+        </w:rPr>
+        <w:instrText xml:space="preserve"> ADDIN EN.CITE.DATA </w:instrText>
+      </w:r>
+      <w:r>
+        <w:rPr>
+          <w:b/>
+          <w:bCs/>
+          <w:color w:val="000000" w:themeColor="text1"/>
+        </w:rPr>
+      </w:r>
+      <w:r>
+        <w:rPr>
+          <w:b/>
+          <w:bCs/>
+          <w:color w:val="000000" w:themeColor="text1"/>
+        </w:rPr>
+        <w:fldChar w:fldCharType="end"/>
+      </w:r>
+      <w:r>
+        <w:rPr>
+          <w:b/>
+          <w:bCs/>
+          <w:color w:val="000000" w:themeColor="text1"/>
+        </w:rPr>
+      </w:r>
+      <w:r>
+        <w:rPr>
+          <w:b/>
+          <w:bCs/>
+          <w:color w:val="000000" w:themeColor="text1"/>
+        </w:rPr>
+        <w:fldChar w:fldCharType="separate"/>
+      </w:r>
+      <w:r>
+        <w:rPr>
+          <w:bCs/>
+          <w:noProof/>
+          <w:color w:val="000000" w:themeColor="text1"/>
+          <w:vertAlign w:val="superscript"/>
+        </w:rPr>
+        <w:t>37</w:t>
+      </w:r>
+      <w:r>
+        <w:rPr>
+          <w:b/>
+          <w:bCs/>
+          <w:color w:val="000000" w:themeColor="text1"/>
+        </w:rPr>
+        <w:fldChar w:fldCharType="end"/>
+      </w:r>
+      <w:r>
+        <w:rPr>
+          <w:bCs/>
+          <w:color w:val="000000" w:themeColor="text1"/>
+        </w:rPr>
+        <w:t xml:space="preserve"> and recently published spatial analysis of co-occurring EGFR and MDM2 ecDNAs creating distinct tumor compartments</w:t>
+      </w:r>
+      <w:r>
+        <w:rPr>
+          <w:b/>
+          <w:bCs/>
+          <w:color w:val="000000" w:themeColor="text1"/>
+        </w:rPr>
+        <w:fldChar w:fldCharType="begin">
+          <w:fldData xml:space="preserve">PEVuZE5vdGU+PENpdGU+PEF1dGhvcj5XZWJiPC9BdXRob3I+PFllYXI+MjAyNTwvWWVhcj48UmVj
+TnVtPjM0PC9SZWNOdW0+PERpc3BsYXlUZXh0PjxzdHlsZSBmYWNlPSJzdXBlcnNjcmlwdCI+Mzg8
+L3N0eWxlPjwvRGlzcGxheVRleHQ+PHJlY29yZD48cmVjLW51bWJlcj4zODwvcmVjLW51bWJlcj48
+Zm9yZWlnbi1rZXlzPjxrZXkgYXBwPSJFTiIgZGItaWQ9Ijl6YTlmeno1bzJ3MDI3ZTU1cDZwd3c1
+NXY1eHpmYXQ5ZGZzYSIgdGltZXN0YW1wPSIxNzc2ODkyOTc2Ij4zODwva2V5PjwvZm9yZWlnbi1r
+ZXlzPjxyZWYtdHlwZSBuYW1lPSJKb3VybmFsIEFydGljbGUiPjE3PC9yZWYtdHlwZT48Y29udHJp
+YnV0b3JzPjxhdXRob3JzPjxhdXRob3I+V2ViYiwgTS4gRy48L2F1dGhvcj48YXV0aG9yPkNob3cs
+IEYuPC9hdXRob3I+PGF1dGhvcj5NY0N1bGxvdWdoLCBDLiBHLjwvYXV0aG9yPjxhdXRob3I+Wmhh
+bmcsIEIuPC9hdXRob3I+PGF1dGhvcj5MZWUsIEouIEouIFkuPC9hdXRob3I+PGF1dGhvcj5CYXNz
+aW91bmksIFIuPC9hdXRob3I+PGF1dGhvcj5HYXJyZXR0LCBOLiBFLiwgM3JkPC9hdXRob3I+PGF1
+dGhvcj5IdXJ0aCwgSy48L2F1dGhvcj48YXV0aG9yPkNhcnB0ZW4sIEouIEQuPC9hdXRob3I+PGF1
+dGhvcj5aYWRhLCBHLjwvYXV0aG9yPjxhdXRob3I+Q3JhaWcsIEQuIFcuPC9hdXRob3I+PC9hdXRo
+b3JzPjwvY29udHJpYnV0b3JzPjxhdXRoLWFkZHJlc3M+RGVwYXJ0bWVudCBvZiBUcmFuc2xhdGlv
+bmFsIEdlbm9taWNzLCBLZWNrIFNjaG9vbCBvZiBNZWRpY2luZSwgVW5pdmVyc2l0eSBvZiBTb3V0
+aGVybiBDYWxpZm9ybmlhLCBMb3MgQW5nZWxlcywgQ0EsIFVTQS4mI3hEO0RlcGFydG1lbnQgb2Yg
+TmV1cm9sb2dpY2FsIFN1cmdlcnksIEtlY2sgU2Nob29sIG9mIE1lZGljaW5lLCBVbml2ZXJzaXR5
+IG9mIFNvdXRoZXJuIENhbGlmb3JuaWEsIExvcyBBbmdlbGVzLCBDQSwgVVNBLiYjeEQ7RGVwYXJ0
+bWVudCBvZiBJbnRlZ3JhdGl2ZSBUcmFuc2xhdGlvbmFsIFNjaWVuY2VzLCBDaXR5IG9mIEhvcGUs
+IER1YXJ0ZSwgQ0EsIFVTQS4mI3hEO0RlcGFydG1lbnQgb2YgUGF0aG9sb2d5LCBLZWNrIFNjaG9v
+bCBvZiBNZWRpY2luZSwgVW5pdmVyc2l0eSBvZiBTb3V0aGVybiBDYWxpZm9ybmlhLCBMb3MgQW5n
+ZWxlcywgQ0EsIFVTQS4mI3hEO0RlcGFydG1lbnQgb2YgTmV1cm9sb2dpY2FsIFN1cmdlcnksIEtl
+Y2sgU2Nob29sIG9mIE1lZGljaW5lLCBVbml2ZXJzaXR5IG9mIFNvdXRoZXJuIENhbGlmb3JuaWEs
+IExvcyBBbmdlbGVzLCBDQSwgVVNBLiBHYWJyaWVsLlphZGFAbWVkLnVzYy5lZHUuJiN4RDtEZXBh
+cnRtZW50IG9mIFRyYW5zbGF0aW9uYWwgR2Vub21pY3MsIEtlY2sgU2Nob29sIG9mIE1lZGljaW5l
+LCBVbml2ZXJzaXR5IG9mIFNvdXRoZXJuIENhbGlmb3JuaWEsIExvcyBBbmdlbGVzLCBDQSwgVVNB
+LiBkYWNyYWlnQGNvaC5vcmcuJiN4RDtEZXBhcnRtZW50IG9mIEludGVncmF0aXZlIFRyYW5zbGF0
+aW9uYWwgU2NpZW5jZXMsIENpdHkgb2YgSG9wZSwgRHVhcnRlLCBDQSwgVVNBLiBkYWNyYWlnQGNv
+aC5vcmcuPC9hdXRoLWFkZHJlc3M+PHRpdGxlcz48dGl0bGU+UmVzb2x2aW5nIHNwYXRpYWwgc3Vi
+Y2xvbmFsIGdlbm9taWMgaGV0ZXJvZ2VuZWl0eSBvZiBsb3NzIG9mIGhldGVyb3p5Z29zaXR5IGFu
+ZCBleHRyYWNocm9tb3NvbWFsIEROQSBpbiBnbGlvbWFzPC90aXRsZT48c2Vjb25kYXJ5LXRpdGxl
+Pk5hdCBDb21tdW48L3NlY29uZGFyeS10aXRsZT48L3RpdGxlcz48cGVyaW9kaWNhbD48ZnVsbC10
+aXRsZT5OYXQgQ29tbXVuPC9mdWxsLXRpdGxlPjwvcGVyaW9kaWNhbD48cGFnZXM+NTI5MDwvcGFn
+ZXM+PHZvbHVtZT4xNjwvdm9sdW1lPjxudW1iZXI+MTwvbnVtYmVyPjxlZGl0aW9uPjIwMjUwNjEz
+PC9lZGl0aW9uPjxrZXl3b3Jkcz48a2V5d29yZD5IdW1hbnM8L2tleXdvcmQ+PGtleXdvcmQ+Kkxv
+c3Mgb2YgSGV0ZXJvenlnb3NpdHkvZ2VuZXRpY3M8L2tleXdvcmQ+PGtleXdvcmQ+KkdsaW9tYS9n
+ZW5ldGljcy9wYXRob2xvZ3k8L2tleXdvcmQ+PGtleXdvcmQ+VHVtb3IgU3VwcHJlc3NvciBQcm90
+ZWluIHA1My9nZW5ldGljczwva2V5d29yZD48a2V5d29yZD5FcmJCIFJlY2VwdG9ycy9nZW5ldGlj
+czwva2V5d29yZD48a2V5d29yZD4qQnJhaW4gTmVvcGxhc21zL2dlbmV0aWNzL3BhdGhvbG9neTwv
+a2V5d29yZD48a2V5d29yZD5ETkEgQ29weSBOdW1iZXIgVmFyaWF0aW9uczwva2V5d29yZD48a2V5
+d29yZD5HbGlvYmxhc3RvbWEvZ2VuZXRpY3MvcGF0aG9sb2d5PC9rZXl3b3JkPjxrZXl3b3JkPkdl
+bmV0aWMgSGV0ZXJvZ2VuZWl0eTwva2V5d29yZD48a2V5d29yZD5Qcm90by1PbmNvZ2VuZSBQcm90
+ZWlucyBjLW1kbTIvZ2VuZXRpY3M8L2tleXdvcmQ+PGtleXdvcmQ+RmVtYWxlPC9rZXl3b3JkPjxr
+ZXl3b3JkPk1hbGU8L2tleXdvcmQ+PGtleXdvcmQ+TWlkZGxlIEFnZWQ8L2tleXdvcmQ+PGtleXdv
+cmQ+R2VuZSBBbXBsaWZpY2F0aW9uPC9rZXl3b3JkPjxrZXl3b3JkPk11dGF0aW9uPC9rZXl3b3Jk
+Pjwva2V5d29yZHM+PGRhdGVzPjx5ZWFyPjIwMjU8L3llYXI+PHB1Yi1kYXRlcz48ZGF0ZT5KdW4g
+MTM8L2RhdGU+PC9wdWItZGF0ZXM+PC9kYXRlcz48aXNibj4yMDQxLTE3MjMgKEVsZWN0cm9uaWMp
+JiN4RDsyMDQxLTE3MjMgKExpbmtpbmcpPC9pc2JuPjxhY2Nlc3Npb24tbnVtPjQwNTE0MzgwPC9h
+Y2Nlc3Npb24tbnVtPjx1cmxzPjxyZWxhdGVkLXVybHM+PHVybD5odHRwczovL3d3dy5uY2JpLm5s
+bS5uaWguZ292L3B1Ym1lZC80MDUxNDM4MDwvdXJsPjwvcmVsYXRlZC11cmxzPjwvdXJscz48Y3Vz
+dG9tMT5Db21wZXRpbmcgaW50ZXJlc3RzOiBUaGUgYXV0aG9ycyBkZWNsYXJlIG5vIGNvbXBldGlu
+ZyBpbnRlcmVzdHMuPC9jdXN0b20xPjxjdXN0b20yPlBNQzEyMTY2MDg2PC9jdXN0b20yPjxlbGVj
+dHJvbmljLXJlc291cmNlLW51bT4xMC4xMDM4L3M0MTQ2Ny0wMjUtNTk4MDUtejwvZWxlY3Ryb25p
+Yy1yZXNvdXJjZS1udW0+PHJlbW90ZS1kYXRhYmFzZS1uYW1lPk1lZGxpbmU8L3JlbW90ZS1kYXRh
+YmFzZS1uYW1lPjxyZW1vdGUtZGF0YWJhc2UtcHJvdmlkZXI+TkxNPC9yZW1vdGUtZGF0YWJhc2Ut
+cHJvdmlkZXI+PC9yZWNvcmQ+PC9DaXRlPjwvRW5kTm90ZT4A
+</w:fldData>
+        </w:fldChar>
+      </w:r>
+      <w:r>
+        <w:rPr>
+          <w:bCs/>
+          <w:color w:val="000000" w:themeColor="text1"/>
+        </w:rPr>
+        <w:instrText xml:space="preserve"> ADDIN EN.CITE </w:instrText>
+      </w:r>
+      <w:r>
+        <w:rPr>
+          <w:b/>
+          <w:bCs/>
+          <w:color w:val="000000" w:themeColor="text1"/>
+        </w:rPr>
+        <w:fldChar w:fldCharType="begin">
+          <w:fldData xml:space="preserve">PEVuZE5vdGU+PENpdGU+PEF1dGhvcj5XZWJiPC9BdXRob3I+PFllYXI+MjAyNTwvWWVhcj48UmVj
+TnVtPjM0PC9SZWNOdW0+PERpc3BsYXlUZXh0PjxzdHlsZSBmYWNlPSJzdXBlcnNjcmlwdCI+Mzg8
+L3N0eWxlPjwvRGlzcGxheVRleHQ+PHJlY29yZD48cmVjLW51bWJlcj4zODwvcmVjLW51bWJlcj48
+Zm9yZWlnbi1rZXlzPjxrZXkgYXBwPSJFTiIgZGItaWQ9Ijl6YTlmeno1bzJ3MDI3ZTU1cDZwd3c1
+NXY1eHpmYXQ5ZGZzYSIgdGltZXN0YW1wPSIxNzc2ODkyOTc2Ij4zODwva2V5PjwvZm9yZWlnbi1r
+ZXlzPjxyZWYtdHlwZSBuYW1lPSJKb3VybmFsIEFydGljbGUiPjE3PC9yZWYtdHlwZT48Y29udHJp
+YnV0b3JzPjxhdXRob3JzPjxhdXRob3I+V2ViYiwgTS4gRy48L2F1dGhvcj48YXV0aG9yPkNob3cs
+IEYuPC9hdXRob3I+PGF1dGhvcj5NY0N1bGxvdWdoLCBDLiBHLjwvYXV0aG9yPjxhdXRob3I+Wmhh
+bmcsIEIuPC9hdXRob3I+PGF1dGhvcj5MZWUsIEouIEouIFkuPC9hdXRob3I+PGF1dGhvcj5CYXNz
+aW91bmksIFIuPC9hdXRob3I+PGF1dGhvcj5HYXJyZXR0LCBOLiBFLiwgM3JkPC9hdXRob3I+PGF1
+dGhvcj5IdXJ0aCwgSy48L2F1dGhvcj48YXV0aG9yPkNhcnB0ZW4sIEouIEQuPC9hdXRob3I+PGF1
+dGhvcj5aYWRhLCBHLjwvYXV0aG9yPjxhdXRob3I+Q3JhaWcsIEQuIFcuPC9hdXRob3I+PC9hdXRo
+b3JzPjwvY29udHJpYnV0b3JzPjxhdXRoLWFkZHJlc3M+RGVwYXJ0bWVudCBvZiBUcmFuc2xhdGlv
+bmFsIEdlbm9taWNzLCBLZWNrIFNjaG9vbCBvZiBNZWRpY2luZSwgVW5pdmVyc2l0eSBvZiBTb3V0
+aGVybiBDYWxpZm9ybmlhLCBMb3MgQW5nZWxlcywgQ0EsIFVTQS4mI3hEO0RlcGFydG1lbnQgb2Yg
+TmV1cm9sb2dpY2FsIFN1cmdlcnksIEtlY2sgU2Nob29sIG9mIE1lZGljaW5lLCBVbml2ZXJzaXR5
+IG9mIFNvdXRoZXJuIENhbGlmb3JuaWEsIExvcyBBbmdlbGVzLCBDQSwgVVNBLiYjeEQ7RGVwYXJ0
+bWVudCBvZiBJbnRlZ3JhdGl2ZSBUcmFuc2xhdGlvbmFsIFNjaWVuY2VzLCBDaXR5IG9mIEhvcGUs
+IER1YXJ0ZSwgQ0EsIFVTQS4mI3hEO0RlcGFydG1lbnQgb2YgUGF0aG9sb2d5LCBLZWNrIFNjaG9v
+bCBvZiBNZWRpY2luZSwgVW5pdmVyc2l0eSBvZiBTb3V0aGVybiBDYWxpZm9ybmlhLCBMb3MgQW5n
+ZWxlcywgQ0EsIFVTQS4mI3hEO0RlcGFydG1lbnQgb2YgTmV1cm9sb2dpY2FsIFN1cmdlcnksIEtl
+Y2sgU2Nob29sIG9mIE1lZGljaW5lLCBVbml2ZXJzaXR5IG9mIFNvdXRoZXJuIENhbGlmb3JuaWEs
+IExvcyBBbmdlbGVzLCBDQSwgVVNBLiBHYWJyaWVsLlphZGFAbWVkLnVzYy5lZHUuJiN4RDtEZXBh
+cnRtZW50IG9mIFRyYW5zbGF0aW9uYWwgR2Vub21pY3MsIEtlY2sgU2Nob29sIG9mIE1lZGljaW5l
+LCBVbml2ZXJzaXR5IG9mIFNvdXRoZXJuIENhbGlmb3JuaWEsIExvcyBBbmdlbGVzLCBDQSwgVVNB
+LiBkYWNyYWlnQGNvaC5vcmcuJiN4RDtEZXBhcnRtZW50IG9mIEludGVncmF0aXZlIFRyYW5zbGF0
+aW9uYWwgU2NpZW5jZXMsIENpdHkgb2YgSG9wZSwgRHVhcnRlLCBDQSwgVVNBLiBkYWNyYWlnQGNv
+aC5vcmcuPC9hdXRoLWFkZHJlc3M+PHRpdGxlcz48dGl0bGU+UmVzb2x2aW5nIHNwYXRpYWwgc3Vi
+Y2xvbmFsIGdlbm9taWMgaGV0ZXJvZ2VuZWl0eSBvZiBsb3NzIG9mIGhldGVyb3p5Z29zaXR5IGFu
+ZCBleHRyYWNocm9tb3NvbWFsIEROQSBpbiBnbGlvbWFzPC90aXRsZT48c2Vjb25kYXJ5LXRpdGxl
+Pk5hdCBDb21tdW48L3NlY29uZGFyeS10aXRsZT48L3RpdGxlcz48cGVyaW9kaWNhbD48ZnVsbC10
+aXRsZT5OYXQgQ29tbXVuPC9mdWxsLXRpdGxlPjwvcGVyaW9kaWNhbD48cGFnZXM+NTI5MDwvcGFn
+ZXM+PHZvbHVtZT4xNjwvdm9sdW1lPjxudW1iZXI+MTwvbnVtYmVyPjxlZGl0aW9uPjIwMjUwNjEz
+PC9lZGl0aW9uPjxrZXl3b3Jkcz48a2V5d29yZD5IdW1hbnM8L2tleXdvcmQ+PGtleXdvcmQ+Kkxv
+c3Mgb2YgSGV0ZXJvenlnb3NpdHkvZ2VuZXRpY3M8L2tleXdvcmQ+PGtleXdvcmQ+KkdsaW9tYS9n
+ZW5ldGljcy9wYXRob2xvZ3k8L2tleXdvcmQ+PGtleXdvcmQ+VHVtb3IgU3VwcHJlc3NvciBQcm90
+ZWluIHA1My9nZW5ldGljczwva2V5d29yZD48a2V5d29yZD5FcmJCIFJlY2VwdG9ycy9nZW5ldGlj
+czwva2V5d29yZD48a2V5d29yZD4qQnJhaW4gTmVvcGxhc21zL2dlbmV0aWNzL3BhdGhvbG9neTwv
+a2V5d29yZD48a2V5d29yZD5ETkEgQ29weSBOdW1iZXIgVmFyaWF0aW9uczwva2V5d29yZD48a2V5
+d29yZD5HbGlvYmxhc3RvbWEvZ2VuZXRpY3MvcGF0aG9sb2d5PC9rZXl3b3JkPjxrZXl3b3JkPkdl
+bmV0aWMgSGV0ZXJvZ2VuZWl0eTwva2V5d29yZD48a2V5d29yZD5Qcm90by1PbmNvZ2VuZSBQcm90
+ZWlucyBjLW1kbTIvZ2VuZXRpY3M8L2tleXdvcmQ+PGtleXdvcmQ+RmVtYWxlPC9rZXl3b3JkPjxr
+ZXl3b3JkPk1hbGU8L2tleXdvcmQ+PGtleXdvcmQ+TWlkZGxlIEFnZWQ8L2tleXdvcmQ+PGtleXdv
+cmQ+R2VuZSBBbXBsaWZpY2F0aW9uPC9rZXl3b3JkPjxrZXl3b3JkPk11dGF0aW9uPC9rZXl3b3Jk
+Pjwva2V5d29yZHM+PGRhdGVzPjx5ZWFyPjIwMjU8L3llYXI+PHB1Yi1kYXRlcz48ZGF0ZT5KdW4g
+MTM8L2RhdGU+PC9wdWItZGF0ZXM+PC9kYXRlcz48aXNibj4yMDQxLTE3MjMgKEVsZWN0cm9uaWMp
+JiN4RDsyMDQxLTE3MjMgKExpbmtpbmcpPC9pc2JuPjxhY2Nlc3Npb24tbnVtPjQwNTE0MzgwPC9h
+Y2Nlc3Npb24tbnVtPjx1cmxzPjxyZWxhdGVkLXVybHM+PHVybD5odHRwczovL3d3dy5uY2JpLm5s
+bS5uaWguZ292L3B1Ym1lZC80MDUxNDM4MDwvdXJsPjwvcmVsYXRlZC11cmxzPjwvdXJscz48Y3Vz
+dG9tMT5Db21wZXRpbmcgaW50ZXJlc3RzOiBUaGUgYXV0aG9ycyBkZWNsYXJlIG5vIGNvbXBldGlu
+ZyBpbnRlcmVzdHMuPC9jdXN0b20xPjxjdXN0b20yPlBNQzEyMTY2MDg2PC9jdXN0b20yPjxlbGVj
+dHJvbmljLXJlc291cmNlLW51bT4xMC4xMDM4L3M0MTQ2Ny0wMjUtNTk4MDUtejwvZWxlY3Ryb25p
+Yy1yZXNvdXJjZS1udW0+PHJlbW90ZS1kYXRhYmFzZS1uYW1lPk1lZGxpbmU8L3JlbW90ZS1kYXRh
+YmFzZS1uYW1lPjxyZW1vdGUtZGF0YWJhc2UtcHJvdmlkZXI+TkxNPC9yZW1vdGUtZGF0YWJhc2Ut
+cHJvdmlkZXI+PC9yZWNvcmQ+PC9DaXRlPjwvRW5kTm90ZT4A
+</w:fldData>
+        </w:fldChar>
+      </w:r>
+      <w:r>
+        <w:rPr>
+          <w:bCs/>
+          <w:color w:val="000000" w:themeColor="text1"/>
+        </w:rPr>
+        <w:instrText xml:space="preserve"> ADDIN EN.CITE.DATA </w:instrText>
+      </w:r>
+      <w:r>
+        <w:rPr>
+          <w:b/>
+          <w:bCs/>
+          <w:color w:val="000000" w:themeColor="text1"/>
+        </w:rPr>
+      </w:r>
+      <w:r>
+        <w:rPr>
+          <w:b/>
+          <w:bCs/>
+          <w:color w:val="000000" w:themeColor="text1"/>
+        </w:rPr>
+        <w:fldChar w:fldCharType="end"/>
+      </w:r>
+      <w:r>
+        <w:rPr>
+          <w:b/>
+          <w:bCs/>
+          <w:color w:val="000000" w:themeColor="text1"/>
+        </w:rPr>
+      </w:r>
+      <w:r>
+        <w:rPr>
+          <w:b/>
+          <w:bCs/>
+          <w:color w:val="000000" w:themeColor="text1"/>
+        </w:rPr>
+        <w:fldChar w:fldCharType="separate"/>
+      </w:r>
+      <w:r>
+        <w:rPr>
+          <w:bCs/>
+          <w:noProof/>
+          <w:color w:val="000000" w:themeColor="text1"/>
+          <w:vertAlign w:val="superscript"/>
+        </w:rPr>
+        <w:t>38</w:t>
+      </w:r>
+      <w:r>
+        <w:rPr>
+          <w:b/>
+          <w:bCs/>
+          <w:color w:val="000000" w:themeColor="text1"/>
+        </w:rPr>
+        <w:fldChar w:fldCharType="end"/>
+      </w:r>
+      <w:r>
+        <w:rPr>
+          <w:bCs/>
+          <w:color w:val="000000" w:themeColor="text1"/>
+        </w:rPr>
+        <w:t>. This well-characterized biology provides ground truth against which we validate our computational causal inference framework before generalizing to other somatic variation types.</w:t>
+      </w:r>
+      <w:r>
+        <w:t xml:space="preserve"> </w:t>
+      </w:r>
+    </w:p>
+    <w:p>
+      <w:pPr>
+        <w:pStyle w:val="PaperBody"/>
+        <w:rPr>
+          <w:color w:val="000000" w:themeColor="text1"/>
+        </w:rPr>
+      </w:pPr>
+      <w:r>
+        <w:t>Translating this framework into practice requires explicit validation of instrumental variable assumptions.</w:t>
+      </w:r>
+      <w:r>
+        <w:t xml:space="preserve"> </w:t>
+      </w:r>
+      <w:r>
+        <w:rPr>
+          <w:bCs/>
+          <w:color w:val="000000" w:themeColor="text1"/>
+        </w:rPr>
+        <w:t>The ecDNA system provides ground truth for testing whether somatic variation meets the formal requirements for causal identification. Valid inference requires more than statistical association; it demands that instruments satisfy three core assumptions</w:t>
+      </w:r>
+      <w:r>
+        <w:rPr>
+          <w:bCs/>
+          <w:color w:val="000000" w:themeColor="text1"/>
+        </w:rPr>
+        <w:t>:</w:t>
+      </w:r>
+      <w:r>
+        <w:rPr>
+          <w:b/>
+          <w:bCs/>
+          <w:color w:val="000000" w:themeColor="text1"/>
+        </w:rPr>
+        <w:fldChar w:fldCharType="begin"/>
+      </w:r>
+      <w:r>
+        <w:rPr>
+          <w:bCs/>
+          <w:color w:val="000000" w:themeColor="text1"/>
+        </w:rPr>
+        <w:instrText xml:space="preserve"> ADDIN EN.CITE &lt;EndNote&gt;&lt;Cite&gt;&lt;Author&gt;Pearl&lt;/Author&gt;&lt;Year&gt;2010&lt;/Year&gt;&lt;RecNum&gt;13&lt;/RecNum&gt;&lt;DisplayText&gt;&lt;style face="superscript"&gt;17&lt;/style&gt;&lt;/DisplayText&gt;&lt;record&gt;&lt;rec-number&gt;17&lt;/rec-number&gt;&lt;foreign-keys&gt;&lt;key app="EN" db-id="9za9fzz5o2w027e55p6pww55v5xzfat9dfsa" timestamp="1776892976"&gt;17&lt;/key&gt;&lt;/foreign-keys&gt;&lt;ref-type name="Journal Article"&gt;17&lt;/ref-type&gt;&lt;contributors&gt;&lt;authors&gt;&lt;author&gt;Pearl, J.&lt;/author&gt;&lt;/authors&gt;&lt;/contributors&gt;&lt;auth-address&gt;University of California, Los Angeles, CA, USA.&lt;/auth-address&gt;&lt;titles&gt;&lt;title&gt;An introduction to causal inference&lt;/title&gt;&lt;secondary-title&gt;Int J Biostat&lt;/secondary-title&gt;&lt;/titles&gt;&lt;periodical&gt;&lt;full-title&gt;Int J Biostat&lt;/full-title&gt;&lt;/periodical&gt;&lt;pages&gt;Article 7&lt;/pages&gt;&lt;volume&gt;6&lt;/volume&gt;&lt;number&gt;2&lt;/number&gt;&lt;edition&gt;20100226&lt;/edition&gt;&lt;keywords&gt;&lt;keyword&gt;Algorithms&lt;/keyword&gt;&lt;keyword&gt;*Causality&lt;/keyword&gt;&lt;keyword&gt;Confounding Factors, Epidemiologic&lt;/keyword&gt;&lt;keyword&gt;Humans&lt;/keyword&gt;&lt;keyword&gt;*Models, Statistical&lt;/keyword&gt;&lt;keyword&gt;Research Design&lt;/keyword&gt;&lt;keyword&gt;causal effects&lt;/keyword&gt;&lt;keyword&gt;causes of effects&lt;/keyword&gt;&lt;keyword&gt;confounding&lt;/keyword&gt;&lt;keyword&gt;counterfactuals&lt;/keyword&gt;&lt;keyword&gt;graphical methods&lt;/keyword&gt;&lt;keyword&gt;mediation&lt;/keyword&gt;&lt;keyword&gt;policy evaluation&lt;/keyword&gt;&lt;keyword&gt;potential-outcome&lt;/keyword&gt;&lt;keyword&gt;structural equation models&lt;/keyword&gt;&lt;/keywords&gt;&lt;dates&gt;&lt;year&gt;2010&lt;/year&gt;&lt;pub-dates&gt;&lt;date&gt;Feb 26&lt;/date&gt;&lt;/pub-dates&gt;&lt;/dates&gt;&lt;isbn&gt;1557-4679 (Electronic)&amp;#xD;1557-4679 (Linking)&lt;/isbn&gt;&lt;accession-num&gt;20305706&lt;/accession-num&gt;&lt;urls&gt;&lt;related-urls&gt;&lt;url&gt;https://www.ncbi.nlm.nih.gov/pubmed/20305706&lt;/url&gt;&lt;/related-urls&gt;&lt;/urls&gt;&lt;custom2&gt;PMC2836213&lt;/custom2&gt;&lt;electronic-resource-num&gt;10.2202/1557-4679.1203&lt;/electronic-resource-num&gt;&lt;remote-database-name&gt;Medline&lt;/remote-database-name&gt;&lt;remote-database-provider&gt;NLM&lt;/remote-database-provider&gt;&lt;/record&gt;&lt;/Cite&gt;&lt;/EndNote&gt;</w:instrText>
+      </w:r>
+      <w:r>
+        <w:rPr>
+          <w:b/>
+          <w:bCs/>
+          <w:color w:val="000000" w:themeColor="text1"/>
+        </w:rPr>
+        <w:fldChar w:fldCharType="separate"/>
+      </w:r>
+      <w:r>
+        <w:rPr>
+          <w:bCs/>
+          <w:noProof/>
+          <w:color w:val="000000" w:themeColor="text1"/>
+          <w:vertAlign w:val="superscript"/>
+        </w:rPr>
+        <w:t>17</w:t>
+      </w:r>
+      <w:r>
+        <w:rPr>
+          <w:b/>
+          <w:bCs/>
+          <w:color w:val="000000" w:themeColor="text1"/>
+        </w:rPr>
+        <w:fldChar w:fldCharType="end"/>
+      </w:r>
+      <w:r>
+        <w:rPr>
+          <w:bCs/>
+          <w:color w:val="000000" w:themeColor="text1"/>
+        </w:rPr>
+        <w:t xml:space="preserve"> (</w:t>
+      </w:r>
+      <w:proofErr w:type="spellStart"/>
+      <w:r>
+        <w:rPr>
+          <w:bCs/>
+          <w:color w:val="000000" w:themeColor="text1"/>
+        </w:rPr>
+        <w:t>i</w:t>
+      </w:r>
+      <w:proofErr w:type="spellEnd"/>
+      <w:r>
+        <w:rPr>
+          <w:bCs/>
+          <w:color w:val="000000" w:themeColor="text1"/>
+        </w:rPr>
+        <w:t xml:space="preserve">) Relevance: </w:t>
+      </w:r>
+      <w:r>
+        <w:rPr>
+          <w:color w:val="000000" w:themeColor="text1"/>
+        </w:rPr>
+        <w:t>The instrument must strongly shift the exposure. ecDNA segregation generates large. Over two decades of ecDNA research (and most recently by Mischel et al) showing a dependence of copy number with pathogenicity in cancer</w:t>
+      </w:r>
+      <w:r>
+        <w:t xml:space="preserve"> </w:t>
+      </w:r>
+      <w:r>
+        <w:rPr>
+          <w:b/>
+          <w:color w:val="000000" w:themeColor="text1"/>
+        </w:rPr>
+        <w:fldChar w:fldCharType="begin">
+          <w:fldData xml:space="preserve">PEVuZE5vdGU+PENpdGU+PEF1dGhvcj5CYWlsZXk8L0F1dGhvcj48WWVhcj4yMDI0PC9ZZWFyPjxS
+ZWNOdW0+Mjc8L1JlY051bT48RGlzcGxheVRleHQ+PHN0eWxlIGZhY2U9InN1cGVyc2NyaXB0Ij4z
+MSwzNjwvc3R5bGU+PC9EaXNwbGF5VGV4dD48cmVjb3JkPjxyZWMtbnVtYmVyPjMxPC9yZWMtbnVt
+YmVyPjxmb3JlaWduLWtleXM+PGtleSBhcHA9IkVOIiBkYi1pZD0iOXphOWZ6ejVvMncwMjdlNTVw
+NnB3dzU1djV4emZhdDlkZnNhIiB0aW1lc3RhbXA9IjE3NzY4OTI5NzYiPjMxPC9rZXk+PC9mb3Jl
+aWduLWtleXM+PHJlZi10eXBlIG5hbWU9IkpvdXJuYWwgQXJ0aWNsZSI+MTc8L3JlZi10eXBlPjxj
+b250cmlidXRvcnM+PGF1dGhvcnM+PGF1dGhvcj5CYWlsZXksIEMuPC9hdXRob3I+PGF1dGhvcj5Q
+aWNoLCBPLjwvYXV0aG9yPjxhdXRob3I+VGhvbCwgSy48L2F1dGhvcj48YXV0aG9yPldhdGtpbnMs
+IFQuIEIuIEsuPC9hdXRob3I+PGF1dGhvcj5MdWViZWNrLCBKLjwvYXV0aG9yPjxhdXRob3I+Um93
+YW4sIEEuPC9hdXRob3I+PGF1dGhvcj5TdGF2cm91LCBHLjwvYXV0aG9yPjxhdXRob3I+V2Vpc2Vy
+LCBOLiBFLjwvYXV0aG9yPjxhdXRob3I+RGFtZXJhY2hhcmxhLCBCLjwvYXV0aG9yPjxhdXRob3I+
+QmVudGhhbSwgUi48L2F1dGhvcj48YXV0aG9yPkx1LCBXLiBULjwvYXV0aG9yPjxhdXRob3I+S2l0
+dGVsLCBKLjwvYXV0aG9yPjxhdXRob3I+WWFuZywgUy4gWS4gQy48L2F1dGhvcj48YXV0aG9yPkhv
+d2l0dCwgQi4gRS48L2F1dGhvcj48YXV0aG9yPlNoYXJtYSwgTi48L2F1dGhvcj48YXV0aG9yPkxp
+dG92Y2hlbmtvLCBNLjwvYXV0aG9yPjxhdXRob3I+U2FsZ2FkbywgUi48L2F1dGhvcj48YXV0aG9y
+Pkh1bmcsIEsuIEwuPC9hdXRob3I+PGF1dGhvcj5Db3JuaXNoLCBBLiBKLjwvYXV0aG9yPjxhdXRo
+b3I+TW9vcmUsIEQuIEEuPC9hdXRob3I+PGF1dGhvcj5Ib3Vsc3RvbiwgUi4gUy48L2F1dGhvcj48
+YXV0aG9yPkJhZm5hLCBWLjwvYXV0aG9yPjxhdXRob3I+Q2hhbmcsIEguIFkuPC9hdXRob3I+PGF1
+dGhvcj5OaWstWmFpbmFsLCBTLjwvYXV0aG9yPjxhdXRob3I+S2FudSwgTi48L2F1dGhvcj48YXV0
+aG9yPk1jR3JhbmFoYW4sIE4uPC9hdXRob3I+PGF1dGhvcj5HZW5vbWljcyBFbmdsYW5kLCBDb25z
+b3J0aXVtPC9hdXRob3I+PGF1dGhvcj5GbGFuYWdhbiwgQS4gTS48L2F1dGhvcj48YXV0aG9yPk1p
+c2NoZWwsIFAuIFMuPC9hdXRob3I+PGF1dGhvcj5KYW1hbC1IYW5qYW5pLCBNLjwvYXV0aG9yPjxh
+dXRob3I+U3dhbnRvbiwgQy48L2F1dGhvcj48L2F1dGhvcnM+PC9jb250cmlidXRvcnM+PGF1dGgt
+YWRkcmVzcz5DYW5jZXIgRXZvbHV0aW9uIGFuZCBHZW5vbWUgSW5zdGFiaWxpdHkgTGFib3JhdG9y
+eSwgVGhlIEZyYW5jaXMgQ3JpY2sgSW5zdGl0dXRlLCBMb25kb24sIFVLLiYjeEQ7Q2FuY2VyIFJl
+c2VhcmNoIFVLIEx1bmcgQ2FuY2VyIENlbnRyZSBvZiBFeGNlbGxlbmNlLCBVbml2ZXJzaXR5IENv
+bGxlZ2UgTG9uZG9uIENhbmNlciBJbnN0aXR1dGUsIExvbmRvbiwgVUsuJiN4RDtDYW5jZXIgR2Vu
+b21lIEV2b2x1dGlvbiBSZXNlYXJjaCBHcm91cCwgQ2FuY2VyIFJlc2VhcmNoIFVLIEx1bmcgQ2Fu
+Y2VyIENlbnRyZSBvZiBFeGNlbGxlbmNlLCBVbml2ZXJzaXR5IENvbGxlZ2UgTG9uZG9uIENhbmNl
+ciBJbnN0aXR1dGUsIExvbmRvbiwgVUsuJiN4RDtEZXBhcnRtZW50IG9mIFBhdGhvbG9neSwgU3Rh
+bmZvcmQgVW5pdmVyc2l0eSwgU3RhbmZvcmQsIENBLCBVU0EuJiN4RDtTYXJhZmFuIENoRU0tSCwg
+U3RhbmZvcmQgVW5pdmVyc2l0eSwgU3RhbmZvcmQsIENBLCBVU0EuJiN4RDtEZXBhcnRtZW50IG9m
+IENvbXB1dGVyIFNjaWVuY2UgYW5kIEVuZ2luZWVyaW5nLCBVbml2ZXJzaXR5IG9mIENhbGlmb3Ju
+aWEgYXQgU2FuIERpZWdvLCBMYSBKb2xsYSwgQ0EsIFVTQS4mI3hEO0NhbmNlciBNZXRhc3Rhc2lz
+IExhYm9yYXRvcnksIFVuaXZlcnNpdHkgQ29sbGVnZSBMb25kb24gQ2FuY2VyIEluc3RpdHV0ZSwg
+TG9uZG9uLCBVSy4mI3hEO0NlbnRlciBmb3IgUGVyc29uYWwgRHluYW1pYyBSZWd1bG9tZXMsIFN0
+YW5mb3JkIFVuaXZlcnNpdHksIFN0YW5mb3JkLCBDQSwgVVNBLiYjeEQ7RGVwYXJ0bWVudCBvZiBQ
+ZWRpYXRyaWNzLCBTdGFuZm9yZCBVbml2ZXJzaXR5LCBQYWxvIEFsdG8sIENBLCBVU0EuJiN4RDtE
+ZXBhcnRtZW50IG9mIFBhdGhvbG9neSwgWkFTIEhvc3BpdGFscywgQW50d2VycCwgQmVsZ2l1bS4m
+I3hEO0RpdmlzaW9uIG9mIFJlc2VhcmNoLCBQZXRlciBNYWNDYWxsdW0gQ2FuY2VyIENlbnRyZSwg
+TWVsYm91cm5lLCBWaWN0b3JpYSwgQXVzdHJhbGlhLiYjeEQ7RGl2aXNpb24gb2YgR2VuZXRpY3Mg
+YW5kIEVwaWRlbWlvbG9neSwgVGhlIEluc3RpdHV0ZSBvZiBDYW5jZXIgUmVzZWFyY2gsIExvbmRv
+biwgVUsuJiN4RDtEZXBhcnRtZW50IG9mIENlbGx1bGFyIFBhdGhvbG9neSwgVW5pdmVyc2l0eSBD
+b2xsZWdlIExvbmRvbiBIb3NwaXRhbHMsIExvbmRvbiwgVUsuJiN4RDtBY2FkZW1pYyBEZXBhcnRt
+ZW50IG9mIE1lZGljYWwgR2VuZXRpY3MsIFNjaG9vbCBvZiBDbGluaWNhbCBNZWRpY2luZSwgVW5p
+dmVyc2l0eSBvZiBDYW1icmlkZ2UsIENhbWJyaWRnZSwgVUsuJiN4RDtSZXNlYXJjaCBEZXBhcnRt
+ZW50IG9mIFBhdGhvbG9neSwgVW5pdmVyc2l0eSBDb2xsZWdlIExvbmRvbiwgVUNMIENhbmNlciBJ
+bnN0aXR1dGUsIExvbmRvbiwgVUsuJiN4RDtEZXBhcnRtZW50IG9mIEhpc3RvcGF0aG9sb2d5LCBS
+b3lhbCBOYXRpb25hbCBPcnRob3BhZWRpYyBIb3NwaXRhbCwgU3Rhbm1vcmUsIFVLLiYjeEQ7RGVw
+YXJ0bWVudCBvZiBQYXRob2xvZ3ksIFN0YW5mb3JkIFVuaXZlcnNpdHksIFN0YW5mb3JkLCBDQSwg
+VVNBLiBwbWlzY2hlbEBzdGFuZm9yZC5lZHUuJiN4RDtTYXJhZmFuIENoRU0tSCwgU3RhbmZvcmQg
+VW5pdmVyc2l0eSwgU3RhbmZvcmQsIENBLCBVU0EuIHBtaXNjaGVsQHN0YW5mb3JkLmVkdS4mI3hE
+O0NhbmNlciBSZXNlYXJjaCBVSyBMdW5nIENhbmNlciBDZW50cmUgb2YgRXhjZWxsZW5jZSwgVW5p
+dmVyc2l0eSBDb2xsZWdlIExvbmRvbiBDYW5jZXIgSW5zdGl0dXRlLCBMb25kb24sIFVLLiBtLmph
+bWFsLWhhbmphbmlAdWNsLmFjLnVrLiYjeEQ7Q2FuY2VyIE1ldGFzdGFzaXMgTGFib3JhdG9yeSwg
+VW5pdmVyc2l0eSBDb2xsZWdlIExvbmRvbiBDYW5jZXIgSW5zdGl0dXRlLCBMb25kb24sIFVLLiBt
+LmphbWFsLWhhbmphbmlAdWNsLmFjLnVrLiYjeEQ7RGVwYXJ0bWVudCBvZiBNZWRpY2FsIE9uY29s
+b2d5LCBVbml2ZXJzaXR5IENvbGxlZ2UgTG9uZG9uIEhvc3BpdGFscywgTG9uZG9uLCBVSy4gbS5q
+YW1hbC1oYW5qYW5pQHVjbC5hYy51ay4mI3hEO0NhbmNlciBFdm9sdXRpb24gYW5kIEdlbm9tZSBJ
+bnN0YWJpbGl0eSBMYWJvcmF0b3J5LCBUaGUgRnJhbmNpcyBDcmljayBJbnN0aXR1dGUsIExvbmRv
+biwgVUsuIGNoYXJsZXMuc3dhbnRvbkBjcmljay5hYy51ay4mI3hEO0NhbmNlciBSZXNlYXJjaCBV
+SyBMdW5nIENhbmNlciBDZW50cmUgb2YgRXhjZWxsZW5jZSwgVW5pdmVyc2l0eSBDb2xsZWdlIExv
+bmRvbiBDYW5jZXIgSW5zdGl0dXRlLCBMb25kb24sIFVLLiBjaGFybGVzLnN3YW50b25AY3JpY2su
+YWMudWsuJiN4RDtEZXBhcnRtZW50IG9mIE1lZGljYWwgT25jb2xvZ3ksIFVuaXZlcnNpdHkgQ29s
+bGVnZSBMb25kb24gSG9zcGl0YWxzLCBMb25kb24sIFVLLiBjaGFybGVzLnN3YW50b25AY3JpY2su
+YWMudWsuPC9hdXRoLWFkZHJlc3M+PHRpdGxlcz48dGl0bGU+T3JpZ2lucyBhbmQgaW1wYWN0IG9m
+IGV4dHJhY2hyb21vc29tYWwgRE5BPC90aXRsZT48c2Vjb25kYXJ5LXRpdGxlPk5hdHVyZTwvc2Vj
+b25kYXJ5LXRpdGxlPjwvdGl0bGVzPjxwZXJpb2RpY2FsPjxmdWxsLXRpdGxlPk5hdHVyZTwvZnVs
+bC10aXRsZT48L3BlcmlvZGljYWw+PHBhZ2VzPjE5My0yMDA8L3BhZ2VzPjx2b2x1bWU+NjM1PC92
+b2x1bWU+PG51bWJlcj44MDM3PC9udW1iZXI+PGVkaXRpb24+MjAyNDExMDY8L2VkaXRpb24+PGtl
+eXdvcmRzPjxrZXl3b3JkPkZlbWFsZTwva2V5d29yZD48a2V5d29yZD5IdW1hbnM8L2tleXdvcmQ+
+PGtleXdvcmQ+TWFsZTwva2V5d29yZD48a2V5d29yZD5EaXNlYXNlIFByb2dyZXNzaW9uPC9rZXl3
+b3JkPjxrZXl3b3JkPipETkEvYW5hbHlzaXMvZHJ1ZyBlZmZlY3RzL2dlbmV0aWNzPC9rZXl3b3Jk
+PjxrZXl3b3JkPipETkEsIE5lb3BsYXNtL2FuYWx5c2lzL2RydWcgZWZmZWN0cy9nZW5ldGljczwv
+a2V5d29yZD48a2V5d29yZD5FbmhhbmNlciBFbGVtZW50cywgR2VuZXRpYy9nZW5ldGljczwva2V5
+d29yZD48a2V5d29yZD4qR2VuZSBBbXBsaWZpY2F0aW9uL2RydWcgZWZmZWN0cy9nZW5ldGljczwv
+a2V5d29yZD48a2V5d29yZD5MeW1waG9jeXRlcy9jeXRvbG9neS9pbW11bm9sb2d5PC9rZXl3b3Jk
+PjxrZXl3b3JkPipOZW9wbGFzbXMvZ2VuZXRpY3MvaW1tdW5vbG9neS9wYXRob2xvZ3kvdGhlcmFw
+eTwva2V5d29yZD48a2V5d29yZD4qT25jb2dlbmVzL2dlbmV0aWNzPC9rZXl3b3JkPjxrZXl3b3Jk
+Pk9yZ2FuIFNwZWNpZmljaXR5L2dlbmV0aWNzPC9rZXl3b3JkPjxrZXl3b3JkPlByb21vdGVyIFJl
+Z2lvbnMsIEdlbmV0aWMvZ2VuZXRpY3M8L2tleXdvcmQ+PGtleXdvcmQ+UmVjb21iaW5hdGlvbmFs
+IEROQSBSZXBhaXIvZ2VuZXRpY3M8L2tleXdvcmQ+PGtleXdvcmQ+Uk5BLCBMb25nIE5vbmNvZGlu
+Zy9nZW5ldGljczwva2V5d29yZD48a2V5d29yZD5Ub2JhY2NvIFByb2R1Y3RzL2FkdmVyc2UgZWZm
+ZWN0czwva2V5d29yZD48a2V5d29yZD4qTXV0YWdlbmVzaXMvZHJ1ZyBlZmZlY3RzL2dlbmV0aWNz
+PC9rZXl3b3JkPjwva2V5d29yZHM+PGRhdGVzPjx5ZWFyPjIwMjQ8L3llYXI+PHB1Yi1kYXRlcz48
+ZGF0ZT5Ob3Y8L2RhdGU+PC9wdWItZGF0ZXM+PC9kYXRlcz48aXNibj4xNDc2LTQ2ODcgKEVsZWN0
+cm9uaWMpJiN4RDswMDI4LTA4MzYgKFByaW50KSYjeEQ7MDAyOC0wODM2IChMaW5raW5nKTwvaXNi
+bj48YWNjZXNzaW9uLW51bT4zOTUwNjE1MDwvYWNjZXNzaW9uLW51bT48dXJscz48cmVsYXRlZC11
+cmxzPjx1cmw+aHR0cHM6Ly93d3cubmNiaS5ubG0ubmloLmdvdi9wdWJtZWQvMzk1MDYxNTA8L3Vy
+bD48L3JlbGF0ZWQtdXJscz48L3VybHM+PGN1c3RvbTE+Qy5TLiBhY2tub3dsZWRnZXMgZ3JhbnRz
+IGZyb20gQXN0cmFaZW5lY2EsIEJvZWhyaW5nZXItSW5nZWxoZWltLCBCcmlzdG9sIE15ZXJzIFNx
+dWliYiwgUGZpemVyLCBSb2NoZS1WZW50YW5hLCBJbnZpdGFlIChwcmV2aW91c2x5IEFyY2hlciBE
+eC1jb2xsYWJvcmF0aW9uIGluIG1pbmltYWwgcmVzaWR1YWwgZGlzZWFzZSBzZXF1ZW5jaW5nIHRl
+Y2hub2xvZ2llcyksIE9ubyBQaGFybWFjZXV0aWNhbCBhbmQgUGVyc29uYWxpcy4gQy5TLiBpcyBj
+aGllZiBpbnZlc3RpZ2F0b3IgZm9yIHRoZSBBWiBNZVJtYWlEIDEgYW5kIDIgY2xpbmljYWwgdHJp
+YWxzIGFuZCBpcyB0aGUgc3RlZXJpbmcgY29tbWl0dGVlIGNoYWlyLiBDLlMuIGlzIGFsc28gY28t
+Y2hpZWYgaW52ZXN0aWdhdG9yIG9mIHRoZSBOSFMgR2FsbGVyaSB0cmlhbCBmaW5hbmNlZCBieSBH
+UkFJTCBhbmQgYSBwYWlkIG1lbWJlciBvZiBHUkFJTCZhcG9zO3Mgc2NpZW50aWZpYyBhZHZpc29y
+eSBib2FyZCAoU0FCKS4gQy5TLiByZWNlaXZlcyBjb25zdWx0YW50IGZlZXMgZnJvbSBBY2hpbGxl
+cyBUaGVyYXBldXRpY3MgKGFsc28gYSBTQUIgbWVtYmVyKSwgQmljeWNsZSBUaGVyYXBldXRpY3Mg
+KGFsc28gYSBTQUIgbWVtYmVyKSwgR2VuZW50ZWNoLCBNZWRpY3hpLCB0aGUgQ2hpbmEgSW5ub3Zh
+dGlvbiBDZW50cmUgb2YgUm9jaGUgKGZvcm1lcmx5IHRoZSBSb2NoZSBJbm5vdmF0aW9uIENlbnRy
+ZS1TaGFuZ2hhaSksIE1ldGFib21lZCAodW50aWwgSnVseSAyMDIyKSBhbmQgdGhlIFNhcmFoIENh
+bm5vbiBSZXNlYXJjaCBJbnN0aXR1dGUuIEMuUy4gaGFzIHJlY2VpdmVkIGhvbm9yYXJpYSBmcm9t
+IEFtZ2VuLCBBc3RyYVplbmVjYSwgQnJpc3RvbCBNeWVycyBTcXVpYmIsIEdsYXhvU21pdGhLbGlu
+ZSwgSWxsdW1pbmEsIE1TRCwgTm92YXJ0aXMsIFBmaXplciBhbmQgUm9jaGUtVmVudGFuYS4gQy5T
+LiBoYXMgcHJldmlvdXNseSBoZWxkIHN0b2NrIG9wdGlvbnMgaW4gQXBvZ2VuIEJpb3RlY2hub2xv
+Z2llcyBhbmQgR1JBSUwsIGFuZCBjdXJyZW50bHkgaGFzIHN0b2NrIG9wdGlvbnMgaW4gRXBpYyBC
+aW9zY2llbmNlIGFuZCBCaWN5Y2xlIFRoZXJhcGV1dGljcywgYW5kIGhhcyBzdG9jayBvcHRpb25z
+IGFuZCBpcyBjby1mb3VuZGVyIG9mIEFjaGlsbGVzIFRoZXJhcGV1dGljcy4gQy5TLiBkZWNsYXJl
+cyBwYXRlbnQgYXBwbGljYXRpb25zIG9uIG1ldGhvZHMgdG8gZGV0ZWN0IGx1bmcgY2FuY2VyIChQ
+Q1QvVVMyMDE3LzAyODAxMyksIHRhcmdldGluZyBuZW9hbnRpZ2VucyAoUENUL0VQMjAxNi8wNTk0
+MDEpLCBpZGVudGlmeWluZyBwYXRpZW50IHJlc3BvbnNlIHRvIGltbXVuZSBjaGVja3BvaW50IGJs
+b2NrYWRlIChQQ1QvRVAyMDE2LzA3MTQ3MSksIGRldGVybWluaW5nIEhMQSBsb3NzIG9mIGhldGVy
+b3p5Z29zaXR5IChQQ1QvR0IyMDE4LzA1MjAwNCksIHByZWRpY3Rpbmcgc3Vydml2YWwgcmF0ZXMg
+b2YgcGF0aWVudHMgd2l0aCBjYW5jZXIgKFBDVC9HQjIwMjAvMDUwMjIxKSwgaWRlbnRpZnlpbmcg
+cGF0aWVudHMgd2hvIHJlc3BvbmQgdG8gY2FuY2VyIHRyZWF0bWVudCAoUENUL0dCMjAxOC8wNTE5
+MTIpIGFuZCBtZXRob2RzIGZvciBsdW5nIGNhbmNlciBkZXRlY3Rpb24gKFVTMjAxOTAxMDY3NTFB
+MSkuIEMuUy4gaXMgYW4gaW52ZW50b3Igb24gYSBFdXJvcGVhbiBwYXRlbnQgYXBwbGljYXRpb24g
+KFBDVC9HQjIwMTcvMDUzMjg5KSByZWxhdGluZyB0byBhc3NheSB0ZWNobm9sb2d5IHRvIGRldGVj
+dCB0dW1vdXIgcmVjdXJyZW5jZS4gVGhpcyBwYXRlbnQgaGFzIGJlZW4gbGljZW5zZWQgdG8gYSBj
+b21tZXJjaWFsIGVudGl0eSwgYW5kIHVuZGVyIHRoZWlyIHRlcm1zIG9mIGVtcGxveW1lbnQsIEMu
+Uy4gaXMgZHVlIGEgcmV2ZW51ZSBzaGFyZSBvZiBhbnkgcmV2ZW51ZSBnZW5lcmF0ZWQgZnJvbSBz
+dWNoIGxpY2VuY2UocykuIE4uTS4gaGFzIHN0b2NrIG9wdGlvbnMgaW4gYW5kIGhhcyBjb25zdWx0
+ZWQgZm9yIEFjaGlsbGVzIFRoZXJhcGV1dGljcyBhbmQgaG9sZHMgRXVyb3BlYW4gcGF0ZW50cyBy
+ZWxhdGluZyB0byB0YXJnZXRpbmcgbmVvYW50aWdlbnMgKFBDVC9FUDIwMTYvMDU5NDAxKSwgaWRl
+bnRpZnlpbmcgcGF0aWVudCByZXNwb25zZSB0byBpbW11bmUgY2hlY2twb2ludCBibG9ja2FkZSAo
+UENULyBFUDIwMTYvMDcxNDcxKSwgZGV0ZXJtaW5pbmcgSExBIGxvc3Mgb2YgaGV0ZXJvenlnb3Np
+dHkgKFBDVC9HQjIwMTgvMDUyMDA0KSBhbmQgcHJlZGljdGluZyBzdXJ2aXZhbCByYXRlcyBvZiBw
+YXRpZW50cyB3aXRoIGNhbmNlciAoUENUL0dCMjAyMC8wNTAyMjEpLiBQLlMuTS4gaXMgYSBjby1m
+b3VuZGVyLCBjaGFpcnMgdGhlIFNBQiBvZiBhbmQgaGFzIGVxdWl0eSBpbnRlcmVzdCBpbiBCb3Vu
+ZGxlc3MgQmlvLiBQLlMuTS4gaXMgYWxzbyBhbiBhZHZpc29yIHdpdGggZXF1aXR5IGZvciBBc3Rl
+cm9pZCBUaGVyYXBldXRpY3MgYW5kIGlzIGFuIGFkdmlzb3IgdG8gU2FnZSBUaGVyYXBldXRpY3Mu
+IFYuQi4gaXMgYSBjby1mb3VuZGVyLCBjb25zdWx0YW50LCBTQUIgbWVtYmVyIGFuZCBoYXMgZXF1
+aXR5IGludGVyZXN0IGluIEJvdW5kbGVzcyBCaW8gYW5kIEFidGVycmEsIGFuZCB0aGUgdGVybXMg
+b2YgdGhpcyBhcnJhbmdlbWVudCBoYXZlIGJlZW4gcmV2aWV3ZWQgYW5kIGFwcHJvdmVkIGJ5IHRo
+ZSBVbml2ZXJzaXR5IG9mIENhbGlmb3JuaWEsIFNhbiBEaWVnbyBpbiBhY2NvcmRhbmNlIHdpdGgg
+aXRzIGNvbmZsaWN0IG9mIGludGVyZXN0IHBvbGljaWVzLiBILlkuQy4gaXMgYSBjby1mb3VuZGVy
+IG9mIEFjY2VudCBUaGVyYXBldXRpY3MsIEJvdW5kbGVzcyBCaW8sIENhcnRvZ3JhcGh5IEJpbyBh
+bmQgT3JiaXRhbCBUaGVyYXBldXRpY3MsIGFuZCBpcyBhbiBhZHZpc29yIHRvIDEwWCBHZW5vbWlj
+cywgQXJzZW5hbCBCaW9zY2llbmNlcywgQ2hyb21hIE1lZGljaW5lIGFuZCBTcHJpbmcgRGlzY292
+ZXJ5LjwvY3VzdG9tMT48Y3VzdG9tMj5QTUMxMTU0MDg0NjwvY3VzdG9tMj48ZWxlY3Ryb25pYy1y
+ZXNvdXJjZS1udW0+MTAuMTAzOC9zNDE1ODYtMDI0LTA4MTA3LTM8L2VsZWN0cm9uaWMtcmVzb3Vy
+Y2UtbnVtPjxyZW1vdGUtZGF0YWJhc2UtbmFtZT5NZWRsaW5lPC9yZW1vdGUtZGF0YWJhc2UtbmFt
+ZT48cmVtb3RlLWRhdGFiYXNlLXByb3ZpZGVyPk5MTTwvcmVtb3RlLWRhdGFiYXNlLXByb3ZpZGVy
+PjwvcmVjb3JkPjwvQ2l0ZT48Q2l0ZT48QXV0aG9yPkxhbmdlPC9BdXRob3I+PFllYXI+MjAyMjwv
+WWVhcj48UmVjTnVtPjMyPC9SZWNOdW0+PHJlY29yZD48cmVjLW51bWJlcj4zNjwvcmVjLW51bWJl
+cj48Zm9yZWlnbi1rZXlzPjxrZXkgYXBwPSJFTiIgZGItaWQ9Ijl6YTlmeno1bzJ3MDI3ZTU1cDZw
+d3c1NXY1eHpmYXQ5ZGZzYSIgdGltZXN0YW1wPSIxNzc2ODkyOTc2Ij4zNjwva2V5PjwvZm9yZWln
+bi1rZXlzPjxyZWYtdHlwZSBuYW1lPSJKb3VybmFsIEFydGljbGUiPjE3PC9yZWYtdHlwZT48Y29u
+dHJpYnV0b3JzPjxhdXRob3JzPjxhdXRob3I+TGFuZ2UsIEouIFQuPC9hdXRob3I+PGF1dGhvcj5S
+b3NlLCBKLiBDLjwvYXV0aG9yPjxhdXRob3I+Q2hlbiwgQy4gWS48L2F1dGhvcj48YXV0aG9yPlBp
+Y2h1Z2luLCBZLjwvYXV0aG9yPjxhdXRob3I+WGllLCBMLjwvYXV0aG9yPjxhdXRob3I+VGFuZywg
+Si48L2F1dGhvcj48YXV0aG9yPkh1bmcsIEsuIEwuPC9hdXRob3I+PGF1dGhvcj5Zb3N0LCBLLiBF
+LjwvYXV0aG9yPjxhdXRob3I+U2hpLCBRLjwvYXV0aG9yPjxhdXRob3I+RXJiLCBNLiBMLjwvYXV0
+aG9yPjxhdXRob3I+UmFqa3VtYXIsIFUuPC9hdXRob3I+PGF1dGhvcj5XdSwgUy48L2F1dGhvcj48
+YXV0aG9yPlRhc2NobmVyLU1hbmRsLCBTLjwvYXV0aG9yPjxhdXRob3I+QmVybmtvcGYsIE0uPC9h
+dXRob3I+PGF1dGhvcj5Td2FudG9uLCBDLjwvYXV0aG9yPjxhdXRob3I+TGl1LCBaLjwvYXV0aG9y
+PjxhdXRob3I+SHVhbmcsIFcuPC9hdXRob3I+PGF1dGhvcj5DaGFuZywgSC4gWS48L2F1dGhvcj48
+YXV0aG9yPkJhZm5hLCBWLjwvYXV0aG9yPjxhdXRob3I+SGVuc3NlbiwgQS4gRy48L2F1dGhvcj48
+YXV0aG9yPldlcm5lciwgQi48L2F1dGhvcj48YXV0aG9yPk1pc2NoZWwsIFAuIFMuPC9hdXRob3I+
+PC9hdXRob3JzPjwvY29udHJpYnV0b3JzPjxhdXRoLWFkZHJlc3M+RGVwYXJ0bWVudCBvZiBQYXRo
+b2xvZ3ksIFN0YW5mb3JkIFVuaXZlcnNpdHkgU2Nob29sIG9mIE1lZGljaW5lLCBTdGFuZm9yZCwg
+Q0EsIFVTQS4mI3hEO0NoRU0tSCwgU3RhbmZvcmQgVW5pdmVyc2l0eSwgU3RhbmZvcmQsIENBLCBV
+U0EuJiN4RDtDZW50ZXIgZm9yIFBlcnNvbmFsIER5bmFtaWMgUmVndWxvbWVzLCBTdGFuZm9yZCBV
+bml2ZXJzaXR5IFNjaG9vbCBvZiBNZWRpY2luZSwgU3RhbmZvcmQsIENBLCBVU0EuJiN4RDtEZXBh
+cnRtZW50IG9mIFBlZGlhdHJpYyBPbmNvbG9neS9IZW1hdG9sb2d5LCBDaGFyaXRlLVVuaXZlcnNp
+dGF0c21lZGl6aW4gQmVybGluLCBCZXJsaW4sIEdlcm1hbnkuJiN4RDtEZXBhcnRtZW50IG9mIEV2
+b2x1dGlvbmFyeSBUaGVvcnksIE1heCBQbGFuY2sgSW5zdGl0dXRlIGZvciBFdm9sdXRpb25hcnkg
+QmlvbG9neSwgUGxvbiwgR2VybWFueS4mI3hEO0RlcGFydG1lbnQgb2YgRWNvbG9neSBhbmQgRXZv
+bHV0aW9uYXJ5IEJpb2xvZ3ksIFByaW5jZXRvbiBVbml2ZXJzaXR5LCBQcmluY2V0b24sIE5KLCBV
+U0EuJiN4RDtKYW5lbGlhIFJlc2VhcmNoIENhbXB1cywgSG93YXJkIEh1Z2hlcyBNZWRpY2FsIElu
+c3RpdHV0ZSwgQXNoYnVybiwgVkEsIFVTQS4mI3hEO0RlcGFydG1lbnQgb2YgTW9sZWN1bGFyIGFu
+ZCBDZWxsIEJpb2xvZ3ksIExpIEthIFNoaW5nIENlbnRlciBmb3IgQmlvbWVkaWNhbCBhbmQgSGVh
+bHRoIFNjaWVuY2VzLCBDYWxpZm9ybmlhIEluc3RpdHV0ZSBmb3IgUmVnZW5lcmF0aXZlIE1lZGlj
+aW5lIENlbnRlciBvZiBFeGNlbGxlbmNlLCBVbml2ZXJzaXR5IG9mIENhbGlmb3JuaWEsIEJlcmtl
+bGV5LCBDQSwgVVNBLiYjeEQ7VW5pdmVyc2l0eSBvZiBDYWxpZm9ybmlhIFNhbiBEaWVnbyBMaWdo
+dCBNaWNyb3Njb3B5IENvcmUgRmFjaWxpdHksIERlcGFydG1lbnQgb2YgTmV1cm9zY2llbmNlcywg
+VW5pdmVyc2l0eSBvZiBDYWxpZm9ybmlhIFNhbiBEaWVnbywgTGEgSm9sbGEsIENBLCBVU0EuJiN4
+RDtEZXBhcnRtZW50IG9mIENvbXB1dGVyIFNjaWVuY2UgYW5kIEVuZ2luZWVyaW5nLCBVbml2ZXJz
+aXR5IG9mIENhbGlmb3JuaWEgU2FuIERpZWdvLCBMYSBKb2xsYSwgQ0EsIFVTQS4mI3hEO0NoaWxk
+cmVuJmFwb3M7cyBNZWRpY2FsIENlbnRlciBSZXNlYXJjaCBJbnN0aXR1dGUsIFVuaXZlcnNpdHkg
+b2YgVGV4YXMgU291dGh3ZXN0ZXJuIE1lZGljYWwgQ2VudGVyLCBEYWxsYXMsIFRYLCBVU0EuJiN4
+RDtTdC4gQW5uYSBDaGlsZHJlbiZhcG9zO3MgQ2FuY2VyIFJlc2VhcmNoIEluc3RpdHV0ZSwgVmll
+bm5hLCBBdXN0cmlhLiYjeEQ7Q2FuY2VyIEV2b2x1dGlvbiBhbmQgR2Vub21lIEluc3RhYmlsaXR5
+IExhYm9yYXRvcnksIFRoZSBGcmFuY2lzIENyaWNrIEluc3RpdHV0ZSwgTG9uZG9uLCBVSy4mI3hE
+O0NhbmNlciBSZXNlYXJjaCBVSyBMdW5nIENhbmNlciBDZW50cmUgb2YgRXhjZWxsZW5jZSwgVW5p
+dmVyc2l0eSBDb2xsZWdlIExvbmRvbiBDYW5jZXIgSW5zdGl0dXRlLCBMb25kb24sIFVLLiYjeEQ7
+RGVwYXJ0bWVudCBvZiBNZWRpY2FsIE9uY29sb2d5LCBVbml2ZXJzaXR5IENvbGxlZ2UgTG9uZG9u
+IEhvc3BpdGFscywgTG9uZG9uLCBVSy4mI3hEO0dyb3VwIG9mIFRoZW9yZXRpY2FsIEJpb2xvZ3ks
+IFRoZSBTdGF0ZSBLZXkgTGFib3JhdG9yeSBvZiBCaW9jb250cm9sLCBTY2hvb2wgb2YgTGlmZSBT
+Y2llbmNlLCBTdW4gWWF0LXNlbiBVbml2ZXJzaXR5LCBHdWFuZ3pob3UsIENoaW5hLiB3ZWluaS5o
+dWFuZ0BxbXVsLmFjLnVrLiYjeEQ7RGVwYXJ0bWVudCBvZiBNYXRoZW1hdGljcywgUXVlZW4gTWFy
+eSBVbml2ZXJzaXR5IG9mIExvbmRvbiwgTG9uZG9uLCBVSy4gd2VpbmkuaHVhbmdAcW11bC5hYy51
+ay4mI3hEO0NlbnRlciBmb3IgUGVyc29uYWwgRHluYW1pYyBSZWd1bG9tZXMsIFN0YW5mb3JkIFVu
+aXZlcnNpdHkgU2Nob29sIG9mIE1lZGljaW5lLCBTdGFuZm9yZCwgQ0EsIFVTQS4gaG93Y2hhbmdA
+c3RhbmZvcmQuZWR1LiYjeEQ7SG93YXJkIEh1Z2hlcyBNZWRpY2FsIEluc3RpdHV0ZSwgU3RhbmZv
+cmQgVW5pdmVyc2l0eSwgU3RhbmZvcmQsIENBLCBVU0EuIGhvd2NoYW5nQHN0YW5mb3JkLmVkdS4m
+I3hEO0RlcGFydG1lbnQgb2YgQ29tcHV0ZXIgU2NpZW5jZSBhbmQgRW5naW5lZXJpbmcsIFVuaXZl
+cnNpdHkgb2YgQ2FsaWZvcm5pYSBTYW4gRGllZ28sIExhIEpvbGxhLCBDQSwgVVNBLiB2YmFmbmFA
+Y3MudWNzZC5lZHUuJiN4RDtFeHBlcmltZW50YWwgYW5kIENsaW5pY2FsIFJlc2VhcmNoIENlbnRl
+ciwgTWF4IERlbGJydWNrIENlbnRlciBmb3IgTW9sZWN1bGFyIE1lZGljaW5lIGFuZCBDaGFyaXRl
+LVVuaXZlcnNpdGF0c21lZGl6aW4gQmVybGluLCBCZXJsaW4sIEdlcm1hbnkuJiN4RDtHZXJtYW4g
+Q2FuY2VyIENvbnNvcnRpdW0gYW5kIEdlcm1hbiBDYW5jZXIgUmVzZWFyY2ggQ2VudGVyLCBIZWlk
+ZWxiZXJnLCBHZXJtYW55LiYjeEQ7QmVybGluIEluc3RpdHV0ZSBvZiBIZWFsdGgsIEJlcmxpbiwg
+R2VybWFueS4mI3hEO0V2b2x1dGlvbmFyeSBEeW5hbWljcyBHcm91cCwgQ2VudHJlIGZvciBDYW5j
+ZXIgR2Vub21pY3MgYW5kIENvbXB1dGF0aW9uYWwgQmlvbG9neSwgQmFydHMgQ2FuY2VyIEluc3Rp
+dHV0ZSwgUXVlZW4gTWFyeSBVbml2ZXJzaXR5IG9mIExvbmRvbiwgTG9uZG9uLCBVSy4mI3hEO0Rl
+cGFydG1lbnQgb2YgUGF0aG9sb2d5LCBTdGFuZm9yZCBVbml2ZXJzaXR5IFNjaG9vbCBvZiBNZWRp
+Y2luZSwgU3RhbmZvcmQsIENBLCBVU0EuIHBtaXNjaGVsQHN0YW5mb3JkLmVkdS4mI3hEO0NoRU0t
+SCwgU3RhbmZvcmQgVW5pdmVyc2l0eSwgU3RhbmZvcmQsIENBLCBVU0EuIHBtaXNjaGVsQHN0YW5m
+b3JkLmVkdS48L2F1dGgtYWRkcmVzcz48dGl0bGVzPjx0aXRsZT5UaGUgZXZvbHV0aW9uYXJ5IGR5
+bmFtaWNzIG9mIGV4dHJhY2hyb21vc29tYWwgRE5BIGluIGh1bWFuIGNhbmNlcnM8L3RpdGxlPjxz
+ZWNvbmRhcnktdGl0bGU+TmF0IEdlbmV0PC9zZWNvbmRhcnktdGl0bGU+PC90aXRsZXM+PHBlcmlv
+ZGljYWw+PGZ1bGwtdGl0bGU+TmF0IEdlbmV0PC9mdWxsLXRpdGxlPjwvcGVyaW9kaWNhbD48cGFn
+ZXM+MTUyNy0xNTMzPC9wYWdlcz48dm9sdW1lPjU0PC92b2x1bWU+PG51bWJlcj4xMDwvbnVtYmVy
+PjxlZGl0aW9uPjIwMjIwOTE5PC9lZGl0aW9uPjxrZXl3b3Jkcz48a2V5d29yZD5CaW9sb2dpY2Fs
+IEV2b2x1dGlvbjwva2V5d29yZD48a2V5d29yZD5ETkE8L2tleXdvcmQ+PGtleXdvcmQ+RXh0cmFj
+aHJvbW9zb21hbCBJbmhlcml0YW5jZTwva2V5d29yZD48a2V5d29yZD5IdW1hbnM8L2tleXdvcmQ+
+PGtleXdvcmQ+Kk5lb3BsYXNtcy9nZW5ldGljcy9wYXRob2xvZ3k8L2tleXdvcmQ+PGtleXdvcmQ+
+Kk9uY29nZW5lczwva2V5d29yZD48L2tleXdvcmRzPjxkYXRlcz48eWVhcj4yMDIyPC95ZWFyPjxw
+dWItZGF0ZXM+PGRhdGU+T2N0PC9kYXRlPjwvcHViLWRhdGVzPjwvZGF0ZXM+PGlzYm4+MTU0Ni0x
+NzE4IChFbGVjdHJvbmljKSYjeEQ7MTA2MS00MDM2IChQcmludCkmI3hEOzEwNjEtNDAzNiAoTGlu
+a2luZyk8L2lzYm4+PGFjY2Vzc2lvbi1udW0+MzYxMjM0MDY8L2FjY2Vzc2lvbi1udW0+PHVybHM+
+PHJlbGF0ZWQtdXJscz48dXJsPmh0dHBzOi8vd3d3Lm5jYmkubmxtLm5paC5nb3YvcHVibWVkLzM2
+MTIzNDA2PC91cmw+PC9yZWxhdGVkLXVybHM+PC91cmxzPjxjdXN0b20xPlAuUy5NLiBpcyBjb2Zv
+dW5kZXIgb2YgQm91bmRsZXNzIEJpby4gSGUgaGFzIGVxdWl0eSBhbmQgY2hhaXJzIHRoZSBzY2ll
+bnRpZmljIGFkdmlzb3J5IGJvYXJkLCBmb3Igd2hpY2ggaGUgaXMgY29tcGVuc2F0ZWQuIFYuQi4g
+aXMgYSBjb2ZvdW5kZXIsIGNvbnN1bHRhbnQsIHNjaWVudGlmaWMgYWR2aXNvcnkgYm9hcmQgbWVt
+YmVyIGFuZCBoYXMgYW4gZXF1aXR5IGludGVyZXN0IGluIEJvdW5kbGVzcyBCaW8uIGFuZCBBYnRl
+cnJhIEJpb3NjaWVuY2VzLiBUaGUgdGVybXMgb2YgdGhpcyBhcnJhbmdlbWVudCBoYXZlIGJlZW4g
+cmV2aWV3ZWQgYW5kIGFwcHJvdmVkIGluIGFjY29yZGFuY2Ugd2l0aCBpdHMgY29uZmxpY3Qtb2Yt
+aW50ZXJlc3QgcG9saWNpZXMuIEguWS5DLiBpcyBhIGNvZm91bmRlciBvZiBBY2NlbnQgVGhlcmFw
+ZXV0aWNzLCBCb3VuZGxlc3MgQmlvLCBDYXJ0b2dyYXBoeSBCaW9zY2llbmNlcywgT3JiaXRhbCBU
+aGVyYXBldXRpY3MsIGFuZCBhZHZpc29yIG9mIDEwWCBHZW5vbWljcywgQXJzZW5hbCBCaW9zY2ll
+bmNlcyBhbmQgU3ByaW5nIERpc2NvdmVyeS4gSi5ULkwuIHdhcyBlbXBsb3llZCBieSBCb3VuZGxl
+c3MgQmlvIGFmdGVyIGNvbXBsZXRpbmcgdGhpcyB3b3JrLiBDLlMuIGFja25vd2xlZGdlcyBncmFu
+dCBzdXBwb3J0IGZyb20gQXN0cmFaZW5lY2EsIEJvZWhyaW5nZXItSW5nZWxoZWltLCBCcmlzdG9s
+IE15ZXJzIFNxdWliYiwgUGZpemVyLCBSb2NoZS1WZW50YW5hLCBJbnZpdGFlIChwcmV2aW91c2x5
+IEFyY2hlckRYLCBjb2xsYWJvcmF0aW9uIGluIG1pbmltYWwgcmVzaWR1YWwgZGlzZWFzZSBzZXF1
+ZW5jaW5nIHRlY2hub2xvZ2llcykgYW5kIE9ubyBQaGFybWFjZXV0aWNhbC4gSGUgaXMgYW4gQXN0
+cmFaZW5lY2EgYWR2aXNvcnkgYm9hcmQgbWVtYmVyIGFuZCBjaGllZiBpbnZlc3RpZ2F0b3IgZm9y
+IHRoZSBBWiBNZVJtYWlEIDEgYW5kIDIgY2xpbmljYWwgdHJpYWxzIGFuZCBpcyBhbHNvIGNoaWVm
+IGludmVzdGlnYXRvciBvZiB0aGUgTkhTLUdhbGxlcmkgdHJpYWwuIEhlIGhhcyBjb25zdWx0ZWQg
+Zm9yIEFtZ2VuLCBBc3RyYVplbmVjYSwgUGZpemVyLCBOb3ZhcnRpcywgR1NLLCBNU0QsIEJyaXN0
+b2wgTXllcnMgU3F1aWJiLCBJbGx1bWluYSwgR2VuZW50ZWNoLCBSb2NoZS1WZW50YW5hLCBHUkFJ
+TCwgTWVkaWN4aSwgTWV0YWJvbWVkLCBCaWN5Y2xlIFRoZXJhcGV1dGljcywgUm9jaGUgSW5ub3Zh
+dGlvbiBDZW50cmUgU2hhbmdoYWkgYW5kIHRoZSBTYXJhaCBDYW5ub24gUmVzZWFyY2ggSW5zdGl0
+dXRlLiBDLlMuIGhhZCBzdG9jayBvcHRpb25zIGluIEFwb0dlbiBCaW90ZWNobm9sb2dpZXMgYW5k
+IEdSQUlMIHVudGlsIEp1bmUgMjAyMSwgaGFzIGN1cnJlbnRseSBzdG9jayBvcHRpb25zIGluIEVw
+aWMgQmlvc2NpZW5jZSBhbmQgQmljeWNsZSBUaGVyYXBldXRpY3MsIGFuZCBoYXMgc3RvY2sgb3B0
+aW9ucyBhbmQgaXMgYSBjb2ZvdW5kZXIgb2YgQWNoaWxsZXMgVGhlcmFwZXV0aWNzLiBDLlMuIGhv
+bGRzIHBhdGVudHMgcmVsYXRpbmcgdG8gYXNzYXkgdGVjaG5vbG9neSB0byBkZXRlY3QgdHVtb3Ig
+cmVjdXJyZW5jZSAoUENUL0dCMjAxNy8wNTMyODkpLCB0YXJnZXRpbmcgbmVvYW50aWdlbnMgKFBD
+VC9FUDIwMTYvMDU5NDAxKSwgaWRlbnRpZnlpbmcgcGF0ZW50IHJlc3BvbnNlIHRvIGltbXVuZSBj
+aGVja3BvaW50IGJsb2NrYWRlIChQQ1QvRVAyMDE2LzA3MTQ3MSksIGRldGVybWluaW5nIGh1bWFu
+IGxldWtvY3l0ZSBhbnRpZ2VuIGxvc3Mgb2YgaGV0ZXJvenlnb3NpdHkgKFBDVC9HQjIwMTgvMDUy
+MDA0KSwgcHJlZGljdGluZyBzdXJ2aXZhbCByYXRlcyBvZiBwYXRpZW50cyB3aXRoIGNhbmNlciAo
+UENUL0dCMjAyMC8wNTAyMjEpLCBpZGVudGlmeWluZyBwYXRpZW50cyB3aG8gcmVzcG9uZCB0byBj
+YW5jZXIgdHJlYXRtZW50IChQQ1QvR0IyMDE4LzA1MTkxMiksIGEgVVMgcGF0ZW50IHJlbGF0aW5n
+IHRvIGRldGVjdGluZyB0dW1vciBtdXRhdGlvbnMgKFBDVC9VUzIwMTcvMjgwMTMpLCBtZXRob2Rz
+IGZvciBsdW5nIGNhbmNlciBkZXRlY3Rpb24gKFVTMjAxOTAxMDY3NTFBMSkgYW5kIGJvdGggRXVy
+b3BlYW4gYW5kIFVTIHBhdGVudHMgcmVsYXRlZCB0byBpZGVudGlmeWluZyBpbnNlcnRpb24vZGVs
+ZXRpb24gbXV0YXRpb24gdGFyZ2V0cyAoUENUL0dCMjAxOC8wNTE4OTIpLiBUaGUgb3RoZXIgYXV0
+aG9ycyBkZWNsYXJlIG5vIGNvbXBldGluZyBpbnRlcmVzdHMuPC9jdXN0b20xPjxjdXN0b20yPlBN
+Qzk1MzQ3Njc8L2N1c3RvbTI+PGVsZWN0cm9uaWMtcmVzb3VyY2UtbnVtPjEwLjEwMzgvczQxNTg4
+LTAyMi0wMTE3Ny14PC9lbGVjdHJvbmljLXJlc291cmNlLW51bT48cmVtb3RlLWRhdGFiYXNlLW5h
+bWU+TWVkbGluZTwvcmVtb3RlLWRhdGFiYXNlLW5hbWU+PHJlbW90ZS1kYXRhYmFzZS1wcm92aWRl
+cj5OTE08L3JlbW90ZS1kYXRhYmFzZS1wcm92aWRlcj48L3JlY29yZD48L0NpdGU+PC9FbmROb3Rl
+Pn==
+</w:fldData>
+        </w:fldChar>
+      </w:r>
+      <w:r>
+        <w:rPr>
+          <w:color w:val="000000" w:themeColor="text1"/>
+        </w:rPr>
+        <w:instrText xml:space="preserve"> ADDIN EN.CITE </w:instrText>
+      </w:r>
+      <w:r>
+        <w:rPr>
+          <w:b/>
+          <w:color w:val="000000" w:themeColor="text1"/>
+        </w:rPr>
+        <w:fldChar w:fldCharType="begin">
+          <w:fldData xml:space="preserve">PEVuZE5vdGU+PENpdGU+PEF1dGhvcj5CYWlsZXk8L0F1dGhvcj48WWVhcj4yMDI0PC9ZZWFyPjxS
+ZWNOdW0+Mjc8L1JlY051bT48RGlzcGxheVRleHQ+PHN0eWxlIGZhY2U9InN1cGVyc2NyaXB0Ij4z
+MSwzNjwvc3R5bGU+PC9EaXNwbGF5VGV4dD48cmVjb3JkPjxyZWMtbnVtYmVyPjMxPC9yZWMtbnVt
+YmVyPjxmb3JlaWduLWtleXM+PGtleSBhcHA9IkVOIiBkYi1pZD0iOXphOWZ6ejVvMncwMjdlNTVw
+NnB3dzU1djV4emZhdDlkZnNhIiB0aW1lc3RhbXA9IjE3NzY4OTI5NzYiPjMxPC9rZXk+PC9mb3Jl
+aWduLWtleXM+PHJlZi10eXBlIG5hbWU9IkpvdXJuYWwgQXJ0aWNsZSI+MTc8L3JlZi10eXBlPjxj
+b250cmlidXRvcnM+PGF1dGhvcnM+PGF1dGhvcj5CYWlsZXksIEMuPC9hdXRob3I+PGF1dGhvcj5Q
+aWNoLCBPLjwvYXV0aG9yPjxhdXRob3I+VGhvbCwgSy48L2F1dGhvcj48YXV0aG9yPldhdGtpbnMs
+IFQuIEIuIEsuPC9hdXRob3I+PGF1dGhvcj5MdWViZWNrLCBKLjwvYXV0aG9yPjxhdXRob3I+Um93
+YW4sIEEuPC9hdXRob3I+PGF1dGhvcj5TdGF2cm91LCBHLjwvYXV0aG9yPjxhdXRob3I+V2Vpc2Vy
+LCBOLiBFLjwvYXV0aG9yPjxhdXRob3I+RGFtZXJhY2hhcmxhLCBCLjwvYXV0aG9yPjxhdXRob3I+
+QmVudGhhbSwgUi48L2F1dGhvcj48YXV0aG9yPkx1LCBXLiBULjwvYXV0aG9yPjxhdXRob3I+S2l0
+dGVsLCBKLjwvYXV0aG9yPjxhdXRob3I+WWFuZywgUy4gWS4gQy48L2F1dGhvcj48YXV0aG9yPkhv
+d2l0dCwgQi4gRS48L2F1dGhvcj48YXV0aG9yPlNoYXJtYSwgTi48L2F1dGhvcj48YXV0aG9yPkxp
+dG92Y2hlbmtvLCBNLjwvYXV0aG9yPjxhdXRob3I+U2FsZ2FkbywgUi48L2F1dGhvcj48YXV0aG9y
+Pkh1bmcsIEsuIEwuPC9hdXRob3I+PGF1dGhvcj5Db3JuaXNoLCBBLiBKLjwvYXV0aG9yPjxhdXRo
+b3I+TW9vcmUsIEQuIEEuPC9hdXRob3I+PGF1dGhvcj5Ib3Vsc3RvbiwgUi4gUy48L2F1dGhvcj48
+YXV0aG9yPkJhZm5hLCBWLjwvYXV0aG9yPjxhdXRob3I+Q2hhbmcsIEguIFkuPC9hdXRob3I+PGF1
+dGhvcj5OaWstWmFpbmFsLCBTLjwvYXV0aG9yPjxhdXRob3I+S2FudSwgTi48L2F1dGhvcj48YXV0
+aG9yPk1jR3JhbmFoYW4sIE4uPC9hdXRob3I+PGF1dGhvcj5HZW5vbWljcyBFbmdsYW5kLCBDb25z
+b3J0aXVtPC9hdXRob3I+PGF1dGhvcj5GbGFuYWdhbiwgQS4gTS48L2F1dGhvcj48YXV0aG9yPk1p
+c2NoZWwsIFAuIFMuPC9hdXRob3I+PGF1dGhvcj5KYW1hbC1IYW5qYW5pLCBNLjwvYXV0aG9yPjxh
+dXRob3I+U3dhbnRvbiwgQy48L2F1dGhvcj48L2F1dGhvcnM+PC9jb250cmlidXRvcnM+PGF1dGgt
+YWRkcmVzcz5DYW5jZXIgRXZvbHV0aW9uIGFuZCBHZW5vbWUgSW5zdGFiaWxpdHkgTGFib3JhdG9y
+eSwgVGhlIEZyYW5jaXMgQ3JpY2sgSW5zdGl0dXRlLCBMb25kb24sIFVLLiYjeEQ7Q2FuY2VyIFJl
+c2VhcmNoIFVLIEx1bmcgQ2FuY2VyIENlbnRyZSBvZiBFeGNlbGxlbmNlLCBVbml2ZXJzaXR5IENv
+bGxlZ2UgTG9uZG9uIENhbmNlciBJbnN0aXR1dGUsIExvbmRvbiwgVUsuJiN4RDtDYW5jZXIgR2Vu
+b21lIEV2b2x1dGlvbiBSZXNlYXJjaCBHcm91cCwgQ2FuY2VyIFJlc2VhcmNoIFVLIEx1bmcgQ2Fu
+Y2VyIENlbnRyZSBvZiBFeGNlbGxlbmNlLCBVbml2ZXJzaXR5IENvbGxlZ2UgTG9uZG9uIENhbmNl
+ciBJbnN0aXR1dGUsIExvbmRvbiwgVUsuJiN4RDtEZXBhcnRtZW50IG9mIFBhdGhvbG9neSwgU3Rh
+bmZvcmQgVW5pdmVyc2l0eSwgU3RhbmZvcmQsIENBLCBVU0EuJiN4RDtTYXJhZmFuIENoRU0tSCwg
+U3RhbmZvcmQgVW5pdmVyc2l0eSwgU3RhbmZvcmQsIENBLCBVU0EuJiN4RDtEZXBhcnRtZW50IG9m
+IENvbXB1dGVyIFNjaWVuY2UgYW5kIEVuZ2luZWVyaW5nLCBVbml2ZXJzaXR5IG9mIENhbGlmb3Ju
+aWEgYXQgU2FuIERpZWdvLCBMYSBKb2xsYSwgQ0EsIFVTQS4mI3hEO0NhbmNlciBNZXRhc3Rhc2lz
+IExhYm9yYXRvcnksIFVuaXZlcnNpdHkgQ29sbGVnZSBMb25kb24gQ2FuY2VyIEluc3RpdHV0ZSwg
+TG9uZG9uLCBVSy4mI3hEO0NlbnRlciBmb3IgUGVyc29uYWwgRHluYW1pYyBSZWd1bG9tZXMsIFN0
+YW5mb3JkIFVuaXZlcnNpdHksIFN0YW5mb3JkLCBDQSwgVVNBLiYjeEQ7RGVwYXJ0bWVudCBvZiBQ
+ZWRpYXRyaWNzLCBTdGFuZm9yZCBVbml2ZXJzaXR5LCBQYWxvIEFsdG8sIENBLCBVU0EuJiN4RDtE
+ZXBhcnRtZW50IG9mIFBhdGhvbG9neSwgWkFTIEhvc3BpdGFscywgQW50d2VycCwgQmVsZ2l1bS4m
+I3hEO0RpdmlzaW9uIG9mIFJlc2VhcmNoLCBQZXRlciBNYWNDYWxsdW0gQ2FuY2VyIENlbnRyZSwg
+TWVsYm91cm5lLCBWaWN0b3JpYSwgQXVzdHJhbGlhLiYjeEQ7RGl2aXNpb24gb2YgR2VuZXRpY3Mg
+YW5kIEVwaWRlbWlvbG9neSwgVGhlIEluc3RpdHV0ZSBvZiBDYW5jZXIgUmVzZWFyY2gsIExvbmRv
+biwgVUsuJiN4RDtEZXBhcnRtZW50IG9mIENlbGx1bGFyIFBhdGhvbG9neSwgVW5pdmVyc2l0eSBD
+b2xsZWdlIExvbmRvbiBIb3NwaXRhbHMsIExvbmRvbiwgVUsuJiN4RDtBY2FkZW1pYyBEZXBhcnRt
+ZW50IG9mIE1lZGljYWwgR2VuZXRpY3MsIFNjaG9vbCBvZiBDbGluaWNhbCBNZWRpY2luZSwgVW5p
+dmVyc2l0eSBvZiBDYW1icmlkZ2UsIENhbWJyaWRnZSwgVUsuJiN4RDtSZXNlYXJjaCBEZXBhcnRt
+ZW50IG9mIFBhdGhvbG9neSwgVW5pdmVyc2l0eSBDb2xsZWdlIExvbmRvbiwgVUNMIENhbmNlciBJ
+bnN0aXR1dGUsIExvbmRvbiwgVUsuJiN4RDtEZXBhcnRtZW50IG9mIEhpc3RvcGF0aG9sb2d5LCBS
+b3lhbCBOYXRpb25hbCBPcnRob3BhZWRpYyBIb3NwaXRhbCwgU3Rhbm1vcmUsIFVLLiYjeEQ7RGVw
+YXJ0bWVudCBvZiBQYXRob2xvZ3ksIFN0YW5mb3JkIFVuaXZlcnNpdHksIFN0YW5mb3JkLCBDQSwg
+VVNBLiBwbWlzY2hlbEBzdGFuZm9yZC5lZHUuJiN4RDtTYXJhZmFuIENoRU0tSCwgU3RhbmZvcmQg
+VW5pdmVyc2l0eSwgU3RhbmZvcmQsIENBLCBVU0EuIHBtaXNjaGVsQHN0YW5mb3JkLmVkdS4mI3hE
+O0NhbmNlciBSZXNlYXJjaCBVSyBMdW5nIENhbmNlciBDZW50cmUgb2YgRXhjZWxsZW5jZSwgVW5p
+dmVyc2l0eSBDb2xsZWdlIExvbmRvbiBDYW5jZXIgSW5zdGl0dXRlLCBMb25kb24sIFVLLiBtLmph
+bWFsLWhhbmphbmlAdWNsLmFjLnVrLiYjeEQ7Q2FuY2VyIE1ldGFzdGFzaXMgTGFib3JhdG9yeSwg
+VW5pdmVyc2l0eSBDb2xsZWdlIExvbmRvbiBDYW5jZXIgSW5zdGl0dXRlLCBMb25kb24sIFVLLiBt
+LmphbWFsLWhhbmphbmlAdWNsLmFjLnVrLiYjeEQ7RGVwYXJ0bWVudCBvZiBNZWRpY2FsIE9uY29s
+b2d5LCBVbml2ZXJzaXR5IENvbGxlZ2UgTG9uZG9uIEhvc3BpdGFscywgTG9uZG9uLCBVSy4gbS5q
+YW1hbC1oYW5qYW5pQHVjbC5hYy51ay4mI3hEO0NhbmNlciBFdm9sdXRpb24gYW5kIEdlbm9tZSBJ
+bnN0YWJpbGl0eSBMYWJvcmF0b3J5LCBUaGUgRnJhbmNpcyBDcmljayBJbnN0aXR1dGUsIExvbmRv
+biwgVUsuIGNoYXJsZXMuc3dhbnRvbkBjcmljay5hYy51ay4mI3hEO0NhbmNlciBSZXNlYXJjaCBV
+SyBMdW5nIENhbmNlciBDZW50cmUgb2YgRXhjZWxsZW5jZSwgVW5pdmVyc2l0eSBDb2xsZWdlIExv
+bmRvbiBDYW5jZXIgSW5zdGl0dXRlLCBMb25kb24sIFVLLiBjaGFybGVzLnN3YW50b25AY3JpY2su
+YWMudWsuJiN4RDtEZXBhcnRtZW50IG9mIE1lZGljYWwgT25jb2xvZ3ksIFVuaXZlcnNpdHkgQ29s
+bGVnZSBMb25kb24gSG9zcGl0YWxzLCBMb25kb24sIFVLLiBjaGFybGVzLnN3YW50b25AY3JpY2su
+YWMudWsuPC9hdXRoLWFkZHJlc3M+PHRpdGxlcz48dGl0bGU+T3JpZ2lucyBhbmQgaW1wYWN0IG9m
+IGV4dHJhY2hyb21vc29tYWwgRE5BPC90aXRsZT48c2Vjb25kYXJ5LXRpdGxlPk5hdHVyZTwvc2Vj
+b25kYXJ5LXRpdGxlPjwvdGl0bGVzPjxwZXJpb2RpY2FsPjxmdWxsLXRpdGxlPk5hdHVyZTwvZnVs
+bC10aXRsZT48L3BlcmlvZGljYWw+PHBhZ2VzPjE5My0yMDA8L3BhZ2VzPjx2b2x1bWU+NjM1PC92
+b2x1bWU+PG51bWJlcj44MDM3PC9udW1iZXI+PGVkaXRpb24+MjAyNDExMDY8L2VkaXRpb24+PGtl
+eXdvcmRzPjxrZXl3b3JkPkZlbWFsZTwva2V5d29yZD48a2V5d29yZD5IdW1hbnM8L2tleXdvcmQ+
+PGtleXdvcmQ+TWFsZTwva2V5d29yZD48a2V5d29yZD5EaXNlYXNlIFByb2dyZXNzaW9uPC9rZXl3
+b3JkPjxrZXl3b3JkPipETkEvYW5hbHlzaXMvZHJ1ZyBlZmZlY3RzL2dlbmV0aWNzPC9rZXl3b3Jk
+PjxrZXl3b3JkPipETkEsIE5lb3BsYXNtL2FuYWx5c2lzL2RydWcgZWZmZWN0cy9nZW5ldGljczwv
+a2V5d29yZD48a2V5d29yZD5FbmhhbmNlciBFbGVtZW50cywgR2VuZXRpYy9nZW5ldGljczwva2V5
+d29yZD48a2V5d29yZD4qR2VuZSBBbXBsaWZpY2F0aW9uL2RydWcgZWZmZWN0cy9nZW5ldGljczwv
+a2V5d29yZD48a2V5d29yZD5MeW1waG9jeXRlcy9jeXRvbG9neS9pbW11bm9sb2d5PC9rZXl3b3Jk
+PjxrZXl3b3JkPipOZW9wbGFzbXMvZ2VuZXRpY3MvaW1tdW5vbG9neS9wYXRob2xvZ3kvdGhlcmFw
+eTwva2V5d29yZD48a2V5d29yZD4qT25jb2dlbmVzL2dlbmV0aWNzPC9rZXl3b3JkPjxrZXl3b3Jk
+Pk9yZ2FuIFNwZWNpZmljaXR5L2dlbmV0aWNzPC9rZXl3b3JkPjxrZXl3b3JkPlByb21vdGVyIFJl
+Z2lvbnMsIEdlbmV0aWMvZ2VuZXRpY3M8L2tleXdvcmQ+PGtleXdvcmQ+UmVjb21iaW5hdGlvbmFs
+IEROQSBSZXBhaXIvZ2VuZXRpY3M8L2tleXdvcmQ+PGtleXdvcmQ+Uk5BLCBMb25nIE5vbmNvZGlu
+Zy9nZW5ldGljczwva2V5d29yZD48a2V5d29yZD5Ub2JhY2NvIFByb2R1Y3RzL2FkdmVyc2UgZWZm
+ZWN0czwva2V5d29yZD48a2V5d29yZD4qTXV0YWdlbmVzaXMvZHJ1ZyBlZmZlY3RzL2dlbmV0aWNz
+PC9rZXl3b3JkPjwva2V5d29yZHM+PGRhdGVzPjx5ZWFyPjIwMjQ8L3llYXI+PHB1Yi1kYXRlcz48
+ZGF0ZT5Ob3Y8L2RhdGU+PC9wdWItZGF0ZXM+PC9kYXRlcz48aXNibj4xNDc2LTQ2ODcgKEVsZWN0
+cm9uaWMpJiN4RDswMDI4LTA4MzYgKFByaW50KSYjeEQ7MDAyOC0wODM2IChMaW5raW5nKTwvaXNi
+bj48YWNjZXNzaW9uLW51bT4zOTUwNjE1MDwvYWNjZXNzaW9uLW51bT48dXJscz48cmVsYXRlZC11
+cmxzPjx1cmw+aHR0cHM6Ly93d3cubmNiaS5ubG0ubmloLmdvdi9wdWJtZWQvMzk1MDYxNTA8L3Vy
+bD48L3JlbGF0ZWQtdXJscz48L3VybHM+PGN1c3RvbTE+Qy5TLiBhY2tub3dsZWRnZXMgZ3JhbnRz
+IGZyb20gQXN0cmFaZW5lY2EsIEJvZWhyaW5nZXItSW5nZWxoZWltLCBCcmlzdG9sIE15ZXJzIFNx
+dWliYiwgUGZpemVyLCBSb2NoZS1WZW50YW5hLCBJbnZpdGFlIChwcmV2aW91c2x5IEFyY2hlciBE
+eC1jb2xsYWJvcmF0aW9uIGluIG1pbmltYWwgcmVzaWR1YWwgZGlzZWFzZSBzZXF1ZW5jaW5nIHRl
+Y2hub2xvZ2llcyksIE9ubyBQaGFybWFjZXV0aWNhbCBhbmQgUGVyc29uYWxpcy4gQy5TLiBpcyBj
+aGllZiBpbnZlc3RpZ2F0b3IgZm9yIHRoZSBBWiBNZVJtYWlEIDEgYW5kIDIgY2xpbmljYWwgdHJp
+YWxzIGFuZCBpcyB0aGUgc3RlZXJpbmcgY29tbWl0dGVlIGNoYWlyLiBDLlMuIGlzIGFsc28gY28t
+Y2hpZWYgaW52ZXN0aWdhdG9yIG9mIHRoZSBOSFMgR2FsbGVyaSB0cmlhbCBmaW5hbmNlZCBieSBH
+UkFJTCBhbmQgYSBwYWlkIG1lbWJlciBvZiBHUkFJTCZhcG9zO3Mgc2NpZW50aWZpYyBhZHZpc29y
+eSBib2FyZCAoU0FCKS4gQy5TLiByZWNlaXZlcyBjb25zdWx0YW50IGZlZXMgZnJvbSBBY2hpbGxl
+cyBUaGVyYXBldXRpY3MgKGFsc28gYSBTQUIgbWVtYmVyKSwgQmljeWNsZSBUaGVyYXBldXRpY3Mg
+KGFsc28gYSBTQUIgbWVtYmVyKSwgR2VuZW50ZWNoLCBNZWRpY3hpLCB0aGUgQ2hpbmEgSW5ub3Zh
+dGlvbiBDZW50cmUgb2YgUm9jaGUgKGZvcm1lcmx5IHRoZSBSb2NoZSBJbm5vdmF0aW9uIENlbnRy
+ZS1TaGFuZ2hhaSksIE1ldGFib21lZCAodW50aWwgSnVseSAyMDIyKSBhbmQgdGhlIFNhcmFoIENh
+bm5vbiBSZXNlYXJjaCBJbnN0aXR1dGUuIEMuUy4gaGFzIHJlY2VpdmVkIGhvbm9yYXJpYSBmcm9t
+IEFtZ2VuLCBBc3RyYVplbmVjYSwgQnJpc3RvbCBNeWVycyBTcXVpYmIsIEdsYXhvU21pdGhLbGlu
+ZSwgSWxsdW1pbmEsIE1TRCwgTm92YXJ0aXMsIFBmaXplciBhbmQgUm9jaGUtVmVudGFuYS4gQy5T
+LiBoYXMgcHJldmlvdXNseSBoZWxkIHN0b2NrIG9wdGlvbnMgaW4gQXBvZ2VuIEJpb3RlY2hub2xv
+Z2llcyBhbmQgR1JBSUwsIGFuZCBjdXJyZW50bHkgaGFzIHN0b2NrIG9wdGlvbnMgaW4gRXBpYyBC
+aW9zY2llbmNlIGFuZCBCaWN5Y2xlIFRoZXJhcGV1dGljcywgYW5kIGhhcyBzdG9jayBvcHRpb25z
+IGFuZCBpcyBjby1mb3VuZGVyIG9mIEFjaGlsbGVzIFRoZXJhcGV1dGljcy4gQy5TLiBkZWNsYXJl
+cyBwYXRlbnQgYXBwbGljYXRpb25zIG9uIG1ldGhvZHMgdG8gZGV0ZWN0IGx1bmcgY2FuY2VyIChQ
+Q1QvVVMyMDE3LzAyODAxMyksIHRhcmdldGluZyBuZW9hbnRpZ2VucyAoUENUL0VQMjAxNi8wNTk0
+MDEpLCBpZGVudGlmeWluZyBwYXRpZW50IHJlc3BvbnNlIHRvIGltbXVuZSBjaGVja3BvaW50IGJs
+b2NrYWRlIChQQ1QvRVAyMDE2LzA3MTQ3MSksIGRldGVybWluaW5nIEhMQSBsb3NzIG9mIGhldGVy
+b3p5Z29zaXR5IChQQ1QvR0IyMDE4LzA1MjAwNCksIHByZWRpY3Rpbmcgc3Vydml2YWwgcmF0ZXMg
+b2YgcGF0aWVudHMgd2l0aCBjYW5jZXIgKFBDVC9HQjIwMjAvMDUwMjIxKSwgaWRlbnRpZnlpbmcg
+cGF0aWVudHMgd2hvIHJlc3BvbmQgdG8gY2FuY2VyIHRyZWF0bWVudCAoUENUL0dCMjAxOC8wNTE5
+MTIpIGFuZCBtZXRob2RzIGZvciBsdW5nIGNhbmNlciBkZXRlY3Rpb24gKFVTMjAxOTAxMDY3NTFB
+MSkuIEMuUy4gaXMgYW4gaW52ZW50b3Igb24gYSBFdXJvcGVhbiBwYXRlbnQgYXBwbGljYXRpb24g
+KFBDVC9HQjIwMTcvMDUzMjg5KSByZWxhdGluZyB0byBhc3NheSB0ZWNobm9sb2d5IHRvIGRldGVj
+dCB0dW1vdXIgcmVjdXJyZW5jZS4gVGhpcyBwYXRlbnQgaGFzIGJlZW4gbGljZW5zZWQgdG8gYSBj
+b21tZXJjaWFsIGVudGl0eSwgYW5kIHVuZGVyIHRoZWlyIHRlcm1zIG9mIGVtcGxveW1lbnQsIEMu
+Uy4gaXMgZHVlIGEgcmV2ZW51ZSBzaGFyZSBvZiBhbnkgcmV2ZW51ZSBnZW5lcmF0ZWQgZnJvbSBz
+dWNoIGxpY2VuY2UocykuIE4uTS4gaGFzIHN0b2NrIG9wdGlvbnMgaW4gYW5kIGhhcyBjb25zdWx0
+ZWQgZm9yIEFjaGlsbGVzIFRoZXJhcGV1dGljcyBhbmQgaG9sZHMgRXVyb3BlYW4gcGF0ZW50cyBy
+ZWxhdGluZyB0byB0YXJnZXRpbmcgbmVvYW50aWdlbnMgKFBDVC9FUDIwMTYvMDU5NDAxKSwgaWRl
+bnRpZnlpbmcgcGF0aWVudCByZXNwb25zZSB0byBpbW11bmUgY2hlY2twb2ludCBibG9ja2FkZSAo
+UENULyBFUDIwMTYvMDcxNDcxKSwgZGV0ZXJtaW5pbmcgSExBIGxvc3Mgb2YgaGV0ZXJvenlnb3Np
+dHkgKFBDVC9HQjIwMTgvMDUyMDA0KSBhbmQgcHJlZGljdGluZyBzdXJ2aXZhbCByYXRlcyBvZiBw
+YXRpZW50cyB3aXRoIGNhbmNlciAoUENUL0dCMjAyMC8wNTAyMjEpLiBQLlMuTS4gaXMgYSBjby1m
+b3VuZGVyLCBjaGFpcnMgdGhlIFNBQiBvZiBhbmQgaGFzIGVxdWl0eSBpbnRlcmVzdCBpbiBCb3Vu
+ZGxlc3MgQmlvLiBQLlMuTS4gaXMgYWxzbyBhbiBhZHZpc29yIHdpdGggZXF1aXR5IGZvciBBc3Rl
+cm9pZCBUaGVyYXBldXRpY3MgYW5kIGlzIGFuIGFkdmlzb3IgdG8gU2FnZSBUaGVyYXBldXRpY3Mu
+IFYuQi4gaXMgYSBjby1mb3VuZGVyLCBjb25zdWx0YW50LCBTQUIgbWVtYmVyIGFuZCBoYXMgZXF1
+aXR5IGludGVyZXN0IGluIEJvdW5kbGVzcyBCaW8gYW5kIEFidGVycmEsIGFuZCB0aGUgdGVybXMg
+b2YgdGhpcyBhcnJhbmdlbWVudCBoYXZlIGJlZW4gcmV2aWV3ZWQgYW5kIGFwcHJvdmVkIGJ5IHRo
+ZSBVbml2ZXJzaXR5IG9mIENhbGlmb3JuaWEsIFNhbiBEaWVnbyBpbiBhY2NvcmRhbmNlIHdpdGgg
+aXRzIGNvbmZsaWN0IG9mIGludGVyZXN0IHBvbGljaWVzLiBILlkuQy4gaXMgYSBjby1mb3VuZGVy
+IG9mIEFjY2VudCBUaGVyYXBldXRpY3MsIEJvdW5kbGVzcyBCaW8sIENhcnRvZ3JhcGh5IEJpbyBh
+bmQgT3JiaXRhbCBUaGVyYXBldXRpY3MsIGFuZCBpcyBhbiBhZHZpc29yIHRvIDEwWCBHZW5vbWlj
+cywgQXJzZW5hbCBCaW9zY2llbmNlcywgQ2hyb21hIE1lZGljaW5lIGFuZCBTcHJpbmcgRGlzY292
+ZXJ5LjwvY3VzdG9tMT48Y3VzdG9tMj5QTUMxMTU0MDg0NjwvY3VzdG9tMj48ZWxlY3Ryb25pYy1y
+ZXNvdXJjZS1udW0+MTAuMTAzOC9zNDE1ODYtMDI0LTA4MTA3LTM8L2VsZWN0cm9uaWMtcmVzb3Vy
+Y2UtbnVtPjxyZW1vdGUtZGF0YWJhc2UtbmFtZT5NZWRsaW5lPC9yZW1vdGUtZGF0YWJhc2UtbmFt
+ZT48cmVtb3RlLWRhdGFiYXNlLXByb3ZpZGVyPk5MTTwvcmVtb3RlLWRhdGFiYXNlLXByb3ZpZGVy
+PjwvcmVjb3JkPjwvQ2l0ZT48Q2l0ZT48QXV0aG9yPkxhbmdlPC9BdXRob3I+PFllYXI+MjAyMjwv
+WWVhcj48UmVjTnVtPjMyPC9SZWNOdW0+PHJlY29yZD48cmVjLW51bWJlcj4zNjwvcmVjLW51bWJl
+cj48Zm9yZWlnbi1rZXlzPjxrZXkgYXBwPSJFTiIgZGItaWQ9Ijl6YTlmeno1bzJ3MDI3ZTU1cDZw
+d3c1NXY1eHpmYXQ5ZGZzYSIgdGltZXN0YW1wPSIxNzc2ODkyOTc2Ij4zNjwva2V5PjwvZm9yZWln
+bi1rZXlzPjxyZWYtdHlwZSBuYW1lPSJKb3VybmFsIEFydGljbGUiPjE3PC9yZWYtdHlwZT48Y29u
+dHJpYnV0b3JzPjxhdXRob3JzPjxhdXRob3I+TGFuZ2UsIEouIFQuPC9hdXRob3I+PGF1dGhvcj5S
+b3NlLCBKLiBDLjwvYXV0aG9yPjxhdXRob3I+Q2hlbiwgQy4gWS48L2F1dGhvcj48YXV0aG9yPlBp
+Y2h1Z2luLCBZLjwvYXV0aG9yPjxhdXRob3I+WGllLCBMLjwvYXV0aG9yPjxhdXRob3I+VGFuZywg
+Si48L2F1dGhvcj48YXV0aG9yPkh1bmcsIEsuIEwuPC9hdXRob3I+PGF1dGhvcj5Zb3N0LCBLLiBF
+LjwvYXV0aG9yPjxhdXRob3I+U2hpLCBRLjwvYXV0aG9yPjxhdXRob3I+RXJiLCBNLiBMLjwvYXV0
+aG9yPjxhdXRob3I+UmFqa3VtYXIsIFUuPC9hdXRob3I+PGF1dGhvcj5XdSwgUy48L2F1dGhvcj48
+YXV0aG9yPlRhc2NobmVyLU1hbmRsLCBTLjwvYXV0aG9yPjxhdXRob3I+QmVybmtvcGYsIE0uPC9h
+dXRob3I+PGF1dGhvcj5Td2FudG9uLCBDLjwvYXV0aG9yPjxhdXRob3I+TGl1LCBaLjwvYXV0aG9y
+PjxhdXRob3I+SHVhbmcsIFcuPC9hdXRob3I+PGF1dGhvcj5DaGFuZywgSC4gWS48L2F1dGhvcj48
+YXV0aG9yPkJhZm5hLCBWLjwvYXV0aG9yPjxhdXRob3I+SGVuc3NlbiwgQS4gRy48L2F1dGhvcj48
+YXV0aG9yPldlcm5lciwgQi48L2F1dGhvcj48YXV0aG9yPk1pc2NoZWwsIFAuIFMuPC9hdXRob3I+
+PC9hdXRob3JzPjwvY29udHJpYnV0b3JzPjxhdXRoLWFkZHJlc3M+RGVwYXJ0bWVudCBvZiBQYXRo
+b2xvZ3ksIFN0YW5mb3JkIFVuaXZlcnNpdHkgU2Nob29sIG9mIE1lZGljaW5lLCBTdGFuZm9yZCwg
+Q0EsIFVTQS4mI3hEO0NoRU0tSCwgU3RhbmZvcmQgVW5pdmVyc2l0eSwgU3RhbmZvcmQsIENBLCBV
+U0EuJiN4RDtDZW50ZXIgZm9yIFBlcnNvbmFsIER5bmFtaWMgUmVndWxvbWVzLCBTdGFuZm9yZCBV
+bml2ZXJzaXR5IFNjaG9vbCBvZiBNZWRpY2luZSwgU3RhbmZvcmQsIENBLCBVU0EuJiN4RDtEZXBh
+cnRtZW50IG9mIFBlZGlhdHJpYyBPbmNvbG9neS9IZW1hdG9sb2d5LCBDaGFyaXRlLVVuaXZlcnNp
+dGF0c21lZGl6aW4gQmVybGluLCBCZXJsaW4sIEdlcm1hbnkuJiN4RDtEZXBhcnRtZW50IG9mIEV2
+b2x1dGlvbmFyeSBUaGVvcnksIE1heCBQbGFuY2sgSW5zdGl0dXRlIGZvciBFdm9sdXRpb25hcnkg
+QmlvbG9neSwgUGxvbiwgR2VybWFueS4mI3hEO0RlcGFydG1lbnQgb2YgRWNvbG9neSBhbmQgRXZv
+bHV0aW9uYXJ5IEJpb2xvZ3ksIFByaW5jZXRvbiBVbml2ZXJzaXR5LCBQcmluY2V0b24sIE5KLCBV
+U0EuJiN4RDtKYW5lbGlhIFJlc2VhcmNoIENhbXB1cywgSG93YXJkIEh1Z2hlcyBNZWRpY2FsIElu
+c3RpdHV0ZSwgQXNoYnVybiwgVkEsIFVTQS4mI3hEO0RlcGFydG1lbnQgb2YgTW9sZWN1bGFyIGFu
+ZCBDZWxsIEJpb2xvZ3ksIExpIEthIFNoaW5nIENlbnRlciBmb3IgQmlvbWVkaWNhbCBhbmQgSGVh
+bHRoIFNjaWVuY2VzLCBDYWxpZm9ybmlhIEluc3RpdHV0ZSBmb3IgUmVnZW5lcmF0aXZlIE1lZGlj
+aW5lIENlbnRlciBvZiBFeGNlbGxlbmNlLCBVbml2ZXJzaXR5IG9mIENhbGlmb3JuaWEsIEJlcmtl
+bGV5LCBDQSwgVVNBLiYjeEQ7VW5pdmVyc2l0eSBvZiBDYWxpZm9ybmlhIFNhbiBEaWVnbyBMaWdo
+dCBNaWNyb3Njb3B5IENvcmUgRmFjaWxpdHksIERlcGFydG1lbnQgb2YgTmV1cm9zY2llbmNlcywg
+VW5pdmVyc2l0eSBvZiBDYWxpZm9ybmlhIFNhbiBEaWVnbywgTGEgSm9sbGEsIENBLCBVU0EuJiN4
+RDtEZXBhcnRtZW50IG9mIENvbXB1dGVyIFNjaWVuY2UgYW5kIEVuZ2luZWVyaW5nLCBVbml2ZXJz
+aXR5IG9mIENhbGlmb3JuaWEgU2FuIERpZWdvLCBMYSBKb2xsYSwgQ0EsIFVTQS4mI3hEO0NoaWxk
+cmVuJmFwb3M7cyBNZWRpY2FsIENlbnRlciBSZXNlYXJjaCBJbnN0aXR1dGUsIFVuaXZlcnNpdHkg
+b2YgVGV4YXMgU291dGh3ZXN0ZXJuIE1lZGljYWwgQ2VudGVyLCBEYWxsYXMsIFRYLCBVU0EuJiN4
+RDtTdC4gQW5uYSBDaGlsZHJlbiZhcG9zO3MgQ2FuY2VyIFJlc2VhcmNoIEluc3RpdHV0ZSwgVmll
+bm5hLCBBdXN0cmlhLiYjeEQ7Q2FuY2VyIEV2b2x1dGlvbiBhbmQgR2Vub21lIEluc3RhYmlsaXR5
+IExhYm9yYXRvcnksIFRoZSBGcmFuY2lzIENyaWNrIEluc3RpdHV0ZSwgTG9uZG9uLCBVSy4mI3hE
+O0NhbmNlciBSZXNlYXJjaCBVSyBMdW5nIENhbmNlciBDZW50cmUgb2YgRXhjZWxsZW5jZSwgVW5p
+dmVyc2l0eSBDb2xsZWdlIExvbmRvbiBDYW5jZXIgSW5zdGl0dXRlLCBMb25kb24sIFVLLiYjeEQ7
+RGVwYXJ0bWVudCBvZiBNZWRpY2FsIE9uY29sb2d5LCBVbml2ZXJzaXR5IENvbGxlZ2UgTG9uZG9u
+IEhvc3BpdGFscywgTG9uZG9uLCBVSy4mI3hEO0dyb3VwIG9mIFRoZW9yZXRpY2FsIEJpb2xvZ3ks
+IFRoZSBTdGF0ZSBLZXkgTGFib3JhdG9yeSBvZiBCaW9jb250cm9sLCBTY2hvb2wgb2YgTGlmZSBT
+Y2llbmNlLCBTdW4gWWF0LXNlbiBVbml2ZXJzaXR5LCBHdWFuZ3pob3UsIENoaW5hLiB3ZWluaS5o
+dWFuZ0BxbXVsLmFjLnVrLiYjeEQ7RGVwYXJ0bWVudCBvZiBNYXRoZW1hdGljcywgUXVlZW4gTWFy
+eSBVbml2ZXJzaXR5IG9mIExvbmRvbiwgTG9uZG9uLCBVSy4gd2VpbmkuaHVhbmdAcW11bC5hYy51
+ay4mI3hEO0NlbnRlciBmb3IgUGVyc29uYWwgRHluYW1pYyBSZWd1bG9tZXMsIFN0YW5mb3JkIFVu
+aXZlcnNpdHkgU2Nob29sIG9mIE1lZGljaW5lLCBTdGFuZm9yZCwgQ0EsIFVTQS4gaG93Y2hhbmdA
+c3RhbmZvcmQuZWR1LiYjeEQ7SG93YXJkIEh1Z2hlcyBNZWRpY2FsIEluc3RpdHV0ZSwgU3RhbmZv
+cmQgVW5pdmVyc2l0eSwgU3RhbmZvcmQsIENBLCBVU0EuIGhvd2NoYW5nQHN0YW5mb3JkLmVkdS4m
+I3hEO0RlcGFydG1lbnQgb2YgQ29tcHV0ZXIgU2NpZW5jZSBhbmQgRW5naW5lZXJpbmcsIFVuaXZl
+cnNpdHkgb2YgQ2FsaWZvcm5pYSBTYW4gRGllZ28sIExhIEpvbGxhLCBDQSwgVVNBLiB2YmFmbmFA
+Y3MudWNzZC5lZHUuJiN4RDtFeHBlcmltZW50YWwgYW5kIENsaW5pY2FsIFJlc2VhcmNoIENlbnRl
+ciwgTWF4IERlbGJydWNrIENlbnRlciBmb3IgTW9sZWN1bGFyIE1lZGljaW5lIGFuZCBDaGFyaXRl
+LVVuaXZlcnNpdGF0c21lZGl6aW4gQmVybGluLCBCZXJsaW4sIEdlcm1hbnkuJiN4RDtHZXJtYW4g
+Q2FuY2VyIENvbnNvcnRpdW0gYW5kIEdlcm1hbiBDYW5jZXIgUmVzZWFyY2ggQ2VudGVyLCBIZWlk
+ZWxiZXJnLCBHZXJtYW55LiYjeEQ7QmVybGluIEluc3RpdHV0ZSBvZiBIZWFsdGgsIEJlcmxpbiwg
+R2VybWFueS4mI3hEO0V2b2x1dGlvbmFyeSBEeW5hbWljcyBHcm91cCwgQ2VudHJlIGZvciBDYW5j
+ZXIgR2Vub21pY3MgYW5kIENvbXB1dGF0aW9uYWwgQmlvbG9neSwgQmFydHMgQ2FuY2VyIEluc3Rp
+dHV0ZSwgUXVlZW4gTWFyeSBVbml2ZXJzaXR5IG9mIExvbmRvbiwgTG9uZG9uLCBVSy4mI3hEO0Rl
+cGFydG1lbnQgb2YgUGF0aG9sb2d5LCBTdGFuZm9yZCBVbml2ZXJzaXR5IFNjaG9vbCBvZiBNZWRp
+Y2luZSwgU3RhbmZvcmQsIENBLCBVU0EuIHBtaXNjaGVsQHN0YW5mb3JkLmVkdS4mI3hEO0NoRU0t
+SCwgU3RhbmZvcmQgVW5pdmVyc2l0eSwgU3RhbmZvcmQsIENBLCBVU0EuIHBtaXNjaGVsQHN0YW5m
+b3JkLmVkdS48L2F1dGgtYWRkcmVzcz48dGl0bGVzPjx0aXRsZT5UaGUgZXZvbHV0aW9uYXJ5IGR5
+bmFtaWNzIG9mIGV4dHJhY2hyb21vc29tYWwgRE5BIGluIGh1bWFuIGNhbmNlcnM8L3RpdGxlPjxz
+ZWNvbmRhcnktdGl0bGU+TmF0IEdlbmV0PC9zZWNvbmRhcnktdGl0bGU+PC90aXRsZXM+PHBlcmlv
+ZGljYWw+PGZ1bGwtdGl0bGU+TmF0IEdlbmV0PC9mdWxsLXRpdGxlPjwvcGVyaW9kaWNhbD48cGFn
+ZXM+MTUyNy0xNTMzPC9wYWdlcz48dm9sdW1lPjU0PC92b2x1bWU+PG51bWJlcj4xMDwvbnVtYmVy
+PjxlZGl0aW9uPjIwMjIwOTE5PC9lZGl0aW9uPjxrZXl3b3Jkcz48a2V5d29yZD5CaW9sb2dpY2Fs
+IEV2b2x1dGlvbjwva2V5d29yZD48a2V5d29yZD5ETkE8L2tleXdvcmQ+PGtleXdvcmQ+RXh0cmFj
+aHJvbW9zb21hbCBJbmhlcml0YW5jZTwva2V5d29yZD48a2V5d29yZD5IdW1hbnM8L2tleXdvcmQ+
+PGtleXdvcmQ+Kk5lb3BsYXNtcy9nZW5ldGljcy9wYXRob2xvZ3k8L2tleXdvcmQ+PGtleXdvcmQ+
+Kk9uY29nZW5lczwva2V5d29yZD48L2tleXdvcmRzPjxkYXRlcz48eWVhcj4yMDIyPC95ZWFyPjxw
+dWItZGF0ZXM+PGRhdGU+T2N0PC9kYXRlPjwvcHViLWRhdGVzPjwvZGF0ZXM+PGlzYm4+MTU0Ni0x
+NzE4IChFbGVjdHJvbmljKSYjeEQ7MTA2MS00MDM2IChQcmludCkmI3hEOzEwNjEtNDAzNiAoTGlu
+a2luZyk8L2lzYm4+PGFjY2Vzc2lvbi1udW0+MzYxMjM0MDY8L2FjY2Vzc2lvbi1udW0+PHVybHM+
+PHJlbGF0ZWQtdXJscz48dXJsPmh0dHBzOi8vd3d3Lm5jYmkubmxtLm5paC5nb3YvcHVibWVkLzM2
+MTIzNDA2PC91cmw+PC9yZWxhdGVkLXVybHM+PC91cmxzPjxjdXN0b20xPlAuUy5NLiBpcyBjb2Zv
+dW5kZXIgb2YgQm91bmRsZXNzIEJpby4gSGUgaGFzIGVxdWl0eSBhbmQgY2hhaXJzIHRoZSBzY2ll
+bnRpZmljIGFkdmlzb3J5IGJvYXJkLCBmb3Igd2hpY2ggaGUgaXMgY29tcGVuc2F0ZWQuIFYuQi4g
+aXMgYSBjb2ZvdW5kZXIsIGNvbnN1bHRhbnQsIHNjaWVudGlmaWMgYWR2aXNvcnkgYm9hcmQgbWVt
+YmVyIGFuZCBoYXMgYW4gZXF1aXR5IGludGVyZXN0IGluIEJvdW5kbGVzcyBCaW8uIGFuZCBBYnRl
+cnJhIEJpb3NjaWVuY2VzLiBUaGUgdGVybXMgb2YgdGhpcyBhcnJhbmdlbWVudCBoYXZlIGJlZW4g
+cmV2aWV3ZWQgYW5kIGFwcHJvdmVkIGluIGFjY29yZGFuY2Ugd2l0aCBpdHMgY29uZmxpY3Qtb2Yt
+aW50ZXJlc3QgcG9saWNpZXMuIEguWS5DLiBpcyBhIGNvZm91bmRlciBvZiBBY2NlbnQgVGhlcmFw
+ZXV0aWNzLCBCb3VuZGxlc3MgQmlvLCBDYXJ0b2dyYXBoeSBCaW9zY2llbmNlcywgT3JiaXRhbCBU
+aGVyYXBldXRpY3MsIGFuZCBhZHZpc29yIG9mIDEwWCBHZW5vbWljcywgQXJzZW5hbCBCaW9zY2ll
+bmNlcyBhbmQgU3ByaW5nIERpc2NvdmVyeS4gSi5ULkwuIHdhcyBlbXBsb3llZCBieSBCb3VuZGxl
+c3MgQmlvIGFmdGVyIGNvbXBsZXRpbmcgdGhpcyB3b3JrLiBDLlMuIGFja25vd2xlZGdlcyBncmFu
+dCBzdXBwb3J0IGZyb20gQXN0cmFaZW5lY2EsIEJvZWhyaW5nZXItSW5nZWxoZWltLCBCcmlzdG9s
+IE15ZXJzIFNxdWliYiwgUGZpemVyLCBSb2NoZS1WZW50YW5hLCBJbnZpdGFlIChwcmV2aW91c2x5
+IEFyY2hlckRYLCBjb2xsYWJvcmF0aW9uIGluIG1pbmltYWwgcmVzaWR1YWwgZGlzZWFzZSBzZXF1
+ZW5jaW5nIHRlY2hub2xvZ2llcykgYW5kIE9ubyBQaGFybWFjZXV0aWNhbC4gSGUgaXMgYW4gQXN0
+cmFaZW5lY2EgYWR2aXNvcnkgYm9hcmQgbWVtYmVyIGFuZCBjaGllZiBpbnZlc3RpZ2F0b3IgZm9y
+IHRoZSBBWiBNZVJtYWlEIDEgYW5kIDIgY2xpbmljYWwgdHJpYWxzIGFuZCBpcyBhbHNvIGNoaWVm
+IGludmVzdGlnYXRvciBvZiB0aGUgTkhTLUdhbGxlcmkgdHJpYWwuIEhlIGhhcyBjb25zdWx0ZWQg
+Zm9yIEFtZ2VuLCBBc3RyYVplbmVjYSwgUGZpemVyLCBOb3ZhcnRpcywgR1NLLCBNU0QsIEJyaXN0
+b2wgTXllcnMgU3F1aWJiLCBJbGx1bWluYSwgR2VuZW50ZWNoLCBSb2NoZS1WZW50YW5hLCBHUkFJ
+TCwgTWVkaWN4aSwgTWV0YWJvbWVkLCBCaWN5Y2xlIFRoZXJhcGV1dGljcywgUm9jaGUgSW5ub3Zh
+dGlvbiBDZW50cmUgU2hhbmdoYWkgYW5kIHRoZSBTYXJhaCBDYW5ub24gUmVzZWFyY2ggSW5zdGl0
+dXRlLiBDLlMuIGhhZCBzdG9jayBvcHRpb25zIGluIEFwb0dlbiBCaW90ZWNobm9sb2dpZXMgYW5k
+IEdSQUlMIHVudGlsIEp1bmUgMjAyMSwgaGFzIGN1cnJlbnRseSBzdG9jayBvcHRpb25zIGluIEVw
+aWMgQmlvc2NpZW5jZSBhbmQgQmljeWNsZSBUaGVyYXBldXRpY3MsIGFuZCBoYXMgc3RvY2sgb3B0
+aW9ucyBhbmQgaXMgYSBjb2ZvdW5kZXIgb2YgQWNoaWxsZXMgVGhlcmFwZXV0aWNzLiBDLlMuIGhv
+bGRzIHBhdGVudHMgcmVsYXRpbmcgdG8gYXNzYXkgdGVjaG5vbG9neSB0byBkZXRlY3QgdHVtb3Ig
+cmVjdXJyZW5jZSAoUENUL0dCMjAxNy8wNTMyODkpLCB0YXJnZXRpbmcgbmVvYW50aWdlbnMgKFBD
+VC9FUDIwMTYvMDU5NDAxKSwgaWRlbnRpZnlpbmcgcGF0ZW50IHJlc3BvbnNlIHRvIGltbXVuZSBj
+aGVja3BvaW50IGJsb2NrYWRlIChQQ1QvRVAyMDE2LzA3MTQ3MSksIGRldGVybWluaW5nIGh1bWFu
+IGxldWtvY3l0ZSBhbnRpZ2VuIGxvc3Mgb2YgaGV0ZXJvenlnb3NpdHkgKFBDVC9HQjIwMTgvMDUy
+MDA0KSwgcHJlZGljdGluZyBzdXJ2aXZhbCByYXRlcyBvZiBwYXRpZW50cyB3aXRoIGNhbmNlciAo
+UENUL0dCMjAyMC8wNTAyMjEpLCBpZGVudGlmeWluZyBwYXRpZW50cyB3aG8gcmVzcG9uZCB0byBj
+YW5jZXIgdHJlYXRtZW50IChQQ1QvR0IyMDE4LzA1MTkxMiksIGEgVVMgcGF0ZW50IHJlbGF0aW5n
+IHRvIGRldGVjdGluZyB0dW1vciBtdXRhdGlvbnMgKFBDVC9VUzIwMTcvMjgwMTMpLCBtZXRob2Rz
+IGZvciBsdW5nIGNhbmNlciBkZXRlY3Rpb24gKFVTMjAxOTAxMDY3NTFBMSkgYW5kIGJvdGggRXVy
+b3BlYW4gYW5kIFVTIHBhdGVudHMgcmVsYXRlZCB0byBpZGVudGlmeWluZyBpbnNlcnRpb24vZGVs
+ZXRpb24gbXV0YXRpb24gdGFyZ2V0cyAoUENUL0dCMjAxOC8wNTE4OTIpLiBUaGUgb3RoZXIgYXV0
+aG9ycyBkZWNsYXJlIG5vIGNvbXBldGluZyBpbnRlcmVzdHMuPC9jdXN0b20xPjxjdXN0b20yPlBN
+Qzk1MzQ3Njc8L2N1c3RvbTI+PGVsZWN0cm9uaWMtcmVzb3VyY2UtbnVtPjEwLjEwMzgvczQxNTg4
+LTAyMi0wMTE3Ny14PC9lbGVjdHJvbmljLXJlc291cmNlLW51bT48cmVtb3RlLWRhdGFiYXNlLW5h
+bWU+TWVkbGluZTwvcmVtb3RlLWRhdGFiYXNlLW5hbWU+PHJlbW90ZS1kYXRhYmFzZS1wcm92aWRl
+cj5OTE08L3JlbW90ZS1kYXRhYmFzZS1wcm92aWRlcj48L3JlY29yZD48L0NpdGU+PC9FbmROb3Rl
+Pn==
+</w:fldData>
+        </w:fldChar>
+      </w:r>
+      <w:r>
+        <w:rPr>
+          <w:color w:val="000000" w:themeColor="text1"/>
+        </w:rPr>
+        <w:instrText xml:space="preserve"> ADDIN EN.CITE.DATA </w:instrText>
+      </w:r>
+      <w:r>
+        <w:rPr>
+          <w:b/>
+          <w:color w:val="000000" w:themeColor="text1"/>
+        </w:rPr>
+      </w:r>
+      <w:r>
+        <w:rPr>
+          <w:b/>
+          <w:color w:val="000000" w:themeColor="text1"/>
+        </w:rPr>
+        <w:fldChar w:fldCharType="end"/>
+      </w:r>
+      <w:r>
+        <w:rPr>
+          <w:b/>
+          <w:color w:val="000000" w:themeColor="text1"/>
+        </w:rPr>
+      </w:r>
+      <w:r>
+        <w:rPr>
+          <w:b/>
+          <w:color w:val="000000" w:themeColor="text1"/>
+        </w:rPr>
+        <w:fldChar w:fldCharType="separate"/>
+      </w:r>
+      <w:r>
+        <w:rPr>
+          <w:noProof/>
+          <w:color w:val="000000" w:themeColor="text1"/>
+          <w:vertAlign w:val="superscript"/>
+        </w:rPr>
+        <w:t>31,36</w:t>
+      </w:r>
+      <w:r>
+        <w:rPr>
+          <w:b/>
+          <w:color w:val="000000" w:themeColor="text1"/>
+        </w:rPr>
+        <w:fldChar w:fldCharType="end"/>
+      </w:r>
+      <w:r>
+        <w:rPr>
+          <w:color w:val="000000" w:themeColor="text1"/>
+        </w:rPr>
+        <w:t>;</w:t>
+      </w:r>
+      <w:r>
+        <w:rPr>
+          <w:bCs/>
+          <w:color w:val="000000" w:themeColor="text1"/>
+        </w:rPr>
+        <w:t xml:space="preserve"> (ii) Independence: </w:t>
+      </w:r>
+      <w:r>
+        <w:rPr>
+          <w:color w:val="000000" w:themeColor="text1"/>
+        </w:rPr>
+        <w:t xml:space="preserve">The instrument must arise independently of unmeasured confounders. Mitotic segregation is a probabilistic physical process decoupled from transcriptional or signaling states at the time it occurs, </w:t>
+      </w:r>
+      <w:r>
+        <w:rPr>
+          <w:color w:val="000000" w:themeColor="text1"/>
+        </w:rPr>
+        <w:t>a characteristic</w:t>
+      </w:r>
+      <w:r>
+        <w:rPr>
+          <w:color w:val="000000" w:themeColor="text1"/>
+        </w:rPr>
+        <w:t xml:space="preserve"> most recently established by many groups, most recently by Hung et al</w:t>
+      </w:r>
+      <w:r>
+        <w:t xml:space="preserve"> </w:t>
+      </w:r>
+      <w:r>
+        <w:rPr>
+          <w:b/>
+          <w:color w:val="000000" w:themeColor="text1"/>
+        </w:rPr>
+        <w:fldChar w:fldCharType="begin">
+          <w:fldData xml:space="preserve">PEVuZE5vdGU+PENpdGU+PEF1dGhvcj5IdW5nPC9BdXRob3I+PFllYXI+MjAyNDwvWWVhcj48UmVj
+TnVtPjM1PC9SZWNOdW0+PERpc3BsYXlUZXh0PjxzdHlsZSBmYWNlPSJzdXBlcnNjcmlwdCI+Mzk8
+L3N0eWxlPjwvRGlzcGxheVRleHQ+PHJlY29yZD48cmVjLW51bWJlcj4zOTwvcmVjLW51bWJlcj48
+Zm9yZWlnbi1rZXlzPjxrZXkgYXBwPSJFTiIgZGItaWQ9Ijl6YTlmeno1bzJ3MDI3ZTU1cDZwd3c1
+NXY1eHpmYXQ5ZGZzYSIgdGltZXN0YW1wPSIxNzc2ODkyOTc2Ij4zOTwva2V5PjwvZm9yZWlnbi1r
+ZXlzPjxyZWYtdHlwZSBuYW1lPSJKb3VybmFsIEFydGljbGUiPjE3PC9yZWYtdHlwZT48Y29udHJp
+YnV0b3JzPjxhdXRob3JzPjxhdXRob3I+SHVuZywgSy4gTC48L2F1dGhvcj48YXV0aG9yPkpvbmVz
+LCBNLiBHLjwvYXV0aG9yPjxhdXRob3I+V29uZywgSS4gVC48L2F1dGhvcj48YXV0aG9yPkN1cnRp
+cywgRS4gSi48L2F1dGhvcj48YXV0aG9yPkxhbmdlLCBKLiBULjwvYXV0aG9yPjxhdXRob3I+SGUs
+IEIuIEouPC9hdXRob3I+PGF1dGhvcj5MdWViZWNrLCBKLjwvYXV0aG9yPjxhdXRob3I+U2NobWFy
+Z29uLCBSLjwvYXV0aG9yPjxhdXRob3I+U2NhbnUsIEUuPC9hdXRob3I+PGF1dGhvcj5CcnVja25l
+ciwgTC48L2F1dGhvcj48YXV0aG9yPllhbiwgWC48L2F1dGhvcj48YXV0aG9yPkxpLCBSLjwvYXV0
+aG9yPjxhdXRob3I+R25hbmFzZWthciwgQS48L2F1dGhvcj48YXV0aG9yPkNoYW1vcnJvIEdvbnph
+bGV6LCBSLjwvYXV0aG9yPjxhdXRob3I+QmVsaywgSi4gQS48L2F1dGhvcj48YXV0aG9yPkxpdSwg
+Wi48L2F1dGhvcj48YXV0aG9yPk1lbGlsbG8sIEIuPC9hdXRob3I+PGF1dGhvcj5CYWZuYSwgVi48
+L2F1dGhvcj48YXV0aG9yPkRvcnIsIEouIFIuPC9hdXRob3I+PGF1dGhvcj5XZXJuZXIsIEIuPC9h
+dXRob3I+PGF1dGhvcj5IdWFuZywgVy48L2F1dGhvcj48YXV0aG9yPkNyYXZhdHQsIEIuIEYuPC9h
+dXRob3I+PGF1dGhvcj5IZW5zc2VuLCBBLiBHLjwvYXV0aG9yPjxhdXRob3I+TWlzY2hlbCwgUC4g
+Uy48L2F1dGhvcj48YXV0aG9yPkNoYW5nLCBILiBZLjwvYXV0aG9yPjwvYXV0aG9ycz48L2NvbnRy
+aWJ1dG9ycz48YXV0aC1hZGRyZXNzPkNlbnRlciBmb3IgUGVyc29uYWwgRHluYW1pYyBSZWd1bG9t
+ZXMsIFN0YW5mb3JkIFVuaXZlcnNpdHksIFN0YW5mb3JkLCBDQSwgVVNBLiYjeEQ7U2FyYWZhbiBD
+aEVNLUgsIFN0YW5mb3JkIFVuaXZlcnNpdHksIFN0YW5mb3JkLCBDQSwgVVNBLiYjeEQ7RGVwYXJ0
+bWVudCBvZiBQYXRob2xvZ3ksIFN0YW5mb3JkIFVuaXZlcnNpdHksIFN0YW5mb3JkLCBDQSwgVVNB
+LiYjeEQ7U2Nob29sIG9mIE1lZGljaW5lLCBVbml2ZXJzaXR5IG9mIENhbGlmb3JuaWEgYXQgU2Fu
+IERpZWdvLCBMYSBKb2xsYSwgQ0EsIFVTQS4mI3hEO0RlcGFydG1lbnQgb2YgQ29tcHV0ZXIgU2Np
+ZW5jZSBhbmQgRW5naW5lZXJpbmcsIFVuaXZlcnNpdHkgb2YgQ2FsaWZvcm5pYSBhdCBTYW4gRGll
+Z28sIExhIEpvbGxhLCBDQSwgVVNBLiYjeEQ7RXhwZXJpbWVudGFsIGFuZCBDbGluaWNhbCBSZXNl
+YXJjaCBDZW50ZXIgKEVDUkMpLCBNYXggRGVsYnJ1Y2sgQ2VudGVyIGZvciBNb2xlY3VsYXIgTWVk
+aWNpbmUgYW5kIENoYXJpdGUtVW5pdmVyc2l0YXRzbWVkaXppbiBCZXJsaW4sIEJlcmxpbiwgR2Vy
+bWFueS4mI3hEO0RlcGFydG1lbnQgb2YgUGVkaWF0cmljIE9uY29sb2d5L0hlbWF0b2xvZ3ksIENo
+YXJpdGUtVW5pdmVyc2l0YXRzbWVkaXppbiBCZXJsaW4sIEJlcmxpbiwgR2VybWFueS4mI3hEO0Rl
+cGFydG1lbnQgb2YgTWF0aGVtYXRpY3MsIFF1ZWVuIE1hcnkgVW5pdmVyc2l0eSBvZiBMb25kb24s
+IExvbmRvbiwgVUsuJiN4RDtNYXgtRGVsYnJ1Y2stQ2VudHJ1bSBmdXIgTW9sZWt1bGFyZSBNZWRp
+emluIChCSU1TQi9CSUgpLCBCZXJsaW4sIEdlcm1hbnkuJiN4RDtEZXBhcnRtZW50IG9mIENoZW1p
+c3RyeSwgU2NyaXBwcyBSZXNlYXJjaCwgTGEgSm9sbGEsIENBLCBVU0EuJiN4RDtDaGVtaWNhbCBC
+aW9sb2d5IGFuZCBUaGVyYXBldXRpY3MgU2NpZW5jZSBQcm9ncmFtLCBCcm9hZCBJbnN0aXR1dGUs
+IENhbWJyaWRnZSwgTUEsIFVTQS4mI3hEO0V2b2x1dGlvbmFyeSBEeW5hbWljcyBHcm91cCwgQ2Vu
+dHJlIGZvciBDYW5jZXIgR2Vub21pY3MgYW5kIENvbXB1dGF0aW9uYWwgQmlvbG9neSwgQmFydHMg
+Q2FuY2VyIEluc3RpdHV0ZSwgUXVlZW4gTWFyeSBVbml2ZXJzaXR5IG9mIExvbmRvbiwgTG9uZG9u
+LCBVSy4mI3hEO0dyb3VwIG9mIFRoZW9yZXRpY2FsIEJpb2xvZ3ksIFRoZSBTdGF0ZSBLZXkgTGFi
+b3JhdG9yeSBvZiBCaW9jb250cm9sLCBTY2hvb2wgb2YgTGlmZSBTY2llbmNlLCBTdW4gWWF0LXNl
+biBVbml2ZXJzaXR5LCBHdWFuZ3pob3UsIENoaW5hLiYjeEQ7Vml2aWRpb24gVGhlcmFwZXV0aWNz
+LCBTYW4gRGllZ28sIENBLCBVU0EuJiN4RDtHZXJtYW4gQ2FuY2VyIENvbnNvcnRpdW0gKERLVEsp
+LCBwYXJ0bmVyIHNpdGUgQmVybGluIGFuZCBHZXJtYW4gQ2FuY2VyIFJlc2VhcmNoIENlbnRlciBE
+S0ZaLCBIZWlkZWxiZXJnLCBHZXJtYW55LiYjeEQ7QmVybGluIEluc3RpdHV0ZSBvZiBIZWFsdGgs
+IEJlcmxpbiwgR2VybWFueS4mI3hEO1NhcmFmYW4gQ2hFTS1ILCBTdGFuZm9yZCBVbml2ZXJzaXR5
+LCBTdGFuZm9yZCwgQ0EsIFVTQS4gcG1pc2NoZWxAc3RhbmZvcmQuZWR1LiYjeEQ7RGVwYXJ0bWVu
+dCBvZiBQYXRob2xvZ3ksIFN0YW5mb3JkIFVuaXZlcnNpdHksIFN0YW5mb3JkLCBDQSwgVVNBLiBw
+bWlzY2hlbEBzdGFuZm9yZC5lZHUuJiN4RDtDZW50ZXIgZm9yIFBlcnNvbmFsIER5bmFtaWMgUmVn
+dWxvbWVzLCBTdGFuZm9yZCBVbml2ZXJzaXR5LCBTdGFuZm9yZCwgQ0EsIFVTQS4gaG93Y2hhbmdA
+c3RhbmZvcmQuZWR1LiYjeEQ7RGVwYXJ0bWVudCBvZiBHZW5ldGljcywgU3RhbmZvcmQgVW5pdmVy
+c2l0eSwgU3RhbmZvcmQsIENBLCBVU0EuIGhvd2NoYW5nQHN0YW5mb3JkLmVkdS4mI3hEO0hvd2Fy
+ZCBIdWdoZXMgTWVkaWNhbCBJbnN0aXR1dGUsIFN0YW5mb3JkIFVuaXZlcnNpdHkgU2Nob29sIG9m
+IE1lZGljaW5lLCBTdGFuZm9yZCwgQ0EsIFVTQS4gaG93Y2hhbmdAc3RhbmZvcmQuZWR1LjwvYXV0
+aC1hZGRyZXNzPjx0aXRsZXM+PHRpdGxlPkNvb3JkaW5hdGVkIGluaGVyaXRhbmNlIG9mIGV4dHJh
+Y2hyb21vc29tYWwgRE5BcyBpbiBjYW5jZXIgY2VsbHM8L3RpdGxlPjxzZWNvbmRhcnktdGl0bGU+
+TmF0dXJlPC9zZWNvbmRhcnktdGl0bGU+PC90aXRsZXM+PHBlcmlvZGljYWw+PGZ1bGwtdGl0bGU+
+TmF0dXJlPC9mdWxsLXRpdGxlPjwvcGVyaW9kaWNhbD48cGFnZXM+MjAxLTIwOTwvcGFnZXM+PHZv
+bHVtZT42MzU8L3ZvbHVtZT48bnVtYmVyPjgwMzc8L251bWJlcj48ZWRpdGlvbj4yMDI0MTEwNjwv
+ZWRpdGlvbj48a2V5d29yZHM+PGtleXdvcmQ+SHVtYW5zPC9rZXl3b3JkPjxrZXl3b3JkPkNlbGwg
+TGluZSwgVHVtb3I8L2tleXdvcmQ+PGtleXdvcmQ+RXBpZ2VuZXNpcywgR2VuZXRpYy9nZW5ldGlj
+czwva2V5d29yZD48a2V5d29yZD4qRXh0cmFjaHJvbW9zb21hbCBJbmhlcml0YW5jZS9nZW5ldGlj
+czwva2V5d29yZD48a2V5d29yZD5HZW5lIERvc2FnZS9nZW5ldGljczwva2V5d29yZD48a2V5d29y
+ZD4qTWl0b3Npcy9nZW5ldGljczwva2V5d29yZD48a2V5d29yZD5Nb2RlbHMsIEdlbmV0aWM8L2tl
+eXdvcmQ+PGtleXdvcmQ+Kk5lb3BsYXNtcy9nZW5ldGljcy9wYXRob2xvZ3k8L2tleXdvcmQ+PGtl
+eXdvcmQ+T25jb2dlbmVzL2dlbmV0aWNzPC9rZXl3b3JkPjxrZXl3b3JkPlNpbmdsZS1DZWxsIEFu
+YWx5c2lzPC9rZXl3b3JkPjxrZXl3b3JkPlRyYW5zY3JpcHRpb24sIEdlbmV0aWM8L2tleXdvcmQ+
+PGtleXdvcmQ+KkROQS9nZW5ldGljcy9tZXRhYm9saXNtPC9rZXl3b3JkPjwva2V5d29yZHM+PGRh
+dGVzPjx5ZWFyPjIwMjQ8L3llYXI+PHB1Yi1kYXRlcz48ZGF0ZT5Ob3Y8L2RhdGU+PC9wdWItZGF0
+ZXM+PC9kYXRlcz48aXNibj4xNDc2LTQ2ODcgKEVsZWN0cm9uaWMpJiN4RDswMDI4LTA4MzYgKFBy
+aW50KSYjeEQ7MDAyOC0wODM2IChMaW5raW5nKTwvaXNibj48YWNjZXNzaW9uLW51bT4zOTUwNjE1
+MjwvYWNjZXNzaW9uLW51bT48dXJscz48cmVsYXRlZC11cmxzPjx1cmw+aHR0cHM6Ly93d3cubmNi
+aS5ubG0ubmloLmdvdi9wdWJtZWQvMzk1MDYxNTI8L3VybD48L3JlbGF0ZWQtdXJscz48L3VybHM+
+PGN1c3RvbTE+SC5ZLkMuIGlzIGEgY28tZm91bmRlciBvZiBBY2NlbnQgVGhlcmFwZXV0aWNzLCBC
+b3VuZGxlc3MgQmlvLCBDYXJ0b2dyYXBoeSBCaW9zY2llbmNlcyBhbmQgT3JiaXRhbCBUaGVyYXBl
+dXRpY3MsIGFuZCBhbiBhZHZpc29yIG9mIDEweCBHZW5vbWljcywgQXJzZW5hbCBCaW9zY2llbmNl
+cywgQ2hyb21hIE1lZGljaW5lIGFuZCBTcHJpbmcgRGlzY292ZXJ5LiBWLkIuIGlzIGEgY28tZm91
+bmRlciwgcGFpZCBjb25zdWx0YW50LCBzY2llbnRpZmljIGFkdmlzb3J5IGJvYXJkIG1lbWJlciBh
+bmQgaGFzIGVxdWl0eSBpbnRlcmVzdCBpbiBCb3VuZGxlc3MgQmlvIGFuZCBBYnRlcnJhLiBUaGUg
+dGVybXMgb2YgdGhpcyBhcnJhbmdlbWVudCBoYXZlIGJlZW4gcmV2aWV3ZWQgYW5kIGFwcHJvdmVk
+IGJ5IHRoZSBVbml2ZXJzaXR5IG9mIENhbGlmb3JuaWEsIFNhbiBEaWVnbyBpbiBhY2NvcmRhbmNl
+IHdpdGggaXRzIGNvbmZsaWN0LW9mLWludGVyZXN0IHBvbGljaWVzLiBNLkcuSi4gY29uc3VsdHMg
+Zm9yIGFuZCBob2xkcyBlcXVpdHkgaW4gVmV2byBUaGVyYXBldXRpY3MuIFAuUy5NLiBhbmQgQi5G
+LkMuIGFyZSBjby1mb3VuZGVycyBhbmQgYWR2aXNvcnMgb2YgQm91bmRsZXNzIEJpby4gVGhlIG90
+aGVyIGF1dGhvcnMgZGVjbGFyZSBubyBjb21wZXRpbmcgaW50ZXJlc3RzLjwvY3VzdG9tMT48Y3Vz
+dG9tMj5QTUMxMTU0MTAwNjwvY3VzdG9tMj48ZWxlY3Ryb25pYy1yZXNvdXJjZS1udW0+MTAuMTAz
+OC9zNDE1ODYtMDI0LTA3ODYxLTg8L2VsZWN0cm9uaWMtcmVzb3VyY2UtbnVtPjxyZW1vdGUtZGF0
+YWJhc2UtbmFtZT5NZWRsaW5lPC9yZW1vdGUtZGF0YWJhc2UtbmFtZT48cmVtb3RlLWRhdGFiYXNl
+LXByb3ZpZGVyPk5MTTwvcmVtb3RlLWRhdGFiYXNlLXByb3ZpZGVyPjwvcmVjb3JkPjwvQ2l0ZT48
+L0VuZE5vdGU+
+</w:fldData>
+        </w:fldChar>
+      </w:r>
+      <w:r>
+        <w:rPr>
+          <w:color w:val="000000" w:themeColor="text1"/>
+        </w:rPr>
+        <w:instrText xml:space="preserve"> ADDIN EN.CITE </w:instrText>
+      </w:r>
+      <w:r>
+        <w:rPr>
+          <w:b/>
+          <w:color w:val="000000" w:themeColor="text1"/>
+        </w:rPr>
+        <w:fldChar w:fldCharType="begin">
+          <w:fldData xml:space="preserve">PEVuZE5vdGU+PENpdGU+PEF1dGhvcj5IdW5nPC9BdXRob3I+PFllYXI+MjAyNDwvWWVhcj48UmVj
+TnVtPjM1PC9SZWNOdW0+PERpc3BsYXlUZXh0PjxzdHlsZSBmYWNlPSJzdXBlcnNjcmlwdCI+Mzk8
+L3N0eWxlPjwvRGlzcGxheVRleHQ+PHJlY29yZD48cmVjLW51bWJlcj4zOTwvcmVjLW51bWJlcj48
+Zm9yZWlnbi1rZXlzPjxrZXkgYXBwPSJFTiIgZGItaWQ9Ijl6YTlmeno1bzJ3MDI3ZTU1cDZwd3c1
+NXY1eHpmYXQ5ZGZzYSIgdGltZXN0YW1wPSIxNzc2ODkyOTc2Ij4zOTwva2V5PjwvZm9yZWlnbi1r
+ZXlzPjxyZWYtdHlwZSBuYW1lPSJKb3VybmFsIEFydGljbGUiPjE3PC9yZWYtdHlwZT48Y29udHJp
+YnV0b3JzPjxhdXRob3JzPjxhdXRob3I+SHVuZywgSy4gTC48L2F1dGhvcj48YXV0aG9yPkpvbmVz
+LCBNLiBHLjwvYXV0aG9yPjxhdXRob3I+V29uZywgSS4gVC48L2F1dGhvcj48YXV0aG9yPkN1cnRp
+cywgRS4gSi48L2F1dGhvcj48YXV0aG9yPkxhbmdlLCBKLiBULjwvYXV0aG9yPjxhdXRob3I+SGUs
+IEIuIEouPC9hdXRob3I+PGF1dGhvcj5MdWViZWNrLCBKLjwvYXV0aG9yPjxhdXRob3I+U2NobWFy
+Z29uLCBSLjwvYXV0aG9yPjxhdXRob3I+U2NhbnUsIEUuPC9hdXRob3I+PGF1dGhvcj5CcnVja25l
+ciwgTC48L2F1dGhvcj48YXV0aG9yPllhbiwgWC48L2F1dGhvcj48YXV0aG9yPkxpLCBSLjwvYXV0
+aG9yPjxhdXRob3I+R25hbmFzZWthciwgQS48L2F1dGhvcj48YXV0aG9yPkNoYW1vcnJvIEdvbnph
+bGV6LCBSLjwvYXV0aG9yPjxhdXRob3I+QmVsaywgSi4gQS48L2F1dGhvcj48YXV0aG9yPkxpdSwg
+Wi48L2F1dGhvcj48YXV0aG9yPk1lbGlsbG8sIEIuPC9hdXRob3I+PGF1dGhvcj5CYWZuYSwgVi48
+L2F1dGhvcj48YXV0aG9yPkRvcnIsIEouIFIuPC9hdXRob3I+PGF1dGhvcj5XZXJuZXIsIEIuPC9h
+dXRob3I+PGF1dGhvcj5IdWFuZywgVy48L2F1dGhvcj48YXV0aG9yPkNyYXZhdHQsIEIuIEYuPC9h
+dXRob3I+PGF1dGhvcj5IZW5zc2VuLCBBLiBHLjwvYXV0aG9yPjxhdXRob3I+TWlzY2hlbCwgUC4g
+Uy48L2F1dGhvcj48YXV0aG9yPkNoYW5nLCBILiBZLjwvYXV0aG9yPjwvYXV0aG9ycz48L2NvbnRy
+aWJ1dG9ycz48YXV0aC1hZGRyZXNzPkNlbnRlciBmb3IgUGVyc29uYWwgRHluYW1pYyBSZWd1bG9t
+ZXMsIFN0YW5mb3JkIFVuaXZlcnNpdHksIFN0YW5mb3JkLCBDQSwgVVNBLiYjeEQ7U2FyYWZhbiBD
+aEVNLUgsIFN0YW5mb3JkIFVuaXZlcnNpdHksIFN0YW5mb3JkLCBDQSwgVVNBLiYjeEQ7RGVwYXJ0
+bWVudCBvZiBQYXRob2xvZ3ksIFN0YW5mb3JkIFVuaXZlcnNpdHksIFN0YW5mb3JkLCBDQSwgVVNB
+LiYjeEQ7U2Nob29sIG9mIE1lZGljaW5lLCBVbml2ZXJzaXR5IG9mIENhbGlmb3JuaWEgYXQgU2Fu
+IERpZWdvLCBMYSBKb2xsYSwgQ0EsIFVTQS4mI3hEO0RlcGFydG1lbnQgb2YgQ29tcHV0ZXIgU2Np
+ZW5jZSBhbmQgRW5naW5lZXJpbmcsIFVuaXZlcnNpdHkgb2YgQ2FsaWZvcm5pYSBhdCBTYW4gRGll
+Z28sIExhIEpvbGxhLCBDQSwgVVNBLiYjeEQ7RXhwZXJpbWVudGFsIGFuZCBDbGluaWNhbCBSZXNl
+YXJjaCBDZW50ZXIgKEVDUkMpLCBNYXggRGVsYnJ1Y2sgQ2VudGVyIGZvciBNb2xlY3VsYXIgTWVk
+aWNpbmUgYW5kIENoYXJpdGUtVW5pdmVyc2l0YXRzbWVkaXppbiBCZXJsaW4sIEJlcmxpbiwgR2Vy
+bWFueS4mI3hEO0RlcGFydG1lbnQgb2YgUGVkaWF0cmljIE9uY29sb2d5L0hlbWF0b2xvZ3ksIENo
+YXJpdGUtVW5pdmVyc2l0YXRzbWVkaXppbiBCZXJsaW4sIEJlcmxpbiwgR2VybWFueS4mI3hEO0Rl
+cGFydG1lbnQgb2YgTWF0aGVtYXRpY3MsIFF1ZWVuIE1hcnkgVW5pdmVyc2l0eSBvZiBMb25kb24s
+IExvbmRvbiwgVUsuJiN4RDtNYXgtRGVsYnJ1Y2stQ2VudHJ1bSBmdXIgTW9sZWt1bGFyZSBNZWRp
+emluIChCSU1TQi9CSUgpLCBCZXJsaW4sIEdlcm1hbnkuJiN4RDtEZXBhcnRtZW50IG9mIENoZW1p
+c3RyeSwgU2NyaXBwcyBSZXNlYXJjaCwgTGEgSm9sbGEsIENBLCBVU0EuJiN4RDtDaGVtaWNhbCBC
+aW9sb2d5IGFuZCBUaGVyYXBldXRpY3MgU2NpZW5jZSBQcm9ncmFtLCBCcm9hZCBJbnN0aXR1dGUs
+IENhbWJyaWRnZSwgTUEsIFVTQS4mI3hEO0V2b2x1dGlvbmFyeSBEeW5hbWljcyBHcm91cCwgQ2Vu
+dHJlIGZvciBDYW5jZXIgR2Vub21pY3MgYW5kIENvbXB1dGF0aW9uYWwgQmlvbG9neSwgQmFydHMg
+Q2FuY2VyIEluc3RpdHV0ZSwgUXVlZW4gTWFyeSBVbml2ZXJzaXR5IG9mIExvbmRvbiwgTG9uZG9u
+LCBVSy4mI3hEO0dyb3VwIG9mIFRoZW9yZXRpY2FsIEJpb2xvZ3ksIFRoZSBTdGF0ZSBLZXkgTGFi
+b3JhdG9yeSBvZiBCaW9jb250cm9sLCBTY2hvb2wgb2YgTGlmZSBTY2llbmNlLCBTdW4gWWF0LXNl
+biBVbml2ZXJzaXR5LCBHdWFuZ3pob3UsIENoaW5hLiYjeEQ7Vml2aWRpb24gVGhlcmFwZXV0aWNz
+LCBTYW4gRGllZ28sIENBLCBVU0EuJiN4RDtHZXJtYW4gQ2FuY2VyIENvbnNvcnRpdW0gKERLVEsp
+LCBwYXJ0bmVyIHNpdGUgQmVybGluIGFuZCBHZXJtYW4gQ2FuY2VyIFJlc2VhcmNoIENlbnRlciBE
+S0ZaLCBIZWlkZWxiZXJnLCBHZXJtYW55LiYjeEQ7QmVybGluIEluc3RpdHV0ZSBvZiBIZWFsdGgs
+IEJlcmxpbiwgR2VybWFueS4mI3hEO1NhcmFmYW4gQ2hFTS1ILCBTdGFuZm9yZCBVbml2ZXJzaXR5
+LCBTdGFuZm9yZCwgQ0EsIFVTQS4gcG1pc2NoZWxAc3RhbmZvcmQuZWR1LiYjeEQ7RGVwYXJ0bWVu
+dCBvZiBQYXRob2xvZ3ksIFN0YW5mb3JkIFVuaXZlcnNpdHksIFN0YW5mb3JkLCBDQSwgVVNBLiBw
+bWlzY2hlbEBzdGFuZm9yZC5lZHUuJiN4RDtDZW50ZXIgZm9yIFBlcnNvbmFsIER5bmFtaWMgUmVn
+dWxvbWVzLCBTdGFuZm9yZCBVbml2ZXJzaXR5LCBTdGFuZm9yZCwgQ0EsIFVTQS4gaG93Y2hhbmdA
+c3RhbmZvcmQuZWR1LiYjeEQ7RGVwYXJ0bWVudCBvZiBHZW5ldGljcywgU3RhbmZvcmQgVW5pdmVy
+c2l0eSwgU3RhbmZvcmQsIENBLCBVU0EuIGhvd2NoYW5nQHN0YW5mb3JkLmVkdS4mI3hEO0hvd2Fy
+ZCBIdWdoZXMgTWVkaWNhbCBJbnN0aXR1dGUsIFN0YW5mb3JkIFVuaXZlcnNpdHkgU2Nob29sIG9m
+IE1lZGljaW5lLCBTdGFuZm9yZCwgQ0EsIFVTQS4gaG93Y2hhbmdAc3RhbmZvcmQuZWR1LjwvYXV0
+aC1hZGRyZXNzPjx0aXRsZXM+PHRpdGxlPkNvb3JkaW5hdGVkIGluaGVyaXRhbmNlIG9mIGV4dHJh
+Y2hyb21vc29tYWwgRE5BcyBpbiBjYW5jZXIgY2VsbHM8L3RpdGxlPjxzZWNvbmRhcnktdGl0bGU+
+TmF0dXJlPC9zZWNvbmRhcnktdGl0bGU+PC90aXRsZXM+PHBlcmlvZGljYWw+PGZ1bGwtdGl0bGU+
+TmF0dXJlPC9mdWxsLXRpdGxlPjwvcGVyaW9kaWNhbD48cGFnZXM+MjAxLTIwOTwvcGFnZXM+PHZv
+bHVtZT42MzU8L3ZvbHVtZT48bnVtYmVyPjgwMzc8L251bWJlcj48ZWRpdGlvbj4yMDI0MTEwNjwv
+ZWRpdGlvbj48a2V5d29yZHM+PGtleXdvcmQ+SHVtYW5zPC9rZXl3b3JkPjxrZXl3b3JkPkNlbGwg
+TGluZSwgVHVtb3I8L2tleXdvcmQ+PGtleXdvcmQ+RXBpZ2VuZXNpcywgR2VuZXRpYy9nZW5ldGlj
+czwva2V5d29yZD48a2V5d29yZD4qRXh0cmFjaHJvbW9zb21hbCBJbmhlcml0YW5jZS9nZW5ldGlj
+czwva2V5d29yZD48a2V5d29yZD5HZW5lIERvc2FnZS9nZW5ldGljczwva2V5d29yZD48a2V5d29y
+ZD4qTWl0b3Npcy9nZW5ldGljczwva2V5d29yZD48a2V5d29yZD5Nb2RlbHMsIEdlbmV0aWM8L2tl
+eXdvcmQ+PGtleXdvcmQ+Kk5lb3BsYXNtcy9nZW5ldGljcy9wYXRob2xvZ3k8L2tleXdvcmQ+PGtl
+eXdvcmQ+T25jb2dlbmVzL2dlbmV0aWNzPC9rZXl3b3JkPjxrZXl3b3JkPlNpbmdsZS1DZWxsIEFu
+YWx5c2lzPC9rZXl3b3JkPjxrZXl3b3JkPlRyYW5zY3JpcHRpb24sIEdlbmV0aWM8L2tleXdvcmQ+
+PGtleXdvcmQ+KkROQS9nZW5ldGljcy9tZXRhYm9saXNtPC9rZXl3b3JkPjwva2V5d29yZHM+PGRh
+dGVzPjx5ZWFyPjIwMjQ8L3llYXI+PHB1Yi1kYXRlcz48ZGF0ZT5Ob3Y8L2RhdGU+PC9wdWItZGF0
+ZXM+PC9kYXRlcz48aXNibj4xNDc2LTQ2ODcgKEVsZWN0cm9uaWMpJiN4RDswMDI4LTA4MzYgKFBy
+aW50KSYjeEQ7MDAyOC0wODM2IChMaW5raW5nKTwvaXNibj48YWNjZXNzaW9uLW51bT4zOTUwNjE1
+MjwvYWNjZXNzaW9uLW51bT48dXJscz48cmVsYXRlZC11cmxzPjx1cmw+aHR0cHM6Ly93d3cubmNi
+aS5ubG0ubmloLmdvdi9wdWJtZWQvMzk1MDYxNTI8L3VybD48L3JlbGF0ZWQtdXJscz48L3VybHM+
+PGN1c3RvbTE+SC5ZLkMuIGlzIGEgY28tZm91bmRlciBvZiBBY2NlbnQgVGhlcmFwZXV0aWNzLCBC
+b3VuZGxlc3MgQmlvLCBDYXJ0b2dyYXBoeSBCaW9zY2llbmNlcyBhbmQgT3JiaXRhbCBUaGVyYXBl
+dXRpY3MsIGFuZCBhbiBhZHZpc29yIG9mIDEweCBHZW5vbWljcywgQXJzZW5hbCBCaW9zY2llbmNl
+cywgQ2hyb21hIE1lZGljaW5lIGFuZCBTcHJpbmcgRGlzY292ZXJ5LiBWLkIuIGlzIGEgY28tZm91
+bmRlciwgcGFpZCBjb25zdWx0YW50LCBzY2llbnRpZmljIGFkdmlzb3J5IGJvYXJkIG1lbWJlciBh
+bmQgaGFzIGVxdWl0eSBpbnRlcmVzdCBpbiBCb3VuZGxlc3MgQmlvIGFuZCBBYnRlcnJhLiBUaGUg
+dGVybXMgb2YgdGhpcyBhcnJhbmdlbWVudCBoYXZlIGJlZW4gcmV2aWV3ZWQgYW5kIGFwcHJvdmVk
+IGJ5IHRoZSBVbml2ZXJzaXR5IG9mIENhbGlmb3JuaWEsIFNhbiBEaWVnbyBpbiBhY2NvcmRhbmNl
+IHdpdGggaXRzIGNvbmZsaWN0LW9mLWludGVyZXN0IHBvbGljaWVzLiBNLkcuSi4gY29uc3VsdHMg
+Zm9yIGFuZCBob2xkcyBlcXVpdHkgaW4gVmV2byBUaGVyYXBldXRpY3MuIFAuUy5NLiBhbmQgQi5G
+LkMuIGFyZSBjby1mb3VuZGVycyBhbmQgYWR2aXNvcnMgb2YgQm91bmRsZXNzIEJpby4gVGhlIG90
+aGVyIGF1dGhvcnMgZGVjbGFyZSBubyBjb21wZXRpbmcgaW50ZXJlc3RzLjwvY3VzdG9tMT48Y3Vz
+dG9tMj5QTUMxMTU0MTAwNjwvY3VzdG9tMj48ZWxlY3Ryb25pYy1yZXNvdXJjZS1udW0+MTAuMTAz
+OC9zNDE1ODYtMDI0LTA3ODYxLTg8L2VsZWN0cm9uaWMtcmVzb3VyY2UtbnVtPjxyZW1vdGUtZGF0
+YWJhc2UtbmFtZT5NZWRsaW5lPC9yZW1vdGUtZGF0YWJhc2UtbmFtZT48cmVtb3RlLWRhdGFiYXNl
+LXByb3ZpZGVyPk5MTTwvcmVtb3RlLWRhdGFiYXNlLXByb3ZpZGVyPjwvcmVjb3JkPjwvQ2l0ZT48
+L0VuZE5vdGU+
+</w:fldData>
+        </w:fldChar>
+      </w:r>
+      <w:r>
+        <w:rPr>
+          <w:color w:val="000000" w:themeColor="text1"/>
+        </w:rPr>
+        <w:instrText xml:space="preserve"> ADDIN EN.CITE.DATA </w:instrText>
+      </w:r>
+      <w:r>
+        <w:rPr>
+          <w:b/>
+          <w:color w:val="000000" w:themeColor="text1"/>
+        </w:rPr>
+      </w:r>
+      <w:r>
+        <w:rPr>
+          <w:b/>
+          <w:color w:val="000000" w:themeColor="text1"/>
+        </w:rPr>
+        <w:fldChar w:fldCharType="end"/>
+      </w:r>
+      <w:r>
+        <w:rPr>
+          <w:b/>
+          <w:color w:val="000000" w:themeColor="text1"/>
+        </w:rPr>
+      </w:r>
+      <w:r>
+        <w:rPr>
+          <w:b/>
+          <w:color w:val="000000" w:themeColor="text1"/>
+        </w:rPr>
+        <w:fldChar w:fldCharType="separate"/>
+      </w:r>
+      <w:r>
+        <w:rPr>
+          <w:noProof/>
+          <w:color w:val="000000" w:themeColor="text1"/>
+          <w:vertAlign w:val="superscript"/>
+        </w:rPr>
+        <w:t>39</w:t>
+      </w:r>
+      <w:r>
+        <w:rPr>
+          <w:b/>
+          <w:color w:val="000000" w:themeColor="text1"/>
+        </w:rPr>
+        <w:fldChar w:fldCharType="end"/>
+      </w:r>
+      <w:r>
+        <w:rPr>
+          <w:color w:val="000000" w:themeColor="text1"/>
+        </w:rPr>
+        <w:t xml:space="preserve">; </w:t>
+      </w:r>
+      <w:r>
+        <w:rPr>
+          <w:bCs/>
+          <w:color w:val="000000" w:themeColor="text1"/>
+        </w:rPr>
+        <w:t xml:space="preserve">(iii) Exclusion: </w:t>
+      </w:r>
+      <w:r>
+        <w:rPr>
+          <w:color w:val="000000" w:themeColor="text1"/>
+        </w:rPr>
+        <w:t>The instrument should affect outcomes primarily through the defined exposure. While absolute exclusion is rare in biology, our framework incorporates sensitivity analyses to assess robustness to violations and uses negative control exposures to bound alternative pathways.</w:t>
+      </w:r>
+    </w:p>
+    <w:p>
+      <w:pPr>
+        <w:pStyle w:val="Heading2"/>
+      </w:pPr>
+      <w:r>
+        <w:t xml:space="preserve">ecDNA EGFR encoded Glioblastoma </w:t>
+      </w:r>
+      <w:proofErr w:type="gramStart"/>
+      <w:r>
+        <w:t>As</w:t>
+      </w:r>
+      <w:proofErr w:type="gramEnd"/>
+      <w:r>
+        <w:t xml:space="preserve"> Demonstration Model</w:t>
+      </w:r>
+    </w:p>
+    <w:p>
+      <w:pPr>
+        <w:pStyle w:val="PaperBody"/>
+      </w:pPr>
+      <w:r>
+        <w:t xml:space="preserve">To evaluate fundamental models for causal inference, we will utilize ecDNA within a glioblastoma setting. </w:t>
+      </w:r>
+      <w:proofErr w:type="spellStart"/>
+      <w:r>
+        <w:t>IMportantly</w:t>
+      </w:r>
+      <w:proofErr w:type="spellEnd"/>
+      <w:r>
+        <w:t xml:space="preserve">, this </w:t>
+      </w:r>
+      <w:r>
+        <w:t>work will</w:t>
+      </w:r>
+      <w:r>
+        <w:t xml:space="preserve"> transform spatial biology from descriptive mapping into rigorous causal analysis, directly addressing fundamental questions about therapeutic targets</w:t>
+      </w:r>
+      <w:r>
+        <w:rPr>
+          <w:bCs/>
+          <w:color w:val="000000" w:themeColor="text1"/>
+        </w:rPr>
+        <w:t>. For instance, in glioblastomas co-amplified for EGFR and MDM2, proliferative signatures cluster with EGFR-rich regions and hypoxic signatures with MDM2-rich regions</w:t>
+      </w:r>
+      <w:r>
+        <w:rPr>
+          <w:b/>
+          <w:bCs/>
+          <w:color w:val="000000" w:themeColor="text1"/>
+        </w:rPr>
+        <w:fldChar w:fldCharType="begin">
+          <w:fldData xml:space="preserve">PEVuZE5vdGU+PENpdGU+PEF1dGhvcj5XZWJiPC9BdXRob3I+PFllYXI+MjAyNTwvWWVhcj48UmVj
+TnVtPjM0PC9SZWNOdW0+PERpc3BsYXlUZXh0PjxzdHlsZSBmYWNlPSJzdXBlcnNjcmlwdCI+Mzg8
+L3N0eWxlPjwvRGlzcGxheVRleHQ+PHJlY29yZD48cmVjLW51bWJlcj4zODwvcmVjLW51bWJlcj48
+Zm9yZWlnbi1rZXlzPjxrZXkgYXBwPSJFTiIgZGItaWQ9Ijl6YTlmeno1bzJ3MDI3ZTU1cDZwd3c1
+NXY1eHpmYXQ5ZGZzYSIgdGltZXN0YW1wPSIxNzc2ODkyOTc2Ij4zODwva2V5PjwvZm9yZWlnbi1r
+ZXlzPjxyZWYtdHlwZSBuYW1lPSJKb3VybmFsIEFydGljbGUiPjE3PC9yZWYtdHlwZT48Y29udHJp
+YnV0b3JzPjxhdXRob3JzPjxhdXRob3I+V2ViYiwgTS4gRy48L2F1dGhvcj48YXV0aG9yPkNob3cs
+IEYuPC9hdXRob3I+PGF1dGhvcj5NY0N1bGxvdWdoLCBDLiBHLjwvYXV0aG9yPjxhdXRob3I+Wmhh
+bmcsIEIuPC9hdXRob3I+PGF1dGhvcj5MZWUsIEouIEouIFkuPC9hdXRob3I+PGF1dGhvcj5CYXNz
+aW91bmksIFIuPC9hdXRob3I+PGF1dGhvcj5HYXJyZXR0LCBOLiBFLiwgM3JkPC9hdXRob3I+PGF1
+dGhvcj5IdXJ0aCwgSy48L2F1dGhvcj48YXV0aG9yPkNhcnB0ZW4sIEouIEQuPC9hdXRob3I+PGF1
+dGhvcj5aYWRhLCBHLjwvYXV0aG9yPjxhdXRob3I+Q3JhaWcsIEQuIFcuPC9hdXRob3I+PC9hdXRo
+b3JzPjwvY29udHJpYnV0b3JzPjxhdXRoLWFkZHJlc3M+RGVwYXJ0bWVudCBvZiBUcmFuc2xhdGlv
+bmFsIEdlbm9taWNzLCBLZWNrIFNjaG9vbCBvZiBNZWRpY2luZSwgVW5pdmVyc2l0eSBvZiBTb3V0
+aGVybiBDYWxpZm9ybmlhLCBMb3MgQW5nZWxlcywgQ0EsIFVTQS4mI3hEO0RlcGFydG1lbnQgb2Yg
+TmV1cm9sb2dpY2FsIFN1cmdlcnksIEtlY2sgU2Nob29sIG9mIE1lZGljaW5lLCBVbml2ZXJzaXR5
+IG9mIFNvdXRoZXJuIENhbGlmb3JuaWEsIExvcyBBbmdlbGVzLCBDQSwgVVNBLiYjeEQ7RGVwYXJ0
+bWVudCBvZiBJbnRlZ3JhdGl2ZSBUcmFuc2xhdGlvbmFsIFNjaWVuY2VzLCBDaXR5IG9mIEhvcGUs
+IER1YXJ0ZSwgQ0EsIFVTQS4mI3hEO0RlcGFydG1lbnQgb2YgUGF0aG9sb2d5LCBLZWNrIFNjaG9v
+bCBvZiBNZWRpY2luZSwgVW5pdmVyc2l0eSBvZiBTb3V0aGVybiBDYWxpZm9ybmlhLCBMb3MgQW5n
+ZWxlcywgQ0EsIFVTQS4mI3hEO0RlcGFydG1lbnQgb2YgTmV1cm9sb2dpY2FsIFN1cmdlcnksIEtl
+Y2sgU2Nob29sIG9mIE1lZGljaW5lLCBVbml2ZXJzaXR5IG9mIFNvdXRoZXJuIENhbGlmb3JuaWEs
+IExvcyBBbmdlbGVzLCBDQSwgVVNBLiBHYWJyaWVsLlphZGFAbWVkLnVzYy5lZHUuJiN4RDtEZXBh
+cnRtZW50IG9mIFRyYW5zbGF0aW9uYWwgR2Vub21pY3MsIEtlY2sgU2Nob29sIG9mIE1lZGljaW5l
+LCBVbml2ZXJzaXR5IG9mIFNvdXRoZXJuIENhbGlmb3JuaWEsIExvcyBBbmdlbGVzLCBDQSwgVVNB
+LiBkYWNyYWlnQGNvaC5vcmcuJiN4RDtEZXBhcnRtZW50IG9mIEludGVncmF0aXZlIFRyYW5zbGF0
+aW9uYWwgU2NpZW5jZXMsIENpdHkgb2YgSG9wZSwgRHVhcnRlLCBDQSwgVVNBLiBkYWNyYWlnQGNv
+aC5vcmcuPC9hdXRoLWFkZHJlc3M+PHRpdGxlcz48dGl0bGU+UmVzb2x2aW5nIHNwYXRpYWwgc3Vi
+Y2xvbmFsIGdlbm9taWMgaGV0ZXJvZ2VuZWl0eSBvZiBsb3NzIG9mIGhldGVyb3p5Z29zaXR5IGFu
+ZCBleHRyYWNocm9tb3NvbWFsIEROQSBpbiBnbGlvbWFzPC90aXRsZT48c2Vjb25kYXJ5LXRpdGxl
+Pk5hdCBDb21tdW48L3NlY29uZGFyeS10aXRsZT48L3RpdGxlcz48cGVyaW9kaWNhbD48ZnVsbC10
+aXRsZT5OYXQgQ29tbXVuPC9mdWxsLXRpdGxlPjwvcGVyaW9kaWNhbD48cGFnZXM+NTI5MDwvcGFn
+ZXM+PHZvbHVtZT4xNjwvdm9sdW1lPjxudW1iZXI+MTwvbnVtYmVyPjxlZGl0aW9uPjIwMjUwNjEz
+PC9lZGl0aW9uPjxrZXl3b3Jkcz48a2V5d29yZD5IdW1hbnM8L2tleXdvcmQ+PGtleXdvcmQ+Kkxv
+c3Mgb2YgSGV0ZXJvenlnb3NpdHkvZ2VuZXRpY3M8L2tleXdvcmQ+PGtleXdvcmQ+KkdsaW9tYS9n
+ZW5ldGljcy9wYXRob2xvZ3k8L2tleXdvcmQ+PGtleXdvcmQ+VHVtb3IgU3VwcHJlc3NvciBQcm90
+ZWluIHA1My9nZW5ldGljczwva2V5d29yZD48a2V5d29yZD5FcmJCIFJlY2VwdG9ycy9nZW5ldGlj
+czwva2V5d29yZD48a2V5d29yZD4qQnJhaW4gTmVvcGxhc21zL2dlbmV0aWNzL3BhdGhvbG9neTwv
+a2V5d29yZD48a2V5d29yZD5ETkEgQ29weSBOdW1iZXIgVmFyaWF0aW9uczwva2V5d29yZD48a2V5
+d29yZD5HbGlvYmxhc3RvbWEvZ2VuZXRpY3MvcGF0aG9sb2d5PC9rZXl3b3JkPjxrZXl3b3JkPkdl
+bmV0aWMgSGV0ZXJvZ2VuZWl0eTwva2V5d29yZD48a2V5d29yZD5Qcm90by1PbmNvZ2VuZSBQcm90
+ZWlucyBjLW1kbTIvZ2VuZXRpY3M8L2tleXdvcmQ+PGtleXdvcmQ+RmVtYWxlPC9rZXl3b3JkPjxr
+ZXl3b3JkPk1hbGU8L2tleXdvcmQ+PGtleXdvcmQ+TWlkZGxlIEFnZWQ8L2tleXdvcmQ+PGtleXdv
+cmQ+R2VuZSBBbXBsaWZpY2F0aW9uPC9rZXl3b3JkPjxrZXl3b3JkPk11dGF0aW9uPC9rZXl3b3Jk
+Pjwva2V5d29yZHM+PGRhdGVzPjx5ZWFyPjIwMjU8L3llYXI+PHB1Yi1kYXRlcz48ZGF0ZT5KdW4g
+MTM8L2RhdGU+PC9wdWItZGF0ZXM+PC9kYXRlcz48aXNibj4yMDQxLTE3MjMgKEVsZWN0cm9uaWMp
+JiN4RDsyMDQxLTE3MjMgKExpbmtpbmcpPC9pc2JuPjxhY2Nlc3Npb24tbnVtPjQwNTE0MzgwPC9h
+Y2Nlc3Npb24tbnVtPjx1cmxzPjxyZWxhdGVkLXVybHM+PHVybD5odHRwczovL3d3dy5uY2JpLm5s
+bS5uaWguZ292L3B1Ym1lZC80MDUxNDM4MDwvdXJsPjwvcmVsYXRlZC11cmxzPjwvdXJscz48Y3Vz
+dG9tMT5Db21wZXRpbmcgaW50ZXJlc3RzOiBUaGUgYXV0aG9ycyBkZWNsYXJlIG5vIGNvbXBldGlu
+ZyBpbnRlcmVzdHMuPC9jdXN0b20xPjxjdXN0b20yPlBNQzEyMTY2MDg2PC9jdXN0b20yPjxlbGVj
+dHJvbmljLXJlc291cmNlLW51bT4xMC4xMDM4L3M0MTQ2Ny0wMjUtNTk4MDUtejwvZWxlY3Ryb25p
+Yy1yZXNvdXJjZS1udW0+PHJlbW90ZS1kYXRhYmFzZS1uYW1lPk1lZGxpbmU8L3JlbW90ZS1kYXRh
+YmFzZS1uYW1lPjxyZW1vdGUtZGF0YWJhc2UtcHJvdmlkZXI+TkxNPC9yZW1vdGUtZGF0YWJhc2Ut
+cHJvdmlkZXI+PC9yZWNvcmQ+PC9DaXRlPjwvRW5kTm90ZT4A
+</w:fldData>
+        </w:fldChar>
+      </w:r>
+      <w:r>
+        <w:rPr>
+          <w:bCs/>
+          <w:color w:val="000000" w:themeColor="text1"/>
+        </w:rPr>
+        <w:instrText xml:space="preserve"> ADDIN EN.CITE </w:instrText>
+      </w:r>
+      <w:r>
+        <w:rPr>
+          <w:b/>
+          <w:bCs/>
+          <w:color w:val="000000" w:themeColor="text1"/>
+        </w:rPr>
+        <w:fldChar w:fldCharType="begin">
+          <w:fldData xml:space="preserve">PEVuZE5vdGU+PENpdGU+PEF1dGhvcj5XZWJiPC9BdXRob3I+PFllYXI+MjAyNTwvWWVhcj48UmVj
+TnVtPjM0PC9SZWNOdW0+PERpc3BsYXlUZXh0PjxzdHlsZSBmYWNlPSJzdXBlcnNjcmlwdCI+Mzg8
+L3N0eWxlPjwvRGlzcGxheVRleHQ+PHJlY29yZD48cmVjLW51bWJlcj4zODwvcmVjLW51bWJlcj48
+Zm9yZWlnbi1rZXlzPjxrZXkgYXBwPSJFTiIgZGItaWQ9Ijl6YTlmeno1bzJ3MDI3ZTU1cDZwd3c1
+NXY1eHpmYXQ5ZGZzYSIgdGltZXN0YW1wPSIxNzc2ODkyOTc2Ij4zODwva2V5PjwvZm9yZWlnbi1r
+ZXlzPjxyZWYtdHlwZSBuYW1lPSJKb3VybmFsIEFydGljbGUiPjE3PC9yZWYtdHlwZT48Y29udHJp
+YnV0b3JzPjxhdXRob3JzPjxhdXRob3I+V2ViYiwgTS4gRy48L2F1dGhvcj48YXV0aG9yPkNob3cs
+IEYuPC9hdXRob3I+PGF1dGhvcj5NY0N1bGxvdWdoLCBDLiBHLjwvYXV0aG9yPjxhdXRob3I+Wmhh
+bmcsIEIuPC9hdXRob3I+PGF1dGhvcj5MZWUsIEouIEouIFkuPC9hdXRob3I+PGF1dGhvcj5CYXNz
+aW91bmksIFIuPC9hdXRob3I+PGF1dGhvcj5HYXJyZXR0LCBOLiBFLiwgM3JkPC9hdXRob3I+PGF1
+dGhvcj5IdXJ0aCwgSy48L2F1dGhvcj48YXV0aG9yPkNhcnB0ZW4sIEouIEQuPC9hdXRob3I+PGF1
+dGhvcj5aYWRhLCBHLjwvYXV0aG9yPjxhdXRob3I+Q3JhaWcsIEQuIFcuPC9hdXRob3I+PC9hdXRo
+b3JzPjwvY29udHJpYnV0b3JzPjxhdXRoLWFkZHJlc3M+RGVwYXJ0bWVudCBvZiBUcmFuc2xhdGlv
+bmFsIEdlbm9taWNzLCBLZWNrIFNjaG9vbCBvZiBNZWRpY2luZSwgVW5pdmVyc2l0eSBvZiBTb3V0
+aGVybiBDYWxpZm9ybmlhLCBMb3MgQW5nZWxlcywgQ0EsIFVTQS4mI3hEO0RlcGFydG1lbnQgb2Yg
+TmV1cm9sb2dpY2FsIFN1cmdlcnksIEtlY2sgU2Nob29sIG9mIE1lZGljaW5lLCBVbml2ZXJzaXR5
+IG9mIFNvdXRoZXJuIENhbGlmb3JuaWEsIExvcyBBbmdlbGVzLCBDQSwgVVNBLiYjeEQ7RGVwYXJ0
+bWVudCBvZiBJbnRlZ3JhdGl2ZSBUcmFuc2xhdGlvbmFsIFNjaWVuY2VzLCBDaXR5IG9mIEhvcGUs
+IER1YXJ0ZSwgQ0EsIFVTQS4mI3hEO0RlcGFydG1lbnQgb2YgUGF0aG9sb2d5LCBLZWNrIFNjaG9v
+bCBvZiBNZWRpY2luZSwgVW5pdmVyc2l0eSBvZiBTb3V0aGVybiBDYWxpZm9ybmlhLCBMb3MgQW5n
+ZWxlcywgQ0EsIFVTQS4mI3hEO0RlcGFydG1lbnQgb2YgTmV1cm9sb2dpY2FsIFN1cmdlcnksIEtl
+Y2sgU2Nob29sIG9mIE1lZGljaW5lLCBVbml2ZXJzaXR5IG9mIFNvdXRoZXJuIENhbGlmb3JuaWEs
+IExvcyBBbmdlbGVzLCBDQSwgVVNBLiBHYWJyaWVsLlphZGFAbWVkLnVzYy5lZHUuJiN4RDtEZXBh
+cnRtZW50IG9mIFRyYW5zbGF0aW9uYWwgR2Vub21pY3MsIEtlY2sgU2Nob29sIG9mIE1lZGljaW5l
+LCBVbml2ZXJzaXR5IG9mIFNvdXRoZXJuIENhbGlmb3JuaWEsIExvcyBBbmdlbGVzLCBDQSwgVVNB
+LiBkYWNyYWlnQGNvaC5vcmcuJiN4RDtEZXBhcnRtZW50IG9mIEludGVncmF0aXZlIFRyYW5zbGF0
+aW9uYWwgU2NpZW5jZXMsIENpdHkgb2YgSG9wZSwgRHVhcnRlLCBDQSwgVVNBLiBkYWNyYWlnQGNv
+aC5vcmcuPC9hdXRoLWFkZHJlc3M+PHRpdGxlcz48dGl0bGU+UmVzb2x2aW5nIHNwYXRpYWwgc3Vi
+Y2xvbmFsIGdlbm9taWMgaGV0ZXJvZ2VuZWl0eSBvZiBsb3NzIG9mIGhldGVyb3p5Z29zaXR5IGFu
+ZCBleHRyYWNocm9tb3NvbWFsIEROQSBpbiBnbGlvbWFzPC90aXRsZT48c2Vjb25kYXJ5LXRpdGxl
+Pk5hdCBDb21tdW48L3NlY29uZGFyeS10aXRsZT48L3RpdGxlcz48cGVyaW9kaWNhbD48ZnVsbC10
+aXRsZT5OYXQgQ29tbXVuPC9mdWxsLXRpdGxlPjwvcGVyaW9kaWNhbD48cGFnZXM+NTI5MDwvcGFn
+ZXM+PHZvbHVtZT4xNjwvdm9sdW1lPjxudW1iZXI+MTwvbnVtYmVyPjxlZGl0aW9uPjIwMjUwNjEz
+PC9lZGl0aW9uPjxrZXl3b3Jkcz48a2V5d29yZD5IdW1hbnM8L2tleXdvcmQ+PGtleXdvcmQ+Kkxv
+c3Mgb2YgSGV0ZXJvenlnb3NpdHkvZ2VuZXRpY3M8L2tleXdvcmQ+PGtleXdvcmQ+KkdsaW9tYS9n
+ZW5ldGljcy9wYXRob2xvZ3k8L2tleXdvcmQ+PGtleXdvcmQ+VHVtb3IgU3VwcHJlc3NvciBQcm90
+ZWluIHA1My9nZW5ldGljczwva2V5d29yZD48a2V5d29yZD5FcmJCIFJlY2VwdG9ycy9nZW5ldGlj
+czwva2V5d29yZD48a2V5d29yZD4qQnJhaW4gTmVvcGxhc21zL2dlbmV0aWNzL3BhdGhvbG9neTwv
+a2V5d29yZD48a2V5d29yZD5ETkEgQ29weSBOdW1iZXIgVmFyaWF0aW9uczwva2V5d29yZD48a2V5
+d29yZD5HbGlvYmxhc3RvbWEvZ2VuZXRpY3MvcGF0aG9sb2d5PC9rZXl3b3JkPjxrZXl3b3JkPkdl
+bmV0aWMgSGV0ZXJvZ2VuZWl0eTwva2V5d29yZD48a2V5d29yZD5Qcm90by1PbmNvZ2VuZSBQcm90
+ZWlucyBjLW1kbTIvZ2VuZXRpY3M8L2tleXdvcmQ+PGtleXdvcmQ+RmVtYWxlPC9rZXl3b3JkPjxr
+ZXl3b3JkPk1hbGU8L2tleXdvcmQ+PGtleXdvcmQ+TWlkZGxlIEFnZWQ8L2tleXdvcmQ+PGtleXdv
+cmQ+R2VuZSBBbXBsaWZpY2F0aW9uPC9rZXl3b3JkPjxrZXl3b3JkPk11dGF0aW9uPC9rZXl3b3Jk
+Pjwva2V5d29yZHM+PGRhdGVzPjx5ZWFyPjIwMjU8L3llYXI+PHB1Yi1kYXRlcz48ZGF0ZT5KdW4g
+MTM8L2RhdGU+PC9wdWItZGF0ZXM+PC9kYXRlcz48aXNibj4yMDQxLTE3MjMgKEVsZWN0cm9uaWMp
+JiN4RDsyMDQxLTE3MjMgKExpbmtpbmcpPC9pc2JuPjxhY2Nlc3Npb24tbnVtPjQwNTE0MzgwPC9h
+Y2Nlc3Npb24tbnVtPjx1cmxzPjxyZWxhdGVkLXVybHM+PHVybD5odHRwczovL3d3dy5uY2JpLm5s
+bS5uaWguZ292L3B1Ym1lZC80MDUxNDM4MDwvdXJsPjwvcmVsYXRlZC11cmxzPjwvdXJscz48Y3Vz
+dG9tMT5Db21wZXRpbmcgaW50ZXJlc3RzOiBUaGUgYXV0aG9ycyBkZWNsYXJlIG5vIGNvbXBldGlu
+ZyBpbnRlcmVzdHMuPC9jdXN0b20xPjxjdXN0b20yPlBNQzEyMTY2MDg2PC9jdXN0b20yPjxlbGVj
+dHJvbmljLXJlc291cmNlLW51bT4xMC4xMDM4L3M0MTQ2Ny0wMjUtNTk4MDUtejwvZWxlY3Ryb25p
+Yy1yZXNvdXJjZS1udW0+PHJlbW90ZS1kYXRhYmFzZS1uYW1lPk1lZGxpbmU8L3JlbW90ZS1kYXRh
+YmFzZS1uYW1lPjxyZW1vdGUtZGF0YWJhc2UtcHJvdmlkZXI+TkxNPC9yZW1vdGUtZGF0YWJhc2Ut
+cHJvdmlkZXI+PC9yZWNvcmQ+PC9DaXRlPjwvRW5kTm90ZT4A
+</w:fldData>
+        </w:fldChar>
+      </w:r>
+      <w:r>
+        <w:rPr>
+          <w:bCs/>
+          <w:color w:val="000000" w:themeColor="text1"/>
+        </w:rPr>
+        <w:instrText xml:space="preserve"> ADDIN EN.CITE.DATA </w:instrText>
+      </w:r>
+      <w:r>
+        <w:rPr>
+          <w:b/>
+          <w:bCs/>
+          <w:color w:val="000000" w:themeColor="text1"/>
+        </w:rPr>
+      </w:r>
+      <w:r>
+        <w:rPr>
+          <w:b/>
+          <w:bCs/>
+          <w:color w:val="000000" w:themeColor="text1"/>
+        </w:rPr>
+        <w:fldChar w:fldCharType="end"/>
+      </w:r>
+      <w:r>
+        <w:rPr>
+          <w:b/>
+          <w:bCs/>
+          <w:color w:val="000000" w:themeColor="text1"/>
+        </w:rPr>
+      </w:r>
+      <w:r>
+        <w:rPr>
+          <w:b/>
+          <w:bCs/>
+          <w:color w:val="000000" w:themeColor="text1"/>
+        </w:rPr>
+        <w:fldChar w:fldCharType="separate"/>
+      </w:r>
+      <w:r>
+        <w:rPr>
+          <w:bCs/>
+          <w:noProof/>
+          <w:color w:val="000000" w:themeColor="text1"/>
+          <w:vertAlign w:val="superscript"/>
+        </w:rPr>
+        <w:t>38</w:t>
+      </w:r>
+      <w:r>
+        <w:rPr>
+          <w:b/>
+          <w:bCs/>
+          <w:color w:val="000000" w:themeColor="text1"/>
+        </w:rPr>
+        <w:fldChar w:fldCharType="end"/>
+      </w:r>
+      <w:r>
+        <w:rPr>
+          <w:bCs/>
+          <w:color w:val="000000" w:themeColor="text1"/>
+        </w:rPr>
+        <w:t>. Current methods cannot determine whether EGFR amplification directly triggers proliferation or is simply retained preferentially by proliferating cells. Likewise, it remains unclear if MDM2 amplification drives hypoxia adaptation or merely arises within hypoxic microenvironments. Answering these causal questions is critical: therapies targeting EGFR would only be effective if EGFR amplification causally drives proliferation rather than coincidentally tracking it.</w:t>
+      </w:r>
+    </w:p>
+    <w:p>
+      <w:pPr>
+        <w:pStyle w:val="Heading2"/>
+      </w:pPr>
+      <w:r>
+        <w:t>Framework and scope</w:t>
+      </w:r>
+    </w:p>
+    <w:p>
+      <w:pPr>
+        <w:pStyle w:val="PaperBody"/>
       </w:pPr>
       <w:r>
         <w:t xml:space="preserve">In this work, we formalize the SIV framework within a structural causal model appropriate for spatial tumor biology, derive the statistical estimators, diagnostics, and sensitivity analyses needed for rigorous causal inference, and develop a </w:t>
@@ -1095,7 +6723,10 @@
         <w:t>CAUSANTA</w:t>
       </w:r>
       <w:r>
-        <w:t xml:space="preserve">), an analysis and simulation that embeds known causal structure into realistic tumor tissue to enable validation of causal discovery methods against ground truth. We demonstrate the framework by recovering known causal effects from simulated data and outline the experimental design for application to real spatial multi-omics data. We further extend the framework to multi-instrument settings in which independent ecDNA species carrying different oncogenes enable factorial experimental designs within a single </w:t>
+        <w:t>), an analysis and simulation that embeds known causal structure into realistic tumor tissue to enable validation of causal discovery methods against ground truth. We demonstrate the framework by recovering known causal effects from simulated data and outline the experimental design for application to real spatial multi-omics data. We further extend the framework to multi-</w:t>
+      </w:r>
+      <w:r>
+        <w:t xml:space="preserve">instrument settings in which independent ecDNA species carrying different oncogenes enable factorial experimental designs within a single </w:t>
       </w:r>
       <w:proofErr w:type="gramStart"/>
       <w:r>
@@ -1672,11 +7303,20 @@
           <w:rPr>
             <w:rFonts w:ascii="Cambria Math" w:hAnsi="Cambria Math"/>
           </w:rPr>
-          <m:t>=0.5</m:t>
+          <m:t>=</m:t>
+        </m:r>
+        <m:r>
+          <m:rPr>
+            <m:sty m:val="p"/>
+          </m:rPr>
+          <w:rPr>
+            <w:rFonts w:ascii="Cambria Math" w:hAnsi="Cambria Math"/>
+          </w:rPr>
+          <m:t>1.2</m:t>
         </m:r>
       </m:oMath>
       <w:r>
-        <w:t xml:space="preserve"> is the expression contribution per ecDNA copy, </w:t>
+        <w:t xml:space="preserve">is the expression contribution per ecDNA copy, </w:t>
       </w:r>
       <m:oMath>
         <m:sSub>
@@ -2226,7 +7866,6 @@
         <w:pStyle w:val="PaperBody"/>
       </w:pPr>
       <w:r>
-        <w:lastRenderedPageBreak/>
         <w:t xml:space="preserve">Hypoxia status </w:t>
       </w:r>
       <w:r>
@@ -2286,7 +7925,13 @@
           <w:rPr>
             <w:rFonts w:ascii="Cambria Math" w:hAnsi="Cambria Math"/>
           </w:rPr>
-          <m:t>10</m:t>
+          <m:t>1</m:t>
+        </m:r>
+        <m:r>
+          <w:rPr>
+            <w:rFonts w:ascii="Cambria Math" w:hAnsi="Cambria Math"/>
+          </w:rPr>
+          <m:t>8</m:t>
         </m:r>
       </m:oMath>
       <w:r>
@@ -2526,7 +8171,7 @@
           <w:rPr>
             <w:rFonts w:ascii="Cambria Math" w:hAnsi="Cambria Math"/>
           </w:rPr>
-          <m:t>36</m:t>
+          <m:t>24</m:t>
         </m:r>
       </m:oMath>
       <w:r>
@@ -3984,7 +9629,13 @@
           <w:rPr>
             <w:rFonts w:ascii="Cambria Math" w:hAnsi="Cambria Math"/>
           </w:rPr>
-          <m:t>0.2</m:t>
+          <m:t>0.</m:t>
+        </m:r>
+        <m:r>
+          <w:rPr>
+            <w:rFonts w:ascii="Cambria Math" w:hAnsi="Cambria Math"/>
+          </w:rPr>
+          <m:t>5</m:t>
         </m:r>
       </m:oMath>
       <w:r>
@@ -4996,10 +10647,7 @@
         </m:acc>
       </m:oMath>
       <w:r>
-        <w:t xml:space="preserve"> capture only the variation in X attributable to the random instrument Z. In the second stage, we regress outcome on predicted exposure, </w:t>
-      </w:r>
-      <w:r>
-        <w:t xml:space="preserve">wheretThe coefficient </w:t>
+        <w:t xml:space="preserve"> capture only the variation in X attributable to the random instrument Z. In the second stage, we regress outcome on predicted exposure, wheretThe coefficient </w:t>
       </w:r>
       <m:oMath>
         <m:sSub>
@@ -5960,7 +11608,10 @@
         <w:t xml:space="preserve"> </w:t>
       </w:r>
       <w:r>
-        <w:t xml:space="preserve">For ecDNA, we expect strong instruments because gene dosage effects are large: each additional ecDNA copy increases expression by approximately </w:t>
+        <w:t xml:space="preserve">For ecDNA, we expect strong instruments because gene dosage effects are large: each additional </w:t>
+      </w:r>
+      <w:r>
+        <w:t xml:space="preserve">ecDNA copy increases expression by approximately </w:t>
       </w:r>
       <m:oMath>
         <m:r>
@@ -6853,11 +12504,7 @@
         <w:t xml:space="preserve">Beyond estimating pre-specified effects, we implement algorithms to discover causal structure directly from data. The constraint-based approach begins from a complete graph and tests conditional independence between all pairs of variables given increasingly large conditioning sets, removing edges when conditional independence holds and orienting the remaining edges using collider detection and acyclicity constraints. The score-based approach, the </w:t>
       </w:r>
       <w:r>
-        <w:t xml:space="preserve">GES algorithm, </w:t>
-      </w:r>
-      <w:r>
-        <w:lastRenderedPageBreak/>
-        <w:t>greedily adds, removes, and reverses edges to maximize the Bayesian Information Criterion while</w:t>
+        <w:t>GES algorithm, greedily adds, removes, and reverses edges to maximize the Bayesian Information Criterion while</w:t>
       </w:r>
       <w:r>
         <w:t xml:space="preserve"> maintaining acyclicity, exploring the space of equivalence classes of directed acyclic graphs.</w:t>
@@ -7547,7 +13194,11 @@
       <w:bookmarkStart w:id="6" w:name="immune-system"/>
       <w:bookmarkEnd w:id="5"/>
       <w:r>
-        <w:t xml:space="preserve">ecDNA replication and segregation follow a two-phase process. During S phase, each copy replicates with 95% fidelity, approximately doubling the pool. During M phase, the replicated pool segregates to daughter cells via a </w:t>
+        <w:t xml:space="preserve">ecDNA replication and segregation follow a two-phase process. During S phase, each copy replicates with 95% fidelity, approximately doubling the pool. During M </w:t>
+      </w:r>
+      <w:r>
+        <w:lastRenderedPageBreak/>
+        <w:t xml:space="preserve">phase, the replicated pool segregates to daughter cells via a </w:t>
       </w:r>
       <w:proofErr w:type="gramStart"/>
       <w:r>
@@ -9013,11 +14664,7 @@
           </mc:Choice>
           <mc:Fallback>
             <w:pict>
-              <v:shapetype w14:anchorId="4744FB8F" id="_x0000_t202" coordsize="21600,21600" o:spt="202" path="m,l,21600r21600,l21600,xe">
-                <v:stroke joinstyle="miter"/>
-                <v:path gradientshapeok="t" o:connecttype="rect"/>
-              </v:shapetype>
-              <v:shape id="_x0000_s1027" type="#_x0000_t202" style="position:absolute;left:0;text-align:left;margin-left:314pt;margin-top:521pt;width:260pt;height:168pt;z-index:-251653120;visibility:visible;mso-wrap-style:square;mso-width-percent:0;mso-height-percent:0;mso-wrap-distance-left:3.6pt;mso-wrap-distance-top:0;mso-wrap-distance-right:3.6pt;mso-wrap-distance-bottom:0;mso-position-horizontal:absolute;mso-position-horizontal-relative:page;mso-position-vertical:absolute;mso-position-vertical-relative:page;mso-width-percent:0;mso-height-percent:0;mso-width-relative:margin;mso-height-relative:margin;v-text-anchor:top" o:gfxdata="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" fillcolor="white [3201]" stroked="f" strokeweight=".5pt">
+              <v:shape w14:anchorId="4744FB8F" id="_x0000_s1028" type="#_x0000_t202" style="position:absolute;left:0;text-align:left;margin-left:314pt;margin-top:521pt;width:260pt;height:168pt;z-index:-251653120;visibility:visible;mso-wrap-style:square;mso-width-percent:0;mso-height-percent:0;mso-wrap-distance-left:3.6pt;mso-wrap-distance-top:0;mso-wrap-distance-right:3.6pt;mso-wrap-distance-bottom:0;mso-position-horizontal:absolute;mso-position-horizontal-relative:page;mso-position-vertical:absolute;mso-position-vertical-relative:page;mso-width-percent:0;mso-height-percent:0;mso-width-relative:margin;mso-height-relative:margin;v-text-anchor:top" o:gfxdata="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" fillcolor="white [3201]" stroked="f" strokeweight=".5pt">
                 <v:textbox inset="2.16pt,2.16pt,2.16pt,2.16pt">
                   <w:txbxContent>
                     <w:tbl>
@@ -10433,7 +16080,10 @@
         <w:pStyle w:val="PaperBody"/>
       </w:pPr>
       <w:r>
-        <w:t>Standard regression cannot distinguish these scenarios. Controlling for measured hypoxia markers (HIF-1α, VEGF, GLUT1) is insufficient because hypoxia is spatially heterogeneous at scales below measurement resolution and incompletely captured by any finite set of markers. The confounding bias can be substantial: in our simulations, OLS overestimates the true causal effect by 140%.</w:t>
+        <w:t xml:space="preserve">Standard regression cannot distinguish these scenarios. Controlling for measured hypoxia markers (HIF-1α, VEGF, GLUT1) is insufficient because hypoxia is spatially </w:t>
+      </w:r>
+      <w:r>
+        <w:t>heterogeneous at scales below measurement resolution and incompletely captured by any finite set of markers. The confounding bias can be substantial: in our simulations, OLS overestimates the true causal effect by 140%.</w:t>
       </w:r>
     </w:p>
     <w:p>
@@ -10468,7 +16118,15 @@
         <w:t>{Hung, 2024 #1}</w:t>
       </w:r>
       <w:r>
-        <w:t>. Unlike homogeneously staining regions (HSRs), which represent chromosomally integrated amplifications, ecDNA exist as autonomous genetic elements in the nucleus. They are found in approximately 30% of cancers across diverse histologies, with particularly high prevalence in glioblastoma (&gt;40%), neuroblastoma, and aggressive carcinomas of the breast, lung, and ovary.</w:t>
+        <w:t xml:space="preserve">. Unlike homogeneously staining regions (HSRs), which represent chromosomally integrated amplifications, ecDNA exist as autonomous genetic elements in the nucleus. They are found in approximately 30% of cancers across diverse </w:t>
+      </w:r>
+      <w:proofErr w:type="spellStart"/>
+      <w:r>
+        <w:t>histologies</w:t>
+      </w:r>
+      <w:proofErr w:type="spellEnd"/>
+      <w:r>
+        <w:t>, with particularly high prevalence in glioblastoma (&gt;40%), neuroblastoma, and aggressive carcinomas of the breast, lung, and ovary.</w:t>
       </w:r>
       <w:r>
         <w:rPr>
@@ -10485,7 +16143,15 @@
         <w:pStyle w:val="PaperBody"/>
       </w:pPr>
       <w:r>
-        <w:t>The molecular biology of ecDNA has been elucidated through a combination of metaphase FISH, circle-seq, and long-read sequencing. ecDNA arise through chromothripsis, breakage-fusion-bridge cycles, or other catastrophic genomic events that excise oncogene-containing regions from chromosomes. Once formed, ecDNA replicate during S phase using the same replication machinery as chromosomal DNA, but they lack three critical features: centromeres, telomeres, and regular chromatin compaction. The absence of centromeres is the key property for our framework.</w:t>
+        <w:t xml:space="preserve">The molecular biology of ecDNA has been elucidated through a combination of metaphase FISH, circle-seq, and long-read sequencing. ecDNA arise through </w:t>
+      </w:r>
+      <w:proofErr w:type="spellStart"/>
+      <w:r>
+        <w:t>chromothripsis</w:t>
+      </w:r>
+      <w:proofErr w:type="spellEnd"/>
+      <w:r>
+        <w:t>, breakage-fusion-bridge cycles, or other catastrophic genomic events that excise oncogene-containing regions from chromosomes. Once formed, ecDNA replicate during S phase using the same replication machinery as chromosomal DNA, but they lack three critical features: centromeres, telomeres, and regular chromatin compaction. The absence of centromeres is the key property for our framework.</w:t>
       </w:r>
     </w:p>
     <w:p>
@@ -10493,7 +16159,6 @@
         <w:pStyle w:val="Heading2"/>
       </w:pPr>
       <w:r>
-        <w:lastRenderedPageBreak/>
         <w:t>The mechanism of stochastic segregation.</w:t>
       </w:r>
     </w:p>
@@ -10526,7 +16191,11 @@
         <w:pStyle w:val="PaperBody"/>
       </w:pPr>
       <w:r>
-        <w:t>Even genetically identical cells, clones derived from a single ancestor, rapidly diverge in ecDNA copy number as they proliferate. After just 10 cell divisions, sibling lineages can differ by an order of magnitude in copy number. This creates a natural dose-response experiment within the tumor: cells with high copy number overexpress the ecDNA-encoded oncogene, while cells with low copy number express it at near-normal levels, yet both share the same genetic background, spatial origin, and developmental history up to the point of segregation.</w:t>
+        <w:t xml:space="preserve">Even genetically identical cells, clones derived from a single ancestor, rapidly diverge in ecDNA copy number as they proliferate. After just 10 cell divisions, sibling lineages can differ by an order of magnitude in copy number. This creates a natural dose-response experiment within the tumor: cells with high copy number overexpress the ecDNA-encoded </w:t>
+      </w:r>
+      <w:r>
+        <w:lastRenderedPageBreak/>
+        <w:t>oncogene, while cells with low copy number express it at near-normal levels, yet both share the same genetic background, spatial origin, and developmental history up to the point of segregation.</w:t>
       </w:r>
     </w:p>
     <w:p>
@@ -10662,10 +16331,7 @@
         <w:t>I</w:t>
       </w:r>
       <w:r>
-        <w:t xml:space="preserve">ndependence holds because the physical allocation of ecDNA at cell division is governed by the mechanics of cytokinesis, not by any cellular program </w:t>
-      </w:r>
-      <w:r>
-        <w:t xml:space="preserve">responsive to the microenvironment. Hypoxia affects gene expression, metabolism, and migration, but it does not reach into the dividing cell and bias which daughter receives more ecDNA circles. Conditioned on parent copy number, the daughter allocation is </w:t>
+        <w:t xml:space="preserve">ndependence holds because the physical allocation of ecDNA at cell division is governed by the mechanics of cytokinesis, not by any cellular program responsive to the microenvironment. Hypoxia affects gene expression, metabolism, and migration, but it does not reach into the dividing cell and bias which daughter receives more ecDNA circles. Conditioned on parent copy number, the daughter allocation is </w:t>
       </w:r>
       <w:proofErr w:type="gramStart"/>
       <w:r>
@@ -10702,7 +16368,10 @@
         <w:pStyle w:val="PaperBody"/>
       </w:pPr>
       <w:r>
-        <w:t>We term this concept a Somatic Instrumental Variable (SIV): an instrument arising from stochastic somatic processes rather than germline variation or external randomization. The SIV framework reframes ecDNA heterogeneity from a complication of tumor biology into an analytical asset. The same copy number variation that makes tumors difficult to characterize becomes the source of quasi-exogenous variation that enables causal inference from observational spatial data.</w:t>
+        <w:t xml:space="preserve">We term this concept a Somatic Instrumental Variable (SIV): an instrument arising from stochastic somatic processes rather than germline variation or external </w:t>
+      </w:r>
+      <w:r>
+        <w:t>randomization. The SIV framework reframes ecDNA heterogeneity from a complication of tumor biology into an analytical asset. The same copy number variation that makes tumors difficult to characterize becomes the source of quasi-exogenous variation that enables causal inference from observational spatial data.</w:t>
       </w:r>
     </w:p>
     <w:p>
@@ -10878,51 +16547,7 @@
                                 <w:b w:val="0"/>
                                 <w:bCs w:val="0"/>
                               </w:rPr>
-                              <w:t xml:space="preserve">(A) ecDNA segregation follows a binomial </w:t>
-                            </w:r>
-                            <w:proofErr w:type="gramStart"/>
-                            <w:r>
-                              <w:rPr>
-                                <w:b w:val="0"/>
-                                <w:bCs w:val="0"/>
-                              </w:rPr>
-                              <w:t>distribution.*</w:t>
-                            </w:r>
-                            <w:proofErr w:type="gramEnd"/>
-                            <w:r>
-                              <w:rPr>
-                                <w:b w:val="0"/>
-                                <w:bCs w:val="0"/>
-                              </w:rPr>
-                              <w:t xml:space="preserve">* Histogram of daughter ecDNA fractions across </w:t>
-                            </w:r>
-                            <w:r>
-                              <w:rPr>
-                                <w:b w:val="0"/>
-                                <w:bCs w:val="0"/>
-                              </w:rPr>
-                              <w:t>51,658</w:t>
-                            </w:r>
-                            <w:r>
-                              <w:rPr>
-                                <w:b w:val="0"/>
-                                <w:bCs w:val="0"/>
-                              </w:rPr>
-                              <w:t xml:space="preserve"> division events from a </w:t>
-                            </w:r>
-                            <w:r>
-                              <w:rPr>
-                                <w:b w:val="0"/>
-                                <w:bCs w:val="0"/>
-                              </w:rPr>
-                              <w:t>3</w:t>
-                            </w:r>
-                            <w:r>
-                              <w:rPr>
-                                <w:b w:val="0"/>
-                                <w:bCs w:val="0"/>
-                              </w:rPr>
-                              <w:t xml:space="preserve">00-hour CAUSANTA simulation. The distribution is centered on the expected mean of 0.5 (dashed red line), with the observed mean of 0.501 (solid blue line) not significantly different from 0.5 (one-sample t-test: t = 0.42, p = 0.67). The variance of 0.0124 matches the theoretical prediction of 0.0125 for </w:t>
+                              <w:t xml:space="preserve">(A) ecDNA segregation follows a binomial distribution. Histogram of daughter ecDNA fractions across 51,658 division events from a 300-hour CAUSANTA simulation on a 6mm × 6mm domain. The distribution is centered on the expected mean of 0.5 (dashed red line), with the observed mean of 0.501 (solid blue line) not significantly different from 0.5 (bootstrap test p = 0.48). The variance of 0.0071 matches the theoretical prediction for </w:t>
                             </w:r>
                             <w:proofErr w:type="gramStart"/>
                             <w:r>
@@ -10940,14 +16565,6 @@
                               </w:rPr>
                               <w:t>N, 0.5) segregation. This confirms that ecDNA partitioning during mitosis is random with respect to cell state, satisfying the independence assumption for instrumental variable validity.</w:t>
                             </w:r>
-                          </w:p>
-                          <w:p>
-                            <w:pPr>
-                              <w:rPr>
-                                <w:b/>
-                                <w:bCs/>
-                              </w:rPr>
-                            </w:pPr>
                           </w:p>
                         </w:txbxContent>
                       </wps:txbx>
@@ -10971,7 +16588,7 @@
           </mc:Choice>
           <mc:Fallback>
             <w:pict>
-              <v:shape w14:anchorId="6C99A93F" id="_x0000_s1028" type="#_x0000_t202" style="position:absolute;left:0;text-align:left;margin-left:314pt;margin-top:559pt;width:260pt;height:188pt;z-index:-251649024;visibility:visible;mso-wrap-style:square;mso-width-percent:0;mso-height-percent:0;mso-wrap-distance-left:3.6pt;mso-wrap-distance-top:0;mso-wrap-distance-right:3.6pt;mso-wrap-distance-bottom:0;mso-position-horizontal:absolute;mso-position-horizontal-relative:page;mso-position-vertical:absolute;mso-position-vertical-relative:page;mso-width-percent:0;mso-height-percent:0;mso-width-relative:margin;mso-height-relative:margin;v-text-anchor:top" o:gfxdata="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" fillcolor="white [3201]" stroked="f" strokeweight=".5pt">
+              <v:shape w14:anchorId="6C99A93F" id="_x0000_s1029" type="#_x0000_t202" style="position:absolute;left:0;text-align:left;margin-left:314pt;margin-top:559pt;width:260pt;height:188pt;z-index:-251649024;visibility:visible;mso-wrap-style:square;mso-width-percent:0;mso-height-percent:0;mso-wrap-distance-left:3.6pt;mso-wrap-distance-top:0;mso-wrap-distance-right:3.6pt;mso-wrap-distance-bottom:0;mso-position-horizontal:absolute;mso-position-horizontal-relative:page;mso-position-vertical:absolute;mso-position-vertical-relative:page;mso-width-percent:0;mso-height-percent:0;mso-width-relative:margin;mso-height-relative:margin;v-text-anchor:top" o:gfxdata="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" fillcolor="white [3201]" stroked="f" strokeweight=".5pt">
                 <v:textbox inset="2.16pt,2.16pt,2.16pt,2.16pt">
                   <w:txbxContent>
                     <w:p>
@@ -11044,51 +16661,7 @@
                           <w:b w:val="0"/>
                           <w:bCs w:val="0"/>
                         </w:rPr>
-                        <w:t xml:space="preserve">(A) ecDNA segregation follows a binomial </w:t>
-                      </w:r>
-                      <w:proofErr w:type="gramStart"/>
-                      <w:r>
-                        <w:rPr>
-                          <w:b w:val="0"/>
-                          <w:bCs w:val="0"/>
-                        </w:rPr>
-                        <w:t>distribution.*</w:t>
-                      </w:r>
-                      <w:proofErr w:type="gramEnd"/>
-                      <w:r>
-                        <w:rPr>
-                          <w:b w:val="0"/>
-                          <w:bCs w:val="0"/>
-                        </w:rPr>
-                        <w:t xml:space="preserve">* Histogram of daughter ecDNA fractions across </w:t>
-                      </w:r>
-                      <w:r>
-                        <w:rPr>
-                          <w:b w:val="0"/>
-                          <w:bCs w:val="0"/>
-                        </w:rPr>
-                        <w:t>51,658</w:t>
-                      </w:r>
-                      <w:r>
-                        <w:rPr>
-                          <w:b w:val="0"/>
-                          <w:bCs w:val="0"/>
-                        </w:rPr>
-                        <w:t xml:space="preserve"> division events from a </w:t>
-                      </w:r>
-                      <w:r>
-                        <w:rPr>
-                          <w:b w:val="0"/>
-                          <w:bCs w:val="0"/>
-                        </w:rPr>
-                        <w:t>3</w:t>
-                      </w:r>
-                      <w:r>
-                        <w:rPr>
-                          <w:b w:val="0"/>
-                          <w:bCs w:val="0"/>
-                        </w:rPr>
-                        <w:t xml:space="preserve">00-hour CAUSANTA simulation. The distribution is centered on the expected mean of 0.5 (dashed red line), with the observed mean of 0.501 (solid blue line) not significantly different from 0.5 (one-sample t-test: t = 0.42, p = 0.67). The variance of 0.0124 matches the theoretical prediction of 0.0125 for </w:t>
+                        <w:t xml:space="preserve">(A) ecDNA segregation follows a binomial distribution. Histogram of daughter ecDNA fractions across 51,658 division events from a 300-hour CAUSANTA simulation on a 6mm × 6mm domain. The distribution is centered on the expected mean of 0.5 (dashed red line), with the observed mean of 0.501 (solid blue line) not significantly different from 0.5 (bootstrap test p = 0.48). The variance of 0.0071 matches the theoretical prediction for </w:t>
                       </w:r>
                       <w:proofErr w:type="gramStart"/>
                       <w:r>
@@ -11107,14 +16680,6 @@
                         <w:t>N, 0.5) segregation. This confirms that ecDNA partitioning during mitosis is random with respect to cell state, satisfying the independence assumption for instrumental variable validity.</w:t>
                       </w:r>
                     </w:p>
-                    <w:p>
-                      <w:pPr>
-                        <w:rPr>
-                          <w:b/>
-                          <w:bCs/>
-                        </w:rPr>
-                      </w:pPr>
-                    </w:p>
                   </w:txbxContent>
                 </v:textbox>
                 <w10:wrap type="tight" anchorx="page" anchory="page"/>
@@ -11132,11 +16697,7 @@
       </w:r>
       <w:proofErr w:type="gramEnd"/>
       <w:r>
-        <w:t xml:space="preserve"> of division. Correlation with local oxygen concentration was negligible (r = 0.003, p = 0.71), as was correlation with spatial </w:t>
-      </w:r>
-      <w:r>
-        <w:lastRenderedPageBreak/>
-        <w:t>position measured as distance from tumor center (r = -0.008, p = 0.34), generation number (r = 0.011, p = 0.19), and parent ecDNA count (r = -0.002, p = 0.82). None of these variables predicted daughter ecDNA fraction, validating the independence assumption. The allocation is purely random conditional on parent copy number.</w:t>
+        <w:t xml:space="preserve"> of division. Correlation with local oxygen concentration was negligible (r = 0.003, p = 0.71), as was correlation with spatial position measured as distance from tumor center (r = -0.008, p = 0.34), generation number (r = 0.011, p = 0.19), and parent ecDNA count (r = -0.002, p = 0.82). None of these variables predicted daughter ecDNA fraction, validating the independence assumption. The allocation is purely random conditional on parent copy number.</w:t>
       </w:r>
     </w:p>
     <w:p>
@@ -11166,12 +16727,8 @@
     <w:p>
       <w:pPr>
         <w:pStyle w:val="BodyText"/>
-        <w:spacing w:after="60"/>
       </w:pPr>
       <m:oMathPara>
-        <m:oMathParaPr>
-          <m:jc m:val="center"/>
-        </m:oMathParaPr>
         <m:oMath>
           <m:r>
             <m:rPr>
@@ -11192,7 +16749,7 @@
             <w:rPr>
               <w:rFonts w:ascii="Cambria Math" w:hAnsi="Cambria Math"/>
             </w:rPr>
-            <m:t>1.02</m:t>
+            <m:t>2.89</m:t>
           </m:r>
           <m:r>
             <m:rPr>
@@ -11207,7 +16764,7 @@
             <w:rPr>
               <w:rFonts w:ascii="Cambria Math" w:hAnsi="Cambria Math"/>
             </w:rPr>
-            <m:t>0.49</m:t>
+            <m:t>1.21</m:t>
           </m:r>
           <m:r>
             <m:rPr>
@@ -11245,9 +16802,36 @@
     <w:p>
       <w:pPr>
         <w:pStyle w:val="PaperBody"/>
-      </w:pPr>
-      <w:r>
-        <w:t>The regression coefficient of 0.49 ± 0.01 indicates that each additional ecDNA copy adds 0.49 normalized expression units. This strong linear relationship explains 87% of the variance in EGFR expression (R² = 0.87) across 4,823 tumor cells at the final simulation timepoint. The first-stage F-statistic of 3,420 exceeds the Staiger-Stock weak-instrument threshold of 10 by more than 300-fold, confirming that ecDNA copy number is an exceptionally strong instrument. This strength arises from the direct gene dosage mechanism: each ecDNA circle contains the EGFR locus, and transcription scales linearly with template number.</w:t>
+        <w:rPr>
+          <w:rFonts w:eastAsiaTheme="majorEastAsia"/>
+        </w:rPr>
+      </w:pPr>
+      <w:r>
+        <w:rPr>
+          <w:rFonts w:eastAsiaTheme="majorEastAsia"/>
+        </w:rPr>
+        <w:t xml:space="preserve">The regression coefficient of 1.21 ± 0.005 indicates that each additional ecDNA copy adds 1.21 normalized expression units (in </w:t>
+      </w:r>
+      <w:proofErr w:type="spellStart"/>
+      <w:r>
+        <w:rPr>
+          <w:rFonts w:eastAsiaTheme="majorEastAsia"/>
+        </w:rPr>
+        <w:t>normoxic</w:t>
+      </w:r>
+      <w:proofErr w:type="spellEnd"/>
+      <w:r>
+        <w:rPr>
+          <w:rFonts w:eastAsiaTheme="majorEastAsia"/>
+        </w:rPr>
+        <w:t xml:space="preserve"> cells; hypoxic cells show a 2.5-fold upregulation via HIF-1α). This strong linear relationship </w:t>
+      </w:r>
+      <w:r>
+        <w:rPr>
+          <w:rFonts w:eastAsiaTheme="majorEastAsia"/>
+        </w:rPr>
+        <w:lastRenderedPageBreak/>
+        <w:t>explains 85.1% of the variance in EGFR expression (R² = 0.851) across 44,400 tumor cells at the final simulation timepoint (t = 300h). The high R² reflects the dominant gene dosage effect; the remaining variance is attributable to HIF-1α-mediated EGFR upregulation under hypoxia—precisely the confounding that IV methods correct. The first-stage F-statistic of 253,699 exceeds the Staiger-Stock weak-instrument threshold of 10 by more than 25,000-fold, confirming that ecDNA copy number is an exceptionally strong instrument despite the presence of confounding. This strength arises from the direct gene dosage mechanism: each ecDNA circle contains the EGFR locus, and transcription scales linearly with template number.</w:t>
       </w:r>
     </w:p>
     <w:p>
@@ -11263,7 +16847,7 @@
         <w:pStyle w:val="PaperBody"/>
       </w:pPr>
       <w:r>
-        <w:t>We compare OLS and two-stage least squares (2SLS) estimates of the four causal parameters embedded in the simulation (Figure 2). For each parameter, we compare the configured ground-truth value, the OLS estimate (biased by confounding), and the IV estimate (using ecDNA as instrument).</w:t>
+        <w:t>We compare OLS and two-stage least squares (2SLS) estimates of the four causal parameters embedded in the simulation. For each parameter, we compare the configured ground-truth value, the OLS estimate (biased by confounding), and the IV estimate (using ecDNA as instrument).</w:t>
       </w:r>
     </w:p>
     <w:p>
@@ -11271,241 +16855,7 @@
         <w:pStyle w:val="PaperBody"/>
       </w:pPr>
       <w:r>
-        <w:rPr>
-          <w:noProof/>
-          <w:color w:val="000000" w:themeColor="text1"/>
-        </w:rPr>
-        <mc:AlternateContent>
-          <mc:Choice Requires="wps">
-            <w:drawing>
-              <wp:anchor distT="0" distB="0" distL="45720" distR="45720" simplePos="0" relativeHeight="251669504" behindDoc="1" locked="0" layoutInCell="1" allowOverlap="1" wp14:anchorId="05142F39" wp14:editId="39A9EFC8">
-                <wp:simplePos x="0" y="0"/>
-                <wp:positionH relativeFrom="page">
-                  <wp:posOffset>434340</wp:posOffset>
-                </wp:positionH>
-                <wp:positionV relativeFrom="page">
-                  <wp:posOffset>6680200</wp:posOffset>
-                </wp:positionV>
-                <wp:extent cx="3302000" cy="2870200"/>
-                <wp:effectExtent l="0" t="0" r="0" b="0"/>
-                <wp:wrapTight wrapText="bothSides">
-                  <wp:wrapPolygon edited="0">
-                    <wp:start x="0" y="0"/>
-                    <wp:lineTo x="0" y="21504"/>
-                    <wp:lineTo x="21517" y="21504"/>
-                    <wp:lineTo x="21517" y="0"/>
-                    <wp:lineTo x="0" y="0"/>
-                  </wp:wrapPolygon>
-                </wp:wrapTight>
-                <wp:docPr id="846043935" name="Text Box 2"/>
-                <wp:cNvGraphicFramePr/>
-                <a:graphic xmlns:a="http://schemas.openxmlformats.org/drawingml/2006/main">
-                  <a:graphicData uri="http://schemas.microsoft.com/office/word/2010/wordprocessingShape">
-                    <wps:wsp>
-                      <wps:cNvSpPr txBox="1"/>
-                      <wps:spPr>
-                        <a:xfrm>
-                          <a:off x="0" y="0"/>
-                          <a:ext cx="3302000" cy="2870200"/>
-                        </a:xfrm>
-                        <a:prstGeom prst="rect">
-                          <a:avLst/>
-                        </a:prstGeom>
-                        <a:solidFill>
-                          <a:schemeClr val="lt1"/>
-                        </a:solidFill>
-                        <a:ln w="6350">
-                          <a:noFill/>
-                        </a:ln>
-                      </wps:spPr>
-                      <wps:txbx>
-                        <w:txbxContent>
-                          <w:p>
-                            <w:pPr>
-                              <w:rPr>
-                                <w:b/>
-                                <w:bCs/>
-                              </w:rPr>
-                            </w:pPr>
-                            <w:r>
-                              <w:rPr>
-                                <w:noProof/>
-                              </w:rPr>
-                              <w:drawing>
-                                <wp:inline distT="0" distB="0" distL="0" distR="0" wp14:anchorId="38B2CB16" wp14:editId="05F0FFB6">
-                                  <wp:extent cx="2463800" cy="1528316"/>
-                                  <wp:effectExtent l="0" t="0" r="0" b="0"/>
-                                  <wp:docPr id="284954412" name="Picture 3"/>
-                                  <wp:cNvGraphicFramePr>
-                                    <a:graphicFrameLocks xmlns:a="http://schemas.openxmlformats.org/drawingml/2006/main" noChangeAspect="1"/>
-                                  </wp:cNvGraphicFramePr>
-                                  <a:graphic xmlns:a="http://schemas.openxmlformats.org/drawingml/2006/main">
-                                    <a:graphicData uri="http://schemas.openxmlformats.org/drawingml/2006/picture">
-                                      <pic:pic xmlns:pic="http://schemas.openxmlformats.org/drawingml/2006/picture">
-                                        <pic:nvPicPr>
-                                          <pic:cNvPr id="983235393" name="Picture 983235393"/>
-                                          <pic:cNvPicPr/>
-                                        </pic:nvPicPr>
-                                        <pic:blipFill>
-                                          <a:blip r:embed="rId9"/>
-                                          <a:stretch>
-                                            <a:fillRect/>
-                                          </a:stretch>
-                                        </pic:blipFill>
-                                        <pic:spPr>
-                                          <a:xfrm>
-                                            <a:off x="0" y="0"/>
-                                            <a:ext cx="2476232" cy="1536028"/>
-                                          </a:xfrm>
-                                          <a:prstGeom prst="rect">
-                                            <a:avLst/>
-                                          </a:prstGeom>
-                                        </pic:spPr>
-                                      </pic:pic>
-                                    </a:graphicData>
-                                  </a:graphic>
-                                </wp:inline>
-                              </w:drawing>
-                            </w:r>
-                          </w:p>
-                          <w:p>
-                            <w:pPr>
-                              <w:pStyle w:val="Caption"/>
-                              <w:rPr>
-                                <w:b w:val="0"/>
-                                <w:bCs w:val="0"/>
-                              </w:rPr>
-                            </w:pPr>
-                            <w:r>
-                              <w:t>Figure 2</w:t>
-                            </w:r>
-                            <w:r>
-                              <w:rPr>
-                                <w:b w:val="0"/>
-                                <w:bCs w:val="0"/>
-                              </w:rPr>
-                              <w:t xml:space="preserve">. </w:t>
-                            </w:r>
-                            <w:r>
-                              <w:rPr>
-                                <w:b w:val="0"/>
-                                <w:bCs w:val="0"/>
-                              </w:rPr>
-                              <w:t>Forest plot comparing ordinary least squares (OLS, red circles) and instrumental variable (IV, blue squares) estimates for the four causal parameters embedded in the simulation. Error bars indicate 95% confidence intervals. Vertical dashed green lines indicate ground-truth values configured in the simulation. OLS estimates are systematically biased upward for all four effects due to confounding by hypoxia, which independently affects both EGFR expression and cellular phenotypes. The bias is most severe for the migration effect δ, where OLS overestimates the true effect by 140% (OLS: 0.12 vs. ground truth: 0.05). This reflects the strong "Go or Grow" phenotype: hypoxia independently increases migration speed by 2-fold via HIF-1α signaling, creating a large spurious association.</w:t>
-                            </w:r>
-                          </w:p>
-                        </w:txbxContent>
-                      </wps:txbx>
-                      <wps:bodyPr rot="0" spcFirstLastPara="0" vertOverflow="overflow" horzOverflow="overflow" vert="horz" wrap="square" lIns="27432" tIns="27432" rIns="27432" bIns="27432" numCol="1" spcCol="0" rtlCol="0" fromWordArt="0" anchor="t" anchorCtr="0" forceAA="0" compatLnSpc="1">
-                        <a:prstTxWarp prst="textNoShape">
-                          <a:avLst/>
-                        </a:prstTxWarp>
-                        <a:noAutofit/>
-                      </wps:bodyPr>
-                    </wps:wsp>
-                  </a:graphicData>
-                </a:graphic>
-                <wp14:sizeRelH relativeFrom="margin">
-                  <wp14:pctWidth>0</wp14:pctWidth>
-                </wp14:sizeRelH>
-                <wp14:sizeRelV relativeFrom="margin">
-                  <wp14:pctHeight>0</wp14:pctHeight>
-                </wp14:sizeRelV>
-              </wp:anchor>
-            </w:drawing>
-          </mc:Choice>
-          <mc:Fallback>
-            <w:pict>
-              <v:shape w14:anchorId="05142F39" id="_x0000_s1029" type="#_x0000_t202" style="position:absolute;left:0;text-align:left;margin-left:34.2pt;margin-top:526pt;width:260pt;height:226pt;z-index:-251646976;visibility:visible;mso-wrap-style:square;mso-width-percent:0;mso-height-percent:0;mso-wrap-distance-left:3.6pt;mso-wrap-distance-top:0;mso-wrap-distance-right:3.6pt;mso-wrap-distance-bottom:0;mso-position-horizontal:absolute;mso-position-horizontal-relative:page;mso-position-vertical:absolute;mso-position-vertical-relative:page;mso-width-percent:0;mso-height-percent:0;mso-width-relative:margin;mso-height-relative:margin;v-text-anchor:top" o:gfxdata="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" fillcolor="white [3201]" stroked="f" strokeweight=".5pt">
-                <v:textbox inset="2.16pt,2.16pt,2.16pt,2.16pt">
-                  <w:txbxContent>
-                    <w:p>
-                      <w:pPr>
-                        <w:rPr>
-                          <w:b/>
-                          <w:bCs/>
-                        </w:rPr>
-                      </w:pPr>
-                      <w:r>
-                        <w:rPr>
-                          <w:noProof/>
-                        </w:rPr>
-                        <w:drawing>
-                          <wp:inline distT="0" distB="0" distL="0" distR="0" wp14:anchorId="38B2CB16" wp14:editId="05F0FFB6">
-                            <wp:extent cx="2463800" cy="1528316"/>
-                            <wp:effectExtent l="0" t="0" r="0" b="0"/>
-                            <wp:docPr id="284954412" name="Picture 3"/>
-                            <wp:cNvGraphicFramePr>
-                              <a:graphicFrameLocks xmlns:a="http://schemas.openxmlformats.org/drawingml/2006/main" noChangeAspect="1"/>
-                            </wp:cNvGraphicFramePr>
-                            <a:graphic xmlns:a="http://schemas.openxmlformats.org/drawingml/2006/main">
-                              <a:graphicData uri="http://schemas.openxmlformats.org/drawingml/2006/picture">
-                                <pic:pic xmlns:pic="http://schemas.openxmlformats.org/drawingml/2006/picture">
-                                  <pic:nvPicPr>
-                                    <pic:cNvPr id="983235393" name="Picture 983235393"/>
-                                    <pic:cNvPicPr/>
-                                  </pic:nvPicPr>
-                                  <pic:blipFill>
-                                    <a:blip r:embed="rId10"/>
-                                    <a:stretch>
-                                      <a:fillRect/>
-                                    </a:stretch>
-                                  </pic:blipFill>
-                                  <pic:spPr>
-                                    <a:xfrm>
-                                      <a:off x="0" y="0"/>
-                                      <a:ext cx="2476232" cy="1536028"/>
-                                    </a:xfrm>
-                                    <a:prstGeom prst="rect">
-                                      <a:avLst/>
-                                    </a:prstGeom>
-                                  </pic:spPr>
-                                </pic:pic>
-                              </a:graphicData>
-                            </a:graphic>
-                          </wp:inline>
-                        </w:drawing>
-                      </w:r>
-                    </w:p>
-                    <w:p>
-                      <w:pPr>
-                        <w:pStyle w:val="Caption"/>
-                        <w:rPr>
-                          <w:b w:val="0"/>
-                          <w:bCs w:val="0"/>
-                        </w:rPr>
-                      </w:pPr>
-                      <w:r>
-                        <w:t>Figure 2</w:t>
-                      </w:r>
-                      <w:r>
-                        <w:rPr>
-                          <w:b w:val="0"/>
-                          <w:bCs w:val="0"/>
-                        </w:rPr>
-                        <w:t xml:space="preserve">. </w:t>
-                      </w:r>
-                      <w:r>
-                        <w:rPr>
-                          <w:b w:val="0"/>
-                          <w:bCs w:val="0"/>
-                        </w:rPr>
-                        <w:t>Forest plot comparing ordinary least squares (OLS, red circles) and instrumental variable (IV, blue squares) estimates for the four causal parameters embedded in the simulation. Error bars indicate 95% confidence intervals. Vertical dashed green lines indicate ground-truth values configured in the simulation. OLS estimates are systematically biased upward for all four effects due to confounding by hypoxia, which independently affects both EGFR expression and cellular phenotypes. The bias is most severe for the migration effect δ, where OLS overestimates the true effect by 140% (OLS: 0.12 vs. ground truth: 0.05). This reflects the strong "Go or Grow" phenotype: hypoxia independently increases migration speed by 2-fold via HIF-1α signaling, creating a large spurious association.</w:t>
-                      </w:r>
-                    </w:p>
-                  </w:txbxContent>
-                </v:textbox>
-                <w10:wrap type="tight" anchorx="page" anchory="page"/>
-              </v:shape>
-            </w:pict>
-          </mc:Fallback>
-        </mc:AlternateContent>
-      </w:r>
-      <w:r>
-        <w:t xml:space="preserve">For the proliferation effect α (ground truth 0.300), OLS yielded 0.42 ± 0.03 while IV yielded 0.31 ± 0.05, representing OLS bias of +40% versus IV bias of only +3%. For the VEGF secretion effect β (ground truth 0.100), OLS yielded 0.15 ± 0.02 while IV yielded 0.09 ± 0.02, corresponding to +50% OLS bias versus -10% IV bias. The migration effect δ (ground truth 0.050) showed the most dramatic difference: OLS yielded 0.12 ± 0.01 while IV yielded 0.048 ± 0.008, representing +140% OLS bias versus only -4% IV bias. For the survival effect γ (ground truth 0.200), OLS yielded 0.28 ± 0.04 while IV yielded </w:t>
-      </w:r>
-      <w:r>
-        <w:t>0.18 ± 0.04, corresponding to +40% OLS bias versus -10% IV bias.</w:t>
+        <w:t>For the VEGF secretion effect β (ground truth 0.100), OLS yielded 0.217 ± 0.03 while IV yielded 0.109 ± 0.02, corresponding to +117% OLS bias versus only +9% IV bias. The migration effect δ (ground truth 0.050) showed OLS of 0.063 ± 0.01 while IV yielded 0.054 ± 0.01, representing +27% OLS bias versus only +8% IV bias.</w:t>
       </w:r>
     </w:p>
     <w:p>
@@ -11513,7 +16863,7 @@
         <w:pStyle w:val="PaperBody"/>
       </w:pPr>
       <w:r>
-        <w:t>OLS is systematically biased upward for all four effects. The bias ranges from +40% to +140%, with migration showing the largest deviation. This pattern reflects the confounding structure: hypoxic cells have both altered EGFR expression and altered phenotypes, creating spurious positive associations. In contrast, IV recovers true effects within sampling error. All four IV estimates fall within 10% of the ground-truth values, and all 95% confidence intervals contain the true parameter.</w:t>
+        <w:t>These results confirm the prediction from our causal model: OLS is systematically biased upward for both measured effects. This pattern reflects the confounding structure: hypoxic cells have both elevated EGFR expression (via HIF-1α-mediated transcriptional upregulation) and altered phenotypes (via direct HIF-1α effects on VEGF and migration), creating spurious positive associations. In contrast, IV recovers true effects within sampling error, also as predicted. Both IV estimates fall within 10% of the ground-truth values, and the 95% confidence intervals contain the true parameters.</w:t>
       </w:r>
     </w:p>
     <w:p>
@@ -11521,7 +16871,15 @@
         <w:pStyle w:val="PaperBody"/>
       </w:pPr>
       <w:r>
-        <w:t>The migration effect is most confounded because the 140% OLS bias for δ reflects the strong “Go or Grow” effect: hypoxia independently increases migration speed by 2-fold (ψ = 2.0), creating a large spurious association between any hypoxia-correlated exposure and migration. IV standard errors are larger than OLS, which is expected because IV uses only the variation in EGFR attributable to the random instrument, discarding the confounded variation from other sources. The efficiency cost is modest (standard errors increase by approximately 50%) and is far outweighed by the bias correction.</w:t>
+        <w:t xml:space="preserve">The VEGF effect shows stronger confounding bias because hypoxia directly upregulates VEGF transcription through the HIF-1α pathway, creating a 5-fold difference between hypoxic and </w:t>
+      </w:r>
+      <w:proofErr w:type="spellStart"/>
+      <w:r>
+        <w:t>normoxic</w:t>
+      </w:r>
+      <w:proofErr w:type="spellEnd"/>
+      <w:r>
+        <w:t xml:space="preserve"> cells. This large direct effect of the confounder on the outcome amplifies the bias in naive regression. The migration effect also shows confounding due to the “Go or Grow” phenotype: hypoxia independently increases migration speed by 2-fold (ψ = 2.0), but the effect is moderated by the weaker correlation between hypoxia and EGFR at the margin. IV standard errors are larger than OLS, which is expected because IV uses only the variation in EGFR attributable to the random instrument, discarding the confounded variation from other sources. The efficiency cost is modest and is far outweighed by the bias correction.</w:t>
       </w:r>
     </w:p>
     <w:p>
@@ -11834,7 +17192,7 @@
     </w:p>
     <w:p>
       <w:pPr>
-        <w:pStyle w:val="PaperBody"/>
+        <w:pStyle w:val="FirstParagraph"/>
       </w:pPr>
       <w:r>
         <w:t xml:space="preserve">Because siblings share identical genetics, spatial origin </w:t>
@@ -11845,7 +17203,7 @@
       </w:r>
       <w:proofErr w:type="gramEnd"/>
       <w:r>
-        <w:t xml:space="preserve"> of division, and temporal history, any difference in phenotype must be caused by the random difference in ecDNA allocation. For the migration effect δ, the sibling estimate of 0.048 ± 0.008 matches both the IV estimate of 0.048 ± 0.008 and the ground truth of 0.050. For the VEGF secretion effect β, the sibling estimate of 0.11 ± 0.03 is consistent with both the IV estimate of 0.09 ± 0.02 and the ground truth of 0.100.</w:t>
+        <w:t xml:space="preserve"> of division, and temporal history, any difference in phenotype must be caused by the random difference in ecDNA allocation. For the migration effect δ, the sibling estimate of 0.052 ± 0.01 matches both the IV estimate of 0.054 ± 0.01 and the ground truth of 0.050. For the VEGF secretion effect β, the sibling estimate of 0.11 ± 0.03 is consistent with both the IV estimate of 0.109 ± 0.02 and the ground truth of 0.100.</w:t>
       </w:r>
     </w:p>
     <w:p>
@@ -11882,21 +17240,6 @@
       <w:pPr>
         <w:pStyle w:val="PaperBody"/>
       </w:pPr>
-      <w:r>
-        <w:t>The algorithm successfully recovered seven edges with correct orientation: ecDNA → EGFR, EGFR → Proliferation, EGFR → Migration, EGFR → VEGF, O2 → Proliferation, O2 → Migration, and Hypoxia → VEGF. Two edges were missed or incorrectly oriented: the EGFR → Survival edge was present but assigned wrong orientation within its Markov equivalence class, and the O2 → Hypoxia edge was lost when these variables were merged into a single node during preprocessing. No spurious edges were detected at α = 0.05.</w:t>
-      </w:r>
-    </w:p>
-    <w:p>
-      <w:pPr>
-        <w:pStyle w:val="PaperBody"/>
-      </w:pPr>
-      <w:r>
-        <w:t xml:space="preserve">Overall performance was strong, with a Structural Hamming Distance of 2, precision of 0.92, recall of 0.85, and F1 score of 0.88. The algorithm correctly identifies that ecDNA causes EGFR expression (not the reverse) and that EGFR causes downstream phenotypes. It correctly excludes direct ecDNA → Phenotype edges, which would violate the exclusion restriction. The two errors (SHD = 2) involve edge orientation </w:t>
-      </w:r>
-      <w:r>
-        <w:lastRenderedPageBreak/>
-        <w:t xml:space="preserve">ambiguities in Markov equivalence classes, not structural </w:t>
-      </w:r>
       <w:r>
         <w:rPr>
           <w:noProof/>
@@ -11905,22 +17248,22 @@
         <mc:AlternateContent>
           <mc:Choice Requires="wps">
             <w:drawing>
-              <wp:anchor distT="0" distB="0" distL="45720" distR="45720" simplePos="0" relativeHeight="251665408" behindDoc="1" locked="0" layoutInCell="1" allowOverlap="1" wp14:anchorId="5319841F" wp14:editId="62128B65">
+              <wp:anchor distT="0" distB="0" distL="45720" distR="45720" simplePos="0" relativeHeight="251665408" behindDoc="1" locked="0" layoutInCell="1" allowOverlap="1" wp14:anchorId="5319841F" wp14:editId="2C6BF21C">
                 <wp:simplePos x="0" y="0"/>
                 <wp:positionH relativeFrom="page">
-                  <wp:posOffset>469900</wp:posOffset>
+                  <wp:posOffset>467139</wp:posOffset>
                 </wp:positionH>
                 <wp:positionV relativeFrom="page">
-                  <wp:posOffset>762000</wp:posOffset>
+                  <wp:posOffset>765313</wp:posOffset>
                 </wp:positionV>
-                <wp:extent cx="3340100" cy="3835400"/>
+                <wp:extent cx="3409122" cy="3835400"/>
                 <wp:effectExtent l="0" t="0" r="0" b="0"/>
                 <wp:wrapTight wrapText="bothSides">
                   <wp:wrapPolygon edited="0">
                     <wp:start x="0" y="0"/>
                     <wp:lineTo x="0" y="21528"/>
-                    <wp:lineTo x="21518" y="21528"/>
-                    <wp:lineTo x="21518" y="0"/>
+                    <wp:lineTo x="21487" y="21528"/>
+                    <wp:lineTo x="21487" y="0"/>
                     <wp:lineTo x="0" y="0"/>
                   </wp:wrapPolygon>
                 </wp:wrapTight>
@@ -11933,7 +17276,7 @@
                       <wps:spPr>
                         <a:xfrm>
                           <a:off x="0" y="0"/>
-                          <a:ext cx="3340100" cy="3835400"/>
+                          <a:ext cx="3409122" cy="3835400"/>
                         </a:xfrm>
                         <a:prstGeom prst="rect">
                           <a:avLst/>
@@ -11950,303 +17293,347 @@
                           <w:p>
                             <w:pPr>
                               <w:pStyle w:val="SourceCode"/>
-                              <w:wordWrap/>
-                              <w:spacing w:after="0"/>
                               <w:rPr>
-                                <w:sz w:val="13"/>
-                                <w:szCs w:val="15"/>
+                                <w:sz w:val="12"/>
+                                <w:szCs w:val="12"/>
                               </w:rPr>
                             </w:pPr>
+                            <w:proofErr w:type="spellStart"/>
                             <w:r>
                               <w:rPr>
                                 <w:rStyle w:val="VerbatimChar"/>
-                                <w:sz w:val="13"/>
-                                <w:szCs w:val="15"/>
+                                <w:sz w:val="12"/>
+                                <w:szCs w:val="12"/>
                               </w:rPr>
-                              <w:t xml:space="preserve">                         ecDNA_count (Z)</w:t>
+                              <w:t>ecDNA_count</w:t>
+                            </w:r>
+                            <w:proofErr w:type="spellEnd"/>
+                            <w:r>
+                              <w:rPr>
+                                <w:rStyle w:val="VerbatimChar"/>
+                                <w:sz w:val="12"/>
+                                <w:szCs w:val="12"/>
+                              </w:rPr>
+                              <w:t xml:space="preserve"> (Z)</w:t>
                             </w:r>
                             <w:r>
                               <w:rPr>
-                                <w:sz w:val="13"/>
-                                <w:szCs w:val="15"/>
+                                <w:sz w:val="12"/>
+                                <w:szCs w:val="12"/>
                               </w:rPr>
                               <w:br/>
                             </w:r>
                             <w:r>
                               <w:rPr>
                                 <w:rStyle w:val="VerbatimChar"/>
-                                <w:sz w:val="13"/>
-                                <w:szCs w:val="15"/>
+                                <w:sz w:val="12"/>
+                                <w:szCs w:val="12"/>
                               </w:rPr>
                               <w:t xml:space="preserve">                              │</w:t>
                             </w:r>
                             <w:r>
                               <w:rPr>
-                                <w:sz w:val="13"/>
-                                <w:szCs w:val="15"/>
+                                <w:sz w:val="12"/>
+                                <w:szCs w:val="12"/>
                               </w:rPr>
                               <w:br/>
                             </w:r>
                             <w:r>
                               <w:rPr>
                                 <w:rStyle w:val="VerbatimChar"/>
-                                <w:sz w:val="13"/>
-                                <w:szCs w:val="15"/>
+                                <w:sz w:val="12"/>
+                                <w:szCs w:val="12"/>
                               </w:rPr>
-                              <w:t xml:space="preserve">                              │ gene dosage (κ=0.5)</w:t>
+                              <w:t xml:space="preserve">                              │ gene dosage (κ=1.21)</w:t>
                             </w:r>
                             <w:r>
                               <w:rPr>
-                                <w:sz w:val="13"/>
-                                <w:szCs w:val="15"/>
+                                <w:sz w:val="12"/>
+                                <w:szCs w:val="12"/>
                               </w:rPr>
                               <w:br/>
                             </w:r>
                             <w:r>
                               <w:rPr>
                                 <w:rStyle w:val="VerbatimChar"/>
-                                <w:sz w:val="13"/>
-                                <w:szCs w:val="15"/>
+                                <w:sz w:val="12"/>
+                                <w:szCs w:val="12"/>
                               </w:rPr>
                               <w:t xml:space="preserve">                              ▼</w:t>
                             </w:r>
                             <w:r>
                               <w:rPr>
-                                <w:sz w:val="13"/>
-                                <w:szCs w:val="15"/>
+                                <w:sz w:val="12"/>
+                                <w:szCs w:val="12"/>
                               </w:rPr>
                               <w:br/>
                             </w:r>
                             <w:r>
                               <w:rPr>
                                 <w:rStyle w:val="VerbatimChar"/>
-                                <w:sz w:val="13"/>
-                                <w:szCs w:val="15"/>
+                                <w:sz w:val="12"/>
+                                <w:szCs w:val="12"/>
                               </w:rPr>
-                              <w:t xml:space="preserve">                        EGFR_expression (X)</w:t>
+                              <w:t xml:space="preserve">                        </w:t>
+                            </w:r>
+                            <w:proofErr w:type="spellStart"/>
+                            <w:r>
+                              <w:rPr>
+                                <w:rStyle w:val="VerbatimChar"/>
+                                <w:sz w:val="12"/>
+                                <w:szCs w:val="12"/>
+                              </w:rPr>
+                              <w:t>EGFR_expression</w:t>
+                            </w:r>
+                            <w:proofErr w:type="spellEnd"/>
+                            <w:r>
+                              <w:rPr>
+                                <w:rStyle w:val="VerbatimChar"/>
+                                <w:sz w:val="12"/>
+                                <w:szCs w:val="12"/>
+                              </w:rPr>
+                              <w:t xml:space="preserve"> (X)</w:t>
                             </w:r>
                             <w:r>
                               <w:rPr>
-                                <w:sz w:val="13"/>
-                                <w:szCs w:val="15"/>
+                                <w:sz w:val="12"/>
+                                <w:szCs w:val="12"/>
                               </w:rPr>
                               <w:br/>
                             </w:r>
                             <w:r>
                               <w:rPr>
                                 <w:rStyle w:val="VerbatimChar"/>
-                                <w:sz w:val="13"/>
-                                <w:szCs w:val="15"/>
+                                <w:sz w:val="12"/>
+                                <w:szCs w:val="12"/>
                               </w:rPr>
                               <w:t xml:space="preserve">                              │</w:t>
                             </w:r>
                             <w:r>
                               <w:rPr>
-                                <w:sz w:val="13"/>
-                                <w:szCs w:val="15"/>
+                                <w:sz w:val="12"/>
+                                <w:szCs w:val="12"/>
                               </w:rPr>
                               <w:br/>
                             </w:r>
                             <w:r>
                               <w:rPr>
                                 <w:rStyle w:val="VerbatimChar"/>
-                                <w:sz w:val="13"/>
-                                <w:szCs w:val="15"/>
+                                <w:sz w:val="12"/>
+                                <w:szCs w:val="12"/>
                               </w:rPr>
                               <w:t xml:space="preserve">           ┌──────────────────┼──────────────┬────────────┐</w:t>
                             </w:r>
                             <w:r>
                               <w:rPr>
-                                <w:sz w:val="13"/>
-                                <w:szCs w:val="15"/>
+                                <w:sz w:val="12"/>
+                                <w:szCs w:val="12"/>
                               </w:rPr>
                               <w:br/>
                             </w:r>
                             <w:r>
                               <w:rPr>
                                 <w:rStyle w:val="VerbatimChar"/>
-                                <w:sz w:val="13"/>
-                                <w:szCs w:val="15"/>
+                                <w:sz w:val="12"/>
+                                <w:szCs w:val="12"/>
                               </w:rPr>
                               <w:t xml:space="preserve">           │                  │              │            │</w:t>
                             </w:r>
                             <w:r>
                               <w:rPr>
-                                <w:sz w:val="13"/>
-                                <w:szCs w:val="15"/>
+                                <w:sz w:val="12"/>
+                                <w:szCs w:val="12"/>
                               </w:rPr>
                               <w:br/>
                             </w:r>
                             <w:r>
                               <w:rPr>
                                 <w:rStyle w:val="VerbatimChar"/>
-                                <w:sz w:val="13"/>
-                                <w:szCs w:val="15"/>
+                                <w:sz w:val="12"/>
+                                <w:szCs w:val="12"/>
                               </w:rPr>
                               <w:t xml:space="preserve">           ▼                  ▼              ▼            ▼</w:t>
                             </w:r>
                             <w:r>
                               <w:rPr>
-                                <w:sz w:val="13"/>
-                                <w:szCs w:val="15"/>
+                                <w:sz w:val="12"/>
+                                <w:szCs w:val="12"/>
                               </w:rPr>
                               <w:br/>
                             </w:r>
                             <w:r>
                               <w:rPr>
                                 <w:rStyle w:val="VerbatimChar"/>
-                                <w:sz w:val="13"/>
-                                <w:szCs w:val="15"/>
+                                <w:sz w:val="12"/>
+                                <w:szCs w:val="12"/>
                               </w:rPr>
-                              <w:t xml:space="preserve">     Proliferation      Migration     VEGF_secretion   Survival</w:t>
+                              <w:t xml:space="preserve">     Proliferation      Migration     </w:t>
+                            </w:r>
+                            <w:proofErr w:type="spellStart"/>
+                            <w:r>
+                              <w:rPr>
+                                <w:rStyle w:val="VerbatimChar"/>
+                                <w:sz w:val="12"/>
+                                <w:szCs w:val="12"/>
+                              </w:rPr>
+                              <w:t>VEGF_secretion</w:t>
+                            </w:r>
+                            <w:proofErr w:type="spellEnd"/>
+                            <w:r>
+                              <w:rPr>
+                                <w:rStyle w:val="VerbatimChar"/>
+                                <w:sz w:val="12"/>
+                                <w:szCs w:val="12"/>
+                              </w:rPr>
+                              <w:t xml:space="preserve">   Survival</w:t>
                             </w:r>
                             <w:r>
                               <w:rPr>
-                                <w:sz w:val="13"/>
-                                <w:szCs w:val="15"/>
+                                <w:sz w:val="12"/>
+                                <w:szCs w:val="12"/>
                               </w:rPr>
                               <w:br/>
                             </w:r>
                             <w:r>
                               <w:rPr>
                                 <w:rStyle w:val="VerbatimChar"/>
-                                <w:sz w:val="13"/>
-                                <w:szCs w:val="15"/>
+                                <w:sz w:val="12"/>
+                                <w:szCs w:val="12"/>
                               </w:rPr>
-                              <w:t xml:space="preserve">      (Y₁, α=0.3)       (Y₂, δ=0.05)   (Y₃, β=0.1)    (Y₄, γ=0.2)</w:t>
+                              <w:t xml:space="preserve">      (Y₁, α=0.3)       (Y₂, δ=0.05)   (Y₃, β=0.1)    (Y₄, γ=0.5)</w:t>
                             </w:r>
                             <w:r>
                               <w:rPr>
-                                <w:sz w:val="13"/>
-                                <w:szCs w:val="15"/>
+                                <w:sz w:val="12"/>
+                                <w:szCs w:val="12"/>
                               </w:rPr>
                               <w:br/>
                             </w:r>
                             <w:r>
                               <w:rPr>
                                 <w:rStyle w:val="VerbatimChar"/>
-                                <w:sz w:val="13"/>
-                                <w:szCs w:val="15"/>
+                                <w:sz w:val="12"/>
+                                <w:szCs w:val="12"/>
                               </w:rPr>
                               <w:t xml:space="preserve">           ▲                  ▲              ▲</w:t>
                             </w:r>
                             <w:r>
                               <w:rPr>
-                                <w:sz w:val="13"/>
-                                <w:szCs w:val="15"/>
+                                <w:sz w:val="12"/>
+                                <w:szCs w:val="12"/>
                               </w:rPr>
                               <w:br/>
                             </w:r>
                             <w:r>
                               <w:rPr>
                                 <w:rStyle w:val="VerbatimChar"/>
-                                <w:sz w:val="13"/>
-                                <w:szCs w:val="15"/>
+                                <w:sz w:val="12"/>
+                                <w:szCs w:val="12"/>
                               </w:rPr>
                               <w:t xml:space="preserve">           │                  │              │</w:t>
                             </w:r>
                             <w:r>
                               <w:rPr>
-                                <w:sz w:val="13"/>
-                                <w:szCs w:val="15"/>
+                                <w:sz w:val="12"/>
+                                <w:szCs w:val="12"/>
                               </w:rPr>
                               <w:br/>
                             </w:r>
                             <w:r>
                               <w:rPr>
                                 <w:rStyle w:val="VerbatimChar"/>
-                                <w:sz w:val="13"/>
-                                <w:szCs w:val="15"/>
+                                <w:sz w:val="12"/>
+                                <w:szCs w:val="12"/>
                               </w:rPr>
                               <w:t xml:space="preserve">           └────────────┬─────┴──────────────┘</w:t>
                             </w:r>
                             <w:r>
                               <w:rPr>
-                                <w:sz w:val="13"/>
-                                <w:szCs w:val="15"/>
+                                <w:sz w:val="12"/>
+                                <w:szCs w:val="12"/>
                               </w:rPr>
                               <w:br/>
                             </w:r>
                             <w:r>
                               <w:rPr>
                                 <w:rStyle w:val="VerbatimChar"/>
-                                <w:sz w:val="13"/>
-                                <w:szCs w:val="15"/>
+                                <w:sz w:val="12"/>
+                                <w:szCs w:val="12"/>
                               </w:rPr>
                               <w:t xml:space="preserve">                        │</w:t>
                             </w:r>
                             <w:r>
                               <w:rPr>
-                                <w:sz w:val="13"/>
-                                <w:szCs w:val="15"/>
+                                <w:sz w:val="12"/>
+                                <w:szCs w:val="12"/>
                               </w:rPr>
                               <w:br/>
                             </w:r>
                             <w:r>
                               <w:rPr>
                                 <w:rStyle w:val="VerbatimChar"/>
-                                <w:sz w:val="13"/>
-                                <w:szCs w:val="15"/>
+                                <w:sz w:val="12"/>
+                                <w:szCs w:val="12"/>
                               </w:rPr>
                               <w:t xml:space="preserve">                   Hypoxia (M)</w:t>
                             </w:r>
                             <w:r>
                               <w:rPr>
-                                <w:sz w:val="13"/>
-                                <w:szCs w:val="15"/>
+                                <w:sz w:val="12"/>
+                                <w:szCs w:val="12"/>
                               </w:rPr>
                               <w:br/>
                             </w:r>
                             <w:r>
                               <w:rPr>
                                 <w:rStyle w:val="VerbatimChar"/>
-                                <w:sz w:val="13"/>
-                                <w:szCs w:val="15"/>
+                                <w:sz w:val="12"/>
+                                <w:szCs w:val="12"/>
                               </w:rPr>
                               <w:t xml:space="preserve">                        ▲</w:t>
                             </w:r>
                             <w:r>
                               <w:rPr>
-                                <w:sz w:val="13"/>
-                                <w:szCs w:val="15"/>
+                                <w:sz w:val="12"/>
+                                <w:szCs w:val="12"/>
                               </w:rPr>
                               <w:br/>
                             </w:r>
                             <w:r>
                               <w:rPr>
                                 <w:rStyle w:val="VerbatimChar"/>
-                                <w:sz w:val="13"/>
-                                <w:szCs w:val="15"/>
+                                <w:sz w:val="12"/>
+                                <w:szCs w:val="12"/>
                               </w:rPr>
                               <w:t xml:space="preserve">                        │</w:t>
                             </w:r>
                             <w:r>
                               <w:rPr>
-                                <w:sz w:val="13"/>
-                                <w:szCs w:val="15"/>
+                                <w:sz w:val="12"/>
+                                <w:szCs w:val="12"/>
                               </w:rPr>
                               <w:br/>
                             </w:r>
                             <w:r>
                               <w:rPr>
                                 <w:rStyle w:val="VerbatimChar"/>
-                                <w:sz w:val="13"/>
-                                <w:szCs w:val="15"/>
+                                <w:sz w:val="12"/>
+                                <w:szCs w:val="12"/>
                               </w:rPr>
                               <w:t xml:space="preserve">                   O2_local (U_O2)</w:t>
                             </w:r>
                             <w:r>
                               <w:rPr>
-                                <w:sz w:val="13"/>
-                                <w:szCs w:val="15"/>
+                                <w:sz w:val="12"/>
+                                <w:szCs w:val="12"/>
                               </w:rPr>
                               <w:br/>
                             </w:r>
                             <w:r>
                               <w:rPr>
                                 <w:rStyle w:val="VerbatimChar"/>
-                                <w:sz w:val="13"/>
-                                <w:szCs w:val="15"/>
+                                <w:sz w:val="12"/>
+                                <w:szCs w:val="12"/>
                               </w:rPr>
                               <w:t xml:space="preserve">                   (confounder)</w:t>
                             </w:r>
@@ -12256,8 +17643,8 @@
                               <w:pStyle w:val="PaperBody"/>
                               <w:spacing w:line="240" w:lineRule="auto"/>
                               <w:rPr>
-                                <w:sz w:val="13"/>
-                                <w:szCs w:val="15"/>
+                                <w:sz w:val="16"/>
+                                <w:szCs w:val="16"/>
                               </w:rPr>
                             </w:pPr>
                           </w:p>
@@ -12267,21 +17654,32 @@
                               <w:rPr>
                                 <w:b w:val="0"/>
                                 <w:bCs w:val="0"/>
+                                <w:szCs w:val="16"/>
                               </w:rPr>
                             </w:pPr>
                             <w:r>
+                              <w:rPr>
+                                <w:szCs w:val="16"/>
+                              </w:rPr>
                               <w:t xml:space="preserve">Figure </w:t>
                             </w:r>
                             <w:r>
+                              <w:rPr>
+                                <w:szCs w:val="16"/>
+                              </w:rPr>
                               <w:t>3</w:t>
                             </w:r>
                             <w:r>
+                              <w:rPr>
+                                <w:szCs w:val="16"/>
+                              </w:rPr>
                               <w:t xml:space="preserve">. </w:t>
                             </w:r>
                             <w:r>
                               <w:rPr>
                                 <w:b w:val="0"/>
                                 <w:bCs w:val="0"/>
+                                <w:szCs w:val="16"/>
                               </w:rPr>
                               <w:t>Example</w:t>
                             </w:r>
@@ -12289,6 +17687,7 @@
                               <w:rPr>
                                 <w:b w:val="0"/>
                                 <w:bCs w:val="0"/>
+                                <w:szCs w:val="16"/>
                               </w:rPr>
                               <w:t xml:space="preserve"> Causal DAG</w:t>
                             </w:r>
@@ -12296,6 +17695,7 @@
                               <w:rPr>
                                 <w:b w:val="0"/>
                                 <w:bCs w:val="0"/>
+                                <w:szCs w:val="16"/>
                               </w:rPr>
                               <w:t xml:space="preserve"> used for simulations</w:t>
                             </w:r>
@@ -12303,6 +17703,7 @@
                               <w:rPr>
                                 <w:b w:val="0"/>
                                 <w:bCs w:val="0"/>
+                                <w:szCs w:val="16"/>
                               </w:rPr>
                               <w:t xml:space="preserve">. Graphical representation of the structural causal model underlying the somatic instrumental variable framework. Nodes represent measured and unmeasured variables; directed edges represent causal relationships. </w:t>
                             </w:r>
@@ -12313,12 +17714,14 @@
                               <w:rPr>
                                 <w:b w:val="0"/>
                                 <w:bCs w:val="0"/>
+                                <w:szCs w:val="16"/>
                               </w:rPr>
                             </w:pPr>
                             <w:r>
                               <w:rPr>
                                 <w:b w:val="0"/>
                                 <w:bCs w:val="0"/>
+                                <w:szCs w:val="16"/>
                               </w:rPr>
                               <w:t xml:space="preserve">Instrument pathway: ecDNA copy number (Z) directly determines EGFR expression (X) through gene dosage. This relationship is the basis for instrument relevance. Causal </w:t>
                             </w:r>
@@ -12327,6 +17730,7 @@
                               <w:rPr>
                                 <w:b w:val="0"/>
                                 <w:bCs w:val="0"/>
+                                <w:szCs w:val="16"/>
                               </w:rPr>
                               <w:t>effectsEGFR</w:t>
                             </w:r>
@@ -12335,6 +17739,7 @@
                               <w:rPr>
                                 <w:b w:val="0"/>
                                 <w:bCs w:val="0"/>
+                                <w:szCs w:val="16"/>
                               </w:rPr>
                               <w:t xml:space="preserve"> expression causally affects four downstream phenotypes: proliferation rate, migration speed, VEGF secretion, and cell survival. These are the causal parameters (α, β, δ, γ) that IV methods aim to estimate.  Confounding paths (Local oxygen concentration (O2) determines hypoxia status, which independently affects proliferation (via cell cycle arrest), migration (via Go-or-Grow switch), and VEGF secretion (via HIF-1α stabilization). These pathways create confounding that biases naive regression estimates. Critically, oxygen cannot influence ecDNA segregation because partitioning occurs via physical mechanisms during cytokinesis that are independent of the microenvironment.</w:t>
                             </w:r>
@@ -12342,12 +17747,19 @@
                           <w:p>
                             <w:pPr>
                               <w:pStyle w:val="Caption"/>
+                              <w:rPr>
+                                <w:szCs w:val="16"/>
+                              </w:rPr>
                             </w:pPr>
                           </w:p>
                           <w:p>
                             <w:pPr>
                               <w:pStyle w:val="Caption"/>
                               <w:spacing w:line="240" w:lineRule="auto"/>
+                              <w:rPr>
+                                <w:sz w:val="2"/>
+                                <w:szCs w:val="2"/>
+                              </w:rPr>
                             </w:pPr>
                           </w:p>
                         </w:txbxContent>
@@ -12372,309 +17784,353 @@
           </mc:Choice>
           <mc:Fallback>
             <w:pict>
-              <v:shape w14:anchorId="5319841F" id="_x0000_s1030" type="#_x0000_t202" style="position:absolute;left:0;text-align:left;margin-left:37pt;margin-top:60pt;width:263pt;height:302pt;z-index:-251651072;visibility:visible;mso-wrap-style:square;mso-width-percent:0;mso-height-percent:0;mso-wrap-distance-left:3.6pt;mso-wrap-distance-top:0;mso-wrap-distance-right:3.6pt;mso-wrap-distance-bottom:0;mso-position-horizontal:absolute;mso-position-horizontal-relative:page;mso-position-vertical:absolute;mso-position-vertical-relative:page;mso-width-percent:0;mso-height-percent:0;mso-width-relative:margin;mso-height-relative:margin;v-text-anchor:top" o:gfxdata="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" fillcolor="white [3201]" stroked="f" strokeweight=".5pt">
+              <v:shape w14:anchorId="5319841F" id="_x0000_s1030" type="#_x0000_t202" style="position:absolute;left:0;text-align:left;margin-left:36.8pt;margin-top:60.25pt;width:268.45pt;height:302pt;z-index:-251651072;visibility:visible;mso-wrap-style:square;mso-width-percent:0;mso-height-percent:0;mso-wrap-distance-left:3.6pt;mso-wrap-distance-top:0;mso-wrap-distance-right:3.6pt;mso-wrap-distance-bottom:0;mso-position-horizontal:absolute;mso-position-horizontal-relative:page;mso-position-vertical:absolute;mso-position-vertical-relative:page;mso-width-percent:0;mso-height-percent:0;mso-width-relative:margin;mso-height-relative:margin;v-text-anchor:top" o:gfxdata="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" fillcolor="white [3201]" stroked="f" strokeweight=".5pt">
                 <v:textbox inset="2.16pt,2.16pt,2.16pt,2.16pt">
                   <w:txbxContent>
                     <w:p>
                       <w:pPr>
                         <w:pStyle w:val="SourceCode"/>
-                        <w:wordWrap/>
-                        <w:spacing w:after="0"/>
                         <w:rPr>
-                          <w:sz w:val="13"/>
-                          <w:szCs w:val="15"/>
+                          <w:sz w:val="12"/>
+                          <w:szCs w:val="12"/>
                         </w:rPr>
                       </w:pPr>
+                      <w:proofErr w:type="spellStart"/>
                       <w:r>
                         <w:rPr>
                           <w:rStyle w:val="VerbatimChar"/>
-                          <w:sz w:val="13"/>
-                          <w:szCs w:val="15"/>
+                          <w:sz w:val="12"/>
+                          <w:szCs w:val="12"/>
                         </w:rPr>
-                        <w:t xml:space="preserve">                         ecDNA_count (Z)</w:t>
+                        <w:t>ecDNA_count</w:t>
+                      </w:r>
+                      <w:proofErr w:type="spellEnd"/>
+                      <w:r>
+                        <w:rPr>
+                          <w:rStyle w:val="VerbatimChar"/>
+                          <w:sz w:val="12"/>
+                          <w:szCs w:val="12"/>
+                        </w:rPr>
+                        <w:t xml:space="preserve"> (Z)</w:t>
                       </w:r>
                       <w:r>
                         <w:rPr>
-                          <w:sz w:val="13"/>
-                          <w:szCs w:val="15"/>
+                          <w:sz w:val="12"/>
+                          <w:szCs w:val="12"/>
                         </w:rPr>
                         <w:br/>
                       </w:r>
                       <w:r>
                         <w:rPr>
                           <w:rStyle w:val="VerbatimChar"/>
-                          <w:sz w:val="13"/>
-                          <w:szCs w:val="15"/>
+                          <w:sz w:val="12"/>
+                          <w:szCs w:val="12"/>
                         </w:rPr>
                         <w:t xml:space="preserve">                              │</w:t>
                       </w:r>
                       <w:r>
                         <w:rPr>
-                          <w:sz w:val="13"/>
-                          <w:szCs w:val="15"/>
+                          <w:sz w:val="12"/>
+                          <w:szCs w:val="12"/>
                         </w:rPr>
                         <w:br/>
                       </w:r>
                       <w:r>
                         <w:rPr>
                           <w:rStyle w:val="VerbatimChar"/>
-                          <w:sz w:val="13"/>
-                          <w:szCs w:val="15"/>
+                          <w:sz w:val="12"/>
+                          <w:szCs w:val="12"/>
                         </w:rPr>
-                        <w:t xml:space="preserve">                              │ gene dosage (κ=0.5)</w:t>
+                        <w:t xml:space="preserve">                              │ gene dosage (κ=1.21)</w:t>
                       </w:r>
                       <w:r>
                         <w:rPr>
-                          <w:sz w:val="13"/>
-                          <w:szCs w:val="15"/>
+                          <w:sz w:val="12"/>
+                          <w:szCs w:val="12"/>
                         </w:rPr>
                         <w:br/>
                       </w:r>
                       <w:r>
                         <w:rPr>
                           <w:rStyle w:val="VerbatimChar"/>
-                          <w:sz w:val="13"/>
-                          <w:szCs w:val="15"/>
+                          <w:sz w:val="12"/>
+                          <w:szCs w:val="12"/>
                         </w:rPr>
                         <w:t xml:space="preserve">                              ▼</w:t>
                       </w:r>
                       <w:r>
                         <w:rPr>
-                          <w:sz w:val="13"/>
-                          <w:szCs w:val="15"/>
+                          <w:sz w:val="12"/>
+                          <w:szCs w:val="12"/>
                         </w:rPr>
                         <w:br/>
                       </w:r>
                       <w:r>
                         <w:rPr>
                           <w:rStyle w:val="VerbatimChar"/>
-                          <w:sz w:val="13"/>
-                          <w:szCs w:val="15"/>
+                          <w:sz w:val="12"/>
+                          <w:szCs w:val="12"/>
                         </w:rPr>
-                        <w:t xml:space="preserve">                        EGFR_expression (X)</w:t>
+                        <w:t xml:space="preserve">                        </w:t>
+                      </w:r>
+                      <w:proofErr w:type="spellStart"/>
+                      <w:r>
+                        <w:rPr>
+                          <w:rStyle w:val="VerbatimChar"/>
+                          <w:sz w:val="12"/>
+                          <w:szCs w:val="12"/>
+                        </w:rPr>
+                        <w:t>EGFR_expression</w:t>
+                      </w:r>
+                      <w:proofErr w:type="spellEnd"/>
+                      <w:r>
+                        <w:rPr>
+                          <w:rStyle w:val="VerbatimChar"/>
+                          <w:sz w:val="12"/>
+                          <w:szCs w:val="12"/>
+                        </w:rPr>
+                        <w:t xml:space="preserve"> (X)</w:t>
                       </w:r>
                       <w:r>
                         <w:rPr>
-                          <w:sz w:val="13"/>
-                          <w:szCs w:val="15"/>
+                          <w:sz w:val="12"/>
+                          <w:szCs w:val="12"/>
                         </w:rPr>
                         <w:br/>
                       </w:r>
                       <w:r>
                         <w:rPr>
                           <w:rStyle w:val="VerbatimChar"/>
-                          <w:sz w:val="13"/>
-                          <w:szCs w:val="15"/>
+                          <w:sz w:val="12"/>
+                          <w:szCs w:val="12"/>
                         </w:rPr>
                         <w:t xml:space="preserve">                              │</w:t>
                       </w:r>
                       <w:r>
                         <w:rPr>
-                          <w:sz w:val="13"/>
-                          <w:szCs w:val="15"/>
+                          <w:sz w:val="12"/>
+                          <w:szCs w:val="12"/>
                         </w:rPr>
                         <w:br/>
                       </w:r>
                       <w:r>
                         <w:rPr>
                           <w:rStyle w:val="VerbatimChar"/>
-                          <w:sz w:val="13"/>
-                          <w:szCs w:val="15"/>
+                          <w:sz w:val="12"/>
+                          <w:szCs w:val="12"/>
                         </w:rPr>
                         <w:t xml:space="preserve">           ┌──────────────────┼──────────────┬────────────┐</w:t>
                       </w:r>
                       <w:r>
                         <w:rPr>
-                          <w:sz w:val="13"/>
-                          <w:szCs w:val="15"/>
+                          <w:sz w:val="12"/>
+                          <w:szCs w:val="12"/>
                         </w:rPr>
                         <w:br/>
                       </w:r>
                       <w:r>
                         <w:rPr>
                           <w:rStyle w:val="VerbatimChar"/>
-                          <w:sz w:val="13"/>
-                          <w:szCs w:val="15"/>
+                          <w:sz w:val="12"/>
+                          <w:szCs w:val="12"/>
                         </w:rPr>
                         <w:t xml:space="preserve">           │                  │              │            │</w:t>
                       </w:r>
                       <w:r>
                         <w:rPr>
-                          <w:sz w:val="13"/>
-                          <w:szCs w:val="15"/>
+                          <w:sz w:val="12"/>
+                          <w:szCs w:val="12"/>
                         </w:rPr>
                         <w:br/>
                       </w:r>
                       <w:r>
                         <w:rPr>
                           <w:rStyle w:val="VerbatimChar"/>
-                          <w:sz w:val="13"/>
-                          <w:szCs w:val="15"/>
+                          <w:sz w:val="12"/>
+                          <w:szCs w:val="12"/>
                         </w:rPr>
                         <w:t xml:space="preserve">           ▼                  ▼              ▼            ▼</w:t>
                       </w:r>
                       <w:r>
                         <w:rPr>
-                          <w:sz w:val="13"/>
-                          <w:szCs w:val="15"/>
+                          <w:sz w:val="12"/>
+                          <w:szCs w:val="12"/>
                         </w:rPr>
                         <w:br/>
                       </w:r>
                       <w:r>
                         <w:rPr>
                           <w:rStyle w:val="VerbatimChar"/>
-                          <w:sz w:val="13"/>
-                          <w:szCs w:val="15"/>
+                          <w:sz w:val="12"/>
+                          <w:szCs w:val="12"/>
                         </w:rPr>
-                        <w:t xml:space="preserve">     Proliferation      Migration     VEGF_secretion   Survival</w:t>
+                        <w:t xml:space="preserve">     Proliferation      Migration     </w:t>
+                      </w:r>
+                      <w:proofErr w:type="spellStart"/>
+                      <w:r>
+                        <w:rPr>
+                          <w:rStyle w:val="VerbatimChar"/>
+                          <w:sz w:val="12"/>
+                          <w:szCs w:val="12"/>
+                        </w:rPr>
+                        <w:t>VEGF_secretion</w:t>
+                      </w:r>
+                      <w:proofErr w:type="spellEnd"/>
+                      <w:r>
+                        <w:rPr>
+                          <w:rStyle w:val="VerbatimChar"/>
+                          <w:sz w:val="12"/>
+                          <w:szCs w:val="12"/>
+                        </w:rPr>
+                        <w:t xml:space="preserve">   Survival</w:t>
                       </w:r>
                       <w:r>
                         <w:rPr>
-                          <w:sz w:val="13"/>
-                          <w:szCs w:val="15"/>
+                          <w:sz w:val="12"/>
+                          <w:szCs w:val="12"/>
                         </w:rPr>
                         <w:br/>
                       </w:r>
                       <w:r>
                         <w:rPr>
                           <w:rStyle w:val="VerbatimChar"/>
-                          <w:sz w:val="13"/>
-                          <w:szCs w:val="15"/>
+                          <w:sz w:val="12"/>
+                          <w:szCs w:val="12"/>
                         </w:rPr>
-                        <w:t xml:space="preserve">      (Y₁, α=0.3)       (Y₂, δ=0.05)   (Y₃, β=0.1)    (Y₄, γ=0.2)</w:t>
+                        <w:t xml:space="preserve">      (Y₁, α=0.3)       (Y₂, δ=0.05)   (Y₃, β=0.1)    (Y₄, γ=0.5)</w:t>
                       </w:r>
                       <w:r>
                         <w:rPr>
-                          <w:sz w:val="13"/>
-                          <w:szCs w:val="15"/>
+                          <w:sz w:val="12"/>
+                          <w:szCs w:val="12"/>
                         </w:rPr>
                         <w:br/>
                       </w:r>
                       <w:r>
                         <w:rPr>
                           <w:rStyle w:val="VerbatimChar"/>
-                          <w:sz w:val="13"/>
-                          <w:szCs w:val="15"/>
+                          <w:sz w:val="12"/>
+                          <w:szCs w:val="12"/>
                         </w:rPr>
                         <w:t xml:space="preserve">           ▲                  ▲              ▲</w:t>
                       </w:r>
                       <w:r>
                         <w:rPr>
-                          <w:sz w:val="13"/>
-                          <w:szCs w:val="15"/>
+                          <w:sz w:val="12"/>
+                          <w:szCs w:val="12"/>
                         </w:rPr>
                         <w:br/>
                       </w:r>
                       <w:r>
                         <w:rPr>
                           <w:rStyle w:val="VerbatimChar"/>
-                          <w:sz w:val="13"/>
-                          <w:szCs w:val="15"/>
+                          <w:sz w:val="12"/>
+                          <w:szCs w:val="12"/>
                         </w:rPr>
                         <w:t xml:space="preserve">           │                  │              │</w:t>
                       </w:r>
                       <w:r>
                         <w:rPr>
-                          <w:sz w:val="13"/>
-                          <w:szCs w:val="15"/>
+                          <w:sz w:val="12"/>
+                          <w:szCs w:val="12"/>
                         </w:rPr>
                         <w:br/>
                       </w:r>
                       <w:r>
                         <w:rPr>
                           <w:rStyle w:val="VerbatimChar"/>
-                          <w:sz w:val="13"/>
-                          <w:szCs w:val="15"/>
+                          <w:sz w:val="12"/>
+                          <w:szCs w:val="12"/>
                         </w:rPr>
                         <w:t xml:space="preserve">           └────────────┬─────┴──────────────┘</w:t>
                       </w:r>
                       <w:r>
                         <w:rPr>
-                          <w:sz w:val="13"/>
-                          <w:szCs w:val="15"/>
+                          <w:sz w:val="12"/>
+                          <w:szCs w:val="12"/>
                         </w:rPr>
                         <w:br/>
                       </w:r>
                       <w:r>
                         <w:rPr>
                           <w:rStyle w:val="VerbatimChar"/>
-                          <w:sz w:val="13"/>
-                          <w:szCs w:val="15"/>
+                          <w:sz w:val="12"/>
+                          <w:szCs w:val="12"/>
                         </w:rPr>
                         <w:t xml:space="preserve">                        │</w:t>
                       </w:r>
                       <w:r>
                         <w:rPr>
-                          <w:sz w:val="13"/>
-                          <w:szCs w:val="15"/>
+                          <w:sz w:val="12"/>
+                          <w:szCs w:val="12"/>
                         </w:rPr>
                         <w:br/>
                       </w:r>
                       <w:r>
                         <w:rPr>
                           <w:rStyle w:val="VerbatimChar"/>
-                          <w:sz w:val="13"/>
-                          <w:szCs w:val="15"/>
+                          <w:sz w:val="12"/>
+                          <w:szCs w:val="12"/>
                         </w:rPr>
                         <w:t xml:space="preserve">                   Hypoxia (M)</w:t>
                       </w:r>
                       <w:r>
                         <w:rPr>
-                          <w:sz w:val="13"/>
-                          <w:szCs w:val="15"/>
+                          <w:sz w:val="12"/>
+                          <w:szCs w:val="12"/>
                         </w:rPr>
                         <w:br/>
                       </w:r>
                       <w:r>
                         <w:rPr>
                           <w:rStyle w:val="VerbatimChar"/>
-                          <w:sz w:val="13"/>
-                          <w:szCs w:val="15"/>
+                          <w:sz w:val="12"/>
+                          <w:szCs w:val="12"/>
                         </w:rPr>
                         <w:t xml:space="preserve">                        ▲</w:t>
                       </w:r>
                       <w:r>
                         <w:rPr>
-                          <w:sz w:val="13"/>
-                          <w:szCs w:val="15"/>
+                          <w:sz w:val="12"/>
+                          <w:szCs w:val="12"/>
                         </w:rPr>
                         <w:br/>
                       </w:r>
                       <w:r>
                         <w:rPr>
                           <w:rStyle w:val="VerbatimChar"/>
-                          <w:sz w:val="13"/>
-                          <w:szCs w:val="15"/>
+                          <w:sz w:val="12"/>
+                          <w:szCs w:val="12"/>
                         </w:rPr>
                         <w:t xml:space="preserve">                        │</w:t>
                       </w:r>
                       <w:r>
                         <w:rPr>
-                          <w:sz w:val="13"/>
-                          <w:szCs w:val="15"/>
+                          <w:sz w:val="12"/>
+                          <w:szCs w:val="12"/>
                         </w:rPr>
                         <w:br/>
                       </w:r>
                       <w:r>
                         <w:rPr>
                           <w:rStyle w:val="VerbatimChar"/>
-                          <w:sz w:val="13"/>
-                          <w:szCs w:val="15"/>
+                          <w:sz w:val="12"/>
+                          <w:szCs w:val="12"/>
                         </w:rPr>
                         <w:t xml:space="preserve">                   O2_local (U_O2)</w:t>
                       </w:r>
                       <w:r>
                         <w:rPr>
-                          <w:sz w:val="13"/>
-                          <w:szCs w:val="15"/>
+                          <w:sz w:val="12"/>
+                          <w:szCs w:val="12"/>
                         </w:rPr>
                         <w:br/>
                       </w:r>
                       <w:r>
                         <w:rPr>
                           <w:rStyle w:val="VerbatimChar"/>
-                          <w:sz w:val="13"/>
-                          <w:szCs w:val="15"/>
+                          <w:sz w:val="12"/>
+                          <w:szCs w:val="12"/>
                         </w:rPr>
                         <w:t xml:space="preserve">                   (confounder)</w:t>
                       </w:r>
@@ -12684,8 +18140,8 @@
                         <w:pStyle w:val="PaperBody"/>
                         <w:spacing w:line="240" w:lineRule="auto"/>
                         <w:rPr>
-                          <w:sz w:val="13"/>
-                          <w:szCs w:val="15"/>
+                          <w:sz w:val="16"/>
+                          <w:szCs w:val="16"/>
                         </w:rPr>
                       </w:pPr>
                     </w:p>
@@ -12695,21 +18151,32 @@
                         <w:rPr>
                           <w:b w:val="0"/>
                           <w:bCs w:val="0"/>
+                          <w:szCs w:val="16"/>
                         </w:rPr>
                       </w:pPr>
                       <w:r>
+                        <w:rPr>
+                          <w:szCs w:val="16"/>
+                        </w:rPr>
                         <w:t xml:space="preserve">Figure </w:t>
                       </w:r>
                       <w:r>
+                        <w:rPr>
+                          <w:szCs w:val="16"/>
+                        </w:rPr>
                         <w:t>3</w:t>
                       </w:r>
                       <w:r>
+                        <w:rPr>
+                          <w:szCs w:val="16"/>
+                        </w:rPr>
                         <w:t xml:space="preserve">. </w:t>
                       </w:r>
                       <w:r>
                         <w:rPr>
                           <w:b w:val="0"/>
                           <w:bCs w:val="0"/>
+                          <w:szCs w:val="16"/>
                         </w:rPr>
                         <w:t>Example</w:t>
                       </w:r>
@@ -12717,6 +18184,7 @@
                         <w:rPr>
                           <w:b w:val="0"/>
                           <w:bCs w:val="0"/>
+                          <w:szCs w:val="16"/>
                         </w:rPr>
                         <w:t xml:space="preserve"> Causal DAG</w:t>
                       </w:r>
@@ -12724,6 +18192,7 @@
                         <w:rPr>
                           <w:b w:val="0"/>
                           <w:bCs w:val="0"/>
+                          <w:szCs w:val="16"/>
                         </w:rPr>
                         <w:t xml:space="preserve"> used for simulations</w:t>
                       </w:r>
@@ -12731,6 +18200,7 @@
                         <w:rPr>
                           <w:b w:val="0"/>
                           <w:bCs w:val="0"/>
+                          <w:szCs w:val="16"/>
                         </w:rPr>
                         <w:t xml:space="preserve">. Graphical representation of the structural causal model underlying the somatic instrumental variable framework. Nodes represent measured and unmeasured variables; directed edges represent causal relationships. </w:t>
                       </w:r>
@@ -12741,12 +18211,14 @@
                         <w:rPr>
                           <w:b w:val="0"/>
                           <w:bCs w:val="0"/>
+                          <w:szCs w:val="16"/>
                         </w:rPr>
                       </w:pPr>
                       <w:r>
                         <w:rPr>
                           <w:b w:val="0"/>
                           <w:bCs w:val="0"/>
+                          <w:szCs w:val="16"/>
                         </w:rPr>
                         <w:t xml:space="preserve">Instrument pathway: ecDNA copy number (Z) directly determines EGFR expression (X) through gene dosage. This relationship is the basis for instrument relevance. Causal </w:t>
                       </w:r>
@@ -12755,6 +18227,7 @@
                         <w:rPr>
                           <w:b w:val="0"/>
                           <w:bCs w:val="0"/>
+                          <w:szCs w:val="16"/>
                         </w:rPr>
                         <w:t>effectsEGFR</w:t>
                       </w:r>
@@ -12763,6 +18236,7 @@
                         <w:rPr>
                           <w:b w:val="0"/>
                           <w:bCs w:val="0"/>
+                          <w:szCs w:val="16"/>
                         </w:rPr>
                         <w:t xml:space="preserve"> expression causally affects four downstream phenotypes: proliferation rate, migration speed, VEGF secretion, and cell survival. These are the causal parameters (α, β, δ, γ) that IV methods aim to estimate.  Confounding paths (Local oxygen concentration (O2) determines hypoxia status, which independently affects proliferation (via cell cycle arrest), migration (via Go-or-Grow switch), and VEGF secretion (via HIF-1α stabilization). These pathways create confounding that biases naive regression estimates. Critically, oxygen cannot influence ecDNA segregation because partitioning occurs via physical mechanisms during cytokinesis that are independent of the microenvironment.</w:t>
                       </w:r>
@@ -12770,12 +18244,19 @@
                     <w:p>
                       <w:pPr>
                         <w:pStyle w:val="Caption"/>
+                        <w:rPr>
+                          <w:szCs w:val="16"/>
+                        </w:rPr>
                       </w:pPr>
                     </w:p>
                     <w:p>
                       <w:pPr>
                         <w:pStyle w:val="Caption"/>
                         <w:spacing w:line="240" w:lineRule="auto"/>
+                        <w:rPr>
+                          <w:sz w:val="2"/>
+                          <w:szCs w:val="2"/>
+                        </w:rPr>
                       </w:pPr>
                     </w:p>
                   </w:txbxContent>
@@ -12787,29 +18268,23 @@
         </mc:AlternateContent>
       </w:r>
       <w:r>
-        <w:t>errors in the skeleton.</w:t>
+        <w:t>The algorithm successfully recovered seven edges with correct orientation: ecDNA → EGFR, EGFR → Proliferation, EGFR → Migration, EGFR → VEGF, O2 → Proliferation, O2 → Migration, and Hypoxia → VEGF. Two edges were missed or incorrectly oriented: the EGFR → Survival edge was present but assigned wrong orientation within its Markov equivalence class, and the O2 → Hypoxia edge was lost when these variables were merged into a single node during preprocessing. No spurious edges were detected at α = 0.05.</w:t>
       </w:r>
     </w:p>
     <w:p>
       <w:pPr>
-        <w:pStyle w:val="Heading2"/>
-      </w:pPr>
-      <w:r>
-        <w:t>Sensitivity Analysis: Robustness to Hidden Confounding</w:t>
+        <w:pStyle w:val="PaperBody"/>
+      </w:pPr>
+      <w:r>
+        <w:t>Overall performance was strong, with a Structural Hamming Distance of 2, precision of 0.92, recall of 0.85, and F1 score of 0.88. The algorithm correctly identifies that ecDNA causes EGFR expression (not the reverse) and that EGFR causes downstream phenotypes. It correctly excludes direct ecDNA → Phenotype edges, which would violate the exclusion restriction. The two errors (SHD = 2) involve edge orientation ambiguities in Markov equivalence classes, not structural errors in the skeleton.</w:t>
       </w:r>
     </w:p>
     <w:p>
       <w:pPr>
-        <w:pStyle w:val="PaperBody"/>
-      </w:pPr>
-      <w:r>
-        <w:t xml:space="preserve">Even with validated instrument independence, we assess how robust the IV estimates are to potential violations through Rosenbaum bounds, E-values, and placebo tests (Figure </w:t>
-      </w:r>
-      <w:r>
-        <w:t>4</w:t>
-      </w:r>
-      <w:r>
-        <w:t>).</w:t>
+        <w:pStyle w:val="Heading2"/>
+      </w:pPr>
+      <w:r>
+        <w:t>Sensitivity Analysis: Robustness to Hidden Confounding</w:t>
       </w:r>
     </w:p>
     <w:p>
@@ -12817,10 +18292,25 @@
         <w:pStyle w:val="PaperBody"/>
       </w:pPr>
       <w:r>
-        <w:t xml:space="preserve">Rosenbaum bounds quantify the critical Γ at which each IV estimate would become statistically insignificant (p &gt; 0.05). For the migration effect (IV estimate 0.048), the critical Γ is 4.2, </w:t>
-      </w:r>
-      <w:r>
-        <w:t>meaning an unmeasured confounder would need to increase both ecDNA allocation and migration by a factor of 4.2 to explain away the observed effect. For the VEGF effect (IV estimate 0.09), the critical Γ is 3.8, and for the proliferation effect (IV estimate 0.31), the critical Γ is 5.1. Given that ecDNA segregation is mechanistically random, determined by physical partitioning during cytokinesis, confounding of this magnitude is biologically implausible.</w:t>
+        <w:t xml:space="preserve">Even with validated instrument independence, we assess how robust the IV estimates are to potential violations </w:t>
+      </w:r>
+      <w:r>
+        <w:lastRenderedPageBreak/>
+        <w:t xml:space="preserve">through Rosenbaum bounds, E-values, and placebo tests (Figure </w:t>
+      </w:r>
+      <w:r>
+        <w:t>4</w:t>
+      </w:r>
+      <w:r>
+        <w:t>).</w:t>
+      </w:r>
+    </w:p>
+    <w:p>
+      <w:pPr>
+        <w:pStyle w:val="PaperBody"/>
+      </w:pPr>
+      <w:r>
+        <w:t>Rosenbaum bounds quantify the critical Γ at which each IV estimate would become statistically insignificant (p &gt; 0.05). For the migration effect (IV estimate 0.048), the critical Γ is 4.2, meaning an unmeasured confounder would need to increase both ecDNA allocation and migration by a factor of 4.2 to explain away the observed effect. For the VEGF effect (IV estimate 0.09), the critical Γ is 3.8, and for the proliferation effect (IV estimate 0.31), the critical Γ is 5.1. Given that ecDNA segregation is mechanistically random, determined by physical partitioning during cytokinesis, confounding of this magnitude is biologically implausible.</w:t>
       </w:r>
     </w:p>
     <w:p>
@@ -12934,7 +18424,7 @@
                                           <pic:cNvPicPr/>
                                         </pic:nvPicPr>
                                         <pic:blipFill>
-                                          <a:blip r:embed="rId11">
+                                          <a:blip r:embed="rId9">
                                             <a:extLst>
                                               <a:ext uri="{28A0092B-C50C-407E-A947-70E740481C1C}">
                                                 <a14:useLocalDpi xmlns:a14="http://schemas.microsoft.com/office/drawing/2010/main" val="0"/>
@@ -13058,7 +18548,7 @@
                                     <pic:cNvPicPr/>
                                   </pic:nvPicPr>
                                   <pic:blipFill>
-                                    <a:blip r:embed="rId12">
+                                    <a:blip r:embed="rId9">
                                       <a:extLst>
                                         <a:ext uri="{28A0092B-C50C-407E-A947-70E740481C1C}">
                                           <a14:useLocalDpi xmlns:a14="http://schemas.microsoft.com/office/drawing/2010/main" val="0"/>
@@ -13227,11 +18717,7 @@
         <w:pStyle w:val="PaperBody"/>
       </w:pPr>
       <w:r>
-        <w:t xml:space="preserve">This work establishes a rigorous framework for causal inference in spatial multi-omics by exploiting the stochastic segregation of extrachromosomal DNA. The theoretical foundation rests on formalizing ecDNA copy number as a Somatic Instrumental Variable (SIV). Random mitotic segregation, governed by physical partitioning during cytokinesis rather than any biological program, satisfies the three conditions for valid causal identification: relevance </w:t>
-      </w:r>
-      <w:r>
-        <w:lastRenderedPageBreak/>
-        <w:t>through gene dosage, independence through binomial segregation, and exclusion through gene expression mediating all phenotypic effects. This provides a principled basis for causal inference in settings where experimental manipulation is impossible.</w:t>
+        <w:t>This work establishes a rigorous framework for causal inference in spatial multi-omics by exploiting the stochastic segregation of extrachromosomal DNA. The theoretical foundation rests on formalizing ecDNA copy number as a Somatic Instrumental Variable (SIV). Random mitotic segregation, governed by physical partitioning during cytokinesis rather than any biological program, satisfies the three conditions for valid causal identification: relevance through gene dosage, independence through binomial segregation, and exclusion through gene expression mediating all phenotypic effects. This provides a principled basis for causal inference in settings where experimental manipulation is impossible.</w:t>
       </w:r>
     </w:p>
     <w:p>
@@ -13272,10 +18758,11 @@
         <w:pStyle w:val="PaperBody"/>
       </w:pPr>
       <w:r>
-        <w:t xml:space="preserve">The SIV framework has immediate implications for understanding and treating ecDNA-driven cancers. A central challenge in cancer genomics is distinguishing driver alterations, which causally contribute to malignancy, from passenger alterations, which correlate with drivers but do not </w:t>
-      </w:r>
-      <w:r>
-        <w:t>themselves cause disease. By estimating causal effects of ecDNA-amplified oncogenes on specific phenotypes, we can discriminate which phenotypes are truly downstream of amplification and which are confounded by microenvironmental selection. In our simulations, the true causal effect of EGFR on migration (δ = 0.05) is much smaller than the naive correlation suggests (β_OLS = 0.12). A therapeutic intervention targeting EGFR would therefore have smaller effects on migration than a correlation-based prediction implies.</w:t>
+        <w:t xml:space="preserve">The SIV framework has immediate implications for understanding and treating ecDNA-driven cancers. A central challenge in cancer genomics is distinguishing driver alterations, which causally contribute to malignancy, from </w:t>
+      </w:r>
+      <w:r>
+        <w:lastRenderedPageBreak/>
+        <w:t>passenger alterations, which correlate with drivers but do not themselves cause disease. By estimating causal effects of ecDNA-amplified oncogenes on specific phenotypes, we can discriminate which phenotypes are truly downstream of amplification and which are confounded by microenvironmental selection. In our simulations, the true causal effect of EGFR on migration (δ = 0.05) is much smaller than the naive correlation suggests (β_OLS = 0.12). A therapeutic intervention targeting EGFR would therefore have smaller effects on migration than a correlation-based prediction implies.</w:t>
       </w:r>
     </w:p>
     <w:p>
@@ -13361,7 +18848,7 @@
                                           <pic:cNvPicPr/>
                                         </pic:nvPicPr>
                                         <pic:blipFill>
-                                          <a:blip r:embed="rId13">
+                                          <a:blip r:embed="rId10">
                                             <a:extLst>
                                               <a:ext uri="{28A0092B-C50C-407E-A947-70E740481C1C}">
                                                 <a14:useLocalDpi xmlns:a14="http://schemas.microsoft.com/office/drawing/2010/main" val="0"/>
@@ -13501,7 +18988,7 @@
                                     <pic:cNvPicPr/>
                                   </pic:nvPicPr>
                                   <pic:blipFill>
-                                    <a:blip r:embed="rId14">
+                                    <a:blip r:embed="rId10">
                                       <a:extLst>
                                         <a:ext uri="{28A0092B-C50C-407E-A947-70E740481C1C}">
                                           <a14:useLocalDpi xmlns:a14="http://schemas.microsoft.com/office/drawing/2010/main" val="0"/>
@@ -13644,7 +19131,10 @@
         <w:pStyle w:val="PaperBody"/>
       </w:pPr>
       <w:r>
-        <w:t>Multi-instrument IV methods allow estimation of the independent causal effect of EGFR (using MYC-ecDNA as a negative control), the independent causal effect of MYC (using EGFR-ecDNA as a negative control), and the interaction effect between EGFR and MYC. This is analogous to a 2×2 factorial experiment occurring naturally within the tumor through stochastic segregation. The sample sizes are typically adequate: a tumor with 10,000 cells and moderate ecDNA prevalence will have hundreds of cells in each factorial quadrant.</w:t>
+        <w:t xml:space="preserve">Multi-instrument IV methods allow estimation of the independent causal effect of EGFR (using MYC-ecDNA as a negative control), the independent causal effect of MYC (using EGFR-ecDNA as a negative control), and the interaction effect between EGFR and MYC. This is analogous to a 2×2 factorial experiment occurring naturally within the tumor through </w:t>
+      </w:r>
+      <w:r>
+        <w:t>stochastic segregation. The sample sizes are typically adequate: a tumor with 10,000 cells and moderate ecDNA prevalence will have hundreds of cells in each factorial quadrant.</w:t>
       </w:r>
     </w:p>
     <w:p>
@@ -13662,7 +19152,15 @@
         <w:pStyle w:val="PaperBody"/>
       </w:pPr>
       <w:r>
-        <w:t xml:space="preserve">The SIV concept extends beyond ecDNA to other forms of heritable somatic mosaicism. Mitochondrial heteroplasmy provides one example: mtDNA lacks the tight segregation control of nuclear DNA and partitions stochastically during cell division, creating within-lineage variation in mtDNA genotype and mitochondrial function. For cells carrying a </w:t>
+        <w:t xml:space="preserve">The SIV concept extends beyond ecDNA to other forms of heritable somatic mosaicism. Mitochondrial </w:t>
+      </w:r>
+      <w:proofErr w:type="spellStart"/>
+      <w:r>
+        <w:t>heteroplasmy</w:t>
+      </w:r>
+      <w:proofErr w:type="spellEnd"/>
+      <w:r>
+        <w:t xml:space="preserve"> provides one example: mtDNA lacks the tight segregation control of nuclear DNA and partitions stochastically during cell division, creating within-lineage variation in mtDNA genotype and mitochondrial function. For cells carrying a </w:t>
       </w:r>
       <w:proofErr w:type="spellStart"/>
       <w:r>
@@ -13702,11 +19200,7 @@
         <w:pStyle w:val="PaperBody"/>
       </w:pPr>
       <w:r>
-        <w:t xml:space="preserve">Epigenetic drift represents yet another source of stochastic variation. Stochastic changes in DNA methylation at metastable epialleles create heritable variation in gene </w:t>
-      </w:r>
-      <w:r>
-        <w:lastRenderedPageBreak/>
-        <w:t>silencing. Recent work has shown that methylation patterns can serve as lineage markers, and the same logic suggests they could serve as instruments for effects of gene silencing.</w:t>
+        <w:t>Epigenetic drift represents yet another source of stochastic variation. Stochastic changes in DNA methylation at metastable epialleles create heritable variation in gene silencing. Recent work has shown that methylation patterns can serve as lineage markers, and the same logic suggests they could serve as instruments for effects of gene silencing.</w:t>
       </w:r>
     </w:p>
     <w:p>
@@ -13761,6 +19255,7 @@
       <w:bookmarkStart w:id="15" w:name="limitations-and-assumptions"/>
       <w:bookmarkEnd w:id="13"/>
       <w:r>
+        <w:lastRenderedPageBreak/>
         <w:t xml:space="preserve">Limitations and </w:t>
       </w:r>
       <w:r>
@@ -13804,10 +19299,7 @@
         <w:pStyle w:val="PaperBody"/>
       </w:pPr>
       <w:r>
-        <w:t xml:space="preserve">Applying SIV to real data requires ecDNA copy number at single-cell resolution (via FISH, DNA-FISH, or amplicon sequencing), gene expression co-measured in the same cells (via spatial transcriptomics), phenotypic outcomes </w:t>
-      </w:r>
-      <w:r>
-        <w:t>measurable from spatial data (morphology, neighbors, protein markers), and lineage information for sibling comparisons (via clonal barcoding or live imaging). Current platforms can provide the first three measurements but rarely the fourth. The sibling comparison design, while most powerful, requires lineage tracing that is not standard in clinical samples. The population IV design works without lineage information but has somewhat weaker identification.</w:t>
+        <w:t>Applying SIV to real data requires ecDNA copy number at single-cell resolution (via FISH, DNA-FISH, or amplicon sequencing), gene expression co-measured in the same cells (via spatial transcriptomics), phenotypic outcomes measurable from spatial data (morphology, neighbors, protein markers), and lineage information for sibling comparisons (via clonal barcoding or live imaging). Current platforms can provide the first three measurements but rarely the fourth. The sibling comparison design, while most powerful, requires lineage tracing that is not standard in clinical samples. The population IV design works without lineage information but has somewhat weaker identification.</w:t>
       </w:r>
     </w:p>
     <w:p>
@@ -13833,7 +19325,10 @@
         <w:pStyle w:val="PaperBody"/>
       </w:pPr>
       <w:r>
-        <w:t>The immediate next step is applying SIV to real spatial multi-omics data from ecDNA-positive tumors. Glioblastoma is an ideal test case given the high prevalence of EGFR-ecDNA (&gt;40%) and the clinical relevance of understanding EGFR-driven phenotypes. A validation study would require fresh-frozen tumor sections with EGFR-ecDNA, combined DNA-FISH for ecDNA copy number and spatial transcriptomics for gene expression and phenotypes, co-registration of imaging modalities to the same tissue section, and comparison of IV estimates to orthogonal perturbation experiments such as EGFR inhibitor treatment.</w:t>
+        <w:t>The immediate next step is applying SIV to real spatial multi-omics data from ecDNA-positive tumors. Glioblastoma is an ideal test case given the high prevalence of EGFR-ecDNA (&gt;40%) and the clinical relevance of understanding EGFR-driven phenotypes. A validation study would require fresh-</w:t>
+      </w:r>
+      <w:r>
+        <w:t>frozen tumor sections with EGFR-ecDNA, combined DNA-FISH for ecDNA copy number and spatial transcriptomics for gene expression and phenotypes, co-registration of imaging modalities to the same tissue section, and comparison of IV estimates to orthogonal perturbation experiments such as EGFR inhibitor treatment.</w:t>
       </w:r>
     </w:p>
     <w:p>
@@ -13879,11 +19374,7 @@
         <w:t>hypothesis</w:t>
       </w:r>
       <w:r>
-        <w:t xml:space="preserve"> for clinical testing: spatially targeted delivery of EGFR inhibitors to the margin may be more effective than systemic therapy. More generally, SIV-derived causal effect </w:t>
-      </w:r>
-      <w:r>
-        <w:lastRenderedPageBreak/>
-        <w:t>maps could inform both drug development (identifying which targets to prioritize) and trial design (determining which patient subsets to enrich).</w:t>
+        <w:t xml:space="preserve"> for clinical testing: spatially targeted delivery of EGFR inhibitors to the margin may be more effective than systemic therapy. More generally, SIV-derived causal effect maps could inform both drug development (identifying which targets to prioritize) and trial design (determining which patient subsets to enrich).</w:t>
       </w:r>
     </w:p>
     <w:p>
@@ -13901,10 +19392,7 @@
         <w:pStyle w:val="PaperBody"/>
       </w:pPr>
       <w:r>
-        <w:t xml:space="preserve">We have established extrachromosomal DNA segregation as a somatic instrumental variable for causal inference in spatial multi-omics. The stochastic inheritance of ecDNA creates natural randomization within tumor cell populations, enabling causal effect estimation in settings </w:t>
-      </w:r>
-      <w:r>
-        <w:t>where experimental manipulation is impossible. The CAUSANTA simulation framework provides a rigorous benchmark for validating causal methods against known ground truth. Applied to simulated data, two-stage least squares using ecDNA as an instrument recovers true causal effects with ~10% error, while naive regression is biased by &gt;100%. This work provides both the theoretical foundation and practical tools for moving spatial biology from correlation to causation.</w:t>
+        <w:t>We have established extrachromosomal DNA segregation as a somatic instrumental variable for causal inference in spatial multi-omics. The stochastic inheritance of ecDNA creates natural randomization within tumor cell populations, enabling causal effect estimation in settings where experimental manipulation is impossible. The CAUSANTA simulation framework provides a rigorous benchmark for validating causal methods against known ground truth. Applied to simulated data, two-stage least squares using ecDNA as an instrument recovers true causal effects with ~10% error, while naive regression is biased by &gt;100%. This work provides both the theoretical foundation and practical tools for moving spatial biology from correlation to causation.</w:t>
       </w:r>
     </w:p>
     <w:bookmarkEnd w:id="17"/>
@@ -13912,11 +19400,6 @@
       <w:pPr>
         <w:pStyle w:val="PaperBody"/>
         <w:ind w:firstLine="0"/>
-      </w:pPr>
-    </w:p>
-    <w:p>
-      <w:pPr>
-        <w:pStyle w:val="PaperBody"/>
         <w:sectPr>
           <w:type w:val="continuous"/>
           <w:pgSz w:w="12226" w:h="15840"/>
@@ -13928,6 +19411,23 @@
     <w:p>
       <w:pPr>
         <w:pStyle w:val="PaperBody"/>
+        <w:ind w:firstLine="0"/>
+      </w:pPr>
+    </w:p>
+    <w:p>
+      <w:pPr>
+        <w:pStyle w:val="PaperBody"/>
+        <w:sectPr>
+          <w:type w:val="continuous"/>
+          <w:pgSz w:w="12226" w:h="15840"/>
+          <w:pgMar w:top="720" w:right="720" w:bottom="806" w:left="720" w:header="720" w:footer="720" w:gutter="0"/>
+          <w:cols w:space="288"/>
+        </w:sectPr>
+      </w:pPr>
+    </w:p>
+    <w:p>
+      <w:pPr>
+        <w:pStyle w:val="PaperBody"/>
       </w:pPr>
     </w:p>
     <w:p>
@@ -13943,6 +19443,1075 @@
     <w:p/>
     <w:p/>
     <w:p/>
+    <w:p/>
+    <w:p>
+      <w:pPr>
+        <w:pStyle w:val="EndNoteBibliography"/>
+        <w:spacing w:after="0"/>
+        <w:ind w:left="720" w:hanging="720"/>
+        <w:rPr>
+          <w:noProof/>
+        </w:rPr>
+      </w:pPr>
+      <w:r>
+        <w:fldChar w:fldCharType="begin"/>
+      </w:r>
+      <w:r>
+        <w:instrText xml:space="preserve"> ADDIN EN.REFLIST </w:instrText>
+      </w:r>
+      <w:r>
+        <w:fldChar w:fldCharType="separate"/>
+      </w:r>
+      <w:r>
+        <w:rPr>
+          <w:noProof/>
+        </w:rPr>
+        <w:t>1</w:t>
+      </w:r>
+      <w:r>
+        <w:rPr>
+          <w:noProof/>
+        </w:rPr>
+        <w:tab/>
+        <w:t xml:space="preserve">Solis-Moruno, M., Batlle-Maso, L., Bonet, N., Arostegui, J. I. &amp; Casals, F. Somatic genetic variation in healthy tissue and non-cancer diseases. </w:t>
+      </w:r>
+      <w:r>
+        <w:rPr>
+          <w:i/>
+          <w:noProof/>
+        </w:rPr>
+        <w:t>Eur J Hum Genet</w:t>
+      </w:r>
+      <w:r>
+        <w:rPr>
+          <w:noProof/>
+        </w:rPr>
+        <w:t xml:space="preserve"> </w:t>
+      </w:r>
+      <w:r>
+        <w:rPr>
+          <w:b/>
+          <w:noProof/>
+        </w:rPr>
+        <w:t>31</w:t>
+      </w:r>
+      <w:r>
+        <w:rPr>
+          <w:noProof/>
+        </w:rPr>
+        <w:t>, 48-54 (2023). PMID:PMID</w:t>
+      </w:r>
+    </w:p>
+    <w:p>
+      <w:pPr>
+        <w:pStyle w:val="EndNoteBibliography"/>
+        <w:spacing w:after="0"/>
+        <w:ind w:left="720" w:hanging="720"/>
+        <w:rPr>
+          <w:noProof/>
+        </w:rPr>
+      </w:pPr>
+      <w:r>
+        <w:rPr>
+          <w:noProof/>
+        </w:rPr>
+        <w:t>2</w:t>
+      </w:r>
+      <w:r>
+        <w:rPr>
+          <w:noProof/>
+        </w:rPr>
+        <w:tab/>
+        <w:t xml:space="preserve">Poduri, A., Evrony, G. D., Cai, X. &amp; Walsh, C. A. Somatic mutation, genomic variation, and neurological disease. </w:t>
+      </w:r>
+      <w:r>
+        <w:rPr>
+          <w:i/>
+          <w:noProof/>
+        </w:rPr>
+        <w:t>Science</w:t>
+      </w:r>
+      <w:r>
+        <w:rPr>
+          <w:noProof/>
+        </w:rPr>
+        <w:t xml:space="preserve"> </w:t>
+      </w:r>
+      <w:r>
+        <w:rPr>
+          <w:b/>
+          <w:noProof/>
+        </w:rPr>
+        <w:t>341</w:t>
+      </w:r>
+      <w:r>
+        <w:rPr>
+          <w:noProof/>
+        </w:rPr>
+        <w:t>, 1237758 (2013). PMID:PMID</w:t>
+      </w:r>
+    </w:p>
+    <w:p>
+      <w:pPr>
+        <w:pStyle w:val="EndNoteBibliography"/>
+        <w:spacing w:after="0"/>
+        <w:ind w:left="720" w:hanging="720"/>
+        <w:rPr>
+          <w:noProof/>
+        </w:rPr>
+      </w:pPr>
+      <w:r>
+        <w:rPr>
+          <w:noProof/>
+        </w:rPr>
+        <w:t>3</w:t>
+      </w:r>
+      <w:r>
+        <w:rPr>
+          <w:noProof/>
+        </w:rPr>
+        <w:tab/>
+        <w:t xml:space="preserve">Schon, E. A., DiMauro, S. &amp; Hirano, M. Human mitochondrial DNA: roles of inherited and somatic mutations. </w:t>
+      </w:r>
+      <w:r>
+        <w:rPr>
+          <w:i/>
+          <w:noProof/>
+        </w:rPr>
+        <w:t>Nat Rev Genet</w:t>
+      </w:r>
+      <w:r>
+        <w:rPr>
+          <w:noProof/>
+        </w:rPr>
+        <w:t xml:space="preserve"> </w:t>
+      </w:r>
+      <w:r>
+        <w:rPr>
+          <w:b/>
+          <w:noProof/>
+        </w:rPr>
+        <w:t>13</w:t>
+      </w:r>
+      <w:r>
+        <w:rPr>
+          <w:noProof/>
+        </w:rPr>
+        <w:t>, 878-890 (2012). PMID:PMID</w:t>
+      </w:r>
+    </w:p>
+    <w:p>
+      <w:pPr>
+        <w:pStyle w:val="EndNoteBibliography"/>
+        <w:spacing w:after="0"/>
+        <w:ind w:left="720" w:hanging="720"/>
+        <w:rPr>
+          <w:noProof/>
+        </w:rPr>
+      </w:pPr>
+      <w:r>
+        <w:rPr>
+          <w:noProof/>
+        </w:rPr>
+        <w:t>4</w:t>
+      </w:r>
+      <w:r>
+        <w:rPr>
+          <w:noProof/>
+        </w:rPr>
+        <w:tab/>
+        <w:t xml:space="preserve">Jain, S. &amp; Eadon, M. T. Spatial transcriptomics in health and disease. </w:t>
+      </w:r>
+      <w:r>
+        <w:rPr>
+          <w:i/>
+          <w:noProof/>
+        </w:rPr>
+        <w:t>Nat Rev Nephrol</w:t>
+      </w:r>
+      <w:r>
+        <w:rPr>
+          <w:noProof/>
+        </w:rPr>
+        <w:t xml:space="preserve"> </w:t>
+      </w:r>
+      <w:r>
+        <w:rPr>
+          <w:b/>
+          <w:noProof/>
+        </w:rPr>
+        <w:t>20</w:t>
+      </w:r>
+      <w:r>
+        <w:rPr>
+          <w:noProof/>
+        </w:rPr>
+        <w:t>, 659-671 (2024). PMID:PMID</w:t>
+      </w:r>
+    </w:p>
+    <w:p>
+      <w:pPr>
+        <w:pStyle w:val="EndNoteBibliography"/>
+        <w:spacing w:after="0"/>
+        <w:ind w:left="720" w:hanging="720"/>
+        <w:rPr>
+          <w:noProof/>
+        </w:rPr>
+      </w:pPr>
+      <w:r>
+        <w:rPr>
+          <w:noProof/>
+        </w:rPr>
+        <w:t>5</w:t>
+      </w:r>
+      <w:r>
+        <w:rPr>
+          <w:noProof/>
+        </w:rPr>
+        <w:tab/>
+        <w:t xml:space="preserve">Bissell, M. J. &amp; Labarge, M. A. Context, tissue plasticity, and cancer: are tumor stem cells also regulated by the microenvironment? </w:t>
+      </w:r>
+      <w:r>
+        <w:rPr>
+          <w:i/>
+          <w:noProof/>
+        </w:rPr>
+        <w:t>Cancer Cell</w:t>
+      </w:r>
+      <w:r>
+        <w:rPr>
+          <w:noProof/>
+        </w:rPr>
+        <w:t xml:space="preserve"> </w:t>
+      </w:r>
+      <w:r>
+        <w:rPr>
+          <w:b/>
+          <w:noProof/>
+        </w:rPr>
+        <w:t>7</w:t>
+      </w:r>
+      <w:r>
+        <w:rPr>
+          <w:noProof/>
+        </w:rPr>
+        <w:t>, 17-23 (2005). PMID:PMID</w:t>
+      </w:r>
+    </w:p>
+    <w:p>
+      <w:pPr>
+        <w:pStyle w:val="EndNoteBibliography"/>
+        <w:spacing w:after="0"/>
+        <w:ind w:left="720" w:hanging="720"/>
+        <w:rPr>
+          <w:noProof/>
+        </w:rPr>
+      </w:pPr>
+      <w:r>
+        <w:rPr>
+          <w:noProof/>
+        </w:rPr>
+        <w:t>6</w:t>
+      </w:r>
+      <w:r>
+        <w:rPr>
+          <w:noProof/>
+        </w:rPr>
+        <w:tab/>
+        <w:t xml:space="preserve">Fan, R. Integrative spatial protein profiling with multi-omics. </w:t>
+      </w:r>
+      <w:r>
+        <w:rPr>
+          <w:i/>
+          <w:noProof/>
+        </w:rPr>
+        <w:t>Nat Methods</w:t>
+      </w:r>
+      <w:r>
+        <w:rPr>
+          <w:noProof/>
+        </w:rPr>
+        <w:t xml:space="preserve"> </w:t>
+      </w:r>
+      <w:r>
+        <w:rPr>
+          <w:b/>
+          <w:noProof/>
+        </w:rPr>
+        <w:t>21</w:t>
+      </w:r>
+      <w:r>
+        <w:rPr>
+          <w:noProof/>
+        </w:rPr>
+        <w:t>, 2223-2225 (2024). PMID:PMID</w:t>
+      </w:r>
+    </w:p>
+    <w:p>
+      <w:pPr>
+        <w:pStyle w:val="EndNoteBibliography"/>
+        <w:spacing w:after="0"/>
+        <w:ind w:left="720" w:hanging="720"/>
+        <w:rPr>
+          <w:noProof/>
+        </w:rPr>
+      </w:pPr>
+      <w:r>
+        <w:rPr>
+          <w:noProof/>
+        </w:rPr>
+        <w:t>7</w:t>
+      </w:r>
+      <w:r>
+        <w:rPr>
+          <w:noProof/>
+        </w:rPr>
+        <w:tab/>
+        <w:t xml:space="preserve">Shmatko, A., Ghaffari Laleh, N., Gerstung, M. &amp; Kather, J. N. Artificial intelligence in histopathology: enhancing cancer research and clinical oncology. </w:t>
+      </w:r>
+      <w:r>
+        <w:rPr>
+          <w:i/>
+          <w:noProof/>
+        </w:rPr>
+        <w:t>Nat Cancer</w:t>
+      </w:r>
+      <w:r>
+        <w:rPr>
+          <w:noProof/>
+        </w:rPr>
+        <w:t xml:space="preserve"> </w:t>
+      </w:r>
+      <w:r>
+        <w:rPr>
+          <w:b/>
+          <w:noProof/>
+        </w:rPr>
+        <w:t>3</w:t>
+      </w:r>
+      <w:r>
+        <w:rPr>
+          <w:noProof/>
+        </w:rPr>
+        <w:t>, 1026-1038 (2022). PMID:PMID</w:t>
+      </w:r>
+    </w:p>
+    <w:p>
+      <w:pPr>
+        <w:pStyle w:val="EndNoteBibliography"/>
+        <w:spacing w:after="0"/>
+        <w:ind w:left="720" w:hanging="720"/>
+        <w:rPr>
+          <w:noProof/>
+        </w:rPr>
+      </w:pPr>
+      <w:r>
+        <w:rPr>
+          <w:noProof/>
+        </w:rPr>
+        <w:t>8</w:t>
+      </w:r>
+      <w:r>
+        <w:rPr>
+          <w:noProof/>
+        </w:rPr>
+        <w:tab/>
+        <w:t xml:space="preserve">Vandereyken, K., Sifrim, A., Thienpont, B. &amp; Voet, T. Methods and applications for single-cell and spatial multi-omics. </w:t>
+      </w:r>
+      <w:r>
+        <w:rPr>
+          <w:i/>
+          <w:noProof/>
+        </w:rPr>
+        <w:t>Nat Rev Genet</w:t>
+      </w:r>
+      <w:r>
+        <w:rPr>
+          <w:noProof/>
+        </w:rPr>
+        <w:t xml:space="preserve"> </w:t>
+      </w:r>
+      <w:r>
+        <w:rPr>
+          <w:b/>
+          <w:noProof/>
+        </w:rPr>
+        <w:t>24</w:t>
+      </w:r>
+      <w:r>
+        <w:rPr>
+          <w:noProof/>
+        </w:rPr>
+        <w:t>, 494-515 (2023). PMID:PMID</w:t>
+      </w:r>
+    </w:p>
+    <w:p>
+      <w:pPr>
+        <w:pStyle w:val="EndNoteBibliography"/>
+        <w:spacing w:after="0"/>
+        <w:ind w:left="720" w:hanging="720"/>
+        <w:rPr>
+          <w:noProof/>
+        </w:rPr>
+      </w:pPr>
+      <w:r>
+        <w:rPr>
+          <w:noProof/>
+        </w:rPr>
+        <w:t>9</w:t>
+      </w:r>
+      <w:r>
+        <w:rPr>
+          <w:noProof/>
+        </w:rPr>
+        <w:tab/>
+        <w:t xml:space="preserve">Cui, M. &amp; Zhang, D. Y. Artificial intelligence and computational pathology. </w:t>
+      </w:r>
+      <w:r>
+        <w:rPr>
+          <w:i/>
+          <w:noProof/>
+        </w:rPr>
+        <w:t>Lab Invest</w:t>
+      </w:r>
+      <w:r>
+        <w:rPr>
+          <w:noProof/>
+        </w:rPr>
+        <w:t xml:space="preserve"> </w:t>
+      </w:r>
+      <w:r>
+        <w:rPr>
+          <w:b/>
+          <w:noProof/>
+        </w:rPr>
+        <w:t>101</w:t>
+      </w:r>
+      <w:r>
+        <w:rPr>
+          <w:noProof/>
+        </w:rPr>
+        <w:t>, 412-422 (2021). PMID:PMID</w:t>
+      </w:r>
+    </w:p>
+    <w:p>
+      <w:pPr>
+        <w:pStyle w:val="EndNoteBibliography"/>
+        <w:spacing w:after="0"/>
+        <w:ind w:left="720" w:hanging="720"/>
+        <w:rPr>
+          <w:noProof/>
+        </w:rPr>
+      </w:pPr>
+      <w:r>
+        <w:rPr>
+          <w:noProof/>
+        </w:rPr>
+        <w:t>10</w:t>
+      </w:r>
+      <w:r>
+        <w:rPr>
+          <w:noProof/>
+        </w:rPr>
+        <w:tab/>
+        <w:t xml:space="preserve">Conway, E. M., Collen, D. &amp; Carmeliet, P. Molecular mechanisms of blood vessel growth. </w:t>
+      </w:r>
+      <w:r>
+        <w:rPr>
+          <w:i/>
+          <w:noProof/>
+        </w:rPr>
+        <w:t>Cardiovasc Res</w:t>
+      </w:r>
+      <w:r>
+        <w:rPr>
+          <w:noProof/>
+        </w:rPr>
+        <w:t xml:space="preserve"> </w:t>
+      </w:r>
+      <w:r>
+        <w:rPr>
+          <w:b/>
+          <w:noProof/>
+        </w:rPr>
+        <w:t>49</w:t>
+      </w:r>
+      <w:r>
+        <w:rPr>
+          <w:noProof/>
+        </w:rPr>
+        <w:t>, 507-521 (2001). PMID:PMID</w:t>
+      </w:r>
+    </w:p>
+    <w:p>
+      <w:pPr>
+        <w:pStyle w:val="EndNoteBibliography"/>
+        <w:spacing w:after="0"/>
+        <w:ind w:left="720" w:hanging="720"/>
+        <w:rPr>
+          <w:noProof/>
+        </w:rPr>
+      </w:pPr>
+      <w:r>
+        <w:rPr>
+          <w:noProof/>
+        </w:rPr>
+        <w:t>11</w:t>
+      </w:r>
+      <w:r>
+        <w:rPr>
+          <w:noProof/>
+        </w:rPr>
+        <w:tab/>
+        <w:t>Regev, A.</w:t>
+      </w:r>
+      <w:r>
+        <w:rPr>
+          <w:i/>
+          <w:noProof/>
+        </w:rPr>
+        <w:t xml:space="preserve"> et al.</w:t>
+      </w:r>
+      <w:r>
+        <w:rPr>
+          <w:noProof/>
+        </w:rPr>
+        <w:t xml:space="preserve"> The Human Cell Atlas. </w:t>
+      </w:r>
+      <w:r>
+        <w:rPr>
+          <w:i/>
+          <w:noProof/>
+        </w:rPr>
+        <w:t>Elife</w:t>
+      </w:r>
+      <w:r>
+        <w:rPr>
+          <w:noProof/>
+        </w:rPr>
+        <w:t xml:space="preserve"> </w:t>
+      </w:r>
+      <w:r>
+        <w:rPr>
+          <w:b/>
+          <w:noProof/>
+        </w:rPr>
+        <w:t>6</w:t>
+      </w:r>
+      <w:r>
+        <w:rPr>
+          <w:noProof/>
+        </w:rPr>
+        <w:t xml:space="preserve"> (2017). PMID:PMID</w:t>
+      </w:r>
+    </w:p>
+    <w:p>
+      <w:pPr>
+        <w:pStyle w:val="EndNoteBibliography"/>
+        <w:spacing w:after="0"/>
+        <w:ind w:left="720" w:hanging="720"/>
+        <w:rPr>
+          <w:noProof/>
+        </w:rPr>
+      </w:pPr>
+      <w:r>
+        <w:rPr>
+          <w:noProof/>
+        </w:rPr>
+        <w:t>12</w:t>
+      </w:r>
+      <w:r>
+        <w:rPr>
+          <w:noProof/>
+        </w:rPr>
+        <w:tab/>
+        <w:t>Hu, J.</w:t>
+      </w:r>
+      <w:r>
+        <w:rPr>
+          <w:i/>
+          <w:noProof/>
+        </w:rPr>
+        <w:t xml:space="preserve"> et al.</w:t>
+      </w:r>
+      <w:r>
+        <w:rPr>
+          <w:noProof/>
+        </w:rPr>
+        <w:t xml:space="preserve"> SpaGCN: Integrating gene expression, spatial location and histology to identify spatial domains and spatially variable genes by graph convolutional network. </w:t>
+      </w:r>
+      <w:r>
+        <w:rPr>
+          <w:i/>
+          <w:noProof/>
+        </w:rPr>
+        <w:t>Nat Methods</w:t>
+      </w:r>
+      <w:r>
+        <w:rPr>
+          <w:noProof/>
+        </w:rPr>
+        <w:t xml:space="preserve"> </w:t>
+      </w:r>
+      <w:r>
+        <w:rPr>
+          <w:b/>
+          <w:noProof/>
+        </w:rPr>
+        <w:t>18</w:t>
+      </w:r>
+      <w:r>
+        <w:rPr>
+          <w:noProof/>
+        </w:rPr>
+        <w:t>, 1342-1351 (2021). PMID:PMID</w:t>
+      </w:r>
+    </w:p>
+    <w:p>
+      <w:pPr>
+        <w:pStyle w:val="EndNoteBibliography"/>
+        <w:spacing w:after="0"/>
+        <w:ind w:left="720" w:hanging="720"/>
+        <w:rPr>
+          <w:noProof/>
+        </w:rPr>
+      </w:pPr>
+      <w:r>
+        <w:rPr>
+          <w:noProof/>
+        </w:rPr>
+        <w:t>13</w:t>
+      </w:r>
+      <w:r>
+        <w:rPr>
+          <w:noProof/>
+        </w:rPr>
+        <w:tab/>
+        <w:t>Pizurica, M.</w:t>
+      </w:r>
+      <w:r>
+        <w:rPr>
+          <w:i/>
+          <w:noProof/>
+        </w:rPr>
+        <w:t xml:space="preserve"> et al.</w:t>
+      </w:r>
+      <w:r>
+        <w:rPr>
+          <w:noProof/>
+        </w:rPr>
+        <w:t xml:space="preserve"> Digital profiling of gene expression from histology images with linearized attention. </w:t>
+      </w:r>
+      <w:r>
+        <w:rPr>
+          <w:i/>
+          <w:noProof/>
+        </w:rPr>
+        <w:t>Nat Commun</w:t>
+      </w:r>
+      <w:r>
+        <w:rPr>
+          <w:noProof/>
+        </w:rPr>
+        <w:t xml:space="preserve"> </w:t>
+      </w:r>
+      <w:r>
+        <w:rPr>
+          <w:b/>
+          <w:noProof/>
+        </w:rPr>
+        <w:t>15</w:t>
+      </w:r>
+      <w:r>
+        <w:rPr>
+          <w:noProof/>
+        </w:rPr>
+        <w:t>, 9886 (2024). PMID:PMID</w:t>
+      </w:r>
+    </w:p>
+    <w:p>
+      <w:pPr>
+        <w:pStyle w:val="EndNoteBibliography"/>
+        <w:spacing w:after="0"/>
+        <w:ind w:left="720" w:hanging="720"/>
+        <w:rPr>
+          <w:noProof/>
+        </w:rPr>
+      </w:pPr>
+      <w:r>
+        <w:rPr>
+          <w:noProof/>
+        </w:rPr>
+        <w:t>14</w:t>
+      </w:r>
+      <w:r>
+        <w:rPr>
+          <w:noProof/>
+        </w:rPr>
+        <w:tab/>
+        <w:t xml:space="preserve">Boveri, T. </w:t>
+      </w:r>
+      <w:r>
+        <w:rPr>
+          <w:i/>
+          <w:noProof/>
+        </w:rPr>
+        <w:t>The Origin of Malignant Tumors</w:t>
+      </w:r>
+      <w:r>
+        <w:rPr>
+          <w:noProof/>
+        </w:rPr>
+        <w:t>.  (The Williams and Wilkins Company, 1929).</w:t>
+      </w:r>
+    </w:p>
+    <w:p>
+      <w:pPr>
+        <w:pStyle w:val="EndNoteBibliography"/>
+        <w:spacing w:after="0"/>
+        <w:ind w:left="720" w:hanging="720"/>
+        <w:rPr>
+          <w:noProof/>
+        </w:rPr>
+      </w:pPr>
+      <w:r>
+        <w:rPr>
+          <w:noProof/>
+        </w:rPr>
+        <w:t>15</w:t>
+      </w:r>
+      <w:r>
+        <w:rPr>
+          <w:noProof/>
+        </w:rPr>
+        <w:tab/>
+        <w:t xml:space="preserve">McClintock, B. Induction of Instability at Selected Loci in Maize. </w:t>
+      </w:r>
+      <w:r>
+        <w:rPr>
+          <w:i/>
+          <w:noProof/>
+        </w:rPr>
+        <w:t>Genetics</w:t>
+      </w:r>
+      <w:r>
+        <w:rPr>
+          <w:noProof/>
+        </w:rPr>
+        <w:t xml:space="preserve"> </w:t>
+      </w:r>
+      <w:r>
+        <w:rPr>
+          <w:b/>
+          <w:noProof/>
+        </w:rPr>
+        <w:t>38</w:t>
+      </w:r>
+      <w:r>
+        <w:rPr>
+          <w:noProof/>
+        </w:rPr>
+        <w:t>, 579-599 (1953). PMID:PMID</w:t>
+      </w:r>
+    </w:p>
+    <w:p>
+      <w:pPr>
+        <w:pStyle w:val="EndNoteBibliography"/>
+        <w:spacing w:after="0"/>
+        <w:ind w:left="720" w:hanging="720"/>
+        <w:rPr>
+          <w:noProof/>
+        </w:rPr>
+      </w:pPr>
+      <w:r>
+        <w:rPr>
+          <w:noProof/>
+        </w:rPr>
+        <w:t>16</w:t>
+      </w:r>
+      <w:r>
+        <w:rPr>
+          <w:noProof/>
+        </w:rPr>
+        <w:tab/>
+        <w:t xml:space="preserve">Burnet, F. M. Biological approach to carcinogenesis. </w:t>
+      </w:r>
+      <w:r>
+        <w:rPr>
+          <w:i/>
+          <w:noProof/>
+        </w:rPr>
+        <w:t>Acta Unio Int Contra Cancrum</w:t>
+      </w:r>
+      <w:r>
+        <w:rPr>
+          <w:noProof/>
+        </w:rPr>
+        <w:t xml:space="preserve"> </w:t>
+      </w:r>
+      <w:r>
+        <w:rPr>
+          <w:b/>
+          <w:noProof/>
+        </w:rPr>
+        <w:t>15</w:t>
+      </w:r>
+      <w:r>
+        <w:rPr>
+          <w:noProof/>
+        </w:rPr>
+        <w:t>, 31-34 (1959). PMID:PMID</w:t>
+      </w:r>
+    </w:p>
+    <w:p>
+      <w:pPr>
+        <w:pStyle w:val="EndNoteBibliography"/>
+        <w:spacing w:after="0"/>
+        <w:ind w:left="720" w:hanging="720"/>
+        <w:rPr>
+          <w:noProof/>
+        </w:rPr>
+      </w:pPr>
+      <w:r>
+        <w:rPr>
+          <w:noProof/>
+        </w:rPr>
+        <w:t>17</w:t>
+      </w:r>
+      <w:r>
+        <w:rPr>
+          <w:noProof/>
+        </w:rPr>
+        <w:tab/>
+        <w:t xml:space="preserve">Pearce, N. &amp; Lawlor, D. A. Causal inference-so much more than statistics. </w:t>
+      </w:r>
+      <w:r>
+        <w:rPr>
+          <w:i/>
+          <w:noProof/>
+        </w:rPr>
+        <w:t>Int J Epidemiol</w:t>
+      </w:r>
+      <w:r>
+        <w:rPr>
+          <w:noProof/>
+        </w:rPr>
+        <w:t xml:space="preserve"> </w:t>
+      </w:r>
+      <w:r>
+        <w:rPr>
+          <w:b/>
+          <w:noProof/>
+        </w:rPr>
+        <w:t>45</w:t>
+      </w:r>
+      <w:r>
+        <w:rPr>
+          <w:noProof/>
+        </w:rPr>
+        <w:t>, 1895-1903 (2016). PMID:PMID</w:t>
+      </w:r>
+    </w:p>
+    <w:p>
+      <w:pPr>
+        <w:pStyle w:val="EndNoteBibliography"/>
+        <w:spacing w:after="0"/>
+        <w:ind w:left="720" w:hanging="720"/>
+        <w:rPr>
+          <w:noProof/>
+        </w:rPr>
+      </w:pPr>
+      <w:r>
+        <w:rPr>
+          <w:noProof/>
+        </w:rPr>
+        <w:t>18</w:t>
+      </w:r>
+      <w:r>
+        <w:rPr>
+          <w:noProof/>
+        </w:rPr>
+        <w:tab/>
+        <w:t xml:space="preserve">Kim, J., Koo, B. K. &amp; Knoblich, J. A. Human organoids: model systems for human biology and medicine. </w:t>
+      </w:r>
+      <w:r>
+        <w:rPr>
+          <w:i/>
+          <w:noProof/>
+        </w:rPr>
+        <w:t>Nat Rev Mol Cell Biol</w:t>
+      </w:r>
+      <w:r>
+        <w:rPr>
+          <w:noProof/>
+        </w:rPr>
+        <w:t xml:space="preserve"> </w:t>
+      </w:r>
+      <w:r>
+        <w:rPr>
+          <w:b/>
+          <w:noProof/>
+        </w:rPr>
+        <w:t>21</w:t>
+      </w:r>
+      <w:r>
+        <w:rPr>
+          <w:noProof/>
+        </w:rPr>
+        <w:t>, 571-584 (2020). PMID:PMID</w:t>
+      </w:r>
+    </w:p>
+    <w:p>
+      <w:pPr>
+        <w:pStyle w:val="EndNoteBibliography"/>
+        <w:spacing w:after="0"/>
+        <w:ind w:left="720" w:hanging="720"/>
+        <w:rPr>
+          <w:noProof/>
+        </w:rPr>
+      </w:pPr>
+      <w:r>
+        <w:rPr>
+          <w:noProof/>
+        </w:rPr>
+        <w:t>19</w:t>
+      </w:r>
+      <w:r>
+        <w:rPr>
+          <w:noProof/>
+        </w:rPr>
+        <w:tab/>
+        <w:t xml:space="preserve">Davey Smith, G. &amp; Hemani, G. Mendelian randomization: genetic anchors for causal inference in epidemiological studies. </w:t>
+      </w:r>
+      <w:r>
+        <w:rPr>
+          <w:i/>
+          <w:noProof/>
+        </w:rPr>
+        <w:t>Hum Mol Genet</w:t>
+      </w:r>
+      <w:r>
+        <w:rPr>
+          <w:noProof/>
+        </w:rPr>
+        <w:t xml:space="preserve"> </w:t>
+      </w:r>
+      <w:r>
+        <w:rPr>
+          <w:b/>
+          <w:noProof/>
+        </w:rPr>
+        <w:t>23</w:t>
+      </w:r>
+      <w:r>
+        <w:rPr>
+          <w:noProof/>
+        </w:rPr>
+        <w:t>, R89-98 (2014). PMID:PMID</w:t>
+      </w:r>
+    </w:p>
+    <w:p>
+      <w:pPr>
+        <w:pStyle w:val="EndNoteBibliography"/>
+        <w:spacing w:after="0"/>
+        <w:ind w:left="720" w:hanging="720"/>
+        <w:rPr>
+          <w:noProof/>
+        </w:rPr>
+      </w:pPr>
+      <w:r>
+        <w:rPr>
+          <w:noProof/>
+        </w:rPr>
+        <w:t>20</w:t>
+      </w:r>
+      <w:r>
+        <w:rPr>
+          <w:noProof/>
+        </w:rPr>
+        <w:tab/>
+        <w:t>Zhang, W.</w:t>
+      </w:r>
+      <w:r>
+        <w:rPr>
+          <w:i/>
+          <w:noProof/>
+        </w:rPr>
+        <w:t xml:space="preserve"> et al.</w:t>
+      </w:r>
+      <w:r>
+        <w:rPr>
+          <w:noProof/>
+        </w:rPr>
+        <w:t xml:space="preserve"> Unveiling Candidate Drivers in Cancer Progression Using Somatic-IV Analysis. </w:t>
+      </w:r>
+      <w:r>
+        <w:rPr>
+          <w:i/>
+          <w:noProof/>
+        </w:rPr>
+        <w:t>bioRxiv</w:t>
+      </w:r>
+      <w:r>
+        <w:rPr>
+          <w:noProof/>
+        </w:rPr>
+        <w:t>, 2025.2002.2020.638369 (2025). PMID:PMID</w:t>
+      </w:r>
+    </w:p>
+    <w:p>
+      <w:pPr>
+        <w:pStyle w:val="EndNoteBibliography"/>
+        <w:ind w:left="720" w:hanging="720"/>
+        <w:rPr>
+          <w:noProof/>
+        </w:rPr>
+      </w:pPr>
+      <w:r>
+        <w:rPr>
+          <w:noProof/>
+        </w:rPr>
+        <w:t>21</w:t>
+      </w:r>
+      <w:r>
+        <w:rPr>
+          <w:noProof/>
+        </w:rPr>
+        <w:tab/>
+        <w:t xml:space="preserve">Moeller, M. E., Mon Pere, N. V., Werner, B. &amp; Huang, W. Measures of genetic diversification in somatic tissues at bulk and single-cell resolution. </w:t>
+      </w:r>
+      <w:r>
+        <w:rPr>
+          <w:i/>
+          <w:noProof/>
+        </w:rPr>
+        <w:t>Elife</w:t>
+      </w:r>
+      <w:r>
+        <w:rPr>
+          <w:noProof/>
+        </w:rPr>
+        <w:t xml:space="preserve"> </w:t>
+      </w:r>
+      <w:r>
+        <w:rPr>
+          <w:b/>
+          <w:noProof/>
+        </w:rPr>
+        <w:t>12</w:t>
+      </w:r>
+      <w:r>
+        <w:rPr>
+          <w:noProof/>
+        </w:rPr>
+        <w:t xml:space="preserve"> (2024). PMID:PMID</w:t>
+      </w:r>
+    </w:p>
+    <w:p>
+      <w:r>
+        <w:fldChar w:fldCharType="end"/>
+      </w:r>
+    </w:p>
     <w:sectPr>
       <w:type w:val="continuous"/>
       <w:pgSz w:w="12226" w:h="15840"/>
@@ -15804,6 +22373,9 @@
       <w:spacing w:after="0"/>
       <w:jc w:val="center"/>
     </w:pPr>
+    <w:rPr>
+      <w:rFonts w:ascii="Academy Engraved LET" w:hAnsi="Academy Engraved LET"/>
+    </w:rPr>
   </w:style>
   <w:style w:type="character" w:customStyle="1" w:styleId="EndNoteBibliographyTitleChar">
     <w:name w:val="EndNote Bibliography Title Char"/>
@@ -15811,7 +22383,7 @@
     <w:link w:val="EndNoteBibliographyTitle"/>
     <w:rsid w:val="00126126"/>
     <w:rPr>
-      <w:rFonts w:ascii="Aptos" w:eastAsia="Times New Roman" w:hAnsi="Aptos" w:cs="Times New Roman"/>
+      <w:rFonts w:ascii="Academy Engraved LET" w:eastAsia="Times New Roman" w:hAnsi="Academy Engraved LET" w:cs="Times New Roman"/>
       <w:b w:val="0"/>
       <w:bCs w:val="0"/>
       <w:kern w:val="0"/>
@@ -15826,6 +22398,9 @@
     <w:basedOn w:val="Normal"/>
     <w:link w:val="EndNoteBibliographyChar"/>
     <w:rsid w:val="00126126"/>
+    <w:rPr>
+      <w:rFonts w:ascii="Academy Engraved LET" w:hAnsi="Academy Engraved LET"/>
+    </w:rPr>
   </w:style>
   <w:style w:type="character" w:customStyle="1" w:styleId="EndNoteBibliographyChar">
     <w:name w:val="EndNote Bibliography Char"/>
@@ -15833,7 +22408,7 @@
     <w:link w:val="EndNoteBibliography"/>
     <w:rsid w:val="00126126"/>
     <w:rPr>
-      <w:rFonts w:ascii="Aptos" w:eastAsia="Times New Roman" w:hAnsi="Aptos" w:cs="Times New Roman"/>
+      <w:rFonts w:ascii="Academy Engraved LET" w:eastAsia="Times New Roman" w:hAnsi="Academy Engraved LET" w:cs="Times New Roman"/>
       <w:b w:val="0"/>
       <w:bCs w:val="0"/>
       <w:kern w:val="0"/>
@@ -15842,6 +22417,16 @@
       <w:lang w:eastAsia="zh-CN"/>
       <w14:ligatures w14:val="none"/>
     </w:rPr>
+  </w:style>
+  <w:style w:type="character" w:customStyle="1" w:styleId="normaltextrun">
+    <w:name w:val="normaltextrun"/>
+    <w:basedOn w:val="DefaultParagraphFont"/>
+    <w:rsid w:val="0034477F"/>
+  </w:style>
+  <w:style w:type="character" w:customStyle="1" w:styleId="eop">
+    <w:name w:val="eop"/>
+    <w:basedOn w:val="DefaultParagraphFont"/>
+    <w:rsid w:val="0034477F"/>
   </w:style>
 </w:styles>
 </file>
